--- a/CEJM/BTS SIO 1/Recherche de stage/Liste entreprises.docx
+++ b/CEJM/BTS SIO 1/Recherche de stage/Liste entreprises.docx
@@ -16,15 +16,15 @@
         <w:tblLook w:val="04A0" w:firstRow="1" w:lastRow="0" w:firstColumn="1" w:lastColumn="0" w:noHBand="0" w:noVBand="1"/>
       </w:tblPr>
       <w:tblGrid>
-        <w:gridCol w:w="1294"/>
-        <w:gridCol w:w="2631"/>
-        <w:gridCol w:w="3968"/>
-        <w:gridCol w:w="963"/>
+        <w:gridCol w:w="1433"/>
+        <w:gridCol w:w="2582"/>
+        <w:gridCol w:w="3893"/>
+        <w:gridCol w:w="948"/>
       </w:tblGrid>
       <w:tr>
         <w:tc>
           <w:tcPr>
-            <w:tcW w:w="2160" w:type="dxa"/>
+            <w:tcW w:w="1294" w:type="dxa"/>
           </w:tcPr>
           <w:p>
             <w:r>
@@ -34,7 +34,7 @@
         </w:tc>
         <w:tc>
           <w:tcPr>
-            <w:tcW w:w="2160" w:type="dxa"/>
+            <w:tcW w:w="2631" w:type="dxa"/>
           </w:tcPr>
           <w:p>
             <w:r>
@@ -44,7 +44,7 @@
         </w:tc>
         <w:tc>
           <w:tcPr>
-            <w:tcW w:w="2160" w:type="dxa"/>
+            <w:tcW w:w="3968" w:type="dxa"/>
           </w:tcPr>
           <w:p>
             <w:r>
@@ -54,7 +54,7 @@
         </w:tc>
         <w:tc>
           <w:tcPr>
-            <w:tcW w:w="2160" w:type="dxa"/>
+            <w:tcW w:w="963" w:type="dxa"/>
           </w:tcPr>
           <w:p>
             <w:r>
@@ -66,7 +66,7 @@
       <w:tr>
         <w:tc>
           <w:tcPr>
-            <w:tcW w:w="2160" w:type="dxa"/>
+            <w:tcW w:w="1294" w:type="dxa"/>
           </w:tcPr>
           <w:p>
             <w:r>
@@ -76,7 +76,7 @@
         </w:tc>
         <w:tc>
           <w:tcPr>
-            <w:tcW w:w="2160" w:type="dxa"/>
+            <w:tcW w:w="2631" w:type="dxa"/>
           </w:tcPr>
           <w:p>
             <w:r>
@@ -107,7 +107,7 @@
         </w:tc>
         <w:tc>
           <w:tcPr>
-            <w:tcW w:w="2160" w:type="dxa"/>
+            <w:tcW w:w="3968" w:type="dxa"/>
           </w:tcPr>
           <w:p>
             <w:r>
@@ -117,7 +117,7 @@
         </w:tc>
         <w:tc>
           <w:tcPr>
-            <w:tcW w:w="2160" w:type="dxa"/>
+            <w:tcW w:w="963" w:type="dxa"/>
           </w:tcPr>
           <w:p>
             <w:r>
@@ -129,7 +129,7 @@
       <w:tr>
         <w:tc>
           <w:tcPr>
-            <w:tcW w:w="2160" w:type="dxa"/>
+            <w:tcW w:w="1294" w:type="dxa"/>
           </w:tcPr>
           <w:p>
             <w:r>
@@ -139,7 +139,7 @@
         </w:tc>
         <w:tc>
           <w:tcPr>
-            <w:tcW w:w="2160" w:type="dxa"/>
+            <w:tcW w:w="2631" w:type="dxa"/>
           </w:tcPr>
           <w:p>
             <w:r>
@@ -167,7 +167,7 @@
         </w:tc>
         <w:tc>
           <w:tcPr>
-            <w:tcW w:w="2160" w:type="dxa"/>
+            <w:tcW w:w="3968" w:type="dxa"/>
           </w:tcPr>
           <w:p>
             <w:r>
@@ -177,7 +177,7 @@
         </w:tc>
         <w:tc>
           <w:tcPr>
-            <w:tcW w:w="2160" w:type="dxa"/>
+            <w:tcW w:w="963" w:type="dxa"/>
           </w:tcPr>
           <w:p>
             <w:r>
@@ -189,7 +189,7 @@
       <w:tr>
         <w:tc>
           <w:tcPr>
-            <w:tcW w:w="2160" w:type="dxa"/>
+            <w:tcW w:w="1294" w:type="dxa"/>
           </w:tcPr>
           <w:p>
             <w:r>
@@ -199,7 +199,7 @@
         </w:tc>
         <w:tc>
           <w:tcPr>
-            <w:tcW w:w="2160" w:type="dxa"/>
+            <w:tcW w:w="2631" w:type="dxa"/>
           </w:tcPr>
           <w:p>
             <w:r>
@@ -230,7 +230,7 @@
         </w:tc>
         <w:tc>
           <w:tcPr>
-            <w:tcW w:w="2160" w:type="dxa"/>
+            <w:tcW w:w="3968" w:type="dxa"/>
           </w:tcPr>
           <w:p>
             <w:r>
@@ -240,7 +240,7 @@
         </w:tc>
         <w:tc>
           <w:tcPr>
-            <w:tcW w:w="2160" w:type="dxa"/>
+            <w:tcW w:w="963" w:type="dxa"/>
           </w:tcPr>
           <w:p>
             <w:r>
@@ -252,7 +252,7 @@
       <w:tr>
         <w:tc>
           <w:tcPr>
-            <w:tcW w:w="2160" w:type="dxa"/>
+            <w:tcW w:w="1294" w:type="dxa"/>
           </w:tcPr>
           <w:p>
             <w:r>
@@ -262,7 +262,7 @@
         </w:tc>
         <w:tc>
           <w:tcPr>
-            <w:tcW w:w="2160" w:type="dxa"/>
+            <w:tcW w:w="2631" w:type="dxa"/>
           </w:tcPr>
           <w:p>
             <w:r>
@@ -290,7 +290,7 @@
         </w:tc>
         <w:tc>
           <w:tcPr>
-            <w:tcW w:w="2160" w:type="dxa"/>
+            <w:tcW w:w="3968" w:type="dxa"/>
           </w:tcPr>
           <w:p>
             <w:r>
@@ -300,7 +300,7 @@
         </w:tc>
         <w:tc>
           <w:tcPr>
-            <w:tcW w:w="2160" w:type="dxa"/>
+            <w:tcW w:w="963" w:type="dxa"/>
           </w:tcPr>
           <w:p>
             <w:r>
@@ -312,7 +312,7 @@
       <w:tr>
         <w:tc>
           <w:tcPr>
-            <w:tcW w:w="2160" w:type="dxa"/>
+            <w:tcW w:w="1294" w:type="dxa"/>
           </w:tcPr>
           <w:p>
             <w:r>
@@ -322,7 +322,7 @@
         </w:tc>
         <w:tc>
           <w:tcPr>
-            <w:tcW w:w="2160" w:type="dxa"/>
+            <w:tcW w:w="2631" w:type="dxa"/>
           </w:tcPr>
           <w:p>
             <w:r>
@@ -350,7 +350,7 @@
         </w:tc>
         <w:tc>
           <w:tcPr>
-            <w:tcW w:w="2160" w:type="dxa"/>
+            <w:tcW w:w="3968" w:type="dxa"/>
           </w:tcPr>
           <w:p>
             <w:r>
@@ -360,7 +360,7 @@
         </w:tc>
         <w:tc>
           <w:tcPr>
-            <w:tcW w:w="2160" w:type="dxa"/>
+            <w:tcW w:w="963" w:type="dxa"/>
           </w:tcPr>
           <w:p>
             <w:r>
@@ -372,7 +372,7 @@
       <w:tr>
         <w:tc>
           <w:tcPr>
-            <w:tcW w:w="2160" w:type="dxa"/>
+            <w:tcW w:w="1294" w:type="dxa"/>
           </w:tcPr>
           <w:p>
             <w:r>
@@ -385,19 +385,11 @@
         </w:tc>
         <w:tc>
           <w:tcPr>
-            <w:tcW w:w="2160" w:type="dxa"/>
+            <w:tcW w:w="2631" w:type="dxa"/>
           </w:tcPr>
           <w:p>
             <w:r>
-              <w:t xml:space="preserve">9 Rue des </w:t>
-            </w:r>
-            <w:proofErr w:type="spellStart"/>
-            <w:r>
-              <w:t>Chaprais</w:t>
-            </w:r>
-            <w:proofErr w:type="spellEnd"/>
-            <w:r>
-              <w:t>, 25000 Besançon</w:t>
+              <w:t>9 Rue des Chaprais, 25000 Besançon</w:t>
             </w:r>
             <w:r>
               <w:br/>
@@ -421,7 +413,7 @@
         </w:tc>
         <w:tc>
           <w:tcPr>
-            <w:tcW w:w="2160" w:type="dxa"/>
+            <w:tcW w:w="3968" w:type="dxa"/>
           </w:tcPr>
           <w:p>
             <w:r>
@@ -431,7 +423,7 @@
         </w:tc>
         <w:tc>
           <w:tcPr>
-            <w:tcW w:w="2160" w:type="dxa"/>
+            <w:tcW w:w="963" w:type="dxa"/>
           </w:tcPr>
           <w:p>
             <w:r>
@@ -443,7 +435,7 @@
       <w:tr>
         <w:tc>
           <w:tcPr>
-            <w:tcW w:w="2160" w:type="dxa"/>
+            <w:tcW w:w="1294" w:type="dxa"/>
           </w:tcPr>
           <w:p>
             <w:r>
@@ -453,7 +445,7 @@
         </w:tc>
         <w:tc>
           <w:tcPr>
-            <w:tcW w:w="2160" w:type="dxa"/>
+            <w:tcW w:w="2631" w:type="dxa"/>
           </w:tcPr>
           <w:p>
             <w:r>
@@ -482,7 +474,7 @@
         </w:tc>
         <w:tc>
           <w:tcPr>
-            <w:tcW w:w="2160" w:type="dxa"/>
+            <w:tcW w:w="3968" w:type="dxa"/>
           </w:tcPr>
           <w:p>
             <w:r>
@@ -493,7 +485,7 @@
         </w:tc>
         <w:tc>
           <w:tcPr>
-            <w:tcW w:w="2160" w:type="dxa"/>
+            <w:tcW w:w="963" w:type="dxa"/>
           </w:tcPr>
           <w:p>
             <w:r>
@@ -505,7 +497,7 @@
       <w:tr>
         <w:tc>
           <w:tcPr>
-            <w:tcW w:w="2160" w:type="dxa"/>
+            <w:tcW w:w="1294" w:type="dxa"/>
           </w:tcPr>
           <w:p>
             <w:r>
@@ -515,19 +507,11 @@
         </w:tc>
         <w:tc>
           <w:tcPr>
-            <w:tcW w:w="2160" w:type="dxa"/>
+            <w:tcW w:w="2631" w:type="dxa"/>
           </w:tcPr>
           <w:p>
             <w:r>
-              <w:t xml:space="preserve">2 G, avenue des Montboucons </w:t>
-            </w:r>
-            <w:proofErr w:type="spellStart"/>
-            <w:r>
-              <w:t>Temis</w:t>
-            </w:r>
-            <w:proofErr w:type="spellEnd"/>
-            <w:r>
-              <w:t>, 25000 Besançon</w:t>
+              <w:t>2 G, avenue des Montboucons Temis, 25000 Besançon</w:t>
             </w:r>
             <w:r>
               <w:br/>
@@ -536,13 +520,8 @@
               <w:t>Email :</w:t>
             </w:r>
             <w:r>
-              <w:t xml:space="preserve"> </w:t>
-            </w:r>
-            <w:proofErr w:type="spellStart"/>
-            <w:r>
-              <w:t>info.fr@arkance.world</w:t>
-            </w:r>
-            <w:proofErr w:type="spellEnd"/>
+              <w:t xml:space="preserve"> info.fr@arkance.world</w:t>
+            </w:r>
             <w:r>
               <w:br/>
             </w:r>
@@ -556,7 +535,7 @@
         </w:tc>
         <w:tc>
           <w:tcPr>
-            <w:tcW w:w="2160" w:type="dxa"/>
+            <w:tcW w:w="3968" w:type="dxa"/>
           </w:tcPr>
           <w:p>
             <w:r>
@@ -566,7 +545,7 @@
         </w:tc>
         <w:tc>
           <w:tcPr>
-            <w:tcW w:w="2160" w:type="dxa"/>
+            <w:tcW w:w="963" w:type="dxa"/>
           </w:tcPr>
           <w:p>
             <w:r>
@@ -578,7 +557,7 @@
       <w:tr>
         <w:tc>
           <w:tcPr>
-            <w:tcW w:w="2160" w:type="dxa"/>
+            <w:tcW w:w="1294" w:type="dxa"/>
           </w:tcPr>
           <w:p>
             <w:r>
@@ -588,7 +567,7 @@
         </w:tc>
         <w:tc>
           <w:tcPr>
-            <w:tcW w:w="2160" w:type="dxa"/>
+            <w:tcW w:w="2631" w:type="dxa"/>
           </w:tcPr>
           <w:p>
             <w:r>
@@ -616,13 +595,13 @@
         </w:tc>
         <w:tc>
           <w:tcPr>
-            <w:tcW w:w="2160" w:type="dxa"/>
+            <w:tcW w:w="3968" w:type="dxa"/>
           </w:tcPr>
           <w:p/>
         </w:tc>
         <w:tc>
           <w:tcPr>
-            <w:tcW w:w="2160" w:type="dxa"/>
+            <w:tcW w:w="963" w:type="dxa"/>
           </w:tcPr>
           <w:p/>
         </w:tc>
@@ -630,7 +609,7 @@
       <w:tr>
         <w:tc>
           <w:tcPr>
-            <w:tcW w:w="2160" w:type="dxa"/>
+            <w:tcW w:w="1294" w:type="dxa"/>
           </w:tcPr>
           <w:p>
             <w:r>
@@ -640,7 +619,7 @@
         </w:tc>
         <w:tc>
           <w:tcPr>
-            <w:tcW w:w="2160" w:type="dxa"/>
+            <w:tcW w:w="2631" w:type="dxa"/>
           </w:tcPr>
           <w:p>
             <w:r>
@@ -668,7 +647,7 @@
         </w:tc>
         <w:tc>
           <w:tcPr>
-            <w:tcW w:w="2160" w:type="dxa"/>
+            <w:tcW w:w="3968" w:type="dxa"/>
           </w:tcPr>
           <w:p>
             <w:r>
@@ -678,7 +657,7 @@
         </w:tc>
         <w:tc>
           <w:tcPr>
-            <w:tcW w:w="2160" w:type="dxa"/>
+            <w:tcW w:w="963" w:type="dxa"/>
           </w:tcPr>
           <w:p/>
         </w:tc>
@@ -686,7 +665,7 @@
       <w:tr>
         <w:tc>
           <w:tcPr>
-            <w:tcW w:w="2160" w:type="dxa"/>
+            <w:tcW w:w="1294" w:type="dxa"/>
           </w:tcPr>
           <w:p>
             <w:r>
@@ -696,7 +675,7 @@
         </w:tc>
         <w:tc>
           <w:tcPr>
-            <w:tcW w:w="2160" w:type="dxa"/>
+            <w:tcW w:w="2631" w:type="dxa"/>
           </w:tcPr>
           <w:p>
             <w:r>
@@ -727,7 +706,7 @@
         </w:tc>
         <w:tc>
           <w:tcPr>
-            <w:tcW w:w="2160" w:type="dxa"/>
+            <w:tcW w:w="3968" w:type="dxa"/>
           </w:tcPr>
           <w:p>
             <w:r>
@@ -737,7 +716,7 @@
         </w:tc>
         <w:tc>
           <w:tcPr>
-            <w:tcW w:w="2160" w:type="dxa"/>
+            <w:tcW w:w="963" w:type="dxa"/>
           </w:tcPr>
           <w:p>
             <w:r>
@@ -749,22 +728,17 @@
       <w:tr>
         <w:tc>
           <w:tcPr>
-            <w:tcW w:w="2160" w:type="dxa"/>
+            <w:tcW w:w="1294" w:type="dxa"/>
           </w:tcPr>
           <w:p>
-            <w:proofErr w:type="spellStart"/>
-            <w:r>
-              <w:t>Izyos</w:t>
-            </w:r>
-            <w:proofErr w:type="spellEnd"/>
-            <w:r>
-              <w:t xml:space="preserve"> l'informatique Durable</w:t>
+            <w:r>
+              <w:t>Izyos l'informatique Durable</w:t>
             </w:r>
           </w:p>
         </w:tc>
         <w:tc>
           <w:tcPr>
-            <w:tcW w:w="2160" w:type="dxa"/>
+            <w:tcW w:w="2631" w:type="dxa"/>
           </w:tcPr>
           <w:p>
             <w:r>
@@ -792,7 +766,7 @@
         </w:tc>
         <w:tc>
           <w:tcPr>
-            <w:tcW w:w="2160" w:type="dxa"/>
+            <w:tcW w:w="3968" w:type="dxa"/>
           </w:tcPr>
           <w:p>
             <w:r>
@@ -802,7 +776,7 @@
         </w:tc>
         <w:tc>
           <w:tcPr>
-            <w:tcW w:w="2160" w:type="dxa"/>
+            <w:tcW w:w="963" w:type="dxa"/>
           </w:tcPr>
           <w:p>
             <w:r>
@@ -814,7 +788,7 @@
       <w:tr>
         <w:tc>
           <w:tcPr>
-            <w:tcW w:w="2160" w:type="dxa"/>
+            <w:tcW w:w="1294" w:type="dxa"/>
           </w:tcPr>
           <w:p>
             <w:r>
@@ -824,19 +798,11 @@
         </w:tc>
         <w:tc>
           <w:tcPr>
-            <w:tcW w:w="2160" w:type="dxa"/>
+            <w:tcW w:w="2631" w:type="dxa"/>
           </w:tcPr>
           <w:p>
             <w:r>
-              <w:t xml:space="preserve">1 Rue du Baron </w:t>
-            </w:r>
-            <w:proofErr w:type="spellStart"/>
-            <w:r>
-              <w:t>Daclin</w:t>
-            </w:r>
-            <w:proofErr w:type="spellEnd"/>
-            <w:r>
-              <w:t>, 25000 Besançon</w:t>
+              <w:t>1 Rue du Baron Daclin, 25000 Besançon</w:t>
             </w:r>
             <w:r>
               <w:br/>
@@ -860,7 +826,7 @@
         </w:tc>
         <w:tc>
           <w:tcPr>
-            <w:tcW w:w="2160" w:type="dxa"/>
+            <w:tcW w:w="3968" w:type="dxa"/>
           </w:tcPr>
           <w:p>
             <w:r>
@@ -870,7 +836,7 @@
         </w:tc>
         <w:tc>
           <w:tcPr>
-            <w:tcW w:w="2160" w:type="dxa"/>
+            <w:tcW w:w="963" w:type="dxa"/>
           </w:tcPr>
           <w:p/>
         </w:tc>
@@ -878,7 +844,7 @@
       <w:tr>
         <w:tc>
           <w:tcPr>
-            <w:tcW w:w="2160" w:type="dxa"/>
+            <w:tcW w:w="1294" w:type="dxa"/>
           </w:tcPr>
           <w:p>
             <w:r>
@@ -888,7 +854,7 @@
         </w:tc>
         <w:tc>
           <w:tcPr>
-            <w:tcW w:w="2160" w:type="dxa"/>
+            <w:tcW w:w="2631" w:type="dxa"/>
           </w:tcPr>
           <w:p>
             <w:r>
@@ -934,7 +900,7 @@
         </w:tc>
         <w:tc>
           <w:tcPr>
-            <w:tcW w:w="2160" w:type="dxa"/>
+            <w:tcW w:w="3968" w:type="dxa"/>
           </w:tcPr>
           <w:p>
             <w:r>
@@ -944,7 +910,7 @@
         </w:tc>
         <w:tc>
           <w:tcPr>
-            <w:tcW w:w="2160" w:type="dxa"/>
+            <w:tcW w:w="963" w:type="dxa"/>
           </w:tcPr>
           <w:p>
             <w:r>
@@ -956,7 +922,7 @@
       <w:tr>
         <w:tc>
           <w:tcPr>
-            <w:tcW w:w="2160" w:type="dxa"/>
+            <w:tcW w:w="1294" w:type="dxa"/>
           </w:tcPr>
           <w:p>
             <w:r>
@@ -966,7 +932,7 @@
         </w:tc>
         <w:tc>
           <w:tcPr>
-            <w:tcW w:w="2160" w:type="dxa"/>
+            <w:tcW w:w="2631" w:type="dxa"/>
           </w:tcPr>
           <w:p>
             <w:r>
@@ -995,7 +961,7 @@
         </w:tc>
         <w:tc>
           <w:tcPr>
-            <w:tcW w:w="2160" w:type="dxa"/>
+            <w:tcW w:w="3968" w:type="dxa"/>
           </w:tcPr>
           <w:p>
             <w:r>
@@ -1006,7 +972,7 @@
         </w:tc>
         <w:tc>
           <w:tcPr>
-            <w:tcW w:w="2160" w:type="dxa"/>
+            <w:tcW w:w="963" w:type="dxa"/>
           </w:tcPr>
           <w:p/>
         </w:tc>
@@ -1014,7 +980,7 @@
       <w:tr>
         <w:tc>
           <w:tcPr>
-            <w:tcW w:w="2160" w:type="dxa"/>
+            <w:tcW w:w="1294" w:type="dxa"/>
           </w:tcPr>
           <w:p>
             <w:r>
@@ -1024,19 +990,11 @@
         </w:tc>
         <w:tc>
           <w:tcPr>
-            <w:tcW w:w="2160" w:type="dxa"/>
+            <w:tcW w:w="2631" w:type="dxa"/>
           </w:tcPr>
           <w:p>
             <w:r>
-              <w:t xml:space="preserve">48 Rue des </w:t>
-            </w:r>
-            <w:proofErr w:type="spellStart"/>
-            <w:r>
-              <w:t>Founottes</w:t>
-            </w:r>
-            <w:proofErr w:type="spellEnd"/>
-            <w:r>
-              <w:t>, 25000 Besançon</w:t>
+              <w:t>48 Rue des Founottes, 25000 Besançon</w:t>
             </w:r>
             <w:r>
               <w:br/>
@@ -1060,13 +1018,13 @@
         </w:tc>
         <w:tc>
           <w:tcPr>
-            <w:tcW w:w="2160" w:type="dxa"/>
+            <w:tcW w:w="3968" w:type="dxa"/>
           </w:tcPr>
           <w:p/>
         </w:tc>
         <w:tc>
           <w:tcPr>
-            <w:tcW w:w="2160" w:type="dxa"/>
+            <w:tcW w:w="963" w:type="dxa"/>
           </w:tcPr>
           <w:p/>
         </w:tc>
@@ -1074,7 +1032,7 @@
       <w:tr>
         <w:tc>
           <w:tcPr>
-            <w:tcW w:w="2160" w:type="dxa"/>
+            <w:tcW w:w="1294" w:type="dxa"/>
           </w:tcPr>
           <w:p>
             <w:r>
@@ -1084,7 +1042,7 @@
         </w:tc>
         <w:tc>
           <w:tcPr>
-            <w:tcW w:w="2160" w:type="dxa"/>
+            <w:tcW w:w="2631" w:type="dxa"/>
           </w:tcPr>
           <w:p>
             <w:r>
@@ -1112,7 +1070,7 @@
         </w:tc>
         <w:tc>
           <w:tcPr>
-            <w:tcW w:w="2160" w:type="dxa"/>
+            <w:tcW w:w="3968" w:type="dxa"/>
           </w:tcPr>
           <w:p>
             <w:r>
@@ -1122,15 +1080,19 @@
         </w:tc>
         <w:tc>
           <w:tcPr>
-            <w:tcW w:w="2160" w:type="dxa"/>
-          </w:tcPr>
-          <w:p/>
+            <w:tcW w:w="963" w:type="dxa"/>
+          </w:tcPr>
+          <w:p>
+            <w:r>
+              <w:t>Envoyé</w:t>
+            </w:r>
+          </w:p>
         </w:tc>
       </w:tr>
       <w:tr>
         <w:tc>
           <w:tcPr>
-            <w:tcW w:w="2160" w:type="dxa"/>
+            <w:tcW w:w="1294" w:type="dxa"/>
           </w:tcPr>
           <w:p>
             <w:r>
@@ -1140,7 +1102,7 @@
         </w:tc>
         <w:tc>
           <w:tcPr>
-            <w:tcW w:w="2160" w:type="dxa"/>
+            <w:tcW w:w="2631" w:type="dxa"/>
           </w:tcPr>
           <w:p>
             <w:r>
@@ -1168,7 +1130,7 @@
         </w:tc>
         <w:tc>
           <w:tcPr>
-            <w:tcW w:w="2160" w:type="dxa"/>
+            <w:tcW w:w="3968" w:type="dxa"/>
           </w:tcPr>
           <w:p>
             <w:r>
@@ -1178,15 +1140,19 @@
         </w:tc>
         <w:tc>
           <w:tcPr>
-            <w:tcW w:w="2160" w:type="dxa"/>
-          </w:tcPr>
-          <w:p/>
+            <w:tcW w:w="963" w:type="dxa"/>
+          </w:tcPr>
+          <w:p>
+            <w:r>
+              <w:t>Envoyé</w:t>
+            </w:r>
+          </w:p>
         </w:tc>
       </w:tr>
       <w:tr>
         <w:tc>
           <w:tcPr>
-            <w:tcW w:w="2160" w:type="dxa"/>
+            <w:tcW w:w="1294" w:type="dxa"/>
           </w:tcPr>
           <w:p>
             <w:r>
@@ -1196,19 +1162,11 @@
         </w:tc>
         <w:tc>
           <w:tcPr>
-            <w:tcW w:w="2160" w:type="dxa"/>
+            <w:tcW w:w="2631" w:type="dxa"/>
           </w:tcPr>
           <w:p>
             <w:r>
-              <w:t xml:space="preserve">32 Rue </w:t>
-            </w:r>
-            <w:proofErr w:type="spellStart"/>
-            <w:r>
-              <w:t>Megevand</w:t>
-            </w:r>
-            <w:proofErr w:type="spellEnd"/>
-            <w:r>
-              <w:t>, 25000 Besançon</w:t>
+              <w:t>32 Rue Megevand, 25000 Besançon</w:t>
             </w:r>
             <w:r>
               <w:br/>
@@ -1232,7 +1190,7 @@
         </w:tc>
         <w:tc>
           <w:tcPr>
-            <w:tcW w:w="2160" w:type="dxa"/>
+            <w:tcW w:w="3968" w:type="dxa"/>
           </w:tcPr>
           <w:p>
             <w:r>
@@ -1242,7 +1200,7 @@
         </w:tc>
         <w:tc>
           <w:tcPr>
-            <w:tcW w:w="2160" w:type="dxa"/>
+            <w:tcW w:w="963" w:type="dxa"/>
           </w:tcPr>
           <w:p/>
         </w:tc>
@@ -1250,7 +1208,7 @@
       <w:tr>
         <w:tc>
           <w:tcPr>
-            <w:tcW w:w="2160" w:type="dxa"/>
+            <w:tcW w:w="1294" w:type="dxa"/>
           </w:tcPr>
           <w:p>
             <w:r>
@@ -1260,7 +1218,7 @@
         </w:tc>
         <w:tc>
           <w:tcPr>
-            <w:tcW w:w="2160" w:type="dxa"/>
+            <w:tcW w:w="2631" w:type="dxa"/>
           </w:tcPr>
           <w:p>
             <w:r>
@@ -1288,25 +1246,35 @@
         </w:tc>
         <w:tc>
           <w:tcPr>
-            <w:tcW w:w="2160" w:type="dxa"/>
+            <w:tcW w:w="3968" w:type="dxa"/>
           </w:tcPr>
           <w:p>
             <w:r>
-              <w:t>http://cla.univ-fcomte.fr/</w:t>
+              <w:t>http</w:t>
+            </w:r>
+            <w:r>
+              <w:t>s</w:t>
+            </w:r>
+            <w:r>
+              <w:t>://cla.univ-fcomte.fr/</w:t>
             </w:r>
           </w:p>
         </w:tc>
         <w:tc>
           <w:tcPr>
-            <w:tcW w:w="2160" w:type="dxa"/>
-          </w:tcPr>
-          <w:p/>
+            <w:tcW w:w="963" w:type="dxa"/>
+          </w:tcPr>
+          <w:p>
+            <w:r>
+              <w:t>Envoyé</w:t>
+            </w:r>
+          </w:p>
         </w:tc>
       </w:tr>
       <w:tr>
         <w:tc>
           <w:tcPr>
-            <w:tcW w:w="2160" w:type="dxa"/>
+            <w:tcW w:w="1294" w:type="dxa"/>
           </w:tcPr>
           <w:p>
             <w:r>
@@ -1316,19 +1284,11 @@
         </w:tc>
         <w:tc>
           <w:tcPr>
-            <w:tcW w:w="2160" w:type="dxa"/>
+            <w:tcW w:w="2631" w:type="dxa"/>
           </w:tcPr>
           <w:p>
             <w:r>
-              <w:t xml:space="preserve">2 Rue </w:t>
-            </w:r>
-            <w:proofErr w:type="spellStart"/>
-            <w:r>
-              <w:t>Megevand</w:t>
-            </w:r>
-            <w:proofErr w:type="spellEnd"/>
-            <w:r>
-              <w:t>, 25000 Besançon</w:t>
+              <w:t>2 Rue Megevand, 25000 Besançon</w:t>
             </w:r>
             <w:r>
               <w:br/>
@@ -1352,7 +1312,7 @@
         </w:tc>
         <w:tc>
           <w:tcPr>
-            <w:tcW w:w="2160" w:type="dxa"/>
+            <w:tcW w:w="3968" w:type="dxa"/>
           </w:tcPr>
           <w:p>
             <w:r>
@@ -1362,7 +1322,7 @@
         </w:tc>
         <w:tc>
           <w:tcPr>
-            <w:tcW w:w="2160" w:type="dxa"/>
+            <w:tcW w:w="963" w:type="dxa"/>
           </w:tcPr>
           <w:p>
             <w:r>
@@ -1374,7 +1334,7 @@
       <w:tr>
         <w:tc>
           <w:tcPr>
-            <w:tcW w:w="2160" w:type="dxa"/>
+            <w:tcW w:w="1294" w:type="dxa"/>
           </w:tcPr>
           <w:p>
             <w:r>
@@ -1384,7 +1344,7 @@
         </w:tc>
         <w:tc>
           <w:tcPr>
-            <w:tcW w:w="2160" w:type="dxa"/>
+            <w:tcW w:w="2631" w:type="dxa"/>
           </w:tcPr>
           <w:p>
             <w:r>
@@ -1412,7 +1372,7 @@
         </w:tc>
         <w:tc>
           <w:tcPr>
-            <w:tcW w:w="2160" w:type="dxa"/>
+            <w:tcW w:w="3968" w:type="dxa"/>
           </w:tcPr>
           <w:p>
             <w:r>
@@ -1422,7 +1382,7 @@
         </w:tc>
         <w:tc>
           <w:tcPr>
-            <w:tcW w:w="2160" w:type="dxa"/>
+            <w:tcW w:w="963" w:type="dxa"/>
           </w:tcPr>
           <w:p/>
         </w:tc>
@@ -1430,22 +1390,17 @@
       <w:tr>
         <w:tc>
           <w:tcPr>
-            <w:tcW w:w="2160" w:type="dxa"/>
+            <w:tcW w:w="1294" w:type="dxa"/>
           </w:tcPr>
           <w:p>
             <w:r>
-              <w:t xml:space="preserve">La </w:t>
-            </w:r>
-            <w:proofErr w:type="spellStart"/>
-            <w:r>
-              <w:t>Boutic</w:t>
-            </w:r>
-            <w:proofErr w:type="spellEnd"/>
+              <w:t>La Boutic</w:t>
+            </w:r>
           </w:p>
         </w:tc>
         <w:tc>
           <w:tcPr>
-            <w:tcW w:w="2160" w:type="dxa"/>
+            <w:tcW w:w="2631" w:type="dxa"/>
           </w:tcPr>
           <w:p>
             <w:r>
@@ -1473,7 +1428,7 @@
         </w:tc>
         <w:tc>
           <w:tcPr>
-            <w:tcW w:w="2160" w:type="dxa"/>
+            <w:tcW w:w="3968" w:type="dxa"/>
           </w:tcPr>
           <w:p>
             <w:r>
@@ -1483,66 +1438,69 @@
         </w:tc>
         <w:tc>
           <w:tcPr>
-            <w:tcW w:w="2160" w:type="dxa"/>
-          </w:tcPr>
-          <w:p/>
+            <w:tcW w:w="963" w:type="dxa"/>
+          </w:tcPr>
+          <w:p>
+            <w:r>
+              <w:t>Envoyé</w:t>
+            </w:r>
+          </w:p>
         </w:tc>
       </w:tr>
       <w:tr>
         <w:tc>
           <w:tcPr>
-            <w:tcW w:w="2160" w:type="dxa"/>
+            <w:tcW w:w="1294" w:type="dxa"/>
           </w:tcPr>
           <w:p>
-            <w:proofErr w:type="spellStart"/>
+            <w:r>
+              <w:t>Hylæ</w:t>
+            </w:r>
+          </w:p>
+        </w:tc>
+        <w:tc>
+          <w:tcPr>
+            <w:tcW w:w="2631" w:type="dxa"/>
+          </w:tcPr>
+          <w:p>
+            <w:r>
+              <w:t>1 Pl. Flore, 25000 Besançon</w:t>
+            </w:r>
+            <w:r>
+              <w:br/>
+            </w:r>
             <w:r>
               <w:lastRenderedPageBreak/>
-              <w:t>Hylæ</w:t>
-            </w:r>
-            <w:proofErr w:type="spellEnd"/>
+              <w:t>Email :</w:t>
+            </w:r>
+            <w:r>
+              <w:t xml:space="preserve"> Non communiqué</w:t>
+            </w:r>
+            <w:r>
+              <w:br/>
+            </w:r>
+            <w:r>
+              <w:t>Tel :</w:t>
+            </w:r>
+            <w:r>
+              <w:t xml:space="preserve"> 0956299770</w:t>
+            </w:r>
           </w:p>
         </w:tc>
         <w:tc>
           <w:tcPr>
-            <w:tcW w:w="2160" w:type="dxa"/>
+            <w:tcW w:w="3968" w:type="dxa"/>
           </w:tcPr>
           <w:p>
             <w:r>
-              <w:t>1 Pl. Flore, 25000 Besançon</w:t>
-            </w:r>
-            <w:r>
-              <w:br/>
-            </w:r>
-            <w:r>
-              <w:t>Email :</w:t>
-            </w:r>
-            <w:r>
-              <w:t xml:space="preserve"> Non communiqué</w:t>
-            </w:r>
-            <w:r>
-              <w:br/>
-            </w:r>
-            <w:r>
-              <w:t>Tel :</w:t>
-            </w:r>
-            <w:r>
-              <w:t xml:space="preserve"> 0956299770</w:t>
+              <w:lastRenderedPageBreak/>
+              <w:t>https://hylae.shop/</w:t>
             </w:r>
           </w:p>
         </w:tc>
         <w:tc>
           <w:tcPr>
-            <w:tcW w:w="2160" w:type="dxa"/>
-          </w:tcPr>
-          <w:p>
-            <w:r>
-              <w:t>https://hylae.shop/</w:t>
-            </w:r>
-          </w:p>
-        </w:tc>
-        <w:tc>
-          <w:tcPr>
-            <w:tcW w:w="2160" w:type="dxa"/>
+            <w:tcW w:w="963" w:type="dxa"/>
           </w:tcPr>
           <w:p/>
         </w:tc>
@@ -1550,7 +1508,7 @@
       <w:tr>
         <w:tc>
           <w:tcPr>
-            <w:tcW w:w="2160" w:type="dxa"/>
+            <w:tcW w:w="1294" w:type="dxa"/>
           </w:tcPr>
           <w:p>
             <w:r>
@@ -1560,7 +1518,7 @@
         </w:tc>
         <w:tc>
           <w:tcPr>
-            <w:tcW w:w="2160" w:type="dxa"/>
+            <w:tcW w:w="2631" w:type="dxa"/>
           </w:tcPr>
           <w:p>
             <w:r>
@@ -1588,7 +1546,7 @@
         </w:tc>
         <w:tc>
           <w:tcPr>
-            <w:tcW w:w="2160" w:type="dxa"/>
+            <w:tcW w:w="3968" w:type="dxa"/>
           </w:tcPr>
           <w:p>
             <w:r>
@@ -1598,7 +1556,7 @@
         </w:tc>
         <w:tc>
           <w:tcPr>
-            <w:tcW w:w="2160" w:type="dxa"/>
+            <w:tcW w:w="963" w:type="dxa"/>
           </w:tcPr>
           <w:p/>
         </w:tc>
@@ -1606,19 +1564,17 @@
       <w:tr>
         <w:tc>
           <w:tcPr>
-            <w:tcW w:w="2160" w:type="dxa"/>
+            <w:tcW w:w="1294" w:type="dxa"/>
           </w:tcPr>
           <w:p>
-            <w:proofErr w:type="spellStart"/>
             <w:r>
               <w:t>Flexio</w:t>
             </w:r>
-            <w:proofErr w:type="spellEnd"/>
           </w:p>
         </w:tc>
         <w:tc>
           <w:tcPr>
-            <w:tcW w:w="2160" w:type="dxa"/>
+            <w:tcW w:w="2631" w:type="dxa"/>
           </w:tcPr>
           <w:p>
             <w:r>
@@ -1646,7 +1602,7 @@
         </w:tc>
         <w:tc>
           <w:tcPr>
-            <w:tcW w:w="2160" w:type="dxa"/>
+            <w:tcW w:w="3968" w:type="dxa"/>
           </w:tcPr>
           <w:p>
             <w:r>
@@ -1656,7 +1612,7 @@
         </w:tc>
         <w:tc>
           <w:tcPr>
-            <w:tcW w:w="2160" w:type="dxa"/>
+            <w:tcW w:w="963" w:type="dxa"/>
           </w:tcPr>
           <w:p/>
         </w:tc>
@@ -1664,7 +1620,7 @@
       <w:tr>
         <w:tc>
           <w:tcPr>
-            <w:tcW w:w="2160" w:type="dxa"/>
+            <w:tcW w:w="1294" w:type="dxa"/>
           </w:tcPr>
           <w:p>
             <w:r>
@@ -1674,19 +1630,11 @@
         </w:tc>
         <w:tc>
           <w:tcPr>
-            <w:tcW w:w="2160" w:type="dxa"/>
+            <w:tcW w:w="2631" w:type="dxa"/>
           </w:tcPr>
           <w:p>
             <w:r>
-              <w:t xml:space="preserve">48 Rue des </w:t>
-            </w:r>
-            <w:proofErr w:type="spellStart"/>
-            <w:r>
-              <w:t>Founottes</w:t>
-            </w:r>
-            <w:proofErr w:type="spellEnd"/>
-            <w:r>
-              <w:t>, 25000 Besançon</w:t>
+              <w:t>48 Rue des Founottes, 25000 Besançon</w:t>
             </w:r>
             <w:r>
               <w:br/>
@@ -1710,7 +1658,7 @@
         </w:tc>
         <w:tc>
           <w:tcPr>
-            <w:tcW w:w="2160" w:type="dxa"/>
+            <w:tcW w:w="3968" w:type="dxa"/>
           </w:tcPr>
           <w:p>
             <w:r>
@@ -1720,7 +1668,7 @@
         </w:tc>
         <w:tc>
           <w:tcPr>
-            <w:tcW w:w="2160" w:type="dxa"/>
+            <w:tcW w:w="963" w:type="dxa"/>
           </w:tcPr>
           <w:p/>
         </w:tc>
@@ -1728,7 +1676,7 @@
       <w:tr>
         <w:tc>
           <w:tcPr>
-            <w:tcW w:w="2160" w:type="dxa"/>
+            <w:tcW w:w="1294" w:type="dxa"/>
           </w:tcPr>
           <w:p>
             <w:r>
@@ -1738,7 +1686,7 @@
         </w:tc>
         <w:tc>
           <w:tcPr>
-            <w:tcW w:w="2160" w:type="dxa"/>
+            <w:tcW w:w="2631" w:type="dxa"/>
           </w:tcPr>
           <w:p>
             <w:r>
@@ -1766,7 +1714,7 @@
         </w:tc>
         <w:tc>
           <w:tcPr>
-            <w:tcW w:w="2160" w:type="dxa"/>
+            <w:tcW w:w="3968" w:type="dxa"/>
           </w:tcPr>
           <w:p>
             <w:r>
@@ -1776,7 +1724,318 @@
         </w:tc>
         <w:tc>
           <w:tcPr>
-            <w:tcW w:w="2160" w:type="dxa"/>
+            <w:tcW w:w="963" w:type="dxa"/>
+          </w:tcPr>
+          <w:p/>
+        </w:tc>
+      </w:tr>
+      <w:tr>
+        <w:tc>
+          <w:tcPr>
+            <w:tcW w:w="1294" w:type="dxa"/>
+          </w:tcPr>
+          <w:p>
+            <w:r>
+              <w:t>6° Régiment du matériel</w:t>
+            </w:r>
+          </w:p>
+        </w:tc>
+        <w:tc>
+          <w:tcPr>
+            <w:tcW w:w="2631" w:type="dxa"/>
+          </w:tcPr>
+          <w:p>
+            <w:r>
+              <w:t>69 avenue Clemenceau, 25000 Besançon</w:t>
+            </w:r>
+          </w:p>
+        </w:tc>
+        <w:tc>
+          <w:tcPr>
+            <w:tcW w:w="3968" w:type="dxa"/>
+          </w:tcPr>
+          <w:p/>
+        </w:tc>
+        <w:tc>
+          <w:tcPr>
+            <w:tcW w:w="963" w:type="dxa"/>
+          </w:tcPr>
+          <w:p/>
+        </w:tc>
+      </w:tr>
+      <w:tr>
+        <w:tc>
+          <w:tcPr>
+            <w:tcW w:w="1294" w:type="dxa"/>
+          </w:tcPr>
+          <w:p>
+            <w:r>
+              <w:t>ABC TELEPHONIE ET INFORMATIQUE</w:t>
+            </w:r>
+          </w:p>
+        </w:tc>
+        <w:tc>
+          <w:tcPr>
+            <w:tcW w:w="2631" w:type="dxa"/>
+          </w:tcPr>
+          <w:p>
+            <w:r>
+              <w:t>40 Rue des Frères Chaffanjon, 25000 Besançon</w:t>
+            </w:r>
+          </w:p>
+        </w:tc>
+        <w:tc>
+          <w:tcPr>
+            <w:tcW w:w="3968" w:type="dxa"/>
+          </w:tcPr>
+          <w:p/>
+        </w:tc>
+        <w:tc>
+          <w:tcPr>
+            <w:tcW w:w="963" w:type="dxa"/>
+          </w:tcPr>
+          <w:p>
+            <w:r>
+              <w:t>Envoyé</w:t>
+            </w:r>
+          </w:p>
+        </w:tc>
+      </w:tr>
+      <w:tr>
+        <w:tc>
+          <w:tcPr>
+            <w:tcW w:w="1294" w:type="dxa"/>
+          </w:tcPr>
+          <w:p>
+            <w:r>
+              <w:t>Ac</w:t>
+            </w:r>
+            <w:r>
+              <w:t>tis</w:t>
+            </w:r>
+          </w:p>
+        </w:tc>
+        <w:tc>
+          <w:tcPr>
+            <w:tcW w:w="2631" w:type="dxa"/>
+          </w:tcPr>
+          <w:p>
+            <w:r>
+              <w:t>8 Rue Madeleine Brès, 25000 Besançon</w:t>
+            </w:r>
+          </w:p>
+        </w:tc>
+        <w:tc>
+          <w:tcPr>
+            <w:tcW w:w="3968" w:type="dxa"/>
+          </w:tcPr>
+          <w:p>
+            <w:r>
+              <w:t>https://www.actisfrance.fr/</w:t>
+            </w:r>
+          </w:p>
+        </w:tc>
+        <w:tc>
+          <w:tcPr>
+            <w:tcW w:w="963" w:type="dxa"/>
+          </w:tcPr>
+          <w:p/>
+        </w:tc>
+      </w:tr>
+      <w:tr>
+        <w:tc>
+          <w:tcPr>
+            <w:tcW w:w="1294" w:type="dxa"/>
+          </w:tcPr>
+          <w:p>
+            <w:r>
+              <w:t>ADMX Informatique</w:t>
+            </w:r>
+          </w:p>
+        </w:tc>
+        <w:tc>
+          <w:tcPr>
+            <w:tcW w:w="2631" w:type="dxa"/>
+          </w:tcPr>
+          <w:p>
+            <w:r>
+              <w:t>3 Rue Jacquard, 25000 Besançon</w:t>
+            </w:r>
+          </w:p>
+        </w:tc>
+        <w:tc>
+          <w:tcPr>
+            <w:tcW w:w="3968" w:type="dxa"/>
+          </w:tcPr>
+          <w:p>
+            <w:r>
+              <w:t>https://www.admx.fr/</w:t>
+            </w:r>
+          </w:p>
+        </w:tc>
+        <w:tc>
+          <w:tcPr>
+            <w:tcW w:w="963" w:type="dxa"/>
+          </w:tcPr>
+          <w:p>
+            <w:r>
+              <w:t>Envoyé</w:t>
+            </w:r>
+          </w:p>
+        </w:tc>
+      </w:tr>
+      <w:tr>
+        <w:tc>
+          <w:tcPr>
+            <w:tcW w:w="1294" w:type="dxa"/>
+          </w:tcPr>
+          <w:p/>
+        </w:tc>
+        <w:tc>
+          <w:tcPr>
+            <w:tcW w:w="2631" w:type="dxa"/>
+          </w:tcPr>
+          <w:p/>
+        </w:tc>
+        <w:tc>
+          <w:tcPr>
+            <w:tcW w:w="3968" w:type="dxa"/>
+          </w:tcPr>
+          <w:p/>
+        </w:tc>
+        <w:tc>
+          <w:tcPr>
+            <w:tcW w:w="963" w:type="dxa"/>
+          </w:tcPr>
+          <w:p/>
+        </w:tc>
+      </w:tr>
+      <w:tr>
+        <w:tc>
+          <w:tcPr>
+            <w:tcW w:w="1294" w:type="dxa"/>
+          </w:tcPr>
+          <w:p/>
+        </w:tc>
+        <w:tc>
+          <w:tcPr>
+            <w:tcW w:w="2631" w:type="dxa"/>
+          </w:tcPr>
+          <w:p/>
+        </w:tc>
+        <w:tc>
+          <w:tcPr>
+            <w:tcW w:w="3968" w:type="dxa"/>
+          </w:tcPr>
+          <w:p/>
+        </w:tc>
+        <w:tc>
+          <w:tcPr>
+            <w:tcW w:w="963" w:type="dxa"/>
+          </w:tcPr>
+          <w:p/>
+        </w:tc>
+      </w:tr>
+      <w:tr>
+        <w:tc>
+          <w:tcPr>
+            <w:tcW w:w="1294" w:type="dxa"/>
+          </w:tcPr>
+          <w:p/>
+        </w:tc>
+        <w:tc>
+          <w:tcPr>
+            <w:tcW w:w="2631" w:type="dxa"/>
+          </w:tcPr>
+          <w:p/>
+        </w:tc>
+        <w:tc>
+          <w:tcPr>
+            <w:tcW w:w="3968" w:type="dxa"/>
+          </w:tcPr>
+          <w:p/>
+        </w:tc>
+        <w:tc>
+          <w:tcPr>
+            <w:tcW w:w="963" w:type="dxa"/>
+          </w:tcPr>
+          <w:p/>
+        </w:tc>
+      </w:tr>
+      <w:tr>
+        <w:tc>
+          <w:tcPr>
+            <w:tcW w:w="1294" w:type="dxa"/>
+          </w:tcPr>
+          <w:p/>
+        </w:tc>
+        <w:tc>
+          <w:tcPr>
+            <w:tcW w:w="2631" w:type="dxa"/>
+          </w:tcPr>
+          <w:p/>
+        </w:tc>
+        <w:tc>
+          <w:tcPr>
+            <w:tcW w:w="3968" w:type="dxa"/>
+          </w:tcPr>
+          <w:p/>
+        </w:tc>
+        <w:tc>
+          <w:tcPr>
+            <w:tcW w:w="963" w:type="dxa"/>
+          </w:tcPr>
+          <w:p/>
+        </w:tc>
+      </w:tr>
+      <w:tr>
+        <w:tc>
+          <w:tcPr>
+            <w:tcW w:w="1294" w:type="dxa"/>
+          </w:tcPr>
+          <w:p/>
+        </w:tc>
+        <w:tc>
+          <w:tcPr>
+            <w:tcW w:w="2631" w:type="dxa"/>
+          </w:tcPr>
+          <w:p/>
+        </w:tc>
+        <w:tc>
+          <w:tcPr>
+            <w:tcW w:w="3968" w:type="dxa"/>
+          </w:tcPr>
+          <w:p/>
+        </w:tc>
+        <w:tc>
+          <w:tcPr>
+            <w:tcW w:w="963" w:type="dxa"/>
+          </w:tcPr>
+          <w:p/>
+        </w:tc>
+      </w:tr>
+      <w:tr>
+        <w:tc>
+          <w:tcPr>
+            <w:tcW w:w="1294" w:type="dxa"/>
+          </w:tcPr>
+          <w:p/>
+        </w:tc>
+        <w:tc>
+          <w:tcPr>
+            <w:tcW w:w="2631" w:type="dxa"/>
+          </w:tcPr>
+          <w:p/>
+        </w:tc>
+        <w:tc>
+          <w:tcPr>
+            <w:tcW w:w="3968" w:type="dxa"/>
+          </w:tcPr>
+          <w:p/>
+        </w:tc>
+        <w:tc>
+          <w:tcPr>
+            <w:tcW w:w="963" w:type="dxa"/>
           </w:tcPr>
           <w:p/>
         </w:tc>

--- a/CEJM/BTS SIO 1/Recherche de stage/Liste entreprises.docx
+++ b/CEJM/BTS SIO 1/Recherche de stage/Liste entreprises.docx
@@ -16,10 +16,10 @@
         <w:tblLook w:val="04A0" w:firstRow="1" w:lastRow="0" w:firstColumn="1" w:lastColumn="0" w:noHBand="0" w:noVBand="1"/>
       </w:tblPr>
       <w:tblGrid>
-        <w:gridCol w:w="1433"/>
-        <w:gridCol w:w="2582"/>
-        <w:gridCol w:w="3893"/>
-        <w:gridCol w:w="948"/>
+        <w:gridCol w:w="1404"/>
+        <w:gridCol w:w="2718"/>
+        <w:gridCol w:w="3804"/>
+        <w:gridCol w:w="930"/>
       </w:tblGrid>
       <w:tr>
         <w:tc>
@@ -86,18 +86,6 @@
               <w:br/>
             </w:r>
             <w:r>
-              <w:t>Email :</w:t>
-            </w:r>
-            <w:r>
-              <w:t xml:space="preserve"> Non</w:t>
-            </w:r>
-            <w:r>
-              <w:t xml:space="preserve"> </w:t>
-            </w:r>
-            <w:r>
-              <w:br/>
-            </w:r>
-            <w:r>
               <w:t>Tel :</w:t>
             </w:r>
             <w:r>
@@ -577,15 +565,6 @@
               <w:br/>
             </w:r>
             <w:r>
-              <w:t>Email :</w:t>
-            </w:r>
-            <w:r>
-              <w:t xml:space="preserve"> Non communiqué</w:t>
-            </w:r>
-            <w:r>
-              <w:br/>
-            </w:r>
-            <w:r>
               <w:t>Tel :</w:t>
             </w:r>
             <w:r>
@@ -694,6 +673,9 @@
               <w:t xml:space="preserve"> </w:t>
             </w:r>
             <w:r>
+              <w:t>communiqué</w:t>
+            </w:r>
+            <w:r>
               <w:br/>
             </w:r>
             <w:r>
@@ -711,6 +693,11 @@
           <w:p>
             <w:r>
               <w:t>https://oci.fr/</w:t>
+            </w:r>
+          </w:p>
+          <w:p>
+            <w:r>
+              <w:t>https://oci-rendeznousmeilleurs.fr/candidature-spontanee/</w:t>
             </w:r>
           </w:p>
         </w:tc>
@@ -808,15 +795,6 @@
               <w:br/>
             </w:r>
             <w:r>
-              <w:t>Email :</w:t>
-            </w:r>
-            <w:r>
-              <w:t xml:space="preserve"> Non communiqué</w:t>
-            </w:r>
-            <w:r>
-              <w:br/>
-            </w:r>
-            <w:r>
               <w:t>Tel :</w:t>
             </w:r>
             <w:r>
@@ -945,13 +923,15 @@
               <w:t>Email :</w:t>
             </w:r>
             <w:r>
-              <w:t xml:space="preserve"> Non communiqué</w:t>
+              <w:t xml:space="preserve"> </w:t>
+            </w:r>
+            <w:r>
+              <w:t>boutique250@ldlc.com</w:t>
             </w:r>
             <w:r>
               <w:br/>
             </w:r>
             <w:r>
-              <w:lastRenderedPageBreak/>
               <w:t>Tel :</w:t>
             </w:r>
             <w:r>
@@ -965,7 +945,6 @@
           </w:tcPr>
           <w:p>
             <w:r>
-              <w:lastRenderedPageBreak/>
               <w:t>https://www.ldlc.com/magasins-ldlc/magasin-470109/25-ldlc-apple-besancon/</w:t>
             </w:r>
           </w:p>
@@ -974,7 +953,11 @@
           <w:tcPr>
             <w:tcW w:w="963" w:type="dxa"/>
           </w:tcPr>
-          <w:p/>
+          <w:p>
+            <w:r>
+              <w:t>Envoyé</w:t>
+            </w:r>
+          </w:p>
         </w:tc>
       </w:tr>
       <w:tr>
@@ -984,6 +967,7 @@
           </w:tcPr>
           <w:p>
             <w:r>
+              <w:lastRenderedPageBreak/>
               <w:t>Pica</w:t>
             </w:r>
           </w:p>
@@ -1020,7 +1004,11 @@
           <w:tcPr>
             <w:tcW w:w="3968" w:type="dxa"/>
           </w:tcPr>
-          <w:p/>
+          <w:p>
+            <w:r>
+              <w:t>http://www.pica-net.fr/</w:t>
+            </w:r>
+          </w:p>
         </w:tc>
         <w:tc>
           <w:tcPr>
@@ -1058,6 +1046,9 @@
               <w:t xml:space="preserve"> contact@adeoinformatique.com</w:t>
             </w:r>
             <w:r>
+              <w:t xml:space="preserve"> </w:t>
+            </w:r>
+            <w:r>
               <w:br/>
             </w:r>
             <w:r>
@@ -1115,7 +1106,10 @@
               <w:t>Email :</w:t>
             </w:r>
             <w:r>
-              <w:t xml:space="preserve"> Non communiqué</w:t>
+              <w:t xml:space="preserve"> </w:t>
+            </w:r>
+            <w:r>
+              <w:t>contact@numerique.email</w:t>
             </w:r>
             <w:r>
               <w:br/>
@@ -1231,7 +1225,10 @@
               <w:t>Email :</w:t>
             </w:r>
             <w:r>
-              <w:t xml:space="preserve"> Non communiqué</w:t>
+              <w:t xml:space="preserve"> </w:t>
+            </w:r>
+            <w:r>
+              <w:t>cla@univ-fcomte.fr</w:t>
             </w:r>
             <w:r>
               <w:br/>
@@ -1297,7 +1294,13 @@
               <w:t>Email :</w:t>
             </w:r>
             <w:r>
-              <w:t xml:space="preserve"> Non communiqué</w:t>
+              <w:t xml:space="preserve"> </w:t>
+            </w:r>
+            <w:r>
+              <w:t>contact.ville@besancon.f</w:t>
+            </w:r>
+            <w:r>
+              <w:t>r</w:t>
             </w:r>
             <w:r>
               <w:br/>
@@ -1354,15 +1357,6 @@
               <w:br/>
             </w:r>
             <w:r>
-              <w:t>Email :</w:t>
-            </w:r>
-            <w:r>
-              <w:t xml:space="preserve"> Non communiqué</w:t>
-            </w:r>
-            <w:r>
-              <w:br/>
-            </w:r>
-            <w:r>
               <w:t>Tel :</w:t>
             </w:r>
             <w:r>
@@ -1413,7 +1407,10 @@
               <w:t>Email :</w:t>
             </w:r>
             <w:r>
-              <w:t xml:space="preserve"> Non communiqué</w:t>
+              <w:t xml:space="preserve"> </w:t>
+            </w:r>
+            <w:r>
+              <w:t>contact@saintvitinformatique.com</w:t>
             </w:r>
             <w:r>
               <w:br/>
@@ -1454,6 +1451,7 @@
           </w:tcPr>
           <w:p>
             <w:r>
+              <w:lastRenderedPageBreak/>
               <w:t>Hylæ</w:t>
             </w:r>
           </w:p>
@@ -1470,7 +1468,6 @@
               <w:br/>
             </w:r>
             <w:r>
-              <w:lastRenderedPageBreak/>
               <w:t>Email :</w:t>
             </w:r>
             <w:r>
@@ -1493,7 +1490,6 @@
           </w:tcPr>
           <w:p>
             <w:r>
-              <w:lastRenderedPageBreak/>
               <w:t>https://hylae.shop/</w:t>
             </w:r>
           </w:p>
@@ -1502,7 +1498,11 @@
           <w:tcPr>
             <w:tcW w:w="963" w:type="dxa"/>
           </w:tcPr>
-          <w:p/>
+          <w:p>
+            <w:r>
+              <w:t>Envoyé</w:t>
+            </w:r>
+          </w:p>
         </w:tc>
       </w:tr>
       <w:tr>
@@ -1531,7 +1531,10 @@
               <w:t>Email :</w:t>
             </w:r>
             <w:r>
-              <w:t xml:space="preserve"> Non communiqué</w:t>
+              <w:t xml:space="preserve"> </w:t>
+            </w:r>
+            <w:r>
+              <w:t>allforbytes@gmail.com</w:t>
             </w:r>
             <w:r>
               <w:br/>
@@ -1558,7 +1561,11 @@
           <w:tcPr>
             <w:tcW w:w="963" w:type="dxa"/>
           </w:tcPr>
-          <w:p/>
+          <w:p>
+            <w:r>
+              <w:t>Envoyé</w:t>
+            </w:r>
+          </w:p>
         </w:tc>
       </w:tr>
       <w:tr>
@@ -1584,15 +1591,6 @@
               <w:br/>
             </w:r>
             <w:r>
-              <w:t>Email :</w:t>
-            </w:r>
-            <w:r>
-              <w:t xml:space="preserve"> Non communiqué</w:t>
-            </w:r>
-            <w:r>
-              <w:br/>
-            </w:r>
-            <w:r>
               <w:t>Tel :</w:t>
             </w:r>
             <w:r>
@@ -1614,7 +1612,11 @@
           <w:tcPr>
             <w:tcW w:w="963" w:type="dxa"/>
           </w:tcPr>
-          <w:p/>
+          <w:p>
+            <w:r>
+              <w:t>Envoyé</w:t>
+            </w:r>
+          </w:p>
         </w:tc>
       </w:tr>
       <w:tr>
@@ -1640,15 +1642,6 @@
               <w:br/>
             </w:r>
             <w:r>
-              <w:t>Email :</w:t>
-            </w:r>
-            <w:r>
-              <w:t xml:space="preserve"> Non communiqué</w:t>
-            </w:r>
-            <w:r>
-              <w:br/>
-            </w:r>
-            <w:r>
               <w:t>Tel :</w:t>
             </w:r>
             <w:r>
@@ -1670,7 +1663,11 @@
           <w:tcPr>
             <w:tcW w:w="963" w:type="dxa"/>
           </w:tcPr>
-          <w:p/>
+          <w:p>
+            <w:r>
+              <w:t>Envoyé</w:t>
+            </w:r>
+          </w:p>
         </w:tc>
       </w:tr>
       <w:tr>
@@ -1783,12 +1780,24 @@
               <w:t>40 Rue des Frères Chaffanjon, 25000 Besançon</w:t>
             </w:r>
           </w:p>
+          <w:p>
+            <w:r>
+              <w:t>Tél. 03 81 63 02 2</w:t>
+            </w:r>
+            <w:r>
+              <w:t>0</w:t>
+            </w:r>
+          </w:p>
         </w:tc>
         <w:tc>
           <w:tcPr>
             <w:tcW w:w="3968" w:type="dxa"/>
           </w:tcPr>
-          <w:p/>
+          <w:p>
+            <w:r>
+              <w:t>https://www.abctelephonie.com/</w:t>
+            </w:r>
+          </w:p>
         </w:tc>
         <w:tc>
           <w:tcPr>
@@ -1889,25 +1898,63 @@
           <w:tcPr>
             <w:tcW w:w="1294" w:type="dxa"/>
           </w:tcPr>
-          <w:p/>
+          <w:p>
+            <w:r>
+              <w:t>APROGSYS</w:t>
+            </w:r>
+          </w:p>
         </w:tc>
         <w:tc>
           <w:tcPr>
             <w:tcW w:w="2631" w:type="dxa"/>
           </w:tcPr>
-          <w:p/>
+          <w:p>
+            <w:r>
+              <w:t>14 rue de la Fayette Bâtiment B</w:t>
+            </w:r>
+            <w:r>
+              <w:br/>
+              <w:t>25000 Besançon</w:t>
+            </w:r>
+          </w:p>
+          <w:p>
+            <w:r>
+              <w:t xml:space="preserve">Email : </w:t>
+            </w:r>
+            <w:r>
+              <w:lastRenderedPageBreak/>
+              <w:t>contact@aprogsys.com</w:t>
+            </w:r>
+          </w:p>
+          <w:p>
+            <w:r>
+              <w:t>Tel : 0</w:t>
+            </w:r>
+            <w:r>
+              <w:t>3 81 47 70 38</w:t>
+            </w:r>
+          </w:p>
         </w:tc>
         <w:tc>
           <w:tcPr>
             <w:tcW w:w="3968" w:type="dxa"/>
           </w:tcPr>
-          <w:p/>
+          <w:p>
+            <w:r>
+              <w:lastRenderedPageBreak/>
+              <w:t>https://www.aprogsys.com/</w:t>
+            </w:r>
+          </w:p>
         </w:tc>
         <w:tc>
           <w:tcPr>
             <w:tcW w:w="963" w:type="dxa"/>
           </w:tcPr>
-          <w:p/>
+          <w:p>
+            <w:r>
+              <w:t>Envoyé</w:t>
+            </w:r>
+          </w:p>
         </w:tc>
       </w:tr>
       <w:tr>
@@ -1915,25 +1962,61 @@
           <w:tcPr>
             <w:tcW w:w="1294" w:type="dxa"/>
           </w:tcPr>
-          <w:p/>
+          <w:p>
+            <w:r>
+              <w:t>AR ELECTRONIQUE</w:t>
+            </w:r>
+          </w:p>
         </w:tc>
         <w:tc>
           <w:tcPr>
             <w:tcW w:w="2631" w:type="dxa"/>
           </w:tcPr>
-          <w:p/>
+          <w:p>
+            <w:r>
+              <w:t>16 rue La Fayette</w:t>
+            </w:r>
+            <w:r>
+              <w:br/>
+              <w:t>25000 Besançon</w:t>
+            </w:r>
+          </w:p>
+          <w:p>
+            <w:r>
+              <w:t xml:space="preserve">Email : </w:t>
+            </w:r>
+            <w:r>
+              <w:t>rh@ar-e.co</w:t>
+            </w:r>
+            <w:r>
+              <w:t>m</w:t>
+            </w:r>
+          </w:p>
+          <w:p>
+            <w:r>
+              <w:t>Tel : 03 81 88 66 77</w:t>
+            </w:r>
+          </w:p>
         </w:tc>
         <w:tc>
           <w:tcPr>
             <w:tcW w:w="3968" w:type="dxa"/>
           </w:tcPr>
-          <w:p/>
+          <w:p>
+            <w:r>
+              <w:t>https://www.ar-e.com/</w:t>
+            </w:r>
+          </w:p>
         </w:tc>
         <w:tc>
           <w:tcPr>
             <w:tcW w:w="963" w:type="dxa"/>
           </w:tcPr>
-          <w:p/>
+          <w:p>
+            <w:r>
+              <w:t>Envoyé</w:t>
+            </w:r>
+          </w:p>
         </w:tc>
       </w:tr>
       <w:tr>
@@ -1941,19 +2024,31 @@
           <w:tcPr>
             <w:tcW w:w="1294" w:type="dxa"/>
           </w:tcPr>
-          <w:p/>
+          <w:p>
+            <w:r>
+              <w:t>Keolis Besançon</w:t>
+            </w:r>
+          </w:p>
         </w:tc>
         <w:tc>
           <w:tcPr>
             <w:tcW w:w="2631" w:type="dxa"/>
           </w:tcPr>
-          <w:p/>
+          <w:p>
+            <w:r>
+              <w:t>5 rue Edouard Branly 25000 Besançon</w:t>
+            </w:r>
+          </w:p>
         </w:tc>
         <w:tc>
           <w:tcPr>
             <w:tcW w:w="3968" w:type="dxa"/>
           </w:tcPr>
-          <w:p/>
+          <w:p>
+            <w:r>
+              <w:t>https://www.keolis-besancon.com/</w:t>
+            </w:r>
+          </w:p>
         </w:tc>
         <w:tc>
           <w:tcPr>
@@ -1967,25 +2062,41 @@
           <w:tcPr>
             <w:tcW w:w="1294" w:type="dxa"/>
           </w:tcPr>
-          <w:p/>
+          <w:p>
+            <w:r>
+              <w:t>BUROINFO</w:t>
+            </w:r>
+          </w:p>
         </w:tc>
         <w:tc>
           <w:tcPr>
             <w:tcW w:w="2631" w:type="dxa"/>
           </w:tcPr>
-          <w:p/>
+          <w:p>
+            <w:r>
+              <w:t>11b Rue Christiaan HUYGENS, 25000 Besançon</w:t>
+            </w:r>
+          </w:p>
         </w:tc>
         <w:tc>
           <w:tcPr>
             <w:tcW w:w="3968" w:type="dxa"/>
           </w:tcPr>
-          <w:p/>
+          <w:p>
+            <w:r>
+              <w:t>https://buroinfo.com/</w:t>
+            </w:r>
+          </w:p>
         </w:tc>
         <w:tc>
           <w:tcPr>
             <w:tcW w:w="963" w:type="dxa"/>
           </w:tcPr>
-          <w:p/>
+          <w:p>
+            <w:r>
+              <w:t>Envoyé</w:t>
+            </w:r>
+          </w:p>
         </w:tc>
       </w:tr>
       <w:tr>
@@ -1993,19 +2104,31 @@
           <w:tcPr>
             <w:tcW w:w="1294" w:type="dxa"/>
           </w:tcPr>
-          <w:p/>
+          <w:p>
+            <w:r>
+              <w:t>CashMag</w:t>
+            </w:r>
+          </w:p>
         </w:tc>
         <w:tc>
           <w:tcPr>
             <w:tcW w:w="2631" w:type="dxa"/>
           </w:tcPr>
-          <w:p/>
+          <w:p>
+            <w:r>
+              <w:t>18 Bd Winston Churchill, 25000 Besançon</w:t>
+            </w:r>
+          </w:p>
         </w:tc>
         <w:tc>
           <w:tcPr>
             <w:tcW w:w="3968" w:type="dxa"/>
           </w:tcPr>
-          <w:p/>
+          <w:p>
+            <w:r>
+              <w:t>https://cashmag.fr/</w:t>
+            </w:r>
+          </w:p>
         </w:tc>
         <w:tc>
           <w:tcPr>
@@ -2019,13 +2142,21 @@
           <w:tcPr>
             <w:tcW w:w="1294" w:type="dxa"/>
           </w:tcPr>
-          <w:p/>
+          <w:p>
+            <w:r>
+              <w:t>COMNET</w:t>
+            </w:r>
+          </w:p>
         </w:tc>
         <w:tc>
           <w:tcPr>
             <w:tcW w:w="2631" w:type="dxa"/>
           </w:tcPr>
-          <w:p/>
+          <w:p>
+            <w:r>
+              <w:t>20 rue du Chasnot 25000 Besançon</w:t>
+            </w:r>
+          </w:p>
         </w:tc>
         <w:tc>
           <w:tcPr>

--- a/CEJM/BTS SIO 1/Recherche de stage/Liste entreprises.docx
+++ b/CEJM/BTS SIO 1/Recherche de stage/Liste entreprises.docx
@@ -24,7 +24,7 @@
       <w:tr>
         <w:tc>
           <w:tcPr>
-            <w:tcW w:w="1294" w:type="dxa"/>
+            <w:tcW w:w="1404" w:type="dxa"/>
           </w:tcPr>
           <w:p>
             <w:r>
@@ -34,7 +34,7 @@
         </w:tc>
         <w:tc>
           <w:tcPr>
-            <w:tcW w:w="2631" w:type="dxa"/>
+            <w:tcW w:w="2718" w:type="dxa"/>
           </w:tcPr>
           <w:p>
             <w:r>
@@ -44,7 +44,7 @@
         </w:tc>
         <w:tc>
           <w:tcPr>
-            <w:tcW w:w="3968" w:type="dxa"/>
+            <w:tcW w:w="3804" w:type="dxa"/>
           </w:tcPr>
           <w:p>
             <w:r>
@@ -54,7 +54,7 @@
         </w:tc>
         <w:tc>
           <w:tcPr>
-            <w:tcW w:w="963" w:type="dxa"/>
+            <w:tcW w:w="930" w:type="dxa"/>
           </w:tcPr>
           <w:p>
             <w:r>
@@ -66,7 +66,7 @@
       <w:tr>
         <w:tc>
           <w:tcPr>
-            <w:tcW w:w="1294" w:type="dxa"/>
+            <w:tcW w:w="1404" w:type="dxa"/>
           </w:tcPr>
           <w:p>
             <w:r>
@@ -76,7 +76,7 @@
         </w:tc>
         <w:tc>
           <w:tcPr>
-            <w:tcW w:w="2631" w:type="dxa"/>
+            <w:tcW w:w="2718" w:type="dxa"/>
           </w:tcPr>
           <w:p>
             <w:r>
@@ -95,7 +95,7 @@
         </w:tc>
         <w:tc>
           <w:tcPr>
-            <w:tcW w:w="3968" w:type="dxa"/>
+            <w:tcW w:w="3804" w:type="dxa"/>
           </w:tcPr>
           <w:p>
             <w:r>
@@ -105,7 +105,7 @@
         </w:tc>
         <w:tc>
           <w:tcPr>
-            <w:tcW w:w="963" w:type="dxa"/>
+            <w:tcW w:w="930" w:type="dxa"/>
           </w:tcPr>
           <w:p>
             <w:r>
@@ -117,7 +117,7 @@
       <w:tr>
         <w:tc>
           <w:tcPr>
-            <w:tcW w:w="1294" w:type="dxa"/>
+            <w:tcW w:w="1404" w:type="dxa"/>
           </w:tcPr>
           <w:p>
             <w:r>
@@ -127,7 +127,7 @@
         </w:tc>
         <w:tc>
           <w:tcPr>
-            <w:tcW w:w="2631" w:type="dxa"/>
+            <w:tcW w:w="2718" w:type="dxa"/>
           </w:tcPr>
           <w:p>
             <w:r>
@@ -155,7 +155,7 @@
         </w:tc>
         <w:tc>
           <w:tcPr>
-            <w:tcW w:w="3968" w:type="dxa"/>
+            <w:tcW w:w="3804" w:type="dxa"/>
           </w:tcPr>
           <w:p>
             <w:r>
@@ -165,7 +165,7 @@
         </w:tc>
         <w:tc>
           <w:tcPr>
-            <w:tcW w:w="963" w:type="dxa"/>
+            <w:tcW w:w="930" w:type="dxa"/>
           </w:tcPr>
           <w:p>
             <w:r>
@@ -177,7 +177,7 @@
       <w:tr>
         <w:tc>
           <w:tcPr>
-            <w:tcW w:w="1294" w:type="dxa"/>
+            <w:tcW w:w="1404" w:type="dxa"/>
           </w:tcPr>
           <w:p>
             <w:r>
@@ -187,7 +187,7 @@
         </w:tc>
         <w:tc>
           <w:tcPr>
-            <w:tcW w:w="2631" w:type="dxa"/>
+            <w:tcW w:w="2718" w:type="dxa"/>
           </w:tcPr>
           <w:p>
             <w:r>
@@ -218,7 +218,7 @@
         </w:tc>
         <w:tc>
           <w:tcPr>
-            <w:tcW w:w="3968" w:type="dxa"/>
+            <w:tcW w:w="3804" w:type="dxa"/>
           </w:tcPr>
           <w:p>
             <w:r>
@@ -228,7 +228,7 @@
         </w:tc>
         <w:tc>
           <w:tcPr>
-            <w:tcW w:w="963" w:type="dxa"/>
+            <w:tcW w:w="930" w:type="dxa"/>
           </w:tcPr>
           <w:p>
             <w:r>
@@ -240,7 +240,7 @@
       <w:tr>
         <w:tc>
           <w:tcPr>
-            <w:tcW w:w="1294" w:type="dxa"/>
+            <w:tcW w:w="1404" w:type="dxa"/>
           </w:tcPr>
           <w:p>
             <w:r>
@@ -250,7 +250,7 @@
         </w:tc>
         <w:tc>
           <w:tcPr>
-            <w:tcW w:w="2631" w:type="dxa"/>
+            <w:tcW w:w="2718" w:type="dxa"/>
           </w:tcPr>
           <w:p>
             <w:r>
@@ -278,7 +278,7 @@
         </w:tc>
         <w:tc>
           <w:tcPr>
-            <w:tcW w:w="3968" w:type="dxa"/>
+            <w:tcW w:w="3804" w:type="dxa"/>
           </w:tcPr>
           <w:p>
             <w:r>
@@ -288,7 +288,7 @@
         </w:tc>
         <w:tc>
           <w:tcPr>
-            <w:tcW w:w="963" w:type="dxa"/>
+            <w:tcW w:w="930" w:type="dxa"/>
           </w:tcPr>
           <w:p>
             <w:r>
@@ -300,7 +300,7 @@
       <w:tr>
         <w:tc>
           <w:tcPr>
-            <w:tcW w:w="1294" w:type="dxa"/>
+            <w:tcW w:w="1404" w:type="dxa"/>
           </w:tcPr>
           <w:p>
             <w:r>
@@ -310,7 +310,7 @@
         </w:tc>
         <w:tc>
           <w:tcPr>
-            <w:tcW w:w="2631" w:type="dxa"/>
+            <w:tcW w:w="2718" w:type="dxa"/>
           </w:tcPr>
           <w:p>
             <w:r>
@@ -338,7 +338,7 @@
         </w:tc>
         <w:tc>
           <w:tcPr>
-            <w:tcW w:w="3968" w:type="dxa"/>
+            <w:tcW w:w="3804" w:type="dxa"/>
           </w:tcPr>
           <w:p>
             <w:r>
@@ -348,7 +348,7 @@
         </w:tc>
         <w:tc>
           <w:tcPr>
-            <w:tcW w:w="963" w:type="dxa"/>
+            <w:tcW w:w="930" w:type="dxa"/>
           </w:tcPr>
           <w:p>
             <w:r>
@@ -360,7 +360,7 @@
       <w:tr>
         <w:tc>
           <w:tcPr>
-            <w:tcW w:w="1294" w:type="dxa"/>
+            <w:tcW w:w="1404" w:type="dxa"/>
           </w:tcPr>
           <w:p>
             <w:r>
@@ -373,7 +373,7 @@
         </w:tc>
         <w:tc>
           <w:tcPr>
-            <w:tcW w:w="2631" w:type="dxa"/>
+            <w:tcW w:w="2718" w:type="dxa"/>
           </w:tcPr>
           <w:p>
             <w:r>
@@ -401,7 +401,7 @@
         </w:tc>
         <w:tc>
           <w:tcPr>
-            <w:tcW w:w="3968" w:type="dxa"/>
+            <w:tcW w:w="3804" w:type="dxa"/>
           </w:tcPr>
           <w:p>
             <w:r>
@@ -411,7 +411,7 @@
         </w:tc>
         <w:tc>
           <w:tcPr>
-            <w:tcW w:w="963" w:type="dxa"/>
+            <w:tcW w:w="930" w:type="dxa"/>
           </w:tcPr>
           <w:p>
             <w:r>
@@ -423,7 +423,7 @@
       <w:tr>
         <w:tc>
           <w:tcPr>
-            <w:tcW w:w="1294" w:type="dxa"/>
+            <w:tcW w:w="1404" w:type="dxa"/>
           </w:tcPr>
           <w:p>
             <w:r>
@@ -433,7 +433,7 @@
         </w:tc>
         <w:tc>
           <w:tcPr>
-            <w:tcW w:w="2631" w:type="dxa"/>
+            <w:tcW w:w="2718" w:type="dxa"/>
           </w:tcPr>
           <w:p>
             <w:r>
@@ -462,7 +462,7 @@
         </w:tc>
         <w:tc>
           <w:tcPr>
-            <w:tcW w:w="3968" w:type="dxa"/>
+            <w:tcW w:w="3804" w:type="dxa"/>
           </w:tcPr>
           <w:p>
             <w:r>
@@ -473,7 +473,7 @@
         </w:tc>
         <w:tc>
           <w:tcPr>
-            <w:tcW w:w="963" w:type="dxa"/>
+            <w:tcW w:w="930" w:type="dxa"/>
           </w:tcPr>
           <w:p>
             <w:r>
@@ -485,7 +485,7 @@
       <w:tr>
         <w:tc>
           <w:tcPr>
-            <w:tcW w:w="1294" w:type="dxa"/>
+            <w:tcW w:w="1404" w:type="dxa"/>
           </w:tcPr>
           <w:p>
             <w:r>
@@ -495,7 +495,7 @@
         </w:tc>
         <w:tc>
           <w:tcPr>
-            <w:tcW w:w="2631" w:type="dxa"/>
+            <w:tcW w:w="2718" w:type="dxa"/>
           </w:tcPr>
           <w:p>
             <w:r>
@@ -523,7 +523,7 @@
         </w:tc>
         <w:tc>
           <w:tcPr>
-            <w:tcW w:w="3968" w:type="dxa"/>
+            <w:tcW w:w="3804" w:type="dxa"/>
           </w:tcPr>
           <w:p>
             <w:r>
@@ -533,7 +533,7 @@
         </w:tc>
         <w:tc>
           <w:tcPr>
-            <w:tcW w:w="963" w:type="dxa"/>
+            <w:tcW w:w="930" w:type="dxa"/>
           </w:tcPr>
           <w:p>
             <w:r>
@@ -545,7 +545,7 @@
       <w:tr>
         <w:tc>
           <w:tcPr>
-            <w:tcW w:w="1294" w:type="dxa"/>
+            <w:tcW w:w="1404" w:type="dxa"/>
           </w:tcPr>
           <w:p>
             <w:r>
@@ -555,7 +555,7 @@
         </w:tc>
         <w:tc>
           <w:tcPr>
-            <w:tcW w:w="2631" w:type="dxa"/>
+            <w:tcW w:w="2718" w:type="dxa"/>
           </w:tcPr>
           <w:p>
             <w:r>
@@ -574,13 +574,13 @@
         </w:tc>
         <w:tc>
           <w:tcPr>
-            <w:tcW w:w="3968" w:type="dxa"/>
+            <w:tcW w:w="3804" w:type="dxa"/>
           </w:tcPr>
           <w:p/>
         </w:tc>
         <w:tc>
           <w:tcPr>
-            <w:tcW w:w="963" w:type="dxa"/>
+            <w:tcW w:w="930" w:type="dxa"/>
           </w:tcPr>
           <w:p/>
         </w:tc>
@@ -588,7 +588,7 @@
       <w:tr>
         <w:tc>
           <w:tcPr>
-            <w:tcW w:w="1294" w:type="dxa"/>
+            <w:tcW w:w="1404" w:type="dxa"/>
           </w:tcPr>
           <w:p>
             <w:r>
@@ -598,7 +598,7 @@
         </w:tc>
         <w:tc>
           <w:tcPr>
-            <w:tcW w:w="2631" w:type="dxa"/>
+            <w:tcW w:w="2718" w:type="dxa"/>
           </w:tcPr>
           <w:p>
             <w:r>
@@ -626,7 +626,7 @@
         </w:tc>
         <w:tc>
           <w:tcPr>
-            <w:tcW w:w="3968" w:type="dxa"/>
+            <w:tcW w:w="3804" w:type="dxa"/>
           </w:tcPr>
           <w:p>
             <w:r>
@@ -636,7 +636,7 @@
         </w:tc>
         <w:tc>
           <w:tcPr>
-            <w:tcW w:w="963" w:type="dxa"/>
+            <w:tcW w:w="930" w:type="dxa"/>
           </w:tcPr>
           <w:p/>
         </w:tc>
@@ -644,7 +644,7 @@
       <w:tr>
         <w:tc>
           <w:tcPr>
-            <w:tcW w:w="1294" w:type="dxa"/>
+            <w:tcW w:w="1404" w:type="dxa"/>
           </w:tcPr>
           <w:p>
             <w:r>
@@ -654,7 +654,7 @@
         </w:tc>
         <w:tc>
           <w:tcPr>
-            <w:tcW w:w="2631" w:type="dxa"/>
+            <w:tcW w:w="2718" w:type="dxa"/>
           </w:tcPr>
           <w:p>
             <w:r>
@@ -688,7 +688,7 @@
         </w:tc>
         <w:tc>
           <w:tcPr>
-            <w:tcW w:w="3968" w:type="dxa"/>
+            <w:tcW w:w="3804" w:type="dxa"/>
           </w:tcPr>
           <w:p>
             <w:r>
@@ -703,7 +703,7 @@
         </w:tc>
         <w:tc>
           <w:tcPr>
-            <w:tcW w:w="963" w:type="dxa"/>
+            <w:tcW w:w="930" w:type="dxa"/>
           </w:tcPr>
           <w:p>
             <w:r>
@@ -715,7 +715,7 @@
       <w:tr>
         <w:tc>
           <w:tcPr>
-            <w:tcW w:w="1294" w:type="dxa"/>
+            <w:tcW w:w="1404" w:type="dxa"/>
           </w:tcPr>
           <w:p>
             <w:r>
@@ -725,7 +725,7 @@
         </w:tc>
         <w:tc>
           <w:tcPr>
-            <w:tcW w:w="2631" w:type="dxa"/>
+            <w:tcW w:w="2718" w:type="dxa"/>
           </w:tcPr>
           <w:p>
             <w:r>
@@ -753,7 +753,7 @@
         </w:tc>
         <w:tc>
           <w:tcPr>
-            <w:tcW w:w="3968" w:type="dxa"/>
+            <w:tcW w:w="3804" w:type="dxa"/>
           </w:tcPr>
           <w:p>
             <w:r>
@@ -763,7 +763,7 @@
         </w:tc>
         <w:tc>
           <w:tcPr>
-            <w:tcW w:w="963" w:type="dxa"/>
+            <w:tcW w:w="930" w:type="dxa"/>
           </w:tcPr>
           <w:p>
             <w:r>
@@ -775,7 +775,7 @@
       <w:tr>
         <w:tc>
           <w:tcPr>
-            <w:tcW w:w="1294" w:type="dxa"/>
+            <w:tcW w:w="1404" w:type="dxa"/>
           </w:tcPr>
           <w:p>
             <w:r>
@@ -785,7 +785,7 @@
         </w:tc>
         <w:tc>
           <w:tcPr>
-            <w:tcW w:w="2631" w:type="dxa"/>
+            <w:tcW w:w="2718" w:type="dxa"/>
           </w:tcPr>
           <w:p>
             <w:r>
@@ -804,7 +804,7 @@
         </w:tc>
         <w:tc>
           <w:tcPr>
-            <w:tcW w:w="3968" w:type="dxa"/>
+            <w:tcW w:w="3804" w:type="dxa"/>
           </w:tcPr>
           <w:p>
             <w:r>
@@ -814,7 +814,7 @@
         </w:tc>
         <w:tc>
           <w:tcPr>
-            <w:tcW w:w="963" w:type="dxa"/>
+            <w:tcW w:w="930" w:type="dxa"/>
           </w:tcPr>
           <w:p/>
         </w:tc>
@@ -822,7 +822,7 @@
       <w:tr>
         <w:tc>
           <w:tcPr>
-            <w:tcW w:w="1294" w:type="dxa"/>
+            <w:tcW w:w="1404" w:type="dxa"/>
           </w:tcPr>
           <w:p>
             <w:r>
@@ -832,7 +832,7 @@
         </w:tc>
         <w:tc>
           <w:tcPr>
-            <w:tcW w:w="2631" w:type="dxa"/>
+            <w:tcW w:w="2718" w:type="dxa"/>
           </w:tcPr>
           <w:p>
             <w:r>
@@ -845,10 +845,7 @@
               <w:t xml:space="preserve"> </w:t>
             </w:r>
             <w:r>
-              <w:t>d</w:t>
-            </w:r>
-            <w:r>
-              <w:t>e</w:t>
+              <w:t>de</w:t>
             </w:r>
             <w:r>
               <w:t xml:space="preserve"> Palente, 25000 Besançon</w:t>
@@ -878,7 +875,7 @@
         </w:tc>
         <w:tc>
           <w:tcPr>
-            <w:tcW w:w="3968" w:type="dxa"/>
+            <w:tcW w:w="3804" w:type="dxa"/>
           </w:tcPr>
           <w:p>
             <w:r>
@@ -888,7 +885,7 @@
         </w:tc>
         <w:tc>
           <w:tcPr>
-            <w:tcW w:w="963" w:type="dxa"/>
+            <w:tcW w:w="930" w:type="dxa"/>
           </w:tcPr>
           <w:p>
             <w:r>
@@ -900,7 +897,7 @@
       <w:tr>
         <w:tc>
           <w:tcPr>
-            <w:tcW w:w="1294" w:type="dxa"/>
+            <w:tcW w:w="1404" w:type="dxa"/>
           </w:tcPr>
           <w:p>
             <w:r>
@@ -910,7 +907,7 @@
         </w:tc>
         <w:tc>
           <w:tcPr>
-            <w:tcW w:w="2631" w:type="dxa"/>
+            <w:tcW w:w="2718" w:type="dxa"/>
           </w:tcPr>
           <w:p>
             <w:r>
@@ -923,10 +920,7 @@
               <w:t>Email :</w:t>
             </w:r>
             <w:r>
-              <w:t xml:space="preserve"> </w:t>
-            </w:r>
-            <w:r>
-              <w:t>boutique250@ldlc.com</w:t>
+              <w:t xml:space="preserve"> boutique250@ldlc.com</w:t>
             </w:r>
             <w:r>
               <w:br/>
@@ -941,7 +935,7 @@
         </w:tc>
         <w:tc>
           <w:tcPr>
-            <w:tcW w:w="3968" w:type="dxa"/>
+            <w:tcW w:w="3804" w:type="dxa"/>
           </w:tcPr>
           <w:p>
             <w:r>
@@ -951,7 +945,7 @@
         </w:tc>
         <w:tc>
           <w:tcPr>
-            <w:tcW w:w="963" w:type="dxa"/>
+            <w:tcW w:w="930" w:type="dxa"/>
           </w:tcPr>
           <w:p>
             <w:r>
@@ -963,7 +957,7 @@
       <w:tr>
         <w:tc>
           <w:tcPr>
-            <w:tcW w:w="1294" w:type="dxa"/>
+            <w:tcW w:w="1404" w:type="dxa"/>
           </w:tcPr>
           <w:p>
             <w:r>
@@ -974,7 +968,7 @@
         </w:tc>
         <w:tc>
           <w:tcPr>
-            <w:tcW w:w="2631" w:type="dxa"/>
+            <w:tcW w:w="2718" w:type="dxa"/>
           </w:tcPr>
           <w:p>
             <w:r>
@@ -1002,7 +996,7 @@
         </w:tc>
         <w:tc>
           <w:tcPr>
-            <w:tcW w:w="3968" w:type="dxa"/>
+            <w:tcW w:w="3804" w:type="dxa"/>
           </w:tcPr>
           <w:p>
             <w:r>
@@ -1012,7 +1006,7 @@
         </w:tc>
         <w:tc>
           <w:tcPr>
-            <w:tcW w:w="963" w:type="dxa"/>
+            <w:tcW w:w="930" w:type="dxa"/>
           </w:tcPr>
           <w:p/>
         </w:tc>
@@ -1020,7 +1014,7 @@
       <w:tr>
         <w:tc>
           <w:tcPr>
-            <w:tcW w:w="1294" w:type="dxa"/>
+            <w:tcW w:w="1404" w:type="dxa"/>
           </w:tcPr>
           <w:p>
             <w:r>
@@ -1030,7 +1024,7 @@
         </w:tc>
         <w:tc>
           <w:tcPr>
-            <w:tcW w:w="2631" w:type="dxa"/>
+            <w:tcW w:w="2718" w:type="dxa"/>
           </w:tcPr>
           <w:p>
             <w:r>
@@ -1061,7 +1055,7 @@
         </w:tc>
         <w:tc>
           <w:tcPr>
-            <w:tcW w:w="3968" w:type="dxa"/>
+            <w:tcW w:w="3804" w:type="dxa"/>
           </w:tcPr>
           <w:p>
             <w:r>
@@ -1071,7 +1065,7 @@
         </w:tc>
         <w:tc>
           <w:tcPr>
-            <w:tcW w:w="963" w:type="dxa"/>
+            <w:tcW w:w="930" w:type="dxa"/>
           </w:tcPr>
           <w:p>
             <w:r>
@@ -1083,7 +1077,7 @@
       <w:tr>
         <w:tc>
           <w:tcPr>
-            <w:tcW w:w="1294" w:type="dxa"/>
+            <w:tcW w:w="1404" w:type="dxa"/>
           </w:tcPr>
           <w:p>
             <w:r>
@@ -1093,7 +1087,7 @@
         </w:tc>
         <w:tc>
           <w:tcPr>
-            <w:tcW w:w="2631" w:type="dxa"/>
+            <w:tcW w:w="2718" w:type="dxa"/>
           </w:tcPr>
           <w:p>
             <w:r>
@@ -1124,7 +1118,7 @@
         </w:tc>
         <w:tc>
           <w:tcPr>
-            <w:tcW w:w="3968" w:type="dxa"/>
+            <w:tcW w:w="3804" w:type="dxa"/>
           </w:tcPr>
           <w:p>
             <w:r>
@@ -1134,7 +1128,7 @@
         </w:tc>
         <w:tc>
           <w:tcPr>
-            <w:tcW w:w="963" w:type="dxa"/>
+            <w:tcW w:w="930" w:type="dxa"/>
           </w:tcPr>
           <w:p>
             <w:r>
@@ -1146,7 +1140,7 @@
       <w:tr>
         <w:tc>
           <w:tcPr>
-            <w:tcW w:w="1294" w:type="dxa"/>
+            <w:tcW w:w="1404" w:type="dxa"/>
           </w:tcPr>
           <w:p>
             <w:r>
@@ -1156,7 +1150,7 @@
         </w:tc>
         <w:tc>
           <w:tcPr>
-            <w:tcW w:w="2631" w:type="dxa"/>
+            <w:tcW w:w="2718" w:type="dxa"/>
           </w:tcPr>
           <w:p>
             <w:r>
@@ -1184,7 +1178,7 @@
         </w:tc>
         <w:tc>
           <w:tcPr>
-            <w:tcW w:w="3968" w:type="dxa"/>
+            <w:tcW w:w="3804" w:type="dxa"/>
           </w:tcPr>
           <w:p>
             <w:r>
@@ -1194,7 +1188,7 @@
         </w:tc>
         <w:tc>
           <w:tcPr>
-            <w:tcW w:w="963" w:type="dxa"/>
+            <w:tcW w:w="930" w:type="dxa"/>
           </w:tcPr>
           <w:p/>
         </w:tc>
@@ -1202,7 +1196,7 @@
       <w:tr>
         <w:tc>
           <w:tcPr>
-            <w:tcW w:w="1294" w:type="dxa"/>
+            <w:tcW w:w="1404" w:type="dxa"/>
           </w:tcPr>
           <w:p>
             <w:r>
@@ -1212,7 +1206,7 @@
         </w:tc>
         <w:tc>
           <w:tcPr>
-            <w:tcW w:w="2631" w:type="dxa"/>
+            <w:tcW w:w="2718" w:type="dxa"/>
           </w:tcPr>
           <w:p>
             <w:r>
@@ -1243,7 +1237,7 @@
         </w:tc>
         <w:tc>
           <w:tcPr>
-            <w:tcW w:w="3968" w:type="dxa"/>
+            <w:tcW w:w="3804" w:type="dxa"/>
           </w:tcPr>
           <w:p>
             <w:r>
@@ -1259,7 +1253,7 @@
         </w:tc>
         <w:tc>
           <w:tcPr>
-            <w:tcW w:w="963" w:type="dxa"/>
+            <w:tcW w:w="930" w:type="dxa"/>
           </w:tcPr>
           <w:p>
             <w:r>
@@ -1271,7 +1265,7 @@
       <w:tr>
         <w:tc>
           <w:tcPr>
-            <w:tcW w:w="1294" w:type="dxa"/>
+            <w:tcW w:w="1404" w:type="dxa"/>
           </w:tcPr>
           <w:p>
             <w:r>
@@ -1281,7 +1275,7 @@
         </w:tc>
         <w:tc>
           <w:tcPr>
-            <w:tcW w:w="2631" w:type="dxa"/>
+            <w:tcW w:w="2718" w:type="dxa"/>
           </w:tcPr>
           <w:p>
             <w:r>
@@ -1297,10 +1291,7 @@
               <w:t xml:space="preserve"> </w:t>
             </w:r>
             <w:r>
-              <w:t>contact.ville@besancon.f</w:t>
-            </w:r>
-            <w:r>
-              <w:t>r</w:t>
+              <w:t>contact.ville@besancon.fr</w:t>
             </w:r>
             <w:r>
               <w:br/>
@@ -1315,7 +1306,7 @@
         </w:tc>
         <w:tc>
           <w:tcPr>
-            <w:tcW w:w="3968" w:type="dxa"/>
+            <w:tcW w:w="3804" w:type="dxa"/>
           </w:tcPr>
           <w:p>
             <w:r>
@@ -1325,7 +1316,7 @@
         </w:tc>
         <w:tc>
           <w:tcPr>
-            <w:tcW w:w="963" w:type="dxa"/>
+            <w:tcW w:w="930" w:type="dxa"/>
           </w:tcPr>
           <w:p>
             <w:r>
@@ -1337,7 +1328,7 @@
       <w:tr>
         <w:tc>
           <w:tcPr>
-            <w:tcW w:w="1294" w:type="dxa"/>
+            <w:tcW w:w="1404" w:type="dxa"/>
           </w:tcPr>
           <w:p>
             <w:r>
@@ -1347,7 +1338,7 @@
         </w:tc>
         <w:tc>
           <w:tcPr>
-            <w:tcW w:w="2631" w:type="dxa"/>
+            <w:tcW w:w="2718" w:type="dxa"/>
           </w:tcPr>
           <w:p>
             <w:r>
@@ -1366,7 +1357,7 @@
         </w:tc>
         <w:tc>
           <w:tcPr>
-            <w:tcW w:w="3968" w:type="dxa"/>
+            <w:tcW w:w="3804" w:type="dxa"/>
           </w:tcPr>
           <w:p>
             <w:r>
@@ -1376,7 +1367,7 @@
         </w:tc>
         <w:tc>
           <w:tcPr>
-            <w:tcW w:w="963" w:type="dxa"/>
+            <w:tcW w:w="930" w:type="dxa"/>
           </w:tcPr>
           <w:p/>
         </w:tc>
@@ -1384,7 +1375,7 @@
       <w:tr>
         <w:tc>
           <w:tcPr>
-            <w:tcW w:w="1294" w:type="dxa"/>
+            <w:tcW w:w="1404" w:type="dxa"/>
           </w:tcPr>
           <w:p>
             <w:r>
@@ -1394,7 +1385,7 @@
         </w:tc>
         <w:tc>
           <w:tcPr>
-            <w:tcW w:w="2631" w:type="dxa"/>
+            <w:tcW w:w="2718" w:type="dxa"/>
           </w:tcPr>
           <w:p>
             <w:r>
@@ -1425,7 +1416,7 @@
         </w:tc>
         <w:tc>
           <w:tcPr>
-            <w:tcW w:w="3968" w:type="dxa"/>
+            <w:tcW w:w="3804" w:type="dxa"/>
           </w:tcPr>
           <w:p>
             <w:r>
@@ -1435,7 +1426,7 @@
         </w:tc>
         <w:tc>
           <w:tcPr>
-            <w:tcW w:w="963" w:type="dxa"/>
+            <w:tcW w:w="930" w:type="dxa"/>
           </w:tcPr>
           <w:p>
             <w:r>
@@ -1447,7 +1438,7 @@
       <w:tr>
         <w:tc>
           <w:tcPr>
-            <w:tcW w:w="1294" w:type="dxa"/>
+            <w:tcW w:w="1404" w:type="dxa"/>
           </w:tcPr>
           <w:p>
             <w:r>
@@ -1458,7 +1449,7 @@
         </w:tc>
         <w:tc>
           <w:tcPr>
-            <w:tcW w:w="2631" w:type="dxa"/>
+            <w:tcW w:w="2718" w:type="dxa"/>
           </w:tcPr>
           <w:p>
             <w:r>
@@ -1486,7 +1477,7 @@
         </w:tc>
         <w:tc>
           <w:tcPr>
-            <w:tcW w:w="3968" w:type="dxa"/>
+            <w:tcW w:w="3804" w:type="dxa"/>
           </w:tcPr>
           <w:p>
             <w:r>
@@ -1496,7 +1487,7 @@
         </w:tc>
         <w:tc>
           <w:tcPr>
-            <w:tcW w:w="963" w:type="dxa"/>
+            <w:tcW w:w="930" w:type="dxa"/>
           </w:tcPr>
           <w:p>
             <w:r>
@@ -1508,7 +1499,7 @@
       <w:tr>
         <w:tc>
           <w:tcPr>
-            <w:tcW w:w="1294" w:type="dxa"/>
+            <w:tcW w:w="1404" w:type="dxa"/>
           </w:tcPr>
           <w:p>
             <w:r>
@@ -1518,7 +1509,7 @@
         </w:tc>
         <w:tc>
           <w:tcPr>
-            <w:tcW w:w="2631" w:type="dxa"/>
+            <w:tcW w:w="2718" w:type="dxa"/>
           </w:tcPr>
           <w:p>
             <w:r>
@@ -1549,7 +1540,7 @@
         </w:tc>
         <w:tc>
           <w:tcPr>
-            <w:tcW w:w="3968" w:type="dxa"/>
+            <w:tcW w:w="3804" w:type="dxa"/>
           </w:tcPr>
           <w:p>
             <w:r>
@@ -1559,7 +1550,7 @@
         </w:tc>
         <w:tc>
           <w:tcPr>
-            <w:tcW w:w="963" w:type="dxa"/>
+            <w:tcW w:w="930" w:type="dxa"/>
           </w:tcPr>
           <w:p>
             <w:r>
@@ -1571,7 +1562,7 @@
       <w:tr>
         <w:tc>
           <w:tcPr>
-            <w:tcW w:w="1294" w:type="dxa"/>
+            <w:tcW w:w="1404" w:type="dxa"/>
           </w:tcPr>
           <w:p>
             <w:r>
@@ -1581,7 +1572,7 @@
         </w:tc>
         <w:tc>
           <w:tcPr>
-            <w:tcW w:w="2631" w:type="dxa"/>
+            <w:tcW w:w="2718" w:type="dxa"/>
           </w:tcPr>
           <w:p>
             <w:r>
@@ -1600,7 +1591,7 @@
         </w:tc>
         <w:tc>
           <w:tcPr>
-            <w:tcW w:w="3968" w:type="dxa"/>
+            <w:tcW w:w="3804" w:type="dxa"/>
           </w:tcPr>
           <w:p>
             <w:r>
@@ -1610,7 +1601,7 @@
         </w:tc>
         <w:tc>
           <w:tcPr>
-            <w:tcW w:w="963" w:type="dxa"/>
+            <w:tcW w:w="930" w:type="dxa"/>
           </w:tcPr>
           <w:p>
             <w:r>
@@ -1622,7 +1613,7 @@
       <w:tr>
         <w:tc>
           <w:tcPr>
-            <w:tcW w:w="1294" w:type="dxa"/>
+            <w:tcW w:w="1404" w:type="dxa"/>
           </w:tcPr>
           <w:p>
             <w:r>
@@ -1632,7 +1623,7 @@
         </w:tc>
         <w:tc>
           <w:tcPr>
-            <w:tcW w:w="2631" w:type="dxa"/>
+            <w:tcW w:w="2718" w:type="dxa"/>
           </w:tcPr>
           <w:p>
             <w:r>
@@ -1651,7 +1642,7 @@
         </w:tc>
         <w:tc>
           <w:tcPr>
-            <w:tcW w:w="3968" w:type="dxa"/>
+            <w:tcW w:w="3804" w:type="dxa"/>
           </w:tcPr>
           <w:p>
             <w:r>
@@ -1661,7 +1652,7 @@
         </w:tc>
         <w:tc>
           <w:tcPr>
-            <w:tcW w:w="963" w:type="dxa"/>
+            <w:tcW w:w="930" w:type="dxa"/>
           </w:tcPr>
           <w:p>
             <w:r>
@@ -1673,7 +1664,7 @@
       <w:tr>
         <w:tc>
           <w:tcPr>
-            <w:tcW w:w="1294" w:type="dxa"/>
+            <w:tcW w:w="1404" w:type="dxa"/>
           </w:tcPr>
           <w:p>
             <w:r>
@@ -1683,7 +1674,7 @@
         </w:tc>
         <w:tc>
           <w:tcPr>
-            <w:tcW w:w="2631" w:type="dxa"/>
+            <w:tcW w:w="2718" w:type="dxa"/>
           </w:tcPr>
           <w:p>
             <w:r>
@@ -1711,7 +1702,7 @@
         </w:tc>
         <w:tc>
           <w:tcPr>
-            <w:tcW w:w="3968" w:type="dxa"/>
+            <w:tcW w:w="3804" w:type="dxa"/>
           </w:tcPr>
           <w:p>
             <w:r>
@@ -1721,7 +1712,7 @@
         </w:tc>
         <w:tc>
           <w:tcPr>
-            <w:tcW w:w="963" w:type="dxa"/>
+            <w:tcW w:w="930" w:type="dxa"/>
           </w:tcPr>
           <w:p/>
         </w:tc>
@@ -1729,7 +1720,7 @@
       <w:tr>
         <w:tc>
           <w:tcPr>
-            <w:tcW w:w="1294" w:type="dxa"/>
+            <w:tcW w:w="1404" w:type="dxa"/>
           </w:tcPr>
           <w:p>
             <w:r>
@@ -1739,7 +1730,7 @@
         </w:tc>
         <w:tc>
           <w:tcPr>
-            <w:tcW w:w="2631" w:type="dxa"/>
+            <w:tcW w:w="2718" w:type="dxa"/>
           </w:tcPr>
           <w:p>
             <w:r>
@@ -1749,13 +1740,13 @@
         </w:tc>
         <w:tc>
           <w:tcPr>
-            <w:tcW w:w="3968" w:type="dxa"/>
+            <w:tcW w:w="3804" w:type="dxa"/>
           </w:tcPr>
           <w:p/>
         </w:tc>
         <w:tc>
           <w:tcPr>
-            <w:tcW w:w="963" w:type="dxa"/>
+            <w:tcW w:w="930" w:type="dxa"/>
           </w:tcPr>
           <w:p/>
         </w:tc>
@@ -1763,7 +1754,7 @@
       <w:tr>
         <w:tc>
           <w:tcPr>
-            <w:tcW w:w="1294" w:type="dxa"/>
+            <w:tcW w:w="1404" w:type="dxa"/>
           </w:tcPr>
           <w:p>
             <w:r>
@@ -1773,7 +1764,7 @@
         </w:tc>
         <w:tc>
           <w:tcPr>
-            <w:tcW w:w="2631" w:type="dxa"/>
+            <w:tcW w:w="2718" w:type="dxa"/>
           </w:tcPr>
           <w:p>
             <w:r>
@@ -1782,16 +1773,13 @@
           </w:p>
           <w:p>
             <w:r>
-              <w:t>Tél. 03 81 63 02 2</w:t>
-            </w:r>
-            <w:r>
-              <w:t>0</w:t>
-            </w:r>
-          </w:p>
-        </w:tc>
-        <w:tc>
-          <w:tcPr>
-            <w:tcW w:w="3968" w:type="dxa"/>
+              <w:t>Tél. 03 81 63 02 20</w:t>
+            </w:r>
+          </w:p>
+        </w:tc>
+        <w:tc>
+          <w:tcPr>
+            <w:tcW w:w="3804" w:type="dxa"/>
           </w:tcPr>
           <w:p>
             <w:r>
@@ -1801,7 +1789,7 @@
         </w:tc>
         <w:tc>
           <w:tcPr>
-            <w:tcW w:w="963" w:type="dxa"/>
+            <w:tcW w:w="930" w:type="dxa"/>
           </w:tcPr>
           <w:p>
             <w:r>
@@ -1813,7 +1801,7 @@
       <w:tr>
         <w:tc>
           <w:tcPr>
-            <w:tcW w:w="1294" w:type="dxa"/>
+            <w:tcW w:w="1404" w:type="dxa"/>
           </w:tcPr>
           <w:p>
             <w:r>
@@ -1826,7 +1814,7 @@
         </w:tc>
         <w:tc>
           <w:tcPr>
-            <w:tcW w:w="2631" w:type="dxa"/>
+            <w:tcW w:w="2718" w:type="dxa"/>
           </w:tcPr>
           <w:p>
             <w:r>
@@ -1836,7 +1824,7 @@
         </w:tc>
         <w:tc>
           <w:tcPr>
-            <w:tcW w:w="3968" w:type="dxa"/>
+            <w:tcW w:w="3804" w:type="dxa"/>
           </w:tcPr>
           <w:p>
             <w:r>
@@ -1846,7 +1834,7 @@
         </w:tc>
         <w:tc>
           <w:tcPr>
-            <w:tcW w:w="963" w:type="dxa"/>
+            <w:tcW w:w="930" w:type="dxa"/>
           </w:tcPr>
           <w:p/>
         </w:tc>
@@ -1854,7 +1842,7 @@
       <w:tr>
         <w:tc>
           <w:tcPr>
-            <w:tcW w:w="1294" w:type="dxa"/>
+            <w:tcW w:w="1404" w:type="dxa"/>
           </w:tcPr>
           <w:p>
             <w:r>
@@ -1864,7 +1852,7 @@
         </w:tc>
         <w:tc>
           <w:tcPr>
-            <w:tcW w:w="2631" w:type="dxa"/>
+            <w:tcW w:w="2718" w:type="dxa"/>
           </w:tcPr>
           <w:p>
             <w:r>
@@ -1874,7 +1862,7 @@
         </w:tc>
         <w:tc>
           <w:tcPr>
-            <w:tcW w:w="3968" w:type="dxa"/>
+            <w:tcW w:w="3804" w:type="dxa"/>
           </w:tcPr>
           <w:p>
             <w:r>
@@ -1884,7 +1872,7 @@
         </w:tc>
         <w:tc>
           <w:tcPr>
-            <w:tcW w:w="963" w:type="dxa"/>
+            <w:tcW w:w="930" w:type="dxa"/>
           </w:tcPr>
           <w:p>
             <w:r>
@@ -1896,7 +1884,7 @@
       <w:tr>
         <w:tc>
           <w:tcPr>
-            <w:tcW w:w="1294" w:type="dxa"/>
+            <w:tcW w:w="1404" w:type="dxa"/>
           </w:tcPr>
           <w:p>
             <w:r>
@@ -1906,7 +1894,7 @@
         </w:tc>
         <w:tc>
           <w:tcPr>
-            <w:tcW w:w="2631" w:type="dxa"/>
+            <w:tcW w:w="2718" w:type="dxa"/>
           </w:tcPr>
           <w:p>
             <w:r>
@@ -1928,16 +1916,13 @@
           </w:p>
           <w:p>
             <w:r>
-              <w:t>Tel : 0</w:t>
-            </w:r>
-            <w:r>
-              <w:t>3 81 47 70 38</w:t>
-            </w:r>
-          </w:p>
-        </w:tc>
-        <w:tc>
-          <w:tcPr>
-            <w:tcW w:w="3968" w:type="dxa"/>
+              <w:t>Tel : 03 81 47 70 38</w:t>
+            </w:r>
+          </w:p>
+        </w:tc>
+        <w:tc>
+          <w:tcPr>
+            <w:tcW w:w="3804" w:type="dxa"/>
           </w:tcPr>
           <w:p>
             <w:r>
@@ -1948,7 +1933,7 @@
         </w:tc>
         <w:tc>
           <w:tcPr>
-            <w:tcW w:w="963" w:type="dxa"/>
+            <w:tcW w:w="930" w:type="dxa"/>
           </w:tcPr>
           <w:p>
             <w:r>
@@ -1960,7 +1945,7 @@
       <w:tr>
         <w:tc>
           <w:tcPr>
-            <w:tcW w:w="1294" w:type="dxa"/>
+            <w:tcW w:w="1404" w:type="dxa"/>
           </w:tcPr>
           <w:p>
             <w:r>
@@ -1970,7 +1955,7 @@
         </w:tc>
         <w:tc>
           <w:tcPr>
-            <w:tcW w:w="2631" w:type="dxa"/>
+            <w:tcW w:w="2718" w:type="dxa"/>
           </w:tcPr>
           <w:p>
             <w:r>
@@ -1983,13 +1968,7 @@
           </w:p>
           <w:p>
             <w:r>
-              <w:t xml:space="preserve">Email : </w:t>
-            </w:r>
-            <w:r>
-              <w:t>rh@ar-e.co</w:t>
-            </w:r>
-            <w:r>
-              <w:t>m</w:t>
+              <w:t>Email : rh@ar-e.com</w:t>
             </w:r>
           </w:p>
           <w:p>
@@ -2000,7 +1979,7 @@
         </w:tc>
         <w:tc>
           <w:tcPr>
-            <w:tcW w:w="3968" w:type="dxa"/>
+            <w:tcW w:w="3804" w:type="dxa"/>
           </w:tcPr>
           <w:p>
             <w:r>
@@ -2010,7 +1989,7 @@
         </w:tc>
         <w:tc>
           <w:tcPr>
-            <w:tcW w:w="963" w:type="dxa"/>
+            <w:tcW w:w="930" w:type="dxa"/>
           </w:tcPr>
           <w:p>
             <w:r>
@@ -2022,7 +2001,7 @@
       <w:tr>
         <w:tc>
           <w:tcPr>
-            <w:tcW w:w="1294" w:type="dxa"/>
+            <w:tcW w:w="1404" w:type="dxa"/>
           </w:tcPr>
           <w:p>
             <w:r>
@@ -2032,7 +2011,7 @@
         </w:tc>
         <w:tc>
           <w:tcPr>
-            <w:tcW w:w="2631" w:type="dxa"/>
+            <w:tcW w:w="2718" w:type="dxa"/>
           </w:tcPr>
           <w:p>
             <w:r>
@@ -2042,7 +2021,7 @@
         </w:tc>
         <w:tc>
           <w:tcPr>
-            <w:tcW w:w="3968" w:type="dxa"/>
+            <w:tcW w:w="3804" w:type="dxa"/>
           </w:tcPr>
           <w:p>
             <w:r>
@@ -2052,7 +2031,7 @@
         </w:tc>
         <w:tc>
           <w:tcPr>
-            <w:tcW w:w="963" w:type="dxa"/>
+            <w:tcW w:w="930" w:type="dxa"/>
           </w:tcPr>
           <w:p/>
         </w:tc>
@@ -2060,7 +2039,7 @@
       <w:tr>
         <w:tc>
           <w:tcPr>
-            <w:tcW w:w="1294" w:type="dxa"/>
+            <w:tcW w:w="1404" w:type="dxa"/>
           </w:tcPr>
           <w:p>
             <w:r>
@@ -2070,7 +2049,7 @@
         </w:tc>
         <w:tc>
           <w:tcPr>
-            <w:tcW w:w="2631" w:type="dxa"/>
+            <w:tcW w:w="2718" w:type="dxa"/>
           </w:tcPr>
           <w:p>
             <w:r>
@@ -2080,7 +2059,7 @@
         </w:tc>
         <w:tc>
           <w:tcPr>
-            <w:tcW w:w="3968" w:type="dxa"/>
+            <w:tcW w:w="3804" w:type="dxa"/>
           </w:tcPr>
           <w:p>
             <w:r>
@@ -2090,7 +2069,7 @@
         </w:tc>
         <w:tc>
           <w:tcPr>
-            <w:tcW w:w="963" w:type="dxa"/>
+            <w:tcW w:w="930" w:type="dxa"/>
           </w:tcPr>
           <w:p>
             <w:r>
@@ -2102,7 +2081,7 @@
       <w:tr>
         <w:tc>
           <w:tcPr>
-            <w:tcW w:w="1294" w:type="dxa"/>
+            <w:tcW w:w="1404" w:type="dxa"/>
           </w:tcPr>
           <w:p>
             <w:r>
@@ -2112,7 +2091,7 @@
         </w:tc>
         <w:tc>
           <w:tcPr>
-            <w:tcW w:w="2631" w:type="dxa"/>
+            <w:tcW w:w="2718" w:type="dxa"/>
           </w:tcPr>
           <w:p>
             <w:r>
@@ -2122,7 +2101,7 @@
         </w:tc>
         <w:tc>
           <w:tcPr>
-            <w:tcW w:w="3968" w:type="dxa"/>
+            <w:tcW w:w="3804" w:type="dxa"/>
           </w:tcPr>
           <w:p>
             <w:r>
@@ -2132,15 +2111,19 @@
         </w:tc>
         <w:tc>
           <w:tcPr>
-            <w:tcW w:w="963" w:type="dxa"/>
-          </w:tcPr>
-          <w:p/>
+            <w:tcW w:w="930" w:type="dxa"/>
+          </w:tcPr>
+          <w:p>
+            <w:r>
+              <w:t>Envoyé</w:t>
+            </w:r>
+          </w:p>
         </w:tc>
       </w:tr>
       <w:tr>
         <w:tc>
           <w:tcPr>
-            <w:tcW w:w="1294" w:type="dxa"/>
+            <w:tcW w:w="1404" w:type="dxa"/>
           </w:tcPr>
           <w:p>
             <w:r>
@@ -2150,7 +2133,7 @@
         </w:tc>
         <w:tc>
           <w:tcPr>
-            <w:tcW w:w="2631" w:type="dxa"/>
+            <w:tcW w:w="2718" w:type="dxa"/>
           </w:tcPr>
           <w:p>
             <w:r>
@@ -2160,13 +2143,623 @@
         </w:tc>
         <w:tc>
           <w:tcPr>
-            <w:tcW w:w="3968" w:type="dxa"/>
+            <w:tcW w:w="3804" w:type="dxa"/>
           </w:tcPr>
           <w:p/>
         </w:tc>
         <w:tc>
           <w:tcPr>
-            <w:tcW w:w="963" w:type="dxa"/>
+            <w:tcW w:w="930" w:type="dxa"/>
+          </w:tcPr>
+          <w:p/>
+        </w:tc>
+      </w:tr>
+      <w:tr>
+        <w:tc>
+          <w:tcPr>
+            <w:tcW w:w="1404" w:type="dxa"/>
+          </w:tcPr>
+          <w:p>
+            <w:r>
+              <w:t>Conseil Départemental du Doubs</w:t>
+            </w:r>
+          </w:p>
+        </w:tc>
+        <w:tc>
+          <w:tcPr>
+            <w:tcW w:w="2718" w:type="dxa"/>
+          </w:tcPr>
+          <w:p>
+            <w:r>
+              <w:t>7 Avenue de la gare d'eau</w:t>
+            </w:r>
+            <w:r>
+              <w:t xml:space="preserve"> </w:t>
+            </w:r>
+            <w:r>
+              <w:t>250</w:t>
+            </w:r>
+            <w:r>
+              <w:t>00</w:t>
+            </w:r>
+            <w:r>
+              <w:t xml:space="preserve"> Besançon</w:t>
+            </w:r>
+          </w:p>
+          <w:p>
+            <w:r>
+              <w:t xml:space="preserve">Tel : </w:t>
+            </w:r>
+            <w:r>
+              <w:t>03 81 25 81 2</w:t>
+            </w:r>
+            <w:r>
+              <w:t>5</w:t>
+            </w:r>
+          </w:p>
+        </w:tc>
+        <w:tc>
+          <w:tcPr>
+            <w:tcW w:w="3804" w:type="dxa"/>
+          </w:tcPr>
+          <w:p>
+            <w:r>
+              <w:t>https://www.doubs.fr/</w:t>
+            </w:r>
+          </w:p>
+        </w:tc>
+        <w:tc>
+          <w:tcPr>
+            <w:tcW w:w="930" w:type="dxa"/>
+          </w:tcPr>
+          <w:p>
+            <w:r>
+              <w:t>Envoyé</w:t>
+            </w:r>
+          </w:p>
+        </w:tc>
+      </w:tr>
+      <w:tr>
+        <w:tc>
+          <w:tcPr>
+            <w:tcW w:w="1404" w:type="dxa"/>
+          </w:tcPr>
+          <w:p>
+            <w:r>
+              <w:t xml:space="preserve">Credit Agricole de Franche Comté </w:t>
+            </w:r>
+          </w:p>
+        </w:tc>
+        <w:tc>
+          <w:tcPr>
+            <w:tcW w:w="2718" w:type="dxa"/>
+          </w:tcPr>
+          <w:p>
+            <w:r>
+              <w:t>50, av. Fontaine-Argent</w:t>
+            </w:r>
+            <w:r>
+              <w:t xml:space="preserve"> </w:t>
+            </w:r>
+            <w:r>
+              <w:t>25000 BESANCON</w:t>
+            </w:r>
+          </w:p>
+          <w:p>
+            <w:r>
+              <w:t xml:space="preserve">Email : </w:t>
+            </w:r>
+            <w:r>
+              <w:t>besancon.fontargent@ca-franchecomte.f</w:t>
+            </w:r>
+            <w:r>
+              <w:t>r</w:t>
+            </w:r>
+          </w:p>
+          <w:p>
+            <w:r>
+              <w:t xml:space="preserve">Tel : </w:t>
+            </w:r>
+            <w:r>
+              <w:t>03 81 48 00 7</w:t>
+            </w:r>
+            <w:r>
+              <w:t>6</w:t>
+            </w:r>
+          </w:p>
+        </w:tc>
+        <w:tc>
+          <w:tcPr>
+            <w:tcW w:w="3804" w:type="dxa"/>
+          </w:tcPr>
+          <w:p>
+            <w:r>
+              <w:t>https://www.credit-agricole.fr/ca-franchecomte/particulier/agence/franche-comte/besancon-fontaine-argent-3593.html</w:t>
+            </w:r>
+          </w:p>
+        </w:tc>
+        <w:tc>
+          <w:tcPr>
+            <w:tcW w:w="930" w:type="dxa"/>
+          </w:tcPr>
+          <w:p>
+            <w:r>
+              <w:t>Envoyé</w:t>
+            </w:r>
+          </w:p>
+        </w:tc>
+      </w:tr>
+      <w:tr>
+        <w:tc>
+          <w:tcPr>
+            <w:tcW w:w="1404" w:type="dxa"/>
+          </w:tcPr>
+          <w:p>
+            <w:r>
+              <w:t>Credit Agricole de Franche Comté</w:t>
+            </w:r>
+          </w:p>
+        </w:tc>
+        <w:tc>
+          <w:tcPr>
+            <w:tcW w:w="2718" w:type="dxa"/>
+          </w:tcPr>
+          <w:p>
+            <w:r>
+              <w:t>85 D, rue de Belfort</w:t>
+            </w:r>
+            <w:r>
+              <w:t xml:space="preserve"> </w:t>
+            </w:r>
+            <w:r>
+              <w:t>25000 BESANCON</w:t>
+            </w:r>
+          </w:p>
+          <w:p>
+            <w:r>
+              <w:t xml:space="preserve">Email : </w:t>
+            </w:r>
+            <w:r>
+              <w:t>besancon.chaprais@ca-franchecomte.f</w:t>
+            </w:r>
+            <w:r>
+              <w:t>r</w:t>
+            </w:r>
+          </w:p>
+          <w:p>
+            <w:r>
+              <w:t xml:space="preserve">Tel : </w:t>
+            </w:r>
+            <w:r>
+              <w:t>03 81 47 95 0</w:t>
+            </w:r>
+            <w:r>
+              <w:t>0</w:t>
+            </w:r>
+          </w:p>
+        </w:tc>
+        <w:tc>
+          <w:tcPr>
+            <w:tcW w:w="3804" w:type="dxa"/>
+          </w:tcPr>
+          <w:p>
+            <w:r>
+              <w:t>https://www.credit-agricole.fr/ca-franchecomte/particulier/agence/franche-comte/besancon-chaprais-3592.html</w:t>
+            </w:r>
+          </w:p>
+        </w:tc>
+        <w:tc>
+          <w:tcPr>
+            <w:tcW w:w="930" w:type="dxa"/>
+          </w:tcPr>
+          <w:p>
+            <w:r>
+              <w:t>Envoyé</w:t>
+            </w:r>
+          </w:p>
+        </w:tc>
+      </w:tr>
+      <w:tr>
+        <w:tc>
+          <w:tcPr>
+            <w:tcW w:w="1404" w:type="dxa"/>
+          </w:tcPr>
+          <w:p>
+            <w:r>
+              <w:t xml:space="preserve">Credit </w:t>
+            </w:r>
+            <w:r>
+              <w:lastRenderedPageBreak/>
+              <w:t>Agricole de Franche Comté</w:t>
+            </w:r>
+          </w:p>
+        </w:tc>
+        <w:tc>
+          <w:tcPr>
+            <w:tcW w:w="2718" w:type="dxa"/>
+          </w:tcPr>
+          <w:p>
+            <w:r>
+              <w:lastRenderedPageBreak/>
+              <w:t>29, grande rue</w:t>
+            </w:r>
+            <w:r>
+              <w:t xml:space="preserve"> </w:t>
+            </w:r>
+            <w:r>
+              <w:t xml:space="preserve">25000 </w:t>
+            </w:r>
+            <w:r>
+              <w:lastRenderedPageBreak/>
+              <w:t>BESANCON</w:t>
+            </w:r>
+          </w:p>
+          <w:p>
+            <w:r>
+              <w:t xml:space="preserve">Email : </w:t>
+            </w:r>
+            <w:r>
+              <w:t>besancon.pasteur@ca-franchecomte.f</w:t>
+            </w:r>
+            <w:r>
+              <w:t>r</w:t>
+            </w:r>
+          </w:p>
+          <w:p>
+            <w:r>
+              <w:t xml:space="preserve">Tel : </w:t>
+            </w:r>
+            <w:r>
+              <w:t>03 81 48 93 5</w:t>
+            </w:r>
+            <w:r>
+              <w:t>3</w:t>
+            </w:r>
+          </w:p>
+        </w:tc>
+        <w:tc>
+          <w:tcPr>
+            <w:tcW w:w="3804" w:type="dxa"/>
+          </w:tcPr>
+          <w:p>
+            <w:r>
+              <w:lastRenderedPageBreak/>
+              <w:t>https://www.credit-agricole.fr/ca-</w:t>
+            </w:r>
+            <w:r>
+              <w:lastRenderedPageBreak/>
+              <w:t>franchecomte/particulier/agence/franche-comte/besancon-pasteur-3595.html</w:t>
+            </w:r>
+          </w:p>
+        </w:tc>
+        <w:tc>
+          <w:tcPr>
+            <w:tcW w:w="930" w:type="dxa"/>
+          </w:tcPr>
+          <w:p>
+            <w:r>
+              <w:lastRenderedPageBreak/>
+              <w:t>Envoyé</w:t>
+            </w:r>
+          </w:p>
+        </w:tc>
+      </w:tr>
+      <w:tr>
+        <w:tc>
+          <w:tcPr>
+            <w:tcW w:w="1404" w:type="dxa"/>
+          </w:tcPr>
+          <w:p>
+            <w:r>
+              <w:t>CROUS</w:t>
+            </w:r>
+          </w:p>
+        </w:tc>
+        <w:tc>
+          <w:tcPr>
+            <w:tcW w:w="2718" w:type="dxa"/>
+          </w:tcPr>
+          <w:p>
+            <w:r>
+              <w:t>40, avenue de l’Observatoire 25000 Besançon</w:t>
+            </w:r>
+          </w:p>
+          <w:p>
+            <w:r>
+              <w:t xml:space="preserve">Tel : </w:t>
+            </w:r>
+            <w:r>
+              <w:t>09.72.59.65.65</w:t>
+            </w:r>
+          </w:p>
+        </w:tc>
+        <w:tc>
+          <w:tcPr>
+            <w:tcW w:w="3804" w:type="dxa"/>
+          </w:tcPr>
+          <w:p>
+            <w:r>
+              <w:t>https://www.lescrous.fr/</w:t>
+            </w:r>
+          </w:p>
+        </w:tc>
+        <w:tc>
+          <w:tcPr>
+            <w:tcW w:w="930" w:type="dxa"/>
+          </w:tcPr>
+          <w:p/>
+        </w:tc>
+      </w:tr>
+      <w:tr>
+        <w:tc>
+          <w:tcPr>
+            <w:tcW w:w="1404" w:type="dxa"/>
+          </w:tcPr>
+          <w:p>
+            <w:r>
+              <w:t>Deluxe Digitale</w:t>
+            </w:r>
+          </w:p>
+        </w:tc>
+        <w:tc>
+          <w:tcPr>
+            <w:tcW w:w="2718" w:type="dxa"/>
+          </w:tcPr>
+          <w:p>
+            <w:r>
+              <w:t>13 quai de Strasbourg, 25000 Besançon</w:t>
+            </w:r>
+          </w:p>
+          <w:p>
+            <w:r>
+              <w:t xml:space="preserve">Email : </w:t>
+            </w:r>
+            <w:r>
+              <w:t>recrut@digitaledeluxe.fr</w:t>
+            </w:r>
+          </w:p>
+          <w:p>
+            <w:r>
+              <w:t xml:space="preserve">Tel : </w:t>
+            </w:r>
+            <w:r>
+              <w:t>03.81.50.44.68</w:t>
+            </w:r>
+          </w:p>
+        </w:tc>
+        <w:tc>
+          <w:tcPr>
+            <w:tcW w:w="3804" w:type="dxa"/>
+          </w:tcPr>
+          <w:p>
+            <w:r>
+              <w:t>https://digitaledeluxe.fr/</w:t>
+            </w:r>
+          </w:p>
+        </w:tc>
+        <w:tc>
+          <w:tcPr>
+            <w:tcW w:w="930" w:type="dxa"/>
+          </w:tcPr>
+          <w:p>
+            <w:r>
+              <w:t>Envoyé</w:t>
+            </w:r>
+          </w:p>
+        </w:tc>
+      </w:tr>
+      <w:tr>
+        <w:tc>
+          <w:tcPr>
+            <w:tcW w:w="1404" w:type="dxa"/>
+          </w:tcPr>
+          <w:p>
+            <w:r>
+              <w:t>DIGIFAB</w:t>
+            </w:r>
+          </w:p>
+        </w:tc>
+        <w:tc>
+          <w:tcPr>
+            <w:tcW w:w="2718" w:type="dxa"/>
+          </w:tcPr>
+          <w:p>
+            <w:r>
+              <w:t>4 avenue du parc 25000 Besançon</w:t>
+            </w:r>
+          </w:p>
+          <w:p>
+            <w:r>
+              <w:t xml:space="preserve">Email : </w:t>
+            </w:r>
+            <w:r>
+              <w:t>info@digifab.fr</w:t>
+            </w:r>
+          </w:p>
+          <w:p>
+            <w:r>
+              <w:t>Tel : 0</w:t>
+            </w:r>
+            <w:r>
+              <w:t>6 77 39 41 45</w:t>
+            </w:r>
+          </w:p>
+        </w:tc>
+        <w:tc>
+          <w:tcPr>
+            <w:tcW w:w="3804" w:type="dxa"/>
+          </w:tcPr>
+          <w:p>
+            <w:r>
+              <w:t>https://digifab.fr/</w:t>
+            </w:r>
+          </w:p>
+        </w:tc>
+        <w:tc>
+          <w:tcPr>
+            <w:tcW w:w="930" w:type="dxa"/>
+          </w:tcPr>
+          <w:p/>
+        </w:tc>
+      </w:tr>
+      <w:tr>
+        <w:tc>
+          <w:tcPr>
+            <w:tcW w:w="1404" w:type="dxa"/>
+          </w:tcPr>
+          <w:p>
+            <w:r>
+              <w:t>DynAgence</w:t>
+            </w:r>
+          </w:p>
+        </w:tc>
+        <w:tc>
+          <w:tcPr>
+            <w:tcW w:w="2718" w:type="dxa"/>
+          </w:tcPr>
+          <w:p>
+            <w:r>
+              <w:t>1 place Flore, 25000 Besançon</w:t>
+            </w:r>
+          </w:p>
+          <w:p>
+            <w:r>
+              <w:t xml:space="preserve">Tel : </w:t>
+            </w:r>
+            <w:r>
+              <w:t>03 81 81 01 2</w:t>
+            </w:r>
+            <w:r>
+              <w:t>0</w:t>
+            </w:r>
+          </w:p>
+        </w:tc>
+        <w:tc>
+          <w:tcPr>
+            <w:tcW w:w="3804" w:type="dxa"/>
+          </w:tcPr>
+          <w:p>
+            <w:r>
+              <w:t>https://www.dynagence.fr/</w:t>
+            </w:r>
+          </w:p>
+        </w:tc>
+        <w:tc>
+          <w:tcPr>
+            <w:tcW w:w="930" w:type="dxa"/>
+          </w:tcPr>
+          <w:p/>
+        </w:tc>
+      </w:tr>
+      <w:tr>
+        <w:tc>
+          <w:tcPr>
+            <w:tcW w:w="1404" w:type="dxa"/>
+          </w:tcPr>
+          <w:p>
+            <w:r>
+              <w:t>EFS Besançon</w:t>
+            </w:r>
+          </w:p>
+        </w:tc>
+        <w:tc>
+          <w:tcPr>
+            <w:tcW w:w="2718" w:type="dxa"/>
+          </w:tcPr>
+          <w:p>
+            <w:r>
+              <w:t>8 Rue du Dr Jean-François Xavier Girod, 25000 Besançon</w:t>
+            </w:r>
+          </w:p>
+          <w:p>
+            <w:r>
+              <w:t xml:space="preserve">Email : </w:t>
+            </w:r>
+            <w:r>
+              <w:t>accueil.donneurs@efs.sante.f</w:t>
+            </w:r>
+            <w:r>
+              <w:t>r</w:t>
+            </w:r>
+          </w:p>
+          <w:p>
+            <w:r>
+              <w:t xml:space="preserve">Tel : </w:t>
+            </w:r>
+            <w:r>
+              <w:t>03 81 61 56 20</w:t>
+            </w:r>
+          </w:p>
+        </w:tc>
+        <w:tc>
+          <w:tcPr>
+            <w:tcW w:w="3804" w:type="dxa"/>
+          </w:tcPr>
+          <w:p>
+            <w:r>
+              <w:t>https://dondesang.efs.sante.fr/</w:t>
+            </w:r>
+          </w:p>
+        </w:tc>
+        <w:tc>
+          <w:tcPr>
+            <w:tcW w:w="930" w:type="dxa"/>
+          </w:tcPr>
+          <w:p/>
+        </w:tc>
+      </w:tr>
+      <w:tr>
+        <w:tc>
+          <w:tcPr>
+            <w:tcW w:w="1404" w:type="dxa"/>
+          </w:tcPr>
+          <w:p>
+            <w:r>
+              <w:t>EMOSIST</w:t>
+            </w:r>
+          </w:p>
+        </w:tc>
+        <w:tc>
+          <w:tcPr>
+            <w:tcW w:w="2718" w:type="dxa"/>
+          </w:tcPr>
+          <w:p>
+            <w:r>
+              <w:t>16 Rue Professeur Paul Milleret 25000 Besancon</w:t>
+            </w:r>
+          </w:p>
+          <w:p>
+            <w:r>
+              <w:t xml:space="preserve">Email : </w:t>
+            </w:r>
+            <w:r>
+              <w:lastRenderedPageBreak/>
+              <w:t>contact@emosist.fr</w:t>
+            </w:r>
+          </w:p>
+          <w:p>
+            <w:r>
+              <w:t xml:space="preserve">Tel : </w:t>
+            </w:r>
+            <w:r>
+              <w:t>03.81.53.42.69</w:t>
+            </w:r>
+          </w:p>
+        </w:tc>
+        <w:tc>
+          <w:tcPr>
+            <w:tcW w:w="3804" w:type="dxa"/>
+          </w:tcPr>
+          <w:p>
+            <w:r>
+              <w:lastRenderedPageBreak/>
+              <w:t>https://www.emosist.fr/</w:t>
+            </w:r>
+          </w:p>
+        </w:tc>
+        <w:tc>
+          <w:tcPr>
+            <w:tcW w:w="930" w:type="dxa"/>
           </w:tcPr>
           <w:p/>
         </w:tc>
@@ -2356,6 +2949,155 @@
       </w:rPr>
     </w:lvl>
   </w:abstractNum>
+  <w:abstractNum w:abstractNumId="9" w15:restartNumberingAfterBreak="0">
+    <w:nsid w:val="59F31773"/>
+    <w:multiLevelType w:val="multilevel"/>
+    <w:tmpl w:val="9E66200C"/>
+    <w:lvl w:ilvl="0">
+      <w:start w:val="1"/>
+      <w:numFmt w:val="bullet"/>
+      <w:lvlText w:val=""/>
+      <w:lvlJc w:val="left"/>
+      <w:pPr>
+        <w:tabs>
+          <w:tab w:val="num" w:pos="720"/>
+        </w:tabs>
+        <w:ind w:left="720" w:hanging="360"/>
+      </w:pPr>
+      <w:rPr>
+        <w:rFonts w:ascii="Symbol" w:hAnsi="Symbol" w:hint="default"/>
+        <w:sz w:val="20"/>
+      </w:rPr>
+    </w:lvl>
+    <w:lvl w:ilvl="1" w:tentative="1">
+      <w:start w:val="1"/>
+      <w:numFmt w:val="bullet"/>
+      <w:lvlText w:val="o"/>
+      <w:lvlJc w:val="left"/>
+      <w:pPr>
+        <w:tabs>
+          <w:tab w:val="num" w:pos="1440"/>
+        </w:tabs>
+        <w:ind w:left="1440" w:hanging="360"/>
+      </w:pPr>
+      <w:rPr>
+        <w:rFonts w:ascii="Courier New" w:hAnsi="Courier New" w:hint="default"/>
+        <w:sz w:val="20"/>
+      </w:rPr>
+    </w:lvl>
+    <w:lvl w:ilvl="2" w:tentative="1">
+      <w:start w:val="1"/>
+      <w:numFmt w:val="bullet"/>
+      <w:lvlText w:val=""/>
+      <w:lvlJc w:val="left"/>
+      <w:pPr>
+        <w:tabs>
+          <w:tab w:val="num" w:pos="2160"/>
+        </w:tabs>
+        <w:ind w:left="2160" w:hanging="360"/>
+      </w:pPr>
+      <w:rPr>
+        <w:rFonts w:ascii="Wingdings" w:hAnsi="Wingdings" w:hint="default"/>
+        <w:sz w:val="20"/>
+      </w:rPr>
+    </w:lvl>
+    <w:lvl w:ilvl="3" w:tentative="1">
+      <w:start w:val="1"/>
+      <w:numFmt w:val="bullet"/>
+      <w:lvlText w:val=""/>
+      <w:lvlJc w:val="left"/>
+      <w:pPr>
+        <w:tabs>
+          <w:tab w:val="num" w:pos="2880"/>
+        </w:tabs>
+        <w:ind w:left="2880" w:hanging="360"/>
+      </w:pPr>
+      <w:rPr>
+        <w:rFonts w:ascii="Wingdings" w:hAnsi="Wingdings" w:hint="default"/>
+        <w:sz w:val="20"/>
+      </w:rPr>
+    </w:lvl>
+    <w:lvl w:ilvl="4" w:tentative="1">
+      <w:start w:val="1"/>
+      <w:numFmt w:val="bullet"/>
+      <w:lvlText w:val=""/>
+      <w:lvlJc w:val="left"/>
+      <w:pPr>
+        <w:tabs>
+          <w:tab w:val="num" w:pos="3600"/>
+        </w:tabs>
+        <w:ind w:left="3600" w:hanging="360"/>
+      </w:pPr>
+      <w:rPr>
+        <w:rFonts w:ascii="Wingdings" w:hAnsi="Wingdings" w:hint="default"/>
+        <w:sz w:val="20"/>
+      </w:rPr>
+    </w:lvl>
+    <w:lvl w:ilvl="5" w:tentative="1">
+      <w:start w:val="1"/>
+      <w:numFmt w:val="bullet"/>
+      <w:lvlText w:val=""/>
+      <w:lvlJc w:val="left"/>
+      <w:pPr>
+        <w:tabs>
+          <w:tab w:val="num" w:pos="4320"/>
+        </w:tabs>
+        <w:ind w:left="4320" w:hanging="360"/>
+      </w:pPr>
+      <w:rPr>
+        <w:rFonts w:ascii="Wingdings" w:hAnsi="Wingdings" w:hint="default"/>
+        <w:sz w:val="20"/>
+      </w:rPr>
+    </w:lvl>
+    <w:lvl w:ilvl="6" w:tentative="1">
+      <w:start w:val="1"/>
+      <w:numFmt w:val="bullet"/>
+      <w:lvlText w:val=""/>
+      <w:lvlJc w:val="left"/>
+      <w:pPr>
+        <w:tabs>
+          <w:tab w:val="num" w:pos="5040"/>
+        </w:tabs>
+        <w:ind w:left="5040" w:hanging="360"/>
+      </w:pPr>
+      <w:rPr>
+        <w:rFonts w:ascii="Wingdings" w:hAnsi="Wingdings" w:hint="default"/>
+        <w:sz w:val="20"/>
+      </w:rPr>
+    </w:lvl>
+    <w:lvl w:ilvl="7" w:tentative="1">
+      <w:start w:val="1"/>
+      <w:numFmt w:val="bullet"/>
+      <w:lvlText w:val=""/>
+      <w:lvlJc w:val="left"/>
+      <w:pPr>
+        <w:tabs>
+          <w:tab w:val="num" w:pos="5760"/>
+        </w:tabs>
+        <w:ind w:left="5760" w:hanging="360"/>
+      </w:pPr>
+      <w:rPr>
+        <w:rFonts w:ascii="Wingdings" w:hAnsi="Wingdings" w:hint="default"/>
+        <w:sz w:val="20"/>
+      </w:rPr>
+    </w:lvl>
+    <w:lvl w:ilvl="8" w:tentative="1">
+      <w:start w:val="1"/>
+      <w:numFmt w:val="bullet"/>
+      <w:lvlText w:val=""/>
+      <w:lvlJc w:val="left"/>
+      <w:pPr>
+        <w:tabs>
+          <w:tab w:val="num" w:pos="6480"/>
+        </w:tabs>
+        <w:ind w:left="6480" w:hanging="360"/>
+      </w:pPr>
+      <w:rPr>
+        <w:rFonts w:ascii="Wingdings" w:hAnsi="Wingdings" w:hint="default"/>
+        <w:sz w:val="20"/>
+      </w:rPr>
+    </w:lvl>
+  </w:abstractNum>
   <w:num w:numId="1" w16cid:durableId="1378512332">
     <w:abstractNumId w:val="8"/>
   </w:num>
@@ -2382,6 +3124,9 @@
   </w:num>
   <w:num w:numId="9" w16cid:durableId="789318757">
     <w:abstractNumId w:val="0"/>
+  </w:num>
+  <w:num w:numId="10" w16cid:durableId="1864247796">
+    <w:abstractNumId w:val="9"/>
   </w:num>
 </w:numbering>
 </file>

--- a/CEJM/BTS SIO 1/Recherche de stage/Liste entreprises.docx
+++ b/CEJM/BTS SIO 1/Recherche de stage/Liste entreprises.docx
@@ -136,8 +136,13 @@
             <w:r>
               <w:br/>
             </w:r>
-            <w:r>
-              <w:t>Email :</w:t>
+            <w:proofErr w:type="gramStart"/>
+            <w:r>
+              <w:t>Email</w:t>
+            </w:r>
+            <w:proofErr w:type="gramEnd"/>
+            <w:r>
+              <w:t xml:space="preserve"> :</w:t>
             </w:r>
             <w:r>
               <w:t xml:space="preserve"> commercial@jm-informatique.com</w:t>
@@ -196,8 +201,13 @@
             <w:r>
               <w:br/>
             </w:r>
-            <w:r>
-              <w:t>Email :</w:t>
+            <w:proofErr w:type="gramStart"/>
+            <w:r>
+              <w:t>Email</w:t>
+            </w:r>
+            <w:proofErr w:type="gramEnd"/>
+            <w:r>
+              <w:t xml:space="preserve"> :</w:t>
             </w:r>
             <w:r>
               <w:t xml:space="preserve"> </w:t>
@@ -259,8 +269,13 @@
             <w:r>
               <w:br/>
             </w:r>
-            <w:r>
-              <w:t>Email :</w:t>
+            <w:proofErr w:type="gramStart"/>
+            <w:r>
+              <w:t>Email</w:t>
+            </w:r>
+            <w:proofErr w:type="gramEnd"/>
+            <w:r>
+              <w:t xml:space="preserve"> :</w:t>
             </w:r>
             <w:r>
               <w:t xml:space="preserve"> contact@3tech-informatique.fr</w:t>
@@ -319,8 +334,13 @@
             <w:r>
               <w:br/>
             </w:r>
-            <w:r>
-              <w:t>Email :</w:t>
+            <w:proofErr w:type="gramStart"/>
+            <w:r>
+              <w:t>Email</w:t>
+            </w:r>
+            <w:proofErr w:type="gramEnd"/>
+            <w:r>
+              <w:t xml:space="preserve"> :</w:t>
             </w:r>
             <w:r>
               <w:t xml:space="preserve"> jp.baud25@orange.fr</w:t>
@@ -377,13 +397,26 @@
           </w:tcPr>
           <w:p>
             <w:r>
-              <w:t>9 Rue des Chaprais, 25000 Besançon</w:t>
+              <w:t xml:space="preserve">9 Rue des </w:t>
+            </w:r>
+            <w:proofErr w:type="spellStart"/>
+            <w:r>
+              <w:t>Chaprais</w:t>
+            </w:r>
+            <w:proofErr w:type="spellEnd"/>
+            <w:r>
+              <w:t>, 25000 Besançon</w:t>
             </w:r>
             <w:r>
               <w:br/>
             </w:r>
-            <w:r>
-              <w:t>Email :</w:t>
+            <w:proofErr w:type="gramStart"/>
+            <w:r>
+              <w:t>Email</w:t>
+            </w:r>
+            <w:proofErr w:type="gramEnd"/>
+            <w:r>
+              <w:t xml:space="preserve"> :</w:t>
             </w:r>
             <w:r>
               <w:t xml:space="preserve"> rdxsmartsolution@gmail.com</w:t>
@@ -442,8 +475,13 @@
             <w:r>
               <w:br/>
             </w:r>
-            <w:r>
-              <w:t>Email :</w:t>
+            <w:proofErr w:type="gramStart"/>
+            <w:r>
+              <w:t>Email</w:t>
+            </w:r>
+            <w:proofErr w:type="gramEnd"/>
+            <w:r>
+              <w:t xml:space="preserve"> :</w:t>
             </w:r>
             <w:r>
               <w:t xml:space="preserve"> contact@sospcsosmac.com</w:t>
@@ -499,17 +537,35 @@
           </w:tcPr>
           <w:p>
             <w:r>
-              <w:t>2 G, avenue des Montboucons Temis, 25000 Besançon</w:t>
+              <w:t xml:space="preserve">2 G, avenue des Montboucons </w:t>
+            </w:r>
+            <w:proofErr w:type="spellStart"/>
+            <w:r>
+              <w:t>Temis</w:t>
+            </w:r>
+            <w:proofErr w:type="spellEnd"/>
+            <w:r>
+              <w:t>, 25000 Besançon</w:t>
             </w:r>
             <w:r>
               <w:br/>
             </w:r>
-            <w:r>
-              <w:t>Email :</w:t>
-            </w:r>
-            <w:r>
-              <w:t xml:space="preserve"> info.fr@arkance.world</w:t>
-            </w:r>
+            <w:proofErr w:type="gramStart"/>
+            <w:r>
+              <w:t>Email</w:t>
+            </w:r>
+            <w:proofErr w:type="gramEnd"/>
+            <w:r>
+              <w:t xml:space="preserve"> :</w:t>
+            </w:r>
+            <w:r>
+              <w:t xml:space="preserve"> </w:t>
+            </w:r>
+            <w:proofErr w:type="spellStart"/>
+            <w:r>
+              <w:t>info.fr@arkance.world</w:t>
+            </w:r>
+            <w:proofErr w:type="spellEnd"/>
             <w:r>
               <w:br/>
             </w:r>
@@ -607,8 +663,13 @@
             <w:r>
               <w:br/>
             </w:r>
-            <w:r>
-              <w:t>Email :</w:t>
+            <w:proofErr w:type="gramStart"/>
+            <w:r>
+              <w:t>Email</w:t>
+            </w:r>
+            <w:proofErr w:type="gramEnd"/>
+            <w:r>
+              <w:t xml:space="preserve"> :</w:t>
             </w:r>
             <w:r>
               <w:t xml:space="preserve"> Non communiqué</w:t>
@@ -663,8 +724,13 @@
             <w:r>
               <w:br/>
             </w:r>
-            <w:r>
-              <w:t>Email :</w:t>
+            <w:proofErr w:type="gramStart"/>
+            <w:r>
+              <w:t>Email</w:t>
+            </w:r>
+            <w:proofErr w:type="gramEnd"/>
+            <w:r>
+              <w:t xml:space="preserve"> :</w:t>
             </w:r>
             <w:r>
               <w:t xml:space="preserve"> Non</w:t>
@@ -718,8 +784,13 @@
             <w:tcW w:w="1404" w:type="dxa"/>
           </w:tcPr>
           <w:p>
-            <w:r>
-              <w:t>Izyos l'informatique Durable</w:t>
+            <w:proofErr w:type="spellStart"/>
+            <w:r>
+              <w:t>Izyos</w:t>
+            </w:r>
+            <w:proofErr w:type="spellEnd"/>
+            <w:r>
+              <w:t xml:space="preserve"> l'informatique Durable</w:t>
             </w:r>
           </w:p>
         </w:tc>
@@ -734,8 +805,13 @@
             <w:r>
               <w:br/>
             </w:r>
-            <w:r>
-              <w:t>Email :</w:t>
+            <w:proofErr w:type="gramStart"/>
+            <w:r>
+              <w:t>Email</w:t>
+            </w:r>
+            <w:proofErr w:type="gramEnd"/>
+            <w:r>
+              <w:t xml:space="preserve"> :</w:t>
             </w:r>
             <w:r>
               <w:t xml:space="preserve"> contact@izyos.com</w:t>
@@ -789,7 +865,15 @@
           </w:tcPr>
           <w:p>
             <w:r>
-              <w:t>1 Rue du Baron Daclin, 25000 Besançon</w:t>
+              <w:t xml:space="preserve">1 Rue du Baron </w:t>
+            </w:r>
+            <w:proofErr w:type="spellStart"/>
+            <w:r>
+              <w:t>Daclin</w:t>
+            </w:r>
+            <w:proofErr w:type="spellEnd"/>
+            <w:r>
+              <w:t>, 25000 Besançon</w:t>
             </w:r>
             <w:r>
               <w:br/>
@@ -853,8 +937,13 @@
             <w:r>
               <w:br/>
             </w:r>
-            <w:r>
-              <w:t>Email :</w:t>
+            <w:proofErr w:type="gramStart"/>
+            <w:r>
+              <w:t>Email</w:t>
+            </w:r>
+            <w:proofErr w:type="gramEnd"/>
+            <w:r>
+              <w:t xml:space="preserve"> :</w:t>
             </w:r>
             <w:r>
               <w:t xml:space="preserve"> </w:t>
@@ -916,8 +1005,13 @@
             <w:r>
               <w:br/>
             </w:r>
-            <w:r>
-              <w:t>Email :</w:t>
+            <w:proofErr w:type="gramStart"/>
+            <w:r>
+              <w:t>Email</w:t>
+            </w:r>
+            <w:proofErr w:type="gramEnd"/>
+            <w:r>
+              <w:t xml:space="preserve"> :</w:t>
             </w:r>
             <w:r>
               <w:t xml:space="preserve"> boutique250@ldlc.com</w:t>
@@ -972,13 +1066,26 @@
           </w:tcPr>
           <w:p>
             <w:r>
-              <w:t>48 Rue des Founottes, 25000 Besançon</w:t>
+              <w:t xml:space="preserve">48 Rue des </w:t>
+            </w:r>
+            <w:proofErr w:type="spellStart"/>
+            <w:r>
+              <w:t>Founottes</w:t>
+            </w:r>
+            <w:proofErr w:type="spellEnd"/>
+            <w:r>
+              <w:t>, 25000 Besançon</w:t>
             </w:r>
             <w:r>
               <w:br/>
             </w:r>
-            <w:r>
-              <w:t>Email :</w:t>
+            <w:proofErr w:type="gramStart"/>
+            <w:r>
+              <w:t>Email</w:t>
+            </w:r>
+            <w:proofErr w:type="gramEnd"/>
+            <w:r>
+              <w:t xml:space="preserve"> :</w:t>
             </w:r>
             <w:r>
               <w:t xml:space="preserve"> Non communiqué</w:t>
@@ -1033,8 +1140,13 @@
             <w:r>
               <w:br/>
             </w:r>
-            <w:r>
-              <w:t>Email :</w:t>
+            <w:proofErr w:type="gramStart"/>
+            <w:r>
+              <w:t>Email</w:t>
+            </w:r>
+            <w:proofErr w:type="gramEnd"/>
+            <w:r>
+              <w:t xml:space="preserve"> :</w:t>
             </w:r>
             <w:r>
               <w:t xml:space="preserve"> contact@adeoinformatique.com</w:t>
@@ -1096,15 +1208,22 @@
             <w:r>
               <w:br/>
             </w:r>
-            <w:r>
-              <w:t>Email :</w:t>
+            <w:proofErr w:type="gramStart"/>
+            <w:r>
+              <w:t>Email</w:t>
+            </w:r>
+            <w:proofErr w:type="gramEnd"/>
+            <w:r>
+              <w:t xml:space="preserve"> :</w:t>
             </w:r>
             <w:r>
               <w:t xml:space="preserve"> </w:t>
             </w:r>
+            <w:proofErr w:type="spellStart"/>
             <w:r>
               <w:t>contact@numerique.email</w:t>
             </w:r>
+            <w:proofErr w:type="spellEnd"/>
             <w:r>
               <w:br/>
             </w:r>
@@ -1154,13 +1273,26 @@
           </w:tcPr>
           <w:p>
             <w:r>
-              <w:t>32 Rue Megevand, 25000 Besançon</w:t>
+              <w:t xml:space="preserve">32 Rue </w:t>
+            </w:r>
+            <w:proofErr w:type="spellStart"/>
+            <w:r>
+              <w:t>Megevand</w:t>
+            </w:r>
+            <w:proofErr w:type="spellEnd"/>
+            <w:r>
+              <w:t>, 25000 Besançon</w:t>
             </w:r>
             <w:r>
               <w:br/>
             </w:r>
-            <w:r>
-              <w:t>Email :</w:t>
+            <w:proofErr w:type="gramStart"/>
+            <w:r>
+              <w:t>Email</w:t>
+            </w:r>
+            <w:proofErr w:type="gramEnd"/>
+            <w:r>
+              <w:t xml:space="preserve"> :</w:t>
             </w:r>
             <w:r>
               <w:t xml:space="preserve"> Non communiqué</w:t>
@@ -1215,8 +1347,13 @@
             <w:r>
               <w:br/>
             </w:r>
-            <w:r>
-              <w:t>Email :</w:t>
+            <w:proofErr w:type="gramStart"/>
+            <w:r>
+              <w:t>Email</w:t>
+            </w:r>
+            <w:proofErr w:type="gramEnd"/>
+            <w:r>
+              <w:t xml:space="preserve"> :</w:t>
             </w:r>
             <w:r>
               <w:t xml:space="preserve"> </w:t>
@@ -1279,13 +1416,26 @@
           </w:tcPr>
           <w:p>
             <w:r>
-              <w:t>2 Rue Megevand, 25000 Besançon</w:t>
+              <w:t xml:space="preserve">2 Rue </w:t>
+            </w:r>
+            <w:proofErr w:type="spellStart"/>
+            <w:r>
+              <w:t>Megevand</w:t>
+            </w:r>
+            <w:proofErr w:type="spellEnd"/>
+            <w:r>
+              <w:t>, 25000 Besançon</w:t>
             </w:r>
             <w:r>
               <w:br/>
             </w:r>
-            <w:r>
-              <w:t>Email :</w:t>
+            <w:proofErr w:type="gramStart"/>
+            <w:r>
+              <w:t>Email</w:t>
+            </w:r>
+            <w:proofErr w:type="gramEnd"/>
+            <w:r>
+              <w:t xml:space="preserve"> :</w:t>
             </w:r>
             <w:r>
               <w:t xml:space="preserve"> </w:t>
@@ -1379,8 +1529,13 @@
           </w:tcPr>
           <w:p>
             <w:r>
-              <w:t>La Boutic</w:t>
-            </w:r>
+              <w:t xml:space="preserve">La </w:t>
+            </w:r>
+            <w:proofErr w:type="spellStart"/>
+            <w:r>
+              <w:t>Boutic</w:t>
+            </w:r>
+            <w:proofErr w:type="spellEnd"/>
           </w:p>
         </w:tc>
         <w:tc>
@@ -1394,8 +1549,13 @@
             <w:r>
               <w:br/>
             </w:r>
-            <w:r>
-              <w:t>Email :</w:t>
+            <w:proofErr w:type="gramStart"/>
+            <w:r>
+              <w:t>Email</w:t>
+            </w:r>
+            <w:proofErr w:type="gramEnd"/>
+            <w:r>
+              <w:t xml:space="preserve"> :</w:t>
             </w:r>
             <w:r>
               <w:t xml:space="preserve"> </w:t>
@@ -1441,10 +1601,12 @@
             <w:tcW w:w="1404" w:type="dxa"/>
           </w:tcPr>
           <w:p>
+            <w:proofErr w:type="spellStart"/>
             <w:r>
               <w:lastRenderedPageBreak/>
               <w:t>Hylæ</w:t>
             </w:r>
+            <w:proofErr w:type="spellEnd"/>
           </w:p>
         </w:tc>
         <w:tc>
@@ -1458,8 +1620,13 @@
             <w:r>
               <w:br/>
             </w:r>
-            <w:r>
-              <w:t>Email :</w:t>
+            <w:proofErr w:type="gramStart"/>
+            <w:r>
+              <w:t>Email</w:t>
+            </w:r>
+            <w:proofErr w:type="gramEnd"/>
+            <w:r>
+              <w:t xml:space="preserve"> :</w:t>
             </w:r>
             <w:r>
               <w:t xml:space="preserve"> Non communiqué</w:t>
@@ -1518,8 +1685,13 @@
             <w:r>
               <w:br/>
             </w:r>
-            <w:r>
-              <w:t>Email :</w:t>
+            <w:proofErr w:type="gramStart"/>
+            <w:r>
+              <w:t>Email</w:t>
+            </w:r>
+            <w:proofErr w:type="gramEnd"/>
+            <w:r>
+              <w:t xml:space="preserve"> :</w:t>
             </w:r>
             <w:r>
               <w:t xml:space="preserve"> </w:t>
@@ -1565,9 +1737,11 @@
             <w:tcW w:w="1404" w:type="dxa"/>
           </w:tcPr>
           <w:p>
+            <w:proofErr w:type="spellStart"/>
             <w:r>
               <w:t>Flexio</w:t>
             </w:r>
+            <w:proofErr w:type="spellEnd"/>
           </w:p>
         </w:tc>
         <w:tc>
@@ -1627,7 +1801,15 @@
           </w:tcPr>
           <w:p>
             <w:r>
-              <w:t>48 Rue des Founottes, 25000 Besançon</w:t>
+              <w:t xml:space="preserve">48 Rue des </w:t>
+            </w:r>
+            <w:proofErr w:type="spellStart"/>
+            <w:r>
+              <w:t>Founottes</w:t>
+            </w:r>
+            <w:proofErr w:type="spellEnd"/>
+            <w:r>
+              <w:t>, 25000 Besançon</w:t>
             </w:r>
             <w:r>
               <w:br/>
@@ -1683,8 +1865,13 @@
             <w:r>
               <w:br/>
             </w:r>
-            <w:r>
-              <w:t>Email :</w:t>
+            <w:proofErr w:type="gramStart"/>
+            <w:r>
+              <w:t>Email</w:t>
+            </w:r>
+            <w:proofErr w:type="gramEnd"/>
+            <w:r>
+              <w:t xml:space="preserve"> :</w:t>
             </w:r>
             <w:r>
               <w:t xml:space="preserve"> Non communiqué</w:t>
@@ -1714,7 +1901,11 @@
           <w:tcPr>
             <w:tcW w:w="930" w:type="dxa"/>
           </w:tcPr>
-          <w:p/>
+          <w:p>
+            <w:r>
+              <w:t>Envoyé</w:t>
+            </w:r>
+          </w:p>
         </w:tc>
       </w:tr>
       <w:tr>
@@ -1768,7 +1959,15 @@
           </w:tcPr>
           <w:p>
             <w:r>
-              <w:t>40 Rue des Frères Chaffanjon, 25000 Besançon</w:t>
+              <w:t xml:space="preserve">40 Rue des Frères </w:t>
+            </w:r>
+            <w:proofErr w:type="spellStart"/>
+            <w:r>
+              <w:t>Chaffanjon</w:t>
+            </w:r>
+            <w:proofErr w:type="spellEnd"/>
+            <w:r>
+              <w:t>, 25000 Besançon</w:t>
             </w:r>
           </w:p>
           <w:p>
@@ -1906,8 +2105,13 @@
             </w:r>
           </w:p>
           <w:p>
-            <w:r>
-              <w:t xml:space="preserve">Email : </w:t>
+            <w:proofErr w:type="gramStart"/>
+            <w:r>
+              <w:t>Email</w:t>
+            </w:r>
+            <w:proofErr w:type="gramEnd"/>
+            <w:r>
+              <w:t xml:space="preserve"> : </w:t>
             </w:r>
             <w:r>
               <w:lastRenderedPageBreak/>
@@ -1967,8 +2171,13 @@
             </w:r>
           </w:p>
           <w:p>
-            <w:r>
-              <w:t>Email : rh@ar-e.com</w:t>
+            <w:proofErr w:type="gramStart"/>
+            <w:r>
+              <w:t>Email</w:t>
+            </w:r>
+            <w:proofErr w:type="gramEnd"/>
+            <w:r>
+              <w:t xml:space="preserve"> : rh@ar-e.com</w:t>
             </w:r>
           </w:p>
           <w:p>
@@ -2084,9 +2293,11 @@
             <w:tcW w:w="1404" w:type="dxa"/>
           </w:tcPr>
           <w:p>
+            <w:proofErr w:type="spellStart"/>
             <w:r>
               <w:t>CashMag</w:t>
             </w:r>
+            <w:proofErr w:type="spellEnd"/>
           </w:p>
         </w:tc>
         <w:tc>
@@ -2137,7 +2348,15 @@
           </w:tcPr>
           <w:p>
             <w:r>
-              <w:t>20 rue du Chasnot 25000 Besançon</w:t>
+              <w:t xml:space="preserve">20 rue du </w:t>
+            </w:r>
+            <w:proofErr w:type="spellStart"/>
+            <w:r>
+              <w:t>Chasnot</w:t>
+            </w:r>
+            <w:proofErr w:type="spellEnd"/>
+            <w:r>
+              <w:t xml:space="preserve"> 25000 Besançon</w:t>
             </w:r>
           </w:p>
         </w:tc>
@@ -2171,30 +2390,25 @@
           </w:tcPr>
           <w:p>
             <w:r>
-              <w:t>7 Avenue de la gare d'eau</w:t>
-            </w:r>
-            <w:r>
-              <w:t xml:space="preserve"> </w:t>
-            </w:r>
-            <w:r>
-              <w:t>250</w:t>
-            </w:r>
-            <w:r>
-              <w:t>00</w:t>
-            </w:r>
-            <w:r>
-              <w:t xml:space="preserve"> Besançon</w:t>
-            </w:r>
-          </w:p>
-          <w:p>
-            <w:r>
-              <w:t xml:space="preserve">Tel : </w:t>
-            </w:r>
-            <w:r>
-              <w:t>03 81 25 81 2</w:t>
-            </w:r>
-            <w:r>
-              <w:t>5</w:t>
+              <w:t>7 Avenue de la gare d'eau 25000 Besançon</w:t>
+            </w:r>
+          </w:p>
+          <w:p>
+            <w:proofErr w:type="gramStart"/>
+            <w:r>
+              <w:t>Email</w:t>
+            </w:r>
+            <w:proofErr w:type="gramEnd"/>
+            <w:r>
+              <w:t xml:space="preserve"> : </w:t>
+            </w:r>
+            <w:r>
+              <w:t>recrutement@doubs.fr</w:t>
+            </w:r>
+          </w:p>
+          <w:p>
+            <w:r>
+              <w:t>Tel : 03 81 25 81 25</w:t>
             </w:r>
           </w:p>
         </w:tc>
@@ -2204,7 +2418,7 @@
           </w:tcPr>
           <w:p>
             <w:r>
-              <w:t>https://www.doubs.fr/</w:t>
+              <w:t>https://recrutement.doubs.fr</w:t>
             </w:r>
           </w:p>
         </w:tc>
@@ -2246,25 +2460,18 @@
             </w:r>
           </w:p>
           <w:p>
-            <w:r>
-              <w:t xml:space="preserve">Email : </w:t>
-            </w:r>
-            <w:r>
-              <w:t>besancon.fontargent@ca-franchecomte.f</w:t>
-            </w:r>
-            <w:r>
-              <w:t>r</w:t>
-            </w:r>
-          </w:p>
-          <w:p>
-            <w:r>
-              <w:t xml:space="preserve">Tel : </w:t>
-            </w:r>
-            <w:r>
-              <w:t>03 81 48 00 7</w:t>
-            </w:r>
-            <w:r>
-              <w:t>6</w:t>
+            <w:proofErr w:type="gramStart"/>
+            <w:r>
+              <w:t>Email</w:t>
+            </w:r>
+            <w:proofErr w:type="gramEnd"/>
+            <w:r>
+              <w:t xml:space="preserve"> : besancon.fontargent@ca-franchecomte.fr</w:t>
+            </w:r>
+          </w:p>
+          <w:p>
+            <w:r>
+              <w:t>Tel : 03 81 48 00 76</w:t>
             </w:r>
           </w:p>
         </w:tc>
@@ -2316,25 +2523,19 @@
             </w:r>
           </w:p>
           <w:p>
-            <w:r>
-              <w:t xml:space="preserve">Email : </w:t>
-            </w:r>
-            <w:r>
-              <w:t>besancon.chaprais@ca-franchecomte.f</w:t>
-            </w:r>
-            <w:r>
-              <w:t>r</w:t>
-            </w:r>
-          </w:p>
-          <w:p>
-            <w:r>
-              <w:t xml:space="preserve">Tel : </w:t>
-            </w:r>
-            <w:r>
-              <w:t>03 81 47 95 0</w:t>
-            </w:r>
-            <w:r>
-              <w:t>0</w:t>
+            <w:proofErr w:type="gramStart"/>
+            <w:r>
+              <w:t>Email</w:t>
+            </w:r>
+            <w:proofErr w:type="gramEnd"/>
+            <w:r>
+              <w:t xml:space="preserve"> : besancon.chaprais@ca-franchecomte.fr</w:t>
+            </w:r>
+          </w:p>
+          <w:p>
+            <w:r>
+              <w:lastRenderedPageBreak/>
+              <w:t>Tel : 03 81 47 95 00</w:t>
             </w:r>
           </w:p>
         </w:tc>
@@ -2344,6 +2545,7 @@
           </w:tcPr>
           <w:p>
             <w:r>
+              <w:lastRenderedPageBreak/>
               <w:t>https://www.credit-agricole.fr/ca-franchecomte/particulier/agence/franche-comte/besancon-chaprais-3592.html</w:t>
             </w:r>
           </w:p>
@@ -2366,11 +2568,7 @@
           </w:tcPr>
           <w:p>
             <w:r>
-              <w:t xml:space="preserve">Credit </w:t>
-            </w:r>
-            <w:r>
-              <w:lastRenderedPageBreak/>
-              <w:t>Agricole de Franche Comté</w:t>
+              <w:t>Credit Agricole de Franche Comté</w:t>
             </w:r>
           </w:p>
         </w:tc>
@@ -2380,40 +2578,28 @@
           </w:tcPr>
           <w:p>
             <w:r>
-              <w:lastRenderedPageBreak/>
               <w:t>29, grande rue</w:t>
             </w:r>
             <w:r>
               <w:t xml:space="preserve"> </w:t>
             </w:r>
             <w:r>
-              <w:t xml:space="preserve">25000 </w:t>
-            </w:r>
-            <w:r>
-              <w:lastRenderedPageBreak/>
-              <w:t>BESANCON</w:t>
-            </w:r>
-          </w:p>
-          <w:p>
-            <w:r>
-              <w:t xml:space="preserve">Email : </w:t>
-            </w:r>
-            <w:r>
-              <w:t>besancon.pasteur@ca-franchecomte.f</w:t>
-            </w:r>
-            <w:r>
-              <w:t>r</w:t>
-            </w:r>
-          </w:p>
-          <w:p>
-            <w:r>
-              <w:t xml:space="preserve">Tel : </w:t>
-            </w:r>
-            <w:r>
-              <w:t>03 81 48 93 5</w:t>
-            </w:r>
-            <w:r>
-              <w:t>3</w:t>
+              <w:t>25000 BESANCON</w:t>
+            </w:r>
+          </w:p>
+          <w:p>
+            <w:proofErr w:type="gramStart"/>
+            <w:r>
+              <w:t>Email</w:t>
+            </w:r>
+            <w:proofErr w:type="gramEnd"/>
+            <w:r>
+              <w:t xml:space="preserve"> : besancon.pasteur@ca-franchecomte.fr</w:t>
+            </w:r>
+          </w:p>
+          <w:p>
+            <w:r>
+              <w:t>Tel : 03 81 48 93 53</w:t>
             </w:r>
           </w:p>
         </w:tc>
@@ -2423,12 +2609,7 @@
           </w:tcPr>
           <w:p>
             <w:r>
-              <w:lastRenderedPageBreak/>
-              <w:t>https://www.credit-agricole.fr/ca-</w:t>
-            </w:r>
-            <w:r>
-              <w:lastRenderedPageBreak/>
-              <w:t>franchecomte/particulier/agence/franche-comte/besancon-pasteur-3595.html</w:t>
+              <w:t>https://www.credit-agricole.fr/ca-franchecomte/particulier/agence/franche-comte/besancon-pasteur-3595.html</w:t>
             </w:r>
           </w:p>
         </w:tc>
@@ -2438,7 +2619,6 @@
           </w:tcPr>
           <w:p>
             <w:r>
-              <w:lastRenderedPageBreak/>
               <w:t>Envoyé</w:t>
             </w:r>
           </w:p>
@@ -2466,10 +2646,7 @@
           </w:p>
           <w:p>
             <w:r>
-              <w:t xml:space="preserve">Tel : </w:t>
-            </w:r>
-            <w:r>
-              <w:t>09.72.59.65.65</w:t>
+              <w:t>Tel : 09.72.59.65.65</w:t>
             </w:r>
           </w:p>
         </w:tc>
@@ -2511,19 +2688,18 @@
             </w:r>
           </w:p>
           <w:p>
-            <w:r>
-              <w:t xml:space="preserve">Email : </w:t>
-            </w:r>
-            <w:r>
-              <w:t>recrut@digitaledeluxe.fr</w:t>
-            </w:r>
-          </w:p>
-          <w:p>
-            <w:r>
-              <w:t xml:space="preserve">Tel : </w:t>
-            </w:r>
-            <w:r>
-              <w:t>03.81.50.44.68</w:t>
+            <w:proofErr w:type="gramStart"/>
+            <w:r>
+              <w:t>Email</w:t>
+            </w:r>
+            <w:proofErr w:type="gramEnd"/>
+            <w:r>
+              <w:t xml:space="preserve"> : recrut@digitaledeluxe.fr</w:t>
+            </w:r>
+          </w:p>
+          <w:p>
+            <w:r>
+              <w:t>Tel : 03.81.50.44.68</w:t>
             </w:r>
           </w:p>
         </w:tc>
@@ -2569,19 +2745,18 @@
             </w:r>
           </w:p>
           <w:p>
-            <w:r>
-              <w:t xml:space="preserve">Email : </w:t>
-            </w:r>
-            <w:r>
-              <w:t>info@digifab.fr</w:t>
-            </w:r>
-          </w:p>
-          <w:p>
-            <w:r>
-              <w:t>Tel : 0</w:t>
-            </w:r>
-            <w:r>
-              <w:t>6 77 39 41 45</w:t>
+            <w:proofErr w:type="gramStart"/>
+            <w:r>
+              <w:t>Email</w:t>
+            </w:r>
+            <w:proofErr w:type="gramEnd"/>
+            <w:r>
+              <w:t xml:space="preserve"> : info@digifab.fr</w:t>
+            </w:r>
+          </w:p>
+          <w:p>
+            <w:r>
+              <w:t>Tel : 06 77 39 41 45</w:t>
             </w:r>
           </w:p>
         </w:tc>
@@ -2608,9 +2783,11 @@
             <w:tcW w:w="1404" w:type="dxa"/>
           </w:tcPr>
           <w:p>
+            <w:proofErr w:type="spellStart"/>
             <w:r>
               <w:t>DynAgence</w:t>
             </w:r>
+            <w:proofErr w:type="spellEnd"/>
           </w:p>
         </w:tc>
         <w:tc>
@@ -2624,13 +2801,7 @@
           </w:p>
           <w:p>
             <w:r>
-              <w:t xml:space="preserve">Tel : </w:t>
-            </w:r>
-            <w:r>
-              <w:t>03 81 81 01 2</w:t>
-            </w:r>
-            <w:r>
-              <w:t>0</w:t>
+              <w:t>Tel : 03 81 81 01 20</w:t>
             </w:r>
           </w:p>
         </w:tc>
@@ -2672,14 +2843,16 @@
             </w:r>
           </w:p>
           <w:p>
-            <w:r>
-              <w:t xml:space="preserve">Email : </w:t>
-            </w:r>
-            <w:r>
-              <w:t>accueil.donneurs@efs.sante.f</w:t>
-            </w:r>
-            <w:r>
-              <w:t>r</w:t>
+            <w:proofErr w:type="gramStart"/>
+            <w:r>
+              <w:t>Email</w:t>
+            </w:r>
+            <w:proofErr w:type="gramEnd"/>
+            <w:r>
+              <w:t xml:space="preserve"> : </w:t>
+            </w:r>
+            <w:r>
+              <w:t>accueil.donneurs@efs.sante.fr</w:t>
             </w:r>
           </w:p>
           <w:p>
@@ -2725,15 +2898,23 @@
           </w:tcPr>
           <w:p>
             <w:r>
-              <w:t>16 Rue Professeur Paul Milleret 25000 Besancon</w:t>
-            </w:r>
-          </w:p>
-          <w:p>
-            <w:r>
-              <w:t xml:space="preserve">Email : </w:t>
+              <w:t xml:space="preserve">16 Rue Professeur Paul </w:t>
             </w:r>
             <w:r>
               <w:lastRenderedPageBreak/>
+              <w:t>Milleret 25000 Besancon</w:t>
+            </w:r>
+          </w:p>
+          <w:p>
+            <w:proofErr w:type="gramStart"/>
+            <w:r>
+              <w:t>Email</w:t>
+            </w:r>
+            <w:proofErr w:type="gramEnd"/>
+            <w:r>
+              <w:t xml:space="preserve"> : </w:t>
+            </w:r>
+            <w:r>
               <w:t>contact@emosist.fr</w:t>
             </w:r>
           </w:p>
@@ -2819,7 +3000,7 @@
     <w:lvl w:ilvl="0">
       <w:start w:val="1"/>
       <w:numFmt w:val="decimal"/>
-      <w:pStyle w:val="Listenumros3"/>
+      <w:pStyle w:val="ListNumber3"/>
       <w:lvlText w:val="%1."/>
       <w:lvlJc w:val="left"/>
       <w:pPr>
@@ -2837,7 +3018,7 @@
     <w:lvl w:ilvl="0">
       <w:start w:val="1"/>
       <w:numFmt w:val="decimal"/>
-      <w:pStyle w:val="Listenumros2"/>
+      <w:pStyle w:val="ListNumber2"/>
       <w:lvlText w:val="%1."/>
       <w:lvlJc w:val="left"/>
       <w:pPr>
@@ -2875,7 +3056,7 @@
     <w:lvl w:ilvl="0">
       <w:start w:val="1"/>
       <w:numFmt w:val="bullet"/>
-      <w:pStyle w:val="Listepuces3"/>
+      <w:pStyle w:val="ListBullet3"/>
       <w:lvlText w:val=""/>
       <w:lvlJc w:val="left"/>
       <w:pPr>
@@ -2896,7 +3077,7 @@
     <w:lvl w:ilvl="0">
       <w:start w:val="1"/>
       <w:numFmt w:val="bullet"/>
-      <w:pStyle w:val="Listepuces2"/>
+      <w:pStyle w:val="ListBullet2"/>
       <w:lvlText w:val=""/>
       <w:lvlJc w:val="left"/>
       <w:pPr>
@@ -2917,7 +3098,7 @@
     <w:lvl w:ilvl="0">
       <w:start w:val="1"/>
       <w:numFmt w:val="decimal"/>
-      <w:pStyle w:val="Listenumros"/>
+      <w:pStyle w:val="ListNumber"/>
       <w:lvlText w:val="%1."/>
       <w:lvlJc w:val="left"/>
       <w:pPr>
@@ -2935,7 +3116,7 @@
     <w:lvl w:ilvl="0">
       <w:start w:val="1"/>
       <w:numFmt w:val="bullet"/>
-      <w:pStyle w:val="Listepuces"/>
+      <w:pStyle w:val="ListBullet"/>
       <w:lvlText w:val=""/>
       <w:lvlJc w:val="left"/>
       <w:pPr>
@@ -3525,11 +3706,11 @@
       <w:lang w:val="fr-FR"/>
     </w:rPr>
   </w:style>
-  <w:style w:type="paragraph" w:styleId="Titre1">
+  <w:style w:type="paragraph" w:styleId="Heading1">
     <w:name w:val="heading 1"/>
     <w:basedOn w:val="Normal"/>
     <w:next w:val="Normal"/>
-    <w:link w:val="Titre1Car"/>
+    <w:link w:val="Heading1Char"/>
     <w:uiPriority w:val="9"/>
     <w:qFormat/>
     <w:rsid w:val="00FC693F"/>
@@ -3548,11 +3729,11 @@
       <w:szCs w:val="28"/>
     </w:rPr>
   </w:style>
-  <w:style w:type="paragraph" w:styleId="Titre2">
+  <w:style w:type="paragraph" w:styleId="Heading2">
     <w:name w:val="heading 2"/>
     <w:basedOn w:val="Normal"/>
     <w:next w:val="Normal"/>
-    <w:link w:val="Titre2Car"/>
+    <w:link w:val="Heading2Char"/>
     <w:uiPriority w:val="9"/>
     <w:unhideWhenUsed/>
     <w:qFormat/>
@@ -3572,11 +3753,11 @@
       <w:szCs w:val="26"/>
     </w:rPr>
   </w:style>
-  <w:style w:type="paragraph" w:styleId="Titre3">
+  <w:style w:type="paragraph" w:styleId="Heading3">
     <w:name w:val="heading 3"/>
     <w:basedOn w:val="Normal"/>
     <w:next w:val="Normal"/>
-    <w:link w:val="Titre3Car"/>
+    <w:link w:val="Heading3Char"/>
     <w:uiPriority w:val="9"/>
     <w:unhideWhenUsed/>
     <w:qFormat/>
@@ -3594,11 +3775,11 @@
       <w:color w:val="4F81BD" w:themeColor="accent1"/>
     </w:rPr>
   </w:style>
-  <w:style w:type="paragraph" w:styleId="Titre4">
+  <w:style w:type="paragraph" w:styleId="Heading4">
     <w:name w:val="heading 4"/>
     <w:basedOn w:val="Normal"/>
     <w:next w:val="Normal"/>
-    <w:link w:val="Titre4Car"/>
+    <w:link w:val="Heading4Char"/>
     <w:uiPriority w:val="9"/>
     <w:semiHidden/>
     <w:unhideWhenUsed/>
@@ -3619,11 +3800,11 @@
       <w:color w:val="4F81BD" w:themeColor="accent1"/>
     </w:rPr>
   </w:style>
-  <w:style w:type="paragraph" w:styleId="Titre5">
+  <w:style w:type="paragraph" w:styleId="Heading5">
     <w:name w:val="heading 5"/>
     <w:basedOn w:val="Normal"/>
     <w:next w:val="Normal"/>
-    <w:link w:val="Titre5Car"/>
+    <w:link w:val="Heading5Char"/>
     <w:uiPriority w:val="9"/>
     <w:semiHidden/>
     <w:unhideWhenUsed/>
@@ -3640,11 +3821,11 @@
       <w:color w:val="243F60" w:themeColor="accent1" w:themeShade="7F"/>
     </w:rPr>
   </w:style>
-  <w:style w:type="paragraph" w:styleId="Titre6">
+  <w:style w:type="paragraph" w:styleId="Heading6">
     <w:name w:val="heading 6"/>
     <w:basedOn w:val="Normal"/>
     <w:next w:val="Normal"/>
-    <w:link w:val="Titre6Car"/>
+    <w:link w:val="Heading6Char"/>
     <w:uiPriority w:val="9"/>
     <w:semiHidden/>
     <w:unhideWhenUsed/>
@@ -3663,11 +3844,11 @@
       <w:color w:val="243F60" w:themeColor="accent1" w:themeShade="7F"/>
     </w:rPr>
   </w:style>
-  <w:style w:type="paragraph" w:styleId="Titre7">
+  <w:style w:type="paragraph" w:styleId="Heading7">
     <w:name w:val="heading 7"/>
     <w:basedOn w:val="Normal"/>
     <w:next w:val="Normal"/>
-    <w:link w:val="Titre7Car"/>
+    <w:link w:val="Heading7Char"/>
     <w:uiPriority w:val="9"/>
     <w:semiHidden/>
     <w:unhideWhenUsed/>
@@ -3686,11 +3867,11 @@
       <w:color w:val="404040" w:themeColor="text1" w:themeTint="BF"/>
     </w:rPr>
   </w:style>
-  <w:style w:type="paragraph" w:styleId="Titre8">
+  <w:style w:type="paragraph" w:styleId="Heading8">
     <w:name w:val="heading 8"/>
     <w:basedOn w:val="Normal"/>
     <w:next w:val="Normal"/>
-    <w:link w:val="Titre8Car"/>
+    <w:link w:val="Heading8Char"/>
     <w:uiPriority w:val="9"/>
     <w:semiHidden/>
     <w:unhideWhenUsed/>
@@ -3709,11 +3890,11 @@
       <w:szCs w:val="20"/>
     </w:rPr>
   </w:style>
-  <w:style w:type="paragraph" w:styleId="Titre9">
+  <w:style w:type="paragraph" w:styleId="Heading9">
     <w:name w:val="heading 9"/>
     <w:basedOn w:val="Normal"/>
     <w:next w:val="Normal"/>
-    <w:link w:val="Titre9Car"/>
+    <w:link w:val="Heading9Char"/>
     <w:uiPriority w:val="9"/>
     <w:semiHidden/>
     <w:unhideWhenUsed/>
@@ -3734,12 +3915,13 @@
       <w:szCs w:val="20"/>
     </w:rPr>
   </w:style>
-  <w:style w:type="character" w:default="1" w:styleId="Policepardfaut">
+  <w:style w:type="character" w:default="1" w:styleId="DefaultParagraphFont">
     <w:name w:val="Default Paragraph Font"/>
     <w:uiPriority w:val="1"/>
+    <w:semiHidden/>
     <w:unhideWhenUsed/>
   </w:style>
-  <w:style w:type="table" w:default="1" w:styleId="TableauNormal">
+  <w:style w:type="table" w:default="1" w:styleId="TableNormal">
     <w:name w:val="Normal Table"/>
     <w:uiPriority w:val="99"/>
     <w:semiHidden/>
@@ -3754,16 +3936,16 @@
       </w:tblCellMar>
     </w:tblPr>
   </w:style>
-  <w:style w:type="numbering" w:default="1" w:styleId="Aucuneliste">
+  <w:style w:type="numbering" w:default="1" w:styleId="NoList">
     <w:name w:val="No List"/>
     <w:uiPriority w:val="99"/>
     <w:semiHidden/>
     <w:unhideWhenUsed/>
   </w:style>
-  <w:style w:type="paragraph" w:styleId="En-tte">
+  <w:style w:type="paragraph" w:styleId="Header">
     <w:name w:val="header"/>
     <w:basedOn w:val="Normal"/>
-    <w:link w:val="En-tteCar"/>
+    <w:link w:val="HeaderChar"/>
     <w:uiPriority w:val="99"/>
     <w:unhideWhenUsed/>
     <w:rsid w:val="00E618BF"/>
@@ -3775,17 +3957,17 @@
       <w:spacing w:after="0" w:line="240" w:lineRule="auto"/>
     </w:pPr>
   </w:style>
-  <w:style w:type="character" w:customStyle="1" w:styleId="En-tteCar">
-    <w:name w:val="En-tête Car"/>
-    <w:basedOn w:val="Policepardfaut"/>
-    <w:link w:val="En-tte"/>
+  <w:style w:type="character" w:customStyle="1" w:styleId="HeaderChar">
+    <w:name w:val="Header Char"/>
+    <w:basedOn w:val="DefaultParagraphFont"/>
+    <w:link w:val="Header"/>
     <w:uiPriority w:val="99"/>
     <w:rsid w:val="00E618BF"/>
   </w:style>
-  <w:style w:type="paragraph" w:styleId="Pieddepage">
+  <w:style w:type="paragraph" w:styleId="Footer">
     <w:name w:val="footer"/>
     <w:basedOn w:val="Normal"/>
-    <w:link w:val="PieddepageCar"/>
+    <w:link w:val="FooterChar"/>
     <w:uiPriority w:val="99"/>
     <w:unhideWhenUsed/>
     <w:rsid w:val="00E618BF"/>
@@ -3797,14 +3979,14 @@
       <w:spacing w:after="0" w:line="240" w:lineRule="auto"/>
     </w:pPr>
   </w:style>
-  <w:style w:type="character" w:customStyle="1" w:styleId="PieddepageCar">
-    <w:name w:val="Pied de page Car"/>
-    <w:basedOn w:val="Policepardfaut"/>
-    <w:link w:val="Pieddepage"/>
+  <w:style w:type="character" w:customStyle="1" w:styleId="FooterChar">
+    <w:name w:val="Footer Char"/>
+    <w:basedOn w:val="DefaultParagraphFont"/>
+    <w:link w:val="Footer"/>
     <w:uiPriority w:val="99"/>
     <w:rsid w:val="00E618BF"/>
   </w:style>
-  <w:style w:type="paragraph" w:styleId="Sansinterligne">
+  <w:style w:type="paragraph" w:styleId="NoSpacing">
     <w:name w:val="No Spacing"/>
     <w:uiPriority w:val="1"/>
     <w:qFormat/>
@@ -3813,10 +3995,10 @@
       <w:spacing w:after="0" w:line="240" w:lineRule="auto"/>
     </w:pPr>
   </w:style>
-  <w:style w:type="character" w:customStyle="1" w:styleId="Titre1Car">
-    <w:name w:val="Titre 1 Car"/>
-    <w:basedOn w:val="Policepardfaut"/>
-    <w:link w:val="Titre1"/>
+  <w:style w:type="character" w:customStyle="1" w:styleId="Heading1Char">
+    <w:name w:val="Heading 1 Char"/>
+    <w:basedOn w:val="DefaultParagraphFont"/>
+    <w:link w:val="Heading1"/>
     <w:uiPriority w:val="9"/>
     <w:rsid w:val="00FC693F"/>
     <w:rPr>
@@ -3828,10 +4010,10 @@
       <w:szCs w:val="28"/>
     </w:rPr>
   </w:style>
-  <w:style w:type="character" w:customStyle="1" w:styleId="Titre2Car">
-    <w:name w:val="Titre 2 Car"/>
-    <w:basedOn w:val="Policepardfaut"/>
-    <w:link w:val="Titre2"/>
+  <w:style w:type="character" w:customStyle="1" w:styleId="Heading2Char">
+    <w:name w:val="Heading 2 Char"/>
+    <w:basedOn w:val="DefaultParagraphFont"/>
+    <w:link w:val="Heading2"/>
     <w:uiPriority w:val="9"/>
     <w:rsid w:val="00FC693F"/>
     <w:rPr>
@@ -3843,10 +4025,10 @@
       <w:szCs w:val="26"/>
     </w:rPr>
   </w:style>
-  <w:style w:type="character" w:customStyle="1" w:styleId="Titre3Car">
-    <w:name w:val="Titre 3 Car"/>
-    <w:basedOn w:val="Policepardfaut"/>
-    <w:link w:val="Titre3"/>
+  <w:style w:type="character" w:customStyle="1" w:styleId="Heading3Char">
+    <w:name w:val="Heading 3 Char"/>
+    <w:basedOn w:val="DefaultParagraphFont"/>
+    <w:link w:val="Heading3"/>
     <w:uiPriority w:val="9"/>
     <w:rsid w:val="00FC693F"/>
     <w:rPr>
@@ -3856,11 +4038,11 @@
       <w:color w:val="4F81BD" w:themeColor="accent1"/>
     </w:rPr>
   </w:style>
-  <w:style w:type="paragraph" w:styleId="Titre">
+  <w:style w:type="paragraph" w:styleId="Title">
     <w:name w:val="Title"/>
     <w:basedOn w:val="Normal"/>
     <w:next w:val="Normal"/>
-    <w:link w:val="TitreCar"/>
+    <w:link w:val="TitleChar"/>
     <w:uiPriority w:val="10"/>
     <w:qFormat/>
     <w:rsid w:val="00FC693F"/>
@@ -3880,10 +4062,10 @@
       <w:szCs w:val="52"/>
     </w:rPr>
   </w:style>
-  <w:style w:type="character" w:customStyle="1" w:styleId="TitreCar">
-    <w:name w:val="Titre Car"/>
-    <w:basedOn w:val="Policepardfaut"/>
-    <w:link w:val="Titre"/>
+  <w:style w:type="character" w:customStyle="1" w:styleId="TitleChar">
+    <w:name w:val="Title Char"/>
+    <w:basedOn w:val="DefaultParagraphFont"/>
+    <w:link w:val="Title"/>
     <w:uiPriority w:val="10"/>
     <w:rsid w:val="00FC693F"/>
     <w:rPr>
@@ -3895,11 +4077,11 @@
       <w:szCs w:val="52"/>
     </w:rPr>
   </w:style>
-  <w:style w:type="paragraph" w:styleId="Sous-titre">
+  <w:style w:type="paragraph" w:styleId="Subtitle">
     <w:name w:val="Subtitle"/>
     <w:basedOn w:val="Normal"/>
     <w:next w:val="Normal"/>
-    <w:link w:val="Sous-titreCar"/>
+    <w:link w:val="SubtitleChar"/>
     <w:uiPriority w:val="11"/>
     <w:qFormat/>
     <w:rsid w:val="00FC693F"/>
@@ -3918,10 +4100,10 @@
       <w:szCs w:val="24"/>
     </w:rPr>
   </w:style>
-  <w:style w:type="character" w:customStyle="1" w:styleId="Sous-titreCar">
-    <w:name w:val="Sous-titre Car"/>
-    <w:basedOn w:val="Policepardfaut"/>
-    <w:link w:val="Sous-titre"/>
+  <w:style w:type="character" w:customStyle="1" w:styleId="SubtitleChar">
+    <w:name w:val="Subtitle Char"/>
+    <w:basedOn w:val="DefaultParagraphFont"/>
+    <w:link w:val="Subtitle"/>
     <w:uiPriority w:val="11"/>
     <w:rsid w:val="00FC693F"/>
     <w:rPr>
@@ -3934,7 +4116,7 @@
       <w:szCs w:val="24"/>
     </w:rPr>
   </w:style>
-  <w:style w:type="paragraph" w:styleId="Paragraphedeliste">
+  <w:style w:type="paragraph" w:styleId="ListParagraph">
     <w:name w:val="List Paragraph"/>
     <w:basedOn w:val="Normal"/>
     <w:uiPriority w:val="34"/>
@@ -3945,10 +4127,10 @@
       <w:contextualSpacing/>
     </w:pPr>
   </w:style>
-  <w:style w:type="paragraph" w:styleId="Corpsdetexte">
+  <w:style w:type="paragraph" w:styleId="BodyText">
     <w:name w:val="Body Text"/>
     <w:basedOn w:val="Normal"/>
-    <w:link w:val="CorpsdetexteCar"/>
+    <w:link w:val="BodyTextChar"/>
     <w:uiPriority w:val="99"/>
     <w:unhideWhenUsed/>
     <w:rsid w:val="00AA1D8D"/>
@@ -3956,17 +4138,17 @@
       <w:spacing w:after="120"/>
     </w:pPr>
   </w:style>
-  <w:style w:type="character" w:customStyle="1" w:styleId="CorpsdetexteCar">
-    <w:name w:val="Corps de texte Car"/>
-    <w:basedOn w:val="Policepardfaut"/>
-    <w:link w:val="Corpsdetexte"/>
+  <w:style w:type="character" w:customStyle="1" w:styleId="BodyTextChar">
+    <w:name w:val="Body Text Char"/>
+    <w:basedOn w:val="DefaultParagraphFont"/>
+    <w:link w:val="BodyText"/>
     <w:uiPriority w:val="99"/>
     <w:rsid w:val="00AA1D8D"/>
   </w:style>
-  <w:style w:type="paragraph" w:styleId="Corpsdetexte2">
+  <w:style w:type="paragraph" w:styleId="BodyText2">
     <w:name w:val="Body Text 2"/>
     <w:basedOn w:val="Normal"/>
-    <w:link w:val="Corpsdetexte2Car"/>
+    <w:link w:val="BodyText2Char"/>
     <w:uiPriority w:val="99"/>
     <w:unhideWhenUsed/>
     <w:rsid w:val="00AA1D8D"/>
@@ -3974,17 +4156,17 @@
       <w:spacing w:after="120" w:line="480" w:lineRule="auto"/>
     </w:pPr>
   </w:style>
-  <w:style w:type="character" w:customStyle="1" w:styleId="Corpsdetexte2Car">
-    <w:name w:val="Corps de texte 2 Car"/>
-    <w:basedOn w:val="Policepardfaut"/>
-    <w:link w:val="Corpsdetexte2"/>
+  <w:style w:type="character" w:customStyle="1" w:styleId="BodyText2Char">
+    <w:name w:val="Body Text 2 Char"/>
+    <w:basedOn w:val="DefaultParagraphFont"/>
+    <w:link w:val="BodyText2"/>
     <w:uiPriority w:val="99"/>
     <w:rsid w:val="00AA1D8D"/>
   </w:style>
-  <w:style w:type="paragraph" w:styleId="Corpsdetexte3">
+  <w:style w:type="paragraph" w:styleId="BodyText3">
     <w:name w:val="Body Text 3"/>
     <w:basedOn w:val="Normal"/>
-    <w:link w:val="Corpsdetexte3Car"/>
+    <w:link w:val="BodyText3Char"/>
     <w:uiPriority w:val="99"/>
     <w:unhideWhenUsed/>
     <w:rsid w:val="00AA1D8D"/>
@@ -3996,10 +4178,10 @@
       <w:szCs w:val="16"/>
     </w:rPr>
   </w:style>
-  <w:style w:type="character" w:customStyle="1" w:styleId="Corpsdetexte3Car">
-    <w:name w:val="Corps de texte 3 Car"/>
-    <w:basedOn w:val="Policepardfaut"/>
-    <w:link w:val="Corpsdetexte3"/>
+  <w:style w:type="character" w:customStyle="1" w:styleId="BodyText3Char">
+    <w:name w:val="Body Text 3 Char"/>
+    <w:basedOn w:val="DefaultParagraphFont"/>
+    <w:link w:val="BodyText3"/>
     <w:uiPriority w:val="99"/>
     <w:rsid w:val="00AA1D8D"/>
     <w:rPr>
@@ -4007,7 +4189,7 @@
       <w:szCs w:val="16"/>
     </w:rPr>
   </w:style>
-  <w:style w:type="paragraph" w:styleId="Liste">
+  <w:style w:type="paragraph" w:styleId="List">
     <w:name w:val="List"/>
     <w:basedOn w:val="Normal"/>
     <w:uiPriority w:val="99"/>
@@ -4018,7 +4200,7 @@
       <w:contextualSpacing/>
     </w:pPr>
   </w:style>
-  <w:style w:type="paragraph" w:styleId="Liste2">
+  <w:style w:type="paragraph" w:styleId="List2">
     <w:name w:val="List 2"/>
     <w:basedOn w:val="Normal"/>
     <w:uiPriority w:val="99"/>
@@ -4029,7 +4211,7 @@
       <w:contextualSpacing/>
     </w:pPr>
   </w:style>
-  <w:style w:type="paragraph" w:styleId="Liste3">
+  <w:style w:type="paragraph" w:styleId="List3">
     <w:name w:val="List 3"/>
     <w:basedOn w:val="Normal"/>
     <w:uiPriority w:val="99"/>
@@ -4040,7 +4222,7 @@
       <w:contextualSpacing/>
     </w:pPr>
   </w:style>
-  <w:style w:type="paragraph" w:styleId="Listepuces">
+  <w:style w:type="paragraph" w:styleId="ListBullet">
     <w:name w:val="List Bullet"/>
     <w:basedOn w:val="Normal"/>
     <w:uiPriority w:val="99"/>
@@ -4053,7 +4235,7 @@
       <w:contextualSpacing/>
     </w:pPr>
   </w:style>
-  <w:style w:type="paragraph" w:styleId="Listepuces2">
+  <w:style w:type="paragraph" w:styleId="ListBullet2">
     <w:name w:val="List Bullet 2"/>
     <w:basedOn w:val="Normal"/>
     <w:uiPriority w:val="99"/>
@@ -4066,7 +4248,7 @@
       <w:contextualSpacing/>
     </w:pPr>
   </w:style>
-  <w:style w:type="paragraph" w:styleId="Listepuces3">
+  <w:style w:type="paragraph" w:styleId="ListBullet3">
     <w:name w:val="List Bullet 3"/>
     <w:basedOn w:val="Normal"/>
     <w:uiPriority w:val="99"/>
@@ -4079,7 +4261,7 @@
       <w:contextualSpacing/>
     </w:pPr>
   </w:style>
-  <w:style w:type="paragraph" w:styleId="Listenumros">
+  <w:style w:type="paragraph" w:styleId="ListNumber">
     <w:name w:val="List Number"/>
     <w:basedOn w:val="Normal"/>
     <w:uiPriority w:val="99"/>
@@ -4092,7 +4274,7 @@
       <w:contextualSpacing/>
     </w:pPr>
   </w:style>
-  <w:style w:type="paragraph" w:styleId="Listenumros2">
+  <w:style w:type="paragraph" w:styleId="ListNumber2">
     <w:name w:val="List Number 2"/>
     <w:basedOn w:val="Normal"/>
     <w:uiPriority w:val="99"/>
@@ -4105,7 +4287,7 @@
       <w:contextualSpacing/>
     </w:pPr>
   </w:style>
-  <w:style w:type="paragraph" w:styleId="Listenumros3">
+  <w:style w:type="paragraph" w:styleId="ListNumber3">
     <w:name w:val="List Number 3"/>
     <w:basedOn w:val="Normal"/>
     <w:uiPriority w:val="99"/>
@@ -4118,7 +4300,7 @@
       <w:contextualSpacing/>
     </w:pPr>
   </w:style>
-  <w:style w:type="paragraph" w:styleId="Listecontinue">
+  <w:style w:type="paragraph" w:styleId="ListContinue">
     <w:name w:val="List Continue"/>
     <w:basedOn w:val="Normal"/>
     <w:uiPriority w:val="99"/>
@@ -4130,7 +4312,7 @@
       <w:contextualSpacing/>
     </w:pPr>
   </w:style>
-  <w:style w:type="paragraph" w:styleId="Listecontinue2">
+  <w:style w:type="paragraph" w:styleId="ListContinue2">
     <w:name w:val="List Continue 2"/>
     <w:basedOn w:val="Normal"/>
     <w:uiPriority w:val="99"/>
@@ -4142,7 +4324,7 @@
       <w:contextualSpacing/>
     </w:pPr>
   </w:style>
-  <w:style w:type="paragraph" w:styleId="Listecontinue3">
+  <w:style w:type="paragraph" w:styleId="ListContinue3">
     <w:name w:val="List Continue 3"/>
     <w:basedOn w:val="Normal"/>
     <w:uiPriority w:val="99"/>
@@ -4154,9 +4336,9 @@
       <w:contextualSpacing/>
     </w:pPr>
   </w:style>
-  <w:style w:type="paragraph" w:styleId="Textedemacro">
+  <w:style w:type="paragraph" w:styleId="MacroText">
     <w:name w:val="macro"/>
-    <w:link w:val="TextedemacroCar"/>
+    <w:link w:val="MacroTextChar"/>
     <w:uiPriority w:val="99"/>
     <w:unhideWhenUsed/>
     <w:rsid w:val="0029639D"/>
@@ -4177,10 +4359,10 @@
       <w:szCs w:val="20"/>
     </w:rPr>
   </w:style>
-  <w:style w:type="character" w:customStyle="1" w:styleId="TextedemacroCar">
-    <w:name w:val="Texte de macro Car"/>
-    <w:basedOn w:val="Policepardfaut"/>
-    <w:link w:val="Textedemacro"/>
+  <w:style w:type="character" w:customStyle="1" w:styleId="MacroTextChar">
+    <w:name w:val="Macro Text Char"/>
+    <w:basedOn w:val="DefaultParagraphFont"/>
+    <w:link w:val="MacroText"/>
     <w:uiPriority w:val="99"/>
     <w:rsid w:val="0029639D"/>
     <w:rPr>
@@ -4189,11 +4371,11 @@
       <w:szCs w:val="20"/>
     </w:rPr>
   </w:style>
-  <w:style w:type="paragraph" w:styleId="Citation">
+  <w:style w:type="paragraph" w:styleId="Quote">
     <w:name w:val="Quote"/>
     <w:basedOn w:val="Normal"/>
     <w:next w:val="Normal"/>
-    <w:link w:val="CitationCar"/>
+    <w:link w:val="QuoteChar"/>
     <w:uiPriority w:val="29"/>
     <w:qFormat/>
     <w:rsid w:val="00FC693F"/>
@@ -4203,10 +4385,10 @@
       <w:color w:val="000000" w:themeColor="text1"/>
     </w:rPr>
   </w:style>
-  <w:style w:type="character" w:customStyle="1" w:styleId="CitationCar">
-    <w:name w:val="Citation Car"/>
-    <w:basedOn w:val="Policepardfaut"/>
-    <w:link w:val="Citation"/>
+  <w:style w:type="character" w:customStyle="1" w:styleId="QuoteChar">
+    <w:name w:val="Quote Char"/>
+    <w:basedOn w:val="DefaultParagraphFont"/>
+    <w:link w:val="Quote"/>
     <w:uiPriority w:val="29"/>
     <w:rsid w:val="00FC693F"/>
     <w:rPr>
@@ -4215,10 +4397,10 @@
       <w:color w:val="000000" w:themeColor="text1"/>
     </w:rPr>
   </w:style>
-  <w:style w:type="character" w:customStyle="1" w:styleId="Titre4Car">
-    <w:name w:val="Titre 4 Car"/>
-    <w:basedOn w:val="Policepardfaut"/>
-    <w:link w:val="Titre4"/>
+  <w:style w:type="character" w:customStyle="1" w:styleId="Heading4Char">
+    <w:name w:val="Heading 4 Char"/>
+    <w:basedOn w:val="DefaultParagraphFont"/>
+    <w:link w:val="Heading4"/>
     <w:uiPriority w:val="9"/>
     <w:semiHidden/>
     <w:rsid w:val="00FC693F"/>
@@ -4231,10 +4413,10 @@
       <w:color w:val="4F81BD" w:themeColor="accent1"/>
     </w:rPr>
   </w:style>
-  <w:style w:type="character" w:customStyle="1" w:styleId="Titre5Car">
-    <w:name w:val="Titre 5 Car"/>
-    <w:basedOn w:val="Policepardfaut"/>
-    <w:link w:val="Titre5"/>
+  <w:style w:type="character" w:customStyle="1" w:styleId="Heading5Char">
+    <w:name w:val="Heading 5 Char"/>
+    <w:basedOn w:val="DefaultParagraphFont"/>
+    <w:link w:val="Heading5"/>
     <w:uiPriority w:val="9"/>
     <w:semiHidden/>
     <w:rsid w:val="00FC693F"/>
@@ -4243,10 +4425,10 @@
       <w:color w:val="243F60" w:themeColor="accent1" w:themeShade="7F"/>
     </w:rPr>
   </w:style>
-  <w:style w:type="character" w:customStyle="1" w:styleId="Titre6Car">
-    <w:name w:val="Titre 6 Car"/>
-    <w:basedOn w:val="Policepardfaut"/>
-    <w:link w:val="Titre6"/>
+  <w:style w:type="character" w:customStyle="1" w:styleId="Heading6Char">
+    <w:name w:val="Heading 6 Char"/>
+    <w:basedOn w:val="DefaultParagraphFont"/>
+    <w:link w:val="Heading6"/>
     <w:uiPriority w:val="9"/>
     <w:semiHidden/>
     <w:rsid w:val="00FC693F"/>
@@ -4257,10 +4439,10 @@
       <w:color w:val="243F60" w:themeColor="accent1" w:themeShade="7F"/>
     </w:rPr>
   </w:style>
-  <w:style w:type="character" w:customStyle="1" w:styleId="Titre7Car">
-    <w:name w:val="Titre 7 Car"/>
-    <w:basedOn w:val="Policepardfaut"/>
-    <w:link w:val="Titre7"/>
+  <w:style w:type="character" w:customStyle="1" w:styleId="Heading7Char">
+    <w:name w:val="Heading 7 Char"/>
+    <w:basedOn w:val="DefaultParagraphFont"/>
+    <w:link w:val="Heading7"/>
     <w:uiPriority w:val="9"/>
     <w:semiHidden/>
     <w:rsid w:val="00FC693F"/>
@@ -4271,10 +4453,10 @@
       <w:color w:val="404040" w:themeColor="text1" w:themeTint="BF"/>
     </w:rPr>
   </w:style>
-  <w:style w:type="character" w:customStyle="1" w:styleId="Titre8Car">
-    <w:name w:val="Titre 8 Car"/>
-    <w:basedOn w:val="Policepardfaut"/>
-    <w:link w:val="Titre8"/>
+  <w:style w:type="character" w:customStyle="1" w:styleId="Heading8Char">
+    <w:name w:val="Heading 8 Char"/>
+    <w:basedOn w:val="DefaultParagraphFont"/>
+    <w:link w:val="Heading8"/>
     <w:uiPriority w:val="9"/>
     <w:semiHidden/>
     <w:rsid w:val="00FC693F"/>
@@ -4285,10 +4467,10 @@
       <w:szCs w:val="20"/>
     </w:rPr>
   </w:style>
-  <w:style w:type="character" w:customStyle="1" w:styleId="Titre9Car">
-    <w:name w:val="Titre 9 Car"/>
-    <w:basedOn w:val="Policepardfaut"/>
-    <w:link w:val="Titre9"/>
+  <w:style w:type="character" w:customStyle="1" w:styleId="Heading9Char">
+    <w:name w:val="Heading 9 Char"/>
+    <w:basedOn w:val="DefaultParagraphFont"/>
+    <w:link w:val="Heading9"/>
     <w:uiPriority w:val="9"/>
     <w:semiHidden/>
     <w:rsid w:val="00FC693F"/>
@@ -4301,7 +4483,7 @@
       <w:szCs w:val="20"/>
     </w:rPr>
   </w:style>
-  <w:style w:type="paragraph" w:styleId="Lgende">
+  <w:style w:type="paragraph" w:styleId="Caption">
     <w:name w:val="caption"/>
     <w:basedOn w:val="Normal"/>
     <w:next w:val="Normal"/>
@@ -4321,9 +4503,9 @@
       <w:szCs w:val="18"/>
     </w:rPr>
   </w:style>
-  <w:style w:type="character" w:styleId="lev">
+  <w:style w:type="character" w:styleId="Strong">
     <w:name w:val="Strong"/>
-    <w:basedOn w:val="Policepardfaut"/>
+    <w:basedOn w:val="DefaultParagraphFont"/>
     <w:uiPriority w:val="22"/>
     <w:qFormat/>
     <w:rsid w:val="00FC693F"/>
@@ -4332,9 +4514,9 @@
       <w:bCs/>
     </w:rPr>
   </w:style>
-  <w:style w:type="character" w:styleId="Accentuation">
+  <w:style w:type="character" w:styleId="Emphasis">
     <w:name w:val="Emphasis"/>
-    <w:basedOn w:val="Policepardfaut"/>
+    <w:basedOn w:val="DefaultParagraphFont"/>
     <w:uiPriority w:val="20"/>
     <w:qFormat/>
     <w:rsid w:val="00FC693F"/>
@@ -4343,11 +4525,11 @@
       <w:iCs/>
     </w:rPr>
   </w:style>
-  <w:style w:type="paragraph" w:styleId="Citationintense">
+  <w:style w:type="paragraph" w:styleId="IntenseQuote">
     <w:name w:val="Intense Quote"/>
     <w:basedOn w:val="Normal"/>
     <w:next w:val="Normal"/>
-    <w:link w:val="CitationintenseCar"/>
+    <w:link w:val="IntenseQuoteChar"/>
     <w:uiPriority w:val="30"/>
     <w:qFormat/>
     <w:rsid w:val="00FC693F"/>
@@ -4366,10 +4548,10 @@
       <w:color w:val="4F81BD" w:themeColor="accent1"/>
     </w:rPr>
   </w:style>
-  <w:style w:type="character" w:customStyle="1" w:styleId="CitationintenseCar">
-    <w:name w:val="Citation intense Car"/>
-    <w:basedOn w:val="Policepardfaut"/>
-    <w:link w:val="Citationintense"/>
+  <w:style w:type="character" w:customStyle="1" w:styleId="IntenseQuoteChar">
+    <w:name w:val="Intense Quote Char"/>
+    <w:basedOn w:val="DefaultParagraphFont"/>
+    <w:link w:val="IntenseQuote"/>
     <w:uiPriority w:val="30"/>
     <w:rsid w:val="00FC693F"/>
     <w:rPr>
@@ -4380,9 +4562,9 @@
       <w:color w:val="4F81BD" w:themeColor="accent1"/>
     </w:rPr>
   </w:style>
-  <w:style w:type="character" w:styleId="Accentuationlgre">
+  <w:style w:type="character" w:styleId="SubtleEmphasis">
     <w:name w:val="Subtle Emphasis"/>
-    <w:basedOn w:val="Policepardfaut"/>
+    <w:basedOn w:val="DefaultParagraphFont"/>
     <w:uiPriority w:val="19"/>
     <w:qFormat/>
     <w:rsid w:val="00FC693F"/>
@@ -4392,9 +4574,9 @@
       <w:color w:val="808080" w:themeColor="text1" w:themeTint="7F"/>
     </w:rPr>
   </w:style>
-  <w:style w:type="character" w:styleId="Accentuationintense">
+  <w:style w:type="character" w:styleId="IntenseEmphasis">
     <w:name w:val="Intense Emphasis"/>
-    <w:basedOn w:val="Policepardfaut"/>
+    <w:basedOn w:val="DefaultParagraphFont"/>
     <w:uiPriority w:val="21"/>
     <w:qFormat/>
     <w:rsid w:val="00FC693F"/>
@@ -4406,9 +4588,9 @@
       <w:color w:val="4F81BD" w:themeColor="accent1"/>
     </w:rPr>
   </w:style>
-  <w:style w:type="character" w:styleId="Rfrencelgre">
+  <w:style w:type="character" w:styleId="SubtleReference">
     <w:name w:val="Subtle Reference"/>
-    <w:basedOn w:val="Policepardfaut"/>
+    <w:basedOn w:val="DefaultParagraphFont"/>
     <w:uiPriority w:val="31"/>
     <w:qFormat/>
     <w:rsid w:val="00FC693F"/>
@@ -4418,9 +4600,9 @@
       <w:u w:val="single"/>
     </w:rPr>
   </w:style>
-  <w:style w:type="character" w:styleId="Rfrenceintense">
+  <w:style w:type="character" w:styleId="IntenseReference">
     <w:name w:val="Intense Reference"/>
-    <w:basedOn w:val="Policepardfaut"/>
+    <w:basedOn w:val="DefaultParagraphFont"/>
     <w:uiPriority w:val="32"/>
     <w:qFormat/>
     <w:rsid w:val="00FC693F"/>
@@ -4433,9 +4615,9 @@
       <w:u w:val="single"/>
     </w:rPr>
   </w:style>
-  <w:style w:type="character" w:styleId="Titredulivre">
+  <w:style w:type="character" w:styleId="BookTitle">
     <w:name w:val="Book Title"/>
-    <w:basedOn w:val="Policepardfaut"/>
+    <w:basedOn w:val="DefaultParagraphFont"/>
     <w:uiPriority w:val="33"/>
     <w:qFormat/>
     <w:rsid w:val="00FC693F"/>
@@ -4446,9 +4628,9 @@
       <w:spacing w:val="5"/>
     </w:rPr>
   </w:style>
-  <w:style w:type="paragraph" w:styleId="En-ttedetabledesmatires">
+  <w:style w:type="paragraph" w:styleId="TOCHeading">
     <w:name w:val="TOC Heading"/>
-    <w:basedOn w:val="Titre1"/>
+    <w:basedOn w:val="Heading1"/>
     <w:next w:val="Normal"/>
     <w:uiPriority w:val="39"/>
     <w:semiHidden/>
@@ -4459,9 +4641,9 @@
       <w:outlineLvl w:val="9"/>
     </w:pPr>
   </w:style>
-  <w:style w:type="table" w:styleId="Grilledutableau">
+  <w:style w:type="table" w:styleId="TableGrid">
     <w:name w:val="Table Grid"/>
-    <w:basedOn w:val="TableauNormal"/>
+    <w:basedOn w:val="TableNormal"/>
     <w:uiPriority w:val="59"/>
     <w:rsid w:val="00FC693F"/>
     <w:pPr>
@@ -4478,9 +4660,9 @@
       </w:tblBorders>
     </w:tblPr>
   </w:style>
-  <w:style w:type="table" w:styleId="Ombrageclair">
+  <w:style w:type="table" w:styleId="LightShading">
     <w:name w:val="Light Shading"/>
-    <w:basedOn w:val="TableauNormal"/>
+    <w:basedOn w:val="TableNormal"/>
     <w:uiPriority w:val="60"/>
     <w:rsid w:val="00FC693F"/>
     <w:pPr>
@@ -4574,9 +4756,9 @@
       </w:tcPr>
     </w:tblStylePr>
   </w:style>
-  <w:style w:type="table" w:styleId="Trameclaire-Accent1">
+  <w:style w:type="table" w:styleId="LightShading-Accent1">
     <w:name w:val="Light Shading Accent 1"/>
-    <w:basedOn w:val="TableauNormal"/>
+    <w:basedOn w:val="TableNormal"/>
     <w:uiPriority w:val="60"/>
     <w:rsid w:val="00FC693F"/>
     <w:pPr>
@@ -4670,9 +4852,9 @@
       </w:tcPr>
     </w:tblStylePr>
   </w:style>
-  <w:style w:type="table" w:styleId="Trameclaire-Accent2">
+  <w:style w:type="table" w:styleId="LightShading-Accent2">
     <w:name w:val="Light Shading Accent 2"/>
-    <w:basedOn w:val="TableauNormal"/>
+    <w:basedOn w:val="TableNormal"/>
     <w:uiPriority w:val="60"/>
     <w:rsid w:val="00FC693F"/>
     <w:pPr>
@@ -4766,9 +4948,9 @@
       </w:tcPr>
     </w:tblStylePr>
   </w:style>
-  <w:style w:type="table" w:styleId="Trameclaire-Accent3">
+  <w:style w:type="table" w:styleId="LightShading-Accent3">
     <w:name w:val="Light Shading Accent 3"/>
-    <w:basedOn w:val="TableauNormal"/>
+    <w:basedOn w:val="TableNormal"/>
     <w:uiPriority w:val="60"/>
     <w:rsid w:val="00FC693F"/>
     <w:pPr>
@@ -4862,9 +5044,9 @@
       </w:tcPr>
     </w:tblStylePr>
   </w:style>
-  <w:style w:type="table" w:styleId="Trameclaire-Accent4">
+  <w:style w:type="table" w:styleId="LightShading-Accent4">
     <w:name w:val="Light Shading Accent 4"/>
-    <w:basedOn w:val="TableauNormal"/>
+    <w:basedOn w:val="TableNormal"/>
     <w:uiPriority w:val="60"/>
     <w:rsid w:val="00FC693F"/>
     <w:pPr>
@@ -4958,9 +5140,9 @@
       </w:tcPr>
     </w:tblStylePr>
   </w:style>
-  <w:style w:type="table" w:styleId="Trameclaire-Accent5">
+  <w:style w:type="table" w:styleId="LightShading-Accent5">
     <w:name w:val="Light Shading Accent 5"/>
-    <w:basedOn w:val="TableauNormal"/>
+    <w:basedOn w:val="TableNormal"/>
     <w:uiPriority w:val="60"/>
     <w:rsid w:val="00FC693F"/>
     <w:pPr>
@@ -5054,9 +5236,9 @@
       </w:tcPr>
     </w:tblStylePr>
   </w:style>
-  <w:style w:type="table" w:styleId="Trameclaire-Accent6">
+  <w:style w:type="table" w:styleId="LightShading-Accent6">
     <w:name w:val="Light Shading Accent 6"/>
-    <w:basedOn w:val="TableauNormal"/>
+    <w:basedOn w:val="TableNormal"/>
     <w:uiPriority w:val="60"/>
     <w:rsid w:val="00FC693F"/>
     <w:pPr>
@@ -5150,9 +5332,9 @@
       </w:tcPr>
     </w:tblStylePr>
   </w:style>
-  <w:style w:type="table" w:styleId="Listeclaire">
+  <w:style w:type="table" w:styleId="LightList">
     <w:name w:val="Light List"/>
-    <w:basedOn w:val="TableauNormal"/>
+    <w:basedOn w:val="TableNormal"/>
     <w:uiPriority w:val="61"/>
     <w:rsid w:val="00FC693F"/>
     <w:pPr>
@@ -5235,9 +5417,9 @@
       </w:tcPr>
     </w:tblStylePr>
   </w:style>
-  <w:style w:type="table" w:styleId="Listeclaire-Accent1">
+  <w:style w:type="table" w:styleId="LightList-Accent1">
     <w:name w:val="Light List Accent 1"/>
-    <w:basedOn w:val="TableauNormal"/>
+    <w:basedOn w:val="TableNormal"/>
     <w:uiPriority w:val="61"/>
     <w:rsid w:val="00FC693F"/>
     <w:pPr>
@@ -5320,9 +5502,9 @@
       </w:tcPr>
     </w:tblStylePr>
   </w:style>
-  <w:style w:type="table" w:styleId="Listeclaire-Accent2">
+  <w:style w:type="table" w:styleId="LightList-Accent2">
     <w:name w:val="Light List Accent 2"/>
-    <w:basedOn w:val="TableauNormal"/>
+    <w:basedOn w:val="TableNormal"/>
     <w:uiPriority w:val="61"/>
     <w:rsid w:val="00CB0664"/>
     <w:pPr>
@@ -5405,9 +5587,9 @@
       </w:tcPr>
     </w:tblStylePr>
   </w:style>
-  <w:style w:type="table" w:styleId="Listeclaire-Accent3">
+  <w:style w:type="table" w:styleId="LightList-Accent3">
     <w:name w:val="Light List Accent 3"/>
-    <w:basedOn w:val="TableauNormal"/>
+    <w:basedOn w:val="TableNormal"/>
     <w:uiPriority w:val="61"/>
     <w:rsid w:val="00CB0664"/>
     <w:pPr>
@@ -5490,9 +5672,9 @@
       </w:tcPr>
     </w:tblStylePr>
   </w:style>
-  <w:style w:type="table" w:styleId="Listeclaire-Accent4">
+  <w:style w:type="table" w:styleId="LightList-Accent4">
     <w:name w:val="Light List Accent 4"/>
-    <w:basedOn w:val="TableauNormal"/>
+    <w:basedOn w:val="TableNormal"/>
     <w:uiPriority w:val="61"/>
     <w:rsid w:val="00CB0664"/>
     <w:pPr>
@@ -5575,9 +5757,9 @@
       </w:tcPr>
     </w:tblStylePr>
   </w:style>
-  <w:style w:type="table" w:styleId="Listeclaire-Accent5">
+  <w:style w:type="table" w:styleId="LightList-Accent5">
     <w:name w:val="Light List Accent 5"/>
-    <w:basedOn w:val="TableauNormal"/>
+    <w:basedOn w:val="TableNormal"/>
     <w:uiPriority w:val="61"/>
     <w:rsid w:val="00CB0664"/>
     <w:pPr>
@@ -5660,9 +5842,9 @@
       </w:tcPr>
     </w:tblStylePr>
   </w:style>
-  <w:style w:type="table" w:styleId="Listeclaire-Accent6">
+  <w:style w:type="table" w:styleId="LightList-Accent6">
     <w:name w:val="Light List Accent 6"/>
-    <w:basedOn w:val="TableauNormal"/>
+    <w:basedOn w:val="TableNormal"/>
     <w:uiPriority w:val="61"/>
     <w:rsid w:val="00CB0664"/>
     <w:pPr>
@@ -5745,9 +5927,9 @@
       </w:tcPr>
     </w:tblStylePr>
   </w:style>
-  <w:style w:type="table" w:styleId="Grilleclaire">
+  <w:style w:type="table" w:styleId="LightGrid">
     <w:name w:val="Light Grid"/>
-    <w:basedOn w:val="TableauNormal"/>
+    <w:basedOn w:val="TableNormal"/>
     <w:uiPriority w:val="62"/>
     <w:rsid w:val="00CB0664"/>
     <w:pPr>
@@ -5868,9 +6050,9 @@
       </w:tcPr>
     </w:tblStylePr>
   </w:style>
-  <w:style w:type="table" w:styleId="Grilleclaire-Accent1">
+  <w:style w:type="table" w:styleId="LightGrid-Accent1">
     <w:name w:val="Light Grid Accent 1"/>
-    <w:basedOn w:val="TableauNormal"/>
+    <w:basedOn w:val="TableNormal"/>
     <w:uiPriority w:val="62"/>
     <w:rsid w:val="00CB0664"/>
     <w:pPr>
@@ -5991,9 +6173,9 @@
       </w:tcPr>
     </w:tblStylePr>
   </w:style>
-  <w:style w:type="table" w:styleId="Grilleclaire-Accent2">
+  <w:style w:type="table" w:styleId="LightGrid-Accent2">
     <w:name w:val="Light Grid Accent 2"/>
-    <w:basedOn w:val="TableauNormal"/>
+    <w:basedOn w:val="TableNormal"/>
     <w:uiPriority w:val="62"/>
     <w:rsid w:val="00CB0664"/>
     <w:pPr>
@@ -6114,9 +6296,9 @@
       </w:tcPr>
     </w:tblStylePr>
   </w:style>
-  <w:style w:type="table" w:styleId="Grilleclaire-Accent3">
+  <w:style w:type="table" w:styleId="LightGrid-Accent3">
     <w:name w:val="Light Grid Accent 3"/>
-    <w:basedOn w:val="TableauNormal"/>
+    <w:basedOn w:val="TableNormal"/>
     <w:uiPriority w:val="62"/>
     <w:rsid w:val="00CB0664"/>
     <w:pPr>
@@ -6237,9 +6419,9 @@
       </w:tcPr>
     </w:tblStylePr>
   </w:style>
-  <w:style w:type="table" w:styleId="Grilleclaire-Accent4">
+  <w:style w:type="table" w:styleId="LightGrid-Accent4">
     <w:name w:val="Light Grid Accent 4"/>
-    <w:basedOn w:val="TableauNormal"/>
+    <w:basedOn w:val="TableNormal"/>
     <w:uiPriority w:val="62"/>
     <w:rsid w:val="00CB0664"/>
     <w:pPr>
@@ -6360,9 +6542,9 @@
       </w:tcPr>
     </w:tblStylePr>
   </w:style>
-  <w:style w:type="table" w:styleId="Grilleclaire-Accent5">
+  <w:style w:type="table" w:styleId="LightGrid-Accent5">
     <w:name w:val="Light Grid Accent 5"/>
-    <w:basedOn w:val="TableauNormal"/>
+    <w:basedOn w:val="TableNormal"/>
     <w:uiPriority w:val="62"/>
     <w:rsid w:val="00CB0664"/>
     <w:pPr>
@@ -6483,9 +6665,9 @@
       </w:tcPr>
     </w:tblStylePr>
   </w:style>
-  <w:style w:type="table" w:styleId="Grilleclaire-Accent6">
+  <w:style w:type="table" w:styleId="LightGrid-Accent6">
     <w:name w:val="Light Grid Accent 6"/>
-    <w:basedOn w:val="TableauNormal"/>
+    <w:basedOn w:val="TableNormal"/>
     <w:uiPriority w:val="62"/>
     <w:rsid w:val="00CB0664"/>
     <w:pPr>
@@ -6606,9 +6788,9 @@
       </w:tcPr>
     </w:tblStylePr>
   </w:style>
-  <w:style w:type="table" w:styleId="Tramemoyenne1">
+  <w:style w:type="table" w:styleId="MediumShading1">
     <w:name w:val="Medium Shading 1"/>
-    <w:basedOn w:val="TableauNormal"/>
+    <w:basedOn w:val="TableNormal"/>
     <w:uiPriority w:val="63"/>
     <w:rsid w:val="00CB0664"/>
     <w:pPr>
@@ -6705,9 +6887,9 @@
       </w:tcPr>
     </w:tblStylePr>
   </w:style>
-  <w:style w:type="table" w:styleId="Tramemoyenne1-Accent1">
+  <w:style w:type="table" w:styleId="MediumShading1-Accent1">
     <w:name w:val="Medium Shading 1 Accent 1"/>
-    <w:basedOn w:val="TableauNormal"/>
+    <w:basedOn w:val="TableNormal"/>
     <w:uiPriority w:val="63"/>
     <w:rsid w:val="00CB0664"/>
     <w:pPr>
@@ -6804,9 +6986,9 @@
       </w:tcPr>
     </w:tblStylePr>
   </w:style>
-  <w:style w:type="table" w:styleId="Tramemoyenne1-Accent2">
+  <w:style w:type="table" w:styleId="MediumShading1-Accent2">
     <w:name w:val="Medium Shading 1 Accent 2"/>
-    <w:basedOn w:val="TableauNormal"/>
+    <w:basedOn w:val="TableNormal"/>
     <w:uiPriority w:val="63"/>
     <w:rsid w:val="00CB0664"/>
     <w:pPr>
@@ -6903,9 +7085,9 @@
       </w:tcPr>
     </w:tblStylePr>
   </w:style>
-  <w:style w:type="table" w:styleId="Tramemoyenne1-Accent3">
+  <w:style w:type="table" w:styleId="MediumShading1-Accent3">
     <w:name w:val="Medium Shading 1 Accent 3"/>
-    <w:basedOn w:val="TableauNormal"/>
+    <w:basedOn w:val="TableNormal"/>
     <w:uiPriority w:val="63"/>
     <w:rsid w:val="00CB0664"/>
     <w:pPr>
@@ -7002,9 +7184,9 @@
       </w:tcPr>
     </w:tblStylePr>
   </w:style>
-  <w:style w:type="table" w:styleId="Tramemoyenne1-Accent4">
+  <w:style w:type="table" w:styleId="MediumShading1-Accent4">
     <w:name w:val="Medium Shading 1 Accent 4"/>
-    <w:basedOn w:val="TableauNormal"/>
+    <w:basedOn w:val="TableNormal"/>
     <w:uiPriority w:val="63"/>
     <w:rsid w:val="00CB0664"/>
     <w:pPr>
@@ -7101,9 +7283,9 @@
       </w:tcPr>
     </w:tblStylePr>
   </w:style>
-  <w:style w:type="table" w:styleId="Tramemoyenne1-Accent5">
+  <w:style w:type="table" w:styleId="MediumShading1-Accent5">
     <w:name w:val="Medium Shading 1 Accent 5"/>
-    <w:basedOn w:val="TableauNormal"/>
+    <w:basedOn w:val="TableNormal"/>
     <w:uiPriority w:val="63"/>
     <w:rsid w:val="00CB0664"/>
     <w:pPr>
@@ -7200,9 +7382,9 @@
       </w:tcPr>
     </w:tblStylePr>
   </w:style>
-  <w:style w:type="table" w:styleId="Tramemoyenne1-Accent6">
+  <w:style w:type="table" w:styleId="MediumShading1-Accent6">
     <w:name w:val="Medium Shading 1 Accent 6"/>
-    <w:basedOn w:val="TableauNormal"/>
+    <w:basedOn w:val="TableNormal"/>
     <w:uiPriority w:val="63"/>
     <w:rsid w:val="00CB0664"/>
     <w:pPr>
@@ -7299,9 +7481,9 @@
       </w:tcPr>
     </w:tblStylePr>
   </w:style>
-  <w:style w:type="table" w:styleId="Tramemoyenne2">
+  <w:style w:type="table" w:styleId="MediumShading2">
     <w:name w:val="Medium Shading 2"/>
-    <w:basedOn w:val="TableauNormal"/>
+    <w:basedOn w:val="TableNormal"/>
     <w:uiPriority w:val="64"/>
     <w:rsid w:val="00CB0664"/>
     <w:pPr>
@@ -7441,9 +7623,9 @@
       </w:tcPr>
     </w:tblStylePr>
   </w:style>
-  <w:style w:type="table" w:styleId="Tramemoyenne2-Accent1">
+  <w:style w:type="table" w:styleId="MediumShading2-Accent1">
     <w:name w:val="Medium Shading 2 Accent 1"/>
-    <w:basedOn w:val="TableauNormal"/>
+    <w:basedOn w:val="TableNormal"/>
     <w:uiPriority w:val="64"/>
     <w:rsid w:val="00CB0664"/>
     <w:pPr>
@@ -7583,9 +7765,9 @@
       </w:tcPr>
     </w:tblStylePr>
   </w:style>
-  <w:style w:type="table" w:styleId="Tramemoyenne2-Accent2">
+  <w:style w:type="table" w:styleId="MediumShading2-Accent2">
     <w:name w:val="Medium Shading 2 Accent 2"/>
-    <w:basedOn w:val="TableauNormal"/>
+    <w:basedOn w:val="TableNormal"/>
     <w:uiPriority w:val="64"/>
     <w:rsid w:val="00CB0664"/>
     <w:pPr>
@@ -7725,9 +7907,9 @@
       </w:tcPr>
     </w:tblStylePr>
   </w:style>
-  <w:style w:type="table" w:styleId="Tramemoyenne2-Accent3">
+  <w:style w:type="table" w:styleId="MediumShading2-Accent3">
     <w:name w:val="Medium Shading 2 Accent 3"/>
-    <w:basedOn w:val="TableauNormal"/>
+    <w:basedOn w:val="TableNormal"/>
     <w:uiPriority w:val="64"/>
     <w:rsid w:val="00CB0664"/>
     <w:pPr>
@@ -7867,9 +8049,9 @@
       </w:tcPr>
     </w:tblStylePr>
   </w:style>
-  <w:style w:type="table" w:styleId="Tramemoyenne2-Accent4">
+  <w:style w:type="table" w:styleId="MediumShading2-Accent4">
     <w:name w:val="Medium Shading 2 Accent 4"/>
-    <w:basedOn w:val="TableauNormal"/>
+    <w:basedOn w:val="TableNormal"/>
     <w:uiPriority w:val="64"/>
     <w:rsid w:val="00CB0664"/>
     <w:pPr>
@@ -8009,9 +8191,9 @@
       </w:tcPr>
     </w:tblStylePr>
   </w:style>
-  <w:style w:type="table" w:styleId="Tramemoyenne2-Accent5">
+  <w:style w:type="table" w:styleId="MediumShading2-Accent5">
     <w:name w:val="Medium Shading 2 Accent 5"/>
-    <w:basedOn w:val="TableauNormal"/>
+    <w:basedOn w:val="TableNormal"/>
     <w:uiPriority w:val="64"/>
     <w:rsid w:val="00CB0664"/>
     <w:pPr>
@@ -8151,9 +8333,9 @@
       </w:tcPr>
     </w:tblStylePr>
   </w:style>
-  <w:style w:type="table" w:styleId="Tramemoyenne2-Accent6">
+  <w:style w:type="table" w:styleId="MediumShading2-Accent6">
     <w:name w:val="Medium Shading 2 Accent 6"/>
-    <w:basedOn w:val="TableauNormal"/>
+    <w:basedOn w:val="TableNormal"/>
     <w:uiPriority w:val="64"/>
     <w:rsid w:val="00CB0664"/>
     <w:pPr>
@@ -8293,9 +8475,9 @@
       </w:tcPr>
     </w:tblStylePr>
   </w:style>
-  <w:style w:type="table" w:styleId="Listemoyenne1">
+  <w:style w:type="table" w:styleId="MediumList1">
     <w:name w:val="Medium List 1"/>
-    <w:basedOn w:val="TableauNormal"/>
+    <w:basedOn w:val="TableNormal"/>
     <w:uiPriority w:val="65"/>
     <w:rsid w:val="00CB0664"/>
     <w:pPr>
@@ -8370,9 +8552,9 @@
       </w:tcPr>
     </w:tblStylePr>
   </w:style>
-  <w:style w:type="table" w:styleId="Listemoyenne1-Accent1">
+  <w:style w:type="table" w:styleId="MediumList1-Accent1">
     <w:name w:val="Medium List 1 Accent 1"/>
-    <w:basedOn w:val="TableauNormal"/>
+    <w:basedOn w:val="TableNormal"/>
     <w:uiPriority w:val="65"/>
     <w:rsid w:val="00CB0664"/>
     <w:pPr>
@@ -8447,9 +8629,9 @@
       </w:tcPr>
     </w:tblStylePr>
   </w:style>
-  <w:style w:type="table" w:styleId="Listemoyenne1-Accent2">
+  <w:style w:type="table" w:styleId="MediumList1-Accent2">
     <w:name w:val="Medium List 1 Accent 2"/>
-    <w:basedOn w:val="TableauNormal"/>
+    <w:basedOn w:val="TableNormal"/>
     <w:uiPriority w:val="65"/>
     <w:rsid w:val="00CB0664"/>
     <w:pPr>
@@ -8524,9 +8706,9 @@
       </w:tcPr>
     </w:tblStylePr>
   </w:style>
-  <w:style w:type="table" w:styleId="Listemoyenne1-Accent3">
+  <w:style w:type="table" w:styleId="MediumList1-Accent3">
     <w:name w:val="Medium List 1 Accent 3"/>
-    <w:basedOn w:val="TableauNormal"/>
+    <w:basedOn w:val="TableNormal"/>
     <w:uiPriority w:val="65"/>
     <w:rsid w:val="00CB0664"/>
     <w:pPr>
@@ -8601,9 +8783,9 @@
       </w:tcPr>
     </w:tblStylePr>
   </w:style>
-  <w:style w:type="table" w:styleId="Listemoyenne1-Accent4">
+  <w:style w:type="table" w:styleId="MediumList1-Accent4">
     <w:name w:val="Medium List 1 Accent 4"/>
-    <w:basedOn w:val="TableauNormal"/>
+    <w:basedOn w:val="TableNormal"/>
     <w:uiPriority w:val="65"/>
     <w:rsid w:val="00CB0664"/>
     <w:pPr>
@@ -8678,9 +8860,9 @@
       </w:tcPr>
     </w:tblStylePr>
   </w:style>
-  <w:style w:type="table" w:styleId="Listemoyenne1-Accent5">
+  <w:style w:type="table" w:styleId="MediumList1-Accent5">
     <w:name w:val="Medium List 1 Accent 5"/>
-    <w:basedOn w:val="TableauNormal"/>
+    <w:basedOn w:val="TableNormal"/>
     <w:uiPriority w:val="65"/>
     <w:rsid w:val="00CB0664"/>
     <w:pPr>
@@ -8755,9 +8937,9 @@
       </w:tcPr>
     </w:tblStylePr>
   </w:style>
-  <w:style w:type="table" w:styleId="Listemoyenne1-Accent6">
+  <w:style w:type="table" w:styleId="MediumList1-Accent6">
     <w:name w:val="Medium List 1 Accent 6"/>
-    <w:basedOn w:val="TableauNormal"/>
+    <w:basedOn w:val="TableNormal"/>
     <w:uiPriority w:val="65"/>
     <w:rsid w:val="00CB0664"/>
     <w:pPr>
@@ -8832,9 +9014,9 @@
       </w:tcPr>
     </w:tblStylePr>
   </w:style>
-  <w:style w:type="table" w:styleId="Listemoyenne2">
+  <w:style w:type="table" w:styleId="MediumList2">
     <w:name w:val="Medium List 2"/>
-    <w:basedOn w:val="TableauNormal"/>
+    <w:basedOn w:val="TableNormal"/>
     <w:uiPriority w:val="66"/>
     <w:rsid w:val="00CB0664"/>
     <w:pPr>
@@ -8953,9 +9135,9 @@
       </w:tcPr>
     </w:tblStylePr>
   </w:style>
-  <w:style w:type="table" w:styleId="Listemoyenne2-Accent1">
+  <w:style w:type="table" w:styleId="MediumList2-Accent1">
     <w:name w:val="Medium List 2 Accent 1"/>
-    <w:basedOn w:val="TableauNormal"/>
+    <w:basedOn w:val="TableNormal"/>
     <w:uiPriority w:val="66"/>
     <w:rsid w:val="00CB0664"/>
     <w:pPr>
@@ -9074,9 +9256,9 @@
       </w:tcPr>
     </w:tblStylePr>
   </w:style>
-  <w:style w:type="table" w:styleId="Listemoyenne2-Accent2">
+  <w:style w:type="table" w:styleId="MediumList2-Accent2">
     <w:name w:val="Medium List 2 Accent 2"/>
-    <w:basedOn w:val="TableauNormal"/>
+    <w:basedOn w:val="TableNormal"/>
     <w:uiPriority w:val="66"/>
     <w:rsid w:val="00CB0664"/>
     <w:pPr>
@@ -9195,9 +9377,9 @@
       </w:tcPr>
     </w:tblStylePr>
   </w:style>
-  <w:style w:type="table" w:styleId="Listemoyenne2-Accent3">
+  <w:style w:type="table" w:styleId="MediumList2-Accent3">
     <w:name w:val="Medium List 2 Accent 3"/>
-    <w:basedOn w:val="TableauNormal"/>
+    <w:basedOn w:val="TableNormal"/>
     <w:uiPriority w:val="66"/>
     <w:rsid w:val="00CB0664"/>
     <w:pPr>
@@ -9316,9 +9498,9 @@
       </w:tcPr>
     </w:tblStylePr>
   </w:style>
-  <w:style w:type="table" w:styleId="Listemoyenne2-Accent4">
+  <w:style w:type="table" w:styleId="MediumList2-Accent4">
     <w:name w:val="Medium List 2 Accent 4"/>
-    <w:basedOn w:val="TableauNormal"/>
+    <w:basedOn w:val="TableNormal"/>
     <w:uiPriority w:val="66"/>
     <w:rsid w:val="00CB0664"/>
     <w:pPr>
@@ -9437,9 +9619,9 @@
       </w:tcPr>
     </w:tblStylePr>
   </w:style>
-  <w:style w:type="table" w:styleId="Listemoyenne2-Accent5">
+  <w:style w:type="table" w:styleId="MediumList2-Accent5">
     <w:name w:val="Medium List 2 Accent 5"/>
-    <w:basedOn w:val="TableauNormal"/>
+    <w:basedOn w:val="TableNormal"/>
     <w:uiPriority w:val="66"/>
     <w:rsid w:val="00CB0664"/>
     <w:pPr>
@@ -9558,9 +9740,9 @@
       </w:tcPr>
     </w:tblStylePr>
   </w:style>
-  <w:style w:type="table" w:styleId="Listemoyenne2-Accent6">
+  <w:style w:type="table" w:styleId="MediumList2-Accent6">
     <w:name w:val="Medium List 2 Accent 6"/>
-    <w:basedOn w:val="TableauNormal"/>
+    <w:basedOn w:val="TableNormal"/>
     <w:uiPriority w:val="66"/>
     <w:rsid w:val="00CB0664"/>
     <w:pPr>
@@ -9679,9 +9861,9 @@
       </w:tcPr>
     </w:tblStylePr>
   </w:style>
-  <w:style w:type="table" w:styleId="Grillemoyenne1">
+  <w:style w:type="table" w:styleId="MediumGrid1">
     <w:name w:val="Medium Grid 1"/>
-    <w:basedOn w:val="TableauNormal"/>
+    <w:basedOn w:val="TableNormal"/>
     <w:uiPriority w:val="67"/>
     <w:rsid w:val="00CB0664"/>
     <w:pPr>
@@ -9745,9 +9927,9 @@
       </w:tcPr>
     </w:tblStylePr>
   </w:style>
-  <w:style w:type="table" w:styleId="Grillemoyenne1-Accent1">
+  <w:style w:type="table" w:styleId="MediumGrid1-Accent1">
     <w:name w:val="Medium Grid 1 Accent 1"/>
-    <w:basedOn w:val="TableauNormal"/>
+    <w:basedOn w:val="TableNormal"/>
     <w:uiPriority w:val="67"/>
     <w:rsid w:val="00CB0664"/>
     <w:pPr>
@@ -9811,9 +9993,9 @@
       </w:tcPr>
     </w:tblStylePr>
   </w:style>
-  <w:style w:type="table" w:styleId="Grillemoyenne1-Accent2">
+  <w:style w:type="table" w:styleId="MediumGrid1-Accent2">
     <w:name w:val="Medium Grid 1 Accent 2"/>
-    <w:basedOn w:val="TableauNormal"/>
+    <w:basedOn w:val="TableNormal"/>
     <w:uiPriority w:val="67"/>
     <w:rsid w:val="00CB0664"/>
     <w:pPr>
@@ -9877,9 +10059,9 @@
       </w:tcPr>
     </w:tblStylePr>
   </w:style>
-  <w:style w:type="table" w:styleId="Grillemoyenne1-Accent3">
+  <w:style w:type="table" w:styleId="MediumGrid1-Accent3">
     <w:name w:val="Medium Grid 1 Accent 3"/>
-    <w:basedOn w:val="TableauNormal"/>
+    <w:basedOn w:val="TableNormal"/>
     <w:uiPriority w:val="67"/>
     <w:rsid w:val="00CB0664"/>
     <w:pPr>
@@ -9943,9 +10125,9 @@
       </w:tcPr>
     </w:tblStylePr>
   </w:style>
-  <w:style w:type="table" w:styleId="Grillemoyenne1-Accent4">
+  <w:style w:type="table" w:styleId="MediumGrid1-Accent4">
     <w:name w:val="Medium Grid 1 Accent 4"/>
-    <w:basedOn w:val="TableauNormal"/>
+    <w:basedOn w:val="TableNormal"/>
     <w:uiPriority w:val="67"/>
     <w:rsid w:val="00CB0664"/>
     <w:pPr>
@@ -10009,9 +10191,9 @@
       </w:tcPr>
     </w:tblStylePr>
   </w:style>
-  <w:style w:type="table" w:styleId="Grillemoyenne1-Accent5">
+  <w:style w:type="table" w:styleId="MediumGrid1-Accent5">
     <w:name w:val="Medium Grid 1 Accent 5"/>
-    <w:basedOn w:val="TableauNormal"/>
+    <w:basedOn w:val="TableNormal"/>
     <w:uiPriority w:val="67"/>
     <w:rsid w:val="00CB0664"/>
     <w:pPr>
@@ -10075,9 +10257,9 @@
       </w:tcPr>
     </w:tblStylePr>
   </w:style>
-  <w:style w:type="table" w:styleId="Grillemoyenne1-Accent6">
+  <w:style w:type="table" w:styleId="MediumGrid1-Accent6">
     <w:name w:val="Medium Grid 1 Accent 6"/>
-    <w:basedOn w:val="TableauNormal"/>
+    <w:basedOn w:val="TableNormal"/>
     <w:uiPriority w:val="67"/>
     <w:rsid w:val="00CB0664"/>
     <w:pPr>
@@ -10141,9 +10323,9 @@
       </w:tcPr>
     </w:tblStylePr>
   </w:style>
-  <w:style w:type="table" w:styleId="Grillemoyenne2">
+  <w:style w:type="table" w:styleId="MediumGrid2">
     <w:name w:val="Medium Grid 2"/>
-    <w:basedOn w:val="TableauNormal"/>
+    <w:basedOn w:val="TableNormal"/>
     <w:uiPriority w:val="68"/>
     <w:rsid w:val="00CB0664"/>
     <w:pPr>
@@ -10259,9 +10441,9 @@
       </w:tcPr>
     </w:tblStylePr>
   </w:style>
-  <w:style w:type="table" w:styleId="Grillemoyenne2-Accent1">
+  <w:style w:type="table" w:styleId="MediumGrid2-Accent1">
     <w:name w:val="Medium Grid 2 Accent 1"/>
-    <w:basedOn w:val="TableauNormal"/>
+    <w:basedOn w:val="TableNormal"/>
     <w:uiPriority w:val="68"/>
     <w:rsid w:val="00CB0664"/>
     <w:pPr>
@@ -10377,9 +10559,9 @@
       </w:tcPr>
     </w:tblStylePr>
   </w:style>
-  <w:style w:type="table" w:styleId="Grillemoyenne2-Accent2">
+  <w:style w:type="table" w:styleId="MediumGrid2-Accent2">
     <w:name w:val="Medium Grid 2 Accent 2"/>
-    <w:basedOn w:val="TableauNormal"/>
+    <w:basedOn w:val="TableNormal"/>
     <w:uiPriority w:val="68"/>
     <w:rsid w:val="00CB0664"/>
     <w:pPr>
@@ -10495,9 +10677,9 @@
       </w:tcPr>
     </w:tblStylePr>
   </w:style>
-  <w:style w:type="table" w:styleId="Grillemoyenne2-Accent3">
+  <w:style w:type="table" w:styleId="MediumGrid2-Accent3">
     <w:name w:val="Medium Grid 2 Accent 3"/>
-    <w:basedOn w:val="TableauNormal"/>
+    <w:basedOn w:val="TableNormal"/>
     <w:uiPriority w:val="68"/>
     <w:rsid w:val="00CB0664"/>
     <w:pPr>
@@ -10613,9 +10795,9 @@
       </w:tcPr>
     </w:tblStylePr>
   </w:style>
-  <w:style w:type="table" w:styleId="Grillemoyenne2-Accent4">
+  <w:style w:type="table" w:styleId="MediumGrid2-Accent4">
     <w:name w:val="Medium Grid 2 Accent 4"/>
-    <w:basedOn w:val="TableauNormal"/>
+    <w:basedOn w:val="TableNormal"/>
     <w:uiPriority w:val="68"/>
     <w:rsid w:val="00CB0664"/>
     <w:pPr>
@@ -10731,9 +10913,9 @@
       </w:tcPr>
     </w:tblStylePr>
   </w:style>
-  <w:style w:type="table" w:styleId="Grillemoyenne2-Accent5">
+  <w:style w:type="table" w:styleId="MediumGrid2-Accent5">
     <w:name w:val="Medium Grid 2 Accent 5"/>
-    <w:basedOn w:val="TableauNormal"/>
+    <w:basedOn w:val="TableNormal"/>
     <w:uiPriority w:val="68"/>
     <w:rsid w:val="00CB0664"/>
     <w:pPr>
@@ -10849,9 +11031,9 @@
       </w:tcPr>
     </w:tblStylePr>
   </w:style>
-  <w:style w:type="table" w:styleId="Grillemoyenne2-Accent6">
+  <w:style w:type="table" w:styleId="MediumGrid2-Accent6">
     <w:name w:val="Medium Grid 2 Accent 6"/>
-    <w:basedOn w:val="TableauNormal"/>
+    <w:basedOn w:val="TableNormal"/>
     <w:uiPriority w:val="68"/>
     <w:rsid w:val="00CB0664"/>
     <w:pPr>
@@ -10967,9 +11149,9 @@
       </w:tcPr>
     </w:tblStylePr>
   </w:style>
-  <w:style w:type="table" w:styleId="Grillemoyenne3">
+  <w:style w:type="table" w:styleId="MediumGrid3">
     <w:name w:val="Medium Grid 3"/>
-    <w:basedOn w:val="TableauNormal"/>
+    <w:basedOn w:val="TableNormal"/>
     <w:uiPriority w:val="69"/>
     <w:rsid w:val="00CB0664"/>
     <w:pPr>
@@ -11101,9 +11283,9 @@
       </w:tcPr>
     </w:tblStylePr>
   </w:style>
-  <w:style w:type="table" w:styleId="Grillemoyenne3-Accent1">
+  <w:style w:type="table" w:styleId="MediumGrid3-Accent1">
     <w:name w:val="Medium Grid 3 Accent 1"/>
-    <w:basedOn w:val="TableauNormal"/>
+    <w:basedOn w:val="TableNormal"/>
     <w:uiPriority w:val="69"/>
     <w:rsid w:val="00CB0664"/>
     <w:pPr>
@@ -11235,9 +11417,9 @@
       </w:tcPr>
     </w:tblStylePr>
   </w:style>
-  <w:style w:type="table" w:styleId="Grillemoyenne3-Accent2">
+  <w:style w:type="table" w:styleId="MediumGrid3-Accent2">
     <w:name w:val="Medium Grid 3 Accent 2"/>
-    <w:basedOn w:val="TableauNormal"/>
+    <w:basedOn w:val="TableNormal"/>
     <w:uiPriority w:val="69"/>
     <w:rsid w:val="00CB0664"/>
     <w:pPr>
@@ -11369,9 +11551,9 @@
       </w:tcPr>
     </w:tblStylePr>
   </w:style>
-  <w:style w:type="table" w:styleId="Grillemoyenne3-Accent3">
+  <w:style w:type="table" w:styleId="MediumGrid3-Accent3">
     <w:name w:val="Medium Grid 3 Accent 3"/>
-    <w:basedOn w:val="TableauNormal"/>
+    <w:basedOn w:val="TableNormal"/>
     <w:uiPriority w:val="69"/>
     <w:rsid w:val="00CB0664"/>
     <w:pPr>
@@ -11503,9 +11685,9 @@
       </w:tcPr>
     </w:tblStylePr>
   </w:style>
-  <w:style w:type="table" w:styleId="Grillemoyenne3-Accent4">
+  <w:style w:type="table" w:styleId="MediumGrid3-Accent4">
     <w:name w:val="Medium Grid 3 Accent 4"/>
-    <w:basedOn w:val="TableauNormal"/>
+    <w:basedOn w:val="TableNormal"/>
     <w:uiPriority w:val="69"/>
     <w:rsid w:val="00CB0664"/>
     <w:pPr>
@@ -11637,9 +11819,9 @@
       </w:tcPr>
     </w:tblStylePr>
   </w:style>
-  <w:style w:type="table" w:styleId="Grillemoyenne3-Accent5">
+  <w:style w:type="table" w:styleId="MediumGrid3-Accent5">
     <w:name w:val="Medium Grid 3 Accent 5"/>
-    <w:basedOn w:val="TableauNormal"/>
+    <w:basedOn w:val="TableNormal"/>
     <w:uiPriority w:val="69"/>
     <w:rsid w:val="00CB0664"/>
     <w:pPr>
@@ -11771,9 +11953,9 @@
       </w:tcPr>
     </w:tblStylePr>
   </w:style>
-  <w:style w:type="table" w:styleId="Grillemoyenne3-Accent6">
+  <w:style w:type="table" w:styleId="MediumGrid3-Accent6">
     <w:name w:val="Medium Grid 3 Accent 6"/>
-    <w:basedOn w:val="TableauNormal"/>
+    <w:basedOn w:val="TableNormal"/>
     <w:uiPriority w:val="69"/>
     <w:rsid w:val="00CB0664"/>
     <w:pPr>
@@ -11905,9 +12087,9 @@
       </w:tcPr>
     </w:tblStylePr>
   </w:style>
-  <w:style w:type="table" w:styleId="Listefonce">
+  <w:style w:type="table" w:styleId="DarkList">
     <w:name w:val="Dark List"/>
-    <w:basedOn w:val="TableauNormal"/>
+    <w:basedOn w:val="TableNormal"/>
     <w:uiPriority w:val="70"/>
     <w:rsid w:val="00CB0664"/>
     <w:pPr>
@@ -12012,9 +12194,9 @@
       </w:tcPr>
     </w:tblStylePr>
   </w:style>
-  <w:style w:type="table" w:styleId="Listefonce-Accent1">
+  <w:style w:type="table" w:styleId="DarkList-Accent1">
     <w:name w:val="Dark List Accent 1"/>
-    <w:basedOn w:val="TableauNormal"/>
+    <w:basedOn w:val="TableNormal"/>
     <w:uiPriority w:val="70"/>
     <w:rsid w:val="00CB0664"/>
     <w:pPr>
@@ -12119,9 +12301,9 @@
       </w:tcPr>
     </w:tblStylePr>
   </w:style>
-  <w:style w:type="table" w:styleId="Listefonce-Accent2">
+  <w:style w:type="table" w:styleId="DarkList-Accent2">
     <w:name w:val="Dark List Accent 2"/>
-    <w:basedOn w:val="TableauNormal"/>
+    <w:basedOn w:val="TableNormal"/>
     <w:uiPriority w:val="70"/>
     <w:rsid w:val="00CB0664"/>
     <w:pPr>
@@ -12226,9 +12408,9 @@
       </w:tcPr>
     </w:tblStylePr>
   </w:style>
-  <w:style w:type="table" w:styleId="Listefonce-Accent3">
+  <w:style w:type="table" w:styleId="DarkList-Accent3">
     <w:name w:val="Dark List Accent 3"/>
-    <w:basedOn w:val="TableauNormal"/>
+    <w:basedOn w:val="TableNormal"/>
     <w:uiPriority w:val="70"/>
     <w:rsid w:val="00CB0664"/>
     <w:pPr>
@@ -12333,9 +12515,9 @@
       </w:tcPr>
     </w:tblStylePr>
   </w:style>
-  <w:style w:type="table" w:styleId="Listefonce-Accent4">
+  <w:style w:type="table" w:styleId="DarkList-Accent4">
     <w:name w:val="Dark List Accent 4"/>
-    <w:basedOn w:val="TableauNormal"/>
+    <w:basedOn w:val="TableNormal"/>
     <w:uiPriority w:val="70"/>
     <w:rsid w:val="00CB0664"/>
     <w:pPr>
@@ -12440,9 +12622,9 @@
       </w:tcPr>
     </w:tblStylePr>
   </w:style>
-  <w:style w:type="table" w:styleId="Listefonce-Accent5">
+  <w:style w:type="table" w:styleId="DarkList-Accent5">
     <w:name w:val="Dark List Accent 5"/>
-    <w:basedOn w:val="TableauNormal"/>
+    <w:basedOn w:val="TableNormal"/>
     <w:uiPriority w:val="70"/>
     <w:rsid w:val="00CB0664"/>
     <w:pPr>
@@ -12547,9 +12729,9 @@
       </w:tcPr>
     </w:tblStylePr>
   </w:style>
-  <w:style w:type="table" w:styleId="Listefonce-Accent6">
+  <w:style w:type="table" w:styleId="DarkList-Accent6">
     <w:name w:val="Dark List Accent 6"/>
-    <w:basedOn w:val="TableauNormal"/>
+    <w:basedOn w:val="TableNormal"/>
     <w:uiPriority w:val="70"/>
     <w:rsid w:val="00CB0664"/>
     <w:pPr>
@@ -12654,9 +12836,9 @@
       </w:tcPr>
     </w:tblStylePr>
   </w:style>
-  <w:style w:type="table" w:styleId="Tramecouleur">
+  <w:style w:type="table" w:styleId="ColorfulShading">
     <w:name w:val="Colorful Shading"/>
-    <w:basedOn w:val="TableauNormal"/>
+    <w:basedOn w:val="TableNormal"/>
     <w:uiPriority w:val="71"/>
     <w:rsid w:val="00CB0664"/>
     <w:pPr>
@@ -12769,9 +12951,9 @@
       </w:rPr>
     </w:tblStylePr>
   </w:style>
-  <w:style w:type="table" w:styleId="Tramecouleur-Accent1">
+  <w:style w:type="table" w:styleId="ColorfulShading-Accent1">
     <w:name w:val="Colorful Shading Accent 1"/>
-    <w:basedOn w:val="TableauNormal"/>
+    <w:basedOn w:val="TableNormal"/>
     <w:uiPriority w:val="71"/>
     <w:rsid w:val="00CB0664"/>
     <w:pPr>
@@ -12884,9 +13066,9 @@
       </w:rPr>
     </w:tblStylePr>
   </w:style>
-  <w:style w:type="table" w:styleId="Tramecouleur-Accent2">
+  <w:style w:type="table" w:styleId="ColorfulShading-Accent2">
     <w:name w:val="Colorful Shading Accent 2"/>
-    <w:basedOn w:val="TableauNormal"/>
+    <w:basedOn w:val="TableNormal"/>
     <w:uiPriority w:val="71"/>
     <w:rsid w:val="00CB0664"/>
     <w:pPr>
@@ -12999,9 +13181,9 @@
       </w:rPr>
     </w:tblStylePr>
   </w:style>
-  <w:style w:type="table" w:styleId="Tramecouleur-Accent3">
+  <w:style w:type="table" w:styleId="ColorfulShading-Accent3">
     <w:name w:val="Colorful Shading Accent 3"/>
-    <w:basedOn w:val="TableauNormal"/>
+    <w:basedOn w:val="TableNormal"/>
     <w:uiPriority w:val="71"/>
     <w:rsid w:val="00CB0664"/>
     <w:pPr>
@@ -13104,9 +13286,9 @@
       </w:tcPr>
     </w:tblStylePr>
   </w:style>
-  <w:style w:type="table" w:styleId="Tramecouleur-Accent4">
+  <w:style w:type="table" w:styleId="ColorfulShading-Accent4">
     <w:name w:val="Colorful Shading Accent 4"/>
-    <w:basedOn w:val="TableauNormal"/>
+    <w:basedOn w:val="TableNormal"/>
     <w:uiPriority w:val="71"/>
     <w:rsid w:val="00CB0664"/>
     <w:pPr>
@@ -13219,9 +13401,9 @@
       </w:rPr>
     </w:tblStylePr>
   </w:style>
-  <w:style w:type="table" w:styleId="Tramecouleur-Accent5">
+  <w:style w:type="table" w:styleId="ColorfulShading-Accent5">
     <w:name w:val="Colorful Shading Accent 5"/>
-    <w:basedOn w:val="TableauNormal"/>
+    <w:basedOn w:val="TableNormal"/>
     <w:uiPriority w:val="71"/>
     <w:rsid w:val="00CB0664"/>
     <w:pPr>
@@ -13334,9 +13516,9 @@
       </w:rPr>
     </w:tblStylePr>
   </w:style>
-  <w:style w:type="table" w:styleId="Tramecouleur-Accent6">
+  <w:style w:type="table" w:styleId="ColorfulShading-Accent6">
     <w:name w:val="Colorful Shading Accent 6"/>
-    <w:basedOn w:val="TableauNormal"/>
+    <w:basedOn w:val="TableNormal"/>
     <w:uiPriority w:val="71"/>
     <w:rsid w:val="00CB0664"/>
     <w:pPr>
@@ -13449,9 +13631,9 @@
       </w:rPr>
     </w:tblStylePr>
   </w:style>
-  <w:style w:type="table" w:styleId="Listecouleur">
+  <w:style w:type="table" w:styleId="ColorfulList">
     <w:name w:val="Colorful List"/>
-    <w:basedOn w:val="TableauNormal"/>
+    <w:basedOn w:val="TableNormal"/>
     <w:uiPriority w:val="72"/>
     <w:rsid w:val="00CB0664"/>
     <w:pPr>
@@ -13528,9 +13710,9 @@
       </w:tcPr>
     </w:tblStylePr>
   </w:style>
-  <w:style w:type="table" w:styleId="Listecouleur-Accent1">
+  <w:style w:type="table" w:styleId="ColorfulList-Accent1">
     <w:name w:val="Colorful List Accent 1"/>
-    <w:basedOn w:val="TableauNormal"/>
+    <w:basedOn w:val="TableNormal"/>
     <w:uiPriority w:val="72"/>
     <w:rsid w:val="00CB0664"/>
     <w:pPr>
@@ -13607,9 +13789,9 @@
       </w:tcPr>
     </w:tblStylePr>
   </w:style>
-  <w:style w:type="table" w:styleId="Listecouleur-Accent2">
+  <w:style w:type="table" w:styleId="ColorfulList-Accent2">
     <w:name w:val="Colorful List Accent 2"/>
-    <w:basedOn w:val="TableauNormal"/>
+    <w:basedOn w:val="TableNormal"/>
     <w:uiPriority w:val="72"/>
     <w:rsid w:val="00CB0664"/>
     <w:pPr>
@@ -13686,9 +13868,9 @@
       </w:tcPr>
     </w:tblStylePr>
   </w:style>
-  <w:style w:type="table" w:styleId="Listecouleur-Accent3">
+  <w:style w:type="table" w:styleId="ColorfulList-Accent3">
     <w:name w:val="Colorful List Accent 3"/>
-    <w:basedOn w:val="TableauNormal"/>
+    <w:basedOn w:val="TableNormal"/>
     <w:uiPriority w:val="72"/>
     <w:rsid w:val="00CB0664"/>
     <w:pPr>
@@ -13765,9 +13947,9 @@
       </w:tcPr>
     </w:tblStylePr>
   </w:style>
-  <w:style w:type="table" w:styleId="Listecouleur-Accent4">
+  <w:style w:type="table" w:styleId="ColorfulList-Accent4">
     <w:name w:val="Colorful List Accent 4"/>
-    <w:basedOn w:val="TableauNormal"/>
+    <w:basedOn w:val="TableNormal"/>
     <w:uiPriority w:val="72"/>
     <w:rsid w:val="00CB0664"/>
     <w:pPr>
@@ -13844,9 +14026,9 @@
       </w:tcPr>
     </w:tblStylePr>
   </w:style>
-  <w:style w:type="table" w:styleId="Listecouleur-Accent5">
+  <w:style w:type="table" w:styleId="ColorfulList-Accent5">
     <w:name w:val="Colorful List Accent 5"/>
-    <w:basedOn w:val="TableauNormal"/>
+    <w:basedOn w:val="TableNormal"/>
     <w:uiPriority w:val="72"/>
     <w:rsid w:val="00CB0664"/>
     <w:pPr>
@@ -13923,9 +14105,9 @@
       </w:tcPr>
     </w:tblStylePr>
   </w:style>
-  <w:style w:type="table" w:styleId="Listecouleur-Accent6">
+  <w:style w:type="table" w:styleId="ColorfulList-Accent6">
     <w:name w:val="Colorful List Accent 6"/>
-    <w:basedOn w:val="TableauNormal"/>
+    <w:basedOn w:val="TableNormal"/>
     <w:uiPriority w:val="72"/>
     <w:rsid w:val="00CB0664"/>
     <w:pPr>
@@ -14002,9 +14184,9 @@
       </w:tcPr>
     </w:tblStylePr>
   </w:style>
-  <w:style w:type="table" w:styleId="Grillecouleur">
+  <w:style w:type="table" w:styleId="ColorfulGrid">
     <w:name w:val="Colorful Grid"/>
-    <w:basedOn w:val="TableauNormal"/>
+    <w:basedOn w:val="TableNormal"/>
     <w:uiPriority w:val="73"/>
     <w:rsid w:val="00CB0664"/>
     <w:pPr>
@@ -14075,9 +14257,9 @@
       </w:tcPr>
     </w:tblStylePr>
   </w:style>
-  <w:style w:type="table" w:styleId="Grillecouleur-Accent1">
+  <w:style w:type="table" w:styleId="ColorfulGrid-Accent1">
     <w:name w:val="Colorful Grid Accent 1"/>
-    <w:basedOn w:val="TableauNormal"/>
+    <w:basedOn w:val="TableNormal"/>
     <w:uiPriority w:val="73"/>
     <w:rsid w:val="00CB0664"/>
     <w:pPr>
@@ -14148,9 +14330,9 @@
       </w:tcPr>
     </w:tblStylePr>
   </w:style>
-  <w:style w:type="table" w:styleId="Grillecouleur-Accent2">
+  <w:style w:type="table" w:styleId="ColorfulGrid-Accent2">
     <w:name w:val="Colorful Grid Accent 2"/>
-    <w:basedOn w:val="TableauNormal"/>
+    <w:basedOn w:val="TableNormal"/>
     <w:uiPriority w:val="73"/>
     <w:rsid w:val="00CB0664"/>
     <w:pPr>
@@ -14221,9 +14403,9 @@
       </w:tcPr>
     </w:tblStylePr>
   </w:style>
-  <w:style w:type="table" w:styleId="Grillecouleur-Accent3">
+  <w:style w:type="table" w:styleId="ColorfulGrid-Accent3">
     <w:name w:val="Colorful Grid Accent 3"/>
-    <w:basedOn w:val="TableauNormal"/>
+    <w:basedOn w:val="TableNormal"/>
     <w:uiPriority w:val="73"/>
     <w:rsid w:val="00CB0664"/>
     <w:pPr>
@@ -14294,9 +14476,9 @@
       </w:tcPr>
     </w:tblStylePr>
   </w:style>
-  <w:style w:type="table" w:styleId="Grillecouleur-Accent4">
+  <w:style w:type="table" w:styleId="ColorfulGrid-Accent4">
     <w:name w:val="Colorful Grid Accent 4"/>
-    <w:basedOn w:val="TableauNormal"/>
+    <w:basedOn w:val="TableNormal"/>
     <w:uiPriority w:val="73"/>
     <w:rsid w:val="00CB0664"/>
     <w:pPr>
@@ -14367,9 +14549,9 @@
       </w:tcPr>
     </w:tblStylePr>
   </w:style>
-  <w:style w:type="table" w:styleId="Grillecouleur-Accent5">
+  <w:style w:type="table" w:styleId="ColorfulGrid-Accent5">
     <w:name w:val="Colorful Grid Accent 5"/>
-    <w:basedOn w:val="TableauNormal"/>
+    <w:basedOn w:val="TableNormal"/>
     <w:uiPriority w:val="73"/>
     <w:rsid w:val="00CB0664"/>
     <w:pPr>
@@ -14440,9 +14622,9 @@
       </w:tcPr>
     </w:tblStylePr>
   </w:style>
-  <w:style w:type="table" w:styleId="Grillecouleur-Accent6">
+  <w:style w:type="table" w:styleId="ColorfulGrid-Accent6">
     <w:name w:val="Colorful Grid Accent 6"/>
-    <w:basedOn w:val="TableauNormal"/>
+    <w:basedOn w:val="TableNormal"/>
     <w:uiPriority w:val="73"/>
     <w:rsid w:val="00CB0664"/>
     <w:pPr>
@@ -14513,9 +14695,9 @@
       </w:tcPr>
     </w:tblStylePr>
   </w:style>
-  <w:style w:type="character" w:styleId="Lienhypertexte">
+  <w:style w:type="character" w:styleId="Hyperlink">
     <w:name w:val="Hyperlink"/>
-    <w:basedOn w:val="Policepardfaut"/>
+    <w:basedOn w:val="DefaultParagraphFont"/>
     <w:uiPriority w:val="99"/>
     <w:unhideWhenUsed/>
     <w:rsid w:val="00542780"/>
@@ -14524,9 +14706,9 @@
       <w:u w:val="single"/>
     </w:rPr>
   </w:style>
-  <w:style w:type="character" w:styleId="Mentionnonrsolue">
+  <w:style w:type="character" w:styleId="UnresolvedMention">
     <w:name w:val="Unresolved Mention"/>
-    <w:basedOn w:val="Policepardfaut"/>
+    <w:basedOn w:val="DefaultParagraphFont"/>
     <w:uiPriority w:val="99"/>
     <w:semiHidden/>
     <w:unhideWhenUsed/>

--- a/CEJM/BTS SIO 1/Recherche de stage/Liste entreprises.docx
+++ b/CEJM/BTS SIO 1/Recherche de stage/Liste entreprises.docx
@@ -16,15 +16,15 @@
         <w:tblLook w:val="04A0" w:firstRow="1" w:lastRow="0" w:firstColumn="1" w:lastColumn="0" w:noHBand="0" w:noVBand="1"/>
       </w:tblPr>
       <w:tblGrid>
-        <w:gridCol w:w="1404"/>
-        <w:gridCol w:w="2718"/>
-        <w:gridCol w:w="3804"/>
-        <w:gridCol w:w="930"/>
+        <w:gridCol w:w="1402"/>
+        <w:gridCol w:w="2713"/>
+        <w:gridCol w:w="3813"/>
+        <w:gridCol w:w="928"/>
       </w:tblGrid>
       <w:tr>
         <w:tc>
           <w:tcPr>
-            <w:tcW w:w="1404" w:type="dxa"/>
+            <w:tcW w:w="1402" w:type="dxa"/>
           </w:tcPr>
           <w:p>
             <w:r>
@@ -34,7 +34,7 @@
         </w:tc>
         <w:tc>
           <w:tcPr>
-            <w:tcW w:w="2718" w:type="dxa"/>
+            <w:tcW w:w="2713" w:type="dxa"/>
           </w:tcPr>
           <w:p>
             <w:r>
@@ -44,7 +44,7 @@
         </w:tc>
         <w:tc>
           <w:tcPr>
-            <w:tcW w:w="3804" w:type="dxa"/>
+            <w:tcW w:w="3813" w:type="dxa"/>
           </w:tcPr>
           <w:p>
             <w:r>
@@ -54,7 +54,7 @@
         </w:tc>
         <w:tc>
           <w:tcPr>
-            <w:tcW w:w="930" w:type="dxa"/>
+            <w:tcW w:w="928" w:type="dxa"/>
           </w:tcPr>
           <w:p>
             <w:r>
@@ -66,7 +66,7 @@
       <w:tr>
         <w:tc>
           <w:tcPr>
-            <w:tcW w:w="1404" w:type="dxa"/>
+            <w:tcW w:w="1402" w:type="dxa"/>
           </w:tcPr>
           <w:p>
             <w:r>
@@ -76,7 +76,7 @@
         </w:tc>
         <w:tc>
           <w:tcPr>
-            <w:tcW w:w="2718" w:type="dxa"/>
+            <w:tcW w:w="2713" w:type="dxa"/>
           </w:tcPr>
           <w:p>
             <w:r>
@@ -95,7 +95,7 @@
         </w:tc>
         <w:tc>
           <w:tcPr>
-            <w:tcW w:w="3804" w:type="dxa"/>
+            <w:tcW w:w="3813" w:type="dxa"/>
           </w:tcPr>
           <w:p>
             <w:r>
@@ -105,7 +105,7 @@
         </w:tc>
         <w:tc>
           <w:tcPr>
-            <w:tcW w:w="930" w:type="dxa"/>
+            <w:tcW w:w="928" w:type="dxa"/>
           </w:tcPr>
           <w:p>
             <w:r>
@@ -117,7 +117,7 @@
       <w:tr>
         <w:tc>
           <w:tcPr>
-            <w:tcW w:w="1404" w:type="dxa"/>
+            <w:tcW w:w="1402" w:type="dxa"/>
           </w:tcPr>
           <w:p>
             <w:r>
@@ -127,7 +127,7 @@
         </w:tc>
         <w:tc>
           <w:tcPr>
-            <w:tcW w:w="2718" w:type="dxa"/>
+            <w:tcW w:w="2713" w:type="dxa"/>
           </w:tcPr>
           <w:p>
             <w:r>
@@ -160,7 +160,7 @@
         </w:tc>
         <w:tc>
           <w:tcPr>
-            <w:tcW w:w="3804" w:type="dxa"/>
+            <w:tcW w:w="3813" w:type="dxa"/>
           </w:tcPr>
           <w:p>
             <w:r>
@@ -170,7 +170,7 @@
         </w:tc>
         <w:tc>
           <w:tcPr>
-            <w:tcW w:w="930" w:type="dxa"/>
+            <w:tcW w:w="928" w:type="dxa"/>
           </w:tcPr>
           <w:p>
             <w:r>
@@ -182,7 +182,7 @@
       <w:tr>
         <w:tc>
           <w:tcPr>
-            <w:tcW w:w="1404" w:type="dxa"/>
+            <w:tcW w:w="1402" w:type="dxa"/>
           </w:tcPr>
           <w:p>
             <w:r>
@@ -192,7 +192,7 @@
         </w:tc>
         <w:tc>
           <w:tcPr>
-            <w:tcW w:w="2718" w:type="dxa"/>
+            <w:tcW w:w="2713" w:type="dxa"/>
           </w:tcPr>
           <w:p>
             <w:r>
@@ -228,7 +228,7 @@
         </w:tc>
         <w:tc>
           <w:tcPr>
-            <w:tcW w:w="3804" w:type="dxa"/>
+            <w:tcW w:w="3813" w:type="dxa"/>
           </w:tcPr>
           <w:p>
             <w:r>
@@ -238,7 +238,7 @@
         </w:tc>
         <w:tc>
           <w:tcPr>
-            <w:tcW w:w="930" w:type="dxa"/>
+            <w:tcW w:w="928" w:type="dxa"/>
           </w:tcPr>
           <w:p>
             <w:r>
@@ -250,7 +250,7 @@
       <w:tr>
         <w:tc>
           <w:tcPr>
-            <w:tcW w:w="1404" w:type="dxa"/>
+            <w:tcW w:w="1402" w:type="dxa"/>
           </w:tcPr>
           <w:p>
             <w:r>
@@ -260,7 +260,7 @@
         </w:tc>
         <w:tc>
           <w:tcPr>
-            <w:tcW w:w="2718" w:type="dxa"/>
+            <w:tcW w:w="2713" w:type="dxa"/>
           </w:tcPr>
           <w:p>
             <w:r>
@@ -293,7 +293,7 @@
         </w:tc>
         <w:tc>
           <w:tcPr>
-            <w:tcW w:w="3804" w:type="dxa"/>
+            <w:tcW w:w="3813" w:type="dxa"/>
           </w:tcPr>
           <w:p>
             <w:r>
@@ -303,7 +303,7 @@
         </w:tc>
         <w:tc>
           <w:tcPr>
-            <w:tcW w:w="930" w:type="dxa"/>
+            <w:tcW w:w="928" w:type="dxa"/>
           </w:tcPr>
           <w:p>
             <w:r>
@@ -315,7 +315,7 @@
       <w:tr>
         <w:tc>
           <w:tcPr>
-            <w:tcW w:w="1404" w:type="dxa"/>
+            <w:tcW w:w="1402" w:type="dxa"/>
           </w:tcPr>
           <w:p>
             <w:r>
@@ -325,7 +325,7 @@
         </w:tc>
         <w:tc>
           <w:tcPr>
-            <w:tcW w:w="2718" w:type="dxa"/>
+            <w:tcW w:w="2713" w:type="dxa"/>
           </w:tcPr>
           <w:p>
             <w:r>
@@ -358,7 +358,7 @@
         </w:tc>
         <w:tc>
           <w:tcPr>
-            <w:tcW w:w="3804" w:type="dxa"/>
+            <w:tcW w:w="3813" w:type="dxa"/>
           </w:tcPr>
           <w:p>
             <w:r>
@@ -368,7 +368,7 @@
         </w:tc>
         <w:tc>
           <w:tcPr>
-            <w:tcW w:w="930" w:type="dxa"/>
+            <w:tcW w:w="928" w:type="dxa"/>
           </w:tcPr>
           <w:p>
             <w:r>
@@ -380,7 +380,7 @@
       <w:tr>
         <w:tc>
           <w:tcPr>
-            <w:tcW w:w="1404" w:type="dxa"/>
+            <w:tcW w:w="1402" w:type="dxa"/>
           </w:tcPr>
           <w:p>
             <w:r>
@@ -393,7 +393,7 @@
         </w:tc>
         <w:tc>
           <w:tcPr>
-            <w:tcW w:w="2718" w:type="dxa"/>
+            <w:tcW w:w="2713" w:type="dxa"/>
           </w:tcPr>
           <w:p>
             <w:r>
@@ -434,7 +434,7 @@
         </w:tc>
         <w:tc>
           <w:tcPr>
-            <w:tcW w:w="3804" w:type="dxa"/>
+            <w:tcW w:w="3813" w:type="dxa"/>
           </w:tcPr>
           <w:p>
             <w:r>
@@ -444,7 +444,7 @@
         </w:tc>
         <w:tc>
           <w:tcPr>
-            <w:tcW w:w="930" w:type="dxa"/>
+            <w:tcW w:w="928" w:type="dxa"/>
           </w:tcPr>
           <w:p>
             <w:r>
@@ -456,7 +456,7 @@
       <w:tr>
         <w:tc>
           <w:tcPr>
-            <w:tcW w:w="1404" w:type="dxa"/>
+            <w:tcW w:w="1402" w:type="dxa"/>
           </w:tcPr>
           <w:p>
             <w:r>
@@ -466,7 +466,7 @@
         </w:tc>
         <w:tc>
           <w:tcPr>
-            <w:tcW w:w="2718" w:type="dxa"/>
+            <w:tcW w:w="2713" w:type="dxa"/>
           </w:tcPr>
           <w:p>
             <w:r>
@@ -500,7 +500,7 @@
         </w:tc>
         <w:tc>
           <w:tcPr>
-            <w:tcW w:w="3804" w:type="dxa"/>
+            <w:tcW w:w="3813" w:type="dxa"/>
           </w:tcPr>
           <w:p>
             <w:r>
@@ -511,7 +511,7 @@
         </w:tc>
         <w:tc>
           <w:tcPr>
-            <w:tcW w:w="930" w:type="dxa"/>
+            <w:tcW w:w="928" w:type="dxa"/>
           </w:tcPr>
           <w:p>
             <w:r>
@@ -523,7 +523,7 @@
       <w:tr>
         <w:tc>
           <w:tcPr>
-            <w:tcW w:w="1404" w:type="dxa"/>
+            <w:tcW w:w="1402" w:type="dxa"/>
           </w:tcPr>
           <w:p>
             <w:r>
@@ -533,7 +533,7 @@
         </w:tc>
         <w:tc>
           <w:tcPr>
-            <w:tcW w:w="2718" w:type="dxa"/>
+            <w:tcW w:w="2713" w:type="dxa"/>
           </w:tcPr>
           <w:p>
             <w:r>
@@ -579,7 +579,7 @@
         </w:tc>
         <w:tc>
           <w:tcPr>
-            <w:tcW w:w="3804" w:type="dxa"/>
+            <w:tcW w:w="3813" w:type="dxa"/>
           </w:tcPr>
           <w:p>
             <w:r>
@@ -589,7 +589,7 @@
         </w:tc>
         <w:tc>
           <w:tcPr>
-            <w:tcW w:w="930" w:type="dxa"/>
+            <w:tcW w:w="928" w:type="dxa"/>
           </w:tcPr>
           <w:p>
             <w:r>
@@ -601,7 +601,7 @@
       <w:tr>
         <w:tc>
           <w:tcPr>
-            <w:tcW w:w="1404" w:type="dxa"/>
+            <w:tcW w:w="1402" w:type="dxa"/>
           </w:tcPr>
           <w:p>
             <w:r>
@@ -611,7 +611,7 @@
         </w:tc>
         <w:tc>
           <w:tcPr>
-            <w:tcW w:w="2718" w:type="dxa"/>
+            <w:tcW w:w="2713" w:type="dxa"/>
           </w:tcPr>
           <w:p>
             <w:r>
@@ -630,13 +630,13 @@
         </w:tc>
         <w:tc>
           <w:tcPr>
-            <w:tcW w:w="3804" w:type="dxa"/>
+            <w:tcW w:w="3813" w:type="dxa"/>
           </w:tcPr>
           <w:p/>
         </w:tc>
         <w:tc>
           <w:tcPr>
-            <w:tcW w:w="930" w:type="dxa"/>
+            <w:tcW w:w="928" w:type="dxa"/>
           </w:tcPr>
           <w:p/>
         </w:tc>
@@ -644,7 +644,7 @@
       <w:tr>
         <w:tc>
           <w:tcPr>
-            <w:tcW w:w="1404" w:type="dxa"/>
+            <w:tcW w:w="1402" w:type="dxa"/>
           </w:tcPr>
           <w:p>
             <w:r>
@@ -654,7 +654,7 @@
         </w:tc>
         <w:tc>
           <w:tcPr>
-            <w:tcW w:w="2718" w:type="dxa"/>
+            <w:tcW w:w="2713" w:type="dxa"/>
           </w:tcPr>
           <w:p>
             <w:r>
@@ -663,20 +663,6 @@
             <w:r>
               <w:br/>
             </w:r>
-            <w:proofErr w:type="gramStart"/>
-            <w:r>
-              <w:t>Email</w:t>
-            </w:r>
-            <w:proofErr w:type="gramEnd"/>
-            <w:r>
-              <w:t xml:space="preserve"> :</w:t>
-            </w:r>
-            <w:r>
-              <w:t xml:space="preserve"> Non communiqué</w:t>
-            </w:r>
-            <w:r>
-              <w:br/>
-            </w:r>
             <w:r>
               <w:t>Tel :</w:t>
             </w:r>
@@ -687,17 +673,13 @@
         </w:tc>
         <w:tc>
           <w:tcPr>
-            <w:tcW w:w="3804" w:type="dxa"/>
-          </w:tcPr>
-          <w:p>
-            <w:r>
-              <w:t>http://www.2as-informatique.fr/</w:t>
-            </w:r>
-          </w:p>
-        </w:tc>
-        <w:tc>
-          <w:tcPr>
-            <w:tcW w:w="930" w:type="dxa"/>
+            <w:tcW w:w="3813" w:type="dxa"/>
+          </w:tcPr>
+          <w:p/>
+        </w:tc>
+        <w:tc>
+          <w:tcPr>
+            <w:tcW w:w="928" w:type="dxa"/>
           </w:tcPr>
           <w:p/>
         </w:tc>
@@ -705,7 +687,7 @@
       <w:tr>
         <w:tc>
           <w:tcPr>
-            <w:tcW w:w="1404" w:type="dxa"/>
+            <w:tcW w:w="1402" w:type="dxa"/>
           </w:tcPr>
           <w:p>
             <w:r>
@@ -715,7 +697,7 @@
         </w:tc>
         <w:tc>
           <w:tcPr>
-            <w:tcW w:w="2718" w:type="dxa"/>
+            <w:tcW w:w="2713" w:type="dxa"/>
           </w:tcPr>
           <w:p>
             <w:r>
@@ -724,26 +706,6 @@
             <w:r>
               <w:br/>
             </w:r>
-            <w:proofErr w:type="gramStart"/>
-            <w:r>
-              <w:t>Email</w:t>
-            </w:r>
-            <w:proofErr w:type="gramEnd"/>
-            <w:r>
-              <w:t xml:space="preserve"> :</w:t>
-            </w:r>
-            <w:r>
-              <w:t xml:space="preserve"> Non</w:t>
-            </w:r>
-            <w:r>
-              <w:t xml:space="preserve"> </w:t>
-            </w:r>
-            <w:r>
-              <w:t>communiqué</w:t>
-            </w:r>
-            <w:r>
-              <w:br/>
-            </w:r>
             <w:r>
               <w:t>Tel :</w:t>
             </w:r>
@@ -754,13 +716,8 @@
         </w:tc>
         <w:tc>
           <w:tcPr>
-            <w:tcW w:w="3804" w:type="dxa"/>
-          </w:tcPr>
-          <w:p>
-            <w:r>
-              <w:t>https://oci.fr/</w:t>
-            </w:r>
-          </w:p>
+            <w:tcW w:w="3813" w:type="dxa"/>
+          </w:tcPr>
           <w:p>
             <w:r>
               <w:t>https://oci-rendeznousmeilleurs.fr/candidature-spontanee/</w:t>
@@ -769,7 +726,7 @@
         </w:tc>
         <w:tc>
           <w:tcPr>
-            <w:tcW w:w="930" w:type="dxa"/>
+            <w:tcW w:w="928" w:type="dxa"/>
           </w:tcPr>
           <w:p>
             <w:r>
@@ -781,7 +738,7 @@
       <w:tr>
         <w:tc>
           <w:tcPr>
-            <w:tcW w:w="1404" w:type="dxa"/>
+            <w:tcW w:w="1402" w:type="dxa"/>
           </w:tcPr>
           <w:p>
             <w:proofErr w:type="spellStart"/>
@@ -796,7 +753,7 @@
         </w:tc>
         <w:tc>
           <w:tcPr>
-            <w:tcW w:w="2718" w:type="dxa"/>
+            <w:tcW w:w="2713" w:type="dxa"/>
           </w:tcPr>
           <w:p>
             <w:r>
@@ -829,7 +786,7 @@
         </w:tc>
         <w:tc>
           <w:tcPr>
-            <w:tcW w:w="3804" w:type="dxa"/>
+            <w:tcW w:w="3813" w:type="dxa"/>
           </w:tcPr>
           <w:p>
             <w:r>
@@ -839,7 +796,7 @@
         </w:tc>
         <w:tc>
           <w:tcPr>
-            <w:tcW w:w="930" w:type="dxa"/>
+            <w:tcW w:w="928" w:type="dxa"/>
           </w:tcPr>
           <w:p>
             <w:r>
@@ -851,7 +808,7 @@
       <w:tr>
         <w:tc>
           <w:tcPr>
-            <w:tcW w:w="1404" w:type="dxa"/>
+            <w:tcW w:w="1402" w:type="dxa"/>
           </w:tcPr>
           <w:p>
             <w:r>
@@ -861,7 +818,7 @@
         </w:tc>
         <w:tc>
           <w:tcPr>
-            <w:tcW w:w="2718" w:type="dxa"/>
+            <w:tcW w:w="2713" w:type="dxa"/>
           </w:tcPr>
           <w:p>
             <w:r>
@@ -888,7 +845,7 @@
         </w:tc>
         <w:tc>
           <w:tcPr>
-            <w:tcW w:w="3804" w:type="dxa"/>
+            <w:tcW w:w="3813" w:type="dxa"/>
           </w:tcPr>
           <w:p>
             <w:r>
@@ -898,7 +855,7 @@
         </w:tc>
         <w:tc>
           <w:tcPr>
-            <w:tcW w:w="930" w:type="dxa"/>
+            <w:tcW w:w="928" w:type="dxa"/>
           </w:tcPr>
           <w:p/>
         </w:tc>
@@ -906,7 +863,7 @@
       <w:tr>
         <w:tc>
           <w:tcPr>
-            <w:tcW w:w="1404" w:type="dxa"/>
+            <w:tcW w:w="1402" w:type="dxa"/>
           </w:tcPr>
           <w:p>
             <w:r>
@@ -916,7 +873,7 @@
         </w:tc>
         <w:tc>
           <w:tcPr>
-            <w:tcW w:w="2718" w:type="dxa"/>
+            <w:tcW w:w="2713" w:type="dxa"/>
           </w:tcPr>
           <w:p>
             <w:r>
@@ -964,7 +921,7 @@
         </w:tc>
         <w:tc>
           <w:tcPr>
-            <w:tcW w:w="3804" w:type="dxa"/>
+            <w:tcW w:w="3813" w:type="dxa"/>
           </w:tcPr>
           <w:p>
             <w:r>
@@ -974,7 +931,7 @@
         </w:tc>
         <w:tc>
           <w:tcPr>
-            <w:tcW w:w="930" w:type="dxa"/>
+            <w:tcW w:w="928" w:type="dxa"/>
           </w:tcPr>
           <w:p>
             <w:r>
@@ -986,7 +943,7 @@
       <w:tr>
         <w:tc>
           <w:tcPr>
-            <w:tcW w:w="1404" w:type="dxa"/>
+            <w:tcW w:w="1402" w:type="dxa"/>
           </w:tcPr>
           <w:p>
             <w:r>
@@ -996,7 +953,7 @@
         </w:tc>
         <w:tc>
           <w:tcPr>
-            <w:tcW w:w="2718" w:type="dxa"/>
+            <w:tcW w:w="2713" w:type="dxa"/>
           </w:tcPr>
           <w:p>
             <w:r>
@@ -1029,7 +986,7 @@
         </w:tc>
         <w:tc>
           <w:tcPr>
-            <w:tcW w:w="3804" w:type="dxa"/>
+            <w:tcW w:w="3813" w:type="dxa"/>
           </w:tcPr>
           <w:p>
             <w:r>
@@ -1039,7 +996,7 @@
         </w:tc>
         <w:tc>
           <w:tcPr>
-            <w:tcW w:w="930" w:type="dxa"/>
+            <w:tcW w:w="928" w:type="dxa"/>
           </w:tcPr>
           <w:p>
             <w:r>
@@ -1051,49 +1008,35 @@
       <w:tr>
         <w:tc>
           <w:tcPr>
-            <w:tcW w:w="1404" w:type="dxa"/>
-          </w:tcPr>
-          <w:p>
+            <w:tcW w:w="1402" w:type="dxa"/>
+          </w:tcPr>
+          <w:p>
+            <w:r>
+              <w:t>Pica</w:t>
+            </w:r>
+          </w:p>
+        </w:tc>
+        <w:tc>
+          <w:tcPr>
+            <w:tcW w:w="2713" w:type="dxa"/>
+          </w:tcPr>
+          <w:p>
+            <w:r>
+              <w:t xml:space="preserve">48 Rue des </w:t>
+            </w:r>
+            <w:proofErr w:type="spellStart"/>
+            <w:r>
+              <w:t>Founottes</w:t>
+            </w:r>
+            <w:proofErr w:type="spellEnd"/>
+            <w:r>
+              <w:t>, 25000 Besançon</w:t>
+            </w:r>
+            <w:r>
+              <w:br/>
+            </w:r>
             <w:r>
               <w:lastRenderedPageBreak/>
-              <w:t>Pica</w:t>
-            </w:r>
-          </w:p>
-        </w:tc>
-        <w:tc>
-          <w:tcPr>
-            <w:tcW w:w="2718" w:type="dxa"/>
-          </w:tcPr>
-          <w:p>
-            <w:r>
-              <w:t xml:space="preserve">48 Rue des </w:t>
-            </w:r>
-            <w:proofErr w:type="spellStart"/>
-            <w:r>
-              <w:t>Founottes</w:t>
-            </w:r>
-            <w:proofErr w:type="spellEnd"/>
-            <w:r>
-              <w:t>, 25000 Besançon</w:t>
-            </w:r>
-            <w:r>
-              <w:br/>
-            </w:r>
-            <w:proofErr w:type="gramStart"/>
-            <w:r>
-              <w:t>Email</w:t>
-            </w:r>
-            <w:proofErr w:type="gramEnd"/>
-            <w:r>
-              <w:t xml:space="preserve"> :</w:t>
-            </w:r>
-            <w:r>
-              <w:t xml:space="preserve"> Non communiqué</w:t>
-            </w:r>
-            <w:r>
-              <w:br/>
-            </w:r>
-            <w:r>
               <w:t>Tel :</w:t>
             </w:r>
             <w:r>
@@ -1103,17 +1046,13 @@
         </w:tc>
         <w:tc>
           <w:tcPr>
-            <w:tcW w:w="3804" w:type="dxa"/>
-          </w:tcPr>
-          <w:p>
-            <w:r>
-              <w:t>http://www.pica-net.fr/</w:t>
-            </w:r>
-          </w:p>
-        </w:tc>
-        <w:tc>
-          <w:tcPr>
-            <w:tcW w:w="930" w:type="dxa"/>
+            <w:tcW w:w="3813" w:type="dxa"/>
+          </w:tcPr>
+          <w:p/>
+        </w:tc>
+        <w:tc>
+          <w:tcPr>
+            <w:tcW w:w="928" w:type="dxa"/>
           </w:tcPr>
           <w:p/>
         </w:tc>
@@ -1121,7 +1060,7 @@
       <w:tr>
         <w:tc>
           <w:tcPr>
-            <w:tcW w:w="1404" w:type="dxa"/>
+            <w:tcW w:w="1402" w:type="dxa"/>
           </w:tcPr>
           <w:p>
             <w:r>
@@ -1131,7 +1070,7 @@
         </w:tc>
         <w:tc>
           <w:tcPr>
-            <w:tcW w:w="2718" w:type="dxa"/>
+            <w:tcW w:w="2713" w:type="dxa"/>
           </w:tcPr>
           <w:p>
             <w:r>
@@ -1167,7 +1106,7 @@
         </w:tc>
         <w:tc>
           <w:tcPr>
-            <w:tcW w:w="3804" w:type="dxa"/>
+            <w:tcW w:w="3813" w:type="dxa"/>
           </w:tcPr>
           <w:p>
             <w:r>
@@ -1177,7 +1116,7 @@
         </w:tc>
         <w:tc>
           <w:tcPr>
-            <w:tcW w:w="930" w:type="dxa"/>
+            <w:tcW w:w="928" w:type="dxa"/>
           </w:tcPr>
           <w:p>
             <w:r>
@@ -1189,7 +1128,7 @@
       <w:tr>
         <w:tc>
           <w:tcPr>
-            <w:tcW w:w="1404" w:type="dxa"/>
+            <w:tcW w:w="1402" w:type="dxa"/>
           </w:tcPr>
           <w:p>
             <w:r>
@@ -1199,7 +1138,7 @@
         </w:tc>
         <w:tc>
           <w:tcPr>
-            <w:tcW w:w="2718" w:type="dxa"/>
+            <w:tcW w:w="2713" w:type="dxa"/>
           </w:tcPr>
           <w:p>
             <w:r>
@@ -1237,7 +1176,7 @@
         </w:tc>
         <w:tc>
           <w:tcPr>
-            <w:tcW w:w="3804" w:type="dxa"/>
+            <w:tcW w:w="3813" w:type="dxa"/>
           </w:tcPr>
           <w:p>
             <w:r>
@@ -1247,7 +1186,7 @@
         </w:tc>
         <w:tc>
           <w:tcPr>
-            <w:tcW w:w="930" w:type="dxa"/>
+            <w:tcW w:w="928" w:type="dxa"/>
           </w:tcPr>
           <w:p>
             <w:r>
@@ -1259,7 +1198,7 @@
       <w:tr>
         <w:tc>
           <w:tcPr>
-            <w:tcW w:w="1404" w:type="dxa"/>
+            <w:tcW w:w="1402" w:type="dxa"/>
           </w:tcPr>
           <w:p>
             <w:r>
@@ -1269,7 +1208,7 @@
         </w:tc>
         <w:tc>
           <w:tcPr>
-            <w:tcW w:w="2718" w:type="dxa"/>
+            <w:tcW w:w="2713" w:type="dxa"/>
           </w:tcPr>
           <w:p>
             <w:r>
@@ -1286,20 +1225,6 @@
             <w:r>
               <w:br/>
             </w:r>
-            <w:proofErr w:type="gramStart"/>
-            <w:r>
-              <w:t>Email</w:t>
-            </w:r>
-            <w:proofErr w:type="gramEnd"/>
-            <w:r>
-              <w:t xml:space="preserve"> :</w:t>
-            </w:r>
-            <w:r>
-              <w:t xml:space="preserve"> Non communiqué</w:t>
-            </w:r>
-            <w:r>
-              <w:br/>
-            </w:r>
             <w:r>
               <w:t>Tel :</w:t>
             </w:r>
@@ -1310,17 +1235,13 @@
         </w:tc>
         <w:tc>
           <w:tcPr>
-            <w:tcW w:w="3804" w:type="dxa"/>
-          </w:tcPr>
-          <w:p>
-            <w:r>
-              <w:t>http://slhs.univ-fcomte.fr/</w:t>
-            </w:r>
-          </w:p>
-        </w:tc>
-        <w:tc>
-          <w:tcPr>
-            <w:tcW w:w="930" w:type="dxa"/>
+            <w:tcW w:w="3813" w:type="dxa"/>
+          </w:tcPr>
+          <w:p/>
+        </w:tc>
+        <w:tc>
+          <w:tcPr>
+            <w:tcW w:w="928" w:type="dxa"/>
           </w:tcPr>
           <w:p/>
         </w:tc>
@@ -1328,7 +1249,7 @@
       <w:tr>
         <w:tc>
           <w:tcPr>
-            <w:tcW w:w="1404" w:type="dxa"/>
+            <w:tcW w:w="1402" w:type="dxa"/>
           </w:tcPr>
           <w:p>
             <w:r>
@@ -1338,7 +1259,7 @@
         </w:tc>
         <w:tc>
           <w:tcPr>
-            <w:tcW w:w="2718" w:type="dxa"/>
+            <w:tcW w:w="2713" w:type="dxa"/>
           </w:tcPr>
           <w:p>
             <w:r>
@@ -1374,7 +1295,7 @@
         </w:tc>
         <w:tc>
           <w:tcPr>
-            <w:tcW w:w="3804" w:type="dxa"/>
+            <w:tcW w:w="3813" w:type="dxa"/>
           </w:tcPr>
           <w:p>
             <w:r>
@@ -1390,7 +1311,7 @@
         </w:tc>
         <w:tc>
           <w:tcPr>
-            <w:tcW w:w="930" w:type="dxa"/>
+            <w:tcW w:w="928" w:type="dxa"/>
           </w:tcPr>
           <w:p>
             <w:r>
@@ -1402,7 +1323,7 @@
       <w:tr>
         <w:tc>
           <w:tcPr>
-            <w:tcW w:w="1404" w:type="dxa"/>
+            <w:tcW w:w="1402" w:type="dxa"/>
           </w:tcPr>
           <w:p>
             <w:r>
@@ -1412,7 +1333,7 @@
         </w:tc>
         <w:tc>
           <w:tcPr>
-            <w:tcW w:w="2718" w:type="dxa"/>
+            <w:tcW w:w="2713" w:type="dxa"/>
           </w:tcPr>
           <w:p>
             <w:r>
@@ -1456,7 +1377,7 @@
         </w:tc>
         <w:tc>
           <w:tcPr>
-            <w:tcW w:w="3804" w:type="dxa"/>
+            <w:tcW w:w="3813" w:type="dxa"/>
           </w:tcPr>
           <w:p>
             <w:r>
@@ -1466,7 +1387,7 @@
         </w:tc>
         <w:tc>
           <w:tcPr>
-            <w:tcW w:w="930" w:type="dxa"/>
+            <w:tcW w:w="928" w:type="dxa"/>
           </w:tcPr>
           <w:p>
             <w:r>
@@ -1478,7 +1399,7 @@
       <w:tr>
         <w:tc>
           <w:tcPr>
-            <w:tcW w:w="1404" w:type="dxa"/>
+            <w:tcW w:w="1402" w:type="dxa"/>
           </w:tcPr>
           <w:p>
             <w:r>
@@ -1488,7 +1409,7 @@
         </w:tc>
         <w:tc>
           <w:tcPr>
-            <w:tcW w:w="2718" w:type="dxa"/>
+            <w:tcW w:w="2713" w:type="dxa"/>
           </w:tcPr>
           <w:p>
             <w:r>
@@ -1507,7 +1428,7 @@
         </w:tc>
         <w:tc>
           <w:tcPr>
-            <w:tcW w:w="3804" w:type="dxa"/>
+            <w:tcW w:w="3813" w:type="dxa"/>
           </w:tcPr>
           <w:p>
             <w:r>
@@ -1517,7 +1438,7 @@
         </w:tc>
         <w:tc>
           <w:tcPr>
-            <w:tcW w:w="930" w:type="dxa"/>
+            <w:tcW w:w="928" w:type="dxa"/>
           </w:tcPr>
           <w:p/>
         </w:tc>
@@ -1525,7 +1446,7 @@
       <w:tr>
         <w:tc>
           <w:tcPr>
-            <w:tcW w:w="1404" w:type="dxa"/>
+            <w:tcW w:w="1402" w:type="dxa"/>
           </w:tcPr>
           <w:p>
             <w:r>
@@ -1540,7 +1461,7 @@
         </w:tc>
         <w:tc>
           <w:tcPr>
-            <w:tcW w:w="2718" w:type="dxa"/>
+            <w:tcW w:w="2713" w:type="dxa"/>
           </w:tcPr>
           <w:p>
             <w:r>
@@ -1576,7 +1497,7 @@
         </w:tc>
         <w:tc>
           <w:tcPr>
-            <w:tcW w:w="3804" w:type="dxa"/>
+            <w:tcW w:w="3813" w:type="dxa"/>
           </w:tcPr>
           <w:p>
             <w:r>
@@ -1586,7 +1507,7 @@
         </w:tc>
         <w:tc>
           <w:tcPr>
-            <w:tcW w:w="930" w:type="dxa"/>
+            <w:tcW w:w="928" w:type="dxa"/>
           </w:tcPr>
           <w:p>
             <w:r>
@@ -1598,12 +1519,11 @@
       <w:tr>
         <w:tc>
           <w:tcPr>
-            <w:tcW w:w="1404" w:type="dxa"/>
+            <w:tcW w:w="1402" w:type="dxa"/>
           </w:tcPr>
           <w:p>
             <w:proofErr w:type="spellStart"/>
             <w:r>
-              <w:lastRenderedPageBreak/>
               <w:t>Hylæ</w:t>
             </w:r>
             <w:proofErr w:type="spellEnd"/>
@@ -1611,7 +1531,7 @@
         </w:tc>
         <w:tc>
           <w:tcPr>
-            <w:tcW w:w="2718" w:type="dxa"/>
+            <w:tcW w:w="2713" w:type="dxa"/>
           </w:tcPr>
           <w:p>
             <w:r>
@@ -1644,7 +1564,7 @@
         </w:tc>
         <w:tc>
           <w:tcPr>
-            <w:tcW w:w="3804" w:type="dxa"/>
+            <w:tcW w:w="3813" w:type="dxa"/>
           </w:tcPr>
           <w:p>
             <w:r>
@@ -1654,7 +1574,7 @@
         </w:tc>
         <w:tc>
           <w:tcPr>
-            <w:tcW w:w="930" w:type="dxa"/>
+            <w:tcW w:w="928" w:type="dxa"/>
           </w:tcPr>
           <w:p>
             <w:r>
@@ -1666,17 +1586,18 @@
       <w:tr>
         <w:tc>
           <w:tcPr>
-            <w:tcW w:w="1404" w:type="dxa"/>
-          </w:tcPr>
-          <w:p>
-            <w:r>
+            <w:tcW w:w="1402" w:type="dxa"/>
+          </w:tcPr>
+          <w:p>
+            <w:r>
+              <w:lastRenderedPageBreak/>
               <w:t>All For Bytes</w:t>
             </w:r>
           </w:p>
         </w:tc>
         <w:tc>
           <w:tcPr>
-            <w:tcW w:w="2718" w:type="dxa"/>
+            <w:tcW w:w="2713" w:type="dxa"/>
           </w:tcPr>
           <w:p>
             <w:r>
@@ -1712,7 +1633,7 @@
         </w:tc>
         <w:tc>
           <w:tcPr>
-            <w:tcW w:w="3804" w:type="dxa"/>
+            <w:tcW w:w="3813" w:type="dxa"/>
           </w:tcPr>
           <w:p>
             <w:r>
@@ -1722,7 +1643,7 @@
         </w:tc>
         <w:tc>
           <w:tcPr>
-            <w:tcW w:w="930" w:type="dxa"/>
+            <w:tcW w:w="928" w:type="dxa"/>
           </w:tcPr>
           <w:p>
             <w:r>
@@ -1734,7 +1655,7 @@
       <w:tr>
         <w:tc>
           <w:tcPr>
-            <w:tcW w:w="1404" w:type="dxa"/>
+            <w:tcW w:w="1402" w:type="dxa"/>
           </w:tcPr>
           <w:p>
             <w:proofErr w:type="spellStart"/>
@@ -1746,7 +1667,7 @@
         </w:tc>
         <w:tc>
           <w:tcPr>
-            <w:tcW w:w="2718" w:type="dxa"/>
+            <w:tcW w:w="2713" w:type="dxa"/>
           </w:tcPr>
           <w:p>
             <w:r>
@@ -1765,7 +1686,7 @@
         </w:tc>
         <w:tc>
           <w:tcPr>
-            <w:tcW w:w="3804" w:type="dxa"/>
+            <w:tcW w:w="3813" w:type="dxa"/>
           </w:tcPr>
           <w:p>
             <w:r>
@@ -1775,7 +1696,7 @@
         </w:tc>
         <w:tc>
           <w:tcPr>
-            <w:tcW w:w="930" w:type="dxa"/>
+            <w:tcW w:w="928" w:type="dxa"/>
           </w:tcPr>
           <w:p>
             <w:r>
@@ -1787,7 +1708,7 @@
       <w:tr>
         <w:tc>
           <w:tcPr>
-            <w:tcW w:w="1404" w:type="dxa"/>
+            <w:tcW w:w="1402" w:type="dxa"/>
           </w:tcPr>
           <w:p>
             <w:r>
@@ -1797,7 +1718,7 @@
         </w:tc>
         <w:tc>
           <w:tcPr>
-            <w:tcW w:w="2718" w:type="dxa"/>
+            <w:tcW w:w="2713" w:type="dxa"/>
           </w:tcPr>
           <w:p>
             <w:r>
@@ -1824,7 +1745,7 @@
         </w:tc>
         <w:tc>
           <w:tcPr>
-            <w:tcW w:w="3804" w:type="dxa"/>
+            <w:tcW w:w="3813" w:type="dxa"/>
           </w:tcPr>
           <w:p>
             <w:r>
@@ -1834,7 +1755,7 @@
         </w:tc>
         <w:tc>
           <w:tcPr>
-            <w:tcW w:w="930" w:type="dxa"/>
+            <w:tcW w:w="928" w:type="dxa"/>
           </w:tcPr>
           <w:p>
             <w:r>
@@ -1846,7 +1767,7 @@
       <w:tr>
         <w:tc>
           <w:tcPr>
-            <w:tcW w:w="1404" w:type="dxa"/>
+            <w:tcW w:w="1402" w:type="dxa"/>
           </w:tcPr>
           <w:p>
             <w:r>
@@ -1856,7 +1777,7 @@
         </w:tc>
         <w:tc>
           <w:tcPr>
-            <w:tcW w:w="2718" w:type="dxa"/>
+            <w:tcW w:w="2713" w:type="dxa"/>
           </w:tcPr>
           <w:p>
             <w:r>
@@ -1889,7 +1810,7 @@
         </w:tc>
         <w:tc>
           <w:tcPr>
-            <w:tcW w:w="3804" w:type="dxa"/>
+            <w:tcW w:w="3813" w:type="dxa"/>
           </w:tcPr>
           <w:p>
             <w:r>
@@ -1899,7 +1820,7 @@
         </w:tc>
         <w:tc>
           <w:tcPr>
-            <w:tcW w:w="930" w:type="dxa"/>
+            <w:tcW w:w="928" w:type="dxa"/>
           </w:tcPr>
           <w:p>
             <w:r>
@@ -1911,7 +1832,7 @@
       <w:tr>
         <w:tc>
           <w:tcPr>
-            <w:tcW w:w="1404" w:type="dxa"/>
+            <w:tcW w:w="1402" w:type="dxa"/>
           </w:tcPr>
           <w:p>
             <w:r>
@@ -1921,7 +1842,7 @@
         </w:tc>
         <w:tc>
           <w:tcPr>
-            <w:tcW w:w="2718" w:type="dxa"/>
+            <w:tcW w:w="2713" w:type="dxa"/>
           </w:tcPr>
           <w:p>
             <w:r>
@@ -1931,13 +1852,13 @@
         </w:tc>
         <w:tc>
           <w:tcPr>
-            <w:tcW w:w="3804" w:type="dxa"/>
+            <w:tcW w:w="3813" w:type="dxa"/>
           </w:tcPr>
           <w:p/>
         </w:tc>
         <w:tc>
           <w:tcPr>
-            <w:tcW w:w="930" w:type="dxa"/>
+            <w:tcW w:w="928" w:type="dxa"/>
           </w:tcPr>
           <w:p/>
         </w:tc>
@@ -1945,7 +1866,7 @@
       <w:tr>
         <w:tc>
           <w:tcPr>
-            <w:tcW w:w="1404" w:type="dxa"/>
+            <w:tcW w:w="1402" w:type="dxa"/>
           </w:tcPr>
           <w:p>
             <w:r>
@@ -1955,7 +1876,7 @@
         </w:tc>
         <w:tc>
           <w:tcPr>
-            <w:tcW w:w="2718" w:type="dxa"/>
+            <w:tcW w:w="2713" w:type="dxa"/>
           </w:tcPr>
           <w:p>
             <w:r>
@@ -1978,7 +1899,7 @@
         </w:tc>
         <w:tc>
           <w:tcPr>
-            <w:tcW w:w="3804" w:type="dxa"/>
+            <w:tcW w:w="3813" w:type="dxa"/>
           </w:tcPr>
           <w:p>
             <w:r>
@@ -1988,7 +1909,7 @@
         </w:tc>
         <w:tc>
           <w:tcPr>
-            <w:tcW w:w="930" w:type="dxa"/>
+            <w:tcW w:w="928" w:type="dxa"/>
           </w:tcPr>
           <w:p>
             <w:r>
@@ -2000,7 +1921,7 @@
       <w:tr>
         <w:tc>
           <w:tcPr>
-            <w:tcW w:w="1404" w:type="dxa"/>
+            <w:tcW w:w="1402" w:type="dxa"/>
           </w:tcPr>
           <w:p>
             <w:r>
@@ -2013,7 +1934,7 @@
         </w:tc>
         <w:tc>
           <w:tcPr>
-            <w:tcW w:w="2718" w:type="dxa"/>
+            <w:tcW w:w="2713" w:type="dxa"/>
           </w:tcPr>
           <w:p>
             <w:r>
@@ -2023,25 +1944,29 @@
         </w:tc>
         <w:tc>
           <w:tcPr>
-            <w:tcW w:w="3804" w:type="dxa"/>
-          </w:tcPr>
-          <w:p>
-            <w:r>
-              <w:t>https://www.actisfrance.fr/</w:t>
-            </w:r>
-          </w:p>
-        </w:tc>
-        <w:tc>
-          <w:tcPr>
-            <w:tcW w:w="930" w:type="dxa"/>
-          </w:tcPr>
-          <w:p/>
+            <w:tcW w:w="3813" w:type="dxa"/>
+          </w:tcPr>
+          <w:p>
+            <w:r>
+              <w:t>https://www.wema.fr/?utm_source=gmb#header</w:t>
+            </w:r>
+          </w:p>
+        </w:tc>
+        <w:tc>
+          <w:tcPr>
+            <w:tcW w:w="928" w:type="dxa"/>
+          </w:tcPr>
+          <w:p>
+            <w:r>
+              <w:t>Envoyé</w:t>
+            </w:r>
+          </w:p>
         </w:tc>
       </w:tr>
       <w:tr>
         <w:tc>
           <w:tcPr>
-            <w:tcW w:w="1404" w:type="dxa"/>
+            <w:tcW w:w="1402" w:type="dxa"/>
           </w:tcPr>
           <w:p>
             <w:r>
@@ -2051,7 +1976,7 @@
         </w:tc>
         <w:tc>
           <w:tcPr>
-            <w:tcW w:w="2718" w:type="dxa"/>
+            <w:tcW w:w="2713" w:type="dxa"/>
           </w:tcPr>
           <w:p>
             <w:r>
@@ -2061,7 +1986,7 @@
         </w:tc>
         <w:tc>
           <w:tcPr>
-            <w:tcW w:w="3804" w:type="dxa"/>
+            <w:tcW w:w="3813" w:type="dxa"/>
           </w:tcPr>
           <w:p>
             <w:r>
@@ -2071,7 +1996,7 @@
         </w:tc>
         <w:tc>
           <w:tcPr>
-            <w:tcW w:w="930" w:type="dxa"/>
+            <w:tcW w:w="928" w:type="dxa"/>
           </w:tcPr>
           <w:p>
             <w:r>
@@ -2083,7 +2008,7 @@
       <w:tr>
         <w:tc>
           <w:tcPr>
-            <w:tcW w:w="1404" w:type="dxa"/>
+            <w:tcW w:w="1402" w:type="dxa"/>
           </w:tcPr>
           <w:p>
             <w:r>
@@ -2093,7 +2018,7 @@
         </w:tc>
         <w:tc>
           <w:tcPr>
-            <w:tcW w:w="2718" w:type="dxa"/>
+            <w:tcW w:w="2713" w:type="dxa"/>
           </w:tcPr>
           <w:p>
             <w:r>
@@ -2111,11 +2036,7 @@
             </w:r>
             <w:proofErr w:type="gramEnd"/>
             <w:r>
-              <w:t xml:space="preserve"> : </w:t>
-            </w:r>
-            <w:r>
-              <w:lastRenderedPageBreak/>
-              <w:t>contact@aprogsys.com</w:t>
+              <w:t xml:space="preserve"> : contact@aprogsys.com</w:t>
             </w:r>
           </w:p>
           <w:p>
@@ -2126,18 +2047,17 @@
         </w:tc>
         <w:tc>
           <w:tcPr>
-            <w:tcW w:w="3804" w:type="dxa"/>
-          </w:tcPr>
-          <w:p>
-            <w:r>
-              <w:lastRenderedPageBreak/>
+            <w:tcW w:w="3813" w:type="dxa"/>
+          </w:tcPr>
+          <w:p>
+            <w:r>
               <w:t>https://www.aprogsys.com/</w:t>
             </w:r>
           </w:p>
         </w:tc>
         <w:tc>
           <w:tcPr>
-            <w:tcW w:w="930" w:type="dxa"/>
+            <w:tcW w:w="928" w:type="dxa"/>
           </w:tcPr>
           <w:p>
             <w:r>
@@ -2149,24 +2069,32 @@
       <w:tr>
         <w:tc>
           <w:tcPr>
-            <w:tcW w:w="1404" w:type="dxa"/>
-          </w:tcPr>
-          <w:p>
-            <w:r>
-              <w:t>AR ELECTRONIQUE</w:t>
-            </w:r>
-          </w:p>
-        </w:tc>
-        <w:tc>
-          <w:tcPr>
-            <w:tcW w:w="2718" w:type="dxa"/>
-          </w:tcPr>
-          <w:p>
-            <w:r>
+            <w:tcW w:w="1402" w:type="dxa"/>
+          </w:tcPr>
+          <w:p>
+            <w:r>
+              <w:t xml:space="preserve">AR </w:t>
+            </w:r>
+            <w:r>
+              <w:lastRenderedPageBreak/>
+              <w:t>ELECTRONIQUE</w:t>
+            </w:r>
+          </w:p>
+        </w:tc>
+        <w:tc>
+          <w:tcPr>
+            <w:tcW w:w="2713" w:type="dxa"/>
+          </w:tcPr>
+          <w:p>
+            <w:r>
+              <w:lastRenderedPageBreak/>
               <w:t>16 rue La Fayette</w:t>
             </w:r>
             <w:r>
               <w:br/>
+            </w:r>
+            <w:r>
+              <w:lastRenderedPageBreak/>
               <w:t>25000 Besançon</w:t>
             </w:r>
           </w:p>
@@ -2188,17 +2116,18 @@
         </w:tc>
         <w:tc>
           <w:tcPr>
-            <w:tcW w:w="3804" w:type="dxa"/>
-          </w:tcPr>
-          <w:p>
-            <w:r>
+            <w:tcW w:w="3813" w:type="dxa"/>
+          </w:tcPr>
+          <w:p>
+            <w:r>
+              <w:lastRenderedPageBreak/>
               <w:t>https://www.ar-e.com/</w:t>
             </w:r>
           </w:p>
         </w:tc>
         <w:tc>
           <w:tcPr>
-            <w:tcW w:w="930" w:type="dxa"/>
+            <w:tcW w:w="928" w:type="dxa"/>
           </w:tcPr>
           <w:p>
             <w:r>
@@ -2210,7 +2139,7 @@
       <w:tr>
         <w:tc>
           <w:tcPr>
-            <w:tcW w:w="1404" w:type="dxa"/>
+            <w:tcW w:w="1402" w:type="dxa"/>
           </w:tcPr>
           <w:p>
             <w:r>
@@ -2220,7 +2149,7 @@
         </w:tc>
         <w:tc>
           <w:tcPr>
-            <w:tcW w:w="2718" w:type="dxa"/>
+            <w:tcW w:w="2713" w:type="dxa"/>
           </w:tcPr>
           <w:p>
             <w:r>
@@ -2230,7 +2159,7 @@
         </w:tc>
         <w:tc>
           <w:tcPr>
-            <w:tcW w:w="3804" w:type="dxa"/>
+            <w:tcW w:w="3813" w:type="dxa"/>
           </w:tcPr>
           <w:p>
             <w:r>
@@ -2240,15 +2169,19 @@
         </w:tc>
         <w:tc>
           <w:tcPr>
-            <w:tcW w:w="930" w:type="dxa"/>
-          </w:tcPr>
-          <w:p/>
+            <w:tcW w:w="928" w:type="dxa"/>
+          </w:tcPr>
+          <w:p>
+            <w:r>
+              <w:t>Envoyé</w:t>
+            </w:r>
+          </w:p>
         </w:tc>
       </w:tr>
       <w:tr>
         <w:tc>
           <w:tcPr>
-            <w:tcW w:w="1404" w:type="dxa"/>
+            <w:tcW w:w="1402" w:type="dxa"/>
           </w:tcPr>
           <w:p>
             <w:r>
@@ -2258,7 +2191,7 @@
         </w:tc>
         <w:tc>
           <w:tcPr>
-            <w:tcW w:w="2718" w:type="dxa"/>
+            <w:tcW w:w="2713" w:type="dxa"/>
           </w:tcPr>
           <w:p>
             <w:r>
@@ -2268,7 +2201,7 @@
         </w:tc>
         <w:tc>
           <w:tcPr>
-            <w:tcW w:w="3804" w:type="dxa"/>
+            <w:tcW w:w="3813" w:type="dxa"/>
           </w:tcPr>
           <w:p>
             <w:r>
@@ -2278,7 +2211,7 @@
         </w:tc>
         <w:tc>
           <w:tcPr>
-            <w:tcW w:w="930" w:type="dxa"/>
+            <w:tcW w:w="928" w:type="dxa"/>
           </w:tcPr>
           <w:p>
             <w:r>
@@ -2290,7 +2223,7 @@
       <w:tr>
         <w:tc>
           <w:tcPr>
-            <w:tcW w:w="1404" w:type="dxa"/>
+            <w:tcW w:w="1402" w:type="dxa"/>
           </w:tcPr>
           <w:p>
             <w:proofErr w:type="spellStart"/>
@@ -2302,7 +2235,7 @@
         </w:tc>
         <w:tc>
           <w:tcPr>
-            <w:tcW w:w="2718" w:type="dxa"/>
+            <w:tcW w:w="2713" w:type="dxa"/>
           </w:tcPr>
           <w:p>
             <w:r>
@@ -2312,7 +2245,7 @@
         </w:tc>
         <w:tc>
           <w:tcPr>
-            <w:tcW w:w="3804" w:type="dxa"/>
+            <w:tcW w:w="3813" w:type="dxa"/>
           </w:tcPr>
           <w:p>
             <w:r>
@@ -2322,7 +2255,7 @@
         </w:tc>
         <w:tc>
           <w:tcPr>
-            <w:tcW w:w="930" w:type="dxa"/>
+            <w:tcW w:w="928" w:type="dxa"/>
           </w:tcPr>
           <w:p>
             <w:r>
@@ -2334,7 +2267,7 @@
       <w:tr>
         <w:tc>
           <w:tcPr>
-            <w:tcW w:w="1404" w:type="dxa"/>
+            <w:tcW w:w="1402" w:type="dxa"/>
           </w:tcPr>
           <w:p>
             <w:r>
@@ -2344,7 +2277,7 @@
         </w:tc>
         <w:tc>
           <w:tcPr>
-            <w:tcW w:w="2718" w:type="dxa"/>
+            <w:tcW w:w="2713" w:type="dxa"/>
           </w:tcPr>
           <w:p>
             <w:r>
@@ -2362,13 +2295,13 @@
         </w:tc>
         <w:tc>
           <w:tcPr>
-            <w:tcW w:w="3804" w:type="dxa"/>
+            <w:tcW w:w="3813" w:type="dxa"/>
           </w:tcPr>
           <w:p/>
         </w:tc>
         <w:tc>
           <w:tcPr>
-            <w:tcW w:w="930" w:type="dxa"/>
+            <w:tcW w:w="928" w:type="dxa"/>
           </w:tcPr>
           <w:p/>
         </w:tc>
@@ -2376,7 +2309,7 @@
       <w:tr>
         <w:tc>
           <w:tcPr>
-            <w:tcW w:w="1404" w:type="dxa"/>
+            <w:tcW w:w="1402" w:type="dxa"/>
           </w:tcPr>
           <w:p>
             <w:r>
@@ -2386,7 +2319,7 @@
         </w:tc>
         <w:tc>
           <w:tcPr>
-            <w:tcW w:w="2718" w:type="dxa"/>
+            <w:tcW w:w="2713" w:type="dxa"/>
           </w:tcPr>
           <w:p>
             <w:r>
@@ -2414,7 +2347,7 @@
         </w:tc>
         <w:tc>
           <w:tcPr>
-            <w:tcW w:w="3804" w:type="dxa"/>
+            <w:tcW w:w="3813" w:type="dxa"/>
           </w:tcPr>
           <w:p>
             <w:r>
@@ -2424,7 +2357,7 @@
         </w:tc>
         <w:tc>
           <w:tcPr>
-            <w:tcW w:w="930" w:type="dxa"/>
+            <w:tcW w:w="928" w:type="dxa"/>
           </w:tcPr>
           <w:p>
             <w:r>
@@ -2436,7 +2369,7 @@
       <w:tr>
         <w:tc>
           <w:tcPr>
-            <w:tcW w:w="1404" w:type="dxa"/>
+            <w:tcW w:w="1402" w:type="dxa"/>
           </w:tcPr>
           <w:p>
             <w:r>
@@ -2446,7 +2379,7 @@
         </w:tc>
         <w:tc>
           <w:tcPr>
-            <w:tcW w:w="2718" w:type="dxa"/>
+            <w:tcW w:w="2713" w:type="dxa"/>
           </w:tcPr>
           <w:p>
             <w:r>
@@ -2477,7 +2410,7 @@
         </w:tc>
         <w:tc>
           <w:tcPr>
-            <w:tcW w:w="3804" w:type="dxa"/>
+            <w:tcW w:w="3813" w:type="dxa"/>
           </w:tcPr>
           <w:p>
             <w:r>
@@ -2487,7 +2420,7 @@
         </w:tc>
         <w:tc>
           <w:tcPr>
-            <w:tcW w:w="930" w:type="dxa"/>
+            <w:tcW w:w="928" w:type="dxa"/>
           </w:tcPr>
           <w:p>
             <w:r>
@@ -2499,7 +2432,7 @@
       <w:tr>
         <w:tc>
           <w:tcPr>
-            <w:tcW w:w="1404" w:type="dxa"/>
+            <w:tcW w:w="1402" w:type="dxa"/>
           </w:tcPr>
           <w:p>
             <w:r>
@@ -2509,7 +2442,7 @@
         </w:tc>
         <w:tc>
           <w:tcPr>
-            <w:tcW w:w="2718" w:type="dxa"/>
+            <w:tcW w:w="2713" w:type="dxa"/>
           </w:tcPr>
           <w:p>
             <w:r>
@@ -2534,25 +2467,23 @@
           </w:p>
           <w:p>
             <w:r>
-              <w:lastRenderedPageBreak/>
               <w:t>Tel : 03 81 47 95 00</w:t>
             </w:r>
           </w:p>
         </w:tc>
         <w:tc>
           <w:tcPr>
-            <w:tcW w:w="3804" w:type="dxa"/>
-          </w:tcPr>
-          <w:p>
-            <w:r>
-              <w:lastRenderedPageBreak/>
+            <w:tcW w:w="3813" w:type="dxa"/>
+          </w:tcPr>
+          <w:p>
+            <w:r>
               <w:t>https://www.credit-agricole.fr/ca-franchecomte/particulier/agence/franche-comte/besancon-chaprais-3592.html</w:t>
             </w:r>
           </w:p>
         </w:tc>
         <w:tc>
           <w:tcPr>
-            <w:tcW w:w="930" w:type="dxa"/>
+            <w:tcW w:w="928" w:type="dxa"/>
           </w:tcPr>
           <w:p>
             <w:r>
@@ -2564,20 +2495,25 @@
       <w:tr>
         <w:tc>
           <w:tcPr>
-            <w:tcW w:w="1404" w:type="dxa"/>
-          </w:tcPr>
-          <w:p>
-            <w:r>
-              <w:t>Credit Agricole de Franche Comté</w:t>
-            </w:r>
-          </w:p>
-        </w:tc>
-        <w:tc>
-          <w:tcPr>
-            <w:tcW w:w="2718" w:type="dxa"/>
-          </w:tcPr>
-          <w:p>
-            <w:r>
+            <w:tcW w:w="1402" w:type="dxa"/>
+          </w:tcPr>
+          <w:p>
+            <w:r>
+              <w:t xml:space="preserve">Credit Agricole de Franche </w:t>
+            </w:r>
+            <w:r>
+              <w:lastRenderedPageBreak/>
+              <w:t>Comté</w:t>
+            </w:r>
+          </w:p>
+        </w:tc>
+        <w:tc>
+          <w:tcPr>
+            <w:tcW w:w="2713" w:type="dxa"/>
+          </w:tcPr>
+          <w:p>
+            <w:r>
+              <w:lastRenderedPageBreak/>
               <w:t>29, grande rue</w:t>
             </w:r>
             <w:r>
@@ -2590,6 +2526,7 @@
           <w:p>
             <w:proofErr w:type="gramStart"/>
             <w:r>
+              <w:lastRenderedPageBreak/>
               <w:t>Email</w:t>
             </w:r>
             <w:proofErr w:type="gramEnd"/>
@@ -2605,20 +2542,26 @@
         </w:tc>
         <w:tc>
           <w:tcPr>
-            <w:tcW w:w="3804" w:type="dxa"/>
-          </w:tcPr>
-          <w:p>
-            <w:r>
-              <w:t>https://www.credit-agricole.fr/ca-franchecomte/particulier/agence/franche-comte/besancon-pasteur-3595.html</w:t>
-            </w:r>
-          </w:p>
-        </w:tc>
-        <w:tc>
-          <w:tcPr>
-            <w:tcW w:w="930" w:type="dxa"/>
-          </w:tcPr>
-          <w:p>
-            <w:r>
+            <w:tcW w:w="3813" w:type="dxa"/>
+          </w:tcPr>
+          <w:p>
+            <w:r>
+              <w:lastRenderedPageBreak/>
+              <w:t>https://www.credit-agricole.fr/ca-franchecomte/particulier/agence/franche-comte/besancon-pasteur-</w:t>
+            </w:r>
+            <w:r>
+              <w:lastRenderedPageBreak/>
+              <w:t>3595.html</w:t>
+            </w:r>
+          </w:p>
+        </w:tc>
+        <w:tc>
+          <w:tcPr>
+            <w:tcW w:w="928" w:type="dxa"/>
+          </w:tcPr>
+          <w:p>
+            <w:r>
+              <w:lastRenderedPageBreak/>
               <w:t>Envoyé</w:t>
             </w:r>
           </w:p>
@@ -2627,7 +2570,7 @@
       <w:tr>
         <w:tc>
           <w:tcPr>
-            <w:tcW w:w="1404" w:type="dxa"/>
+            <w:tcW w:w="1402" w:type="dxa"/>
           </w:tcPr>
           <w:p>
             <w:r>
@@ -2637,7 +2580,7 @@
         </w:tc>
         <w:tc>
           <w:tcPr>
-            <w:tcW w:w="2718" w:type="dxa"/>
+            <w:tcW w:w="2713" w:type="dxa"/>
           </w:tcPr>
           <w:p>
             <w:r>
@@ -2652,25 +2595,29 @@
         </w:tc>
         <w:tc>
           <w:tcPr>
-            <w:tcW w:w="3804" w:type="dxa"/>
-          </w:tcPr>
-          <w:p>
-            <w:r>
-              <w:t>https://www.lescrous.fr/</w:t>
-            </w:r>
-          </w:p>
-        </w:tc>
-        <w:tc>
-          <w:tcPr>
-            <w:tcW w:w="930" w:type="dxa"/>
-          </w:tcPr>
-          <w:p/>
+            <w:tcW w:w="3813" w:type="dxa"/>
+          </w:tcPr>
+          <w:p>
+            <w:r>
+              <w:t>https://www.crous-bfc.fr</w:t>
+            </w:r>
+          </w:p>
+        </w:tc>
+        <w:tc>
+          <w:tcPr>
+            <w:tcW w:w="928" w:type="dxa"/>
+          </w:tcPr>
+          <w:p>
+            <w:r>
+              <w:t>Envoyé</w:t>
+            </w:r>
+          </w:p>
         </w:tc>
       </w:tr>
       <w:tr>
         <w:tc>
           <w:tcPr>
-            <w:tcW w:w="1404" w:type="dxa"/>
+            <w:tcW w:w="1402" w:type="dxa"/>
           </w:tcPr>
           <w:p>
             <w:r>
@@ -2680,7 +2627,7 @@
         </w:tc>
         <w:tc>
           <w:tcPr>
-            <w:tcW w:w="2718" w:type="dxa"/>
+            <w:tcW w:w="2713" w:type="dxa"/>
           </w:tcPr>
           <w:p>
             <w:r>
@@ -2705,7 +2652,7 @@
         </w:tc>
         <w:tc>
           <w:tcPr>
-            <w:tcW w:w="3804" w:type="dxa"/>
+            <w:tcW w:w="3813" w:type="dxa"/>
           </w:tcPr>
           <w:p>
             <w:r>
@@ -2715,7 +2662,7 @@
         </w:tc>
         <w:tc>
           <w:tcPr>
-            <w:tcW w:w="930" w:type="dxa"/>
+            <w:tcW w:w="928" w:type="dxa"/>
           </w:tcPr>
           <w:p>
             <w:r>
@@ -2727,7 +2674,7 @@
       <w:tr>
         <w:tc>
           <w:tcPr>
-            <w:tcW w:w="1404" w:type="dxa"/>
+            <w:tcW w:w="1402" w:type="dxa"/>
           </w:tcPr>
           <w:p>
             <w:r>
@@ -2737,7 +2684,7 @@
         </w:tc>
         <w:tc>
           <w:tcPr>
-            <w:tcW w:w="2718" w:type="dxa"/>
+            <w:tcW w:w="2713" w:type="dxa"/>
           </w:tcPr>
           <w:p>
             <w:r>
@@ -2762,7 +2709,7 @@
         </w:tc>
         <w:tc>
           <w:tcPr>
-            <w:tcW w:w="3804" w:type="dxa"/>
+            <w:tcW w:w="3813" w:type="dxa"/>
           </w:tcPr>
           <w:p>
             <w:r>
@@ -2772,15 +2719,19 @@
         </w:tc>
         <w:tc>
           <w:tcPr>
-            <w:tcW w:w="930" w:type="dxa"/>
-          </w:tcPr>
-          <w:p/>
+            <w:tcW w:w="928" w:type="dxa"/>
+          </w:tcPr>
+          <w:p>
+            <w:r>
+              <w:t>Envoyé</w:t>
+            </w:r>
+          </w:p>
         </w:tc>
       </w:tr>
       <w:tr>
         <w:tc>
           <w:tcPr>
-            <w:tcW w:w="1404" w:type="dxa"/>
+            <w:tcW w:w="1402" w:type="dxa"/>
           </w:tcPr>
           <w:p>
             <w:proofErr w:type="spellStart"/>
@@ -2792,7 +2743,7 @@
         </w:tc>
         <w:tc>
           <w:tcPr>
-            <w:tcW w:w="2718" w:type="dxa"/>
+            <w:tcW w:w="2713" w:type="dxa"/>
           </w:tcPr>
           <w:p>
             <w:r>
@@ -2807,7 +2758,7 @@
         </w:tc>
         <w:tc>
           <w:tcPr>
-            <w:tcW w:w="3804" w:type="dxa"/>
+            <w:tcW w:w="3813" w:type="dxa"/>
           </w:tcPr>
           <w:p>
             <w:r>
@@ -2817,15 +2768,19 @@
         </w:tc>
         <w:tc>
           <w:tcPr>
-            <w:tcW w:w="930" w:type="dxa"/>
-          </w:tcPr>
-          <w:p/>
+            <w:tcW w:w="928" w:type="dxa"/>
+          </w:tcPr>
+          <w:p>
+            <w:r>
+              <w:t>Envoyé</w:t>
+            </w:r>
+          </w:p>
         </w:tc>
       </w:tr>
       <w:tr>
         <w:tc>
           <w:tcPr>
-            <w:tcW w:w="1404" w:type="dxa"/>
+            <w:tcW w:w="1402" w:type="dxa"/>
           </w:tcPr>
           <w:p>
             <w:r>
@@ -2835,7 +2790,7 @@
         </w:tc>
         <w:tc>
           <w:tcPr>
-            <w:tcW w:w="2718" w:type="dxa"/>
+            <w:tcW w:w="2713" w:type="dxa"/>
           </w:tcPr>
           <w:p>
             <w:r>
@@ -2866,7 +2821,7 @@
         </w:tc>
         <w:tc>
           <w:tcPr>
-            <w:tcW w:w="3804" w:type="dxa"/>
+            <w:tcW w:w="3813" w:type="dxa"/>
           </w:tcPr>
           <w:p>
             <w:r>
@@ -2876,15 +2831,19 @@
         </w:tc>
         <w:tc>
           <w:tcPr>
-            <w:tcW w:w="930" w:type="dxa"/>
-          </w:tcPr>
-          <w:p/>
+            <w:tcW w:w="928" w:type="dxa"/>
+          </w:tcPr>
+          <w:p>
+            <w:r>
+              <w:t>Envoyé</w:t>
+            </w:r>
+          </w:p>
         </w:tc>
       </w:tr>
       <w:tr>
         <w:tc>
           <w:tcPr>
-            <w:tcW w:w="1404" w:type="dxa"/>
+            <w:tcW w:w="1402" w:type="dxa"/>
           </w:tcPr>
           <w:p>
             <w:r>
@@ -2894,32 +2853,29 @@
         </w:tc>
         <w:tc>
           <w:tcPr>
-            <w:tcW w:w="2718" w:type="dxa"/>
-          </w:tcPr>
-          <w:p>
-            <w:r>
-              <w:t xml:space="preserve">16 Rue Professeur Paul </w:t>
-            </w:r>
+            <w:tcW w:w="2713" w:type="dxa"/>
+          </w:tcPr>
+          <w:p>
+            <w:r>
+              <w:t>16 Rue Professeur Paul Milleret 25000 Besancon</w:t>
+            </w:r>
+          </w:p>
+          <w:p>
+            <w:proofErr w:type="gramStart"/>
+            <w:r>
+              <w:t>Email</w:t>
+            </w:r>
+            <w:proofErr w:type="gramEnd"/>
+            <w:r>
+              <w:t xml:space="preserve"> : </w:t>
+            </w:r>
+            <w:r>
+              <w:t>contact@emosist.fr</w:t>
+            </w:r>
+          </w:p>
+          <w:p>
             <w:r>
               <w:lastRenderedPageBreak/>
-              <w:t>Milleret 25000 Besancon</w:t>
-            </w:r>
-          </w:p>
-          <w:p>
-            <w:proofErr w:type="gramStart"/>
-            <w:r>
-              <w:t>Email</w:t>
-            </w:r>
-            <w:proofErr w:type="gramEnd"/>
-            <w:r>
-              <w:t xml:space="preserve"> : </w:t>
-            </w:r>
-            <w:r>
-              <w:t>contact@emosist.fr</w:t>
-            </w:r>
-          </w:p>
-          <w:p>
-            <w:r>
               <w:t xml:space="preserve">Tel : </w:t>
             </w:r>
             <w:r>
@@ -2929,7 +2885,7 @@
         </w:tc>
         <w:tc>
           <w:tcPr>
-            <w:tcW w:w="3804" w:type="dxa"/>
+            <w:tcW w:w="3813" w:type="dxa"/>
           </w:tcPr>
           <w:p>
             <w:r>
@@ -2940,7 +2896,271 @@
         </w:tc>
         <w:tc>
           <w:tcPr>
-            <w:tcW w:w="930" w:type="dxa"/>
+            <w:tcW w:w="928" w:type="dxa"/>
+          </w:tcPr>
+          <w:p>
+            <w:r>
+              <w:t>Envoyé</w:t>
+            </w:r>
+          </w:p>
+        </w:tc>
+      </w:tr>
+      <w:tr>
+        <w:tc>
+          <w:tcPr>
+            <w:tcW w:w="1402" w:type="dxa"/>
+          </w:tcPr>
+          <w:p/>
+        </w:tc>
+        <w:tc>
+          <w:tcPr>
+            <w:tcW w:w="2713" w:type="dxa"/>
+          </w:tcPr>
+          <w:p/>
+        </w:tc>
+        <w:tc>
+          <w:tcPr>
+            <w:tcW w:w="3813" w:type="dxa"/>
+          </w:tcPr>
+          <w:p/>
+        </w:tc>
+        <w:tc>
+          <w:tcPr>
+            <w:tcW w:w="928" w:type="dxa"/>
+          </w:tcPr>
+          <w:p/>
+        </w:tc>
+      </w:tr>
+      <w:tr>
+        <w:tc>
+          <w:tcPr>
+            <w:tcW w:w="1402" w:type="dxa"/>
+          </w:tcPr>
+          <w:p/>
+        </w:tc>
+        <w:tc>
+          <w:tcPr>
+            <w:tcW w:w="2713" w:type="dxa"/>
+          </w:tcPr>
+          <w:p/>
+        </w:tc>
+        <w:tc>
+          <w:tcPr>
+            <w:tcW w:w="3813" w:type="dxa"/>
+          </w:tcPr>
+          <w:p/>
+        </w:tc>
+        <w:tc>
+          <w:tcPr>
+            <w:tcW w:w="928" w:type="dxa"/>
+          </w:tcPr>
+          <w:p/>
+        </w:tc>
+      </w:tr>
+      <w:tr>
+        <w:tc>
+          <w:tcPr>
+            <w:tcW w:w="1402" w:type="dxa"/>
+          </w:tcPr>
+          <w:p/>
+        </w:tc>
+        <w:tc>
+          <w:tcPr>
+            <w:tcW w:w="2713" w:type="dxa"/>
+          </w:tcPr>
+          <w:p/>
+        </w:tc>
+        <w:tc>
+          <w:tcPr>
+            <w:tcW w:w="3813" w:type="dxa"/>
+          </w:tcPr>
+          <w:p/>
+        </w:tc>
+        <w:tc>
+          <w:tcPr>
+            <w:tcW w:w="928" w:type="dxa"/>
+          </w:tcPr>
+          <w:p/>
+        </w:tc>
+      </w:tr>
+      <w:tr>
+        <w:tc>
+          <w:tcPr>
+            <w:tcW w:w="1402" w:type="dxa"/>
+          </w:tcPr>
+          <w:p/>
+        </w:tc>
+        <w:tc>
+          <w:tcPr>
+            <w:tcW w:w="2713" w:type="dxa"/>
+          </w:tcPr>
+          <w:p/>
+        </w:tc>
+        <w:tc>
+          <w:tcPr>
+            <w:tcW w:w="3813" w:type="dxa"/>
+          </w:tcPr>
+          <w:p/>
+        </w:tc>
+        <w:tc>
+          <w:tcPr>
+            <w:tcW w:w="928" w:type="dxa"/>
+          </w:tcPr>
+          <w:p/>
+        </w:tc>
+      </w:tr>
+      <w:tr>
+        <w:tc>
+          <w:tcPr>
+            <w:tcW w:w="1402" w:type="dxa"/>
+          </w:tcPr>
+          <w:p/>
+        </w:tc>
+        <w:tc>
+          <w:tcPr>
+            <w:tcW w:w="2713" w:type="dxa"/>
+          </w:tcPr>
+          <w:p/>
+        </w:tc>
+        <w:tc>
+          <w:tcPr>
+            <w:tcW w:w="3813" w:type="dxa"/>
+          </w:tcPr>
+          <w:p/>
+        </w:tc>
+        <w:tc>
+          <w:tcPr>
+            <w:tcW w:w="928" w:type="dxa"/>
+          </w:tcPr>
+          <w:p/>
+        </w:tc>
+      </w:tr>
+      <w:tr>
+        <w:tc>
+          <w:tcPr>
+            <w:tcW w:w="1402" w:type="dxa"/>
+          </w:tcPr>
+          <w:p/>
+        </w:tc>
+        <w:tc>
+          <w:tcPr>
+            <w:tcW w:w="2713" w:type="dxa"/>
+          </w:tcPr>
+          <w:p/>
+        </w:tc>
+        <w:tc>
+          <w:tcPr>
+            <w:tcW w:w="3813" w:type="dxa"/>
+          </w:tcPr>
+          <w:p/>
+        </w:tc>
+        <w:tc>
+          <w:tcPr>
+            <w:tcW w:w="928" w:type="dxa"/>
+          </w:tcPr>
+          <w:p/>
+        </w:tc>
+      </w:tr>
+      <w:tr>
+        <w:tc>
+          <w:tcPr>
+            <w:tcW w:w="1402" w:type="dxa"/>
+          </w:tcPr>
+          <w:p/>
+        </w:tc>
+        <w:tc>
+          <w:tcPr>
+            <w:tcW w:w="2713" w:type="dxa"/>
+          </w:tcPr>
+          <w:p/>
+        </w:tc>
+        <w:tc>
+          <w:tcPr>
+            <w:tcW w:w="3813" w:type="dxa"/>
+          </w:tcPr>
+          <w:p/>
+        </w:tc>
+        <w:tc>
+          <w:tcPr>
+            <w:tcW w:w="928" w:type="dxa"/>
+          </w:tcPr>
+          <w:p/>
+        </w:tc>
+      </w:tr>
+      <w:tr>
+        <w:tc>
+          <w:tcPr>
+            <w:tcW w:w="1402" w:type="dxa"/>
+          </w:tcPr>
+          <w:p/>
+        </w:tc>
+        <w:tc>
+          <w:tcPr>
+            <w:tcW w:w="2713" w:type="dxa"/>
+          </w:tcPr>
+          <w:p/>
+        </w:tc>
+        <w:tc>
+          <w:tcPr>
+            <w:tcW w:w="3813" w:type="dxa"/>
+          </w:tcPr>
+          <w:p/>
+        </w:tc>
+        <w:tc>
+          <w:tcPr>
+            <w:tcW w:w="928" w:type="dxa"/>
+          </w:tcPr>
+          <w:p/>
+        </w:tc>
+      </w:tr>
+      <w:tr>
+        <w:tc>
+          <w:tcPr>
+            <w:tcW w:w="1402" w:type="dxa"/>
+          </w:tcPr>
+          <w:p/>
+        </w:tc>
+        <w:tc>
+          <w:tcPr>
+            <w:tcW w:w="2713" w:type="dxa"/>
+          </w:tcPr>
+          <w:p/>
+        </w:tc>
+        <w:tc>
+          <w:tcPr>
+            <w:tcW w:w="3813" w:type="dxa"/>
+          </w:tcPr>
+          <w:p/>
+        </w:tc>
+        <w:tc>
+          <w:tcPr>
+            <w:tcW w:w="928" w:type="dxa"/>
+          </w:tcPr>
+          <w:p/>
+        </w:tc>
+      </w:tr>
+      <w:tr>
+        <w:tc>
+          <w:tcPr>
+            <w:tcW w:w="1402" w:type="dxa"/>
+          </w:tcPr>
+          <w:p/>
+        </w:tc>
+        <w:tc>
+          <w:tcPr>
+            <w:tcW w:w="2713" w:type="dxa"/>
+          </w:tcPr>
+          <w:p/>
+        </w:tc>
+        <w:tc>
+          <w:tcPr>
+            <w:tcW w:w="3813" w:type="dxa"/>
+          </w:tcPr>
+          <w:p/>
+        </w:tc>
+        <w:tc>
+          <w:tcPr>
+            <w:tcW w:w="928" w:type="dxa"/>
           </w:tcPr>
           <w:p/>
         </w:tc>
@@ -3918,7 +4138,6 @@
   <w:style w:type="character" w:default="1" w:styleId="DefaultParagraphFont">
     <w:name w:val="Default Paragraph Font"/>
     <w:uiPriority w:val="1"/>
-    <w:semiHidden/>
     <w:unhideWhenUsed/>
   </w:style>
   <w:style w:type="table" w:default="1" w:styleId="TableNormal">

--- a/CEJM/BTS SIO 1/Recherche de stage/Liste entreprises.docx
+++ b/CEJM/BTS SIO 1/Recherche de stage/Liste entreprises.docx
@@ -136,13 +136,8 @@
             <w:r>
               <w:br/>
             </w:r>
-            <w:proofErr w:type="gramStart"/>
-            <w:r>
-              <w:t>Email</w:t>
-            </w:r>
-            <w:proofErr w:type="gramEnd"/>
-            <w:r>
-              <w:t xml:space="preserve"> :</w:t>
+            <w:r>
+              <w:t>Email :</w:t>
             </w:r>
             <w:r>
               <w:t xml:space="preserve"> commercial@jm-informatique.com</w:t>
@@ -201,13 +196,8 @@
             <w:r>
               <w:br/>
             </w:r>
-            <w:proofErr w:type="gramStart"/>
-            <w:r>
-              <w:t>Email</w:t>
-            </w:r>
-            <w:proofErr w:type="gramEnd"/>
-            <w:r>
-              <w:t xml:space="preserve"> :</w:t>
+            <w:r>
+              <w:t>Email :</w:t>
             </w:r>
             <w:r>
               <w:t xml:space="preserve"> </w:t>
@@ -269,13 +259,8 @@
             <w:r>
               <w:br/>
             </w:r>
-            <w:proofErr w:type="gramStart"/>
-            <w:r>
-              <w:t>Email</w:t>
-            </w:r>
-            <w:proofErr w:type="gramEnd"/>
-            <w:r>
-              <w:t xml:space="preserve"> :</w:t>
+            <w:r>
+              <w:t>Email :</w:t>
             </w:r>
             <w:r>
               <w:t xml:space="preserve"> contact@3tech-informatique.fr</w:t>
@@ -334,13 +319,8 @@
             <w:r>
               <w:br/>
             </w:r>
-            <w:proofErr w:type="gramStart"/>
-            <w:r>
-              <w:t>Email</w:t>
-            </w:r>
-            <w:proofErr w:type="gramEnd"/>
-            <w:r>
-              <w:t xml:space="preserve"> :</w:t>
+            <w:r>
+              <w:t>Email :</w:t>
             </w:r>
             <w:r>
               <w:t xml:space="preserve"> jp.baud25@orange.fr</w:t>
@@ -397,26 +377,13 @@
           </w:tcPr>
           <w:p>
             <w:r>
-              <w:t xml:space="preserve">9 Rue des </w:t>
-            </w:r>
-            <w:proofErr w:type="spellStart"/>
-            <w:r>
-              <w:t>Chaprais</w:t>
-            </w:r>
-            <w:proofErr w:type="spellEnd"/>
-            <w:r>
-              <w:t>, 25000 Besançon</w:t>
+              <w:t>9 Rue des Chaprais, 25000 Besançon</w:t>
             </w:r>
             <w:r>
               <w:br/>
             </w:r>
-            <w:proofErr w:type="gramStart"/>
-            <w:r>
-              <w:t>Email</w:t>
-            </w:r>
-            <w:proofErr w:type="gramEnd"/>
-            <w:r>
-              <w:t xml:space="preserve"> :</w:t>
+            <w:r>
+              <w:t>Email :</w:t>
             </w:r>
             <w:r>
               <w:t xml:space="preserve"> rdxsmartsolution@gmail.com</w:t>
@@ -475,13 +442,8 @@
             <w:r>
               <w:br/>
             </w:r>
-            <w:proofErr w:type="gramStart"/>
-            <w:r>
-              <w:t>Email</w:t>
-            </w:r>
-            <w:proofErr w:type="gramEnd"/>
-            <w:r>
-              <w:t xml:space="preserve"> :</w:t>
+            <w:r>
+              <w:t>Email :</w:t>
             </w:r>
             <w:r>
               <w:t xml:space="preserve"> contact@sospcsosmac.com</w:t>
@@ -537,35 +499,17 @@
           </w:tcPr>
           <w:p>
             <w:r>
-              <w:t xml:space="preserve">2 G, avenue des Montboucons </w:t>
-            </w:r>
-            <w:proofErr w:type="spellStart"/>
-            <w:r>
-              <w:t>Temis</w:t>
-            </w:r>
-            <w:proofErr w:type="spellEnd"/>
-            <w:r>
-              <w:t>, 25000 Besançon</w:t>
+              <w:t>2 G, avenue des Montboucons Temis, 25000 Besançon</w:t>
             </w:r>
             <w:r>
               <w:br/>
             </w:r>
-            <w:proofErr w:type="gramStart"/>
-            <w:r>
-              <w:t>Email</w:t>
-            </w:r>
-            <w:proofErr w:type="gramEnd"/>
-            <w:r>
-              <w:t xml:space="preserve"> :</w:t>
-            </w:r>
-            <w:r>
-              <w:t xml:space="preserve"> </w:t>
-            </w:r>
-            <w:proofErr w:type="spellStart"/>
-            <w:r>
-              <w:t>info.fr@arkance.world</w:t>
-            </w:r>
-            <w:proofErr w:type="spellEnd"/>
+            <w:r>
+              <w:t>Email :</w:t>
+            </w:r>
+            <w:r>
+              <w:t xml:space="preserve"> info.fr@arkance.world</w:t>
+            </w:r>
             <w:r>
               <w:br/>
             </w:r>
@@ -657,16 +601,33 @@
             <w:tcW w:w="2713" w:type="dxa"/>
           </w:tcPr>
           <w:p>
-            <w:r>
+            <w:pPr>
+              <w:rPr>
+                <w:lang w:val="en-US"/>
+              </w:rPr>
+            </w:pPr>
+            <w:r>
+              <w:rPr>
+                <w:lang w:val="en-US"/>
+              </w:rPr>
               <w:t>22 Rue Thomas Edison, 25000 Besançon</w:t>
             </w:r>
             <w:r>
+              <w:rPr>
+                <w:lang w:val="en-US"/>
+              </w:rPr>
               <w:br/>
             </w:r>
             <w:r>
+              <w:rPr>
+                <w:lang w:val="en-US"/>
+              </w:rPr>
               <w:t>Tel :</w:t>
             </w:r>
             <w:r>
+              <w:rPr>
+                <w:lang w:val="en-US"/>
+              </w:rPr>
               <w:t xml:space="preserve"> 0381531925</w:t>
             </w:r>
           </w:p>
@@ -675,13 +636,25 @@
           <w:tcPr>
             <w:tcW w:w="3813" w:type="dxa"/>
           </w:tcPr>
-          <w:p/>
+          <w:p>
+            <w:pPr>
+              <w:rPr>
+                <w:lang w:val="en-US"/>
+              </w:rPr>
+            </w:pPr>
+          </w:p>
         </w:tc>
         <w:tc>
           <w:tcPr>
             <w:tcW w:w="928" w:type="dxa"/>
           </w:tcPr>
-          <w:p/>
+          <w:p>
+            <w:pPr>
+              <w:rPr>
+                <w:lang w:val="en-US"/>
+              </w:rPr>
+            </w:pPr>
+          </w:p>
         </w:tc>
       </w:tr>
       <w:tr>
@@ -741,13 +714,8 @@
             <w:tcW w:w="1402" w:type="dxa"/>
           </w:tcPr>
           <w:p>
-            <w:proofErr w:type="spellStart"/>
-            <w:r>
-              <w:t>Izyos</w:t>
-            </w:r>
-            <w:proofErr w:type="spellEnd"/>
-            <w:r>
-              <w:t xml:space="preserve"> l'informatique Durable</w:t>
+            <w:r>
+              <w:t>Izyos l'informatique Durable</w:t>
             </w:r>
           </w:p>
         </w:tc>
@@ -762,13 +730,8 @@
             <w:r>
               <w:br/>
             </w:r>
-            <w:proofErr w:type="gramStart"/>
-            <w:r>
-              <w:t>Email</w:t>
-            </w:r>
-            <w:proofErr w:type="gramEnd"/>
-            <w:r>
-              <w:t xml:space="preserve"> :</w:t>
+            <w:r>
+              <w:t>Email :</w:t>
             </w:r>
             <w:r>
               <w:t xml:space="preserve"> contact@izyos.com</w:t>
@@ -822,15 +785,7 @@
           </w:tcPr>
           <w:p>
             <w:r>
-              <w:t xml:space="preserve">1 Rue du Baron </w:t>
-            </w:r>
-            <w:proofErr w:type="spellStart"/>
-            <w:r>
-              <w:t>Daclin</w:t>
-            </w:r>
-            <w:proofErr w:type="spellEnd"/>
-            <w:r>
-              <w:t>, 25000 Besançon</w:t>
+              <w:t>1 Rue du Baron Daclin, 25000 Besançon</w:t>
             </w:r>
             <w:r>
               <w:br/>
@@ -894,13 +849,8 @@
             <w:r>
               <w:br/>
             </w:r>
-            <w:proofErr w:type="gramStart"/>
-            <w:r>
-              <w:t>Email</w:t>
-            </w:r>
-            <w:proofErr w:type="gramEnd"/>
-            <w:r>
-              <w:t xml:space="preserve"> :</w:t>
+            <w:r>
+              <w:t>Email :</w:t>
             </w:r>
             <w:r>
               <w:t xml:space="preserve"> </w:t>
@@ -962,13 +912,8 @@
             <w:r>
               <w:br/>
             </w:r>
-            <w:proofErr w:type="gramStart"/>
-            <w:r>
-              <w:t>Email</w:t>
-            </w:r>
-            <w:proofErr w:type="gramEnd"/>
-            <w:r>
-              <w:t xml:space="preserve"> :</w:t>
+            <w:r>
+              <w:t>Email :</w:t>
             </w:r>
             <w:r>
               <w:t xml:space="preserve"> boutique250@ldlc.com</w:t>
@@ -1022,15 +967,7 @@
           </w:tcPr>
           <w:p>
             <w:r>
-              <w:t xml:space="preserve">48 Rue des </w:t>
-            </w:r>
-            <w:proofErr w:type="spellStart"/>
-            <w:r>
-              <w:t>Founottes</w:t>
-            </w:r>
-            <w:proofErr w:type="spellEnd"/>
-            <w:r>
-              <w:t>, 25000 Besançon</w:t>
+              <w:t>48 Rue des Founottes, 25000 Besançon</w:t>
             </w:r>
             <w:r>
               <w:br/>
@@ -1079,13 +1016,8 @@
             <w:r>
               <w:br/>
             </w:r>
-            <w:proofErr w:type="gramStart"/>
-            <w:r>
-              <w:t>Email</w:t>
-            </w:r>
-            <w:proofErr w:type="gramEnd"/>
-            <w:r>
-              <w:t xml:space="preserve"> :</w:t>
+            <w:r>
+              <w:t>Email :</w:t>
             </w:r>
             <w:r>
               <w:t xml:space="preserve"> contact@adeoinformatique.com</w:t>
@@ -1147,22 +1079,15 @@
             <w:r>
               <w:br/>
             </w:r>
-            <w:proofErr w:type="gramStart"/>
-            <w:r>
-              <w:t>Email</w:t>
-            </w:r>
-            <w:proofErr w:type="gramEnd"/>
-            <w:r>
-              <w:t xml:space="preserve"> :</w:t>
+            <w:r>
+              <w:t>Email :</w:t>
             </w:r>
             <w:r>
               <w:t xml:space="preserve"> </w:t>
             </w:r>
-            <w:proofErr w:type="spellStart"/>
             <w:r>
               <w:t>contact@numerique.email</w:t>
             </w:r>
-            <w:proofErr w:type="spellEnd"/>
             <w:r>
               <w:br/>
             </w:r>
@@ -1212,15 +1137,7 @@
           </w:tcPr>
           <w:p>
             <w:r>
-              <w:t xml:space="preserve">32 Rue </w:t>
-            </w:r>
-            <w:proofErr w:type="spellStart"/>
-            <w:r>
-              <w:t>Megevand</w:t>
-            </w:r>
-            <w:proofErr w:type="spellEnd"/>
-            <w:r>
-              <w:t>, 25000 Besançon</w:t>
+              <w:t>32 Rue Megevand, 25000 Besançon</w:t>
             </w:r>
             <w:r>
               <w:br/>
@@ -1268,13 +1185,8 @@
             <w:r>
               <w:br/>
             </w:r>
-            <w:proofErr w:type="gramStart"/>
-            <w:r>
-              <w:t>Email</w:t>
-            </w:r>
-            <w:proofErr w:type="gramEnd"/>
-            <w:r>
-              <w:t xml:space="preserve"> :</w:t>
+            <w:r>
+              <w:t>Email :</w:t>
             </w:r>
             <w:r>
               <w:t xml:space="preserve"> </w:t>
@@ -1337,26 +1249,13 @@
           </w:tcPr>
           <w:p>
             <w:r>
-              <w:t xml:space="preserve">2 Rue </w:t>
-            </w:r>
-            <w:proofErr w:type="spellStart"/>
-            <w:r>
-              <w:t>Megevand</w:t>
-            </w:r>
-            <w:proofErr w:type="spellEnd"/>
-            <w:r>
-              <w:t>, 25000 Besançon</w:t>
+              <w:t>2 Rue Megevand, 25000 Besançon</w:t>
             </w:r>
             <w:r>
               <w:br/>
             </w:r>
-            <w:proofErr w:type="gramStart"/>
-            <w:r>
-              <w:t>Email</w:t>
-            </w:r>
-            <w:proofErr w:type="gramEnd"/>
-            <w:r>
-              <w:t xml:space="preserve"> :</w:t>
+            <w:r>
+              <w:t>Email :</w:t>
             </w:r>
             <w:r>
               <w:t xml:space="preserve"> </w:t>
@@ -1450,13 +1349,8 @@
           </w:tcPr>
           <w:p>
             <w:r>
-              <w:t xml:space="preserve">La </w:t>
-            </w:r>
-            <w:proofErr w:type="spellStart"/>
-            <w:r>
-              <w:t>Boutic</w:t>
-            </w:r>
-            <w:proofErr w:type="spellEnd"/>
+              <w:t>La Boutic</w:t>
+            </w:r>
           </w:p>
         </w:tc>
         <w:tc>
@@ -1470,13 +1364,8 @@
             <w:r>
               <w:br/>
             </w:r>
-            <w:proofErr w:type="gramStart"/>
-            <w:r>
-              <w:t>Email</w:t>
-            </w:r>
-            <w:proofErr w:type="gramEnd"/>
-            <w:r>
-              <w:t xml:space="preserve"> :</w:t>
+            <w:r>
+              <w:t>Email :</w:t>
             </w:r>
             <w:r>
               <w:t xml:space="preserve"> </w:t>
@@ -1522,11 +1411,9 @@
             <w:tcW w:w="1402" w:type="dxa"/>
           </w:tcPr>
           <w:p>
-            <w:proofErr w:type="spellStart"/>
             <w:r>
               <w:t>Hylæ</w:t>
             </w:r>
-            <w:proofErr w:type="spellEnd"/>
           </w:p>
         </w:tc>
         <w:tc>
@@ -1540,13 +1427,8 @@
             <w:r>
               <w:br/>
             </w:r>
-            <w:proofErr w:type="gramStart"/>
-            <w:r>
-              <w:t>Email</w:t>
-            </w:r>
-            <w:proofErr w:type="gramEnd"/>
-            <w:r>
-              <w:t xml:space="preserve"> :</w:t>
+            <w:r>
+              <w:t>Email :</w:t>
             </w:r>
             <w:r>
               <w:t xml:space="preserve"> Non communiqué</w:t>
@@ -1606,13 +1488,8 @@
             <w:r>
               <w:br/>
             </w:r>
-            <w:proofErr w:type="gramStart"/>
-            <w:r>
-              <w:t>Email</w:t>
-            </w:r>
-            <w:proofErr w:type="gramEnd"/>
-            <w:r>
-              <w:t xml:space="preserve"> :</w:t>
+            <w:r>
+              <w:t>Email :</w:t>
             </w:r>
             <w:r>
               <w:t xml:space="preserve"> </w:t>
@@ -1658,11 +1535,9 @@
             <w:tcW w:w="1402" w:type="dxa"/>
           </w:tcPr>
           <w:p>
-            <w:proofErr w:type="spellStart"/>
             <w:r>
               <w:t>Flexio</w:t>
             </w:r>
-            <w:proofErr w:type="spellEnd"/>
           </w:p>
         </w:tc>
         <w:tc>
@@ -1722,15 +1597,7 @@
           </w:tcPr>
           <w:p>
             <w:r>
-              <w:t xml:space="preserve">48 Rue des </w:t>
-            </w:r>
-            <w:proofErr w:type="spellStart"/>
-            <w:r>
-              <w:t>Founottes</w:t>
-            </w:r>
-            <w:proofErr w:type="spellEnd"/>
-            <w:r>
-              <w:t>, 25000 Besançon</w:t>
+              <w:t>48 Rue des Founottes, 25000 Besançon</w:t>
             </w:r>
             <w:r>
               <w:br/>
@@ -1786,13 +1653,8 @@
             <w:r>
               <w:br/>
             </w:r>
-            <w:proofErr w:type="gramStart"/>
-            <w:r>
-              <w:t>Email</w:t>
-            </w:r>
-            <w:proofErr w:type="gramEnd"/>
-            <w:r>
-              <w:t xml:space="preserve"> :</w:t>
+            <w:r>
+              <w:t>Email :</w:t>
             </w:r>
             <w:r>
               <w:t xml:space="preserve"> Non communiqué</w:t>
@@ -1880,15 +1742,7 @@
           </w:tcPr>
           <w:p>
             <w:r>
-              <w:t xml:space="preserve">40 Rue des Frères </w:t>
-            </w:r>
-            <w:proofErr w:type="spellStart"/>
-            <w:r>
-              <w:t>Chaffanjon</w:t>
-            </w:r>
-            <w:proofErr w:type="spellEnd"/>
-            <w:r>
-              <w:t>, 25000 Besançon</w:t>
+              <w:t>40 Rue des Frères Chaffanjon, 25000 Besançon</w:t>
             </w:r>
           </w:p>
           <w:p>
@@ -2030,13 +1884,8 @@
             </w:r>
           </w:p>
           <w:p>
-            <w:proofErr w:type="gramStart"/>
-            <w:r>
-              <w:t>Email</w:t>
-            </w:r>
-            <w:proofErr w:type="gramEnd"/>
-            <w:r>
-              <w:t xml:space="preserve"> : contact@aprogsys.com</w:t>
+            <w:r>
+              <w:t>Email : contact@aprogsys.com</w:t>
             </w:r>
           </w:p>
           <w:p>
@@ -2099,13 +1948,8 @@
             </w:r>
           </w:p>
           <w:p>
-            <w:proofErr w:type="gramStart"/>
-            <w:r>
-              <w:t>Email</w:t>
-            </w:r>
-            <w:proofErr w:type="gramEnd"/>
-            <w:r>
-              <w:t xml:space="preserve"> : rh@ar-e.com</w:t>
+            <w:r>
+              <w:t>Email : rh@ar-e.com</w:t>
             </w:r>
           </w:p>
           <w:p>
@@ -2226,11 +2070,9 @@
             <w:tcW w:w="1402" w:type="dxa"/>
           </w:tcPr>
           <w:p>
-            <w:proofErr w:type="spellStart"/>
             <w:r>
               <w:t>CashMag</w:t>
             </w:r>
-            <w:proofErr w:type="spellEnd"/>
           </w:p>
         </w:tc>
         <w:tc>
@@ -2281,15 +2123,7 @@
           </w:tcPr>
           <w:p>
             <w:r>
-              <w:t xml:space="preserve">20 rue du </w:t>
-            </w:r>
-            <w:proofErr w:type="spellStart"/>
-            <w:r>
-              <w:t>Chasnot</w:t>
-            </w:r>
-            <w:proofErr w:type="spellEnd"/>
-            <w:r>
-              <w:t xml:space="preserve"> 25000 Besançon</w:t>
+              <w:t>20 rue du Chasnot 25000 Besançon</w:t>
             </w:r>
           </w:p>
         </w:tc>
@@ -2327,13 +2161,8 @@
             </w:r>
           </w:p>
           <w:p>
-            <w:proofErr w:type="gramStart"/>
-            <w:r>
-              <w:t>Email</w:t>
-            </w:r>
-            <w:proofErr w:type="gramEnd"/>
-            <w:r>
-              <w:t xml:space="preserve"> : </w:t>
+            <w:r>
+              <w:t xml:space="preserve">Email : </w:t>
             </w:r>
             <w:r>
               <w:t>recrutement@doubs.fr</w:t>
@@ -2393,13 +2222,8 @@
             </w:r>
           </w:p>
           <w:p>
-            <w:proofErr w:type="gramStart"/>
-            <w:r>
-              <w:t>Email</w:t>
-            </w:r>
-            <w:proofErr w:type="gramEnd"/>
-            <w:r>
-              <w:t xml:space="preserve"> : besancon.fontargent@ca-franchecomte.fr</w:t>
+            <w:r>
+              <w:t>Email : besancon.fontargent@ca-franchecomte.fr</w:t>
             </w:r>
           </w:p>
           <w:p>
@@ -2456,13 +2280,8 @@
             </w:r>
           </w:p>
           <w:p>
-            <w:proofErr w:type="gramStart"/>
-            <w:r>
-              <w:t>Email</w:t>
-            </w:r>
-            <w:proofErr w:type="gramEnd"/>
-            <w:r>
-              <w:t xml:space="preserve"> : besancon.chaprais@ca-franchecomte.fr</w:t>
+            <w:r>
+              <w:t>Email : besancon.chaprais@ca-franchecomte.fr</w:t>
             </w:r>
           </w:p>
           <w:p>
@@ -2524,14 +2343,9 @@
             </w:r>
           </w:p>
           <w:p>
-            <w:proofErr w:type="gramStart"/>
             <w:r>
               <w:lastRenderedPageBreak/>
-              <w:t>Email</w:t>
-            </w:r>
-            <w:proofErr w:type="gramEnd"/>
-            <w:r>
-              <w:t xml:space="preserve"> : besancon.pasteur@ca-franchecomte.fr</w:t>
+              <w:t>Email : besancon.pasteur@ca-franchecomte.fr</w:t>
             </w:r>
           </w:p>
           <w:p>
@@ -2635,13 +2449,8 @@
             </w:r>
           </w:p>
           <w:p>
-            <w:proofErr w:type="gramStart"/>
-            <w:r>
-              <w:t>Email</w:t>
-            </w:r>
-            <w:proofErr w:type="gramEnd"/>
-            <w:r>
-              <w:t xml:space="preserve"> : recrut@digitaledeluxe.fr</w:t>
+            <w:r>
+              <w:t>Email : recrut@digitaledeluxe.fr</w:t>
             </w:r>
           </w:p>
           <w:p>
@@ -2692,13 +2501,8 @@
             </w:r>
           </w:p>
           <w:p>
-            <w:proofErr w:type="gramStart"/>
-            <w:r>
-              <w:t>Email</w:t>
-            </w:r>
-            <w:proofErr w:type="gramEnd"/>
-            <w:r>
-              <w:t xml:space="preserve"> : info@digifab.fr</w:t>
+            <w:r>
+              <w:t>Email : info@digifab.fr</w:t>
             </w:r>
           </w:p>
           <w:p>
@@ -2734,11 +2538,9 @@
             <w:tcW w:w="1402" w:type="dxa"/>
           </w:tcPr>
           <w:p>
-            <w:proofErr w:type="spellStart"/>
             <w:r>
               <w:t>DynAgence</w:t>
             </w:r>
-            <w:proofErr w:type="spellEnd"/>
           </w:p>
         </w:tc>
         <w:tc>
@@ -2798,13 +2600,8 @@
             </w:r>
           </w:p>
           <w:p>
-            <w:proofErr w:type="gramStart"/>
-            <w:r>
-              <w:t>Email</w:t>
-            </w:r>
-            <w:proofErr w:type="gramEnd"/>
-            <w:r>
-              <w:t xml:space="preserve"> : </w:t>
+            <w:r>
+              <w:t xml:space="preserve">Email : </w:t>
             </w:r>
             <w:r>
               <w:t>accueil.donneurs@efs.sante.fr</w:t>
@@ -2861,13 +2658,8 @@
             </w:r>
           </w:p>
           <w:p>
-            <w:proofErr w:type="gramStart"/>
-            <w:r>
-              <w:t>Email</w:t>
-            </w:r>
-            <w:proofErr w:type="gramEnd"/>
-            <w:r>
-              <w:t xml:space="preserve"> : </w:t>
+            <w:r>
+              <w:t xml:space="preserve">Email : </w:t>
             </w:r>
             <w:r>
               <w:t>contact@emosist.fr</w:t>
@@ -2910,25 +2702,62 @@
           <w:tcPr>
             <w:tcW w:w="1402" w:type="dxa"/>
           </w:tcPr>
-          <w:p/>
+          <w:p>
+            <w:r>
+              <w:t>Energy Cities</w:t>
+            </w:r>
+          </w:p>
         </w:tc>
         <w:tc>
           <w:tcPr>
             <w:tcW w:w="2713" w:type="dxa"/>
           </w:tcPr>
-          <w:p/>
+          <w:p>
+            <w:r>
+              <w:t>4 chemin du fort de Bregille</w:t>
+            </w:r>
+            <w:r>
+              <w:br/>
+              <w:t>25000 Besançon</w:t>
+            </w:r>
+          </w:p>
+          <w:p>
+            <w:r>
+              <w:t>T</w:t>
+            </w:r>
+            <w:r>
+              <w:t>e</w:t>
+            </w:r>
+            <w:r>
+              <w:t>l</w:t>
+            </w:r>
+            <w:r>
+              <w:t> :</w:t>
+            </w:r>
+            <w:r>
+              <w:t xml:space="preserve"> 03 81 65 36 80</w:t>
+            </w:r>
+          </w:p>
         </w:tc>
         <w:tc>
           <w:tcPr>
             <w:tcW w:w="3813" w:type="dxa"/>
           </w:tcPr>
-          <w:p/>
+          <w:p>
+            <w:r>
+              <w:t>https://energy-cities.eu/fr/</w:t>
+            </w:r>
+          </w:p>
         </w:tc>
         <w:tc>
           <w:tcPr>
             <w:tcW w:w="928" w:type="dxa"/>
           </w:tcPr>
-          <w:p/>
+          <w:p>
+            <w:r>
+              <w:t>Envoyé</w:t>
+            </w:r>
+          </w:p>
         </w:tc>
       </w:tr>
       <w:tr>
@@ -2936,25 +2765,53 @@
           <w:tcPr>
             <w:tcW w:w="1402" w:type="dxa"/>
           </w:tcPr>
-          <w:p/>
+          <w:p>
+            <w:r>
+              <w:t>FCNET</w:t>
+            </w:r>
+          </w:p>
         </w:tc>
         <w:tc>
           <w:tcPr>
             <w:tcW w:w="2713" w:type="dxa"/>
           </w:tcPr>
-          <w:p/>
+          <w:p>
+            <w:r>
+              <w:t>6, rue Gérard Mantion</w:t>
+            </w:r>
+            <w:r>
+              <w:br/>
+              <w:t>25000 Besançon</w:t>
+            </w:r>
+          </w:p>
+          <w:p>
+            <w:r>
+              <w:t xml:space="preserve">Tel : </w:t>
+            </w:r>
+            <w:r>
+              <w:t>03.81.48.09.09</w:t>
+            </w:r>
+          </w:p>
         </w:tc>
         <w:tc>
           <w:tcPr>
             <w:tcW w:w="3813" w:type="dxa"/>
           </w:tcPr>
-          <w:p/>
+          <w:p>
+            <w:r>
+              <w:t>https://www.fcnet.fr</w:t>
+            </w:r>
+          </w:p>
         </w:tc>
         <w:tc>
           <w:tcPr>
             <w:tcW w:w="928" w:type="dxa"/>
           </w:tcPr>
-          <w:p/>
+          <w:p>
+            <w:r>
+              <w:t>Envoyé</w:t>
+            </w:r>
+          </w:p>
         </w:tc>
       </w:tr>
       <w:tr>
@@ -2962,7 +2819,11 @@
           <w:tcPr>
             <w:tcW w:w="1402" w:type="dxa"/>
           </w:tcPr>
-          <w:p/>
+          <w:p>
+            <w:r>
+              <w:t>Fromageries Marcel Petite SAS</w:t>
+            </w:r>
+          </w:p>
         </w:tc>
         <w:tc>
           <w:tcPr>
@@ -2988,7 +2849,11 @@
           <w:tcPr>
             <w:tcW w:w="1402" w:type="dxa"/>
           </w:tcPr>
-          <w:p/>
+          <w:p>
+            <w:r>
+              <w:t>GENDARMERIE NATIONALE</w:t>
+            </w:r>
+          </w:p>
         </w:tc>
         <w:tc>
           <w:tcPr>
@@ -3014,7 +2879,11 @@
           <w:tcPr>
             <w:tcW w:w="1402" w:type="dxa"/>
           </w:tcPr>
-          <w:p/>
+          <w:p>
+            <w:r>
+              <w:t>GEOIDE CRYPTO &amp; COM</w:t>
+            </w:r>
+          </w:p>
         </w:tc>
         <w:tc>
           <w:tcPr>
@@ -3040,7 +2909,11 @@
           <w:tcPr>
             <w:tcW w:w="1402" w:type="dxa"/>
           </w:tcPr>
-          <w:p/>
+          <w:p>
+            <w:r>
+              <w:t>GIE – Mutualité Française Comtoise</w:t>
+            </w:r>
+          </w:p>
         </w:tc>
         <w:tc>
           <w:tcPr>
@@ -3066,7 +2939,11 @@
           <w:tcPr>
             <w:tcW w:w="1402" w:type="dxa"/>
           </w:tcPr>
-          <w:p/>
+          <w:p>
+            <w:r>
+              <w:t>Grand Besançon</w:t>
+            </w:r>
+          </w:p>
         </w:tc>
         <w:tc>
           <w:tcPr>
@@ -3092,7 +2969,11 @@
           <w:tcPr>
             <w:tcW w:w="1402" w:type="dxa"/>
           </w:tcPr>
-          <w:p/>
+          <w:p>
+            <w:r>
+              <w:t>GRUPO ANTOLIN BESANCON</w:t>
+            </w:r>
+          </w:p>
         </w:tc>
         <w:tc>
           <w:tcPr>
@@ -3118,7 +2999,11 @@
           <w:tcPr>
             <w:tcW w:w="1402" w:type="dxa"/>
           </w:tcPr>
-          <w:p/>
+          <w:p>
+            <w:r>
+              <w:t>Habitat 25</w:t>
+            </w:r>
+          </w:p>
         </w:tc>
         <w:tc>
           <w:tcPr>
@@ -3144,7 +3029,11 @@
           <w:tcPr>
             <w:tcW w:w="1402" w:type="dxa"/>
           </w:tcPr>
-          <w:p/>
+          <w:p>
+            <w:r>
+              <w:t>HIPTEST</w:t>
+            </w:r>
+          </w:p>
         </w:tc>
         <w:tc>
           <w:tcPr>

--- a/CEJM/BTS SIO 1/Recherche de stage/Liste entreprises.docx
+++ b/CEJM/BTS SIO 1/Recherche de stage/Liste entreprises.docx
@@ -377,7 +377,15 @@
           </w:tcPr>
           <w:p>
             <w:r>
-              <w:t>9 Rue des Chaprais, 25000 Besançon</w:t>
+              <w:t xml:space="preserve">9 Rue des </w:t>
+            </w:r>
+            <w:proofErr w:type="spellStart"/>
+            <w:r>
+              <w:t>Chaprais</w:t>
+            </w:r>
+            <w:proofErr w:type="spellEnd"/>
+            <w:r>
+              <w:t>, 25000 Besançon</w:t>
             </w:r>
             <w:r>
               <w:br/>
@@ -499,7 +507,15 @@
           </w:tcPr>
           <w:p>
             <w:r>
-              <w:t>2 G, avenue des Montboucons Temis, 25000 Besançon</w:t>
+              <w:t xml:space="preserve">2 G, avenue des Montboucons </w:t>
+            </w:r>
+            <w:proofErr w:type="spellStart"/>
+            <w:r>
+              <w:t>Temis</w:t>
+            </w:r>
+            <w:proofErr w:type="spellEnd"/>
+            <w:r>
+              <w:t>, 25000 Besançon</w:t>
             </w:r>
             <w:r>
               <w:br/>
@@ -508,8 +524,13 @@
               <w:t>Email :</w:t>
             </w:r>
             <w:r>
-              <w:t xml:space="preserve"> info.fr@arkance.world</w:t>
-            </w:r>
+              <w:t xml:space="preserve"> </w:t>
+            </w:r>
+            <w:proofErr w:type="spellStart"/>
+            <w:r>
+              <w:t>info.fr@arkance.world</w:t>
+            </w:r>
+            <w:proofErr w:type="spellEnd"/>
             <w:r>
               <w:br/>
             </w:r>
@@ -610,20 +631,30 @@
               <w:rPr>
                 <w:lang w:val="en-US"/>
               </w:rPr>
-              <w:t>22 Rue Thomas Edison, 25000 Besançon</w:t>
-            </w:r>
+              <w:t xml:space="preserve">22 Rue Thomas Edison, 25000 </w:t>
+            </w:r>
+            <w:proofErr w:type="spellStart"/>
+            <w:r>
+              <w:rPr>
+                <w:lang w:val="en-US"/>
+              </w:rPr>
+              <w:t>Besançon</w:t>
+            </w:r>
+            <w:proofErr w:type="spellEnd"/>
             <w:r>
               <w:rPr>
                 <w:lang w:val="en-US"/>
               </w:rPr>
               <w:br/>
             </w:r>
+            <w:proofErr w:type="gramStart"/>
             <w:r>
               <w:rPr>
                 <w:lang w:val="en-US"/>
               </w:rPr>
               <w:t>Tel :</w:t>
             </w:r>
+            <w:proofErr w:type="gramEnd"/>
             <w:r>
               <w:rPr>
                 <w:lang w:val="en-US"/>
@@ -714,8 +745,13 @@
             <w:tcW w:w="1402" w:type="dxa"/>
           </w:tcPr>
           <w:p>
-            <w:r>
-              <w:t>Izyos l'informatique Durable</w:t>
+            <w:proofErr w:type="spellStart"/>
+            <w:r>
+              <w:t>Izyos</w:t>
+            </w:r>
+            <w:proofErr w:type="spellEnd"/>
+            <w:r>
+              <w:t xml:space="preserve"> l'informatique Durable</w:t>
             </w:r>
           </w:p>
         </w:tc>
@@ -785,7 +821,15 @@
           </w:tcPr>
           <w:p>
             <w:r>
-              <w:t>1 Rue du Baron Daclin, 25000 Besançon</w:t>
+              <w:t xml:space="preserve">1 Rue du Baron </w:t>
+            </w:r>
+            <w:proofErr w:type="spellStart"/>
+            <w:r>
+              <w:t>Daclin</w:t>
+            </w:r>
+            <w:proofErr w:type="spellEnd"/>
+            <w:r>
+              <w:t>, 25000 Besançon</w:t>
             </w:r>
             <w:r>
               <w:br/>
@@ -967,7 +1011,15 @@
           </w:tcPr>
           <w:p>
             <w:r>
-              <w:t>48 Rue des Founottes, 25000 Besançon</w:t>
+              <w:t xml:space="preserve">48 Rue des </w:t>
+            </w:r>
+            <w:proofErr w:type="spellStart"/>
+            <w:r>
+              <w:t>Founottes</w:t>
+            </w:r>
+            <w:proofErr w:type="spellEnd"/>
+            <w:r>
+              <w:t>, 25000 Besançon</w:t>
             </w:r>
             <w:r>
               <w:br/>
@@ -1085,9 +1137,11 @@
             <w:r>
               <w:t xml:space="preserve"> </w:t>
             </w:r>
+            <w:proofErr w:type="spellStart"/>
             <w:r>
               <w:t>contact@numerique.email</w:t>
             </w:r>
+            <w:proofErr w:type="spellEnd"/>
             <w:r>
               <w:br/>
             </w:r>
@@ -1137,7 +1191,15 @@
           </w:tcPr>
           <w:p>
             <w:r>
-              <w:t>32 Rue Megevand, 25000 Besançon</w:t>
+              <w:t xml:space="preserve">32 Rue </w:t>
+            </w:r>
+            <w:proofErr w:type="spellStart"/>
+            <w:r>
+              <w:t>Megevand</w:t>
+            </w:r>
+            <w:proofErr w:type="spellEnd"/>
+            <w:r>
+              <w:t>, 25000 Besançon</w:t>
             </w:r>
             <w:r>
               <w:br/>
@@ -1249,7 +1311,15 @@
           </w:tcPr>
           <w:p>
             <w:r>
-              <w:t>2 Rue Megevand, 25000 Besançon</w:t>
+              <w:t xml:space="preserve">2 Rue </w:t>
+            </w:r>
+            <w:proofErr w:type="spellStart"/>
+            <w:r>
+              <w:t>Megevand</w:t>
+            </w:r>
+            <w:proofErr w:type="spellEnd"/>
+            <w:r>
+              <w:t>, 25000 Besançon</w:t>
             </w:r>
             <w:r>
               <w:br/>
@@ -1349,8 +1419,13 @@
           </w:tcPr>
           <w:p>
             <w:r>
-              <w:t>La Boutic</w:t>
-            </w:r>
+              <w:t xml:space="preserve">La </w:t>
+            </w:r>
+            <w:proofErr w:type="spellStart"/>
+            <w:r>
+              <w:t>Boutic</w:t>
+            </w:r>
+            <w:proofErr w:type="spellEnd"/>
           </w:p>
         </w:tc>
         <w:tc>
@@ -1411,9 +1486,11 @@
             <w:tcW w:w="1402" w:type="dxa"/>
           </w:tcPr>
           <w:p>
+            <w:proofErr w:type="spellStart"/>
             <w:r>
               <w:t>Hylæ</w:t>
             </w:r>
+            <w:proofErr w:type="spellEnd"/>
           </w:p>
         </w:tc>
         <w:tc>
@@ -1535,9 +1612,11 @@
             <w:tcW w:w="1402" w:type="dxa"/>
           </w:tcPr>
           <w:p>
+            <w:proofErr w:type="spellStart"/>
             <w:r>
               <w:t>Flexio</w:t>
             </w:r>
+            <w:proofErr w:type="spellEnd"/>
           </w:p>
         </w:tc>
         <w:tc>
@@ -1597,7 +1676,15 @@
           </w:tcPr>
           <w:p>
             <w:r>
-              <w:t>48 Rue des Founottes, 25000 Besançon</w:t>
+              <w:t xml:space="preserve">48 Rue des </w:t>
+            </w:r>
+            <w:proofErr w:type="spellStart"/>
+            <w:r>
+              <w:t>Founottes</w:t>
+            </w:r>
+            <w:proofErr w:type="spellEnd"/>
+            <w:r>
+              <w:t>, 25000 Besançon</w:t>
             </w:r>
             <w:r>
               <w:br/>
@@ -1742,7 +1829,15 @@
           </w:tcPr>
           <w:p>
             <w:r>
-              <w:t>40 Rue des Frères Chaffanjon, 25000 Besançon</w:t>
+              <w:t xml:space="preserve">40 Rue des Frères </w:t>
+            </w:r>
+            <w:proofErr w:type="spellStart"/>
+            <w:r>
+              <w:t>Chaffanjon</w:t>
+            </w:r>
+            <w:proofErr w:type="spellEnd"/>
+            <w:r>
+              <w:t>, 25000 Besançon</w:t>
             </w:r>
           </w:p>
           <w:p>
@@ -2070,9 +2165,11 @@
             <w:tcW w:w="1402" w:type="dxa"/>
           </w:tcPr>
           <w:p>
+            <w:proofErr w:type="spellStart"/>
             <w:r>
               <w:t>CashMag</w:t>
             </w:r>
+            <w:proofErr w:type="spellEnd"/>
           </w:p>
         </w:tc>
         <w:tc>
@@ -2123,7 +2220,15 @@
           </w:tcPr>
           <w:p>
             <w:r>
-              <w:t>20 rue du Chasnot 25000 Besançon</w:t>
+              <w:t xml:space="preserve">20 rue du </w:t>
+            </w:r>
+            <w:proofErr w:type="spellStart"/>
+            <w:r>
+              <w:t>Chasnot</w:t>
+            </w:r>
+            <w:proofErr w:type="spellEnd"/>
+            <w:r>
+              <w:t xml:space="preserve"> 25000 Besançon</w:t>
             </w:r>
           </w:p>
         </w:tc>
@@ -2538,9 +2643,11 @@
             <w:tcW w:w="1402" w:type="dxa"/>
           </w:tcPr>
           <w:p>
+            <w:proofErr w:type="spellStart"/>
             <w:r>
               <w:t>DynAgence</w:t>
             </w:r>
+            <w:proofErr w:type="spellEnd"/>
           </w:p>
         </w:tc>
         <w:tc>
@@ -2714,8 +2821,13 @@
           </w:tcPr>
           <w:p>
             <w:r>
-              <w:t>4 chemin du fort de Bregille</w:t>
-            </w:r>
+              <w:t xml:space="preserve">4 chemin du fort de </w:t>
+            </w:r>
+            <w:proofErr w:type="spellStart"/>
+            <w:r>
+              <w:t>Bregille</w:t>
+            </w:r>
+            <w:proofErr w:type="spellEnd"/>
             <w:r>
               <w:br/>
               <w:t>25000 Besançon</w:t>
@@ -2821,7 +2933,7 @@
           </w:tcPr>
           <w:p>
             <w:r>
-              <w:t>Fromageries Marcel Petite SAS</w:t>
+              <w:t>GENDARMERIE NATIONALE</w:t>
             </w:r>
           </w:p>
         </w:tc>
@@ -2829,19 +2941,45 @@
           <w:tcPr>
             <w:tcW w:w="2713" w:type="dxa"/>
           </w:tcPr>
-          <w:p/>
+          <w:p>
+            <w:r>
+              <w:t>39 rue Charles</w:t>
+            </w:r>
+            <w:r>
+              <w:t xml:space="preserve"> </w:t>
+            </w:r>
+            <w:r>
+              <w:t>Nodier 25000 Besançon</w:t>
+            </w:r>
+          </w:p>
+          <w:p>
+            <w:r>
+              <w:t xml:space="preserve">Tel : </w:t>
+            </w:r>
+            <w:r>
+              <w:t>03 81 81 32 23</w:t>
+            </w:r>
+          </w:p>
         </w:tc>
         <w:tc>
           <w:tcPr>
             <w:tcW w:w="3813" w:type="dxa"/>
           </w:tcPr>
-          <w:p/>
+          <w:p>
+            <w:r>
+              <w:t>https://www.gendarmerie.interieur.gouv.fr/</w:t>
+            </w:r>
+          </w:p>
         </w:tc>
         <w:tc>
           <w:tcPr>
             <w:tcW w:w="928" w:type="dxa"/>
           </w:tcPr>
-          <w:p/>
+          <w:p>
+            <w:r>
+              <w:t>Envoyé</w:t>
+            </w:r>
+          </w:p>
         </w:tc>
       </w:tr>
       <w:tr>
@@ -2851,7 +2989,7 @@
           </w:tcPr>
           <w:p>
             <w:r>
-              <w:t>GENDARMERIE NATIONALE</w:t>
+              <w:t>GEOIDE CRYPTO &amp; COM</w:t>
             </w:r>
           </w:p>
         </w:tc>
@@ -2859,19 +2997,39 @@
           <w:tcPr>
             <w:tcW w:w="2713" w:type="dxa"/>
           </w:tcPr>
-          <w:p/>
+          <w:p>
+            <w:r>
+              <w:t>18 rue Alain Savary 25000 Besançon</w:t>
+            </w:r>
+          </w:p>
+          <w:p>
+            <w:r>
+              <w:t xml:space="preserve">Email : </w:t>
+            </w:r>
+            <w:r>
+              <w:t>contact@geoide.fr</w:t>
+            </w:r>
+          </w:p>
         </w:tc>
         <w:tc>
           <w:tcPr>
             <w:tcW w:w="3813" w:type="dxa"/>
           </w:tcPr>
-          <w:p/>
+          <w:p>
+            <w:r>
+              <w:t>https://public.geoide.fr/index.html</w:t>
+            </w:r>
+          </w:p>
         </w:tc>
         <w:tc>
           <w:tcPr>
             <w:tcW w:w="928" w:type="dxa"/>
           </w:tcPr>
-          <w:p/>
+          <w:p>
+            <w:r>
+              <w:t>Envoyé</w:t>
+            </w:r>
+          </w:p>
         </w:tc>
       </w:tr>
       <w:tr>
@@ -2881,7 +3039,13 @@
           </w:tcPr>
           <w:p>
             <w:r>
-              <w:t>GEOIDE CRYPTO &amp; COM</w:t>
+              <w:t>GIE</w:t>
+            </w:r>
+            <w:r>
+              <w:t xml:space="preserve"> </w:t>
+            </w:r>
+            <w:r>
+              <w:t>Mutualité Française Comtoise</w:t>
             </w:r>
           </w:p>
         </w:tc>
@@ -2889,19 +3053,39 @@
           <w:tcPr>
             <w:tcW w:w="2713" w:type="dxa"/>
           </w:tcPr>
-          <w:p/>
+          <w:p>
+            <w:r>
+              <w:t>67 RUE DES CRAS, 25000 BESANCON</w:t>
+            </w:r>
+          </w:p>
+          <w:p>
+            <w:r>
+              <w:t>Tel : 0</w:t>
+            </w:r>
+            <w:r>
+              <w:t>3 81 65 82 65</w:t>
+            </w:r>
+          </w:p>
         </w:tc>
         <w:tc>
           <w:tcPr>
             <w:tcW w:w="3813" w:type="dxa"/>
           </w:tcPr>
-          <w:p/>
+          <w:p>
+            <w:r>
+              <w:t>https://mutcomtoise.fr/</w:t>
+            </w:r>
+          </w:p>
         </w:tc>
         <w:tc>
           <w:tcPr>
             <w:tcW w:w="928" w:type="dxa"/>
           </w:tcPr>
-          <w:p/>
+          <w:p>
+            <w:r>
+              <w:t>Envoyé</w:t>
+            </w:r>
+          </w:p>
         </w:tc>
       </w:tr>
       <w:tr>
@@ -2911,7 +3095,7 @@
           </w:tcPr>
           <w:p>
             <w:r>
-              <w:t>GIE – Mutualité Française Comtoise</w:t>
+              <w:t>Grand Besançon</w:t>
             </w:r>
           </w:p>
         </w:tc>
@@ -2919,13 +3103,47 @@
           <w:tcPr>
             <w:tcW w:w="2713" w:type="dxa"/>
           </w:tcPr>
-          <w:p/>
+          <w:p>
+            <w:r>
+              <w:t>4 rue Plançon</w:t>
+            </w:r>
+            <w:r>
+              <w:br/>
+              <w:t>250</w:t>
+            </w:r>
+            <w:r>
+              <w:t>00</w:t>
+            </w:r>
+            <w:r>
+              <w:t xml:space="preserve"> Besançon</w:t>
+            </w:r>
+          </w:p>
+          <w:p>
+            <w:r>
+              <w:t xml:space="preserve">Tel : </w:t>
+            </w:r>
+            <w:r>
+              <w:t>03.81.87.88.89</w:t>
+            </w:r>
+          </w:p>
+          <w:p>
+            <w:r>
+              <w:t xml:space="preserve">Email : </w:t>
+            </w:r>
+            <w:r>
+              <w:t>contact.gbm@grandbesancon.fr</w:t>
+            </w:r>
+          </w:p>
         </w:tc>
         <w:tc>
           <w:tcPr>
             <w:tcW w:w="3813" w:type="dxa"/>
           </w:tcPr>
-          <w:p/>
+          <w:p>
+            <w:r>
+              <w:t>https://www.grandbesancon.fr/</w:t>
+            </w:r>
+          </w:p>
         </w:tc>
         <w:tc>
           <w:tcPr>
@@ -2941,7 +3159,7 @@
           </w:tcPr>
           <w:p>
             <w:r>
-              <w:t>Grand Besançon</w:t>
+              <w:t>GRUPO ANTOLIN BESANCON</w:t>
             </w:r>
           </w:p>
         </w:tc>
@@ -2949,7 +3167,19 @@
           <w:tcPr>
             <w:tcW w:w="2713" w:type="dxa"/>
           </w:tcPr>
-          <w:p/>
+          <w:p>
+            <w:r>
+              <w:t>8 Rue Gérard Mantion, 25000 Besançon</w:t>
+            </w:r>
+          </w:p>
+          <w:p>
+            <w:r>
+              <w:t xml:space="preserve">Tel : </w:t>
+            </w:r>
+            <w:r>
+              <w:t>03 81 47 77 00</w:t>
+            </w:r>
+          </w:p>
         </w:tc>
         <w:tc>
           <w:tcPr>
@@ -2971,7 +3201,7 @@
           </w:tcPr>
           <w:p>
             <w:r>
-              <w:t>GRUPO ANTOLIN BESANCON</w:t>
+              <w:t>Habitat 25</w:t>
             </w:r>
           </w:p>
         </w:tc>
@@ -2979,19 +3209,66 @@
           <w:tcPr>
             <w:tcW w:w="2713" w:type="dxa"/>
           </w:tcPr>
-          <w:p/>
+          <w:p>
+            <w:r>
+              <w:t>5 rue Loucheur, 250</w:t>
+            </w:r>
+            <w:r>
+              <w:t>00</w:t>
+            </w:r>
+            <w:r>
+              <w:t xml:space="preserve"> Besançon</w:t>
+            </w:r>
+          </w:p>
+          <w:p>
+            <w:pPr>
+              <w:rPr>
+                <w:b/>
+                <w:bCs/>
+              </w:rPr>
+            </w:pPr>
+            <w:r>
+              <w:t xml:space="preserve">Tel : </w:t>
+            </w:r>
+            <w:r>
+              <w:t>03 81 82</w:t>
+            </w:r>
+            <w:r>
+              <w:rPr>
+                <w:rStyle w:val="Lienhypertexte"/>
+              </w:rPr>
+              <w:t xml:space="preserve"> </w:t>
+            </w:r>
+            <w:r>
+              <w:t>78</w:t>
+            </w:r>
+            <w:r>
+              <w:t xml:space="preserve"> </w:t>
+            </w:r>
+            <w:r>
+              <w:t>27</w:t>
+            </w:r>
+          </w:p>
         </w:tc>
         <w:tc>
           <w:tcPr>
             <w:tcW w:w="3813" w:type="dxa"/>
           </w:tcPr>
-          <w:p/>
+          <w:p>
+            <w:r>
+              <w:t>https://habitat25.fr/</w:t>
+            </w:r>
+          </w:p>
         </w:tc>
         <w:tc>
           <w:tcPr>
             <w:tcW w:w="928" w:type="dxa"/>
           </w:tcPr>
-          <w:p/>
+          <w:p>
+            <w:r>
+              <w:t>Envoyé</w:t>
+            </w:r>
+          </w:p>
         </w:tc>
       </w:tr>
       <w:tr>
@@ -2999,11 +3276,7 @@
           <w:tcPr>
             <w:tcW w:w="1402" w:type="dxa"/>
           </w:tcPr>
-          <w:p>
-            <w:r>
-              <w:t>Habitat 25</w:t>
-            </w:r>
-          </w:p>
+          <w:p/>
         </w:tc>
         <w:tc>
           <w:tcPr>
@@ -3029,11 +3302,215 @@
           <w:tcPr>
             <w:tcW w:w="1402" w:type="dxa"/>
           </w:tcPr>
-          <w:p>
-            <w:r>
-              <w:t>HIPTEST</w:t>
-            </w:r>
-          </w:p>
+          <w:p/>
+        </w:tc>
+        <w:tc>
+          <w:tcPr>
+            <w:tcW w:w="2713" w:type="dxa"/>
+          </w:tcPr>
+          <w:p/>
+        </w:tc>
+        <w:tc>
+          <w:tcPr>
+            <w:tcW w:w="3813" w:type="dxa"/>
+          </w:tcPr>
+          <w:p/>
+        </w:tc>
+        <w:tc>
+          <w:tcPr>
+            <w:tcW w:w="928" w:type="dxa"/>
+          </w:tcPr>
+          <w:p/>
+        </w:tc>
+      </w:tr>
+      <w:tr>
+        <w:tc>
+          <w:tcPr>
+            <w:tcW w:w="1402" w:type="dxa"/>
+          </w:tcPr>
+          <w:p/>
+        </w:tc>
+        <w:tc>
+          <w:tcPr>
+            <w:tcW w:w="2713" w:type="dxa"/>
+          </w:tcPr>
+          <w:p/>
+        </w:tc>
+        <w:tc>
+          <w:tcPr>
+            <w:tcW w:w="3813" w:type="dxa"/>
+          </w:tcPr>
+          <w:p/>
+        </w:tc>
+        <w:tc>
+          <w:tcPr>
+            <w:tcW w:w="928" w:type="dxa"/>
+          </w:tcPr>
+          <w:p/>
+        </w:tc>
+      </w:tr>
+      <w:tr>
+        <w:tc>
+          <w:tcPr>
+            <w:tcW w:w="1402" w:type="dxa"/>
+          </w:tcPr>
+          <w:p/>
+        </w:tc>
+        <w:tc>
+          <w:tcPr>
+            <w:tcW w:w="2713" w:type="dxa"/>
+          </w:tcPr>
+          <w:p/>
+        </w:tc>
+        <w:tc>
+          <w:tcPr>
+            <w:tcW w:w="3813" w:type="dxa"/>
+          </w:tcPr>
+          <w:p/>
+        </w:tc>
+        <w:tc>
+          <w:tcPr>
+            <w:tcW w:w="928" w:type="dxa"/>
+          </w:tcPr>
+          <w:p/>
+        </w:tc>
+      </w:tr>
+      <w:tr>
+        <w:tc>
+          <w:tcPr>
+            <w:tcW w:w="1402" w:type="dxa"/>
+          </w:tcPr>
+          <w:p/>
+        </w:tc>
+        <w:tc>
+          <w:tcPr>
+            <w:tcW w:w="2713" w:type="dxa"/>
+          </w:tcPr>
+          <w:p/>
+        </w:tc>
+        <w:tc>
+          <w:tcPr>
+            <w:tcW w:w="3813" w:type="dxa"/>
+          </w:tcPr>
+          <w:p/>
+        </w:tc>
+        <w:tc>
+          <w:tcPr>
+            <w:tcW w:w="928" w:type="dxa"/>
+          </w:tcPr>
+          <w:p/>
+        </w:tc>
+      </w:tr>
+      <w:tr>
+        <w:tc>
+          <w:tcPr>
+            <w:tcW w:w="1402" w:type="dxa"/>
+          </w:tcPr>
+          <w:p/>
+        </w:tc>
+        <w:tc>
+          <w:tcPr>
+            <w:tcW w:w="2713" w:type="dxa"/>
+          </w:tcPr>
+          <w:p/>
+        </w:tc>
+        <w:tc>
+          <w:tcPr>
+            <w:tcW w:w="3813" w:type="dxa"/>
+          </w:tcPr>
+          <w:p/>
+        </w:tc>
+        <w:tc>
+          <w:tcPr>
+            <w:tcW w:w="928" w:type="dxa"/>
+          </w:tcPr>
+          <w:p/>
+        </w:tc>
+      </w:tr>
+      <w:tr>
+        <w:tc>
+          <w:tcPr>
+            <w:tcW w:w="1402" w:type="dxa"/>
+          </w:tcPr>
+          <w:p/>
+        </w:tc>
+        <w:tc>
+          <w:tcPr>
+            <w:tcW w:w="2713" w:type="dxa"/>
+          </w:tcPr>
+          <w:p/>
+        </w:tc>
+        <w:tc>
+          <w:tcPr>
+            <w:tcW w:w="3813" w:type="dxa"/>
+          </w:tcPr>
+          <w:p/>
+        </w:tc>
+        <w:tc>
+          <w:tcPr>
+            <w:tcW w:w="928" w:type="dxa"/>
+          </w:tcPr>
+          <w:p/>
+        </w:tc>
+      </w:tr>
+      <w:tr>
+        <w:tc>
+          <w:tcPr>
+            <w:tcW w:w="1402" w:type="dxa"/>
+          </w:tcPr>
+          <w:p/>
+        </w:tc>
+        <w:tc>
+          <w:tcPr>
+            <w:tcW w:w="2713" w:type="dxa"/>
+          </w:tcPr>
+          <w:p/>
+        </w:tc>
+        <w:tc>
+          <w:tcPr>
+            <w:tcW w:w="3813" w:type="dxa"/>
+          </w:tcPr>
+          <w:p/>
+        </w:tc>
+        <w:tc>
+          <w:tcPr>
+            <w:tcW w:w="928" w:type="dxa"/>
+          </w:tcPr>
+          <w:p/>
+        </w:tc>
+      </w:tr>
+      <w:tr>
+        <w:tc>
+          <w:tcPr>
+            <w:tcW w:w="1402" w:type="dxa"/>
+          </w:tcPr>
+          <w:p/>
+        </w:tc>
+        <w:tc>
+          <w:tcPr>
+            <w:tcW w:w="2713" w:type="dxa"/>
+          </w:tcPr>
+          <w:p/>
+        </w:tc>
+        <w:tc>
+          <w:tcPr>
+            <w:tcW w:w="3813" w:type="dxa"/>
+          </w:tcPr>
+          <w:p/>
+        </w:tc>
+        <w:tc>
+          <w:tcPr>
+            <w:tcW w:w="928" w:type="dxa"/>
+          </w:tcPr>
+          <w:p/>
+        </w:tc>
+      </w:tr>
+      <w:tr>
+        <w:tc>
+          <w:tcPr>
+            <w:tcW w:w="1402" w:type="dxa"/>
+          </w:tcPr>
+          <w:p/>
         </w:tc>
         <w:tc>
           <w:tcPr>
@@ -3109,7 +3586,7 @@
     <w:lvl w:ilvl="0">
       <w:start w:val="1"/>
       <w:numFmt w:val="decimal"/>
-      <w:pStyle w:val="ListNumber3"/>
+      <w:pStyle w:val="Listenumros3"/>
       <w:lvlText w:val="%1."/>
       <w:lvlJc w:val="left"/>
       <w:pPr>
@@ -3127,7 +3604,7 @@
     <w:lvl w:ilvl="0">
       <w:start w:val="1"/>
       <w:numFmt w:val="decimal"/>
-      <w:pStyle w:val="ListNumber2"/>
+      <w:pStyle w:val="Listenumros2"/>
       <w:lvlText w:val="%1."/>
       <w:lvlJc w:val="left"/>
       <w:pPr>
@@ -3165,7 +3642,7 @@
     <w:lvl w:ilvl="0">
       <w:start w:val="1"/>
       <w:numFmt w:val="bullet"/>
-      <w:pStyle w:val="ListBullet3"/>
+      <w:pStyle w:val="Listepuces3"/>
       <w:lvlText w:val=""/>
       <w:lvlJc w:val="left"/>
       <w:pPr>
@@ -3186,7 +3663,7 @@
     <w:lvl w:ilvl="0">
       <w:start w:val="1"/>
       <w:numFmt w:val="bullet"/>
-      <w:pStyle w:val="ListBullet2"/>
+      <w:pStyle w:val="Listepuces2"/>
       <w:lvlText w:val=""/>
       <w:lvlJc w:val="left"/>
       <w:pPr>
@@ -3207,7 +3684,7 @@
     <w:lvl w:ilvl="0">
       <w:start w:val="1"/>
       <w:numFmt w:val="decimal"/>
-      <w:pStyle w:val="ListNumber"/>
+      <w:pStyle w:val="Listenumros"/>
       <w:lvlText w:val="%1."/>
       <w:lvlJc w:val="left"/>
       <w:pPr>
@@ -3225,7 +3702,7 @@
     <w:lvl w:ilvl="0">
       <w:start w:val="1"/>
       <w:numFmt w:val="bullet"/>
-      <w:pStyle w:val="ListBullet"/>
+      <w:pStyle w:val="Listepuces"/>
       <w:lvlText w:val=""/>
       <w:lvlJc w:val="left"/>
       <w:pPr>
@@ -3815,11 +4292,11 @@
       <w:lang w:val="fr-FR"/>
     </w:rPr>
   </w:style>
-  <w:style w:type="paragraph" w:styleId="Heading1">
+  <w:style w:type="paragraph" w:styleId="Titre1">
     <w:name w:val="heading 1"/>
     <w:basedOn w:val="Normal"/>
     <w:next w:val="Normal"/>
-    <w:link w:val="Heading1Char"/>
+    <w:link w:val="Titre1Car"/>
     <w:uiPriority w:val="9"/>
     <w:qFormat/>
     <w:rsid w:val="00FC693F"/>
@@ -3838,11 +4315,11 @@
       <w:szCs w:val="28"/>
     </w:rPr>
   </w:style>
-  <w:style w:type="paragraph" w:styleId="Heading2">
+  <w:style w:type="paragraph" w:styleId="Titre2">
     <w:name w:val="heading 2"/>
     <w:basedOn w:val="Normal"/>
     <w:next w:val="Normal"/>
-    <w:link w:val="Heading2Char"/>
+    <w:link w:val="Titre2Car"/>
     <w:uiPriority w:val="9"/>
     <w:unhideWhenUsed/>
     <w:qFormat/>
@@ -3862,11 +4339,11 @@
       <w:szCs w:val="26"/>
     </w:rPr>
   </w:style>
-  <w:style w:type="paragraph" w:styleId="Heading3">
+  <w:style w:type="paragraph" w:styleId="Titre3">
     <w:name w:val="heading 3"/>
     <w:basedOn w:val="Normal"/>
     <w:next w:val="Normal"/>
-    <w:link w:val="Heading3Char"/>
+    <w:link w:val="Titre3Car"/>
     <w:uiPriority w:val="9"/>
     <w:unhideWhenUsed/>
     <w:qFormat/>
@@ -3884,11 +4361,11 @@
       <w:color w:val="4F81BD" w:themeColor="accent1"/>
     </w:rPr>
   </w:style>
-  <w:style w:type="paragraph" w:styleId="Heading4">
+  <w:style w:type="paragraph" w:styleId="Titre4">
     <w:name w:val="heading 4"/>
     <w:basedOn w:val="Normal"/>
     <w:next w:val="Normal"/>
-    <w:link w:val="Heading4Char"/>
+    <w:link w:val="Titre4Car"/>
     <w:uiPriority w:val="9"/>
     <w:semiHidden/>
     <w:unhideWhenUsed/>
@@ -3909,11 +4386,11 @@
       <w:color w:val="4F81BD" w:themeColor="accent1"/>
     </w:rPr>
   </w:style>
-  <w:style w:type="paragraph" w:styleId="Heading5">
+  <w:style w:type="paragraph" w:styleId="Titre5">
     <w:name w:val="heading 5"/>
     <w:basedOn w:val="Normal"/>
     <w:next w:val="Normal"/>
-    <w:link w:val="Heading5Char"/>
+    <w:link w:val="Titre5Car"/>
     <w:uiPriority w:val="9"/>
     <w:semiHidden/>
     <w:unhideWhenUsed/>
@@ -3930,11 +4407,11 @@
       <w:color w:val="243F60" w:themeColor="accent1" w:themeShade="7F"/>
     </w:rPr>
   </w:style>
-  <w:style w:type="paragraph" w:styleId="Heading6">
+  <w:style w:type="paragraph" w:styleId="Titre6">
     <w:name w:val="heading 6"/>
     <w:basedOn w:val="Normal"/>
     <w:next w:val="Normal"/>
-    <w:link w:val="Heading6Char"/>
+    <w:link w:val="Titre6Car"/>
     <w:uiPriority w:val="9"/>
     <w:semiHidden/>
     <w:unhideWhenUsed/>
@@ -3953,11 +4430,11 @@
       <w:color w:val="243F60" w:themeColor="accent1" w:themeShade="7F"/>
     </w:rPr>
   </w:style>
-  <w:style w:type="paragraph" w:styleId="Heading7">
+  <w:style w:type="paragraph" w:styleId="Titre7">
     <w:name w:val="heading 7"/>
     <w:basedOn w:val="Normal"/>
     <w:next w:val="Normal"/>
-    <w:link w:val="Heading7Char"/>
+    <w:link w:val="Titre7Car"/>
     <w:uiPriority w:val="9"/>
     <w:semiHidden/>
     <w:unhideWhenUsed/>
@@ -3976,11 +4453,11 @@
       <w:color w:val="404040" w:themeColor="text1" w:themeTint="BF"/>
     </w:rPr>
   </w:style>
-  <w:style w:type="paragraph" w:styleId="Heading8">
+  <w:style w:type="paragraph" w:styleId="Titre8">
     <w:name w:val="heading 8"/>
     <w:basedOn w:val="Normal"/>
     <w:next w:val="Normal"/>
-    <w:link w:val="Heading8Char"/>
+    <w:link w:val="Titre8Car"/>
     <w:uiPriority w:val="9"/>
     <w:semiHidden/>
     <w:unhideWhenUsed/>
@@ -3999,11 +4476,11 @@
       <w:szCs w:val="20"/>
     </w:rPr>
   </w:style>
-  <w:style w:type="paragraph" w:styleId="Heading9">
+  <w:style w:type="paragraph" w:styleId="Titre9">
     <w:name w:val="heading 9"/>
     <w:basedOn w:val="Normal"/>
     <w:next w:val="Normal"/>
-    <w:link w:val="Heading9Char"/>
+    <w:link w:val="Titre9Car"/>
     <w:uiPriority w:val="9"/>
     <w:semiHidden/>
     <w:unhideWhenUsed/>
@@ -4024,12 +4501,12 @@
       <w:szCs w:val="20"/>
     </w:rPr>
   </w:style>
-  <w:style w:type="character" w:default="1" w:styleId="DefaultParagraphFont">
+  <w:style w:type="character" w:default="1" w:styleId="Policepardfaut">
     <w:name w:val="Default Paragraph Font"/>
     <w:uiPriority w:val="1"/>
     <w:unhideWhenUsed/>
   </w:style>
-  <w:style w:type="table" w:default="1" w:styleId="TableNormal">
+  <w:style w:type="table" w:default="1" w:styleId="TableauNormal">
     <w:name w:val="Normal Table"/>
     <w:uiPriority w:val="99"/>
     <w:semiHidden/>
@@ -4044,16 +4521,16 @@
       </w:tblCellMar>
     </w:tblPr>
   </w:style>
-  <w:style w:type="numbering" w:default="1" w:styleId="NoList">
+  <w:style w:type="numbering" w:default="1" w:styleId="Aucuneliste">
     <w:name w:val="No List"/>
     <w:uiPriority w:val="99"/>
     <w:semiHidden/>
     <w:unhideWhenUsed/>
   </w:style>
-  <w:style w:type="paragraph" w:styleId="Header">
+  <w:style w:type="paragraph" w:styleId="En-tte">
     <w:name w:val="header"/>
     <w:basedOn w:val="Normal"/>
-    <w:link w:val="HeaderChar"/>
+    <w:link w:val="En-tteCar"/>
     <w:uiPriority w:val="99"/>
     <w:unhideWhenUsed/>
     <w:rsid w:val="00E618BF"/>
@@ -4065,17 +4542,17 @@
       <w:spacing w:after="0" w:line="240" w:lineRule="auto"/>
     </w:pPr>
   </w:style>
-  <w:style w:type="character" w:customStyle="1" w:styleId="HeaderChar">
-    <w:name w:val="Header Char"/>
-    <w:basedOn w:val="DefaultParagraphFont"/>
-    <w:link w:val="Header"/>
+  <w:style w:type="character" w:customStyle="1" w:styleId="En-tteCar">
+    <w:name w:val="En-tête Car"/>
+    <w:basedOn w:val="Policepardfaut"/>
+    <w:link w:val="En-tte"/>
     <w:uiPriority w:val="99"/>
     <w:rsid w:val="00E618BF"/>
   </w:style>
-  <w:style w:type="paragraph" w:styleId="Footer">
+  <w:style w:type="paragraph" w:styleId="Pieddepage">
     <w:name w:val="footer"/>
     <w:basedOn w:val="Normal"/>
-    <w:link w:val="FooterChar"/>
+    <w:link w:val="PieddepageCar"/>
     <w:uiPriority w:val="99"/>
     <w:unhideWhenUsed/>
     <w:rsid w:val="00E618BF"/>
@@ -4087,14 +4564,14 @@
       <w:spacing w:after="0" w:line="240" w:lineRule="auto"/>
     </w:pPr>
   </w:style>
-  <w:style w:type="character" w:customStyle="1" w:styleId="FooterChar">
-    <w:name w:val="Footer Char"/>
-    <w:basedOn w:val="DefaultParagraphFont"/>
-    <w:link w:val="Footer"/>
+  <w:style w:type="character" w:customStyle="1" w:styleId="PieddepageCar">
+    <w:name w:val="Pied de page Car"/>
+    <w:basedOn w:val="Policepardfaut"/>
+    <w:link w:val="Pieddepage"/>
     <w:uiPriority w:val="99"/>
     <w:rsid w:val="00E618BF"/>
   </w:style>
-  <w:style w:type="paragraph" w:styleId="NoSpacing">
+  <w:style w:type="paragraph" w:styleId="Sansinterligne">
     <w:name w:val="No Spacing"/>
     <w:uiPriority w:val="1"/>
     <w:qFormat/>
@@ -4103,10 +4580,10 @@
       <w:spacing w:after="0" w:line="240" w:lineRule="auto"/>
     </w:pPr>
   </w:style>
-  <w:style w:type="character" w:customStyle="1" w:styleId="Heading1Char">
-    <w:name w:val="Heading 1 Char"/>
-    <w:basedOn w:val="DefaultParagraphFont"/>
-    <w:link w:val="Heading1"/>
+  <w:style w:type="character" w:customStyle="1" w:styleId="Titre1Car">
+    <w:name w:val="Titre 1 Car"/>
+    <w:basedOn w:val="Policepardfaut"/>
+    <w:link w:val="Titre1"/>
     <w:uiPriority w:val="9"/>
     <w:rsid w:val="00FC693F"/>
     <w:rPr>
@@ -4118,10 +4595,10 @@
       <w:szCs w:val="28"/>
     </w:rPr>
   </w:style>
-  <w:style w:type="character" w:customStyle="1" w:styleId="Heading2Char">
-    <w:name w:val="Heading 2 Char"/>
-    <w:basedOn w:val="DefaultParagraphFont"/>
-    <w:link w:val="Heading2"/>
+  <w:style w:type="character" w:customStyle="1" w:styleId="Titre2Car">
+    <w:name w:val="Titre 2 Car"/>
+    <w:basedOn w:val="Policepardfaut"/>
+    <w:link w:val="Titre2"/>
     <w:uiPriority w:val="9"/>
     <w:rsid w:val="00FC693F"/>
     <w:rPr>
@@ -4133,10 +4610,10 @@
       <w:szCs w:val="26"/>
     </w:rPr>
   </w:style>
-  <w:style w:type="character" w:customStyle="1" w:styleId="Heading3Char">
-    <w:name w:val="Heading 3 Char"/>
-    <w:basedOn w:val="DefaultParagraphFont"/>
-    <w:link w:val="Heading3"/>
+  <w:style w:type="character" w:customStyle="1" w:styleId="Titre3Car">
+    <w:name w:val="Titre 3 Car"/>
+    <w:basedOn w:val="Policepardfaut"/>
+    <w:link w:val="Titre3"/>
     <w:uiPriority w:val="9"/>
     <w:rsid w:val="00FC693F"/>
     <w:rPr>
@@ -4146,11 +4623,11 @@
       <w:color w:val="4F81BD" w:themeColor="accent1"/>
     </w:rPr>
   </w:style>
-  <w:style w:type="paragraph" w:styleId="Title">
+  <w:style w:type="paragraph" w:styleId="Titre">
     <w:name w:val="Title"/>
     <w:basedOn w:val="Normal"/>
     <w:next w:val="Normal"/>
-    <w:link w:val="TitleChar"/>
+    <w:link w:val="TitreCar"/>
     <w:uiPriority w:val="10"/>
     <w:qFormat/>
     <w:rsid w:val="00FC693F"/>
@@ -4170,10 +4647,10 @@
       <w:szCs w:val="52"/>
     </w:rPr>
   </w:style>
-  <w:style w:type="character" w:customStyle="1" w:styleId="TitleChar">
-    <w:name w:val="Title Char"/>
-    <w:basedOn w:val="DefaultParagraphFont"/>
-    <w:link w:val="Title"/>
+  <w:style w:type="character" w:customStyle="1" w:styleId="TitreCar">
+    <w:name w:val="Titre Car"/>
+    <w:basedOn w:val="Policepardfaut"/>
+    <w:link w:val="Titre"/>
     <w:uiPriority w:val="10"/>
     <w:rsid w:val="00FC693F"/>
     <w:rPr>
@@ -4185,11 +4662,11 @@
       <w:szCs w:val="52"/>
     </w:rPr>
   </w:style>
-  <w:style w:type="paragraph" w:styleId="Subtitle">
+  <w:style w:type="paragraph" w:styleId="Sous-titre">
     <w:name w:val="Subtitle"/>
     <w:basedOn w:val="Normal"/>
     <w:next w:val="Normal"/>
-    <w:link w:val="SubtitleChar"/>
+    <w:link w:val="Sous-titreCar"/>
     <w:uiPriority w:val="11"/>
     <w:qFormat/>
     <w:rsid w:val="00FC693F"/>
@@ -4208,10 +4685,10 @@
       <w:szCs w:val="24"/>
     </w:rPr>
   </w:style>
-  <w:style w:type="character" w:customStyle="1" w:styleId="SubtitleChar">
-    <w:name w:val="Subtitle Char"/>
-    <w:basedOn w:val="DefaultParagraphFont"/>
-    <w:link w:val="Subtitle"/>
+  <w:style w:type="character" w:customStyle="1" w:styleId="Sous-titreCar">
+    <w:name w:val="Sous-titre Car"/>
+    <w:basedOn w:val="Policepardfaut"/>
+    <w:link w:val="Sous-titre"/>
     <w:uiPriority w:val="11"/>
     <w:rsid w:val="00FC693F"/>
     <w:rPr>
@@ -4224,7 +4701,7 @@
       <w:szCs w:val="24"/>
     </w:rPr>
   </w:style>
-  <w:style w:type="paragraph" w:styleId="ListParagraph">
+  <w:style w:type="paragraph" w:styleId="Paragraphedeliste">
     <w:name w:val="List Paragraph"/>
     <w:basedOn w:val="Normal"/>
     <w:uiPriority w:val="34"/>
@@ -4235,10 +4712,10 @@
       <w:contextualSpacing/>
     </w:pPr>
   </w:style>
-  <w:style w:type="paragraph" w:styleId="BodyText">
+  <w:style w:type="paragraph" w:styleId="Corpsdetexte">
     <w:name w:val="Body Text"/>
     <w:basedOn w:val="Normal"/>
-    <w:link w:val="BodyTextChar"/>
+    <w:link w:val="CorpsdetexteCar"/>
     <w:uiPriority w:val="99"/>
     <w:unhideWhenUsed/>
     <w:rsid w:val="00AA1D8D"/>
@@ -4246,17 +4723,17 @@
       <w:spacing w:after="120"/>
     </w:pPr>
   </w:style>
-  <w:style w:type="character" w:customStyle="1" w:styleId="BodyTextChar">
-    <w:name w:val="Body Text Char"/>
-    <w:basedOn w:val="DefaultParagraphFont"/>
-    <w:link w:val="BodyText"/>
+  <w:style w:type="character" w:customStyle="1" w:styleId="CorpsdetexteCar">
+    <w:name w:val="Corps de texte Car"/>
+    <w:basedOn w:val="Policepardfaut"/>
+    <w:link w:val="Corpsdetexte"/>
     <w:uiPriority w:val="99"/>
     <w:rsid w:val="00AA1D8D"/>
   </w:style>
-  <w:style w:type="paragraph" w:styleId="BodyText2">
+  <w:style w:type="paragraph" w:styleId="Corpsdetexte2">
     <w:name w:val="Body Text 2"/>
     <w:basedOn w:val="Normal"/>
-    <w:link w:val="BodyText2Char"/>
+    <w:link w:val="Corpsdetexte2Car"/>
     <w:uiPriority w:val="99"/>
     <w:unhideWhenUsed/>
     <w:rsid w:val="00AA1D8D"/>
@@ -4264,17 +4741,17 @@
       <w:spacing w:after="120" w:line="480" w:lineRule="auto"/>
     </w:pPr>
   </w:style>
-  <w:style w:type="character" w:customStyle="1" w:styleId="BodyText2Char">
-    <w:name w:val="Body Text 2 Char"/>
-    <w:basedOn w:val="DefaultParagraphFont"/>
-    <w:link w:val="BodyText2"/>
+  <w:style w:type="character" w:customStyle="1" w:styleId="Corpsdetexte2Car">
+    <w:name w:val="Corps de texte 2 Car"/>
+    <w:basedOn w:val="Policepardfaut"/>
+    <w:link w:val="Corpsdetexte2"/>
     <w:uiPriority w:val="99"/>
     <w:rsid w:val="00AA1D8D"/>
   </w:style>
-  <w:style w:type="paragraph" w:styleId="BodyText3">
+  <w:style w:type="paragraph" w:styleId="Corpsdetexte3">
     <w:name w:val="Body Text 3"/>
     <w:basedOn w:val="Normal"/>
-    <w:link w:val="BodyText3Char"/>
+    <w:link w:val="Corpsdetexte3Car"/>
     <w:uiPriority w:val="99"/>
     <w:unhideWhenUsed/>
     <w:rsid w:val="00AA1D8D"/>
@@ -4286,10 +4763,10 @@
       <w:szCs w:val="16"/>
     </w:rPr>
   </w:style>
-  <w:style w:type="character" w:customStyle="1" w:styleId="BodyText3Char">
-    <w:name w:val="Body Text 3 Char"/>
-    <w:basedOn w:val="DefaultParagraphFont"/>
-    <w:link w:val="BodyText3"/>
+  <w:style w:type="character" w:customStyle="1" w:styleId="Corpsdetexte3Car">
+    <w:name w:val="Corps de texte 3 Car"/>
+    <w:basedOn w:val="Policepardfaut"/>
+    <w:link w:val="Corpsdetexte3"/>
     <w:uiPriority w:val="99"/>
     <w:rsid w:val="00AA1D8D"/>
     <w:rPr>
@@ -4297,7 +4774,7 @@
       <w:szCs w:val="16"/>
     </w:rPr>
   </w:style>
-  <w:style w:type="paragraph" w:styleId="List">
+  <w:style w:type="paragraph" w:styleId="Liste">
     <w:name w:val="List"/>
     <w:basedOn w:val="Normal"/>
     <w:uiPriority w:val="99"/>
@@ -4308,7 +4785,7 @@
       <w:contextualSpacing/>
     </w:pPr>
   </w:style>
-  <w:style w:type="paragraph" w:styleId="List2">
+  <w:style w:type="paragraph" w:styleId="Liste2">
     <w:name w:val="List 2"/>
     <w:basedOn w:val="Normal"/>
     <w:uiPriority w:val="99"/>
@@ -4319,7 +4796,7 @@
       <w:contextualSpacing/>
     </w:pPr>
   </w:style>
-  <w:style w:type="paragraph" w:styleId="List3">
+  <w:style w:type="paragraph" w:styleId="Liste3">
     <w:name w:val="List 3"/>
     <w:basedOn w:val="Normal"/>
     <w:uiPriority w:val="99"/>
@@ -4330,7 +4807,7 @@
       <w:contextualSpacing/>
     </w:pPr>
   </w:style>
-  <w:style w:type="paragraph" w:styleId="ListBullet">
+  <w:style w:type="paragraph" w:styleId="Listepuces">
     <w:name w:val="List Bullet"/>
     <w:basedOn w:val="Normal"/>
     <w:uiPriority w:val="99"/>
@@ -4343,7 +4820,7 @@
       <w:contextualSpacing/>
     </w:pPr>
   </w:style>
-  <w:style w:type="paragraph" w:styleId="ListBullet2">
+  <w:style w:type="paragraph" w:styleId="Listepuces2">
     <w:name w:val="List Bullet 2"/>
     <w:basedOn w:val="Normal"/>
     <w:uiPriority w:val="99"/>
@@ -4356,7 +4833,7 @@
       <w:contextualSpacing/>
     </w:pPr>
   </w:style>
-  <w:style w:type="paragraph" w:styleId="ListBullet3">
+  <w:style w:type="paragraph" w:styleId="Listepuces3">
     <w:name w:val="List Bullet 3"/>
     <w:basedOn w:val="Normal"/>
     <w:uiPriority w:val="99"/>
@@ -4369,7 +4846,7 @@
       <w:contextualSpacing/>
     </w:pPr>
   </w:style>
-  <w:style w:type="paragraph" w:styleId="ListNumber">
+  <w:style w:type="paragraph" w:styleId="Listenumros">
     <w:name w:val="List Number"/>
     <w:basedOn w:val="Normal"/>
     <w:uiPriority w:val="99"/>
@@ -4382,7 +4859,7 @@
       <w:contextualSpacing/>
     </w:pPr>
   </w:style>
-  <w:style w:type="paragraph" w:styleId="ListNumber2">
+  <w:style w:type="paragraph" w:styleId="Listenumros2">
     <w:name w:val="List Number 2"/>
     <w:basedOn w:val="Normal"/>
     <w:uiPriority w:val="99"/>
@@ -4395,7 +4872,7 @@
       <w:contextualSpacing/>
     </w:pPr>
   </w:style>
-  <w:style w:type="paragraph" w:styleId="ListNumber3">
+  <w:style w:type="paragraph" w:styleId="Listenumros3">
     <w:name w:val="List Number 3"/>
     <w:basedOn w:val="Normal"/>
     <w:uiPriority w:val="99"/>
@@ -4408,7 +4885,7 @@
       <w:contextualSpacing/>
     </w:pPr>
   </w:style>
-  <w:style w:type="paragraph" w:styleId="ListContinue">
+  <w:style w:type="paragraph" w:styleId="Listecontinue">
     <w:name w:val="List Continue"/>
     <w:basedOn w:val="Normal"/>
     <w:uiPriority w:val="99"/>
@@ -4420,7 +4897,7 @@
       <w:contextualSpacing/>
     </w:pPr>
   </w:style>
-  <w:style w:type="paragraph" w:styleId="ListContinue2">
+  <w:style w:type="paragraph" w:styleId="Listecontinue2">
     <w:name w:val="List Continue 2"/>
     <w:basedOn w:val="Normal"/>
     <w:uiPriority w:val="99"/>
@@ -4432,7 +4909,7 @@
       <w:contextualSpacing/>
     </w:pPr>
   </w:style>
-  <w:style w:type="paragraph" w:styleId="ListContinue3">
+  <w:style w:type="paragraph" w:styleId="Listecontinue3">
     <w:name w:val="List Continue 3"/>
     <w:basedOn w:val="Normal"/>
     <w:uiPriority w:val="99"/>
@@ -4444,9 +4921,9 @@
       <w:contextualSpacing/>
     </w:pPr>
   </w:style>
-  <w:style w:type="paragraph" w:styleId="MacroText">
+  <w:style w:type="paragraph" w:styleId="Textedemacro">
     <w:name w:val="macro"/>
-    <w:link w:val="MacroTextChar"/>
+    <w:link w:val="TextedemacroCar"/>
     <w:uiPriority w:val="99"/>
     <w:unhideWhenUsed/>
     <w:rsid w:val="0029639D"/>
@@ -4467,10 +4944,10 @@
       <w:szCs w:val="20"/>
     </w:rPr>
   </w:style>
-  <w:style w:type="character" w:customStyle="1" w:styleId="MacroTextChar">
-    <w:name w:val="Macro Text Char"/>
-    <w:basedOn w:val="DefaultParagraphFont"/>
-    <w:link w:val="MacroText"/>
+  <w:style w:type="character" w:customStyle="1" w:styleId="TextedemacroCar">
+    <w:name w:val="Texte de macro Car"/>
+    <w:basedOn w:val="Policepardfaut"/>
+    <w:link w:val="Textedemacro"/>
     <w:uiPriority w:val="99"/>
     <w:rsid w:val="0029639D"/>
     <w:rPr>
@@ -4479,11 +4956,11 @@
       <w:szCs w:val="20"/>
     </w:rPr>
   </w:style>
-  <w:style w:type="paragraph" w:styleId="Quote">
+  <w:style w:type="paragraph" w:styleId="Citation">
     <w:name w:val="Quote"/>
     <w:basedOn w:val="Normal"/>
     <w:next w:val="Normal"/>
-    <w:link w:val="QuoteChar"/>
+    <w:link w:val="CitationCar"/>
     <w:uiPriority w:val="29"/>
     <w:qFormat/>
     <w:rsid w:val="00FC693F"/>
@@ -4493,10 +4970,10 @@
       <w:color w:val="000000" w:themeColor="text1"/>
     </w:rPr>
   </w:style>
-  <w:style w:type="character" w:customStyle="1" w:styleId="QuoteChar">
-    <w:name w:val="Quote Char"/>
-    <w:basedOn w:val="DefaultParagraphFont"/>
-    <w:link w:val="Quote"/>
+  <w:style w:type="character" w:customStyle="1" w:styleId="CitationCar">
+    <w:name w:val="Citation Car"/>
+    <w:basedOn w:val="Policepardfaut"/>
+    <w:link w:val="Citation"/>
     <w:uiPriority w:val="29"/>
     <w:rsid w:val="00FC693F"/>
     <w:rPr>
@@ -4505,10 +4982,10 @@
       <w:color w:val="000000" w:themeColor="text1"/>
     </w:rPr>
   </w:style>
-  <w:style w:type="character" w:customStyle="1" w:styleId="Heading4Char">
-    <w:name w:val="Heading 4 Char"/>
-    <w:basedOn w:val="DefaultParagraphFont"/>
-    <w:link w:val="Heading4"/>
+  <w:style w:type="character" w:customStyle="1" w:styleId="Titre4Car">
+    <w:name w:val="Titre 4 Car"/>
+    <w:basedOn w:val="Policepardfaut"/>
+    <w:link w:val="Titre4"/>
     <w:uiPriority w:val="9"/>
     <w:semiHidden/>
     <w:rsid w:val="00FC693F"/>
@@ -4521,10 +4998,10 @@
       <w:color w:val="4F81BD" w:themeColor="accent1"/>
     </w:rPr>
   </w:style>
-  <w:style w:type="character" w:customStyle="1" w:styleId="Heading5Char">
-    <w:name w:val="Heading 5 Char"/>
-    <w:basedOn w:val="DefaultParagraphFont"/>
-    <w:link w:val="Heading5"/>
+  <w:style w:type="character" w:customStyle="1" w:styleId="Titre5Car">
+    <w:name w:val="Titre 5 Car"/>
+    <w:basedOn w:val="Policepardfaut"/>
+    <w:link w:val="Titre5"/>
     <w:uiPriority w:val="9"/>
     <w:semiHidden/>
     <w:rsid w:val="00FC693F"/>
@@ -4533,10 +5010,10 @@
       <w:color w:val="243F60" w:themeColor="accent1" w:themeShade="7F"/>
     </w:rPr>
   </w:style>
-  <w:style w:type="character" w:customStyle="1" w:styleId="Heading6Char">
-    <w:name w:val="Heading 6 Char"/>
-    <w:basedOn w:val="DefaultParagraphFont"/>
-    <w:link w:val="Heading6"/>
+  <w:style w:type="character" w:customStyle="1" w:styleId="Titre6Car">
+    <w:name w:val="Titre 6 Car"/>
+    <w:basedOn w:val="Policepardfaut"/>
+    <w:link w:val="Titre6"/>
     <w:uiPriority w:val="9"/>
     <w:semiHidden/>
     <w:rsid w:val="00FC693F"/>
@@ -4547,10 +5024,10 @@
       <w:color w:val="243F60" w:themeColor="accent1" w:themeShade="7F"/>
     </w:rPr>
   </w:style>
-  <w:style w:type="character" w:customStyle="1" w:styleId="Heading7Char">
-    <w:name w:val="Heading 7 Char"/>
-    <w:basedOn w:val="DefaultParagraphFont"/>
-    <w:link w:val="Heading7"/>
+  <w:style w:type="character" w:customStyle="1" w:styleId="Titre7Car">
+    <w:name w:val="Titre 7 Car"/>
+    <w:basedOn w:val="Policepardfaut"/>
+    <w:link w:val="Titre7"/>
     <w:uiPriority w:val="9"/>
     <w:semiHidden/>
     <w:rsid w:val="00FC693F"/>
@@ -4561,10 +5038,10 @@
       <w:color w:val="404040" w:themeColor="text1" w:themeTint="BF"/>
     </w:rPr>
   </w:style>
-  <w:style w:type="character" w:customStyle="1" w:styleId="Heading8Char">
-    <w:name w:val="Heading 8 Char"/>
-    <w:basedOn w:val="DefaultParagraphFont"/>
-    <w:link w:val="Heading8"/>
+  <w:style w:type="character" w:customStyle="1" w:styleId="Titre8Car">
+    <w:name w:val="Titre 8 Car"/>
+    <w:basedOn w:val="Policepardfaut"/>
+    <w:link w:val="Titre8"/>
     <w:uiPriority w:val="9"/>
     <w:semiHidden/>
     <w:rsid w:val="00FC693F"/>
@@ -4575,10 +5052,10 @@
       <w:szCs w:val="20"/>
     </w:rPr>
   </w:style>
-  <w:style w:type="character" w:customStyle="1" w:styleId="Heading9Char">
-    <w:name w:val="Heading 9 Char"/>
-    <w:basedOn w:val="DefaultParagraphFont"/>
-    <w:link w:val="Heading9"/>
+  <w:style w:type="character" w:customStyle="1" w:styleId="Titre9Car">
+    <w:name w:val="Titre 9 Car"/>
+    <w:basedOn w:val="Policepardfaut"/>
+    <w:link w:val="Titre9"/>
     <w:uiPriority w:val="9"/>
     <w:semiHidden/>
     <w:rsid w:val="00FC693F"/>
@@ -4591,7 +5068,7 @@
       <w:szCs w:val="20"/>
     </w:rPr>
   </w:style>
-  <w:style w:type="paragraph" w:styleId="Caption">
+  <w:style w:type="paragraph" w:styleId="Lgende">
     <w:name w:val="caption"/>
     <w:basedOn w:val="Normal"/>
     <w:next w:val="Normal"/>
@@ -4611,9 +5088,9 @@
       <w:szCs w:val="18"/>
     </w:rPr>
   </w:style>
-  <w:style w:type="character" w:styleId="Strong">
+  <w:style w:type="character" w:styleId="lev">
     <w:name w:val="Strong"/>
-    <w:basedOn w:val="DefaultParagraphFont"/>
+    <w:basedOn w:val="Policepardfaut"/>
     <w:uiPriority w:val="22"/>
     <w:qFormat/>
     <w:rsid w:val="00FC693F"/>
@@ -4622,9 +5099,9 @@
       <w:bCs/>
     </w:rPr>
   </w:style>
-  <w:style w:type="character" w:styleId="Emphasis">
+  <w:style w:type="character" w:styleId="Accentuation">
     <w:name w:val="Emphasis"/>
-    <w:basedOn w:val="DefaultParagraphFont"/>
+    <w:basedOn w:val="Policepardfaut"/>
     <w:uiPriority w:val="20"/>
     <w:qFormat/>
     <w:rsid w:val="00FC693F"/>
@@ -4633,11 +5110,11 @@
       <w:iCs/>
     </w:rPr>
   </w:style>
-  <w:style w:type="paragraph" w:styleId="IntenseQuote">
+  <w:style w:type="paragraph" w:styleId="Citationintense">
     <w:name w:val="Intense Quote"/>
     <w:basedOn w:val="Normal"/>
     <w:next w:val="Normal"/>
-    <w:link w:val="IntenseQuoteChar"/>
+    <w:link w:val="CitationintenseCar"/>
     <w:uiPriority w:val="30"/>
     <w:qFormat/>
     <w:rsid w:val="00FC693F"/>
@@ -4656,10 +5133,10 @@
       <w:color w:val="4F81BD" w:themeColor="accent1"/>
     </w:rPr>
   </w:style>
-  <w:style w:type="character" w:customStyle="1" w:styleId="IntenseQuoteChar">
-    <w:name w:val="Intense Quote Char"/>
-    <w:basedOn w:val="DefaultParagraphFont"/>
-    <w:link w:val="IntenseQuote"/>
+  <w:style w:type="character" w:customStyle="1" w:styleId="CitationintenseCar">
+    <w:name w:val="Citation intense Car"/>
+    <w:basedOn w:val="Policepardfaut"/>
+    <w:link w:val="Citationintense"/>
     <w:uiPriority w:val="30"/>
     <w:rsid w:val="00FC693F"/>
     <w:rPr>
@@ -4670,9 +5147,9 @@
       <w:color w:val="4F81BD" w:themeColor="accent1"/>
     </w:rPr>
   </w:style>
-  <w:style w:type="character" w:styleId="SubtleEmphasis">
+  <w:style w:type="character" w:styleId="Accentuationlgre">
     <w:name w:val="Subtle Emphasis"/>
-    <w:basedOn w:val="DefaultParagraphFont"/>
+    <w:basedOn w:val="Policepardfaut"/>
     <w:uiPriority w:val="19"/>
     <w:qFormat/>
     <w:rsid w:val="00FC693F"/>
@@ -4682,9 +5159,9 @@
       <w:color w:val="808080" w:themeColor="text1" w:themeTint="7F"/>
     </w:rPr>
   </w:style>
-  <w:style w:type="character" w:styleId="IntenseEmphasis">
+  <w:style w:type="character" w:styleId="Accentuationintense">
     <w:name w:val="Intense Emphasis"/>
-    <w:basedOn w:val="DefaultParagraphFont"/>
+    <w:basedOn w:val="Policepardfaut"/>
     <w:uiPriority w:val="21"/>
     <w:qFormat/>
     <w:rsid w:val="00FC693F"/>
@@ -4696,9 +5173,9 @@
       <w:color w:val="4F81BD" w:themeColor="accent1"/>
     </w:rPr>
   </w:style>
-  <w:style w:type="character" w:styleId="SubtleReference">
+  <w:style w:type="character" w:styleId="Rfrencelgre">
     <w:name w:val="Subtle Reference"/>
-    <w:basedOn w:val="DefaultParagraphFont"/>
+    <w:basedOn w:val="Policepardfaut"/>
     <w:uiPriority w:val="31"/>
     <w:qFormat/>
     <w:rsid w:val="00FC693F"/>
@@ -4708,9 +5185,9 @@
       <w:u w:val="single"/>
     </w:rPr>
   </w:style>
-  <w:style w:type="character" w:styleId="IntenseReference">
+  <w:style w:type="character" w:styleId="Rfrenceintense">
     <w:name w:val="Intense Reference"/>
-    <w:basedOn w:val="DefaultParagraphFont"/>
+    <w:basedOn w:val="Policepardfaut"/>
     <w:uiPriority w:val="32"/>
     <w:qFormat/>
     <w:rsid w:val="00FC693F"/>
@@ -4723,9 +5200,9 @@
       <w:u w:val="single"/>
     </w:rPr>
   </w:style>
-  <w:style w:type="character" w:styleId="BookTitle">
+  <w:style w:type="character" w:styleId="Titredulivre">
     <w:name w:val="Book Title"/>
-    <w:basedOn w:val="DefaultParagraphFont"/>
+    <w:basedOn w:val="Policepardfaut"/>
     <w:uiPriority w:val="33"/>
     <w:qFormat/>
     <w:rsid w:val="00FC693F"/>
@@ -4736,9 +5213,9 @@
       <w:spacing w:val="5"/>
     </w:rPr>
   </w:style>
-  <w:style w:type="paragraph" w:styleId="TOCHeading">
+  <w:style w:type="paragraph" w:styleId="En-ttedetabledesmatires">
     <w:name w:val="TOC Heading"/>
-    <w:basedOn w:val="Heading1"/>
+    <w:basedOn w:val="Titre1"/>
     <w:next w:val="Normal"/>
     <w:uiPriority w:val="39"/>
     <w:semiHidden/>
@@ -4749,9 +5226,9 @@
       <w:outlineLvl w:val="9"/>
     </w:pPr>
   </w:style>
-  <w:style w:type="table" w:styleId="TableGrid">
+  <w:style w:type="table" w:styleId="Grilledutableau">
     <w:name w:val="Table Grid"/>
-    <w:basedOn w:val="TableNormal"/>
+    <w:basedOn w:val="TableauNormal"/>
     <w:uiPriority w:val="59"/>
     <w:rsid w:val="00FC693F"/>
     <w:pPr>
@@ -4768,9 +5245,9 @@
       </w:tblBorders>
     </w:tblPr>
   </w:style>
-  <w:style w:type="table" w:styleId="LightShading">
+  <w:style w:type="table" w:styleId="Ombrageclair">
     <w:name w:val="Light Shading"/>
-    <w:basedOn w:val="TableNormal"/>
+    <w:basedOn w:val="TableauNormal"/>
     <w:uiPriority w:val="60"/>
     <w:rsid w:val="00FC693F"/>
     <w:pPr>
@@ -4864,9 +5341,9 @@
       </w:tcPr>
     </w:tblStylePr>
   </w:style>
-  <w:style w:type="table" w:styleId="LightShading-Accent1">
+  <w:style w:type="table" w:styleId="Trameclaire-Accent1">
     <w:name w:val="Light Shading Accent 1"/>
-    <w:basedOn w:val="TableNormal"/>
+    <w:basedOn w:val="TableauNormal"/>
     <w:uiPriority w:val="60"/>
     <w:rsid w:val="00FC693F"/>
     <w:pPr>
@@ -4960,9 +5437,9 @@
       </w:tcPr>
     </w:tblStylePr>
   </w:style>
-  <w:style w:type="table" w:styleId="LightShading-Accent2">
+  <w:style w:type="table" w:styleId="Trameclaire-Accent2">
     <w:name w:val="Light Shading Accent 2"/>
-    <w:basedOn w:val="TableNormal"/>
+    <w:basedOn w:val="TableauNormal"/>
     <w:uiPriority w:val="60"/>
     <w:rsid w:val="00FC693F"/>
     <w:pPr>
@@ -5056,9 +5533,9 @@
       </w:tcPr>
     </w:tblStylePr>
   </w:style>
-  <w:style w:type="table" w:styleId="LightShading-Accent3">
+  <w:style w:type="table" w:styleId="Trameclaire-Accent3">
     <w:name w:val="Light Shading Accent 3"/>
-    <w:basedOn w:val="TableNormal"/>
+    <w:basedOn w:val="TableauNormal"/>
     <w:uiPriority w:val="60"/>
     <w:rsid w:val="00FC693F"/>
     <w:pPr>
@@ -5152,9 +5629,9 @@
       </w:tcPr>
     </w:tblStylePr>
   </w:style>
-  <w:style w:type="table" w:styleId="LightShading-Accent4">
+  <w:style w:type="table" w:styleId="Trameclaire-Accent4">
     <w:name w:val="Light Shading Accent 4"/>
-    <w:basedOn w:val="TableNormal"/>
+    <w:basedOn w:val="TableauNormal"/>
     <w:uiPriority w:val="60"/>
     <w:rsid w:val="00FC693F"/>
     <w:pPr>
@@ -5248,9 +5725,9 @@
       </w:tcPr>
     </w:tblStylePr>
   </w:style>
-  <w:style w:type="table" w:styleId="LightShading-Accent5">
+  <w:style w:type="table" w:styleId="Trameclaire-Accent5">
     <w:name w:val="Light Shading Accent 5"/>
-    <w:basedOn w:val="TableNormal"/>
+    <w:basedOn w:val="TableauNormal"/>
     <w:uiPriority w:val="60"/>
     <w:rsid w:val="00FC693F"/>
     <w:pPr>
@@ -5344,9 +5821,9 @@
       </w:tcPr>
     </w:tblStylePr>
   </w:style>
-  <w:style w:type="table" w:styleId="LightShading-Accent6">
+  <w:style w:type="table" w:styleId="Trameclaire-Accent6">
     <w:name w:val="Light Shading Accent 6"/>
-    <w:basedOn w:val="TableNormal"/>
+    <w:basedOn w:val="TableauNormal"/>
     <w:uiPriority w:val="60"/>
     <w:rsid w:val="00FC693F"/>
     <w:pPr>
@@ -5440,9 +5917,9 @@
       </w:tcPr>
     </w:tblStylePr>
   </w:style>
-  <w:style w:type="table" w:styleId="LightList">
+  <w:style w:type="table" w:styleId="Listeclaire">
     <w:name w:val="Light List"/>
-    <w:basedOn w:val="TableNormal"/>
+    <w:basedOn w:val="TableauNormal"/>
     <w:uiPriority w:val="61"/>
     <w:rsid w:val="00FC693F"/>
     <w:pPr>
@@ -5525,9 +6002,9 @@
       </w:tcPr>
     </w:tblStylePr>
   </w:style>
-  <w:style w:type="table" w:styleId="LightList-Accent1">
+  <w:style w:type="table" w:styleId="Listeclaire-Accent1">
     <w:name w:val="Light List Accent 1"/>
-    <w:basedOn w:val="TableNormal"/>
+    <w:basedOn w:val="TableauNormal"/>
     <w:uiPriority w:val="61"/>
     <w:rsid w:val="00FC693F"/>
     <w:pPr>
@@ -5610,9 +6087,9 @@
       </w:tcPr>
     </w:tblStylePr>
   </w:style>
-  <w:style w:type="table" w:styleId="LightList-Accent2">
+  <w:style w:type="table" w:styleId="Listeclaire-Accent2">
     <w:name w:val="Light List Accent 2"/>
-    <w:basedOn w:val="TableNormal"/>
+    <w:basedOn w:val="TableauNormal"/>
     <w:uiPriority w:val="61"/>
     <w:rsid w:val="00CB0664"/>
     <w:pPr>
@@ -5695,9 +6172,9 @@
       </w:tcPr>
     </w:tblStylePr>
   </w:style>
-  <w:style w:type="table" w:styleId="LightList-Accent3">
+  <w:style w:type="table" w:styleId="Listeclaire-Accent3">
     <w:name w:val="Light List Accent 3"/>
-    <w:basedOn w:val="TableNormal"/>
+    <w:basedOn w:val="TableauNormal"/>
     <w:uiPriority w:val="61"/>
     <w:rsid w:val="00CB0664"/>
     <w:pPr>
@@ -5780,9 +6257,9 @@
       </w:tcPr>
     </w:tblStylePr>
   </w:style>
-  <w:style w:type="table" w:styleId="LightList-Accent4">
+  <w:style w:type="table" w:styleId="Listeclaire-Accent4">
     <w:name w:val="Light List Accent 4"/>
-    <w:basedOn w:val="TableNormal"/>
+    <w:basedOn w:val="TableauNormal"/>
     <w:uiPriority w:val="61"/>
     <w:rsid w:val="00CB0664"/>
     <w:pPr>
@@ -5865,9 +6342,9 @@
       </w:tcPr>
     </w:tblStylePr>
   </w:style>
-  <w:style w:type="table" w:styleId="LightList-Accent5">
+  <w:style w:type="table" w:styleId="Listeclaire-Accent5">
     <w:name w:val="Light List Accent 5"/>
-    <w:basedOn w:val="TableNormal"/>
+    <w:basedOn w:val="TableauNormal"/>
     <w:uiPriority w:val="61"/>
     <w:rsid w:val="00CB0664"/>
     <w:pPr>
@@ -5950,9 +6427,9 @@
       </w:tcPr>
     </w:tblStylePr>
   </w:style>
-  <w:style w:type="table" w:styleId="LightList-Accent6">
+  <w:style w:type="table" w:styleId="Listeclaire-Accent6">
     <w:name w:val="Light List Accent 6"/>
-    <w:basedOn w:val="TableNormal"/>
+    <w:basedOn w:val="TableauNormal"/>
     <w:uiPriority w:val="61"/>
     <w:rsid w:val="00CB0664"/>
     <w:pPr>
@@ -6035,9 +6512,9 @@
       </w:tcPr>
     </w:tblStylePr>
   </w:style>
-  <w:style w:type="table" w:styleId="LightGrid">
+  <w:style w:type="table" w:styleId="Grilleclaire">
     <w:name w:val="Light Grid"/>
-    <w:basedOn w:val="TableNormal"/>
+    <w:basedOn w:val="TableauNormal"/>
     <w:uiPriority w:val="62"/>
     <w:rsid w:val="00CB0664"/>
     <w:pPr>
@@ -6158,9 +6635,9 @@
       </w:tcPr>
     </w:tblStylePr>
   </w:style>
-  <w:style w:type="table" w:styleId="LightGrid-Accent1">
+  <w:style w:type="table" w:styleId="Grilleclaire-Accent1">
     <w:name w:val="Light Grid Accent 1"/>
-    <w:basedOn w:val="TableNormal"/>
+    <w:basedOn w:val="TableauNormal"/>
     <w:uiPriority w:val="62"/>
     <w:rsid w:val="00CB0664"/>
     <w:pPr>
@@ -6281,9 +6758,9 @@
       </w:tcPr>
     </w:tblStylePr>
   </w:style>
-  <w:style w:type="table" w:styleId="LightGrid-Accent2">
+  <w:style w:type="table" w:styleId="Grilleclaire-Accent2">
     <w:name w:val="Light Grid Accent 2"/>
-    <w:basedOn w:val="TableNormal"/>
+    <w:basedOn w:val="TableauNormal"/>
     <w:uiPriority w:val="62"/>
     <w:rsid w:val="00CB0664"/>
     <w:pPr>
@@ -6404,9 +6881,9 @@
       </w:tcPr>
     </w:tblStylePr>
   </w:style>
-  <w:style w:type="table" w:styleId="LightGrid-Accent3">
+  <w:style w:type="table" w:styleId="Grilleclaire-Accent3">
     <w:name w:val="Light Grid Accent 3"/>
-    <w:basedOn w:val="TableNormal"/>
+    <w:basedOn w:val="TableauNormal"/>
     <w:uiPriority w:val="62"/>
     <w:rsid w:val="00CB0664"/>
     <w:pPr>
@@ -6527,9 +7004,9 @@
       </w:tcPr>
     </w:tblStylePr>
   </w:style>
-  <w:style w:type="table" w:styleId="LightGrid-Accent4">
+  <w:style w:type="table" w:styleId="Grilleclaire-Accent4">
     <w:name w:val="Light Grid Accent 4"/>
-    <w:basedOn w:val="TableNormal"/>
+    <w:basedOn w:val="TableauNormal"/>
     <w:uiPriority w:val="62"/>
     <w:rsid w:val="00CB0664"/>
     <w:pPr>
@@ -6650,9 +7127,9 @@
       </w:tcPr>
     </w:tblStylePr>
   </w:style>
-  <w:style w:type="table" w:styleId="LightGrid-Accent5">
+  <w:style w:type="table" w:styleId="Grilleclaire-Accent5">
     <w:name w:val="Light Grid Accent 5"/>
-    <w:basedOn w:val="TableNormal"/>
+    <w:basedOn w:val="TableauNormal"/>
     <w:uiPriority w:val="62"/>
     <w:rsid w:val="00CB0664"/>
     <w:pPr>
@@ -6773,9 +7250,9 @@
       </w:tcPr>
     </w:tblStylePr>
   </w:style>
-  <w:style w:type="table" w:styleId="LightGrid-Accent6">
+  <w:style w:type="table" w:styleId="Grilleclaire-Accent6">
     <w:name w:val="Light Grid Accent 6"/>
-    <w:basedOn w:val="TableNormal"/>
+    <w:basedOn w:val="TableauNormal"/>
     <w:uiPriority w:val="62"/>
     <w:rsid w:val="00CB0664"/>
     <w:pPr>
@@ -6896,9 +7373,9 @@
       </w:tcPr>
     </w:tblStylePr>
   </w:style>
-  <w:style w:type="table" w:styleId="MediumShading1">
+  <w:style w:type="table" w:styleId="Tramemoyenne1">
     <w:name w:val="Medium Shading 1"/>
-    <w:basedOn w:val="TableNormal"/>
+    <w:basedOn w:val="TableauNormal"/>
     <w:uiPriority w:val="63"/>
     <w:rsid w:val="00CB0664"/>
     <w:pPr>
@@ -6995,9 +7472,9 @@
       </w:tcPr>
     </w:tblStylePr>
   </w:style>
-  <w:style w:type="table" w:styleId="MediumShading1-Accent1">
+  <w:style w:type="table" w:styleId="Tramemoyenne1-Accent1">
     <w:name w:val="Medium Shading 1 Accent 1"/>
-    <w:basedOn w:val="TableNormal"/>
+    <w:basedOn w:val="TableauNormal"/>
     <w:uiPriority w:val="63"/>
     <w:rsid w:val="00CB0664"/>
     <w:pPr>
@@ -7094,9 +7571,9 @@
       </w:tcPr>
     </w:tblStylePr>
   </w:style>
-  <w:style w:type="table" w:styleId="MediumShading1-Accent2">
+  <w:style w:type="table" w:styleId="Tramemoyenne1-Accent2">
     <w:name w:val="Medium Shading 1 Accent 2"/>
-    <w:basedOn w:val="TableNormal"/>
+    <w:basedOn w:val="TableauNormal"/>
     <w:uiPriority w:val="63"/>
     <w:rsid w:val="00CB0664"/>
     <w:pPr>
@@ -7193,9 +7670,9 @@
       </w:tcPr>
     </w:tblStylePr>
   </w:style>
-  <w:style w:type="table" w:styleId="MediumShading1-Accent3">
+  <w:style w:type="table" w:styleId="Tramemoyenne1-Accent3">
     <w:name w:val="Medium Shading 1 Accent 3"/>
-    <w:basedOn w:val="TableNormal"/>
+    <w:basedOn w:val="TableauNormal"/>
     <w:uiPriority w:val="63"/>
     <w:rsid w:val="00CB0664"/>
     <w:pPr>
@@ -7292,9 +7769,9 @@
       </w:tcPr>
     </w:tblStylePr>
   </w:style>
-  <w:style w:type="table" w:styleId="MediumShading1-Accent4">
+  <w:style w:type="table" w:styleId="Tramemoyenne1-Accent4">
     <w:name w:val="Medium Shading 1 Accent 4"/>
-    <w:basedOn w:val="TableNormal"/>
+    <w:basedOn w:val="TableauNormal"/>
     <w:uiPriority w:val="63"/>
     <w:rsid w:val="00CB0664"/>
     <w:pPr>
@@ -7391,9 +7868,9 @@
       </w:tcPr>
     </w:tblStylePr>
   </w:style>
-  <w:style w:type="table" w:styleId="MediumShading1-Accent5">
+  <w:style w:type="table" w:styleId="Tramemoyenne1-Accent5">
     <w:name w:val="Medium Shading 1 Accent 5"/>
-    <w:basedOn w:val="TableNormal"/>
+    <w:basedOn w:val="TableauNormal"/>
     <w:uiPriority w:val="63"/>
     <w:rsid w:val="00CB0664"/>
     <w:pPr>
@@ -7490,9 +7967,9 @@
       </w:tcPr>
     </w:tblStylePr>
   </w:style>
-  <w:style w:type="table" w:styleId="MediumShading1-Accent6">
+  <w:style w:type="table" w:styleId="Tramemoyenne1-Accent6">
     <w:name w:val="Medium Shading 1 Accent 6"/>
-    <w:basedOn w:val="TableNormal"/>
+    <w:basedOn w:val="TableauNormal"/>
     <w:uiPriority w:val="63"/>
     <w:rsid w:val="00CB0664"/>
     <w:pPr>
@@ -7589,9 +8066,9 @@
       </w:tcPr>
     </w:tblStylePr>
   </w:style>
-  <w:style w:type="table" w:styleId="MediumShading2">
+  <w:style w:type="table" w:styleId="Tramemoyenne2">
     <w:name w:val="Medium Shading 2"/>
-    <w:basedOn w:val="TableNormal"/>
+    <w:basedOn w:val="TableauNormal"/>
     <w:uiPriority w:val="64"/>
     <w:rsid w:val="00CB0664"/>
     <w:pPr>
@@ -7731,9 +8208,9 @@
       </w:tcPr>
     </w:tblStylePr>
   </w:style>
-  <w:style w:type="table" w:styleId="MediumShading2-Accent1">
+  <w:style w:type="table" w:styleId="Tramemoyenne2-Accent1">
     <w:name w:val="Medium Shading 2 Accent 1"/>
-    <w:basedOn w:val="TableNormal"/>
+    <w:basedOn w:val="TableauNormal"/>
     <w:uiPriority w:val="64"/>
     <w:rsid w:val="00CB0664"/>
     <w:pPr>
@@ -7873,9 +8350,9 @@
       </w:tcPr>
     </w:tblStylePr>
   </w:style>
-  <w:style w:type="table" w:styleId="MediumShading2-Accent2">
+  <w:style w:type="table" w:styleId="Tramemoyenne2-Accent2">
     <w:name w:val="Medium Shading 2 Accent 2"/>
-    <w:basedOn w:val="TableNormal"/>
+    <w:basedOn w:val="TableauNormal"/>
     <w:uiPriority w:val="64"/>
     <w:rsid w:val="00CB0664"/>
     <w:pPr>
@@ -8015,9 +8492,9 @@
       </w:tcPr>
     </w:tblStylePr>
   </w:style>
-  <w:style w:type="table" w:styleId="MediumShading2-Accent3">
+  <w:style w:type="table" w:styleId="Tramemoyenne2-Accent3">
     <w:name w:val="Medium Shading 2 Accent 3"/>
-    <w:basedOn w:val="TableNormal"/>
+    <w:basedOn w:val="TableauNormal"/>
     <w:uiPriority w:val="64"/>
     <w:rsid w:val="00CB0664"/>
     <w:pPr>
@@ -8157,9 +8634,9 @@
       </w:tcPr>
     </w:tblStylePr>
   </w:style>
-  <w:style w:type="table" w:styleId="MediumShading2-Accent4">
+  <w:style w:type="table" w:styleId="Tramemoyenne2-Accent4">
     <w:name w:val="Medium Shading 2 Accent 4"/>
-    <w:basedOn w:val="TableNormal"/>
+    <w:basedOn w:val="TableauNormal"/>
     <w:uiPriority w:val="64"/>
     <w:rsid w:val="00CB0664"/>
     <w:pPr>
@@ -8299,9 +8776,9 @@
       </w:tcPr>
     </w:tblStylePr>
   </w:style>
-  <w:style w:type="table" w:styleId="MediumShading2-Accent5">
+  <w:style w:type="table" w:styleId="Tramemoyenne2-Accent5">
     <w:name w:val="Medium Shading 2 Accent 5"/>
-    <w:basedOn w:val="TableNormal"/>
+    <w:basedOn w:val="TableauNormal"/>
     <w:uiPriority w:val="64"/>
     <w:rsid w:val="00CB0664"/>
     <w:pPr>
@@ -8441,9 +8918,9 @@
       </w:tcPr>
     </w:tblStylePr>
   </w:style>
-  <w:style w:type="table" w:styleId="MediumShading2-Accent6">
+  <w:style w:type="table" w:styleId="Tramemoyenne2-Accent6">
     <w:name w:val="Medium Shading 2 Accent 6"/>
-    <w:basedOn w:val="TableNormal"/>
+    <w:basedOn w:val="TableauNormal"/>
     <w:uiPriority w:val="64"/>
     <w:rsid w:val="00CB0664"/>
     <w:pPr>
@@ -8583,9 +9060,9 @@
       </w:tcPr>
     </w:tblStylePr>
   </w:style>
-  <w:style w:type="table" w:styleId="MediumList1">
+  <w:style w:type="table" w:styleId="Listemoyenne1">
     <w:name w:val="Medium List 1"/>
-    <w:basedOn w:val="TableNormal"/>
+    <w:basedOn w:val="TableauNormal"/>
     <w:uiPriority w:val="65"/>
     <w:rsid w:val="00CB0664"/>
     <w:pPr>
@@ -8660,9 +9137,9 @@
       </w:tcPr>
     </w:tblStylePr>
   </w:style>
-  <w:style w:type="table" w:styleId="MediumList1-Accent1">
+  <w:style w:type="table" w:styleId="Listemoyenne1-Accent1">
     <w:name w:val="Medium List 1 Accent 1"/>
-    <w:basedOn w:val="TableNormal"/>
+    <w:basedOn w:val="TableauNormal"/>
     <w:uiPriority w:val="65"/>
     <w:rsid w:val="00CB0664"/>
     <w:pPr>
@@ -8737,9 +9214,9 @@
       </w:tcPr>
     </w:tblStylePr>
   </w:style>
-  <w:style w:type="table" w:styleId="MediumList1-Accent2">
+  <w:style w:type="table" w:styleId="Listemoyenne1-Accent2">
     <w:name w:val="Medium List 1 Accent 2"/>
-    <w:basedOn w:val="TableNormal"/>
+    <w:basedOn w:val="TableauNormal"/>
     <w:uiPriority w:val="65"/>
     <w:rsid w:val="00CB0664"/>
     <w:pPr>
@@ -8814,9 +9291,9 @@
       </w:tcPr>
     </w:tblStylePr>
   </w:style>
-  <w:style w:type="table" w:styleId="MediumList1-Accent3">
+  <w:style w:type="table" w:styleId="Listemoyenne1-Accent3">
     <w:name w:val="Medium List 1 Accent 3"/>
-    <w:basedOn w:val="TableNormal"/>
+    <w:basedOn w:val="TableauNormal"/>
     <w:uiPriority w:val="65"/>
     <w:rsid w:val="00CB0664"/>
     <w:pPr>
@@ -8891,9 +9368,9 @@
       </w:tcPr>
     </w:tblStylePr>
   </w:style>
-  <w:style w:type="table" w:styleId="MediumList1-Accent4">
+  <w:style w:type="table" w:styleId="Listemoyenne1-Accent4">
     <w:name w:val="Medium List 1 Accent 4"/>
-    <w:basedOn w:val="TableNormal"/>
+    <w:basedOn w:val="TableauNormal"/>
     <w:uiPriority w:val="65"/>
     <w:rsid w:val="00CB0664"/>
     <w:pPr>
@@ -8968,9 +9445,9 @@
       </w:tcPr>
     </w:tblStylePr>
   </w:style>
-  <w:style w:type="table" w:styleId="MediumList1-Accent5">
+  <w:style w:type="table" w:styleId="Listemoyenne1-Accent5">
     <w:name w:val="Medium List 1 Accent 5"/>
-    <w:basedOn w:val="TableNormal"/>
+    <w:basedOn w:val="TableauNormal"/>
     <w:uiPriority w:val="65"/>
     <w:rsid w:val="00CB0664"/>
     <w:pPr>
@@ -9045,9 +9522,9 @@
       </w:tcPr>
     </w:tblStylePr>
   </w:style>
-  <w:style w:type="table" w:styleId="MediumList1-Accent6">
+  <w:style w:type="table" w:styleId="Listemoyenne1-Accent6">
     <w:name w:val="Medium List 1 Accent 6"/>
-    <w:basedOn w:val="TableNormal"/>
+    <w:basedOn w:val="TableauNormal"/>
     <w:uiPriority w:val="65"/>
     <w:rsid w:val="00CB0664"/>
     <w:pPr>
@@ -9122,9 +9599,9 @@
       </w:tcPr>
     </w:tblStylePr>
   </w:style>
-  <w:style w:type="table" w:styleId="MediumList2">
+  <w:style w:type="table" w:styleId="Listemoyenne2">
     <w:name w:val="Medium List 2"/>
-    <w:basedOn w:val="TableNormal"/>
+    <w:basedOn w:val="TableauNormal"/>
     <w:uiPriority w:val="66"/>
     <w:rsid w:val="00CB0664"/>
     <w:pPr>
@@ -9243,9 +9720,9 @@
       </w:tcPr>
     </w:tblStylePr>
   </w:style>
-  <w:style w:type="table" w:styleId="MediumList2-Accent1">
+  <w:style w:type="table" w:styleId="Listemoyenne2-Accent1">
     <w:name w:val="Medium List 2 Accent 1"/>
-    <w:basedOn w:val="TableNormal"/>
+    <w:basedOn w:val="TableauNormal"/>
     <w:uiPriority w:val="66"/>
     <w:rsid w:val="00CB0664"/>
     <w:pPr>
@@ -9364,9 +9841,9 @@
       </w:tcPr>
     </w:tblStylePr>
   </w:style>
-  <w:style w:type="table" w:styleId="MediumList2-Accent2">
+  <w:style w:type="table" w:styleId="Listemoyenne2-Accent2">
     <w:name w:val="Medium List 2 Accent 2"/>
-    <w:basedOn w:val="TableNormal"/>
+    <w:basedOn w:val="TableauNormal"/>
     <w:uiPriority w:val="66"/>
     <w:rsid w:val="00CB0664"/>
     <w:pPr>
@@ -9485,9 +9962,9 @@
       </w:tcPr>
     </w:tblStylePr>
   </w:style>
-  <w:style w:type="table" w:styleId="MediumList2-Accent3">
+  <w:style w:type="table" w:styleId="Listemoyenne2-Accent3">
     <w:name w:val="Medium List 2 Accent 3"/>
-    <w:basedOn w:val="TableNormal"/>
+    <w:basedOn w:val="TableauNormal"/>
     <w:uiPriority w:val="66"/>
     <w:rsid w:val="00CB0664"/>
     <w:pPr>
@@ -9606,9 +10083,9 @@
       </w:tcPr>
     </w:tblStylePr>
   </w:style>
-  <w:style w:type="table" w:styleId="MediumList2-Accent4">
+  <w:style w:type="table" w:styleId="Listemoyenne2-Accent4">
     <w:name w:val="Medium List 2 Accent 4"/>
-    <w:basedOn w:val="TableNormal"/>
+    <w:basedOn w:val="TableauNormal"/>
     <w:uiPriority w:val="66"/>
     <w:rsid w:val="00CB0664"/>
     <w:pPr>
@@ -9727,9 +10204,9 @@
       </w:tcPr>
     </w:tblStylePr>
   </w:style>
-  <w:style w:type="table" w:styleId="MediumList2-Accent5">
+  <w:style w:type="table" w:styleId="Listemoyenne2-Accent5">
     <w:name w:val="Medium List 2 Accent 5"/>
-    <w:basedOn w:val="TableNormal"/>
+    <w:basedOn w:val="TableauNormal"/>
     <w:uiPriority w:val="66"/>
     <w:rsid w:val="00CB0664"/>
     <w:pPr>
@@ -9848,9 +10325,9 @@
       </w:tcPr>
     </w:tblStylePr>
   </w:style>
-  <w:style w:type="table" w:styleId="MediumList2-Accent6">
+  <w:style w:type="table" w:styleId="Listemoyenne2-Accent6">
     <w:name w:val="Medium List 2 Accent 6"/>
-    <w:basedOn w:val="TableNormal"/>
+    <w:basedOn w:val="TableauNormal"/>
     <w:uiPriority w:val="66"/>
     <w:rsid w:val="00CB0664"/>
     <w:pPr>
@@ -9969,9 +10446,9 @@
       </w:tcPr>
     </w:tblStylePr>
   </w:style>
-  <w:style w:type="table" w:styleId="MediumGrid1">
+  <w:style w:type="table" w:styleId="Grillemoyenne1">
     <w:name w:val="Medium Grid 1"/>
-    <w:basedOn w:val="TableNormal"/>
+    <w:basedOn w:val="TableauNormal"/>
     <w:uiPriority w:val="67"/>
     <w:rsid w:val="00CB0664"/>
     <w:pPr>
@@ -10035,9 +10512,9 @@
       </w:tcPr>
     </w:tblStylePr>
   </w:style>
-  <w:style w:type="table" w:styleId="MediumGrid1-Accent1">
+  <w:style w:type="table" w:styleId="Grillemoyenne1-Accent1">
     <w:name w:val="Medium Grid 1 Accent 1"/>
-    <w:basedOn w:val="TableNormal"/>
+    <w:basedOn w:val="TableauNormal"/>
     <w:uiPriority w:val="67"/>
     <w:rsid w:val="00CB0664"/>
     <w:pPr>
@@ -10101,9 +10578,9 @@
       </w:tcPr>
     </w:tblStylePr>
   </w:style>
-  <w:style w:type="table" w:styleId="MediumGrid1-Accent2">
+  <w:style w:type="table" w:styleId="Grillemoyenne1-Accent2">
     <w:name w:val="Medium Grid 1 Accent 2"/>
-    <w:basedOn w:val="TableNormal"/>
+    <w:basedOn w:val="TableauNormal"/>
     <w:uiPriority w:val="67"/>
     <w:rsid w:val="00CB0664"/>
     <w:pPr>
@@ -10167,9 +10644,9 @@
       </w:tcPr>
     </w:tblStylePr>
   </w:style>
-  <w:style w:type="table" w:styleId="MediumGrid1-Accent3">
+  <w:style w:type="table" w:styleId="Grillemoyenne1-Accent3">
     <w:name w:val="Medium Grid 1 Accent 3"/>
-    <w:basedOn w:val="TableNormal"/>
+    <w:basedOn w:val="TableauNormal"/>
     <w:uiPriority w:val="67"/>
     <w:rsid w:val="00CB0664"/>
     <w:pPr>
@@ -10233,9 +10710,9 @@
       </w:tcPr>
     </w:tblStylePr>
   </w:style>
-  <w:style w:type="table" w:styleId="MediumGrid1-Accent4">
+  <w:style w:type="table" w:styleId="Grillemoyenne1-Accent4">
     <w:name w:val="Medium Grid 1 Accent 4"/>
-    <w:basedOn w:val="TableNormal"/>
+    <w:basedOn w:val="TableauNormal"/>
     <w:uiPriority w:val="67"/>
     <w:rsid w:val="00CB0664"/>
     <w:pPr>
@@ -10299,9 +10776,9 @@
       </w:tcPr>
     </w:tblStylePr>
   </w:style>
-  <w:style w:type="table" w:styleId="MediumGrid1-Accent5">
+  <w:style w:type="table" w:styleId="Grillemoyenne1-Accent5">
     <w:name w:val="Medium Grid 1 Accent 5"/>
-    <w:basedOn w:val="TableNormal"/>
+    <w:basedOn w:val="TableauNormal"/>
     <w:uiPriority w:val="67"/>
     <w:rsid w:val="00CB0664"/>
     <w:pPr>
@@ -10365,9 +10842,9 @@
       </w:tcPr>
     </w:tblStylePr>
   </w:style>
-  <w:style w:type="table" w:styleId="MediumGrid1-Accent6">
+  <w:style w:type="table" w:styleId="Grillemoyenne1-Accent6">
     <w:name w:val="Medium Grid 1 Accent 6"/>
-    <w:basedOn w:val="TableNormal"/>
+    <w:basedOn w:val="TableauNormal"/>
     <w:uiPriority w:val="67"/>
     <w:rsid w:val="00CB0664"/>
     <w:pPr>
@@ -10431,9 +10908,9 @@
       </w:tcPr>
     </w:tblStylePr>
   </w:style>
-  <w:style w:type="table" w:styleId="MediumGrid2">
+  <w:style w:type="table" w:styleId="Grillemoyenne2">
     <w:name w:val="Medium Grid 2"/>
-    <w:basedOn w:val="TableNormal"/>
+    <w:basedOn w:val="TableauNormal"/>
     <w:uiPriority w:val="68"/>
     <w:rsid w:val="00CB0664"/>
     <w:pPr>
@@ -10549,9 +11026,9 @@
       </w:tcPr>
     </w:tblStylePr>
   </w:style>
-  <w:style w:type="table" w:styleId="MediumGrid2-Accent1">
+  <w:style w:type="table" w:styleId="Grillemoyenne2-Accent1">
     <w:name w:val="Medium Grid 2 Accent 1"/>
-    <w:basedOn w:val="TableNormal"/>
+    <w:basedOn w:val="TableauNormal"/>
     <w:uiPriority w:val="68"/>
     <w:rsid w:val="00CB0664"/>
     <w:pPr>
@@ -10667,9 +11144,9 @@
       </w:tcPr>
     </w:tblStylePr>
   </w:style>
-  <w:style w:type="table" w:styleId="MediumGrid2-Accent2">
+  <w:style w:type="table" w:styleId="Grillemoyenne2-Accent2">
     <w:name w:val="Medium Grid 2 Accent 2"/>
-    <w:basedOn w:val="TableNormal"/>
+    <w:basedOn w:val="TableauNormal"/>
     <w:uiPriority w:val="68"/>
     <w:rsid w:val="00CB0664"/>
     <w:pPr>
@@ -10785,9 +11262,9 @@
       </w:tcPr>
     </w:tblStylePr>
   </w:style>
-  <w:style w:type="table" w:styleId="MediumGrid2-Accent3">
+  <w:style w:type="table" w:styleId="Grillemoyenne2-Accent3">
     <w:name w:val="Medium Grid 2 Accent 3"/>
-    <w:basedOn w:val="TableNormal"/>
+    <w:basedOn w:val="TableauNormal"/>
     <w:uiPriority w:val="68"/>
     <w:rsid w:val="00CB0664"/>
     <w:pPr>
@@ -10903,9 +11380,9 @@
       </w:tcPr>
     </w:tblStylePr>
   </w:style>
-  <w:style w:type="table" w:styleId="MediumGrid2-Accent4">
+  <w:style w:type="table" w:styleId="Grillemoyenne2-Accent4">
     <w:name w:val="Medium Grid 2 Accent 4"/>
-    <w:basedOn w:val="TableNormal"/>
+    <w:basedOn w:val="TableauNormal"/>
     <w:uiPriority w:val="68"/>
     <w:rsid w:val="00CB0664"/>
     <w:pPr>
@@ -11021,9 +11498,9 @@
       </w:tcPr>
     </w:tblStylePr>
   </w:style>
-  <w:style w:type="table" w:styleId="MediumGrid2-Accent5">
+  <w:style w:type="table" w:styleId="Grillemoyenne2-Accent5">
     <w:name w:val="Medium Grid 2 Accent 5"/>
-    <w:basedOn w:val="TableNormal"/>
+    <w:basedOn w:val="TableauNormal"/>
     <w:uiPriority w:val="68"/>
     <w:rsid w:val="00CB0664"/>
     <w:pPr>
@@ -11139,9 +11616,9 @@
       </w:tcPr>
     </w:tblStylePr>
   </w:style>
-  <w:style w:type="table" w:styleId="MediumGrid2-Accent6">
+  <w:style w:type="table" w:styleId="Grillemoyenne2-Accent6">
     <w:name w:val="Medium Grid 2 Accent 6"/>
-    <w:basedOn w:val="TableNormal"/>
+    <w:basedOn w:val="TableauNormal"/>
     <w:uiPriority w:val="68"/>
     <w:rsid w:val="00CB0664"/>
     <w:pPr>
@@ -11257,9 +11734,9 @@
       </w:tcPr>
     </w:tblStylePr>
   </w:style>
-  <w:style w:type="table" w:styleId="MediumGrid3">
+  <w:style w:type="table" w:styleId="Grillemoyenne3">
     <w:name w:val="Medium Grid 3"/>
-    <w:basedOn w:val="TableNormal"/>
+    <w:basedOn w:val="TableauNormal"/>
     <w:uiPriority w:val="69"/>
     <w:rsid w:val="00CB0664"/>
     <w:pPr>
@@ -11391,9 +11868,9 @@
       </w:tcPr>
     </w:tblStylePr>
   </w:style>
-  <w:style w:type="table" w:styleId="MediumGrid3-Accent1">
+  <w:style w:type="table" w:styleId="Grillemoyenne3-Accent1">
     <w:name w:val="Medium Grid 3 Accent 1"/>
-    <w:basedOn w:val="TableNormal"/>
+    <w:basedOn w:val="TableauNormal"/>
     <w:uiPriority w:val="69"/>
     <w:rsid w:val="00CB0664"/>
     <w:pPr>
@@ -11525,9 +12002,9 @@
       </w:tcPr>
     </w:tblStylePr>
   </w:style>
-  <w:style w:type="table" w:styleId="MediumGrid3-Accent2">
+  <w:style w:type="table" w:styleId="Grillemoyenne3-Accent2">
     <w:name w:val="Medium Grid 3 Accent 2"/>
-    <w:basedOn w:val="TableNormal"/>
+    <w:basedOn w:val="TableauNormal"/>
     <w:uiPriority w:val="69"/>
     <w:rsid w:val="00CB0664"/>
     <w:pPr>
@@ -11659,9 +12136,9 @@
       </w:tcPr>
     </w:tblStylePr>
   </w:style>
-  <w:style w:type="table" w:styleId="MediumGrid3-Accent3">
+  <w:style w:type="table" w:styleId="Grillemoyenne3-Accent3">
     <w:name w:val="Medium Grid 3 Accent 3"/>
-    <w:basedOn w:val="TableNormal"/>
+    <w:basedOn w:val="TableauNormal"/>
     <w:uiPriority w:val="69"/>
     <w:rsid w:val="00CB0664"/>
     <w:pPr>
@@ -11793,9 +12270,9 @@
       </w:tcPr>
     </w:tblStylePr>
   </w:style>
-  <w:style w:type="table" w:styleId="MediumGrid3-Accent4">
+  <w:style w:type="table" w:styleId="Grillemoyenne3-Accent4">
     <w:name w:val="Medium Grid 3 Accent 4"/>
-    <w:basedOn w:val="TableNormal"/>
+    <w:basedOn w:val="TableauNormal"/>
     <w:uiPriority w:val="69"/>
     <w:rsid w:val="00CB0664"/>
     <w:pPr>
@@ -11927,9 +12404,9 @@
       </w:tcPr>
     </w:tblStylePr>
   </w:style>
-  <w:style w:type="table" w:styleId="MediumGrid3-Accent5">
+  <w:style w:type="table" w:styleId="Grillemoyenne3-Accent5">
     <w:name w:val="Medium Grid 3 Accent 5"/>
-    <w:basedOn w:val="TableNormal"/>
+    <w:basedOn w:val="TableauNormal"/>
     <w:uiPriority w:val="69"/>
     <w:rsid w:val="00CB0664"/>
     <w:pPr>
@@ -12061,9 +12538,9 @@
       </w:tcPr>
     </w:tblStylePr>
   </w:style>
-  <w:style w:type="table" w:styleId="MediumGrid3-Accent6">
+  <w:style w:type="table" w:styleId="Grillemoyenne3-Accent6">
     <w:name w:val="Medium Grid 3 Accent 6"/>
-    <w:basedOn w:val="TableNormal"/>
+    <w:basedOn w:val="TableauNormal"/>
     <w:uiPriority w:val="69"/>
     <w:rsid w:val="00CB0664"/>
     <w:pPr>
@@ -12195,9 +12672,9 @@
       </w:tcPr>
     </w:tblStylePr>
   </w:style>
-  <w:style w:type="table" w:styleId="DarkList">
+  <w:style w:type="table" w:styleId="Listefonce">
     <w:name w:val="Dark List"/>
-    <w:basedOn w:val="TableNormal"/>
+    <w:basedOn w:val="TableauNormal"/>
     <w:uiPriority w:val="70"/>
     <w:rsid w:val="00CB0664"/>
     <w:pPr>
@@ -12302,9 +12779,9 @@
       </w:tcPr>
     </w:tblStylePr>
   </w:style>
-  <w:style w:type="table" w:styleId="DarkList-Accent1">
+  <w:style w:type="table" w:styleId="Listefonce-Accent1">
     <w:name w:val="Dark List Accent 1"/>
-    <w:basedOn w:val="TableNormal"/>
+    <w:basedOn w:val="TableauNormal"/>
     <w:uiPriority w:val="70"/>
     <w:rsid w:val="00CB0664"/>
     <w:pPr>
@@ -12409,9 +12886,9 @@
       </w:tcPr>
     </w:tblStylePr>
   </w:style>
-  <w:style w:type="table" w:styleId="DarkList-Accent2">
+  <w:style w:type="table" w:styleId="Listefonce-Accent2">
     <w:name w:val="Dark List Accent 2"/>
-    <w:basedOn w:val="TableNormal"/>
+    <w:basedOn w:val="TableauNormal"/>
     <w:uiPriority w:val="70"/>
     <w:rsid w:val="00CB0664"/>
     <w:pPr>
@@ -12516,9 +12993,9 @@
       </w:tcPr>
     </w:tblStylePr>
   </w:style>
-  <w:style w:type="table" w:styleId="DarkList-Accent3">
+  <w:style w:type="table" w:styleId="Listefonce-Accent3">
     <w:name w:val="Dark List Accent 3"/>
-    <w:basedOn w:val="TableNormal"/>
+    <w:basedOn w:val="TableauNormal"/>
     <w:uiPriority w:val="70"/>
     <w:rsid w:val="00CB0664"/>
     <w:pPr>
@@ -12623,9 +13100,9 @@
       </w:tcPr>
     </w:tblStylePr>
   </w:style>
-  <w:style w:type="table" w:styleId="DarkList-Accent4">
+  <w:style w:type="table" w:styleId="Listefonce-Accent4">
     <w:name w:val="Dark List Accent 4"/>
-    <w:basedOn w:val="TableNormal"/>
+    <w:basedOn w:val="TableauNormal"/>
     <w:uiPriority w:val="70"/>
     <w:rsid w:val="00CB0664"/>
     <w:pPr>
@@ -12730,9 +13207,9 @@
       </w:tcPr>
     </w:tblStylePr>
   </w:style>
-  <w:style w:type="table" w:styleId="DarkList-Accent5">
+  <w:style w:type="table" w:styleId="Listefonce-Accent5">
     <w:name w:val="Dark List Accent 5"/>
-    <w:basedOn w:val="TableNormal"/>
+    <w:basedOn w:val="TableauNormal"/>
     <w:uiPriority w:val="70"/>
     <w:rsid w:val="00CB0664"/>
     <w:pPr>
@@ -12837,9 +13314,9 @@
       </w:tcPr>
     </w:tblStylePr>
   </w:style>
-  <w:style w:type="table" w:styleId="DarkList-Accent6">
+  <w:style w:type="table" w:styleId="Listefonce-Accent6">
     <w:name w:val="Dark List Accent 6"/>
-    <w:basedOn w:val="TableNormal"/>
+    <w:basedOn w:val="TableauNormal"/>
     <w:uiPriority w:val="70"/>
     <w:rsid w:val="00CB0664"/>
     <w:pPr>
@@ -12944,9 +13421,9 @@
       </w:tcPr>
     </w:tblStylePr>
   </w:style>
-  <w:style w:type="table" w:styleId="ColorfulShading">
+  <w:style w:type="table" w:styleId="Tramecouleur">
     <w:name w:val="Colorful Shading"/>
-    <w:basedOn w:val="TableNormal"/>
+    <w:basedOn w:val="TableauNormal"/>
     <w:uiPriority w:val="71"/>
     <w:rsid w:val="00CB0664"/>
     <w:pPr>
@@ -13059,9 +13536,9 @@
       </w:rPr>
     </w:tblStylePr>
   </w:style>
-  <w:style w:type="table" w:styleId="ColorfulShading-Accent1">
+  <w:style w:type="table" w:styleId="Tramecouleur-Accent1">
     <w:name w:val="Colorful Shading Accent 1"/>
-    <w:basedOn w:val="TableNormal"/>
+    <w:basedOn w:val="TableauNormal"/>
     <w:uiPriority w:val="71"/>
     <w:rsid w:val="00CB0664"/>
     <w:pPr>
@@ -13174,9 +13651,9 @@
       </w:rPr>
     </w:tblStylePr>
   </w:style>
-  <w:style w:type="table" w:styleId="ColorfulShading-Accent2">
+  <w:style w:type="table" w:styleId="Tramecouleur-Accent2">
     <w:name w:val="Colorful Shading Accent 2"/>
-    <w:basedOn w:val="TableNormal"/>
+    <w:basedOn w:val="TableauNormal"/>
     <w:uiPriority w:val="71"/>
     <w:rsid w:val="00CB0664"/>
     <w:pPr>
@@ -13289,9 +13766,9 @@
       </w:rPr>
     </w:tblStylePr>
   </w:style>
-  <w:style w:type="table" w:styleId="ColorfulShading-Accent3">
+  <w:style w:type="table" w:styleId="Tramecouleur-Accent3">
     <w:name w:val="Colorful Shading Accent 3"/>
-    <w:basedOn w:val="TableNormal"/>
+    <w:basedOn w:val="TableauNormal"/>
     <w:uiPriority w:val="71"/>
     <w:rsid w:val="00CB0664"/>
     <w:pPr>
@@ -13394,9 +13871,9 @@
       </w:tcPr>
     </w:tblStylePr>
   </w:style>
-  <w:style w:type="table" w:styleId="ColorfulShading-Accent4">
+  <w:style w:type="table" w:styleId="Tramecouleur-Accent4">
     <w:name w:val="Colorful Shading Accent 4"/>
-    <w:basedOn w:val="TableNormal"/>
+    <w:basedOn w:val="TableauNormal"/>
     <w:uiPriority w:val="71"/>
     <w:rsid w:val="00CB0664"/>
     <w:pPr>
@@ -13509,9 +13986,9 @@
       </w:rPr>
     </w:tblStylePr>
   </w:style>
-  <w:style w:type="table" w:styleId="ColorfulShading-Accent5">
+  <w:style w:type="table" w:styleId="Tramecouleur-Accent5">
     <w:name w:val="Colorful Shading Accent 5"/>
-    <w:basedOn w:val="TableNormal"/>
+    <w:basedOn w:val="TableauNormal"/>
     <w:uiPriority w:val="71"/>
     <w:rsid w:val="00CB0664"/>
     <w:pPr>
@@ -13624,9 +14101,9 @@
       </w:rPr>
     </w:tblStylePr>
   </w:style>
-  <w:style w:type="table" w:styleId="ColorfulShading-Accent6">
+  <w:style w:type="table" w:styleId="Tramecouleur-Accent6">
     <w:name w:val="Colorful Shading Accent 6"/>
-    <w:basedOn w:val="TableNormal"/>
+    <w:basedOn w:val="TableauNormal"/>
     <w:uiPriority w:val="71"/>
     <w:rsid w:val="00CB0664"/>
     <w:pPr>
@@ -13739,9 +14216,9 @@
       </w:rPr>
     </w:tblStylePr>
   </w:style>
-  <w:style w:type="table" w:styleId="ColorfulList">
+  <w:style w:type="table" w:styleId="Listecouleur">
     <w:name w:val="Colorful List"/>
-    <w:basedOn w:val="TableNormal"/>
+    <w:basedOn w:val="TableauNormal"/>
     <w:uiPriority w:val="72"/>
     <w:rsid w:val="00CB0664"/>
     <w:pPr>
@@ -13818,9 +14295,9 @@
       </w:tcPr>
     </w:tblStylePr>
   </w:style>
-  <w:style w:type="table" w:styleId="ColorfulList-Accent1">
+  <w:style w:type="table" w:styleId="Listecouleur-Accent1">
     <w:name w:val="Colorful List Accent 1"/>
-    <w:basedOn w:val="TableNormal"/>
+    <w:basedOn w:val="TableauNormal"/>
     <w:uiPriority w:val="72"/>
     <w:rsid w:val="00CB0664"/>
     <w:pPr>
@@ -13897,9 +14374,9 @@
       </w:tcPr>
     </w:tblStylePr>
   </w:style>
-  <w:style w:type="table" w:styleId="ColorfulList-Accent2">
+  <w:style w:type="table" w:styleId="Listecouleur-Accent2">
     <w:name w:val="Colorful List Accent 2"/>
-    <w:basedOn w:val="TableNormal"/>
+    <w:basedOn w:val="TableauNormal"/>
     <w:uiPriority w:val="72"/>
     <w:rsid w:val="00CB0664"/>
     <w:pPr>
@@ -13976,9 +14453,9 @@
       </w:tcPr>
     </w:tblStylePr>
   </w:style>
-  <w:style w:type="table" w:styleId="ColorfulList-Accent3">
+  <w:style w:type="table" w:styleId="Listecouleur-Accent3">
     <w:name w:val="Colorful List Accent 3"/>
-    <w:basedOn w:val="TableNormal"/>
+    <w:basedOn w:val="TableauNormal"/>
     <w:uiPriority w:val="72"/>
     <w:rsid w:val="00CB0664"/>
     <w:pPr>
@@ -14055,9 +14532,9 @@
       </w:tcPr>
     </w:tblStylePr>
   </w:style>
-  <w:style w:type="table" w:styleId="ColorfulList-Accent4">
+  <w:style w:type="table" w:styleId="Listecouleur-Accent4">
     <w:name w:val="Colorful List Accent 4"/>
-    <w:basedOn w:val="TableNormal"/>
+    <w:basedOn w:val="TableauNormal"/>
     <w:uiPriority w:val="72"/>
     <w:rsid w:val="00CB0664"/>
     <w:pPr>
@@ -14134,9 +14611,9 @@
       </w:tcPr>
     </w:tblStylePr>
   </w:style>
-  <w:style w:type="table" w:styleId="ColorfulList-Accent5">
+  <w:style w:type="table" w:styleId="Listecouleur-Accent5">
     <w:name w:val="Colorful List Accent 5"/>
-    <w:basedOn w:val="TableNormal"/>
+    <w:basedOn w:val="TableauNormal"/>
     <w:uiPriority w:val="72"/>
     <w:rsid w:val="00CB0664"/>
     <w:pPr>
@@ -14213,9 +14690,9 @@
       </w:tcPr>
     </w:tblStylePr>
   </w:style>
-  <w:style w:type="table" w:styleId="ColorfulList-Accent6">
+  <w:style w:type="table" w:styleId="Listecouleur-Accent6">
     <w:name w:val="Colorful List Accent 6"/>
-    <w:basedOn w:val="TableNormal"/>
+    <w:basedOn w:val="TableauNormal"/>
     <w:uiPriority w:val="72"/>
     <w:rsid w:val="00CB0664"/>
     <w:pPr>
@@ -14292,9 +14769,9 @@
       </w:tcPr>
     </w:tblStylePr>
   </w:style>
-  <w:style w:type="table" w:styleId="ColorfulGrid">
+  <w:style w:type="table" w:styleId="Grillecouleur">
     <w:name w:val="Colorful Grid"/>
-    <w:basedOn w:val="TableNormal"/>
+    <w:basedOn w:val="TableauNormal"/>
     <w:uiPriority w:val="73"/>
     <w:rsid w:val="00CB0664"/>
     <w:pPr>
@@ -14365,9 +14842,9 @@
       </w:tcPr>
     </w:tblStylePr>
   </w:style>
-  <w:style w:type="table" w:styleId="ColorfulGrid-Accent1">
+  <w:style w:type="table" w:styleId="Grillecouleur-Accent1">
     <w:name w:val="Colorful Grid Accent 1"/>
-    <w:basedOn w:val="TableNormal"/>
+    <w:basedOn w:val="TableauNormal"/>
     <w:uiPriority w:val="73"/>
     <w:rsid w:val="00CB0664"/>
     <w:pPr>
@@ -14438,9 +14915,9 @@
       </w:tcPr>
     </w:tblStylePr>
   </w:style>
-  <w:style w:type="table" w:styleId="ColorfulGrid-Accent2">
+  <w:style w:type="table" w:styleId="Grillecouleur-Accent2">
     <w:name w:val="Colorful Grid Accent 2"/>
-    <w:basedOn w:val="TableNormal"/>
+    <w:basedOn w:val="TableauNormal"/>
     <w:uiPriority w:val="73"/>
     <w:rsid w:val="00CB0664"/>
     <w:pPr>
@@ -14511,9 +14988,9 @@
       </w:tcPr>
     </w:tblStylePr>
   </w:style>
-  <w:style w:type="table" w:styleId="ColorfulGrid-Accent3">
+  <w:style w:type="table" w:styleId="Grillecouleur-Accent3">
     <w:name w:val="Colorful Grid Accent 3"/>
-    <w:basedOn w:val="TableNormal"/>
+    <w:basedOn w:val="TableauNormal"/>
     <w:uiPriority w:val="73"/>
     <w:rsid w:val="00CB0664"/>
     <w:pPr>
@@ -14584,9 +15061,9 @@
       </w:tcPr>
     </w:tblStylePr>
   </w:style>
-  <w:style w:type="table" w:styleId="ColorfulGrid-Accent4">
+  <w:style w:type="table" w:styleId="Grillecouleur-Accent4">
     <w:name w:val="Colorful Grid Accent 4"/>
-    <w:basedOn w:val="TableNormal"/>
+    <w:basedOn w:val="TableauNormal"/>
     <w:uiPriority w:val="73"/>
     <w:rsid w:val="00CB0664"/>
     <w:pPr>
@@ -14657,9 +15134,9 @@
       </w:tcPr>
     </w:tblStylePr>
   </w:style>
-  <w:style w:type="table" w:styleId="ColorfulGrid-Accent5">
+  <w:style w:type="table" w:styleId="Grillecouleur-Accent5">
     <w:name w:val="Colorful Grid Accent 5"/>
-    <w:basedOn w:val="TableNormal"/>
+    <w:basedOn w:val="TableauNormal"/>
     <w:uiPriority w:val="73"/>
     <w:rsid w:val="00CB0664"/>
     <w:pPr>
@@ -14730,9 +15207,9 @@
       </w:tcPr>
     </w:tblStylePr>
   </w:style>
-  <w:style w:type="table" w:styleId="ColorfulGrid-Accent6">
+  <w:style w:type="table" w:styleId="Grillecouleur-Accent6">
     <w:name w:val="Colorful Grid Accent 6"/>
-    <w:basedOn w:val="TableNormal"/>
+    <w:basedOn w:val="TableauNormal"/>
     <w:uiPriority w:val="73"/>
     <w:rsid w:val="00CB0664"/>
     <w:pPr>
@@ -14803,9 +15280,9 @@
       </w:tcPr>
     </w:tblStylePr>
   </w:style>
-  <w:style w:type="character" w:styleId="Hyperlink">
+  <w:style w:type="character" w:styleId="Lienhypertexte">
     <w:name w:val="Hyperlink"/>
-    <w:basedOn w:val="DefaultParagraphFont"/>
+    <w:basedOn w:val="Policepardfaut"/>
     <w:uiPriority w:val="99"/>
     <w:unhideWhenUsed/>
     <w:rsid w:val="00542780"/>
@@ -14814,9 +15291,9 @@
       <w:u w:val="single"/>
     </w:rPr>
   </w:style>
-  <w:style w:type="character" w:styleId="UnresolvedMention">
+  <w:style w:type="character" w:styleId="Mentionnonrsolue">
     <w:name w:val="Unresolved Mention"/>
-    <w:basedOn w:val="DefaultParagraphFont"/>
+    <w:basedOn w:val="Policepardfaut"/>
     <w:uiPriority w:val="99"/>
     <w:semiHidden/>
     <w:unhideWhenUsed/>
@@ -14824,6 +15301,19 @@
     <w:rPr>
       <w:color w:val="605E5C"/>
       <w:shd w:val="clear" w:color="auto" w:fill="E1DFDD"/>
+    </w:rPr>
+  </w:style>
+  <w:style w:type="paragraph" w:styleId="NormalWeb">
+    <w:name w:val="Normal (Web)"/>
+    <w:basedOn w:val="Normal"/>
+    <w:uiPriority w:val="99"/>
+    <w:semiHidden/>
+    <w:unhideWhenUsed/>
+    <w:rsid w:val="008C70B7"/>
+    <w:rPr>
+      <w:rFonts w:ascii="Times New Roman" w:hAnsi="Times New Roman" w:cs="Times New Roman"/>
+      <w:sz w:val="24"/>
+      <w:szCs w:val="24"/>
     </w:rPr>
   </w:style>
 </w:styles>

--- a/CEJM/BTS SIO 1/Recherche de stage/Liste entreprises.docx
+++ b/CEJM/BTS SIO 1/Recherche de stage/Liste entreprises.docx
@@ -377,15 +377,7 @@
           </w:tcPr>
           <w:p>
             <w:r>
-              <w:t xml:space="preserve">9 Rue des </w:t>
-            </w:r>
-            <w:proofErr w:type="spellStart"/>
-            <w:r>
-              <w:t>Chaprais</w:t>
-            </w:r>
-            <w:proofErr w:type="spellEnd"/>
-            <w:r>
-              <w:t>, 25000 Besançon</w:t>
+              <w:t>9 Rue des Chaprais, 25000 Besançon</w:t>
             </w:r>
             <w:r>
               <w:br/>
@@ -507,15 +499,7 @@
           </w:tcPr>
           <w:p>
             <w:r>
-              <w:t xml:space="preserve">2 G, avenue des Montboucons </w:t>
-            </w:r>
-            <w:proofErr w:type="spellStart"/>
-            <w:r>
-              <w:t>Temis</w:t>
-            </w:r>
-            <w:proofErr w:type="spellEnd"/>
-            <w:r>
-              <w:t>, 25000 Besançon</w:t>
+              <w:t>2 G, avenue des Montboucons Temis, 25000 Besançon</w:t>
             </w:r>
             <w:r>
               <w:br/>
@@ -524,13 +508,8 @@
               <w:t>Email :</w:t>
             </w:r>
             <w:r>
-              <w:t xml:space="preserve"> </w:t>
-            </w:r>
-            <w:proofErr w:type="spellStart"/>
-            <w:r>
-              <w:t>info.fr@arkance.world</w:t>
-            </w:r>
-            <w:proofErr w:type="spellEnd"/>
+              <w:t xml:space="preserve"> info.fr@arkance.world</w:t>
+            </w:r>
             <w:r>
               <w:br/>
             </w:r>
@@ -631,30 +610,20 @@
               <w:rPr>
                 <w:lang w:val="en-US"/>
               </w:rPr>
-              <w:t xml:space="preserve">22 Rue Thomas Edison, 25000 </w:t>
-            </w:r>
-            <w:proofErr w:type="spellStart"/>
-            <w:r>
-              <w:rPr>
-                <w:lang w:val="en-US"/>
-              </w:rPr>
-              <w:t>Besançon</w:t>
-            </w:r>
-            <w:proofErr w:type="spellEnd"/>
+              <w:t>22 Rue Thomas Edison, 25000 Besançon</w:t>
+            </w:r>
             <w:r>
               <w:rPr>
                 <w:lang w:val="en-US"/>
               </w:rPr>
               <w:br/>
             </w:r>
-            <w:proofErr w:type="gramStart"/>
             <w:r>
               <w:rPr>
                 <w:lang w:val="en-US"/>
               </w:rPr>
               <w:t>Tel :</w:t>
             </w:r>
-            <w:proofErr w:type="gramEnd"/>
             <w:r>
               <w:rPr>
                 <w:lang w:val="en-US"/>
@@ -745,13 +714,8 @@
             <w:tcW w:w="1402" w:type="dxa"/>
           </w:tcPr>
           <w:p>
-            <w:proofErr w:type="spellStart"/>
-            <w:r>
-              <w:t>Izyos</w:t>
-            </w:r>
-            <w:proofErr w:type="spellEnd"/>
-            <w:r>
-              <w:t xml:space="preserve"> l'informatique Durable</w:t>
+            <w:r>
+              <w:t>Izyos l'informatique Durable</w:t>
             </w:r>
           </w:p>
         </w:tc>
@@ -821,15 +785,7 @@
           </w:tcPr>
           <w:p>
             <w:r>
-              <w:t xml:space="preserve">1 Rue du Baron </w:t>
-            </w:r>
-            <w:proofErr w:type="spellStart"/>
-            <w:r>
-              <w:t>Daclin</w:t>
-            </w:r>
-            <w:proofErr w:type="spellEnd"/>
-            <w:r>
-              <w:t>, 25000 Besançon</w:t>
+              <w:t>1 Rue du Baron Daclin, 25000 Besançon</w:t>
             </w:r>
             <w:r>
               <w:br/>
@@ -1011,15 +967,7 @@
           </w:tcPr>
           <w:p>
             <w:r>
-              <w:t xml:space="preserve">48 Rue des </w:t>
-            </w:r>
-            <w:proofErr w:type="spellStart"/>
-            <w:r>
-              <w:t>Founottes</w:t>
-            </w:r>
-            <w:proofErr w:type="spellEnd"/>
-            <w:r>
-              <w:t>, 25000 Besançon</w:t>
+              <w:t>48 Rue des Founottes, 25000 Besançon</w:t>
             </w:r>
             <w:r>
               <w:br/>
@@ -1137,11 +1085,9 @@
             <w:r>
               <w:t xml:space="preserve"> </w:t>
             </w:r>
-            <w:proofErr w:type="spellStart"/>
             <w:r>
               <w:t>contact@numerique.email</w:t>
             </w:r>
-            <w:proofErr w:type="spellEnd"/>
             <w:r>
               <w:br/>
             </w:r>
@@ -1191,15 +1137,7 @@
           </w:tcPr>
           <w:p>
             <w:r>
-              <w:t xml:space="preserve">32 Rue </w:t>
-            </w:r>
-            <w:proofErr w:type="spellStart"/>
-            <w:r>
-              <w:t>Megevand</w:t>
-            </w:r>
-            <w:proofErr w:type="spellEnd"/>
-            <w:r>
-              <w:t>, 25000 Besançon</w:t>
+              <w:t>32 Rue Megevand, 25000 Besançon</w:t>
             </w:r>
             <w:r>
               <w:br/>
@@ -1311,15 +1249,7 @@
           </w:tcPr>
           <w:p>
             <w:r>
-              <w:t xml:space="preserve">2 Rue </w:t>
-            </w:r>
-            <w:proofErr w:type="spellStart"/>
-            <w:r>
-              <w:t>Megevand</w:t>
-            </w:r>
-            <w:proofErr w:type="spellEnd"/>
-            <w:r>
-              <w:t>, 25000 Besançon</w:t>
+              <w:t>2 Rue Megevand, 25000 Besançon</w:t>
             </w:r>
             <w:r>
               <w:br/>
@@ -1419,13 +1349,8 @@
           </w:tcPr>
           <w:p>
             <w:r>
-              <w:t xml:space="preserve">La </w:t>
-            </w:r>
-            <w:proofErr w:type="spellStart"/>
-            <w:r>
-              <w:t>Boutic</w:t>
-            </w:r>
-            <w:proofErr w:type="spellEnd"/>
+              <w:t>La Boutic</w:t>
+            </w:r>
           </w:p>
         </w:tc>
         <w:tc>
@@ -1486,11 +1411,9 @@
             <w:tcW w:w="1402" w:type="dxa"/>
           </w:tcPr>
           <w:p>
-            <w:proofErr w:type="spellStart"/>
             <w:r>
               <w:t>Hylæ</w:t>
             </w:r>
-            <w:proofErr w:type="spellEnd"/>
           </w:p>
         </w:tc>
         <w:tc>
@@ -1612,11 +1535,9 @@
             <w:tcW w:w="1402" w:type="dxa"/>
           </w:tcPr>
           <w:p>
-            <w:proofErr w:type="spellStart"/>
             <w:r>
               <w:t>Flexio</w:t>
             </w:r>
-            <w:proofErr w:type="spellEnd"/>
           </w:p>
         </w:tc>
         <w:tc>
@@ -1676,15 +1597,7 @@
           </w:tcPr>
           <w:p>
             <w:r>
-              <w:t xml:space="preserve">48 Rue des </w:t>
-            </w:r>
-            <w:proofErr w:type="spellStart"/>
-            <w:r>
-              <w:t>Founottes</w:t>
-            </w:r>
-            <w:proofErr w:type="spellEnd"/>
-            <w:r>
-              <w:t>, 25000 Besançon</w:t>
+              <w:t>48 Rue des Founottes, 25000 Besançon</w:t>
             </w:r>
             <w:r>
               <w:br/>
@@ -1829,15 +1742,7 @@
           </w:tcPr>
           <w:p>
             <w:r>
-              <w:t xml:space="preserve">40 Rue des Frères </w:t>
-            </w:r>
-            <w:proofErr w:type="spellStart"/>
-            <w:r>
-              <w:t>Chaffanjon</w:t>
-            </w:r>
-            <w:proofErr w:type="spellEnd"/>
-            <w:r>
-              <w:t>, 25000 Besançon</w:t>
+              <w:t>40 Rue des Frères Chaffanjon, 25000 Besançon</w:t>
             </w:r>
           </w:p>
           <w:p>
@@ -2165,11 +2070,9 @@
             <w:tcW w:w="1402" w:type="dxa"/>
           </w:tcPr>
           <w:p>
-            <w:proofErr w:type="spellStart"/>
             <w:r>
               <w:t>CashMag</w:t>
             </w:r>
-            <w:proofErr w:type="spellEnd"/>
           </w:p>
         </w:tc>
         <w:tc>
@@ -2220,15 +2123,7 @@
           </w:tcPr>
           <w:p>
             <w:r>
-              <w:t xml:space="preserve">20 rue du </w:t>
-            </w:r>
-            <w:proofErr w:type="spellStart"/>
-            <w:r>
-              <w:t>Chasnot</w:t>
-            </w:r>
-            <w:proofErr w:type="spellEnd"/>
-            <w:r>
-              <w:t xml:space="preserve"> 25000 Besançon</w:t>
+              <w:t>20 rue du Chasnot 25000 Besançon</w:t>
             </w:r>
           </w:p>
         </w:tc>
@@ -2643,11 +2538,9 @@
             <w:tcW w:w="1402" w:type="dxa"/>
           </w:tcPr>
           <w:p>
-            <w:proofErr w:type="spellStart"/>
             <w:r>
               <w:t>DynAgence</w:t>
             </w:r>
-            <w:proofErr w:type="spellEnd"/>
           </w:p>
         </w:tc>
         <w:tc>
@@ -2821,13 +2714,8 @@
           </w:tcPr>
           <w:p>
             <w:r>
-              <w:t xml:space="preserve">4 chemin du fort de </w:t>
-            </w:r>
-            <w:proofErr w:type="spellStart"/>
-            <w:r>
-              <w:t>Bregille</w:t>
-            </w:r>
-            <w:proofErr w:type="spellEnd"/>
+              <w:t>4 chemin du fort de Bregille</w:t>
+            </w:r>
             <w:r>
               <w:br/>
               <w:t>25000 Besançon</w:t>
@@ -3240,13 +3128,7 @@
               <w:t xml:space="preserve"> </w:t>
             </w:r>
             <w:r>
-              <w:t>78</w:t>
-            </w:r>
-            <w:r>
-              <w:t xml:space="preserve"> </w:t>
-            </w:r>
-            <w:r>
-              <w:t>27</w:t>
+              <w:t>78 27</w:t>
             </w:r>
           </w:p>
         </w:tc>
@@ -3276,25 +3158,57 @@
           <w:tcPr>
             <w:tcW w:w="1402" w:type="dxa"/>
           </w:tcPr>
-          <w:p/>
+          <w:p>
+            <w:r>
+              <w:t>IDfr</w:t>
+            </w:r>
+          </w:p>
         </w:tc>
         <w:tc>
           <w:tcPr>
             <w:tcW w:w="2713" w:type="dxa"/>
           </w:tcPr>
-          <w:p/>
+          <w:p>
+            <w:r>
+              <w:t>17F rue Savary</w:t>
+            </w:r>
+            <w:r>
+              <w:br/>
+            </w:r>
+            <w:r>
+              <w:lastRenderedPageBreak/>
+              <w:t>25000 Besançon</w:t>
+            </w:r>
+          </w:p>
+          <w:p>
+            <w:r>
+              <w:t>Tel :</w:t>
+            </w:r>
+            <w:r>
+              <w:t xml:space="preserve"> 03 81 40 20 80</w:t>
+            </w:r>
+          </w:p>
         </w:tc>
         <w:tc>
           <w:tcPr>
             <w:tcW w:w="3813" w:type="dxa"/>
           </w:tcPr>
-          <w:p/>
+          <w:p>
+            <w:r>
+              <w:lastRenderedPageBreak/>
+              <w:t>https://www.idfr.net/</w:t>
+            </w:r>
+          </w:p>
         </w:tc>
         <w:tc>
           <w:tcPr>
             <w:tcW w:w="928" w:type="dxa"/>
           </w:tcPr>
-          <w:p/>
+          <w:p>
+            <w:r>
+              <w:t>Envoyé</w:t>
+            </w:r>
+          </w:p>
         </w:tc>
       </w:tr>
       <w:tr>
@@ -3302,19 +3216,40 @@
           <w:tcPr>
             <w:tcW w:w="1402" w:type="dxa"/>
           </w:tcPr>
-          <w:p/>
+          <w:p>
+            <w:r>
+              <w:t>IUT Besançon-Vesoul</w:t>
+            </w:r>
+          </w:p>
         </w:tc>
         <w:tc>
           <w:tcPr>
             <w:tcW w:w="2713" w:type="dxa"/>
           </w:tcPr>
-          <w:p/>
+          <w:p>
+            <w:r>
+              <w:t>30 avenue de l’Observatoire</w:t>
+            </w:r>
+            <w:r>
+              <w:br/>
+              <w:t>25000 Besançon</w:t>
+            </w:r>
+          </w:p>
+          <w:p>
+            <w:r>
+              <w:t>Tél. 03 81 66 68 21</w:t>
+            </w:r>
+          </w:p>
         </w:tc>
         <w:tc>
           <w:tcPr>
             <w:tcW w:w="3813" w:type="dxa"/>
           </w:tcPr>
-          <w:p/>
+          <w:p>
+            <w:r>
+              <w:t>http://iut-bv.umlp.fr/</w:t>
+            </w:r>
+          </w:p>
         </w:tc>
         <w:tc>
           <w:tcPr>
@@ -3328,25 +3263,49 @@
           <w:tcPr>
             <w:tcW w:w="1402" w:type="dxa"/>
           </w:tcPr>
-          <w:p/>
+          <w:p>
+            <w:r>
+              <w:t>Kuba</w:t>
+            </w:r>
+          </w:p>
         </w:tc>
         <w:tc>
           <w:tcPr>
             <w:tcW w:w="2713" w:type="dxa"/>
           </w:tcPr>
-          <w:p/>
+          <w:p>
+            <w:r>
+              <w:t>ESPACE VALENTIN NORD RUE ARIANE II 25480 MISEREY-SALINES</w:t>
+            </w:r>
+          </w:p>
+          <w:p>
+            <w:r>
+              <w:t xml:space="preserve">Email : </w:t>
+            </w:r>
+            <w:r>
+              <w:t>info@kubapay.com</w:t>
+            </w:r>
+          </w:p>
         </w:tc>
         <w:tc>
           <w:tcPr>
             <w:tcW w:w="3813" w:type="dxa"/>
           </w:tcPr>
-          <w:p/>
+          <w:p>
+            <w:r>
+              <w:t>https://www.kubapay.com/fr/</w:t>
+            </w:r>
+          </w:p>
         </w:tc>
         <w:tc>
           <w:tcPr>
             <w:tcW w:w="928" w:type="dxa"/>
           </w:tcPr>
-          <w:p/>
+          <w:p>
+            <w:r>
+              <w:t>Envoyé</w:t>
+            </w:r>
+          </w:p>
         </w:tc>
       </w:tr>
       <w:tr>
@@ -3354,19 +3313,51 @@
           <w:tcPr>
             <w:tcW w:w="1402" w:type="dxa"/>
           </w:tcPr>
-          <w:p/>
+          <w:p>
+            <w:r>
+              <w:t>Laboratoire ThéMA – UMR 6049</w:t>
+            </w:r>
+          </w:p>
         </w:tc>
         <w:tc>
           <w:tcPr>
             <w:tcW w:w="2713" w:type="dxa"/>
           </w:tcPr>
-          <w:p/>
+          <w:p>
+            <w:r>
+              <w:t>32 rue Mégevand</w:t>
+            </w:r>
+            <w:r>
+              <w:t xml:space="preserve"> </w:t>
+            </w:r>
+            <w:r>
+              <w:t>250</w:t>
+            </w:r>
+            <w:r>
+              <w:t>0</w:t>
+            </w:r>
+            <w:r>
+              <w:t>0 Besançon</w:t>
+            </w:r>
+          </w:p>
+          <w:p>
+            <w:r>
+              <w:t xml:space="preserve">Tel : </w:t>
+            </w:r>
+            <w:r>
+              <w:t>03 81 66 53 59</w:t>
+            </w:r>
+          </w:p>
         </w:tc>
         <w:tc>
           <w:tcPr>
             <w:tcW w:w="3813" w:type="dxa"/>
           </w:tcPr>
-          <w:p/>
+          <w:p>
+            <w:r>
+              <w:t>https://thema.umlp.fr/</w:t>
+            </w:r>
+          </w:p>
         </w:tc>
         <w:tc>
           <w:tcPr>
@@ -3380,25 +3371,60 @@
           <w:tcPr>
             <w:tcW w:w="1402" w:type="dxa"/>
           </w:tcPr>
-          <w:p/>
+          <w:p>
+            <w:r>
+              <w:t>Lycée Condé</w:t>
+            </w:r>
+          </w:p>
         </w:tc>
         <w:tc>
           <w:tcPr>
             <w:tcW w:w="2713" w:type="dxa"/>
           </w:tcPr>
-          <w:p/>
+          <w:p>
+            <w:r>
+              <w:t>5 place Marulaz, 250</w:t>
+            </w:r>
+            <w:r>
+              <w:t>0</w:t>
+            </w:r>
+            <w:r>
+              <w:t>0 Besançon</w:t>
+            </w:r>
+          </w:p>
+          <w:p>
+            <w:r>
+              <w:t>Tel : 03 81 82 60 60</w:t>
+            </w:r>
+          </w:p>
+          <w:p>
+            <w:r>
+              <w:t>Email :</w:t>
+            </w:r>
+            <w:r>
+              <w:t> ce.0250014e@ac-besancon.fr</w:t>
+            </w:r>
+          </w:p>
         </w:tc>
         <w:tc>
           <w:tcPr>
             <w:tcW w:w="3813" w:type="dxa"/>
           </w:tcPr>
-          <w:p/>
+          <w:p>
+            <w:r>
+              <w:t>https://lyc-conde-besancon.eclat-bfc.fr</w:t>
+            </w:r>
+          </w:p>
         </w:tc>
         <w:tc>
           <w:tcPr>
             <w:tcW w:w="928" w:type="dxa"/>
           </w:tcPr>
-          <w:p/>
+          <w:p>
+            <w:r>
+              <w:t>Envoyé</w:t>
+            </w:r>
+          </w:p>
         </w:tc>
       </w:tr>
       <w:tr>
@@ -3406,25 +3432,69 @@
           <w:tcPr>
             <w:tcW w:w="1402" w:type="dxa"/>
           </w:tcPr>
-          <w:p/>
+          <w:p>
+            <w:r>
+              <w:t>LYCEE JULES HAAG</w:t>
+            </w:r>
+          </w:p>
         </w:tc>
         <w:tc>
           <w:tcPr>
             <w:tcW w:w="2713" w:type="dxa"/>
           </w:tcPr>
-          <w:p/>
+          <w:p>
+            <w:r>
+              <w:t>1 rue Edmond Labbé</w:t>
+            </w:r>
+            <w:r>
+              <w:t xml:space="preserve"> </w:t>
+            </w:r>
+            <w:r>
+              <w:t>250</w:t>
+            </w:r>
+            <w:r>
+              <w:t>00</w:t>
+            </w:r>
+            <w:r>
+              <w:t> Besançon</w:t>
+            </w:r>
+          </w:p>
+          <w:p>
+            <w:r>
+              <w:t xml:space="preserve">Tel : </w:t>
+            </w:r>
+            <w:r>
+              <w:t>03 81 81 01 45</w:t>
+            </w:r>
+          </w:p>
+          <w:p>
+            <w:r>
+              <w:t xml:space="preserve">Email : </w:t>
+            </w:r>
+            <w:r>
+              <w:t>ce.0250011b@ac-besancon.fr </w:t>
+            </w:r>
+          </w:p>
         </w:tc>
         <w:tc>
           <w:tcPr>
             <w:tcW w:w="3813" w:type="dxa"/>
           </w:tcPr>
-          <w:p/>
+          <w:p>
+            <w:r>
+              <w:t>https://lyc-jhaag-besancon.eclat-bfc.fr/</w:t>
+            </w:r>
+          </w:p>
         </w:tc>
         <w:tc>
           <w:tcPr>
             <w:tcW w:w="928" w:type="dxa"/>
           </w:tcPr>
-          <w:p/>
+          <w:p>
+            <w:r>
+              <w:t>Envoyé</w:t>
+            </w:r>
+          </w:p>
         </w:tc>
       </w:tr>
       <w:tr>
@@ -3432,25 +3502,63 @@
           <w:tcPr>
             <w:tcW w:w="1402" w:type="dxa"/>
           </w:tcPr>
-          <w:p/>
+          <w:p>
+            <w:r>
+              <w:t>Lycée Louis PERGAUD</w:t>
+            </w:r>
+          </w:p>
         </w:tc>
         <w:tc>
           <w:tcPr>
             <w:tcW w:w="2713" w:type="dxa"/>
           </w:tcPr>
-          <w:p/>
+          <w:p>
+            <w:r>
+              <w:t>91-93 Bd Léon Blum 250</w:t>
+            </w:r>
+            <w:r>
+              <w:t>00</w:t>
+            </w:r>
+            <w:r>
+              <w:t xml:space="preserve"> BESANCON</w:t>
+            </w:r>
+          </w:p>
+          <w:p>
+            <w:r>
+              <w:t xml:space="preserve">Tel : </w:t>
+            </w:r>
+            <w:r>
+              <w:t>03 81 54 77 77</w:t>
+            </w:r>
+          </w:p>
+          <w:p>
+            <w:r>
+              <w:t xml:space="preserve">Email : </w:t>
+            </w:r>
+            <w:r>
+              <w:t>ce.0250010A@ac-besancon.fr</w:t>
+            </w:r>
+          </w:p>
         </w:tc>
         <w:tc>
           <w:tcPr>
             <w:tcW w:w="3813" w:type="dxa"/>
           </w:tcPr>
-          <w:p/>
+          <w:p>
+            <w:r>
+              <w:t>https://www.lyceepergaud.fr/</w:t>
+            </w:r>
+          </w:p>
         </w:tc>
         <w:tc>
           <w:tcPr>
             <w:tcW w:w="928" w:type="dxa"/>
           </w:tcPr>
-          <w:p/>
+          <w:p>
+            <w:r>
+              <w:t>Envoyé</w:t>
+            </w:r>
+          </w:p>
         </w:tc>
       </w:tr>
       <w:tr>
@@ -3458,25 +3566,59 @@
           <w:tcPr>
             <w:tcW w:w="1402" w:type="dxa"/>
           </w:tcPr>
-          <w:p/>
+          <w:p>
+            <w:r>
+              <w:t>Lycée Pasteur</w:t>
+            </w:r>
+          </w:p>
         </w:tc>
         <w:tc>
           <w:tcPr>
             <w:tcW w:w="2713" w:type="dxa"/>
           </w:tcPr>
-          <w:p/>
+          <w:p>
+            <w:r>
+              <w:t>4 Rue du Lycée, 25000 Besançon</w:t>
+            </w:r>
+          </w:p>
+          <w:p>
+            <w:r>
+              <w:lastRenderedPageBreak/>
+              <w:t>Tel : 0</w:t>
+            </w:r>
+            <w:r>
+              <w:t>381812289</w:t>
+            </w:r>
+          </w:p>
+          <w:p>
+            <w:r>
+              <w:t xml:space="preserve">Email : </w:t>
+            </w:r>
+            <w:r>
+              <w:t>ce.0250008y@ac-besancon.fr</w:t>
+            </w:r>
+          </w:p>
         </w:tc>
         <w:tc>
           <w:tcPr>
             <w:tcW w:w="3813" w:type="dxa"/>
           </w:tcPr>
-          <w:p/>
+          <w:p>
+            <w:r>
+              <w:lastRenderedPageBreak/>
+              <w:t>https://lyc-lpasteur-besancon.eclat-bfc.fr/</w:t>
+            </w:r>
+          </w:p>
         </w:tc>
         <w:tc>
           <w:tcPr>
             <w:tcW w:w="928" w:type="dxa"/>
           </w:tcPr>
-          <w:p/>
+          <w:p>
+            <w:r>
+              <w:t>Envoyé</w:t>
+            </w:r>
+          </w:p>
         </w:tc>
       </w:tr>
       <w:tr>
@@ -3484,25 +3626,49 @@
           <w:tcPr>
             <w:tcW w:w="1402" w:type="dxa"/>
           </w:tcPr>
-          <w:p/>
+          <w:p>
+            <w:r>
+              <w:t>MAISONS BATILOR</w:t>
+            </w:r>
+          </w:p>
         </w:tc>
         <w:tc>
           <w:tcPr>
             <w:tcW w:w="2713" w:type="dxa"/>
           </w:tcPr>
-          <w:p/>
+          <w:p>
+            <w:r>
+              <w:t>36 Rue Jean Baptiste Proudhon 25000 Besançon</w:t>
+            </w:r>
+          </w:p>
+          <w:p>
+            <w:r>
+              <w:t>Tel :</w:t>
+            </w:r>
+            <w:r>
+              <w:t xml:space="preserve"> 0381882626</w:t>
+            </w:r>
+          </w:p>
         </w:tc>
         <w:tc>
           <w:tcPr>
             <w:tcW w:w="3813" w:type="dxa"/>
           </w:tcPr>
-          <w:p/>
+          <w:p>
+            <w:r>
+              <w:t>https://www.batilor.com/</w:t>
+            </w:r>
+          </w:p>
         </w:tc>
         <w:tc>
           <w:tcPr>
             <w:tcW w:w="928" w:type="dxa"/>
           </w:tcPr>
-          <w:p/>
+          <w:p>
+            <w:r>
+              <w:t>Envoyé</w:t>
+            </w:r>
+          </w:p>
         </w:tc>
       </w:tr>
       <w:tr>
@@ -3510,7 +3676,362 @@
           <w:tcPr>
             <w:tcW w:w="1402" w:type="dxa"/>
           </w:tcPr>
+          <w:p>
+            <w:r>
+              <w:t>MC Robotics</w:t>
+            </w:r>
+          </w:p>
+        </w:tc>
+        <w:tc>
+          <w:tcPr>
+            <w:tcW w:w="2713" w:type="dxa"/>
+          </w:tcPr>
+          <w:p>
+            <w:r>
+              <w:t>8C, rue de Franche-Comté 25480 ECOLE-VALENTIN</w:t>
+            </w:r>
+          </w:p>
+          <w:p>
+            <w:r>
+              <w:t xml:space="preserve">Email : </w:t>
+            </w:r>
+            <w:r>
+              <w:t>lafrenchfab@bpifrance.fr</w:t>
+            </w:r>
+          </w:p>
+        </w:tc>
+        <w:tc>
+          <w:tcPr>
+            <w:tcW w:w="3813" w:type="dxa"/>
+          </w:tcPr>
+          <w:p>
+            <w:r>
+              <w:t>https://www.lafrenchfab.fr/</w:t>
+            </w:r>
+          </w:p>
+        </w:tc>
+        <w:tc>
+          <w:tcPr>
+            <w:tcW w:w="928" w:type="dxa"/>
+          </w:tcPr>
+          <w:p>
+            <w:r>
+              <w:t>Envoyé</w:t>
+            </w:r>
+          </w:p>
+        </w:tc>
+      </w:tr>
+      <w:tr>
+        <w:tc>
+          <w:tcPr>
+            <w:tcW w:w="1402" w:type="dxa"/>
+          </w:tcPr>
+          <w:p>
+            <w:r>
+              <w:t>MS Solutions</w:t>
+            </w:r>
+          </w:p>
+        </w:tc>
+        <w:tc>
+          <w:tcPr>
+            <w:tcW w:w="2713" w:type="dxa"/>
+          </w:tcPr>
+          <w:p>
+            <w:r>
+              <w:t>15 Rue Auguste Jouchoux,</w:t>
+            </w:r>
+            <w:r>
+              <w:br/>
+              <w:t>25000 Besançon</w:t>
+            </w:r>
+          </w:p>
+          <w:p>
+            <w:r>
+              <w:t xml:space="preserve">Tel : </w:t>
+            </w:r>
+            <w:r>
+              <w:t>03 81 65</w:t>
+            </w:r>
+            <w:r>
+              <w:t xml:space="preserve"> </w:t>
+            </w:r>
+            <w:r>
+              <w:t>06</w:t>
+            </w:r>
+            <w:r>
+              <w:t xml:space="preserve"> </w:t>
+            </w:r>
+            <w:r>
+              <w:t>50</w:t>
+            </w:r>
+          </w:p>
+        </w:tc>
+        <w:tc>
+          <w:tcPr>
+            <w:tcW w:w="3813" w:type="dxa"/>
+          </w:tcPr>
+          <w:p>
+            <w:r>
+              <w:t>https://mssolutions.fr/</w:t>
+            </w:r>
+          </w:p>
+        </w:tc>
+        <w:tc>
+          <w:tcPr>
+            <w:tcW w:w="928" w:type="dxa"/>
+          </w:tcPr>
           <w:p/>
+        </w:tc>
+      </w:tr>
+      <w:tr>
+        <w:tc>
+          <w:tcPr>
+            <w:tcW w:w="1402" w:type="dxa"/>
+          </w:tcPr>
+          <w:p>
+            <w:r>
+              <w:t>NEXT – APP SAS</w:t>
+            </w:r>
+          </w:p>
+        </w:tc>
+        <w:tc>
+          <w:tcPr>
+            <w:tcW w:w="2713" w:type="dxa"/>
+          </w:tcPr>
+          <w:p>
+            <w:r>
+              <w:t>56 avenue de Montrapon 25000 Besançon</w:t>
+            </w:r>
+          </w:p>
+          <w:p>
+            <w:r>
+              <w:t xml:space="preserve">Tel : </w:t>
+            </w:r>
+            <w:r>
+              <w:t>06 44 10 89 98</w:t>
+            </w:r>
+          </w:p>
+          <w:p>
+            <w:r>
+              <w:t xml:space="preserve">Email : </w:t>
+            </w:r>
+            <w:r>
+              <w:t>contact@next-app.fr</w:t>
+            </w:r>
+          </w:p>
+        </w:tc>
+        <w:tc>
+          <w:tcPr>
+            <w:tcW w:w="3813" w:type="dxa"/>
+          </w:tcPr>
+          <w:p>
+            <w:r>
+              <w:t>https://next-app.fr/</w:t>
+            </w:r>
+          </w:p>
+        </w:tc>
+        <w:tc>
+          <w:tcPr>
+            <w:tcW w:w="928" w:type="dxa"/>
+          </w:tcPr>
+          <w:p>
+            <w:r>
+              <w:t>Envoyé</w:t>
+            </w:r>
+          </w:p>
+        </w:tc>
+      </w:tr>
+      <w:tr>
+        <w:tc>
+          <w:tcPr>
+            <w:tcW w:w="1402" w:type="dxa"/>
+          </w:tcPr>
+          <w:p>
+            <w:r>
+              <w:t>Pandachi – COOPILOTE</w:t>
+            </w:r>
+          </w:p>
+        </w:tc>
+        <w:tc>
+          <w:tcPr>
+            <w:tcW w:w="2713" w:type="dxa"/>
+          </w:tcPr>
+          <w:p/>
+        </w:tc>
+        <w:tc>
+          <w:tcPr>
+            <w:tcW w:w="3813" w:type="dxa"/>
+          </w:tcPr>
+          <w:p/>
+        </w:tc>
+        <w:tc>
+          <w:tcPr>
+            <w:tcW w:w="928" w:type="dxa"/>
+          </w:tcPr>
+          <w:p/>
+        </w:tc>
+      </w:tr>
+      <w:tr>
+        <w:tc>
+          <w:tcPr>
+            <w:tcW w:w="1402" w:type="dxa"/>
+          </w:tcPr>
+          <w:p>
+            <w:r>
+              <w:t>Préfecture du Doubs</w:t>
+            </w:r>
+          </w:p>
+        </w:tc>
+        <w:tc>
+          <w:tcPr>
+            <w:tcW w:w="2713" w:type="dxa"/>
+          </w:tcPr>
+          <w:p/>
+        </w:tc>
+        <w:tc>
+          <w:tcPr>
+            <w:tcW w:w="3813" w:type="dxa"/>
+          </w:tcPr>
+          <w:p/>
+        </w:tc>
+        <w:tc>
+          <w:tcPr>
+            <w:tcW w:w="928" w:type="dxa"/>
+          </w:tcPr>
+          <w:p/>
+        </w:tc>
+      </w:tr>
+      <w:tr>
+        <w:tc>
+          <w:tcPr>
+            <w:tcW w:w="1402" w:type="dxa"/>
+          </w:tcPr>
+          <w:p>
+            <w:r>
+              <w:t>Région Bourgogne Franche Comté</w:t>
+            </w:r>
+          </w:p>
+        </w:tc>
+        <w:tc>
+          <w:tcPr>
+            <w:tcW w:w="2713" w:type="dxa"/>
+          </w:tcPr>
+          <w:p/>
+        </w:tc>
+        <w:tc>
+          <w:tcPr>
+            <w:tcW w:w="3813" w:type="dxa"/>
+          </w:tcPr>
+          <w:p/>
+        </w:tc>
+        <w:tc>
+          <w:tcPr>
+            <w:tcW w:w="928" w:type="dxa"/>
+          </w:tcPr>
+          <w:p/>
+        </w:tc>
+      </w:tr>
+      <w:tr>
+        <w:tc>
+          <w:tcPr>
+            <w:tcW w:w="1402" w:type="dxa"/>
+          </w:tcPr>
+          <w:p>
+            <w:r>
+              <w:t>SARL VITAVIE</w:t>
+            </w:r>
+          </w:p>
+        </w:tc>
+        <w:tc>
+          <w:tcPr>
+            <w:tcW w:w="2713" w:type="dxa"/>
+          </w:tcPr>
+          <w:p/>
+        </w:tc>
+        <w:tc>
+          <w:tcPr>
+            <w:tcW w:w="3813" w:type="dxa"/>
+          </w:tcPr>
+          <w:p/>
+        </w:tc>
+        <w:tc>
+          <w:tcPr>
+            <w:tcW w:w="928" w:type="dxa"/>
+          </w:tcPr>
+          <w:p/>
+        </w:tc>
+      </w:tr>
+      <w:tr>
+        <w:tc>
+          <w:tcPr>
+            <w:tcW w:w="1402" w:type="dxa"/>
+          </w:tcPr>
+          <w:p>
+            <w:r>
+              <w:t>SAS VIX TECH France</w:t>
+            </w:r>
+          </w:p>
+        </w:tc>
+        <w:tc>
+          <w:tcPr>
+            <w:tcW w:w="2713" w:type="dxa"/>
+          </w:tcPr>
+          <w:p/>
+        </w:tc>
+        <w:tc>
+          <w:tcPr>
+            <w:tcW w:w="3813" w:type="dxa"/>
+          </w:tcPr>
+          <w:p/>
+        </w:tc>
+        <w:tc>
+          <w:tcPr>
+            <w:tcW w:w="928" w:type="dxa"/>
+          </w:tcPr>
+          <w:p/>
+        </w:tc>
+      </w:tr>
+      <w:tr>
+        <w:tc>
+          <w:tcPr>
+            <w:tcW w:w="1402" w:type="dxa"/>
+          </w:tcPr>
+          <w:p>
+            <w:r>
+              <w:lastRenderedPageBreak/>
+              <w:t>SCM Imagerie Médicale des Deux Princesses</w:t>
+            </w:r>
+          </w:p>
+        </w:tc>
+        <w:tc>
+          <w:tcPr>
+            <w:tcW w:w="2713" w:type="dxa"/>
+          </w:tcPr>
+          <w:p/>
+        </w:tc>
+        <w:tc>
+          <w:tcPr>
+            <w:tcW w:w="3813" w:type="dxa"/>
+          </w:tcPr>
+          <w:p/>
+        </w:tc>
+        <w:tc>
+          <w:tcPr>
+            <w:tcW w:w="928" w:type="dxa"/>
+          </w:tcPr>
+          <w:p/>
+        </w:tc>
+      </w:tr>
+      <w:tr>
+        <w:tc>
+          <w:tcPr>
+            <w:tcW w:w="1402" w:type="dxa"/>
+          </w:tcPr>
+          <w:p>
+            <w:r>
+              <w:t>Skin soft</w:t>
+            </w:r>
+          </w:p>
         </w:tc>
         <w:tc>
           <w:tcPr>
@@ -3717,6 +4238,155 @@
     </w:lvl>
   </w:abstractNum>
   <w:abstractNum w:abstractNumId="9" w15:restartNumberingAfterBreak="0">
+    <w:nsid w:val="1C9374EE"/>
+    <w:multiLevelType w:val="multilevel"/>
+    <w:tmpl w:val="586A6B62"/>
+    <w:lvl w:ilvl="0">
+      <w:start w:val="1"/>
+      <w:numFmt w:val="bullet"/>
+      <w:lvlText w:val=""/>
+      <w:lvlJc w:val="left"/>
+      <w:pPr>
+        <w:tabs>
+          <w:tab w:val="num" w:pos="720"/>
+        </w:tabs>
+        <w:ind w:left="720" w:hanging="360"/>
+      </w:pPr>
+      <w:rPr>
+        <w:rFonts w:ascii="Symbol" w:hAnsi="Symbol" w:hint="default"/>
+        <w:sz w:val="20"/>
+      </w:rPr>
+    </w:lvl>
+    <w:lvl w:ilvl="1" w:tentative="1">
+      <w:start w:val="1"/>
+      <w:numFmt w:val="bullet"/>
+      <w:lvlText w:val="o"/>
+      <w:lvlJc w:val="left"/>
+      <w:pPr>
+        <w:tabs>
+          <w:tab w:val="num" w:pos="1440"/>
+        </w:tabs>
+        <w:ind w:left="1440" w:hanging="360"/>
+      </w:pPr>
+      <w:rPr>
+        <w:rFonts w:ascii="Courier New" w:hAnsi="Courier New" w:hint="default"/>
+        <w:sz w:val="20"/>
+      </w:rPr>
+    </w:lvl>
+    <w:lvl w:ilvl="2" w:tentative="1">
+      <w:start w:val="1"/>
+      <w:numFmt w:val="bullet"/>
+      <w:lvlText w:val=""/>
+      <w:lvlJc w:val="left"/>
+      <w:pPr>
+        <w:tabs>
+          <w:tab w:val="num" w:pos="2160"/>
+        </w:tabs>
+        <w:ind w:left="2160" w:hanging="360"/>
+      </w:pPr>
+      <w:rPr>
+        <w:rFonts w:ascii="Wingdings" w:hAnsi="Wingdings" w:hint="default"/>
+        <w:sz w:val="20"/>
+      </w:rPr>
+    </w:lvl>
+    <w:lvl w:ilvl="3" w:tentative="1">
+      <w:start w:val="1"/>
+      <w:numFmt w:val="bullet"/>
+      <w:lvlText w:val=""/>
+      <w:lvlJc w:val="left"/>
+      <w:pPr>
+        <w:tabs>
+          <w:tab w:val="num" w:pos="2880"/>
+        </w:tabs>
+        <w:ind w:left="2880" w:hanging="360"/>
+      </w:pPr>
+      <w:rPr>
+        <w:rFonts w:ascii="Wingdings" w:hAnsi="Wingdings" w:hint="default"/>
+        <w:sz w:val="20"/>
+      </w:rPr>
+    </w:lvl>
+    <w:lvl w:ilvl="4" w:tentative="1">
+      <w:start w:val="1"/>
+      <w:numFmt w:val="bullet"/>
+      <w:lvlText w:val=""/>
+      <w:lvlJc w:val="left"/>
+      <w:pPr>
+        <w:tabs>
+          <w:tab w:val="num" w:pos="3600"/>
+        </w:tabs>
+        <w:ind w:left="3600" w:hanging="360"/>
+      </w:pPr>
+      <w:rPr>
+        <w:rFonts w:ascii="Wingdings" w:hAnsi="Wingdings" w:hint="default"/>
+        <w:sz w:val="20"/>
+      </w:rPr>
+    </w:lvl>
+    <w:lvl w:ilvl="5" w:tentative="1">
+      <w:start w:val="1"/>
+      <w:numFmt w:val="bullet"/>
+      <w:lvlText w:val=""/>
+      <w:lvlJc w:val="left"/>
+      <w:pPr>
+        <w:tabs>
+          <w:tab w:val="num" w:pos="4320"/>
+        </w:tabs>
+        <w:ind w:left="4320" w:hanging="360"/>
+      </w:pPr>
+      <w:rPr>
+        <w:rFonts w:ascii="Wingdings" w:hAnsi="Wingdings" w:hint="default"/>
+        <w:sz w:val="20"/>
+      </w:rPr>
+    </w:lvl>
+    <w:lvl w:ilvl="6" w:tentative="1">
+      <w:start w:val="1"/>
+      <w:numFmt w:val="bullet"/>
+      <w:lvlText w:val=""/>
+      <w:lvlJc w:val="left"/>
+      <w:pPr>
+        <w:tabs>
+          <w:tab w:val="num" w:pos="5040"/>
+        </w:tabs>
+        <w:ind w:left="5040" w:hanging="360"/>
+      </w:pPr>
+      <w:rPr>
+        <w:rFonts w:ascii="Wingdings" w:hAnsi="Wingdings" w:hint="default"/>
+        <w:sz w:val="20"/>
+      </w:rPr>
+    </w:lvl>
+    <w:lvl w:ilvl="7" w:tentative="1">
+      <w:start w:val="1"/>
+      <w:numFmt w:val="bullet"/>
+      <w:lvlText w:val=""/>
+      <w:lvlJc w:val="left"/>
+      <w:pPr>
+        <w:tabs>
+          <w:tab w:val="num" w:pos="5760"/>
+        </w:tabs>
+        <w:ind w:left="5760" w:hanging="360"/>
+      </w:pPr>
+      <w:rPr>
+        <w:rFonts w:ascii="Wingdings" w:hAnsi="Wingdings" w:hint="default"/>
+        <w:sz w:val="20"/>
+      </w:rPr>
+    </w:lvl>
+    <w:lvl w:ilvl="8" w:tentative="1">
+      <w:start w:val="1"/>
+      <w:numFmt w:val="bullet"/>
+      <w:lvlText w:val=""/>
+      <w:lvlJc w:val="left"/>
+      <w:pPr>
+        <w:tabs>
+          <w:tab w:val="num" w:pos="6480"/>
+        </w:tabs>
+        <w:ind w:left="6480" w:hanging="360"/>
+      </w:pPr>
+      <w:rPr>
+        <w:rFonts w:ascii="Wingdings" w:hAnsi="Wingdings" w:hint="default"/>
+        <w:sz w:val="20"/>
+      </w:rPr>
+    </w:lvl>
+  </w:abstractNum>
+  <w:abstractNum w:abstractNumId="10" w15:restartNumberingAfterBreak="0">
     <w:nsid w:val="59F31773"/>
     <w:multiLevelType w:val="multilevel"/>
     <w:tmpl w:val="9E66200C"/>
@@ -3893,6 +4563,9 @@
     <w:abstractNumId w:val="0"/>
   </w:num>
   <w:num w:numId="10" w16cid:durableId="1864247796">
+    <w:abstractNumId w:val="10"/>
+  </w:num>
+  <w:num w:numId="11" w16cid:durableId="2085758159">
     <w:abstractNumId w:val="9"/>
   </w:num>
 </w:numbering>

--- a/CEJM/BTS SIO 1/Recherche de stage/Liste entreprises.docx
+++ b/CEJM/BTS SIO 1/Recherche de stage/Liste entreprises.docx
@@ -89,7 +89,31 @@
               <w:t>Tel :</w:t>
             </w:r>
             <w:r>
-              <w:t xml:space="preserve"> 0637425561</w:t>
+              <w:t xml:space="preserve"> 06</w:t>
+            </w:r>
+            <w:r>
+              <w:t xml:space="preserve"> </w:t>
+            </w:r>
+            <w:r>
+              <w:t>37</w:t>
+            </w:r>
+            <w:r>
+              <w:t xml:space="preserve"> </w:t>
+            </w:r>
+            <w:r>
+              <w:t>42</w:t>
+            </w:r>
+            <w:r>
+              <w:t xml:space="preserve"> </w:t>
+            </w:r>
+            <w:r>
+              <w:t>55</w:t>
+            </w:r>
+            <w:r>
+              <w:t xml:space="preserve"> </w:t>
+            </w:r>
+            <w:r>
+              <w:t>61</w:t>
             </w:r>
           </w:p>
         </w:tc>
@@ -149,7 +173,31 @@
               <w:t>Tel :</w:t>
             </w:r>
             <w:r>
-              <w:t xml:space="preserve"> 0381802243</w:t>
+              <w:t xml:space="preserve"> 03</w:t>
+            </w:r>
+            <w:r>
+              <w:t xml:space="preserve"> </w:t>
+            </w:r>
+            <w:r>
+              <w:t>81</w:t>
+            </w:r>
+            <w:r>
+              <w:t xml:space="preserve"> </w:t>
+            </w:r>
+            <w:r>
+              <w:t>80</w:t>
+            </w:r>
+            <w:r>
+              <w:t xml:space="preserve"> </w:t>
+            </w:r>
+            <w:r>
+              <w:t>22</w:t>
+            </w:r>
+            <w:r>
+              <w:t xml:space="preserve"> </w:t>
+            </w:r>
+            <w:r>
+              <w:t>43</w:t>
             </w:r>
           </w:p>
         </w:tc>
@@ -212,7 +260,31 @@
               <w:t>Tel :</w:t>
             </w:r>
             <w:r>
-              <w:t xml:space="preserve"> 0339255050</w:t>
+              <w:t xml:space="preserve"> 03</w:t>
+            </w:r>
+            <w:r>
+              <w:t xml:space="preserve"> </w:t>
+            </w:r>
+            <w:r>
+              <w:t>39</w:t>
+            </w:r>
+            <w:r>
+              <w:t xml:space="preserve"> </w:t>
+            </w:r>
+            <w:r>
+              <w:t>25</w:t>
+            </w:r>
+            <w:r>
+              <w:t xml:space="preserve"> </w:t>
+            </w:r>
+            <w:r>
+              <w:t>50</w:t>
+            </w:r>
+            <w:r>
+              <w:t xml:space="preserve"> </w:t>
+            </w:r>
+            <w:r>
+              <w:t>50</w:t>
             </w:r>
           </w:p>
         </w:tc>
@@ -272,7 +344,31 @@
               <w:t>Tel :</w:t>
             </w:r>
             <w:r>
-              <w:t xml:space="preserve"> 0381253990</w:t>
+              <w:t xml:space="preserve"> 03</w:t>
+            </w:r>
+            <w:r>
+              <w:t xml:space="preserve"> </w:t>
+            </w:r>
+            <w:r>
+              <w:t>81</w:t>
+            </w:r>
+            <w:r>
+              <w:t xml:space="preserve"> </w:t>
+            </w:r>
+            <w:r>
+              <w:t>25</w:t>
+            </w:r>
+            <w:r>
+              <w:t xml:space="preserve"> </w:t>
+            </w:r>
+            <w:r>
+              <w:t>39</w:t>
+            </w:r>
+            <w:r>
+              <w:t xml:space="preserve"> </w:t>
+            </w:r>
+            <w:r>
+              <w:t>90</w:t>
             </w:r>
           </w:p>
         </w:tc>
@@ -332,7 +428,31 @@
               <w:t>Tel :</w:t>
             </w:r>
             <w:r>
-              <w:t xml:space="preserve"> 0678412887</w:t>
+              <w:t xml:space="preserve"> 06</w:t>
+            </w:r>
+            <w:r>
+              <w:t xml:space="preserve"> </w:t>
+            </w:r>
+            <w:r>
+              <w:t>78</w:t>
+            </w:r>
+            <w:r>
+              <w:t xml:space="preserve"> </w:t>
+            </w:r>
+            <w:r>
+              <w:t>41</w:t>
+            </w:r>
+            <w:r>
+              <w:t xml:space="preserve"> </w:t>
+            </w:r>
+            <w:r>
+              <w:t>28</w:t>
+            </w:r>
+            <w:r>
+              <w:t xml:space="preserve"> </w:t>
+            </w:r>
+            <w:r>
+              <w:t>87</w:t>
             </w:r>
           </w:p>
         </w:tc>
@@ -395,7 +515,31 @@
               <w:t>Tel :</w:t>
             </w:r>
             <w:r>
-              <w:t xml:space="preserve"> 0982610792</w:t>
+              <w:t xml:space="preserve"> 09</w:t>
+            </w:r>
+            <w:r>
+              <w:t xml:space="preserve"> </w:t>
+            </w:r>
+            <w:r>
+              <w:t>82</w:t>
+            </w:r>
+            <w:r>
+              <w:t xml:space="preserve"> </w:t>
+            </w:r>
+            <w:r>
+              <w:t>61</w:t>
+            </w:r>
+            <w:r>
+              <w:t xml:space="preserve"> </w:t>
+            </w:r>
+            <w:r>
+              <w:t>07</w:t>
+            </w:r>
+            <w:r>
+              <w:t xml:space="preserve"> </w:t>
+            </w:r>
+            <w:r>
+              <w:t>92</w:t>
             </w:r>
           </w:p>
         </w:tc>
@@ -456,7 +600,31 @@
               <w:t>Tel :</w:t>
             </w:r>
             <w:r>
-              <w:t xml:space="preserve"> 0984497234</w:t>
+              <w:t xml:space="preserve"> 09</w:t>
+            </w:r>
+            <w:r>
+              <w:t xml:space="preserve"> </w:t>
+            </w:r>
+            <w:r>
+              <w:t>84</w:t>
+            </w:r>
+            <w:r>
+              <w:t xml:space="preserve"> </w:t>
+            </w:r>
+            <w:r>
+              <w:t>49</w:t>
+            </w:r>
+            <w:r>
+              <w:t xml:space="preserve"> </w:t>
+            </w:r>
+            <w:r>
+              <w:t>72</w:t>
+            </w:r>
+            <w:r>
+              <w:t xml:space="preserve"> </w:t>
+            </w:r>
+            <w:r>
+              <w:t>34</w:t>
             </w:r>
           </w:p>
         </w:tc>
@@ -568,7 +736,31 @@
               <w:t>Tel :</w:t>
             </w:r>
             <w:r>
-              <w:t xml:space="preserve"> 0381809785</w:t>
+              <w:t xml:space="preserve"> 03</w:t>
+            </w:r>
+            <w:r>
+              <w:t xml:space="preserve"> </w:t>
+            </w:r>
+            <w:r>
+              <w:t>81</w:t>
+            </w:r>
+            <w:r>
+              <w:t xml:space="preserve"> </w:t>
+            </w:r>
+            <w:r>
+              <w:t>80</w:t>
+            </w:r>
+            <w:r>
+              <w:t xml:space="preserve"> </w:t>
+            </w:r>
+            <w:r>
+              <w:t>97</w:t>
+            </w:r>
+            <w:r>
+              <w:t xml:space="preserve"> </w:t>
+            </w:r>
+            <w:r>
+              <w:t>85</w:t>
             </w:r>
           </w:p>
         </w:tc>
@@ -622,13 +814,73 @@
               <w:rPr>
                 <w:lang w:val="en-US"/>
               </w:rPr>
-              <w:t>Tel :</w:t>
+              <w:t>Tel</w:t>
             </w:r>
             <w:r>
               <w:rPr>
                 <w:lang w:val="en-US"/>
               </w:rPr>
-              <w:t xml:space="preserve"> 0381531925</w:t>
+              <w:t xml:space="preserve"> </w:t>
+            </w:r>
+            <w:r>
+              <w:rPr>
+                <w:lang w:val="en-US"/>
+              </w:rPr>
+              <w:t>:</w:t>
+            </w:r>
+            <w:r>
+              <w:rPr>
+                <w:lang w:val="en-US"/>
+              </w:rPr>
+              <w:t xml:space="preserve"> 03</w:t>
+            </w:r>
+            <w:r>
+              <w:rPr>
+                <w:lang w:val="en-US"/>
+              </w:rPr>
+              <w:t xml:space="preserve"> </w:t>
+            </w:r>
+            <w:r>
+              <w:rPr>
+                <w:lang w:val="en-US"/>
+              </w:rPr>
+              <w:t>81</w:t>
+            </w:r>
+            <w:r>
+              <w:rPr>
+                <w:lang w:val="en-US"/>
+              </w:rPr>
+              <w:t xml:space="preserve"> </w:t>
+            </w:r>
+            <w:r>
+              <w:rPr>
+                <w:lang w:val="en-US"/>
+              </w:rPr>
+              <w:t>53</w:t>
+            </w:r>
+            <w:r>
+              <w:rPr>
+                <w:lang w:val="en-US"/>
+              </w:rPr>
+              <w:t xml:space="preserve"> </w:t>
+            </w:r>
+            <w:r>
+              <w:rPr>
+                <w:lang w:val="en-US"/>
+              </w:rPr>
+              <w:t>19</w:t>
+            </w:r>
+            <w:r>
+              <w:rPr>
+                <w:lang w:val="en-US"/>
+              </w:rPr>
+              <w:t xml:space="preserve"> </w:t>
+            </w:r>
+            <w:r>
+              <w:rPr>
+                <w:lang w:val="en-US"/>
+              </w:rPr>
+              <w:t>25</w:t>
             </w:r>
           </w:p>
         </w:tc>
@@ -683,7 +935,31 @@
               <w:t>Tel :</w:t>
             </w:r>
             <w:r>
-              <w:t xml:space="preserve"> 0969394060</w:t>
+              <w:t xml:space="preserve"> 09</w:t>
+            </w:r>
+            <w:r>
+              <w:t xml:space="preserve"> </w:t>
+            </w:r>
+            <w:r>
+              <w:t>69</w:t>
+            </w:r>
+            <w:r>
+              <w:t xml:space="preserve"> </w:t>
+            </w:r>
+            <w:r>
+              <w:t>39</w:t>
+            </w:r>
+            <w:r>
+              <w:t xml:space="preserve"> </w:t>
+            </w:r>
+            <w:r>
+              <w:t>40</w:t>
+            </w:r>
+            <w:r>
+              <w:t xml:space="preserve"> </w:t>
+            </w:r>
+            <w:r>
+              <w:t>60</w:t>
             </w:r>
           </w:p>
         </w:tc>
@@ -743,7 +1019,31 @@
               <w:t>Tel :</w:t>
             </w:r>
             <w:r>
-              <w:t xml:space="preserve"> 0381883179</w:t>
+              <w:t xml:space="preserve"> 03</w:t>
+            </w:r>
+            <w:r>
+              <w:t xml:space="preserve"> </w:t>
+            </w:r>
+            <w:r>
+              <w:t>81</w:t>
+            </w:r>
+            <w:r>
+              <w:t xml:space="preserve"> </w:t>
+            </w:r>
+            <w:r>
+              <w:t>88</w:t>
+            </w:r>
+            <w:r>
+              <w:t xml:space="preserve"> </w:t>
+            </w:r>
+            <w:r>
+              <w:t>31</w:t>
+            </w:r>
+            <w:r>
+              <w:t xml:space="preserve"> </w:t>
+            </w:r>
+            <w:r>
+              <w:t>79</w:t>
             </w:r>
           </w:p>
         </w:tc>
@@ -794,7 +1094,31 @@
               <w:t>Tel :</w:t>
             </w:r>
             <w:r>
-              <w:t xml:space="preserve"> 0381616907</w:t>
+              <w:t xml:space="preserve"> 03</w:t>
+            </w:r>
+            <w:r>
+              <w:t xml:space="preserve"> </w:t>
+            </w:r>
+            <w:r>
+              <w:t>81</w:t>
+            </w:r>
+            <w:r>
+              <w:t xml:space="preserve"> </w:t>
+            </w:r>
+            <w:r>
+              <w:t>61</w:t>
+            </w:r>
+            <w:r>
+              <w:t xml:space="preserve"> </w:t>
+            </w:r>
+            <w:r>
+              <w:t>69</w:t>
+            </w:r>
+            <w:r>
+              <w:t xml:space="preserve"> </w:t>
+            </w:r>
+            <w:r>
+              <w:t>07</w:t>
             </w:r>
           </w:p>
         </w:tc>
@@ -865,7 +1189,31 @@
               <w:t>Tel :</w:t>
             </w:r>
             <w:r>
-              <w:t xml:space="preserve"> 0662438225</w:t>
+              <w:t xml:space="preserve"> 06</w:t>
+            </w:r>
+            <w:r>
+              <w:t xml:space="preserve"> </w:t>
+            </w:r>
+            <w:r>
+              <w:t>62</w:t>
+            </w:r>
+            <w:r>
+              <w:t xml:space="preserve"> </w:t>
+            </w:r>
+            <w:r>
+              <w:t>43</w:t>
+            </w:r>
+            <w:r>
+              <w:t xml:space="preserve"> </w:t>
+            </w:r>
+            <w:r>
+              <w:t>82</w:t>
+            </w:r>
+            <w:r>
+              <w:t xml:space="preserve"> </w:t>
+            </w:r>
+            <w:r>
+              <w:t>25</w:t>
             </w:r>
           </w:p>
         </w:tc>
@@ -925,7 +1273,31 @@
               <w:t>Tel :</w:t>
             </w:r>
             <w:r>
-              <w:t xml:space="preserve"> 0970721234</w:t>
+              <w:t xml:space="preserve"> 09</w:t>
+            </w:r>
+            <w:r>
+              <w:t xml:space="preserve"> </w:t>
+            </w:r>
+            <w:r>
+              <w:t>70</w:t>
+            </w:r>
+            <w:r>
+              <w:t xml:space="preserve"> </w:t>
+            </w:r>
+            <w:r>
+              <w:t>72</w:t>
+            </w:r>
+            <w:r>
+              <w:t xml:space="preserve"> </w:t>
+            </w:r>
+            <w:r>
+              <w:t>12</w:t>
+            </w:r>
+            <w:r>
+              <w:t xml:space="preserve"> </w:t>
+            </w:r>
+            <w:r>
+              <w:t>34</w:t>
             </w:r>
           </w:p>
         </w:tc>
@@ -977,7 +1349,31 @@
               <w:t>Tel :</w:t>
             </w:r>
             <w:r>
-              <w:t xml:space="preserve"> 0381401070</w:t>
+              <w:t xml:space="preserve"> 03</w:t>
+            </w:r>
+            <w:r>
+              <w:t xml:space="preserve"> </w:t>
+            </w:r>
+            <w:r>
+              <w:t>81</w:t>
+            </w:r>
+            <w:r>
+              <w:t xml:space="preserve"> </w:t>
+            </w:r>
+            <w:r>
+              <w:t>40</w:t>
+            </w:r>
+            <w:r>
+              <w:t xml:space="preserve"> </w:t>
+            </w:r>
+            <w:r>
+              <w:t>10</w:t>
+            </w:r>
+            <w:r>
+              <w:t xml:space="preserve"> </w:t>
+            </w:r>
+            <w:r>
+              <w:t>70</w:t>
             </w:r>
           </w:p>
         </w:tc>
@@ -1032,7 +1428,31 @@
               <w:t>Tel :</w:t>
             </w:r>
             <w:r>
-              <w:t xml:space="preserve"> 0381885454</w:t>
+              <w:t xml:space="preserve"> 03</w:t>
+            </w:r>
+            <w:r>
+              <w:t xml:space="preserve"> </w:t>
+            </w:r>
+            <w:r>
+              <w:t>81</w:t>
+            </w:r>
+            <w:r>
+              <w:t xml:space="preserve"> </w:t>
+            </w:r>
+            <w:r>
+              <w:t>88</w:t>
+            </w:r>
+            <w:r>
+              <w:t xml:space="preserve"> </w:t>
+            </w:r>
+            <w:r>
+              <w:t>54</w:t>
+            </w:r>
+            <w:r>
+              <w:t xml:space="preserve"> </w:t>
+            </w:r>
+            <w:r>
+              <w:t>54</w:t>
             </w:r>
           </w:p>
         </w:tc>
@@ -1095,7 +1515,31 @@
               <w:t>Tel :</w:t>
             </w:r>
             <w:r>
-              <w:t xml:space="preserve"> 0339250543</w:t>
+              <w:t xml:space="preserve"> 03</w:t>
+            </w:r>
+            <w:r>
+              <w:t xml:space="preserve"> </w:t>
+            </w:r>
+            <w:r>
+              <w:t>39</w:t>
+            </w:r>
+            <w:r>
+              <w:t xml:space="preserve"> </w:t>
+            </w:r>
+            <w:r>
+              <w:t>25</w:t>
+            </w:r>
+            <w:r>
+              <w:t xml:space="preserve"> </w:t>
+            </w:r>
+            <w:r>
+              <w:t>05</w:t>
+            </w:r>
+            <w:r>
+              <w:t xml:space="preserve"> </w:t>
+            </w:r>
+            <w:r>
+              <w:t>43</w:t>
             </w:r>
           </w:p>
         </w:tc>
@@ -1146,7 +1590,31 @@
               <w:t>Tel :</w:t>
             </w:r>
             <w:r>
-              <w:t xml:space="preserve"> 0381665310</w:t>
+              <w:t xml:space="preserve"> 03</w:t>
+            </w:r>
+            <w:r>
+              <w:t xml:space="preserve"> </w:t>
+            </w:r>
+            <w:r>
+              <w:t>81</w:t>
+            </w:r>
+            <w:r>
+              <w:t xml:space="preserve"> </w:t>
+            </w:r>
+            <w:r>
+              <w:t>66</w:t>
+            </w:r>
+            <w:r>
+              <w:t xml:space="preserve"> </w:t>
+            </w:r>
+            <w:r>
+              <w:t>53</w:t>
+            </w:r>
+            <w:r>
+              <w:t xml:space="preserve"> </w:t>
+            </w:r>
+            <w:r>
+              <w:t>10</w:t>
             </w:r>
           </w:p>
         </w:tc>
@@ -1201,7 +1669,31 @@
               <w:t>Tel :</w:t>
             </w:r>
             <w:r>
-              <w:t xml:space="preserve"> 0381665200</w:t>
+              <w:t xml:space="preserve"> 03</w:t>
+            </w:r>
+            <w:r>
+              <w:t xml:space="preserve"> </w:t>
+            </w:r>
+            <w:r>
+              <w:t>81</w:t>
+            </w:r>
+            <w:r>
+              <w:t xml:space="preserve"> </w:t>
+            </w:r>
+            <w:r>
+              <w:t>66</w:t>
+            </w:r>
+            <w:r>
+              <w:t xml:space="preserve"> </w:t>
+            </w:r>
+            <w:r>
+              <w:t>52</w:t>
+            </w:r>
+            <w:r>
+              <w:t xml:space="preserve"> </w:t>
+            </w:r>
+            <w:r>
+              <w:t>00</w:t>
             </w:r>
           </w:p>
         </w:tc>
@@ -1270,7 +1762,31 @@
               <w:t>Tel :</w:t>
             </w:r>
             <w:r>
-              <w:t xml:space="preserve"> 0381615050</w:t>
+              <w:t xml:space="preserve"> 03</w:t>
+            </w:r>
+            <w:r>
+              <w:t xml:space="preserve"> </w:t>
+            </w:r>
+            <w:r>
+              <w:t>81</w:t>
+            </w:r>
+            <w:r>
+              <w:t xml:space="preserve"> </w:t>
+            </w:r>
+            <w:r>
+              <w:t>61</w:t>
+            </w:r>
+            <w:r>
+              <w:t xml:space="preserve"> </w:t>
+            </w:r>
+            <w:r>
+              <w:t>50</w:t>
+            </w:r>
+            <w:r>
+              <w:t xml:space="preserve"> </w:t>
+            </w:r>
+            <w:r>
+              <w:t>50</w:t>
             </w:r>
           </w:p>
         </w:tc>
@@ -1321,7 +1837,31 @@
               <w:t>Tel :</w:t>
             </w:r>
             <w:r>
-              <w:t xml:space="preserve"> 0381668166</w:t>
+              <w:t xml:space="preserve"> 03</w:t>
+            </w:r>
+            <w:r>
+              <w:t xml:space="preserve"> </w:t>
+            </w:r>
+            <w:r>
+              <w:t>81</w:t>
+            </w:r>
+            <w:r>
+              <w:t xml:space="preserve"> </w:t>
+            </w:r>
+            <w:r>
+              <w:t>66</w:t>
+            </w:r>
+            <w:r>
+              <w:t xml:space="preserve"> </w:t>
+            </w:r>
+            <w:r>
+              <w:t>81</w:t>
+            </w:r>
+            <w:r>
+              <w:t xml:space="preserve"> </w:t>
+            </w:r>
+            <w:r>
+              <w:t>66</w:t>
             </w:r>
           </w:p>
         </w:tc>
@@ -1380,7 +1920,31 @@
               <w:t>Tel :</w:t>
             </w:r>
             <w:r>
-              <w:t xml:space="preserve"> 0381489841</w:t>
+              <w:t xml:space="preserve"> 03</w:t>
+            </w:r>
+            <w:r>
+              <w:t xml:space="preserve"> </w:t>
+            </w:r>
+            <w:r>
+              <w:t>81</w:t>
+            </w:r>
+            <w:r>
+              <w:t xml:space="preserve"> </w:t>
+            </w:r>
+            <w:r>
+              <w:t>48</w:t>
+            </w:r>
+            <w:r>
+              <w:t xml:space="preserve"> </w:t>
+            </w:r>
+            <w:r>
+              <w:t>98</w:t>
+            </w:r>
+            <w:r>
+              <w:t xml:space="preserve"> </w:t>
+            </w:r>
+            <w:r>
+              <w:t>41</w:t>
             </w:r>
           </w:p>
         </w:tc>
@@ -1440,7 +2004,31 @@
               <w:t>Tel :</w:t>
             </w:r>
             <w:r>
-              <w:t xml:space="preserve"> 0956299770</w:t>
+              <w:t xml:space="preserve"> 09</w:t>
+            </w:r>
+            <w:r>
+              <w:t xml:space="preserve"> </w:t>
+            </w:r>
+            <w:r>
+              <w:t>56</w:t>
+            </w:r>
+            <w:r>
+              <w:t xml:space="preserve"> </w:t>
+            </w:r>
+            <w:r>
+              <w:t>29</w:t>
+            </w:r>
+            <w:r>
+              <w:t xml:space="preserve"> </w:t>
+            </w:r>
+            <w:r>
+              <w:t>97</w:t>
+            </w:r>
+            <w:r>
+              <w:t xml:space="preserve"> </w:t>
+            </w:r>
+            <w:r>
+              <w:t>70</w:t>
             </w:r>
           </w:p>
         </w:tc>
@@ -1504,7 +2092,31 @@
               <w:t>Tel :</w:t>
             </w:r>
             <w:r>
-              <w:t xml:space="preserve"> 0769693384</w:t>
+              <w:t xml:space="preserve"> 07</w:t>
+            </w:r>
+            <w:r>
+              <w:t xml:space="preserve"> </w:t>
+            </w:r>
+            <w:r>
+              <w:t>69</w:t>
+            </w:r>
+            <w:r>
+              <w:t xml:space="preserve"> </w:t>
+            </w:r>
+            <w:r>
+              <w:t>69</w:t>
+            </w:r>
+            <w:r>
+              <w:t xml:space="preserve"> </w:t>
+            </w:r>
+            <w:r>
+              <w:t>33</w:t>
+            </w:r>
+            <w:r>
+              <w:t xml:space="preserve"> </w:t>
+            </w:r>
+            <w:r>
+              <w:t>84</w:t>
             </w:r>
           </w:p>
         </w:tc>
@@ -3122,9 +3734,6 @@
               <w:t>03 81 82</w:t>
             </w:r>
             <w:r>
-              <w:rPr>
-                <w:rStyle w:val="Lienhypertexte"/>
-              </w:rPr>
               <w:t xml:space="preserve"> </w:t>
             </w:r>
             <w:r>
@@ -3646,7 +4255,31 @@
               <w:t>Tel :</w:t>
             </w:r>
             <w:r>
-              <w:t xml:space="preserve"> 0381882626</w:t>
+              <w:t xml:space="preserve"> 03</w:t>
+            </w:r>
+            <w:r>
+              <w:t xml:space="preserve"> </w:t>
+            </w:r>
+            <w:r>
+              <w:t>81</w:t>
+            </w:r>
+            <w:r>
+              <w:t xml:space="preserve"> </w:t>
+            </w:r>
+            <w:r>
+              <w:t>88</w:t>
+            </w:r>
+            <w:r>
+              <w:t xml:space="preserve"> </w:t>
+            </w:r>
+            <w:r>
+              <w:t>26</w:t>
+            </w:r>
+            <w:r>
+              <w:t xml:space="preserve"> </w:t>
+            </w:r>
+            <w:r>
+              <w:t>26</w:t>
             </w:r>
           </w:p>
         </w:tc>
@@ -3848,7 +4481,13 @@
           </w:tcPr>
           <w:p>
             <w:r>
-              <w:t>Pandachi – COOPILOTE</w:t>
+              <w:t>Pandachi</w:t>
+            </w:r>
+            <w:r>
+              <w:t xml:space="preserve"> </w:t>
+            </w:r>
+            <w:r>
+              <w:t>COOPILOTE</w:t>
             </w:r>
           </w:p>
         </w:tc>
@@ -3856,13 +4495,57 @@
           <w:tcPr>
             <w:tcW w:w="2713" w:type="dxa"/>
           </w:tcPr>
-          <w:p/>
+          <w:p>
+            <w:r>
+              <w:t>Rue Battant 104b</w:t>
+            </w:r>
+            <w:r>
+              <w:br/>
+              <w:t>25000 Besançon</w:t>
+            </w:r>
+          </w:p>
+          <w:p>
+            <w:r>
+              <w:t>Tel : 0</w:t>
+            </w:r>
+            <w:r>
+              <w:t>6</w:t>
+            </w:r>
+            <w:r>
+              <w:t xml:space="preserve"> </w:t>
+            </w:r>
+            <w:r>
+              <w:t>28</w:t>
+            </w:r>
+            <w:r>
+              <w:t xml:space="preserve"> </w:t>
+            </w:r>
+            <w:r>
+              <w:t>95</w:t>
+            </w:r>
+            <w:r>
+              <w:t xml:space="preserve"> </w:t>
+            </w:r>
+            <w:r>
+              <w:t>36</w:t>
+            </w:r>
+            <w:r>
+              <w:t xml:space="preserve"> </w:t>
+            </w:r>
+            <w:r>
+              <w:t>64</w:t>
+            </w:r>
+          </w:p>
         </w:tc>
         <w:tc>
           <w:tcPr>
             <w:tcW w:w="3813" w:type="dxa"/>
           </w:tcPr>
-          <w:p/>
+          <w:p>
+            <w:r>
+              <w:t>https://www.panda-chi.io/</w:t>
+            </w:r>
+          </w:p>
         </w:tc>
         <w:tc>
           <w:tcPr>
@@ -3886,19 +4569,63 @@
           <w:tcPr>
             <w:tcW w:w="2713" w:type="dxa"/>
           </w:tcPr>
-          <w:p/>
+          <w:p>
+            <w:r>
+              <w:t>8 bis, rue Charles-Nodier</w:t>
+            </w:r>
+            <w:r>
+              <w:t xml:space="preserve"> </w:t>
+            </w:r>
+            <w:r>
+              <w:t>250</w:t>
+            </w:r>
+            <w:r>
+              <w:t>00</w:t>
+            </w:r>
+            <w:r>
+              <w:t> Besançon</w:t>
+            </w:r>
+          </w:p>
+          <w:p>
+            <w:r>
+              <w:t xml:space="preserve">Email : </w:t>
+            </w:r>
+            <w:r>
+              <w:t>pref</w:t>
+            </w:r>
+            <w:r>
+              <w:t>-</w:t>
+            </w:r>
+            <w:r>
+              <w:t>courrier</w:t>
+            </w:r>
+            <w:r>
+              <w:t>@</w:t>
+            </w:r>
+            <w:r>
+              <w:t>doubs.gouv.fr</w:t>
+            </w:r>
+          </w:p>
         </w:tc>
         <w:tc>
           <w:tcPr>
             <w:tcW w:w="3813" w:type="dxa"/>
           </w:tcPr>
-          <w:p/>
+          <w:p>
+            <w:r>
+              <w:t>https://www.doubs.gouv.fr/</w:t>
+            </w:r>
+          </w:p>
         </w:tc>
         <w:tc>
           <w:tcPr>
             <w:tcW w:w="928" w:type="dxa"/>
           </w:tcPr>
-          <w:p/>
+          <w:p>
+            <w:r>
+              <w:t>Envoyé</w:t>
+            </w:r>
+          </w:p>
         </w:tc>
       </w:tr>
       <w:tr>
@@ -3916,19 +4643,49 @@
           <w:tcPr>
             <w:tcW w:w="2713" w:type="dxa"/>
           </w:tcPr>
-          <w:p/>
+          <w:p>
+            <w:r>
+              <w:t>4 sq Castan,</w:t>
+            </w:r>
+            <w:r>
+              <w:br/>
+              <w:t>250</w:t>
+            </w:r>
+            <w:r>
+              <w:t>00</w:t>
+            </w:r>
+            <w:r>
+              <w:t xml:space="preserve"> BESANCON</w:t>
+            </w:r>
+          </w:p>
+          <w:p>
+            <w:r>
+              <w:t xml:space="preserve">Tel </w:t>
+            </w:r>
+            <w:r>
+              <w:t>: 09 70 28 90 00</w:t>
+            </w:r>
+          </w:p>
         </w:tc>
         <w:tc>
           <w:tcPr>
             <w:tcW w:w="3813" w:type="dxa"/>
           </w:tcPr>
-          <w:p/>
+          <w:p>
+            <w:r>
+              <w:t>https://www.bourgognefranchecomte.fr/</w:t>
+            </w:r>
+          </w:p>
         </w:tc>
         <w:tc>
           <w:tcPr>
             <w:tcW w:w="928" w:type="dxa"/>
           </w:tcPr>
-          <w:p/>
+          <w:p>
+            <w:r>
+              <w:t>Envoyé</w:t>
+            </w:r>
+          </w:p>
         </w:tc>
       </w:tr>
       <w:tr>
@@ -3938,7 +4695,11 @@
           </w:tcPr>
           <w:p>
             <w:r>
-              <w:t>SARL VITAVIE</w:t>
+              <w:t xml:space="preserve">SARL </w:t>
+            </w:r>
+            <w:r>
+              <w:lastRenderedPageBreak/>
+              <w:t>VITAVIE</w:t>
             </w:r>
           </w:p>
         </w:tc>
@@ -3946,7 +4707,16 @@
           <w:tcPr>
             <w:tcW w:w="2713" w:type="dxa"/>
           </w:tcPr>
-          <w:p/>
+          <w:p>
+            <w:r>
+              <w:lastRenderedPageBreak/>
+              <w:t xml:space="preserve">26 A RUE DE LA REPUBLIQUE 25000 </w:t>
+            </w:r>
+            <w:r>
+              <w:lastRenderedPageBreak/>
+              <w:t>BESANCON</w:t>
+            </w:r>
+          </w:p>
         </w:tc>
         <w:tc>
           <w:tcPr>
@@ -3976,7 +4746,11 @@
           <w:tcPr>
             <w:tcW w:w="2713" w:type="dxa"/>
           </w:tcPr>
-          <w:p/>
+          <w:p>
+            <w:r>
+              <w:t>12 RUE DE FRANCHE-COMTE 25480 ECOLE-VALENTIN</w:t>
+            </w:r>
+          </w:p>
         </w:tc>
         <w:tc>
           <w:tcPr>
@@ -3998,7 +4772,6 @@
           </w:tcPr>
           <w:p>
             <w:r>
-              <w:lastRenderedPageBreak/>
               <w:t>SCM Imagerie Médicale des Deux Princesses</w:t>
             </w:r>
           </w:p>
@@ -4007,19 +4780,40 @@
           <w:tcPr>
             <w:tcW w:w="2713" w:type="dxa"/>
           </w:tcPr>
-          <w:p/>
+          <w:p>
+            <w:r>
+              <w:t>4 Rue Madeleine Bres</w:t>
+            </w:r>
+            <w:r>
+              <w:br/>
+              <w:t>25000 Besancon</w:t>
+            </w:r>
+          </w:p>
+          <w:p>
+            <w:r>
+              <w:t>Tél : 03 81 52 43 39</w:t>
+            </w:r>
+          </w:p>
         </w:tc>
         <w:tc>
           <w:tcPr>
             <w:tcW w:w="3813" w:type="dxa"/>
           </w:tcPr>
-          <w:p/>
+          <w:p>
+            <w:r>
+              <w:t>https://laradiologie.com/</w:t>
+            </w:r>
+          </w:p>
         </w:tc>
         <w:tc>
           <w:tcPr>
             <w:tcW w:w="928" w:type="dxa"/>
           </w:tcPr>
-          <w:p/>
+          <w:p>
+            <w:r>
+              <w:t>Envoyé</w:t>
+            </w:r>
+          </w:p>
         </w:tc>
       </w:tr>
       <w:tr>
@@ -4030,6 +4824,478 @@
           <w:p>
             <w:r>
               <w:t>Skin soft</w:t>
+            </w:r>
+          </w:p>
+        </w:tc>
+        <w:tc>
+          <w:tcPr>
+            <w:tcW w:w="2713" w:type="dxa"/>
+          </w:tcPr>
+          <w:p>
+            <w:r>
+              <w:t>5 C Rue du Château Rose 5 B, 25000 Besançon</w:t>
+            </w:r>
+          </w:p>
+          <w:p>
+            <w:r>
+              <w:t>Tel : 0</w:t>
+            </w:r>
+            <w:r>
+              <w:t>9</w:t>
+            </w:r>
+            <w:r>
+              <w:t xml:space="preserve"> </w:t>
+            </w:r>
+            <w:r>
+              <w:t>52</w:t>
+            </w:r>
+            <w:r>
+              <w:t xml:space="preserve"> </w:t>
+            </w:r>
+            <w:r>
+              <w:t>42</w:t>
+            </w:r>
+            <w:r>
+              <w:t xml:space="preserve"> </w:t>
+            </w:r>
+            <w:r>
+              <w:t>30</w:t>
+            </w:r>
+            <w:r>
+              <w:t xml:space="preserve"> </w:t>
+            </w:r>
+            <w:r>
+              <w:t>38</w:t>
+            </w:r>
+          </w:p>
+        </w:tc>
+        <w:tc>
+          <w:tcPr>
+            <w:tcW w:w="3813" w:type="dxa"/>
+          </w:tcPr>
+          <w:p>
+            <w:r>
+              <w:t>https://www.skinsoft.org/fr</w:t>
+            </w:r>
+          </w:p>
+        </w:tc>
+        <w:tc>
+          <w:tcPr>
+            <w:tcW w:w="928" w:type="dxa"/>
+          </w:tcPr>
+          <w:p>
+            <w:r>
+              <w:t>Envoyé</w:t>
+            </w:r>
+          </w:p>
+        </w:tc>
+      </w:tr>
+      <w:tr>
+        <w:tc>
+          <w:tcPr>
+            <w:tcW w:w="1402" w:type="dxa"/>
+          </w:tcPr>
+          <w:p>
+            <w:r>
+              <w:t>Solidarité Doubs Handicap</w:t>
+            </w:r>
+          </w:p>
+        </w:tc>
+        <w:tc>
+          <w:tcPr>
+            <w:tcW w:w="2713" w:type="dxa"/>
+          </w:tcPr>
+          <w:p>
+            <w:r>
+              <w:t>10 Rue la Fayette, 25000 Besançon</w:t>
+            </w:r>
+          </w:p>
+          <w:p>
+            <w:r>
+              <w:t>Tel : 0</w:t>
+            </w:r>
+            <w:r>
+              <w:t>3</w:t>
+            </w:r>
+            <w:r>
+              <w:t xml:space="preserve"> </w:t>
+            </w:r>
+            <w:r>
+              <w:t>81</w:t>
+            </w:r>
+            <w:r>
+              <w:t xml:space="preserve"> </w:t>
+            </w:r>
+            <w:r>
+              <w:t>63</w:t>
+            </w:r>
+            <w:r>
+              <w:t xml:space="preserve"> </w:t>
+            </w:r>
+            <w:r>
+              <w:t>08</w:t>
+            </w:r>
+            <w:r>
+              <w:t xml:space="preserve"> </w:t>
+            </w:r>
+            <w:r>
+              <w:t>70</w:t>
+            </w:r>
+          </w:p>
+          <w:p>
+            <w:r>
+              <w:t xml:space="preserve">Email : </w:t>
+            </w:r>
+            <w:r>
+              <w:t>accueil@sdh-epsms.fr</w:t>
+            </w:r>
+          </w:p>
+        </w:tc>
+        <w:tc>
+          <w:tcPr>
+            <w:tcW w:w="3813" w:type="dxa"/>
+          </w:tcPr>
+          <w:p>
+            <w:r>
+              <w:t>https://sdh-epsms.fr/</w:t>
+            </w:r>
+          </w:p>
+        </w:tc>
+        <w:tc>
+          <w:tcPr>
+            <w:tcW w:w="928" w:type="dxa"/>
+          </w:tcPr>
+          <w:p/>
+        </w:tc>
+      </w:tr>
+      <w:tr>
+        <w:tc>
+          <w:tcPr>
+            <w:tcW w:w="1402" w:type="dxa"/>
+          </w:tcPr>
+          <w:p>
+            <w:r>
+              <w:t>Koredge</w:t>
+            </w:r>
+          </w:p>
+        </w:tc>
+        <w:tc>
+          <w:tcPr>
+            <w:tcW w:w="2713" w:type="dxa"/>
+          </w:tcPr>
+          <w:p>
+            <w:r>
+              <w:t>9 Rue Jacquard,</w:t>
+            </w:r>
+            <w:r>
+              <w:br/>
+              <w:t>25000 Besançon</w:t>
+            </w:r>
+          </w:p>
+          <w:p>
+            <w:r>
+              <w:t xml:space="preserve">Tel : </w:t>
+            </w:r>
+            <w:r>
+              <w:t>03 81 85 18 68</w:t>
+            </w:r>
+          </w:p>
+        </w:tc>
+        <w:tc>
+          <w:tcPr>
+            <w:tcW w:w="3813" w:type="dxa"/>
+          </w:tcPr>
+          <w:p>
+            <w:r>
+              <w:t>https://www.koredge.fr/</w:t>
+            </w:r>
+          </w:p>
+        </w:tc>
+        <w:tc>
+          <w:tcPr>
+            <w:tcW w:w="928" w:type="dxa"/>
+          </w:tcPr>
+          <w:p>
+            <w:r>
+              <w:t>Envoyé</w:t>
+            </w:r>
+          </w:p>
+        </w:tc>
+      </w:tr>
+      <w:tr>
+        <w:tc>
+          <w:tcPr>
+            <w:tcW w:w="1402" w:type="dxa"/>
+          </w:tcPr>
+          <w:p>
+            <w:r>
+              <w:t>ULTRADEV</w:t>
+            </w:r>
+          </w:p>
+        </w:tc>
+        <w:tc>
+          <w:tcPr>
+            <w:tcW w:w="2713" w:type="dxa"/>
+          </w:tcPr>
+          <w:p>
+            <w:r>
+              <w:t>8 rue Alfred Sancey, 25000 Besançon</w:t>
+            </w:r>
+          </w:p>
+          <w:p>
+            <w:r>
+              <w:t xml:space="preserve">Tel : </w:t>
+            </w:r>
+            <w:r>
+              <w:t>06 61 18 61 37</w:t>
+            </w:r>
+          </w:p>
+        </w:tc>
+        <w:tc>
+          <w:tcPr>
+            <w:tcW w:w="3813" w:type="dxa"/>
+          </w:tcPr>
+          <w:p/>
+        </w:tc>
+        <w:tc>
+          <w:tcPr>
+            <w:tcW w:w="928" w:type="dxa"/>
+          </w:tcPr>
+          <w:p/>
+        </w:tc>
+      </w:tr>
+      <w:tr>
+        <w:tc>
+          <w:tcPr>
+            <w:tcW w:w="1402" w:type="dxa"/>
+          </w:tcPr>
+          <w:p>
+            <w:r>
+              <w:t>Université de Franche-Comté – Centre de ressources</w:t>
+            </w:r>
+          </w:p>
+        </w:tc>
+        <w:tc>
+          <w:tcPr>
+            <w:tcW w:w="2713" w:type="dxa"/>
+          </w:tcPr>
+          <w:p>
+            <w:r>
+              <w:t>Pl. Saint-Jacques, 250</w:t>
+            </w:r>
+            <w:r>
+              <w:t>0</w:t>
+            </w:r>
+            <w:r>
+              <w:t>0 Besançon</w:t>
+            </w:r>
+          </w:p>
+          <w:p>
+            <w:r>
+              <w:t>Tel : 0</w:t>
+            </w:r>
+            <w:r>
+              <w:t>3</w:t>
+            </w:r>
+            <w:r>
+              <w:t xml:space="preserve"> </w:t>
+            </w:r>
+            <w:r>
+              <w:t>81</w:t>
+            </w:r>
+            <w:r>
+              <w:t xml:space="preserve"> </w:t>
+            </w:r>
+            <w:r>
+              <w:t>66</w:t>
+            </w:r>
+            <w:r>
+              <w:t xml:space="preserve"> </w:t>
+            </w:r>
+            <w:r>
+              <w:t>55</w:t>
+            </w:r>
+            <w:r>
+              <w:t xml:space="preserve"> </w:t>
+            </w:r>
+            <w:r>
+              <w:t>27</w:t>
+            </w:r>
+          </w:p>
+        </w:tc>
+        <w:tc>
+          <w:tcPr>
+            <w:tcW w:w="3813" w:type="dxa"/>
+          </w:tcPr>
+          <w:p>
+            <w:r>
+              <w:t>https://www.umlp.fr/</w:t>
+            </w:r>
+          </w:p>
+        </w:tc>
+        <w:tc>
+          <w:tcPr>
+            <w:tcW w:w="928" w:type="dxa"/>
+          </w:tcPr>
+          <w:p>
+            <w:r>
+              <w:t>Envoyé</w:t>
+            </w:r>
+          </w:p>
+        </w:tc>
+      </w:tr>
+      <w:tr>
+        <w:tc>
+          <w:tcPr>
+            <w:tcW w:w="1402" w:type="dxa"/>
+          </w:tcPr>
+          <w:p>
+            <w:r>
+              <w:t>WOOPLEE SAS</w:t>
+            </w:r>
+          </w:p>
+        </w:tc>
+        <w:tc>
+          <w:tcPr>
+            <w:tcW w:w="2713" w:type="dxa"/>
+          </w:tcPr>
+          <w:p>
+            <w:r>
+              <w:t>7 Rue Lavoisier, 25000 Besançon</w:t>
+            </w:r>
+          </w:p>
+          <w:p>
+            <w:r>
+              <w:t xml:space="preserve">Tel : </w:t>
+            </w:r>
+            <w:r>
+              <w:t>03 70 88 57 00</w:t>
+            </w:r>
+          </w:p>
+        </w:tc>
+        <w:tc>
+          <w:tcPr>
+            <w:tcW w:w="3813" w:type="dxa"/>
+          </w:tcPr>
+          <w:p>
+            <w:r>
+              <w:t>https://www.wooplee.fr/</w:t>
+            </w:r>
+          </w:p>
+        </w:tc>
+        <w:tc>
+          <w:tcPr>
+            <w:tcW w:w="928" w:type="dxa"/>
+          </w:tcPr>
+          <w:p>
+            <w:r>
+              <w:t>Envoyé</w:t>
+            </w:r>
+          </w:p>
+        </w:tc>
+      </w:tr>
+      <w:tr>
+        <w:tc>
+          <w:tcPr>
+            <w:tcW w:w="1402" w:type="dxa"/>
+          </w:tcPr>
+          <w:p>
+            <w:r>
+              <w:t xml:space="preserve">Mazars </w:t>
+            </w:r>
+            <w:r>
+              <w:lastRenderedPageBreak/>
+              <w:t>Besançon</w:t>
+            </w:r>
+          </w:p>
+        </w:tc>
+        <w:tc>
+          <w:tcPr>
+            <w:tcW w:w="2713" w:type="dxa"/>
+          </w:tcPr>
+          <w:p/>
+        </w:tc>
+        <w:tc>
+          <w:tcPr>
+            <w:tcW w:w="3813" w:type="dxa"/>
+          </w:tcPr>
+          <w:p/>
+        </w:tc>
+        <w:tc>
+          <w:tcPr>
+            <w:tcW w:w="928" w:type="dxa"/>
+          </w:tcPr>
+          <w:p/>
+        </w:tc>
+      </w:tr>
+      <w:tr>
+        <w:tc>
+          <w:tcPr>
+            <w:tcW w:w="1402" w:type="dxa"/>
+          </w:tcPr>
+          <w:p>
+            <w:r>
+              <w:t>INSTITUT UTINAM</w:t>
+            </w:r>
+          </w:p>
+        </w:tc>
+        <w:tc>
+          <w:tcPr>
+            <w:tcW w:w="2713" w:type="dxa"/>
+          </w:tcPr>
+          <w:p/>
+        </w:tc>
+        <w:tc>
+          <w:tcPr>
+            <w:tcW w:w="3813" w:type="dxa"/>
+          </w:tcPr>
+          <w:p/>
+        </w:tc>
+        <w:tc>
+          <w:tcPr>
+            <w:tcW w:w="928" w:type="dxa"/>
+          </w:tcPr>
+          <w:p/>
+        </w:tc>
+      </w:tr>
+      <w:tr>
+        <w:tc>
+          <w:tcPr>
+            <w:tcW w:w="1402" w:type="dxa"/>
+          </w:tcPr>
+          <w:p>
+            <w:r>
+              <w:t>Agence Splatsh</w:t>
+            </w:r>
+          </w:p>
+        </w:tc>
+        <w:tc>
+          <w:tcPr>
+            <w:tcW w:w="2713" w:type="dxa"/>
+          </w:tcPr>
+          <w:p/>
+        </w:tc>
+        <w:tc>
+          <w:tcPr>
+            <w:tcW w:w="3813" w:type="dxa"/>
+          </w:tcPr>
+          <w:p/>
+        </w:tc>
+        <w:tc>
+          <w:tcPr>
+            <w:tcW w:w="928" w:type="dxa"/>
+          </w:tcPr>
+          <w:p/>
+        </w:tc>
+      </w:tr>
+      <w:tr>
+        <w:tc>
+          <w:tcPr>
+            <w:tcW w:w="1402" w:type="dxa"/>
+          </w:tcPr>
+          <w:p>
+            <w:r>
+              <w:t>Établissement Français du Sang</w:t>
             </w:r>
           </w:p>
         </w:tc>

--- a/CEJM/BTS SIO 1/Recherche de stage/Liste entreprises.docx
+++ b/CEJM/BTS SIO 1/Recherche de stage/Liste entreprises.docx
@@ -16,15 +16,15 @@
         <w:tblLook w:val="04A0" w:firstRow="1" w:lastRow="0" w:firstColumn="1" w:lastColumn="0" w:noHBand="0" w:noVBand="1"/>
       </w:tblPr>
       <w:tblGrid>
-        <w:gridCol w:w="1402"/>
-        <w:gridCol w:w="2713"/>
-        <w:gridCol w:w="3813"/>
-        <w:gridCol w:w="928"/>
+        <w:gridCol w:w="1400"/>
+        <w:gridCol w:w="2724"/>
+        <w:gridCol w:w="3805"/>
+        <w:gridCol w:w="927"/>
       </w:tblGrid>
       <w:tr>
         <w:tc>
           <w:tcPr>
-            <w:tcW w:w="1402" w:type="dxa"/>
+            <w:tcW w:w="1400" w:type="dxa"/>
           </w:tcPr>
           <w:p>
             <w:r>
@@ -34,7 +34,7 @@
         </w:tc>
         <w:tc>
           <w:tcPr>
-            <w:tcW w:w="2713" w:type="dxa"/>
+            <w:tcW w:w="2724" w:type="dxa"/>
           </w:tcPr>
           <w:p>
             <w:r>
@@ -44,7 +44,7 @@
         </w:tc>
         <w:tc>
           <w:tcPr>
-            <w:tcW w:w="3813" w:type="dxa"/>
+            <w:tcW w:w="3805" w:type="dxa"/>
           </w:tcPr>
           <w:p>
             <w:r>
@@ -54,7 +54,7 @@
         </w:tc>
         <w:tc>
           <w:tcPr>
-            <w:tcW w:w="928" w:type="dxa"/>
+            <w:tcW w:w="927" w:type="dxa"/>
           </w:tcPr>
           <w:p>
             <w:r>
@@ -66,7 +66,7 @@
       <w:tr>
         <w:tc>
           <w:tcPr>
-            <w:tcW w:w="1402" w:type="dxa"/>
+            <w:tcW w:w="1400" w:type="dxa"/>
           </w:tcPr>
           <w:p>
             <w:r>
@@ -76,7 +76,7 @@
         </w:tc>
         <w:tc>
           <w:tcPr>
-            <w:tcW w:w="2713" w:type="dxa"/>
+            <w:tcW w:w="2724" w:type="dxa"/>
           </w:tcPr>
           <w:p>
             <w:r>
@@ -119,7 +119,7 @@
         </w:tc>
         <w:tc>
           <w:tcPr>
-            <w:tcW w:w="3813" w:type="dxa"/>
+            <w:tcW w:w="3805" w:type="dxa"/>
           </w:tcPr>
           <w:p>
             <w:r>
@@ -129,7 +129,7 @@
         </w:tc>
         <w:tc>
           <w:tcPr>
-            <w:tcW w:w="928" w:type="dxa"/>
+            <w:tcW w:w="927" w:type="dxa"/>
           </w:tcPr>
           <w:p>
             <w:r>
@@ -141,7 +141,7 @@
       <w:tr>
         <w:tc>
           <w:tcPr>
-            <w:tcW w:w="1402" w:type="dxa"/>
+            <w:tcW w:w="1400" w:type="dxa"/>
           </w:tcPr>
           <w:p>
             <w:r>
@@ -151,7 +151,7 @@
         </w:tc>
         <w:tc>
           <w:tcPr>
-            <w:tcW w:w="2713" w:type="dxa"/>
+            <w:tcW w:w="2724" w:type="dxa"/>
           </w:tcPr>
           <w:p>
             <w:r>
@@ -203,7 +203,7 @@
         </w:tc>
         <w:tc>
           <w:tcPr>
-            <w:tcW w:w="3813" w:type="dxa"/>
+            <w:tcW w:w="3805" w:type="dxa"/>
           </w:tcPr>
           <w:p>
             <w:r>
@@ -213,7 +213,7 @@
         </w:tc>
         <w:tc>
           <w:tcPr>
-            <w:tcW w:w="928" w:type="dxa"/>
+            <w:tcW w:w="927" w:type="dxa"/>
           </w:tcPr>
           <w:p>
             <w:r>
@@ -225,7 +225,7 @@
       <w:tr>
         <w:tc>
           <w:tcPr>
-            <w:tcW w:w="1402" w:type="dxa"/>
+            <w:tcW w:w="1400" w:type="dxa"/>
           </w:tcPr>
           <w:p>
             <w:r>
@@ -235,7 +235,7 @@
         </w:tc>
         <w:tc>
           <w:tcPr>
-            <w:tcW w:w="2713" w:type="dxa"/>
+            <w:tcW w:w="2724" w:type="dxa"/>
           </w:tcPr>
           <w:p>
             <w:r>
@@ -290,7 +290,7 @@
         </w:tc>
         <w:tc>
           <w:tcPr>
-            <w:tcW w:w="3813" w:type="dxa"/>
+            <w:tcW w:w="3805" w:type="dxa"/>
           </w:tcPr>
           <w:p>
             <w:r>
@@ -300,7 +300,7 @@
         </w:tc>
         <w:tc>
           <w:tcPr>
-            <w:tcW w:w="928" w:type="dxa"/>
+            <w:tcW w:w="927" w:type="dxa"/>
           </w:tcPr>
           <w:p>
             <w:r>
@@ -312,7 +312,7 @@
       <w:tr>
         <w:tc>
           <w:tcPr>
-            <w:tcW w:w="1402" w:type="dxa"/>
+            <w:tcW w:w="1400" w:type="dxa"/>
           </w:tcPr>
           <w:p>
             <w:r>
@@ -322,7 +322,7 @@
         </w:tc>
         <w:tc>
           <w:tcPr>
-            <w:tcW w:w="2713" w:type="dxa"/>
+            <w:tcW w:w="2724" w:type="dxa"/>
           </w:tcPr>
           <w:p>
             <w:r>
@@ -374,7 +374,7 @@
         </w:tc>
         <w:tc>
           <w:tcPr>
-            <w:tcW w:w="3813" w:type="dxa"/>
+            <w:tcW w:w="3805" w:type="dxa"/>
           </w:tcPr>
           <w:p>
             <w:r>
@@ -384,7 +384,7 @@
         </w:tc>
         <w:tc>
           <w:tcPr>
-            <w:tcW w:w="928" w:type="dxa"/>
+            <w:tcW w:w="927" w:type="dxa"/>
           </w:tcPr>
           <w:p>
             <w:r>
@@ -396,7 +396,7 @@
       <w:tr>
         <w:tc>
           <w:tcPr>
-            <w:tcW w:w="1402" w:type="dxa"/>
+            <w:tcW w:w="1400" w:type="dxa"/>
           </w:tcPr>
           <w:p>
             <w:r>
@@ -406,7 +406,7 @@
         </w:tc>
         <w:tc>
           <w:tcPr>
-            <w:tcW w:w="2713" w:type="dxa"/>
+            <w:tcW w:w="2724" w:type="dxa"/>
           </w:tcPr>
           <w:p>
             <w:r>
@@ -458,7 +458,7 @@
         </w:tc>
         <w:tc>
           <w:tcPr>
-            <w:tcW w:w="3813" w:type="dxa"/>
+            <w:tcW w:w="3805" w:type="dxa"/>
           </w:tcPr>
           <w:p>
             <w:r>
@@ -468,7 +468,7 @@
         </w:tc>
         <w:tc>
           <w:tcPr>
-            <w:tcW w:w="928" w:type="dxa"/>
+            <w:tcW w:w="927" w:type="dxa"/>
           </w:tcPr>
           <w:p>
             <w:r>
@@ -480,7 +480,7 @@
       <w:tr>
         <w:tc>
           <w:tcPr>
-            <w:tcW w:w="1402" w:type="dxa"/>
+            <w:tcW w:w="1400" w:type="dxa"/>
           </w:tcPr>
           <w:p>
             <w:r>
@@ -493,11 +493,19 @@
         </w:tc>
         <w:tc>
           <w:tcPr>
-            <w:tcW w:w="2713" w:type="dxa"/>
-          </w:tcPr>
-          <w:p>
-            <w:r>
-              <w:t>9 Rue des Chaprais, 25000 Besançon</w:t>
+            <w:tcW w:w="2724" w:type="dxa"/>
+          </w:tcPr>
+          <w:p>
+            <w:r>
+              <w:t xml:space="preserve">9 Rue des </w:t>
+            </w:r>
+            <w:proofErr w:type="spellStart"/>
+            <w:r>
+              <w:t>Chaprais</w:t>
+            </w:r>
+            <w:proofErr w:type="spellEnd"/>
+            <w:r>
+              <w:t>, 25000 Besançon</w:t>
             </w:r>
             <w:r>
               <w:br/>
@@ -545,7 +553,7 @@
         </w:tc>
         <w:tc>
           <w:tcPr>
-            <w:tcW w:w="3813" w:type="dxa"/>
+            <w:tcW w:w="3805" w:type="dxa"/>
           </w:tcPr>
           <w:p>
             <w:r>
@@ -555,7 +563,7 @@
         </w:tc>
         <w:tc>
           <w:tcPr>
-            <w:tcW w:w="928" w:type="dxa"/>
+            <w:tcW w:w="927" w:type="dxa"/>
           </w:tcPr>
           <w:p>
             <w:r>
@@ -567,7 +575,7 @@
       <w:tr>
         <w:tc>
           <w:tcPr>
-            <w:tcW w:w="1402" w:type="dxa"/>
+            <w:tcW w:w="1400" w:type="dxa"/>
           </w:tcPr>
           <w:p>
             <w:r>
@@ -577,7 +585,7 @@
         </w:tc>
         <w:tc>
           <w:tcPr>
-            <w:tcW w:w="2713" w:type="dxa"/>
+            <w:tcW w:w="2724" w:type="dxa"/>
           </w:tcPr>
           <w:p>
             <w:r>
@@ -630,7 +638,7 @@
         </w:tc>
         <w:tc>
           <w:tcPr>
-            <w:tcW w:w="3813" w:type="dxa"/>
+            <w:tcW w:w="3805" w:type="dxa"/>
           </w:tcPr>
           <w:p>
             <w:r>
@@ -641,7 +649,7 @@
         </w:tc>
         <w:tc>
           <w:tcPr>
-            <w:tcW w:w="928" w:type="dxa"/>
+            <w:tcW w:w="927" w:type="dxa"/>
           </w:tcPr>
           <w:p>
             <w:r>
@@ -653,7 +661,7 @@
       <w:tr>
         <w:tc>
           <w:tcPr>
-            <w:tcW w:w="1402" w:type="dxa"/>
+            <w:tcW w:w="1400" w:type="dxa"/>
           </w:tcPr>
           <w:p>
             <w:r>
@@ -663,11 +671,19 @@
         </w:tc>
         <w:tc>
           <w:tcPr>
-            <w:tcW w:w="2713" w:type="dxa"/>
-          </w:tcPr>
-          <w:p>
-            <w:r>
-              <w:t>2 G, avenue des Montboucons Temis, 25000 Besançon</w:t>
+            <w:tcW w:w="2724" w:type="dxa"/>
+          </w:tcPr>
+          <w:p>
+            <w:r>
+              <w:t xml:space="preserve">2 G, avenue des Montboucons </w:t>
+            </w:r>
+            <w:proofErr w:type="spellStart"/>
+            <w:r>
+              <w:t>Temis</w:t>
+            </w:r>
+            <w:proofErr w:type="spellEnd"/>
+            <w:r>
+              <w:t>, 25000 Besançon</w:t>
             </w:r>
             <w:r>
               <w:br/>
@@ -676,8 +692,13 @@
               <w:t>Email :</w:t>
             </w:r>
             <w:r>
-              <w:t xml:space="preserve"> info.fr@arkance.world</w:t>
-            </w:r>
+              <w:t xml:space="preserve"> </w:t>
+            </w:r>
+            <w:proofErr w:type="spellStart"/>
+            <w:r>
+              <w:t>info.fr@arkance.world</w:t>
+            </w:r>
+            <w:proofErr w:type="spellEnd"/>
             <w:r>
               <w:br/>
             </w:r>
@@ -691,7 +712,7 @@
         </w:tc>
         <w:tc>
           <w:tcPr>
-            <w:tcW w:w="3813" w:type="dxa"/>
+            <w:tcW w:w="3805" w:type="dxa"/>
           </w:tcPr>
           <w:p>
             <w:r>
@@ -701,7 +722,7 @@
         </w:tc>
         <w:tc>
           <w:tcPr>
-            <w:tcW w:w="928" w:type="dxa"/>
+            <w:tcW w:w="927" w:type="dxa"/>
           </w:tcPr>
           <w:p>
             <w:r>
@@ -713,7 +734,7 @@
       <w:tr>
         <w:tc>
           <w:tcPr>
-            <w:tcW w:w="1402" w:type="dxa"/>
+            <w:tcW w:w="1400" w:type="dxa"/>
           </w:tcPr>
           <w:p>
             <w:r>
@@ -723,7 +744,7 @@
         </w:tc>
         <w:tc>
           <w:tcPr>
-            <w:tcW w:w="2713" w:type="dxa"/>
+            <w:tcW w:w="2724" w:type="dxa"/>
           </w:tcPr>
           <w:p>
             <w:r>
@@ -766,13 +787,13 @@
         </w:tc>
         <w:tc>
           <w:tcPr>
-            <w:tcW w:w="3813" w:type="dxa"/>
+            <w:tcW w:w="3805" w:type="dxa"/>
           </w:tcPr>
           <w:p/>
         </w:tc>
         <w:tc>
           <w:tcPr>
-            <w:tcW w:w="928" w:type="dxa"/>
+            <w:tcW w:w="927" w:type="dxa"/>
           </w:tcPr>
           <w:p/>
         </w:tc>
@@ -780,7 +801,7 @@
       <w:tr>
         <w:tc>
           <w:tcPr>
-            <w:tcW w:w="1402" w:type="dxa"/>
+            <w:tcW w:w="1400" w:type="dxa"/>
           </w:tcPr>
           <w:p>
             <w:r>
@@ -790,7 +811,7 @@
         </w:tc>
         <w:tc>
           <w:tcPr>
-            <w:tcW w:w="2713" w:type="dxa"/>
+            <w:tcW w:w="2724" w:type="dxa"/>
           </w:tcPr>
           <w:p>
             <w:pPr>
@@ -802,14 +823,23 @@
               <w:rPr>
                 <w:lang w:val="en-US"/>
               </w:rPr>
-              <w:t>22 Rue Thomas Edison, 25000 Besançon</w:t>
-            </w:r>
+              <w:t xml:space="preserve">22 Rue Thomas Edison, 25000 </w:t>
+            </w:r>
+            <w:proofErr w:type="spellStart"/>
+            <w:r>
+              <w:rPr>
+                <w:lang w:val="en-US"/>
+              </w:rPr>
+              <w:t>Besançon</w:t>
+            </w:r>
+            <w:proofErr w:type="spellEnd"/>
             <w:r>
               <w:rPr>
                 <w:lang w:val="en-US"/>
               </w:rPr>
               <w:br/>
             </w:r>
+            <w:proofErr w:type="gramStart"/>
             <w:r>
               <w:rPr>
                 <w:lang w:val="en-US"/>
@@ -828,6 +858,7 @@
               </w:rPr>
               <w:t>:</w:t>
             </w:r>
+            <w:proofErr w:type="gramEnd"/>
             <w:r>
               <w:rPr>
                 <w:lang w:val="en-US"/>
@@ -886,7 +917,7 @@
         </w:tc>
         <w:tc>
           <w:tcPr>
-            <w:tcW w:w="3813" w:type="dxa"/>
+            <w:tcW w:w="3805" w:type="dxa"/>
           </w:tcPr>
           <w:p>
             <w:pPr>
@@ -898,7 +929,7 @@
         </w:tc>
         <w:tc>
           <w:tcPr>
-            <w:tcW w:w="928" w:type="dxa"/>
+            <w:tcW w:w="927" w:type="dxa"/>
           </w:tcPr>
           <w:p>
             <w:pPr>
@@ -912,7 +943,7 @@
       <w:tr>
         <w:tc>
           <w:tcPr>
-            <w:tcW w:w="1402" w:type="dxa"/>
+            <w:tcW w:w="1400" w:type="dxa"/>
           </w:tcPr>
           <w:p>
             <w:r>
@@ -922,7 +953,7 @@
         </w:tc>
         <w:tc>
           <w:tcPr>
-            <w:tcW w:w="2713" w:type="dxa"/>
+            <w:tcW w:w="2724" w:type="dxa"/>
           </w:tcPr>
           <w:p>
             <w:r>
@@ -965,7 +996,7 @@
         </w:tc>
         <w:tc>
           <w:tcPr>
-            <w:tcW w:w="3813" w:type="dxa"/>
+            <w:tcW w:w="3805" w:type="dxa"/>
           </w:tcPr>
           <w:p>
             <w:r>
@@ -975,7 +1006,7 @@
         </w:tc>
         <w:tc>
           <w:tcPr>
-            <w:tcW w:w="928" w:type="dxa"/>
+            <w:tcW w:w="927" w:type="dxa"/>
           </w:tcPr>
           <w:p>
             <w:r>
@@ -987,17 +1018,22 @@
       <w:tr>
         <w:tc>
           <w:tcPr>
-            <w:tcW w:w="1402" w:type="dxa"/>
-          </w:tcPr>
-          <w:p>
-            <w:r>
-              <w:t>Izyos l'informatique Durable</w:t>
-            </w:r>
-          </w:p>
-        </w:tc>
-        <w:tc>
-          <w:tcPr>
-            <w:tcW w:w="2713" w:type="dxa"/>
+            <w:tcW w:w="1400" w:type="dxa"/>
+          </w:tcPr>
+          <w:p>
+            <w:proofErr w:type="spellStart"/>
+            <w:r>
+              <w:t>Izyos</w:t>
+            </w:r>
+            <w:proofErr w:type="spellEnd"/>
+            <w:r>
+              <w:t xml:space="preserve"> l'informatique Durable</w:t>
+            </w:r>
+          </w:p>
+        </w:tc>
+        <w:tc>
+          <w:tcPr>
+            <w:tcW w:w="2724" w:type="dxa"/>
           </w:tcPr>
           <w:p>
             <w:r>
@@ -1049,7 +1085,7 @@
         </w:tc>
         <w:tc>
           <w:tcPr>
-            <w:tcW w:w="3813" w:type="dxa"/>
+            <w:tcW w:w="3805" w:type="dxa"/>
           </w:tcPr>
           <w:p>
             <w:r>
@@ -1059,7 +1095,7 @@
         </w:tc>
         <w:tc>
           <w:tcPr>
-            <w:tcW w:w="928" w:type="dxa"/>
+            <w:tcW w:w="927" w:type="dxa"/>
           </w:tcPr>
           <w:p>
             <w:r>
@@ -1071,7 +1107,7 @@
       <w:tr>
         <w:tc>
           <w:tcPr>
-            <w:tcW w:w="1402" w:type="dxa"/>
+            <w:tcW w:w="1400" w:type="dxa"/>
           </w:tcPr>
           <w:p>
             <w:r>
@@ -1081,11 +1117,19 @@
         </w:tc>
         <w:tc>
           <w:tcPr>
-            <w:tcW w:w="2713" w:type="dxa"/>
-          </w:tcPr>
-          <w:p>
-            <w:r>
-              <w:t>1 Rue du Baron Daclin, 25000 Besançon</w:t>
+            <w:tcW w:w="2724" w:type="dxa"/>
+          </w:tcPr>
+          <w:p>
+            <w:r>
+              <w:t xml:space="preserve">1 Rue du Baron </w:t>
+            </w:r>
+            <w:proofErr w:type="spellStart"/>
+            <w:r>
+              <w:t>Daclin</w:t>
+            </w:r>
+            <w:proofErr w:type="spellEnd"/>
+            <w:r>
+              <w:t>, 25000 Besançon</w:t>
             </w:r>
             <w:r>
               <w:br/>
@@ -1124,7 +1168,7 @@
         </w:tc>
         <w:tc>
           <w:tcPr>
-            <w:tcW w:w="3813" w:type="dxa"/>
+            <w:tcW w:w="3805" w:type="dxa"/>
           </w:tcPr>
           <w:p>
             <w:r>
@@ -1134,7 +1178,7 @@
         </w:tc>
         <w:tc>
           <w:tcPr>
-            <w:tcW w:w="928" w:type="dxa"/>
+            <w:tcW w:w="927" w:type="dxa"/>
           </w:tcPr>
           <w:p/>
         </w:tc>
@@ -1142,7 +1186,7 @@
       <w:tr>
         <w:tc>
           <w:tcPr>
-            <w:tcW w:w="1402" w:type="dxa"/>
+            <w:tcW w:w="1400" w:type="dxa"/>
           </w:tcPr>
           <w:p>
             <w:r>
@@ -1152,7 +1196,7 @@
         </w:tc>
         <w:tc>
           <w:tcPr>
-            <w:tcW w:w="2713" w:type="dxa"/>
+            <w:tcW w:w="2724" w:type="dxa"/>
           </w:tcPr>
           <w:p>
             <w:r>
@@ -1219,7 +1263,7 @@
         </w:tc>
         <w:tc>
           <w:tcPr>
-            <w:tcW w:w="3813" w:type="dxa"/>
+            <w:tcW w:w="3805" w:type="dxa"/>
           </w:tcPr>
           <w:p>
             <w:r>
@@ -1229,7 +1273,7 @@
         </w:tc>
         <w:tc>
           <w:tcPr>
-            <w:tcW w:w="928" w:type="dxa"/>
+            <w:tcW w:w="927" w:type="dxa"/>
           </w:tcPr>
           <w:p>
             <w:r>
@@ -1241,7 +1285,7 @@
       <w:tr>
         <w:tc>
           <w:tcPr>
-            <w:tcW w:w="1402" w:type="dxa"/>
+            <w:tcW w:w="1400" w:type="dxa"/>
           </w:tcPr>
           <w:p>
             <w:r>
@@ -1251,7 +1295,7 @@
         </w:tc>
         <w:tc>
           <w:tcPr>
-            <w:tcW w:w="2713" w:type="dxa"/>
+            <w:tcW w:w="2724" w:type="dxa"/>
           </w:tcPr>
           <w:p>
             <w:r>
@@ -1303,7 +1347,7 @@
         </w:tc>
         <w:tc>
           <w:tcPr>
-            <w:tcW w:w="3813" w:type="dxa"/>
+            <w:tcW w:w="3805" w:type="dxa"/>
           </w:tcPr>
           <w:p>
             <w:r>
@@ -1313,7 +1357,7 @@
         </w:tc>
         <w:tc>
           <w:tcPr>
-            <w:tcW w:w="928" w:type="dxa"/>
+            <w:tcW w:w="927" w:type="dxa"/>
           </w:tcPr>
           <w:p>
             <w:r>
@@ -1325,7 +1369,7 @@
       <w:tr>
         <w:tc>
           <w:tcPr>
-            <w:tcW w:w="1402" w:type="dxa"/>
+            <w:tcW w:w="1400" w:type="dxa"/>
           </w:tcPr>
           <w:p>
             <w:r>
@@ -1335,11 +1379,19 @@
         </w:tc>
         <w:tc>
           <w:tcPr>
-            <w:tcW w:w="2713" w:type="dxa"/>
-          </w:tcPr>
-          <w:p>
-            <w:r>
-              <w:t>48 Rue des Founottes, 25000 Besançon</w:t>
+            <w:tcW w:w="2724" w:type="dxa"/>
+          </w:tcPr>
+          <w:p>
+            <w:r>
+              <w:t xml:space="preserve">48 Rue des </w:t>
+            </w:r>
+            <w:proofErr w:type="spellStart"/>
+            <w:r>
+              <w:t>Founottes</w:t>
+            </w:r>
+            <w:proofErr w:type="spellEnd"/>
+            <w:r>
+              <w:t>, 25000 Besançon</w:t>
             </w:r>
             <w:r>
               <w:br/>
@@ -1379,13 +1431,13 @@
         </w:tc>
         <w:tc>
           <w:tcPr>
-            <w:tcW w:w="3813" w:type="dxa"/>
+            <w:tcW w:w="3805" w:type="dxa"/>
           </w:tcPr>
           <w:p/>
         </w:tc>
         <w:tc>
           <w:tcPr>
-            <w:tcW w:w="928" w:type="dxa"/>
+            <w:tcW w:w="927" w:type="dxa"/>
           </w:tcPr>
           <w:p/>
         </w:tc>
@@ -1393,7 +1445,7 @@
       <w:tr>
         <w:tc>
           <w:tcPr>
-            <w:tcW w:w="1402" w:type="dxa"/>
+            <w:tcW w:w="1400" w:type="dxa"/>
           </w:tcPr>
           <w:p>
             <w:r>
@@ -1403,7 +1455,7 @@
         </w:tc>
         <w:tc>
           <w:tcPr>
-            <w:tcW w:w="2713" w:type="dxa"/>
+            <w:tcW w:w="2724" w:type="dxa"/>
           </w:tcPr>
           <w:p>
             <w:r>
@@ -1458,7 +1510,7 @@
         </w:tc>
         <w:tc>
           <w:tcPr>
-            <w:tcW w:w="3813" w:type="dxa"/>
+            <w:tcW w:w="3805" w:type="dxa"/>
           </w:tcPr>
           <w:p>
             <w:r>
@@ -1468,7 +1520,7 @@
         </w:tc>
         <w:tc>
           <w:tcPr>
-            <w:tcW w:w="928" w:type="dxa"/>
+            <w:tcW w:w="927" w:type="dxa"/>
           </w:tcPr>
           <w:p>
             <w:r>
@@ -1480,7 +1532,7 @@
       <w:tr>
         <w:tc>
           <w:tcPr>
-            <w:tcW w:w="1402" w:type="dxa"/>
+            <w:tcW w:w="1400" w:type="dxa"/>
           </w:tcPr>
           <w:p>
             <w:r>
@@ -1490,7 +1542,7 @@
         </w:tc>
         <w:tc>
           <w:tcPr>
-            <w:tcW w:w="2713" w:type="dxa"/>
+            <w:tcW w:w="2724" w:type="dxa"/>
           </w:tcPr>
           <w:p>
             <w:r>
@@ -1505,9 +1557,11 @@
             <w:r>
               <w:t xml:space="preserve"> </w:t>
             </w:r>
+            <w:proofErr w:type="spellStart"/>
             <w:r>
               <w:t>contact@numerique.email</w:t>
             </w:r>
+            <w:proofErr w:type="spellEnd"/>
             <w:r>
               <w:br/>
             </w:r>
@@ -1545,7 +1599,7 @@
         </w:tc>
         <w:tc>
           <w:tcPr>
-            <w:tcW w:w="3813" w:type="dxa"/>
+            <w:tcW w:w="3805" w:type="dxa"/>
           </w:tcPr>
           <w:p>
             <w:r>
@@ -1555,7 +1609,7 @@
         </w:tc>
         <w:tc>
           <w:tcPr>
-            <w:tcW w:w="928" w:type="dxa"/>
+            <w:tcW w:w="927" w:type="dxa"/>
           </w:tcPr>
           <w:p>
             <w:r>
@@ -1567,7 +1621,7 @@
       <w:tr>
         <w:tc>
           <w:tcPr>
-            <w:tcW w:w="1402" w:type="dxa"/>
+            <w:tcW w:w="1400" w:type="dxa"/>
           </w:tcPr>
           <w:p>
             <w:r>
@@ -1577,11 +1631,19 @@
         </w:tc>
         <w:tc>
           <w:tcPr>
-            <w:tcW w:w="2713" w:type="dxa"/>
-          </w:tcPr>
-          <w:p>
-            <w:r>
-              <w:t>32 Rue Megevand, 25000 Besançon</w:t>
+            <w:tcW w:w="2724" w:type="dxa"/>
+          </w:tcPr>
+          <w:p>
+            <w:r>
+              <w:t xml:space="preserve">32 Rue </w:t>
+            </w:r>
+            <w:proofErr w:type="spellStart"/>
+            <w:r>
+              <w:t>Megevand</w:t>
+            </w:r>
+            <w:proofErr w:type="spellEnd"/>
+            <w:r>
+              <w:t>, 25000 Besançon</w:t>
             </w:r>
             <w:r>
               <w:br/>
@@ -1620,13 +1682,13 @@
         </w:tc>
         <w:tc>
           <w:tcPr>
-            <w:tcW w:w="3813" w:type="dxa"/>
+            <w:tcW w:w="3805" w:type="dxa"/>
           </w:tcPr>
           <w:p/>
         </w:tc>
         <w:tc>
           <w:tcPr>
-            <w:tcW w:w="928" w:type="dxa"/>
+            <w:tcW w:w="927" w:type="dxa"/>
           </w:tcPr>
           <w:p/>
         </w:tc>
@@ -1634,7 +1696,7 @@
       <w:tr>
         <w:tc>
           <w:tcPr>
-            <w:tcW w:w="1402" w:type="dxa"/>
+            <w:tcW w:w="1400" w:type="dxa"/>
           </w:tcPr>
           <w:p>
             <w:r>
@@ -1644,7 +1706,7 @@
         </w:tc>
         <w:tc>
           <w:tcPr>
-            <w:tcW w:w="2713" w:type="dxa"/>
+            <w:tcW w:w="2724" w:type="dxa"/>
           </w:tcPr>
           <w:p>
             <w:r>
@@ -1699,7 +1761,7 @@
         </w:tc>
         <w:tc>
           <w:tcPr>
-            <w:tcW w:w="3813" w:type="dxa"/>
+            <w:tcW w:w="3805" w:type="dxa"/>
           </w:tcPr>
           <w:p>
             <w:r>
@@ -1715,7 +1777,7 @@
         </w:tc>
         <w:tc>
           <w:tcPr>
-            <w:tcW w:w="928" w:type="dxa"/>
+            <w:tcW w:w="927" w:type="dxa"/>
           </w:tcPr>
           <w:p>
             <w:r>
@@ -1727,7 +1789,7 @@
       <w:tr>
         <w:tc>
           <w:tcPr>
-            <w:tcW w:w="1402" w:type="dxa"/>
+            <w:tcW w:w="1400" w:type="dxa"/>
           </w:tcPr>
           <w:p>
             <w:r>
@@ -1737,11 +1799,19 @@
         </w:tc>
         <w:tc>
           <w:tcPr>
-            <w:tcW w:w="2713" w:type="dxa"/>
-          </w:tcPr>
-          <w:p>
-            <w:r>
-              <w:t>2 Rue Megevand, 25000 Besançon</w:t>
+            <w:tcW w:w="2724" w:type="dxa"/>
+          </w:tcPr>
+          <w:p>
+            <w:r>
+              <w:t xml:space="preserve">2 Rue </w:t>
+            </w:r>
+            <w:proofErr w:type="spellStart"/>
+            <w:r>
+              <w:t>Megevand</w:t>
+            </w:r>
+            <w:proofErr w:type="spellEnd"/>
+            <w:r>
+              <w:t>, 25000 Besançon</w:t>
             </w:r>
             <w:r>
               <w:br/>
@@ -1792,7 +1862,7 @@
         </w:tc>
         <w:tc>
           <w:tcPr>
-            <w:tcW w:w="3813" w:type="dxa"/>
+            <w:tcW w:w="3805" w:type="dxa"/>
           </w:tcPr>
           <w:p>
             <w:r>
@@ -1802,7 +1872,7 @@
         </w:tc>
         <w:tc>
           <w:tcPr>
-            <w:tcW w:w="928" w:type="dxa"/>
+            <w:tcW w:w="927" w:type="dxa"/>
           </w:tcPr>
           <w:p>
             <w:r>
@@ -1814,7 +1884,7 @@
       <w:tr>
         <w:tc>
           <w:tcPr>
-            <w:tcW w:w="1402" w:type="dxa"/>
+            <w:tcW w:w="1400" w:type="dxa"/>
           </w:tcPr>
           <w:p>
             <w:r>
@@ -1824,7 +1894,7 @@
         </w:tc>
         <w:tc>
           <w:tcPr>
-            <w:tcW w:w="2713" w:type="dxa"/>
+            <w:tcW w:w="2724" w:type="dxa"/>
           </w:tcPr>
           <w:p>
             <w:r>
@@ -1867,7 +1937,7 @@
         </w:tc>
         <w:tc>
           <w:tcPr>
-            <w:tcW w:w="3813" w:type="dxa"/>
+            <w:tcW w:w="3805" w:type="dxa"/>
           </w:tcPr>
           <w:p>
             <w:r>
@@ -1877,7 +1947,7 @@
         </w:tc>
         <w:tc>
           <w:tcPr>
-            <w:tcW w:w="928" w:type="dxa"/>
+            <w:tcW w:w="927" w:type="dxa"/>
           </w:tcPr>
           <w:p/>
         </w:tc>
@@ -1885,17 +1955,22 @@
       <w:tr>
         <w:tc>
           <w:tcPr>
-            <w:tcW w:w="1402" w:type="dxa"/>
-          </w:tcPr>
-          <w:p>
-            <w:r>
-              <w:t>La Boutic</w:t>
-            </w:r>
-          </w:p>
-        </w:tc>
-        <w:tc>
-          <w:tcPr>
-            <w:tcW w:w="2713" w:type="dxa"/>
+            <w:tcW w:w="1400" w:type="dxa"/>
+          </w:tcPr>
+          <w:p>
+            <w:r>
+              <w:t xml:space="preserve">La </w:t>
+            </w:r>
+            <w:proofErr w:type="spellStart"/>
+            <w:r>
+              <w:t>Boutic</w:t>
+            </w:r>
+            <w:proofErr w:type="spellEnd"/>
+          </w:p>
+        </w:tc>
+        <w:tc>
+          <w:tcPr>
+            <w:tcW w:w="2724" w:type="dxa"/>
           </w:tcPr>
           <w:p>
             <w:r>
@@ -1950,7 +2025,7 @@
         </w:tc>
         <w:tc>
           <w:tcPr>
-            <w:tcW w:w="3813" w:type="dxa"/>
+            <w:tcW w:w="3805" w:type="dxa"/>
           </w:tcPr>
           <w:p>
             <w:r>
@@ -1960,7 +2035,7 @@
         </w:tc>
         <w:tc>
           <w:tcPr>
-            <w:tcW w:w="928" w:type="dxa"/>
+            <w:tcW w:w="927" w:type="dxa"/>
           </w:tcPr>
           <w:p>
             <w:r>
@@ -1972,17 +2047,19 @@
       <w:tr>
         <w:tc>
           <w:tcPr>
-            <w:tcW w:w="1402" w:type="dxa"/>
-          </w:tcPr>
-          <w:p>
+            <w:tcW w:w="1400" w:type="dxa"/>
+          </w:tcPr>
+          <w:p>
+            <w:proofErr w:type="spellStart"/>
             <w:r>
               <w:t>Hylæ</w:t>
             </w:r>
-          </w:p>
-        </w:tc>
-        <w:tc>
-          <w:tcPr>
-            <w:tcW w:w="2713" w:type="dxa"/>
+            <w:proofErr w:type="spellEnd"/>
+          </w:p>
+        </w:tc>
+        <w:tc>
+          <w:tcPr>
+            <w:tcW w:w="2724" w:type="dxa"/>
           </w:tcPr>
           <w:p>
             <w:r>
@@ -2034,7 +2111,7 @@
         </w:tc>
         <w:tc>
           <w:tcPr>
-            <w:tcW w:w="3813" w:type="dxa"/>
+            <w:tcW w:w="3805" w:type="dxa"/>
           </w:tcPr>
           <w:p>
             <w:r>
@@ -2044,7 +2121,7 @@
         </w:tc>
         <w:tc>
           <w:tcPr>
-            <w:tcW w:w="928" w:type="dxa"/>
+            <w:tcW w:w="927" w:type="dxa"/>
           </w:tcPr>
           <w:p>
             <w:r>
@@ -2056,7 +2133,7 @@
       <w:tr>
         <w:tc>
           <w:tcPr>
-            <w:tcW w:w="1402" w:type="dxa"/>
+            <w:tcW w:w="1400" w:type="dxa"/>
           </w:tcPr>
           <w:p>
             <w:r>
@@ -2067,7 +2144,7 @@
         </w:tc>
         <w:tc>
           <w:tcPr>
-            <w:tcW w:w="2713" w:type="dxa"/>
+            <w:tcW w:w="2724" w:type="dxa"/>
           </w:tcPr>
           <w:p>
             <w:r>
@@ -2122,7 +2199,7 @@
         </w:tc>
         <w:tc>
           <w:tcPr>
-            <w:tcW w:w="3813" w:type="dxa"/>
+            <w:tcW w:w="3805" w:type="dxa"/>
           </w:tcPr>
           <w:p>
             <w:r>
@@ -2132,7 +2209,7 @@
         </w:tc>
         <w:tc>
           <w:tcPr>
-            <w:tcW w:w="928" w:type="dxa"/>
+            <w:tcW w:w="927" w:type="dxa"/>
           </w:tcPr>
           <w:p>
             <w:r>
@@ -2144,17 +2221,19 @@
       <w:tr>
         <w:tc>
           <w:tcPr>
-            <w:tcW w:w="1402" w:type="dxa"/>
-          </w:tcPr>
-          <w:p>
+            <w:tcW w:w="1400" w:type="dxa"/>
+          </w:tcPr>
+          <w:p>
+            <w:proofErr w:type="spellStart"/>
             <w:r>
               <w:t>Flexio</w:t>
             </w:r>
-          </w:p>
-        </w:tc>
-        <w:tc>
-          <w:tcPr>
-            <w:tcW w:w="2713" w:type="dxa"/>
+            <w:proofErr w:type="spellEnd"/>
+          </w:p>
+        </w:tc>
+        <w:tc>
+          <w:tcPr>
+            <w:tcW w:w="2724" w:type="dxa"/>
           </w:tcPr>
           <w:p>
             <w:r>
@@ -2173,7 +2252,7 @@
         </w:tc>
         <w:tc>
           <w:tcPr>
-            <w:tcW w:w="3813" w:type="dxa"/>
+            <w:tcW w:w="3805" w:type="dxa"/>
           </w:tcPr>
           <w:p>
             <w:r>
@@ -2183,7 +2262,7 @@
         </w:tc>
         <w:tc>
           <w:tcPr>
-            <w:tcW w:w="928" w:type="dxa"/>
+            <w:tcW w:w="927" w:type="dxa"/>
           </w:tcPr>
           <w:p>
             <w:r>
@@ -2195,7 +2274,7 @@
       <w:tr>
         <w:tc>
           <w:tcPr>
-            <w:tcW w:w="1402" w:type="dxa"/>
+            <w:tcW w:w="1400" w:type="dxa"/>
           </w:tcPr>
           <w:p>
             <w:r>
@@ -2205,11 +2284,19 @@
         </w:tc>
         <w:tc>
           <w:tcPr>
-            <w:tcW w:w="2713" w:type="dxa"/>
-          </w:tcPr>
-          <w:p>
-            <w:r>
-              <w:t>48 Rue des Founottes, 25000 Besançon</w:t>
+            <w:tcW w:w="2724" w:type="dxa"/>
+          </w:tcPr>
+          <w:p>
+            <w:r>
+              <w:t xml:space="preserve">48 Rue des </w:t>
+            </w:r>
+            <w:proofErr w:type="spellStart"/>
+            <w:r>
+              <w:t>Founottes</w:t>
+            </w:r>
+            <w:proofErr w:type="spellEnd"/>
+            <w:r>
+              <w:t>, 25000 Besançon</w:t>
             </w:r>
             <w:r>
               <w:br/>
@@ -2224,7 +2311,7 @@
         </w:tc>
         <w:tc>
           <w:tcPr>
-            <w:tcW w:w="3813" w:type="dxa"/>
+            <w:tcW w:w="3805" w:type="dxa"/>
           </w:tcPr>
           <w:p>
             <w:r>
@@ -2234,7 +2321,7 @@
         </w:tc>
         <w:tc>
           <w:tcPr>
-            <w:tcW w:w="928" w:type="dxa"/>
+            <w:tcW w:w="927" w:type="dxa"/>
           </w:tcPr>
           <w:p>
             <w:r>
@@ -2246,7 +2333,7 @@
       <w:tr>
         <w:tc>
           <w:tcPr>
-            <w:tcW w:w="1402" w:type="dxa"/>
+            <w:tcW w:w="1400" w:type="dxa"/>
           </w:tcPr>
           <w:p>
             <w:r>
@@ -2256,7 +2343,7 @@
         </w:tc>
         <w:tc>
           <w:tcPr>
-            <w:tcW w:w="2713" w:type="dxa"/>
+            <w:tcW w:w="2724" w:type="dxa"/>
           </w:tcPr>
           <w:p>
             <w:r>
@@ -2284,7 +2371,7 @@
         </w:tc>
         <w:tc>
           <w:tcPr>
-            <w:tcW w:w="3813" w:type="dxa"/>
+            <w:tcW w:w="3805" w:type="dxa"/>
           </w:tcPr>
           <w:p>
             <w:r>
@@ -2294,7 +2381,7 @@
         </w:tc>
         <w:tc>
           <w:tcPr>
-            <w:tcW w:w="928" w:type="dxa"/>
+            <w:tcW w:w="927" w:type="dxa"/>
           </w:tcPr>
           <w:p>
             <w:r>
@@ -2306,7 +2393,7 @@
       <w:tr>
         <w:tc>
           <w:tcPr>
-            <w:tcW w:w="1402" w:type="dxa"/>
+            <w:tcW w:w="1400" w:type="dxa"/>
           </w:tcPr>
           <w:p>
             <w:r>
@@ -2316,7 +2403,7 @@
         </w:tc>
         <w:tc>
           <w:tcPr>
-            <w:tcW w:w="2713" w:type="dxa"/>
+            <w:tcW w:w="2724" w:type="dxa"/>
           </w:tcPr>
           <w:p>
             <w:r>
@@ -2326,13 +2413,13 @@
         </w:tc>
         <w:tc>
           <w:tcPr>
-            <w:tcW w:w="3813" w:type="dxa"/>
+            <w:tcW w:w="3805" w:type="dxa"/>
           </w:tcPr>
           <w:p/>
         </w:tc>
         <w:tc>
           <w:tcPr>
-            <w:tcW w:w="928" w:type="dxa"/>
+            <w:tcW w:w="927" w:type="dxa"/>
           </w:tcPr>
           <w:p/>
         </w:tc>
@@ -2340,7 +2427,7 @@
       <w:tr>
         <w:tc>
           <w:tcPr>
-            <w:tcW w:w="1402" w:type="dxa"/>
+            <w:tcW w:w="1400" w:type="dxa"/>
           </w:tcPr>
           <w:p>
             <w:r>
@@ -2350,11 +2437,19 @@
         </w:tc>
         <w:tc>
           <w:tcPr>
-            <w:tcW w:w="2713" w:type="dxa"/>
-          </w:tcPr>
-          <w:p>
-            <w:r>
-              <w:t>40 Rue des Frères Chaffanjon, 25000 Besançon</w:t>
+            <w:tcW w:w="2724" w:type="dxa"/>
+          </w:tcPr>
+          <w:p>
+            <w:r>
+              <w:t xml:space="preserve">40 Rue des Frères </w:t>
+            </w:r>
+            <w:proofErr w:type="spellStart"/>
+            <w:r>
+              <w:t>Chaffanjon</w:t>
+            </w:r>
+            <w:proofErr w:type="spellEnd"/>
+            <w:r>
+              <w:t>, 25000 Besançon</w:t>
             </w:r>
           </w:p>
           <w:p>
@@ -2365,7 +2460,7 @@
         </w:tc>
         <w:tc>
           <w:tcPr>
-            <w:tcW w:w="3813" w:type="dxa"/>
+            <w:tcW w:w="3805" w:type="dxa"/>
           </w:tcPr>
           <w:p>
             <w:r>
@@ -2375,7 +2470,7 @@
         </w:tc>
         <w:tc>
           <w:tcPr>
-            <w:tcW w:w="928" w:type="dxa"/>
+            <w:tcW w:w="927" w:type="dxa"/>
           </w:tcPr>
           <w:p>
             <w:r>
@@ -2387,7 +2482,7 @@
       <w:tr>
         <w:tc>
           <w:tcPr>
-            <w:tcW w:w="1402" w:type="dxa"/>
+            <w:tcW w:w="1400" w:type="dxa"/>
           </w:tcPr>
           <w:p>
             <w:r>
@@ -2400,7 +2495,7 @@
         </w:tc>
         <w:tc>
           <w:tcPr>
-            <w:tcW w:w="2713" w:type="dxa"/>
+            <w:tcW w:w="2724" w:type="dxa"/>
           </w:tcPr>
           <w:p>
             <w:r>
@@ -2410,7 +2505,7 @@
         </w:tc>
         <w:tc>
           <w:tcPr>
-            <w:tcW w:w="3813" w:type="dxa"/>
+            <w:tcW w:w="3805" w:type="dxa"/>
           </w:tcPr>
           <w:p>
             <w:r>
@@ -2420,7 +2515,7 @@
         </w:tc>
         <w:tc>
           <w:tcPr>
-            <w:tcW w:w="928" w:type="dxa"/>
+            <w:tcW w:w="927" w:type="dxa"/>
           </w:tcPr>
           <w:p>
             <w:r>
@@ -2432,7 +2527,7 @@
       <w:tr>
         <w:tc>
           <w:tcPr>
-            <w:tcW w:w="1402" w:type="dxa"/>
+            <w:tcW w:w="1400" w:type="dxa"/>
           </w:tcPr>
           <w:p>
             <w:r>
@@ -2442,7 +2537,7 @@
         </w:tc>
         <w:tc>
           <w:tcPr>
-            <w:tcW w:w="2713" w:type="dxa"/>
+            <w:tcW w:w="2724" w:type="dxa"/>
           </w:tcPr>
           <w:p>
             <w:r>
@@ -2452,7 +2547,7 @@
         </w:tc>
         <w:tc>
           <w:tcPr>
-            <w:tcW w:w="3813" w:type="dxa"/>
+            <w:tcW w:w="3805" w:type="dxa"/>
           </w:tcPr>
           <w:p>
             <w:r>
@@ -2462,7 +2557,7 @@
         </w:tc>
         <w:tc>
           <w:tcPr>
-            <w:tcW w:w="928" w:type="dxa"/>
+            <w:tcW w:w="927" w:type="dxa"/>
           </w:tcPr>
           <w:p>
             <w:r>
@@ -2474,7 +2569,7 @@
       <w:tr>
         <w:tc>
           <w:tcPr>
-            <w:tcW w:w="1402" w:type="dxa"/>
+            <w:tcW w:w="1400" w:type="dxa"/>
           </w:tcPr>
           <w:p>
             <w:r>
@@ -2484,7 +2579,7 @@
         </w:tc>
         <w:tc>
           <w:tcPr>
-            <w:tcW w:w="2713" w:type="dxa"/>
+            <w:tcW w:w="2724" w:type="dxa"/>
           </w:tcPr>
           <w:p>
             <w:r>
@@ -2508,7 +2603,7 @@
         </w:tc>
         <w:tc>
           <w:tcPr>
-            <w:tcW w:w="3813" w:type="dxa"/>
+            <w:tcW w:w="3805" w:type="dxa"/>
           </w:tcPr>
           <w:p>
             <w:r>
@@ -2518,7 +2613,7 @@
         </w:tc>
         <w:tc>
           <w:tcPr>
-            <w:tcW w:w="928" w:type="dxa"/>
+            <w:tcW w:w="927" w:type="dxa"/>
           </w:tcPr>
           <w:p>
             <w:r>
@@ -2530,7 +2625,7 @@
       <w:tr>
         <w:tc>
           <w:tcPr>
-            <w:tcW w:w="1402" w:type="dxa"/>
+            <w:tcW w:w="1400" w:type="dxa"/>
           </w:tcPr>
           <w:p>
             <w:r>
@@ -2544,7 +2639,7 @@
         </w:tc>
         <w:tc>
           <w:tcPr>
-            <w:tcW w:w="2713" w:type="dxa"/>
+            <w:tcW w:w="2724" w:type="dxa"/>
           </w:tcPr>
           <w:p>
             <w:r>
@@ -2572,7 +2667,7 @@
         </w:tc>
         <w:tc>
           <w:tcPr>
-            <w:tcW w:w="3813" w:type="dxa"/>
+            <w:tcW w:w="3805" w:type="dxa"/>
           </w:tcPr>
           <w:p>
             <w:r>
@@ -2583,7 +2678,7 @@
         </w:tc>
         <w:tc>
           <w:tcPr>
-            <w:tcW w:w="928" w:type="dxa"/>
+            <w:tcW w:w="927" w:type="dxa"/>
           </w:tcPr>
           <w:p>
             <w:r>
@@ -2595,7 +2690,7 @@
       <w:tr>
         <w:tc>
           <w:tcPr>
-            <w:tcW w:w="1402" w:type="dxa"/>
+            <w:tcW w:w="1400" w:type="dxa"/>
           </w:tcPr>
           <w:p>
             <w:r>
@@ -2605,7 +2700,7 @@
         </w:tc>
         <w:tc>
           <w:tcPr>
-            <w:tcW w:w="2713" w:type="dxa"/>
+            <w:tcW w:w="2724" w:type="dxa"/>
           </w:tcPr>
           <w:p>
             <w:r>
@@ -2615,7 +2710,7 @@
         </w:tc>
         <w:tc>
           <w:tcPr>
-            <w:tcW w:w="3813" w:type="dxa"/>
+            <w:tcW w:w="3805" w:type="dxa"/>
           </w:tcPr>
           <w:p>
             <w:r>
@@ -2625,7 +2720,7 @@
         </w:tc>
         <w:tc>
           <w:tcPr>
-            <w:tcW w:w="928" w:type="dxa"/>
+            <w:tcW w:w="927" w:type="dxa"/>
           </w:tcPr>
           <w:p>
             <w:r>
@@ -2637,7 +2732,7 @@
       <w:tr>
         <w:tc>
           <w:tcPr>
-            <w:tcW w:w="1402" w:type="dxa"/>
+            <w:tcW w:w="1400" w:type="dxa"/>
           </w:tcPr>
           <w:p>
             <w:r>
@@ -2647,7 +2742,7 @@
         </w:tc>
         <w:tc>
           <w:tcPr>
-            <w:tcW w:w="2713" w:type="dxa"/>
+            <w:tcW w:w="2724" w:type="dxa"/>
           </w:tcPr>
           <w:p>
             <w:r>
@@ -2657,7 +2752,7 @@
         </w:tc>
         <w:tc>
           <w:tcPr>
-            <w:tcW w:w="3813" w:type="dxa"/>
+            <w:tcW w:w="3805" w:type="dxa"/>
           </w:tcPr>
           <w:p>
             <w:r>
@@ -2667,7 +2762,7 @@
         </w:tc>
         <w:tc>
           <w:tcPr>
-            <w:tcW w:w="928" w:type="dxa"/>
+            <w:tcW w:w="927" w:type="dxa"/>
           </w:tcPr>
           <w:p>
             <w:r>
@@ -2679,17 +2774,19 @@
       <w:tr>
         <w:tc>
           <w:tcPr>
-            <w:tcW w:w="1402" w:type="dxa"/>
-          </w:tcPr>
-          <w:p>
+            <w:tcW w:w="1400" w:type="dxa"/>
+          </w:tcPr>
+          <w:p>
+            <w:proofErr w:type="spellStart"/>
             <w:r>
               <w:t>CashMag</w:t>
             </w:r>
-          </w:p>
-        </w:tc>
-        <w:tc>
-          <w:tcPr>
-            <w:tcW w:w="2713" w:type="dxa"/>
+            <w:proofErr w:type="spellEnd"/>
+          </w:p>
+        </w:tc>
+        <w:tc>
+          <w:tcPr>
+            <w:tcW w:w="2724" w:type="dxa"/>
           </w:tcPr>
           <w:p>
             <w:r>
@@ -2699,7 +2796,7 @@
         </w:tc>
         <w:tc>
           <w:tcPr>
-            <w:tcW w:w="3813" w:type="dxa"/>
+            <w:tcW w:w="3805" w:type="dxa"/>
           </w:tcPr>
           <w:p>
             <w:r>
@@ -2709,7 +2806,7 @@
         </w:tc>
         <w:tc>
           <w:tcPr>
-            <w:tcW w:w="928" w:type="dxa"/>
+            <w:tcW w:w="927" w:type="dxa"/>
           </w:tcPr>
           <w:p>
             <w:r>
@@ -2721,7 +2818,7 @@
       <w:tr>
         <w:tc>
           <w:tcPr>
-            <w:tcW w:w="1402" w:type="dxa"/>
+            <w:tcW w:w="1400" w:type="dxa"/>
           </w:tcPr>
           <w:p>
             <w:r>
@@ -2731,23 +2828,31 @@
         </w:tc>
         <w:tc>
           <w:tcPr>
-            <w:tcW w:w="2713" w:type="dxa"/>
-          </w:tcPr>
-          <w:p>
-            <w:r>
-              <w:t>20 rue du Chasnot 25000 Besançon</w:t>
-            </w:r>
-          </w:p>
-        </w:tc>
-        <w:tc>
-          <w:tcPr>
-            <w:tcW w:w="3813" w:type="dxa"/>
+            <w:tcW w:w="2724" w:type="dxa"/>
+          </w:tcPr>
+          <w:p>
+            <w:r>
+              <w:t xml:space="preserve">20 rue du </w:t>
+            </w:r>
+            <w:proofErr w:type="spellStart"/>
+            <w:r>
+              <w:t>Chasnot</w:t>
+            </w:r>
+            <w:proofErr w:type="spellEnd"/>
+            <w:r>
+              <w:t xml:space="preserve"> 25000 Besançon</w:t>
+            </w:r>
+          </w:p>
+        </w:tc>
+        <w:tc>
+          <w:tcPr>
+            <w:tcW w:w="3805" w:type="dxa"/>
           </w:tcPr>
           <w:p/>
         </w:tc>
         <w:tc>
           <w:tcPr>
-            <w:tcW w:w="928" w:type="dxa"/>
+            <w:tcW w:w="927" w:type="dxa"/>
           </w:tcPr>
           <w:p/>
         </w:tc>
@@ -2755,7 +2860,7 @@
       <w:tr>
         <w:tc>
           <w:tcPr>
-            <w:tcW w:w="1402" w:type="dxa"/>
+            <w:tcW w:w="1400" w:type="dxa"/>
           </w:tcPr>
           <w:p>
             <w:r>
@@ -2765,7 +2870,7 @@
         </w:tc>
         <w:tc>
           <w:tcPr>
-            <w:tcW w:w="2713" w:type="dxa"/>
+            <w:tcW w:w="2724" w:type="dxa"/>
           </w:tcPr>
           <w:p>
             <w:r>
@@ -2788,7 +2893,7 @@
         </w:tc>
         <w:tc>
           <w:tcPr>
-            <w:tcW w:w="3813" w:type="dxa"/>
+            <w:tcW w:w="3805" w:type="dxa"/>
           </w:tcPr>
           <w:p>
             <w:r>
@@ -2798,7 +2903,7 @@
         </w:tc>
         <w:tc>
           <w:tcPr>
-            <w:tcW w:w="928" w:type="dxa"/>
+            <w:tcW w:w="927" w:type="dxa"/>
           </w:tcPr>
           <w:p>
             <w:r>
@@ -2810,7 +2915,7 @@
       <w:tr>
         <w:tc>
           <w:tcPr>
-            <w:tcW w:w="1402" w:type="dxa"/>
+            <w:tcW w:w="1400" w:type="dxa"/>
           </w:tcPr>
           <w:p>
             <w:r>
@@ -2820,7 +2925,7 @@
         </w:tc>
         <w:tc>
           <w:tcPr>
-            <w:tcW w:w="2713" w:type="dxa"/>
+            <w:tcW w:w="2724" w:type="dxa"/>
           </w:tcPr>
           <w:p>
             <w:r>
@@ -2846,7 +2951,7 @@
         </w:tc>
         <w:tc>
           <w:tcPr>
-            <w:tcW w:w="3813" w:type="dxa"/>
+            <w:tcW w:w="3805" w:type="dxa"/>
           </w:tcPr>
           <w:p>
             <w:r>
@@ -2856,7 +2961,7 @@
         </w:tc>
         <w:tc>
           <w:tcPr>
-            <w:tcW w:w="928" w:type="dxa"/>
+            <w:tcW w:w="927" w:type="dxa"/>
           </w:tcPr>
           <w:p>
             <w:r>
@@ -2868,7 +2973,7 @@
       <w:tr>
         <w:tc>
           <w:tcPr>
-            <w:tcW w:w="1402" w:type="dxa"/>
+            <w:tcW w:w="1400" w:type="dxa"/>
           </w:tcPr>
           <w:p>
             <w:r>
@@ -2878,7 +2983,7 @@
         </w:tc>
         <w:tc>
           <w:tcPr>
-            <w:tcW w:w="2713" w:type="dxa"/>
+            <w:tcW w:w="2724" w:type="dxa"/>
           </w:tcPr>
           <w:p>
             <w:r>
@@ -2904,7 +3009,7 @@
         </w:tc>
         <w:tc>
           <w:tcPr>
-            <w:tcW w:w="3813" w:type="dxa"/>
+            <w:tcW w:w="3805" w:type="dxa"/>
           </w:tcPr>
           <w:p>
             <w:r>
@@ -2914,7 +3019,7 @@
         </w:tc>
         <w:tc>
           <w:tcPr>
-            <w:tcW w:w="928" w:type="dxa"/>
+            <w:tcW w:w="927" w:type="dxa"/>
           </w:tcPr>
           <w:p>
             <w:r>
@@ -2926,7 +3031,7 @@
       <w:tr>
         <w:tc>
           <w:tcPr>
-            <w:tcW w:w="1402" w:type="dxa"/>
+            <w:tcW w:w="1400" w:type="dxa"/>
           </w:tcPr>
           <w:p>
             <w:r>
@@ -2940,7 +3045,7 @@
         </w:tc>
         <w:tc>
           <w:tcPr>
-            <w:tcW w:w="2713" w:type="dxa"/>
+            <w:tcW w:w="2724" w:type="dxa"/>
           </w:tcPr>
           <w:p>
             <w:r>
@@ -2968,7 +3073,7 @@
         </w:tc>
         <w:tc>
           <w:tcPr>
-            <w:tcW w:w="3813" w:type="dxa"/>
+            <w:tcW w:w="3805" w:type="dxa"/>
           </w:tcPr>
           <w:p>
             <w:r>
@@ -2983,7 +3088,7 @@
         </w:tc>
         <w:tc>
           <w:tcPr>
-            <w:tcW w:w="928" w:type="dxa"/>
+            <w:tcW w:w="927" w:type="dxa"/>
           </w:tcPr>
           <w:p>
             <w:r>
@@ -2996,7 +3101,7 @@
       <w:tr>
         <w:tc>
           <w:tcPr>
-            <w:tcW w:w="1402" w:type="dxa"/>
+            <w:tcW w:w="1400" w:type="dxa"/>
           </w:tcPr>
           <w:p>
             <w:r>
@@ -3006,7 +3111,7 @@
         </w:tc>
         <w:tc>
           <w:tcPr>
-            <w:tcW w:w="2713" w:type="dxa"/>
+            <w:tcW w:w="2724" w:type="dxa"/>
           </w:tcPr>
           <w:p>
             <w:r>
@@ -3021,7 +3126,7 @@
         </w:tc>
         <w:tc>
           <w:tcPr>
-            <w:tcW w:w="3813" w:type="dxa"/>
+            <w:tcW w:w="3805" w:type="dxa"/>
           </w:tcPr>
           <w:p>
             <w:r>
@@ -3031,7 +3136,7 @@
         </w:tc>
         <w:tc>
           <w:tcPr>
-            <w:tcW w:w="928" w:type="dxa"/>
+            <w:tcW w:w="927" w:type="dxa"/>
           </w:tcPr>
           <w:p>
             <w:r>
@@ -3043,7 +3148,7 @@
       <w:tr>
         <w:tc>
           <w:tcPr>
-            <w:tcW w:w="1402" w:type="dxa"/>
+            <w:tcW w:w="1400" w:type="dxa"/>
           </w:tcPr>
           <w:p>
             <w:r>
@@ -3053,7 +3158,7 @@
         </w:tc>
         <w:tc>
           <w:tcPr>
-            <w:tcW w:w="2713" w:type="dxa"/>
+            <w:tcW w:w="2724" w:type="dxa"/>
           </w:tcPr>
           <w:p>
             <w:r>
@@ -3073,7 +3178,7 @@
         </w:tc>
         <w:tc>
           <w:tcPr>
-            <w:tcW w:w="3813" w:type="dxa"/>
+            <w:tcW w:w="3805" w:type="dxa"/>
           </w:tcPr>
           <w:p>
             <w:r>
@@ -3083,7 +3188,7 @@
         </w:tc>
         <w:tc>
           <w:tcPr>
-            <w:tcW w:w="928" w:type="dxa"/>
+            <w:tcW w:w="927" w:type="dxa"/>
           </w:tcPr>
           <w:p>
             <w:r>
@@ -3095,7 +3200,7 @@
       <w:tr>
         <w:tc>
           <w:tcPr>
-            <w:tcW w:w="1402" w:type="dxa"/>
+            <w:tcW w:w="1400" w:type="dxa"/>
           </w:tcPr>
           <w:p>
             <w:r>
@@ -3105,7 +3210,7 @@
         </w:tc>
         <w:tc>
           <w:tcPr>
-            <w:tcW w:w="2713" w:type="dxa"/>
+            <w:tcW w:w="2724" w:type="dxa"/>
           </w:tcPr>
           <w:p>
             <w:r>
@@ -3125,7 +3230,7 @@
         </w:tc>
         <w:tc>
           <w:tcPr>
-            <w:tcW w:w="3813" w:type="dxa"/>
+            <w:tcW w:w="3805" w:type="dxa"/>
           </w:tcPr>
           <w:p>
             <w:r>
@@ -3135,7 +3240,7 @@
         </w:tc>
         <w:tc>
           <w:tcPr>
-            <w:tcW w:w="928" w:type="dxa"/>
+            <w:tcW w:w="927" w:type="dxa"/>
           </w:tcPr>
           <w:p>
             <w:r>
@@ -3147,17 +3252,19 @@
       <w:tr>
         <w:tc>
           <w:tcPr>
-            <w:tcW w:w="1402" w:type="dxa"/>
-          </w:tcPr>
-          <w:p>
+            <w:tcW w:w="1400" w:type="dxa"/>
+          </w:tcPr>
+          <w:p>
+            <w:proofErr w:type="spellStart"/>
             <w:r>
               <w:t>DynAgence</w:t>
             </w:r>
-          </w:p>
-        </w:tc>
-        <w:tc>
-          <w:tcPr>
-            <w:tcW w:w="2713" w:type="dxa"/>
+            <w:proofErr w:type="spellEnd"/>
+          </w:p>
+        </w:tc>
+        <w:tc>
+          <w:tcPr>
+            <w:tcW w:w="2724" w:type="dxa"/>
           </w:tcPr>
           <w:p>
             <w:r>
@@ -3172,7 +3279,7 @@
         </w:tc>
         <w:tc>
           <w:tcPr>
-            <w:tcW w:w="3813" w:type="dxa"/>
+            <w:tcW w:w="3805" w:type="dxa"/>
           </w:tcPr>
           <w:p>
             <w:r>
@@ -3182,7 +3289,7 @@
         </w:tc>
         <w:tc>
           <w:tcPr>
-            <w:tcW w:w="928" w:type="dxa"/>
+            <w:tcW w:w="927" w:type="dxa"/>
           </w:tcPr>
           <w:p>
             <w:r>
@@ -3194,7 +3301,7 @@
       <w:tr>
         <w:tc>
           <w:tcPr>
-            <w:tcW w:w="1402" w:type="dxa"/>
+            <w:tcW w:w="1400" w:type="dxa"/>
           </w:tcPr>
           <w:p>
             <w:r>
@@ -3204,7 +3311,7 @@
         </w:tc>
         <w:tc>
           <w:tcPr>
-            <w:tcW w:w="2713" w:type="dxa"/>
+            <w:tcW w:w="2724" w:type="dxa"/>
           </w:tcPr>
           <w:p>
             <w:r>
@@ -3230,7 +3337,7 @@
         </w:tc>
         <w:tc>
           <w:tcPr>
-            <w:tcW w:w="3813" w:type="dxa"/>
+            <w:tcW w:w="3805" w:type="dxa"/>
           </w:tcPr>
           <w:p>
             <w:r>
@@ -3240,7 +3347,7 @@
         </w:tc>
         <w:tc>
           <w:tcPr>
-            <w:tcW w:w="928" w:type="dxa"/>
+            <w:tcW w:w="927" w:type="dxa"/>
           </w:tcPr>
           <w:p>
             <w:r>
@@ -3252,7 +3359,7 @@
       <w:tr>
         <w:tc>
           <w:tcPr>
-            <w:tcW w:w="1402" w:type="dxa"/>
+            <w:tcW w:w="1400" w:type="dxa"/>
           </w:tcPr>
           <w:p>
             <w:r>
@@ -3262,7 +3369,7 @@
         </w:tc>
         <w:tc>
           <w:tcPr>
-            <w:tcW w:w="2713" w:type="dxa"/>
+            <w:tcW w:w="2724" w:type="dxa"/>
           </w:tcPr>
           <w:p>
             <w:r>
@@ -3289,7 +3396,7 @@
         </w:tc>
         <w:tc>
           <w:tcPr>
-            <w:tcW w:w="3813" w:type="dxa"/>
+            <w:tcW w:w="3805" w:type="dxa"/>
           </w:tcPr>
           <w:p>
             <w:r>
@@ -3300,7 +3407,7 @@
         </w:tc>
         <w:tc>
           <w:tcPr>
-            <w:tcW w:w="928" w:type="dxa"/>
+            <w:tcW w:w="927" w:type="dxa"/>
           </w:tcPr>
           <w:p>
             <w:r>
@@ -3312,7 +3419,7 @@
       <w:tr>
         <w:tc>
           <w:tcPr>
-            <w:tcW w:w="1402" w:type="dxa"/>
+            <w:tcW w:w="1400" w:type="dxa"/>
           </w:tcPr>
           <w:p>
             <w:r>
@@ -3322,12 +3429,17 @@
         </w:tc>
         <w:tc>
           <w:tcPr>
-            <w:tcW w:w="2713" w:type="dxa"/>
-          </w:tcPr>
-          <w:p>
-            <w:r>
-              <w:t>4 chemin du fort de Bregille</w:t>
-            </w:r>
+            <w:tcW w:w="2724" w:type="dxa"/>
+          </w:tcPr>
+          <w:p>
+            <w:r>
+              <w:t xml:space="preserve">4 chemin du fort de </w:t>
+            </w:r>
+            <w:proofErr w:type="spellStart"/>
+            <w:r>
+              <w:t>Bregille</w:t>
+            </w:r>
+            <w:proofErr w:type="spellEnd"/>
             <w:r>
               <w:br/>
               <w:t>25000 Besançon</w:t>
@@ -3353,7 +3465,7 @@
         </w:tc>
         <w:tc>
           <w:tcPr>
-            <w:tcW w:w="3813" w:type="dxa"/>
+            <w:tcW w:w="3805" w:type="dxa"/>
           </w:tcPr>
           <w:p>
             <w:r>
@@ -3363,7 +3475,7 @@
         </w:tc>
         <w:tc>
           <w:tcPr>
-            <w:tcW w:w="928" w:type="dxa"/>
+            <w:tcW w:w="927" w:type="dxa"/>
           </w:tcPr>
           <w:p>
             <w:r>
@@ -3375,7 +3487,7 @@
       <w:tr>
         <w:tc>
           <w:tcPr>
-            <w:tcW w:w="1402" w:type="dxa"/>
+            <w:tcW w:w="1400" w:type="dxa"/>
           </w:tcPr>
           <w:p>
             <w:r>
@@ -3385,7 +3497,7 @@
         </w:tc>
         <w:tc>
           <w:tcPr>
-            <w:tcW w:w="2713" w:type="dxa"/>
+            <w:tcW w:w="2724" w:type="dxa"/>
           </w:tcPr>
           <w:p>
             <w:r>
@@ -3407,7 +3519,7 @@
         </w:tc>
         <w:tc>
           <w:tcPr>
-            <w:tcW w:w="3813" w:type="dxa"/>
+            <w:tcW w:w="3805" w:type="dxa"/>
           </w:tcPr>
           <w:p>
             <w:r>
@@ -3417,7 +3529,7 @@
         </w:tc>
         <w:tc>
           <w:tcPr>
-            <w:tcW w:w="928" w:type="dxa"/>
+            <w:tcW w:w="927" w:type="dxa"/>
           </w:tcPr>
           <w:p>
             <w:r>
@@ -3429,7 +3541,7 @@
       <w:tr>
         <w:tc>
           <w:tcPr>
-            <w:tcW w:w="1402" w:type="dxa"/>
+            <w:tcW w:w="1400" w:type="dxa"/>
           </w:tcPr>
           <w:p>
             <w:r>
@@ -3439,7 +3551,7 @@
         </w:tc>
         <w:tc>
           <w:tcPr>
-            <w:tcW w:w="2713" w:type="dxa"/>
+            <w:tcW w:w="2724" w:type="dxa"/>
           </w:tcPr>
           <w:p>
             <w:r>
@@ -3463,7 +3575,7 @@
         </w:tc>
         <w:tc>
           <w:tcPr>
-            <w:tcW w:w="3813" w:type="dxa"/>
+            <w:tcW w:w="3805" w:type="dxa"/>
           </w:tcPr>
           <w:p>
             <w:r>
@@ -3473,7 +3585,7 @@
         </w:tc>
         <w:tc>
           <w:tcPr>
-            <w:tcW w:w="928" w:type="dxa"/>
+            <w:tcW w:w="927" w:type="dxa"/>
           </w:tcPr>
           <w:p>
             <w:r>
@@ -3485,7 +3597,7 @@
       <w:tr>
         <w:tc>
           <w:tcPr>
-            <w:tcW w:w="1402" w:type="dxa"/>
+            <w:tcW w:w="1400" w:type="dxa"/>
           </w:tcPr>
           <w:p>
             <w:r>
@@ -3495,7 +3607,7 @@
         </w:tc>
         <w:tc>
           <w:tcPr>
-            <w:tcW w:w="2713" w:type="dxa"/>
+            <w:tcW w:w="2724" w:type="dxa"/>
           </w:tcPr>
           <w:p>
             <w:r>
@@ -3513,7 +3625,7 @@
         </w:tc>
         <w:tc>
           <w:tcPr>
-            <w:tcW w:w="3813" w:type="dxa"/>
+            <w:tcW w:w="3805" w:type="dxa"/>
           </w:tcPr>
           <w:p>
             <w:r>
@@ -3523,7 +3635,7 @@
         </w:tc>
         <w:tc>
           <w:tcPr>
-            <w:tcW w:w="928" w:type="dxa"/>
+            <w:tcW w:w="927" w:type="dxa"/>
           </w:tcPr>
           <w:p>
             <w:r>
@@ -3535,7 +3647,7 @@
       <w:tr>
         <w:tc>
           <w:tcPr>
-            <w:tcW w:w="1402" w:type="dxa"/>
+            <w:tcW w:w="1400" w:type="dxa"/>
           </w:tcPr>
           <w:p>
             <w:r>
@@ -3551,7 +3663,7 @@
         </w:tc>
         <w:tc>
           <w:tcPr>
-            <w:tcW w:w="2713" w:type="dxa"/>
+            <w:tcW w:w="2724" w:type="dxa"/>
           </w:tcPr>
           <w:p>
             <w:r>
@@ -3569,7 +3681,7 @@
         </w:tc>
         <w:tc>
           <w:tcPr>
-            <w:tcW w:w="3813" w:type="dxa"/>
+            <w:tcW w:w="3805" w:type="dxa"/>
           </w:tcPr>
           <w:p>
             <w:r>
@@ -3579,7 +3691,7 @@
         </w:tc>
         <w:tc>
           <w:tcPr>
-            <w:tcW w:w="928" w:type="dxa"/>
+            <w:tcW w:w="927" w:type="dxa"/>
           </w:tcPr>
           <w:p>
             <w:r>
@@ -3591,7 +3703,7 @@
       <w:tr>
         <w:tc>
           <w:tcPr>
-            <w:tcW w:w="1402" w:type="dxa"/>
+            <w:tcW w:w="1400" w:type="dxa"/>
           </w:tcPr>
           <w:p>
             <w:r>
@@ -3601,7 +3713,7 @@
         </w:tc>
         <w:tc>
           <w:tcPr>
-            <w:tcW w:w="2713" w:type="dxa"/>
+            <w:tcW w:w="2724" w:type="dxa"/>
           </w:tcPr>
           <w:p>
             <w:r>
@@ -3637,7 +3749,7 @@
         </w:tc>
         <w:tc>
           <w:tcPr>
-            <w:tcW w:w="3813" w:type="dxa"/>
+            <w:tcW w:w="3805" w:type="dxa"/>
           </w:tcPr>
           <w:p>
             <w:r>
@@ -3647,7 +3759,7 @@
         </w:tc>
         <w:tc>
           <w:tcPr>
-            <w:tcW w:w="928" w:type="dxa"/>
+            <w:tcW w:w="927" w:type="dxa"/>
           </w:tcPr>
           <w:p/>
         </w:tc>
@@ -3655,7 +3767,7 @@
       <w:tr>
         <w:tc>
           <w:tcPr>
-            <w:tcW w:w="1402" w:type="dxa"/>
+            <w:tcW w:w="1400" w:type="dxa"/>
           </w:tcPr>
           <w:p>
             <w:r>
@@ -3665,7 +3777,7 @@
         </w:tc>
         <w:tc>
           <w:tcPr>
-            <w:tcW w:w="2713" w:type="dxa"/>
+            <w:tcW w:w="2724" w:type="dxa"/>
           </w:tcPr>
           <w:p>
             <w:r>
@@ -3683,13 +3795,13 @@
         </w:tc>
         <w:tc>
           <w:tcPr>
-            <w:tcW w:w="3813" w:type="dxa"/>
+            <w:tcW w:w="3805" w:type="dxa"/>
           </w:tcPr>
           <w:p/>
         </w:tc>
         <w:tc>
           <w:tcPr>
-            <w:tcW w:w="928" w:type="dxa"/>
+            <w:tcW w:w="927" w:type="dxa"/>
           </w:tcPr>
           <w:p/>
         </w:tc>
@@ -3697,7 +3809,7 @@
       <w:tr>
         <w:tc>
           <w:tcPr>
-            <w:tcW w:w="1402" w:type="dxa"/>
+            <w:tcW w:w="1400" w:type="dxa"/>
           </w:tcPr>
           <w:p>
             <w:r>
@@ -3707,7 +3819,7 @@
         </w:tc>
         <w:tc>
           <w:tcPr>
-            <w:tcW w:w="2713" w:type="dxa"/>
+            <w:tcW w:w="2724" w:type="dxa"/>
           </w:tcPr>
           <w:p>
             <w:r>
@@ -3743,7 +3855,7 @@
         </w:tc>
         <w:tc>
           <w:tcPr>
-            <w:tcW w:w="3813" w:type="dxa"/>
+            <w:tcW w:w="3805" w:type="dxa"/>
           </w:tcPr>
           <w:p>
             <w:r>
@@ -3753,7 +3865,7 @@
         </w:tc>
         <w:tc>
           <w:tcPr>
-            <w:tcW w:w="928" w:type="dxa"/>
+            <w:tcW w:w="927" w:type="dxa"/>
           </w:tcPr>
           <w:p>
             <w:r>
@@ -3765,17 +3877,19 @@
       <w:tr>
         <w:tc>
           <w:tcPr>
-            <w:tcW w:w="1402" w:type="dxa"/>
-          </w:tcPr>
-          <w:p>
+            <w:tcW w:w="1400" w:type="dxa"/>
+          </w:tcPr>
+          <w:p>
+            <w:proofErr w:type="spellStart"/>
             <w:r>
               <w:t>IDfr</w:t>
             </w:r>
-          </w:p>
-        </w:tc>
-        <w:tc>
-          <w:tcPr>
-            <w:tcW w:w="2713" w:type="dxa"/>
+            <w:proofErr w:type="spellEnd"/>
+          </w:p>
+        </w:tc>
+        <w:tc>
+          <w:tcPr>
+            <w:tcW w:w="2724" w:type="dxa"/>
           </w:tcPr>
           <w:p>
             <w:r>
@@ -3800,7 +3914,7 @@
         </w:tc>
         <w:tc>
           <w:tcPr>
-            <w:tcW w:w="3813" w:type="dxa"/>
+            <w:tcW w:w="3805" w:type="dxa"/>
           </w:tcPr>
           <w:p>
             <w:r>
@@ -3811,7 +3925,7 @@
         </w:tc>
         <w:tc>
           <w:tcPr>
-            <w:tcW w:w="928" w:type="dxa"/>
+            <w:tcW w:w="927" w:type="dxa"/>
           </w:tcPr>
           <w:p>
             <w:r>
@@ -3823,7 +3937,7 @@
       <w:tr>
         <w:tc>
           <w:tcPr>
-            <w:tcW w:w="1402" w:type="dxa"/>
+            <w:tcW w:w="1400" w:type="dxa"/>
           </w:tcPr>
           <w:p>
             <w:r>
@@ -3833,7 +3947,7 @@
         </w:tc>
         <w:tc>
           <w:tcPr>
-            <w:tcW w:w="2713" w:type="dxa"/>
+            <w:tcW w:w="2724" w:type="dxa"/>
           </w:tcPr>
           <w:p>
             <w:r>
@@ -3852,7 +3966,7 @@
         </w:tc>
         <w:tc>
           <w:tcPr>
-            <w:tcW w:w="3813" w:type="dxa"/>
+            <w:tcW w:w="3805" w:type="dxa"/>
           </w:tcPr>
           <w:p>
             <w:r>
@@ -3862,7 +3976,7 @@
         </w:tc>
         <w:tc>
           <w:tcPr>
-            <w:tcW w:w="928" w:type="dxa"/>
+            <w:tcW w:w="927" w:type="dxa"/>
           </w:tcPr>
           <w:p/>
         </w:tc>
@@ -3870,7 +3984,7 @@
       <w:tr>
         <w:tc>
           <w:tcPr>
-            <w:tcW w:w="1402" w:type="dxa"/>
+            <w:tcW w:w="1400" w:type="dxa"/>
           </w:tcPr>
           <w:p>
             <w:r>
@@ -3880,7 +3994,7 @@
         </w:tc>
         <w:tc>
           <w:tcPr>
-            <w:tcW w:w="2713" w:type="dxa"/>
+            <w:tcW w:w="2724" w:type="dxa"/>
           </w:tcPr>
           <w:p>
             <w:r>
@@ -3898,7 +4012,7 @@
         </w:tc>
         <w:tc>
           <w:tcPr>
-            <w:tcW w:w="3813" w:type="dxa"/>
+            <w:tcW w:w="3805" w:type="dxa"/>
           </w:tcPr>
           <w:p>
             <w:r>
@@ -3908,7 +4022,7 @@
         </w:tc>
         <w:tc>
           <w:tcPr>
-            <w:tcW w:w="928" w:type="dxa"/>
+            <w:tcW w:w="927" w:type="dxa"/>
           </w:tcPr>
           <w:p>
             <w:r>
@@ -3920,22 +4034,35 @@
       <w:tr>
         <w:tc>
           <w:tcPr>
-            <w:tcW w:w="1402" w:type="dxa"/>
-          </w:tcPr>
-          <w:p>
-            <w:r>
-              <w:t>Laboratoire ThéMA – UMR 6049</w:t>
-            </w:r>
-          </w:p>
-        </w:tc>
-        <w:tc>
-          <w:tcPr>
-            <w:tcW w:w="2713" w:type="dxa"/>
-          </w:tcPr>
-          <w:p>
-            <w:r>
-              <w:t>32 rue Mégevand</w:t>
-            </w:r>
+            <w:tcW w:w="1400" w:type="dxa"/>
+          </w:tcPr>
+          <w:p>
+            <w:r>
+              <w:t xml:space="preserve">Laboratoire </w:t>
+            </w:r>
+            <w:proofErr w:type="spellStart"/>
+            <w:r>
+              <w:t>ThéMA</w:t>
+            </w:r>
+            <w:proofErr w:type="spellEnd"/>
+            <w:r>
+              <w:t xml:space="preserve"> – UMR 6049</w:t>
+            </w:r>
+          </w:p>
+        </w:tc>
+        <w:tc>
+          <w:tcPr>
+            <w:tcW w:w="2724" w:type="dxa"/>
+          </w:tcPr>
+          <w:p>
+            <w:r>
+              <w:t xml:space="preserve">32 rue </w:t>
+            </w:r>
+            <w:proofErr w:type="spellStart"/>
+            <w:r>
+              <w:t>Mégevand</w:t>
+            </w:r>
+            <w:proofErr w:type="spellEnd"/>
             <w:r>
               <w:t xml:space="preserve"> </w:t>
             </w:r>
@@ -3960,7 +4087,7 @@
         </w:tc>
         <w:tc>
           <w:tcPr>
-            <w:tcW w:w="3813" w:type="dxa"/>
+            <w:tcW w:w="3805" w:type="dxa"/>
           </w:tcPr>
           <w:p>
             <w:r>
@@ -3970,7 +4097,7 @@
         </w:tc>
         <w:tc>
           <w:tcPr>
-            <w:tcW w:w="928" w:type="dxa"/>
+            <w:tcW w:w="927" w:type="dxa"/>
           </w:tcPr>
           <w:p/>
         </w:tc>
@@ -3978,7 +4105,7 @@
       <w:tr>
         <w:tc>
           <w:tcPr>
-            <w:tcW w:w="1402" w:type="dxa"/>
+            <w:tcW w:w="1400" w:type="dxa"/>
           </w:tcPr>
           <w:p>
             <w:r>
@@ -3988,11 +4115,19 @@
         </w:tc>
         <w:tc>
           <w:tcPr>
-            <w:tcW w:w="2713" w:type="dxa"/>
-          </w:tcPr>
-          <w:p>
-            <w:r>
-              <w:t>5 place Marulaz, 250</w:t>
+            <w:tcW w:w="2724" w:type="dxa"/>
+          </w:tcPr>
+          <w:p>
+            <w:r>
+              <w:t xml:space="preserve">5 place </w:t>
+            </w:r>
+            <w:proofErr w:type="spellStart"/>
+            <w:r>
+              <w:t>Marulaz</w:t>
+            </w:r>
+            <w:proofErr w:type="spellEnd"/>
+            <w:r>
+              <w:t>, 250</w:t>
             </w:r>
             <w:r>
               <w:t>0</w:t>
@@ -4017,7 +4152,7 @@
         </w:tc>
         <w:tc>
           <w:tcPr>
-            <w:tcW w:w="3813" w:type="dxa"/>
+            <w:tcW w:w="3805" w:type="dxa"/>
           </w:tcPr>
           <w:p>
             <w:r>
@@ -4027,7 +4162,7 @@
         </w:tc>
         <w:tc>
           <w:tcPr>
-            <w:tcW w:w="928" w:type="dxa"/>
+            <w:tcW w:w="927" w:type="dxa"/>
           </w:tcPr>
           <w:p>
             <w:r>
@@ -4039,7 +4174,7 @@
       <w:tr>
         <w:tc>
           <w:tcPr>
-            <w:tcW w:w="1402" w:type="dxa"/>
+            <w:tcW w:w="1400" w:type="dxa"/>
           </w:tcPr>
           <w:p>
             <w:r>
@@ -4049,12 +4184,17 @@
         </w:tc>
         <w:tc>
           <w:tcPr>
-            <w:tcW w:w="2713" w:type="dxa"/>
-          </w:tcPr>
-          <w:p>
-            <w:r>
-              <w:t>1 rue Edmond Labbé</w:t>
-            </w:r>
+            <w:tcW w:w="2724" w:type="dxa"/>
+          </w:tcPr>
+          <w:p>
+            <w:r>
+              <w:t xml:space="preserve">1 rue Edmond </w:t>
+            </w:r>
+            <w:proofErr w:type="spellStart"/>
+            <w:r>
+              <w:t>Labbé</w:t>
+            </w:r>
+            <w:proofErr w:type="spellEnd"/>
             <w:r>
               <w:t xml:space="preserve"> </w:t>
             </w:r>
@@ -4087,7 +4227,7 @@
         </w:tc>
         <w:tc>
           <w:tcPr>
-            <w:tcW w:w="3813" w:type="dxa"/>
+            <w:tcW w:w="3805" w:type="dxa"/>
           </w:tcPr>
           <w:p>
             <w:r>
@@ -4097,7 +4237,7 @@
         </w:tc>
         <w:tc>
           <w:tcPr>
-            <w:tcW w:w="928" w:type="dxa"/>
+            <w:tcW w:w="927" w:type="dxa"/>
           </w:tcPr>
           <w:p>
             <w:r>
@@ -4109,7 +4249,7 @@
       <w:tr>
         <w:tc>
           <w:tcPr>
-            <w:tcW w:w="1402" w:type="dxa"/>
+            <w:tcW w:w="1400" w:type="dxa"/>
           </w:tcPr>
           <w:p>
             <w:r>
@@ -4119,7 +4259,7 @@
         </w:tc>
         <w:tc>
           <w:tcPr>
-            <w:tcW w:w="2713" w:type="dxa"/>
+            <w:tcW w:w="2724" w:type="dxa"/>
           </w:tcPr>
           <w:p>
             <w:r>
@@ -4151,7 +4291,7 @@
         </w:tc>
         <w:tc>
           <w:tcPr>
-            <w:tcW w:w="3813" w:type="dxa"/>
+            <w:tcW w:w="3805" w:type="dxa"/>
           </w:tcPr>
           <w:p>
             <w:r>
@@ -4161,7 +4301,7 @@
         </w:tc>
         <w:tc>
           <w:tcPr>
-            <w:tcW w:w="928" w:type="dxa"/>
+            <w:tcW w:w="927" w:type="dxa"/>
           </w:tcPr>
           <w:p>
             <w:r>
@@ -4173,7 +4313,7 @@
       <w:tr>
         <w:tc>
           <w:tcPr>
-            <w:tcW w:w="1402" w:type="dxa"/>
+            <w:tcW w:w="1400" w:type="dxa"/>
           </w:tcPr>
           <w:p>
             <w:r>
@@ -4183,7 +4323,7 @@
         </w:tc>
         <w:tc>
           <w:tcPr>
-            <w:tcW w:w="2713" w:type="dxa"/>
+            <w:tcW w:w="2724" w:type="dxa"/>
           </w:tcPr>
           <w:p>
             <w:r>
@@ -4210,7 +4350,7 @@
         </w:tc>
         <w:tc>
           <w:tcPr>
-            <w:tcW w:w="3813" w:type="dxa"/>
+            <w:tcW w:w="3805" w:type="dxa"/>
           </w:tcPr>
           <w:p>
             <w:r>
@@ -4221,7 +4361,7 @@
         </w:tc>
         <w:tc>
           <w:tcPr>
-            <w:tcW w:w="928" w:type="dxa"/>
+            <w:tcW w:w="927" w:type="dxa"/>
           </w:tcPr>
           <w:p>
             <w:r>
@@ -4233,7 +4373,7 @@
       <w:tr>
         <w:tc>
           <w:tcPr>
-            <w:tcW w:w="1402" w:type="dxa"/>
+            <w:tcW w:w="1400" w:type="dxa"/>
           </w:tcPr>
           <w:p>
             <w:r>
@@ -4243,7 +4383,7 @@
         </w:tc>
         <w:tc>
           <w:tcPr>
-            <w:tcW w:w="2713" w:type="dxa"/>
+            <w:tcW w:w="2724" w:type="dxa"/>
           </w:tcPr>
           <w:p>
             <w:r>
@@ -4285,7 +4425,7 @@
         </w:tc>
         <w:tc>
           <w:tcPr>
-            <w:tcW w:w="3813" w:type="dxa"/>
+            <w:tcW w:w="3805" w:type="dxa"/>
           </w:tcPr>
           <w:p>
             <w:r>
@@ -4295,7 +4435,7 @@
         </w:tc>
         <w:tc>
           <w:tcPr>
-            <w:tcW w:w="928" w:type="dxa"/>
+            <w:tcW w:w="927" w:type="dxa"/>
           </w:tcPr>
           <w:p>
             <w:r>
@@ -4307,7 +4447,7 @@
       <w:tr>
         <w:tc>
           <w:tcPr>
-            <w:tcW w:w="1402" w:type="dxa"/>
+            <w:tcW w:w="1400" w:type="dxa"/>
           </w:tcPr>
           <w:p>
             <w:r>
@@ -4317,7 +4457,7 @@
         </w:tc>
         <w:tc>
           <w:tcPr>
-            <w:tcW w:w="2713" w:type="dxa"/>
+            <w:tcW w:w="2724" w:type="dxa"/>
           </w:tcPr>
           <w:p>
             <w:r>
@@ -4335,7 +4475,7 @@
         </w:tc>
         <w:tc>
           <w:tcPr>
-            <w:tcW w:w="3813" w:type="dxa"/>
+            <w:tcW w:w="3805" w:type="dxa"/>
           </w:tcPr>
           <w:p>
             <w:r>
@@ -4345,7 +4485,7 @@
         </w:tc>
         <w:tc>
           <w:tcPr>
-            <w:tcW w:w="928" w:type="dxa"/>
+            <w:tcW w:w="927" w:type="dxa"/>
           </w:tcPr>
           <w:p>
             <w:r>
@@ -4357,7 +4497,7 @@
       <w:tr>
         <w:tc>
           <w:tcPr>
-            <w:tcW w:w="1402" w:type="dxa"/>
+            <w:tcW w:w="1400" w:type="dxa"/>
           </w:tcPr>
           <w:p>
             <w:r>
@@ -4367,7 +4507,7 @@
         </w:tc>
         <w:tc>
           <w:tcPr>
-            <w:tcW w:w="2713" w:type="dxa"/>
+            <w:tcW w:w="2724" w:type="dxa"/>
           </w:tcPr>
           <w:p>
             <w:r>
@@ -4401,7 +4541,7 @@
         </w:tc>
         <w:tc>
           <w:tcPr>
-            <w:tcW w:w="3813" w:type="dxa"/>
+            <w:tcW w:w="3805" w:type="dxa"/>
           </w:tcPr>
           <w:p>
             <w:r>
@@ -4411,7 +4551,7 @@
         </w:tc>
         <w:tc>
           <w:tcPr>
-            <w:tcW w:w="928" w:type="dxa"/>
+            <w:tcW w:w="927" w:type="dxa"/>
           </w:tcPr>
           <w:p/>
         </w:tc>
@@ -4419,7 +4559,7 @@
       <w:tr>
         <w:tc>
           <w:tcPr>
-            <w:tcW w:w="1402" w:type="dxa"/>
+            <w:tcW w:w="1400" w:type="dxa"/>
           </w:tcPr>
           <w:p>
             <w:r>
@@ -4429,11 +4569,19 @@
         </w:tc>
         <w:tc>
           <w:tcPr>
-            <w:tcW w:w="2713" w:type="dxa"/>
-          </w:tcPr>
-          <w:p>
-            <w:r>
-              <w:t>56 avenue de Montrapon 25000 Besançon</w:t>
+            <w:tcW w:w="2724" w:type="dxa"/>
+          </w:tcPr>
+          <w:p>
+            <w:r>
+              <w:t xml:space="preserve">56 avenue de </w:t>
+            </w:r>
+            <w:proofErr w:type="spellStart"/>
+            <w:r>
+              <w:t>Montrapon</w:t>
+            </w:r>
+            <w:proofErr w:type="spellEnd"/>
+            <w:r>
+              <w:t xml:space="preserve"> 25000 Besançon</w:t>
             </w:r>
           </w:p>
           <w:p>
@@ -4455,7 +4603,7 @@
         </w:tc>
         <w:tc>
           <w:tcPr>
-            <w:tcW w:w="3813" w:type="dxa"/>
+            <w:tcW w:w="3805" w:type="dxa"/>
           </w:tcPr>
           <w:p>
             <w:r>
@@ -4465,7 +4613,7 @@
         </w:tc>
         <w:tc>
           <w:tcPr>
-            <w:tcW w:w="928" w:type="dxa"/>
+            <w:tcW w:w="927" w:type="dxa"/>
           </w:tcPr>
           <w:p>
             <w:r>
@@ -4477,12 +4625,14 @@
       <w:tr>
         <w:tc>
           <w:tcPr>
-            <w:tcW w:w="1402" w:type="dxa"/>
-          </w:tcPr>
-          <w:p>
+            <w:tcW w:w="1400" w:type="dxa"/>
+          </w:tcPr>
+          <w:p>
+            <w:proofErr w:type="spellStart"/>
             <w:r>
               <w:t>Pandachi</w:t>
             </w:r>
+            <w:proofErr w:type="spellEnd"/>
             <w:r>
               <w:t xml:space="preserve"> </w:t>
             </w:r>
@@ -4493,7 +4643,7 @@
         </w:tc>
         <w:tc>
           <w:tcPr>
-            <w:tcW w:w="2713" w:type="dxa"/>
+            <w:tcW w:w="2724" w:type="dxa"/>
           </w:tcPr>
           <w:p>
             <w:r>
@@ -4539,7 +4689,7 @@
         </w:tc>
         <w:tc>
           <w:tcPr>
-            <w:tcW w:w="3813" w:type="dxa"/>
+            <w:tcW w:w="3805" w:type="dxa"/>
           </w:tcPr>
           <w:p>
             <w:r>
@@ -4549,7 +4699,7 @@
         </w:tc>
         <w:tc>
           <w:tcPr>
-            <w:tcW w:w="928" w:type="dxa"/>
+            <w:tcW w:w="927" w:type="dxa"/>
           </w:tcPr>
           <w:p/>
         </w:tc>
@@ -4557,7 +4707,7 @@
       <w:tr>
         <w:tc>
           <w:tcPr>
-            <w:tcW w:w="1402" w:type="dxa"/>
+            <w:tcW w:w="1400" w:type="dxa"/>
           </w:tcPr>
           <w:p>
             <w:r>
@@ -4567,7 +4717,7 @@
         </w:tc>
         <w:tc>
           <w:tcPr>
-            <w:tcW w:w="2713" w:type="dxa"/>
+            <w:tcW w:w="2724" w:type="dxa"/>
           </w:tcPr>
           <w:p>
             <w:r>
@@ -4609,7 +4759,7 @@
         </w:tc>
         <w:tc>
           <w:tcPr>
-            <w:tcW w:w="3813" w:type="dxa"/>
+            <w:tcW w:w="3805" w:type="dxa"/>
           </w:tcPr>
           <w:p>
             <w:r>
@@ -4619,7 +4769,7 @@
         </w:tc>
         <w:tc>
           <w:tcPr>
-            <w:tcW w:w="928" w:type="dxa"/>
+            <w:tcW w:w="927" w:type="dxa"/>
           </w:tcPr>
           <w:p>
             <w:r>
@@ -4631,7 +4781,7 @@
       <w:tr>
         <w:tc>
           <w:tcPr>
-            <w:tcW w:w="1402" w:type="dxa"/>
+            <w:tcW w:w="1400" w:type="dxa"/>
           </w:tcPr>
           <w:p>
             <w:r>
@@ -4641,11 +4791,19 @@
         </w:tc>
         <w:tc>
           <w:tcPr>
-            <w:tcW w:w="2713" w:type="dxa"/>
-          </w:tcPr>
-          <w:p>
-            <w:r>
-              <w:t>4 sq Castan,</w:t>
+            <w:tcW w:w="2724" w:type="dxa"/>
+          </w:tcPr>
+          <w:p>
+            <w:r>
+              <w:t xml:space="preserve">4 </w:t>
+            </w:r>
+            <w:proofErr w:type="spellStart"/>
+            <w:r>
+              <w:t>sq</w:t>
+            </w:r>
+            <w:proofErr w:type="spellEnd"/>
+            <w:r>
+              <w:t xml:space="preserve"> Castan,</w:t>
             </w:r>
             <w:r>
               <w:br/>
@@ -4669,7 +4827,7 @@
         </w:tc>
         <w:tc>
           <w:tcPr>
-            <w:tcW w:w="3813" w:type="dxa"/>
+            <w:tcW w:w="3805" w:type="dxa"/>
           </w:tcPr>
           <w:p>
             <w:r>
@@ -4679,7 +4837,7 @@
         </w:tc>
         <w:tc>
           <w:tcPr>
-            <w:tcW w:w="928" w:type="dxa"/>
+            <w:tcW w:w="927" w:type="dxa"/>
           </w:tcPr>
           <w:p>
             <w:r>
@@ -4691,7 +4849,7 @@
       <w:tr>
         <w:tc>
           <w:tcPr>
-            <w:tcW w:w="1402" w:type="dxa"/>
+            <w:tcW w:w="1400" w:type="dxa"/>
           </w:tcPr>
           <w:p>
             <w:r>
@@ -4705,7 +4863,7 @@
         </w:tc>
         <w:tc>
           <w:tcPr>
-            <w:tcW w:w="2713" w:type="dxa"/>
+            <w:tcW w:w="2724" w:type="dxa"/>
           </w:tcPr>
           <w:p>
             <w:r>
@@ -4720,13 +4878,13 @@
         </w:tc>
         <w:tc>
           <w:tcPr>
-            <w:tcW w:w="3813" w:type="dxa"/>
+            <w:tcW w:w="3805" w:type="dxa"/>
           </w:tcPr>
           <w:p/>
         </w:tc>
         <w:tc>
           <w:tcPr>
-            <w:tcW w:w="928" w:type="dxa"/>
+            <w:tcW w:w="927" w:type="dxa"/>
           </w:tcPr>
           <w:p/>
         </w:tc>
@@ -4734,7 +4892,7 @@
       <w:tr>
         <w:tc>
           <w:tcPr>
-            <w:tcW w:w="1402" w:type="dxa"/>
+            <w:tcW w:w="1400" w:type="dxa"/>
           </w:tcPr>
           <w:p>
             <w:r>
@@ -4744,7 +4902,7 @@
         </w:tc>
         <w:tc>
           <w:tcPr>
-            <w:tcW w:w="2713" w:type="dxa"/>
+            <w:tcW w:w="2724" w:type="dxa"/>
           </w:tcPr>
           <w:p>
             <w:r>
@@ -4754,13 +4912,13 @@
         </w:tc>
         <w:tc>
           <w:tcPr>
-            <w:tcW w:w="3813" w:type="dxa"/>
+            <w:tcW w:w="3805" w:type="dxa"/>
           </w:tcPr>
           <w:p/>
         </w:tc>
         <w:tc>
           <w:tcPr>
-            <w:tcW w:w="928" w:type="dxa"/>
+            <w:tcW w:w="927" w:type="dxa"/>
           </w:tcPr>
           <w:p/>
         </w:tc>
@@ -4768,7 +4926,7 @@
       <w:tr>
         <w:tc>
           <w:tcPr>
-            <w:tcW w:w="1402" w:type="dxa"/>
+            <w:tcW w:w="1400" w:type="dxa"/>
           </w:tcPr>
           <w:p>
             <w:r>
@@ -4778,7 +4936,7 @@
         </w:tc>
         <w:tc>
           <w:tcPr>
-            <w:tcW w:w="2713" w:type="dxa"/>
+            <w:tcW w:w="2724" w:type="dxa"/>
           </w:tcPr>
           <w:p>
             <w:r>
@@ -4797,7 +4955,7 @@
         </w:tc>
         <w:tc>
           <w:tcPr>
-            <w:tcW w:w="3813" w:type="dxa"/>
+            <w:tcW w:w="3805" w:type="dxa"/>
           </w:tcPr>
           <w:p>
             <w:r>
@@ -4807,7 +4965,7 @@
         </w:tc>
         <w:tc>
           <w:tcPr>
-            <w:tcW w:w="928" w:type="dxa"/>
+            <w:tcW w:w="927" w:type="dxa"/>
           </w:tcPr>
           <w:p>
             <w:r>
@@ -4819,7 +4977,7 @@
       <w:tr>
         <w:tc>
           <w:tcPr>
-            <w:tcW w:w="1402" w:type="dxa"/>
+            <w:tcW w:w="1400" w:type="dxa"/>
           </w:tcPr>
           <w:p>
             <w:r>
@@ -4829,7 +4987,7 @@
         </w:tc>
         <w:tc>
           <w:tcPr>
-            <w:tcW w:w="2713" w:type="dxa"/>
+            <w:tcW w:w="2724" w:type="dxa"/>
           </w:tcPr>
           <w:p>
             <w:r>
@@ -4871,7 +5029,7 @@
         </w:tc>
         <w:tc>
           <w:tcPr>
-            <w:tcW w:w="3813" w:type="dxa"/>
+            <w:tcW w:w="3805" w:type="dxa"/>
           </w:tcPr>
           <w:p>
             <w:r>
@@ -4881,7 +5039,7 @@
         </w:tc>
         <w:tc>
           <w:tcPr>
-            <w:tcW w:w="928" w:type="dxa"/>
+            <w:tcW w:w="927" w:type="dxa"/>
           </w:tcPr>
           <w:p>
             <w:r>
@@ -4893,7 +5051,7 @@
       <w:tr>
         <w:tc>
           <w:tcPr>
-            <w:tcW w:w="1402" w:type="dxa"/>
+            <w:tcW w:w="1400" w:type="dxa"/>
           </w:tcPr>
           <w:p>
             <w:r>
@@ -4903,7 +5061,7 @@
         </w:tc>
         <w:tc>
           <w:tcPr>
-            <w:tcW w:w="2713" w:type="dxa"/>
+            <w:tcW w:w="2724" w:type="dxa"/>
           </w:tcPr>
           <w:p>
             <w:r>
@@ -4953,7 +5111,7 @@
         </w:tc>
         <w:tc>
           <w:tcPr>
-            <w:tcW w:w="3813" w:type="dxa"/>
+            <w:tcW w:w="3805" w:type="dxa"/>
           </w:tcPr>
           <w:p>
             <w:r>
@@ -4963,7 +5121,7 @@
         </w:tc>
         <w:tc>
           <w:tcPr>
-            <w:tcW w:w="928" w:type="dxa"/>
+            <w:tcW w:w="927" w:type="dxa"/>
           </w:tcPr>
           <w:p/>
         </w:tc>
@@ -4971,17 +5129,19 @@
       <w:tr>
         <w:tc>
           <w:tcPr>
-            <w:tcW w:w="1402" w:type="dxa"/>
-          </w:tcPr>
-          <w:p>
+            <w:tcW w:w="1400" w:type="dxa"/>
+          </w:tcPr>
+          <w:p>
+            <w:proofErr w:type="spellStart"/>
             <w:r>
               <w:t>Koredge</w:t>
             </w:r>
-          </w:p>
-        </w:tc>
-        <w:tc>
-          <w:tcPr>
-            <w:tcW w:w="2713" w:type="dxa"/>
+            <w:proofErr w:type="spellEnd"/>
+          </w:p>
+        </w:tc>
+        <w:tc>
+          <w:tcPr>
+            <w:tcW w:w="2724" w:type="dxa"/>
           </w:tcPr>
           <w:p>
             <w:r>
@@ -5003,7 +5163,7 @@
         </w:tc>
         <w:tc>
           <w:tcPr>
-            <w:tcW w:w="3813" w:type="dxa"/>
+            <w:tcW w:w="3805" w:type="dxa"/>
           </w:tcPr>
           <w:p>
             <w:r>
@@ -5013,7 +5173,7 @@
         </w:tc>
         <w:tc>
           <w:tcPr>
-            <w:tcW w:w="928" w:type="dxa"/>
+            <w:tcW w:w="927" w:type="dxa"/>
           </w:tcPr>
           <w:p>
             <w:r>
@@ -5025,117 +5185,124 @@
       <w:tr>
         <w:tc>
           <w:tcPr>
-            <w:tcW w:w="1402" w:type="dxa"/>
-          </w:tcPr>
-          <w:p>
-            <w:r>
-              <w:t>ULTRADEV</w:t>
-            </w:r>
-          </w:p>
-        </w:tc>
-        <w:tc>
-          <w:tcPr>
-            <w:tcW w:w="2713" w:type="dxa"/>
-          </w:tcPr>
-          <w:p>
-            <w:r>
-              <w:t>8 rue Alfred Sancey, 25000 Besançon</w:t>
-            </w:r>
-          </w:p>
-          <w:p>
-            <w:r>
-              <w:t xml:space="preserve">Tel : </w:t>
-            </w:r>
-            <w:r>
-              <w:t>06 61 18 61 37</w:t>
-            </w:r>
-          </w:p>
-        </w:tc>
-        <w:tc>
-          <w:tcPr>
-            <w:tcW w:w="3813" w:type="dxa"/>
-          </w:tcPr>
-          <w:p/>
-        </w:tc>
-        <w:tc>
-          <w:tcPr>
-            <w:tcW w:w="928" w:type="dxa"/>
-          </w:tcPr>
-          <w:p/>
+            <w:tcW w:w="1400" w:type="dxa"/>
+          </w:tcPr>
+          <w:p>
+            <w:r>
+              <w:t>Carbon</w:t>
+            </w:r>
+            <w:r>
+              <w:rPr>
+                <w:b/>
+                <w:bCs/>
+              </w:rPr>
+              <w:t xml:space="preserve"> </w:t>
+            </w:r>
+            <w:r>
+              <w:t>Bee</w:t>
+            </w:r>
+          </w:p>
+        </w:tc>
+        <w:tc>
+          <w:tcPr>
+            <w:tcW w:w="2724" w:type="dxa"/>
+          </w:tcPr>
+          <w:p>
+            <w:r>
+              <w:t>161 Av. de Romans, 26000 Valence</w:t>
+            </w:r>
+          </w:p>
+        </w:tc>
+        <w:tc>
+          <w:tcPr>
+            <w:tcW w:w="3805" w:type="dxa"/>
+          </w:tcPr>
+          <w:p>
+            <w:r>
+              <w:t>https://carbonbee.fr/</w:t>
+            </w:r>
+          </w:p>
+        </w:tc>
+        <w:tc>
+          <w:tcPr>
+            <w:tcW w:w="927" w:type="dxa"/>
+          </w:tcPr>
+          <w:p>
+            <w:r>
+              <w:t>Envoyé</w:t>
+            </w:r>
+          </w:p>
         </w:tc>
       </w:tr>
       <w:tr>
         <w:tc>
           <w:tcPr>
-            <w:tcW w:w="1402" w:type="dxa"/>
-          </w:tcPr>
-          <w:p>
-            <w:r>
-              <w:t>Université de Franche-Comté – Centre de ressources</w:t>
-            </w:r>
-          </w:p>
-        </w:tc>
-        <w:tc>
-          <w:tcPr>
-            <w:tcW w:w="2713" w:type="dxa"/>
-          </w:tcPr>
-          <w:p>
-            <w:r>
-              <w:t>Pl. Saint-Jacques, 250</w:t>
+            <w:tcW w:w="1400" w:type="dxa"/>
+          </w:tcPr>
+          <w:p>
+            <w:proofErr w:type="spellStart"/>
+            <w:proofErr w:type="gramStart"/>
+            <w:r>
+              <w:t>R.Bourgeois</w:t>
+            </w:r>
+            <w:proofErr w:type="spellEnd"/>
+            <w:proofErr w:type="gramEnd"/>
+          </w:p>
+        </w:tc>
+        <w:tc>
+          <w:tcPr>
+            <w:tcW w:w="2724" w:type="dxa"/>
+          </w:tcPr>
+          <w:p>
+            <w:r>
+              <w:t xml:space="preserve">25, Rue de </w:t>
+            </w:r>
+            <w:proofErr w:type="spellStart"/>
+            <w:r>
+              <w:t>Trépillot</w:t>
+            </w:r>
+            <w:proofErr w:type="spellEnd"/>
+            <w:r>
+              <w:br/>
+              <w:t>2500</w:t>
             </w:r>
             <w:r>
               <w:t>0</w:t>
             </w:r>
             <w:r>
-              <w:t>0 Besançon</w:t>
-            </w:r>
-          </w:p>
-          <w:p>
-            <w:r>
-              <w:t>Tel : 0</w:t>
-            </w:r>
-            <w:r>
-              <w:t>3</w:t>
-            </w:r>
-            <w:r>
-              <w:t xml:space="preserve"> </w:t>
-            </w:r>
-            <w:r>
-              <w:t>81</w:t>
-            </w:r>
-            <w:r>
-              <w:t xml:space="preserve"> </w:t>
-            </w:r>
-            <w:r>
-              <w:t>66</w:t>
-            </w:r>
-            <w:r>
-              <w:t xml:space="preserve"> </w:t>
-            </w:r>
-            <w:r>
-              <w:t>55</w:t>
-            </w:r>
-            <w:r>
-              <w:t xml:space="preserve"> </w:t>
-            </w:r>
-            <w:r>
-              <w:t>27</w:t>
-            </w:r>
-          </w:p>
-        </w:tc>
-        <w:tc>
-          <w:tcPr>
-            <w:tcW w:w="3813" w:type="dxa"/>
-          </w:tcPr>
-          <w:p>
-            <w:r>
-              <w:t>https://www.umlp.fr/</w:t>
-            </w:r>
-          </w:p>
-        </w:tc>
-        <w:tc>
-          <w:tcPr>
-            <w:tcW w:w="928" w:type="dxa"/>
+              <w:t xml:space="preserve"> BESANÇON</w:t>
+            </w:r>
+          </w:p>
+          <w:p>
+            <w:r>
+              <w:t xml:space="preserve">Tel : </w:t>
+            </w:r>
+            <w:r>
+              <w:t>03 81 48 66 66</w:t>
+            </w:r>
+          </w:p>
+          <w:p>
+            <w:r>
+              <w:t xml:space="preserve">Email : </w:t>
+            </w:r>
+            <w:r>
+              <w:t>rbourgeoisfrance@rbourgeois.com</w:t>
+            </w:r>
+          </w:p>
+        </w:tc>
+        <w:tc>
+          <w:tcPr>
+            <w:tcW w:w="3805" w:type="dxa"/>
+          </w:tcPr>
+          <w:p>
+            <w:r>
+              <w:t>https://rbourgeois.fr/</w:t>
+            </w:r>
+          </w:p>
+        </w:tc>
+        <w:tc>
+          <w:tcPr>
+            <w:tcW w:w="927" w:type="dxa"/>
           </w:tcPr>
           <w:p>
             <w:r>
@@ -5147,21 +5314,21 @@
       <w:tr>
         <w:tc>
           <w:tcPr>
-            <w:tcW w:w="1402" w:type="dxa"/>
-          </w:tcPr>
-          <w:p>
-            <w:r>
-              <w:t>WOOPLEE SAS</w:t>
-            </w:r>
-          </w:p>
-        </w:tc>
-        <w:tc>
-          <w:tcPr>
-            <w:tcW w:w="2713" w:type="dxa"/>
-          </w:tcPr>
-          <w:p>
-            <w:r>
-              <w:t>7 Rue Lavoisier, 25000 Besançon</w:t>
+            <w:tcW w:w="1400" w:type="dxa"/>
+          </w:tcPr>
+          <w:p>
+            <w:r>
+              <w:t>ULTRADEV</w:t>
+            </w:r>
+          </w:p>
+        </w:tc>
+        <w:tc>
+          <w:tcPr>
+            <w:tcW w:w="2724" w:type="dxa"/>
+          </w:tcPr>
+          <w:p>
+            <w:r>
+              <w:t>8 rue Alfred Sancey, 25000 Besançon</w:t>
             </w:r>
           </w:p>
           <w:p>
@@ -5169,129 +5336,317 @@
               <w:t xml:space="preserve">Tel : </w:t>
             </w:r>
             <w:r>
-              <w:t>03 70 88 57 00</w:t>
-            </w:r>
-          </w:p>
-        </w:tc>
-        <w:tc>
-          <w:tcPr>
-            <w:tcW w:w="3813" w:type="dxa"/>
-          </w:tcPr>
-          <w:p>
-            <w:r>
-              <w:t>https://www.wooplee.fr/</w:t>
-            </w:r>
-          </w:p>
-        </w:tc>
-        <w:tc>
-          <w:tcPr>
-            <w:tcW w:w="928" w:type="dxa"/>
-          </w:tcPr>
-          <w:p>
-            <w:r>
-              <w:t>Envoyé</w:t>
-            </w:r>
-          </w:p>
+              <w:t>06 61 18 61 37</w:t>
+            </w:r>
+          </w:p>
+        </w:tc>
+        <w:tc>
+          <w:tcPr>
+            <w:tcW w:w="3805" w:type="dxa"/>
+          </w:tcPr>
+          <w:p/>
+        </w:tc>
+        <w:tc>
+          <w:tcPr>
+            <w:tcW w:w="927" w:type="dxa"/>
+          </w:tcPr>
+          <w:p/>
         </w:tc>
       </w:tr>
       <w:tr>
         <w:tc>
           <w:tcPr>
-            <w:tcW w:w="1402" w:type="dxa"/>
-          </w:tcPr>
-          <w:p>
-            <w:r>
-              <w:t xml:space="preserve">Mazars </w:t>
-            </w:r>
+            <w:tcW w:w="1400" w:type="dxa"/>
+          </w:tcPr>
+          <w:p>
             <w:r>
               <w:lastRenderedPageBreak/>
-              <w:t>Besançon</w:t>
-            </w:r>
-          </w:p>
-        </w:tc>
-        <w:tc>
-          <w:tcPr>
-            <w:tcW w:w="2713" w:type="dxa"/>
-          </w:tcPr>
-          <w:p/>
-        </w:tc>
-        <w:tc>
-          <w:tcPr>
-            <w:tcW w:w="3813" w:type="dxa"/>
-          </w:tcPr>
-          <w:p/>
-        </w:tc>
-        <w:tc>
-          <w:tcPr>
-            <w:tcW w:w="928" w:type="dxa"/>
-          </w:tcPr>
-          <w:p/>
+              <w:t>Université de Franche-Comté – Centre de ressources</w:t>
+            </w:r>
+          </w:p>
+        </w:tc>
+        <w:tc>
+          <w:tcPr>
+            <w:tcW w:w="2724" w:type="dxa"/>
+          </w:tcPr>
+          <w:p>
+            <w:r>
+              <w:t>Pl. Saint-Jacques, 250</w:t>
+            </w:r>
+            <w:r>
+              <w:t>0</w:t>
+            </w:r>
+            <w:r>
+              <w:t>0 Besançon</w:t>
+            </w:r>
+          </w:p>
+          <w:p>
+            <w:r>
+              <w:t>Tel : 0</w:t>
+            </w:r>
+            <w:r>
+              <w:t>3</w:t>
+            </w:r>
+            <w:r>
+              <w:t xml:space="preserve"> </w:t>
+            </w:r>
+            <w:r>
+              <w:t>81</w:t>
+            </w:r>
+            <w:r>
+              <w:t xml:space="preserve"> </w:t>
+            </w:r>
+            <w:r>
+              <w:t>66</w:t>
+            </w:r>
+            <w:r>
+              <w:t xml:space="preserve"> </w:t>
+            </w:r>
+            <w:r>
+              <w:t>55</w:t>
+            </w:r>
+            <w:r>
+              <w:t xml:space="preserve"> </w:t>
+            </w:r>
+            <w:r>
+              <w:t>27</w:t>
+            </w:r>
+          </w:p>
+        </w:tc>
+        <w:tc>
+          <w:tcPr>
+            <w:tcW w:w="3805" w:type="dxa"/>
+          </w:tcPr>
+          <w:p>
+            <w:r>
+              <w:t>https://www.umlp.fr/</w:t>
+            </w:r>
+          </w:p>
+        </w:tc>
+        <w:tc>
+          <w:tcPr>
+            <w:tcW w:w="927" w:type="dxa"/>
+          </w:tcPr>
+          <w:p>
+            <w:r>
+              <w:t>Envoyé</w:t>
+            </w:r>
+          </w:p>
         </w:tc>
       </w:tr>
       <w:tr>
         <w:tc>
           <w:tcPr>
-            <w:tcW w:w="1402" w:type="dxa"/>
-          </w:tcPr>
-          <w:p>
-            <w:r>
-              <w:t>INSTITUT UTINAM</w:t>
-            </w:r>
-          </w:p>
-        </w:tc>
-        <w:tc>
-          <w:tcPr>
-            <w:tcW w:w="2713" w:type="dxa"/>
-          </w:tcPr>
-          <w:p/>
-        </w:tc>
-        <w:tc>
-          <w:tcPr>
-            <w:tcW w:w="3813" w:type="dxa"/>
-          </w:tcPr>
-          <w:p/>
-        </w:tc>
-        <w:tc>
-          <w:tcPr>
-            <w:tcW w:w="928" w:type="dxa"/>
-          </w:tcPr>
-          <w:p/>
+            <w:tcW w:w="1400" w:type="dxa"/>
+          </w:tcPr>
+          <w:p>
+            <w:r>
+              <w:t>WOOPLEE SAS</w:t>
+            </w:r>
+          </w:p>
+        </w:tc>
+        <w:tc>
+          <w:tcPr>
+            <w:tcW w:w="2724" w:type="dxa"/>
+          </w:tcPr>
+          <w:p>
+            <w:r>
+              <w:t>7 Rue Lavoisier, 25000 Besançon</w:t>
+            </w:r>
+          </w:p>
+          <w:p>
+            <w:r>
+              <w:t xml:space="preserve">Tel : </w:t>
+            </w:r>
+            <w:r>
+              <w:t>03 70 88 57 00</w:t>
+            </w:r>
+          </w:p>
+        </w:tc>
+        <w:tc>
+          <w:tcPr>
+            <w:tcW w:w="3805" w:type="dxa"/>
+          </w:tcPr>
+          <w:p>
+            <w:r>
+              <w:t>https://www.wooplee.fr/</w:t>
+            </w:r>
+          </w:p>
+        </w:tc>
+        <w:tc>
+          <w:tcPr>
+            <w:tcW w:w="927" w:type="dxa"/>
+          </w:tcPr>
+          <w:p>
+            <w:r>
+              <w:t>Envoyé</w:t>
+            </w:r>
+          </w:p>
         </w:tc>
       </w:tr>
       <w:tr>
         <w:tc>
           <w:tcPr>
-            <w:tcW w:w="1402" w:type="dxa"/>
-          </w:tcPr>
-          <w:p>
-            <w:r>
-              <w:t>Agence Splatsh</w:t>
-            </w:r>
-          </w:p>
-        </w:tc>
-        <w:tc>
-          <w:tcPr>
-            <w:tcW w:w="2713" w:type="dxa"/>
-          </w:tcPr>
-          <w:p/>
-        </w:tc>
-        <w:tc>
-          <w:tcPr>
-            <w:tcW w:w="3813" w:type="dxa"/>
-          </w:tcPr>
-          <w:p/>
-        </w:tc>
-        <w:tc>
-          <w:tcPr>
-            <w:tcW w:w="928" w:type="dxa"/>
-          </w:tcPr>
-          <w:p/>
+            <w:tcW w:w="1400" w:type="dxa"/>
+          </w:tcPr>
+          <w:p>
+            <w:r>
+              <w:t>Mazars Besançon</w:t>
+            </w:r>
+          </w:p>
+        </w:tc>
+        <w:tc>
+          <w:tcPr>
+            <w:tcW w:w="2724" w:type="dxa"/>
+          </w:tcPr>
+          <w:p>
+            <w:r>
+              <w:t>9 rue Madeleine Brès</w:t>
+            </w:r>
+            <w:r>
+              <w:br/>
+              <w:t>2500</w:t>
+            </w:r>
+            <w:r>
+              <w:t>0</w:t>
+            </w:r>
+            <w:r>
+              <w:t> Besançon</w:t>
+            </w:r>
+          </w:p>
+          <w:p>
+            <w:r>
+              <w:t xml:space="preserve">Tel : </w:t>
+            </w:r>
+            <w:r>
+              <w:t>03 81 53 28 55</w:t>
+            </w:r>
+          </w:p>
+        </w:tc>
+        <w:tc>
+          <w:tcPr>
+            <w:tcW w:w="3805" w:type="dxa"/>
+          </w:tcPr>
+          <w:p>
+            <w:r>
+              <w:t>https://www.forvismazars.com/fr/fr</w:t>
+            </w:r>
+          </w:p>
+        </w:tc>
+        <w:tc>
+          <w:tcPr>
+            <w:tcW w:w="927" w:type="dxa"/>
+          </w:tcPr>
+          <w:p>
+            <w:r>
+              <w:t>Envoyé</w:t>
+            </w:r>
+          </w:p>
         </w:tc>
       </w:tr>
       <w:tr>
         <w:tc>
           <w:tcPr>
-            <w:tcW w:w="1402" w:type="dxa"/>
+            <w:tcW w:w="1400" w:type="dxa"/>
+          </w:tcPr>
+          <w:p>
+            <w:r>
+              <w:t>INSTITUT UTINAM</w:t>
+            </w:r>
+          </w:p>
+        </w:tc>
+        <w:tc>
+          <w:tcPr>
+            <w:tcW w:w="2724" w:type="dxa"/>
+          </w:tcPr>
+          <w:p>
+            <w:r>
+              <w:t>41 bis avenue de l’Observatoire</w:t>
+            </w:r>
+            <w:r>
+              <w:br/>
+              <w:t>250</w:t>
+            </w:r>
+            <w:r>
+              <w:t>0</w:t>
+            </w:r>
+            <w:r>
+              <w:t>0 Besançon</w:t>
+            </w:r>
+          </w:p>
+          <w:p>
+            <w:r>
+              <w:t xml:space="preserve">Tel : </w:t>
+            </w:r>
+            <w:r>
+              <w:t>03 81 66 69 00</w:t>
+            </w:r>
+          </w:p>
+        </w:tc>
+        <w:tc>
+          <w:tcPr>
+            <w:tcW w:w="3805" w:type="dxa"/>
+          </w:tcPr>
+          <w:p>
+            <w:r>
+              <w:t>https://www.utinam.cnrs.fr/</w:t>
+            </w:r>
+          </w:p>
+        </w:tc>
+        <w:tc>
+          <w:tcPr>
+            <w:tcW w:w="927" w:type="dxa"/>
+          </w:tcPr>
+          <w:p>
+            <w:r>
+              <w:t>Envoyé</w:t>
+            </w:r>
+          </w:p>
+        </w:tc>
+      </w:tr>
+      <w:tr>
+        <w:tc>
+          <w:tcPr>
+            <w:tcW w:w="1400" w:type="dxa"/>
+          </w:tcPr>
+          <w:p>
+            <w:r>
+              <w:t xml:space="preserve">Agence </w:t>
+            </w:r>
+            <w:proofErr w:type="spellStart"/>
+            <w:r>
+              <w:t>Splatsh</w:t>
+            </w:r>
+            <w:proofErr w:type="spellEnd"/>
+          </w:p>
+        </w:tc>
+        <w:tc>
+          <w:tcPr>
+            <w:tcW w:w="2724" w:type="dxa"/>
+          </w:tcPr>
+          <w:p>
+            <w:r>
+              <w:t>15 RUE PASTEUR 25000 BESANCON</w:t>
+            </w:r>
+          </w:p>
+        </w:tc>
+        <w:tc>
+          <w:tcPr>
+            <w:tcW w:w="3805" w:type="dxa"/>
+          </w:tcPr>
+          <w:p/>
+        </w:tc>
+        <w:tc>
+          <w:tcPr>
+            <w:tcW w:w="927" w:type="dxa"/>
+          </w:tcPr>
+          <w:p/>
+        </w:tc>
+      </w:tr>
+      <w:tr>
+        <w:tc>
+          <w:tcPr>
+            <w:tcW w:w="1400" w:type="dxa"/>
           </w:tcPr>
           <w:p>
             <w:r>
@@ -5301,21 +5656,290 @@
         </w:tc>
         <w:tc>
           <w:tcPr>
-            <w:tcW w:w="2713" w:type="dxa"/>
-          </w:tcPr>
-          <w:p/>
-        </w:tc>
-        <w:tc>
-          <w:tcPr>
-            <w:tcW w:w="3813" w:type="dxa"/>
-          </w:tcPr>
-          <w:p/>
-        </w:tc>
-        <w:tc>
-          <w:tcPr>
-            <w:tcW w:w="928" w:type="dxa"/>
-          </w:tcPr>
-          <w:p/>
+            <w:tcW w:w="2724" w:type="dxa"/>
+          </w:tcPr>
+          <w:p>
+            <w:r>
+              <w:t>8 rue du Docteur Jean-François Xavier Girod, 25000 Besançon</w:t>
+            </w:r>
+          </w:p>
+          <w:p>
+            <w:r>
+              <w:t xml:space="preserve">Tel : </w:t>
+            </w:r>
+            <w:r>
+              <w:t>03 81 61 56 15</w:t>
+            </w:r>
+          </w:p>
+        </w:tc>
+        <w:tc>
+          <w:tcPr>
+            <w:tcW w:w="3805" w:type="dxa"/>
+          </w:tcPr>
+          <w:p>
+            <w:r>
+              <w:t>https://dondesang.efs.sante.fr/</w:t>
+            </w:r>
+          </w:p>
+        </w:tc>
+        <w:tc>
+          <w:tcPr>
+            <w:tcW w:w="927" w:type="dxa"/>
+          </w:tcPr>
+          <w:p>
+            <w:r>
+              <w:t>Envoyé</w:t>
+            </w:r>
+          </w:p>
+        </w:tc>
+      </w:tr>
+      <w:tr>
+        <w:tc>
+          <w:tcPr>
+            <w:tcW w:w="1400" w:type="dxa"/>
+          </w:tcPr>
+          <w:p>
+            <w:r>
+              <w:t>Koesio Est</w:t>
+            </w:r>
+          </w:p>
+        </w:tc>
+        <w:tc>
+          <w:tcPr>
+            <w:tcW w:w="2724" w:type="dxa"/>
+          </w:tcPr>
+          <w:p>
+            <w:r>
+              <w:t>3 Rue Claude Girard, 25770 Chemaudin et Vaux</w:t>
+            </w:r>
+          </w:p>
+          <w:p>
+            <w:r>
+              <w:t>Tel : 03 81 41 18 00</w:t>
+            </w:r>
+          </w:p>
+        </w:tc>
+        <w:tc>
+          <w:tcPr>
+            <w:tcW w:w="3805" w:type="dxa"/>
+          </w:tcPr>
+          <w:p>
+            <w:r>
+              <w:t>https://koesio.com/</w:t>
+            </w:r>
+          </w:p>
+        </w:tc>
+        <w:tc>
+          <w:tcPr>
+            <w:tcW w:w="927" w:type="dxa"/>
+          </w:tcPr>
+          <w:p>
+            <w:r>
+              <w:t>Envoyé</w:t>
+            </w:r>
+          </w:p>
+        </w:tc>
+      </w:tr>
+      <w:tr>
+        <w:tc>
+          <w:tcPr>
+            <w:tcW w:w="1400" w:type="dxa"/>
+          </w:tcPr>
+          <w:p>
+            <w:r>
+              <w:t>Quarks</w:t>
+            </w:r>
+          </w:p>
+        </w:tc>
+        <w:tc>
+          <w:tcPr>
+            <w:tcW w:w="2724" w:type="dxa"/>
+          </w:tcPr>
+          <w:p>
+            <w:r>
+              <w:t xml:space="preserve">48 GRANDE RUE 25000 </w:t>
+            </w:r>
+            <w:r>
+              <w:t>–</w:t>
+            </w:r>
+            <w:r>
+              <w:t xml:space="preserve"> BESANCON</w:t>
+            </w:r>
+          </w:p>
+          <w:p>
+            <w:r>
+              <w:t xml:space="preserve">Tel : </w:t>
+            </w:r>
+            <w:r>
+              <w:t>01 85</w:t>
+            </w:r>
+            <w:r>
+              <w:t xml:space="preserve"> </w:t>
+            </w:r>
+            <w:r>
+              <w:t>08</w:t>
+            </w:r>
+            <w:r>
+              <w:t xml:space="preserve"> </w:t>
+            </w:r>
+            <w:r>
+              <w:t>50 81</w:t>
+            </w:r>
+          </w:p>
+          <w:p>
+            <w:r>
+              <w:t xml:space="preserve">Email : </w:t>
+            </w:r>
+            <w:r>
+              <w:t>info@quarksgroup.com</w:t>
+            </w:r>
+          </w:p>
+        </w:tc>
+        <w:tc>
+          <w:tcPr>
+            <w:tcW w:w="3805" w:type="dxa"/>
+          </w:tcPr>
+          <w:p>
+            <w:r>
+              <w:t>https://www.quarksgroup.com/</w:t>
+            </w:r>
+          </w:p>
+        </w:tc>
+        <w:tc>
+          <w:tcPr>
+            <w:tcW w:w="927" w:type="dxa"/>
+          </w:tcPr>
+          <w:p>
+            <w:r>
+              <w:t>Envoyé</w:t>
+            </w:r>
+          </w:p>
+        </w:tc>
+      </w:tr>
+      <w:tr>
+        <w:tc>
+          <w:tcPr>
+            <w:tcW w:w="1400" w:type="dxa"/>
+          </w:tcPr>
+          <w:p>
+            <w:r>
+              <w:t>Ikuzo</w:t>
+            </w:r>
+          </w:p>
+        </w:tc>
+        <w:tc>
+          <w:tcPr>
+            <w:tcW w:w="2724" w:type="dxa"/>
+          </w:tcPr>
+          <w:p>
+            <w:r>
+              <w:t>19 rue de la république</w:t>
+            </w:r>
+            <w:r>
+              <w:br/>
+              <w:t>25000 Besançon</w:t>
+            </w:r>
+          </w:p>
+          <w:p>
+            <w:r>
+              <w:lastRenderedPageBreak/>
+              <w:t xml:space="preserve">Tel : </w:t>
+            </w:r>
+            <w:r>
+              <w:t>09 88 25 65 85</w:t>
+            </w:r>
+          </w:p>
+          <w:p>
+            <w:r>
+              <w:t xml:space="preserve">Email : </w:t>
+            </w:r>
+            <w:r>
+              <w:t>hello@ikuzo.fr</w:t>
+            </w:r>
+          </w:p>
+        </w:tc>
+        <w:tc>
+          <w:tcPr>
+            <w:tcW w:w="3805" w:type="dxa"/>
+          </w:tcPr>
+          <w:p>
+            <w:r>
+              <w:lastRenderedPageBreak/>
+              <w:t>https://ikuzo.fr/</w:t>
+            </w:r>
+          </w:p>
+        </w:tc>
+        <w:tc>
+          <w:tcPr>
+            <w:tcW w:w="927" w:type="dxa"/>
+          </w:tcPr>
+          <w:p>
+            <w:r>
+              <w:t>Envoyé</w:t>
+            </w:r>
+          </w:p>
+        </w:tc>
+      </w:tr>
+      <w:tr>
+        <w:tc>
+          <w:tcPr>
+            <w:tcW w:w="1400" w:type="dxa"/>
+          </w:tcPr>
+          <w:p>
+            <w:r>
+              <w:t>Info Jeunes Bourgogne-Franche-Comté (CRIJ)</w:t>
+            </w:r>
+          </w:p>
+        </w:tc>
+        <w:tc>
+          <w:tcPr>
+            <w:tcW w:w="2724" w:type="dxa"/>
+          </w:tcPr>
+          <w:p>
+            <w:r>
+              <w:t>27, rue de la République</w:t>
+            </w:r>
+            <w:r>
+              <w:br/>
+              <w:t>25000 – Besançon</w:t>
+            </w:r>
+          </w:p>
+          <w:p>
+            <w:r>
+              <w:t xml:space="preserve">Tel : </w:t>
+            </w:r>
+            <w:r>
+              <w:t>03 81 21 16 16</w:t>
+            </w:r>
+          </w:p>
+          <w:p>
+            <w:r>
+              <w:t xml:space="preserve">Email : </w:t>
+            </w:r>
+            <w:r>
+              <w:t>contact@jeunes-bfc.fr</w:t>
+            </w:r>
+          </w:p>
+        </w:tc>
+        <w:tc>
+          <w:tcPr>
+            <w:tcW w:w="3805" w:type="dxa"/>
+          </w:tcPr>
+          <w:p>
+            <w:r>
+              <w:t>https://www.jeunes-bfc.fr/</w:t>
+            </w:r>
+          </w:p>
+        </w:tc>
+        <w:tc>
+          <w:tcPr>
+            <w:tcW w:w="927" w:type="dxa"/>
+          </w:tcPr>
+          <w:p>
+            <w:r>
+              <w:t>Envoyé</w:t>
+            </w:r>
+          </w:p>
         </w:tc>
       </w:tr>
     </w:tbl>
@@ -17255,6 +17879,37 @@
       <w:szCs w:val="24"/>
     </w:rPr>
   </w:style>
+  <w:style w:type="paragraph" w:styleId="PrformatHTML">
+    <w:name w:val="HTML Preformatted"/>
+    <w:basedOn w:val="Normal"/>
+    <w:link w:val="PrformatHTMLCar"/>
+    <w:uiPriority w:val="99"/>
+    <w:semiHidden/>
+    <w:unhideWhenUsed/>
+    <w:rsid w:val="00D606D0"/>
+    <w:pPr>
+      <w:spacing w:after="0" w:line="240" w:lineRule="auto"/>
+    </w:pPr>
+    <w:rPr>
+      <w:rFonts w:ascii="Consolas" w:hAnsi="Consolas"/>
+      <w:sz w:val="20"/>
+      <w:szCs w:val="20"/>
+    </w:rPr>
+  </w:style>
+  <w:style w:type="character" w:customStyle="1" w:styleId="PrformatHTMLCar">
+    <w:name w:val="Préformaté HTML Car"/>
+    <w:basedOn w:val="Policepardfaut"/>
+    <w:link w:val="PrformatHTML"/>
+    <w:uiPriority w:val="99"/>
+    <w:semiHidden/>
+    <w:rsid w:val="00D606D0"/>
+    <w:rPr>
+      <w:rFonts w:ascii="Consolas" w:hAnsi="Consolas"/>
+      <w:sz w:val="20"/>
+      <w:szCs w:val="20"/>
+      <w:lang w:val="fr-FR"/>
+    </w:rPr>
+  </w:style>
 </w:styles>
 </file>
 

--- a/CEJM/BTS SIO 1/Recherche de stage/Liste entreprises.docx
+++ b/CEJM/BTS SIO 1/Recherche de stage/Liste entreprises.docx
@@ -5771,19 +5771,7 @@
               <w:t xml:space="preserve">Tel : </w:t>
             </w:r>
             <w:r>
-              <w:t>01 85</w:t>
-            </w:r>
-            <w:r>
-              <w:t xml:space="preserve"> </w:t>
-            </w:r>
-            <w:r>
-              <w:t>08</w:t>
-            </w:r>
-            <w:r>
-              <w:t xml:space="preserve"> </w:t>
-            </w:r>
-            <w:r>
-              <w:t>50 81</w:t>
+              <w:t>01 85 08 50 81</w:t>
             </w:r>
           </w:p>
           <w:p>
@@ -5940,6 +5928,1288 @@
               <w:t>Envoyé</w:t>
             </w:r>
           </w:p>
+        </w:tc>
+      </w:tr>
+      <w:tr>
+        <w:tc>
+          <w:tcPr>
+            <w:tcW w:w="1400" w:type="dxa"/>
+          </w:tcPr>
+          <w:p>
+            <w:r>
+              <w:t>Centre de Télé-enseignement Universitaire</w:t>
+            </w:r>
+          </w:p>
+        </w:tc>
+        <w:tc>
+          <w:tcPr>
+            <w:tcW w:w="2724" w:type="dxa"/>
+          </w:tcPr>
+          <w:p>
+            <w:r>
+              <w:t xml:space="preserve">Domaine universitaire de la </w:t>
+            </w:r>
+            <w:proofErr w:type="spellStart"/>
+            <w:r>
+              <w:t>Bouloie</w:t>
+            </w:r>
+            <w:proofErr w:type="spellEnd"/>
+            <w:r>
+              <w:br/>
+              <w:t>250</w:t>
+            </w:r>
+            <w:r>
+              <w:t>0</w:t>
+            </w:r>
+            <w:r>
+              <w:t>0 Besançon</w:t>
+            </w:r>
+          </w:p>
+          <w:p>
+            <w:r>
+              <w:t xml:space="preserve">Tel : </w:t>
+            </w:r>
+            <w:r>
+              <w:t>03 81 66 58 70</w:t>
+            </w:r>
+          </w:p>
+          <w:p>
+            <w:r>
+              <w:t xml:space="preserve">Email : </w:t>
+            </w:r>
+            <w:r>
+              <w:t>sup-fc@univ-fcomte.fr</w:t>
+            </w:r>
+          </w:p>
+        </w:tc>
+        <w:tc>
+          <w:tcPr>
+            <w:tcW w:w="3805" w:type="dxa"/>
+          </w:tcPr>
+          <w:p>
+            <w:r>
+              <w:t>https://sup-fc.univ-fcomte.fr/</w:t>
+            </w:r>
+          </w:p>
+        </w:tc>
+        <w:tc>
+          <w:tcPr>
+            <w:tcW w:w="927" w:type="dxa"/>
+          </w:tcPr>
+          <w:p>
+            <w:r>
+              <w:t>Envoyé</w:t>
+            </w:r>
+          </w:p>
+        </w:tc>
+      </w:tr>
+      <w:tr>
+        <w:tc>
+          <w:tcPr>
+            <w:tcW w:w="1400" w:type="dxa"/>
+          </w:tcPr>
+          <w:p>
+            <w:r>
+              <w:t>Laboratoire ISTA Université de Franche-Comté</w:t>
+            </w:r>
+          </w:p>
+        </w:tc>
+        <w:tc>
+          <w:tcPr>
+            <w:tcW w:w="2724" w:type="dxa"/>
+          </w:tcPr>
+          <w:p>
+            <w:r>
+              <w:t xml:space="preserve">30-32 rue </w:t>
+            </w:r>
+            <w:proofErr w:type="spellStart"/>
+            <w:r>
+              <w:t>Mégevand</w:t>
+            </w:r>
+            <w:proofErr w:type="spellEnd"/>
+            <w:r>
+              <w:br/>
+              <w:t>25000 Besançon</w:t>
+            </w:r>
+          </w:p>
+          <w:p>
+            <w:r>
+              <w:t xml:space="preserve">Tel : </w:t>
+            </w:r>
+            <w:r>
+              <w:t>03 81 66 54 73</w:t>
+            </w:r>
+          </w:p>
+        </w:tc>
+        <w:tc>
+          <w:tcPr>
+            <w:tcW w:w="3805" w:type="dxa"/>
+          </w:tcPr>
+          <w:p>
+            <w:r>
+              <w:t>https://ista.umlp.fr/</w:t>
+            </w:r>
+          </w:p>
+        </w:tc>
+        <w:tc>
+          <w:tcPr>
+            <w:tcW w:w="927" w:type="dxa"/>
+          </w:tcPr>
+          <w:p/>
+        </w:tc>
+      </w:tr>
+      <w:tr>
+        <w:tc>
+          <w:tcPr>
+            <w:tcW w:w="1400" w:type="dxa"/>
+          </w:tcPr>
+          <w:p>
+            <w:r>
+              <w:t>Ville de Besançon – Direction Citadelle</w:t>
+            </w:r>
+          </w:p>
+        </w:tc>
+        <w:tc>
+          <w:tcPr>
+            <w:tcW w:w="2724" w:type="dxa"/>
+          </w:tcPr>
+          <w:p>
+            <w:r>
+              <w:t xml:space="preserve">2 rue </w:t>
+            </w:r>
+            <w:proofErr w:type="spellStart"/>
+            <w:r>
+              <w:t>Mégevand</w:t>
+            </w:r>
+            <w:proofErr w:type="spellEnd"/>
+            <w:r>
+              <w:br/>
+              <w:t>250</w:t>
+            </w:r>
+            <w:r>
+              <w:t>00</w:t>
+            </w:r>
+            <w:r>
+              <w:t xml:space="preserve"> Besançon</w:t>
+            </w:r>
+          </w:p>
+          <w:p>
+            <w:r>
+              <w:t xml:space="preserve">Tel : </w:t>
+            </w:r>
+            <w:r>
+              <w:t>03.81.87.83.33</w:t>
+            </w:r>
+          </w:p>
+          <w:p>
+            <w:r>
+              <w:t xml:space="preserve">Email : </w:t>
+            </w:r>
+            <w:r>
+              <w:t>stages.externes@besancon.fr</w:t>
+            </w:r>
+          </w:p>
+        </w:tc>
+        <w:tc>
+          <w:tcPr>
+            <w:tcW w:w="3805" w:type="dxa"/>
+          </w:tcPr>
+          <w:p>
+            <w:r>
+              <w:t>https://www.citadelle.com/</w:t>
+            </w:r>
+          </w:p>
+        </w:tc>
+        <w:tc>
+          <w:tcPr>
+            <w:tcW w:w="927" w:type="dxa"/>
+          </w:tcPr>
+          <w:p/>
+        </w:tc>
+      </w:tr>
+      <w:tr>
+        <w:tc>
+          <w:tcPr>
+            <w:tcW w:w="1400" w:type="dxa"/>
+          </w:tcPr>
+          <w:p>
+            <w:r>
+              <w:t>CPAM DU DOUBS</w:t>
+            </w:r>
+          </w:p>
+        </w:tc>
+        <w:tc>
+          <w:tcPr>
+            <w:tcW w:w="2724" w:type="dxa"/>
+          </w:tcPr>
+          <w:p>
+            <w:r>
+              <w:t>2 rue Denis-Papin, 250</w:t>
+            </w:r>
+            <w:r>
+              <w:t>00</w:t>
+            </w:r>
+            <w:r>
+              <w:t xml:space="preserve"> Besançon</w:t>
+            </w:r>
+          </w:p>
+        </w:tc>
+        <w:tc>
+          <w:tcPr>
+            <w:tcW w:w="3805" w:type="dxa"/>
+          </w:tcPr>
+          <w:p>
+            <w:r>
+              <w:t>https://www.assurance-maladie.ameli.fr/fiches-organismes/cpam-du-doubs</w:t>
+            </w:r>
+          </w:p>
+        </w:tc>
+        <w:tc>
+          <w:tcPr>
+            <w:tcW w:w="927" w:type="dxa"/>
+          </w:tcPr>
+          <w:p/>
+        </w:tc>
+      </w:tr>
+      <w:tr>
+        <w:tc>
+          <w:tcPr>
+            <w:tcW w:w="1400" w:type="dxa"/>
+          </w:tcPr>
+          <w:p>
+            <w:r>
+              <w:t>ASTEN SANTÉ</w:t>
+            </w:r>
+          </w:p>
+        </w:tc>
+        <w:tc>
+          <w:tcPr>
+            <w:tcW w:w="2724" w:type="dxa"/>
+          </w:tcPr>
+          <w:p>
+            <w:r>
+              <w:t>1 Esplanade Professeur François Barale</w:t>
+            </w:r>
+            <w:r>
+              <w:br/>
+              <w:t>25000 BESANÇON</w:t>
+            </w:r>
+          </w:p>
+          <w:p>
+            <w:r>
+              <w:t xml:space="preserve">Tel : </w:t>
+            </w:r>
+            <w:r>
+              <w:t>03 81 52</w:t>
+            </w:r>
+            <w:r>
+              <w:t xml:space="preserve"> </w:t>
+            </w:r>
+            <w:r>
+              <w:t>51</w:t>
+            </w:r>
+            <w:r>
+              <w:t xml:space="preserve"> </w:t>
+            </w:r>
+            <w:r>
+              <w:t>25</w:t>
+            </w:r>
+          </w:p>
+          <w:p>
+            <w:r>
+              <w:t xml:space="preserve">Email : </w:t>
+            </w:r>
+            <w:r>
+              <w:lastRenderedPageBreak/>
+              <w:t>astenbfc@astensante.com</w:t>
+            </w:r>
+          </w:p>
+        </w:tc>
+        <w:tc>
+          <w:tcPr>
+            <w:tcW w:w="3805" w:type="dxa"/>
+          </w:tcPr>
+          <w:p>
+            <w:r>
+              <w:lastRenderedPageBreak/>
+              <w:t>https://www.astensante.com/</w:t>
+            </w:r>
+          </w:p>
+        </w:tc>
+        <w:tc>
+          <w:tcPr>
+            <w:tcW w:w="927" w:type="dxa"/>
+          </w:tcPr>
+          <w:p>
+            <w:r>
+              <w:t>Envoyé</w:t>
+            </w:r>
+          </w:p>
+        </w:tc>
+      </w:tr>
+      <w:tr>
+        <w:tc>
+          <w:tcPr>
+            <w:tcW w:w="1400" w:type="dxa"/>
+          </w:tcPr>
+          <w:p>
+            <w:r>
+              <w:t>DDS Assistance SASU</w:t>
+            </w:r>
+          </w:p>
+        </w:tc>
+        <w:tc>
+          <w:tcPr>
+            <w:tcW w:w="2724" w:type="dxa"/>
+          </w:tcPr>
+          <w:p>
+            <w:r>
+              <w:t>1 ESP DOCTEUR FRANCOIS BARALE</w:t>
+            </w:r>
+            <w:r>
+              <w:br/>
+              <w:t>25000 BESANCON</w:t>
+            </w:r>
+          </w:p>
+        </w:tc>
+        <w:tc>
+          <w:tcPr>
+            <w:tcW w:w="3805" w:type="dxa"/>
+          </w:tcPr>
+          <w:p/>
+        </w:tc>
+        <w:tc>
+          <w:tcPr>
+            <w:tcW w:w="927" w:type="dxa"/>
+          </w:tcPr>
+          <w:p/>
+        </w:tc>
+      </w:tr>
+      <w:tr>
+        <w:tc>
+          <w:tcPr>
+            <w:tcW w:w="1400" w:type="dxa"/>
+          </w:tcPr>
+          <w:p>
+            <w:pPr>
+              <w:rPr>
+                <w:rFonts w:ascii="Times New Roman" w:hAnsi="Times New Roman" w:cs="Times New Roman"/>
+              </w:rPr>
+            </w:pPr>
+            <w:r>
+              <w:t>BANQUE POPULAIRE BOURGOGNE FRACHE COMTÉ</w:t>
+            </w:r>
+          </w:p>
+        </w:tc>
+        <w:tc>
+          <w:tcPr>
+            <w:tcW w:w="2724" w:type="dxa"/>
+          </w:tcPr>
+          <w:p>
+            <w:r>
+              <w:t>1, pl de la 1ère Armée Française</w:t>
+            </w:r>
+            <w:r>
+              <w:t xml:space="preserve"> </w:t>
+            </w:r>
+            <w:r>
+              <w:t>25000 BESANCON</w:t>
+            </w:r>
+          </w:p>
+          <w:p>
+            <w:r>
+              <w:t xml:space="preserve">Tel : </w:t>
+            </w:r>
+            <w:r>
+              <w:t>03.81.65.91.21</w:t>
+            </w:r>
+          </w:p>
+        </w:tc>
+        <w:tc>
+          <w:tcPr>
+            <w:tcW w:w="3805" w:type="dxa"/>
+          </w:tcPr>
+          <w:p>
+            <w:r>
+              <w:t>https://www.banquepopulaire.fr/bpbfc/</w:t>
+            </w:r>
+          </w:p>
+        </w:tc>
+        <w:tc>
+          <w:tcPr>
+            <w:tcW w:w="927" w:type="dxa"/>
+          </w:tcPr>
+          <w:p/>
+        </w:tc>
+      </w:tr>
+      <w:tr>
+        <w:tc>
+          <w:tcPr>
+            <w:tcW w:w="1400" w:type="dxa"/>
+          </w:tcPr>
+          <w:p>
+            <w:r>
+              <w:t>Crédit agricole</w:t>
+            </w:r>
+          </w:p>
+        </w:tc>
+        <w:tc>
+          <w:tcPr>
+            <w:tcW w:w="2724" w:type="dxa"/>
+          </w:tcPr>
+          <w:p>
+            <w:r>
+              <w:t xml:space="preserve">14 </w:t>
+            </w:r>
+            <w:proofErr w:type="spellStart"/>
+            <w:r>
+              <w:t>Espl</w:t>
+            </w:r>
+            <w:proofErr w:type="spellEnd"/>
+            <w:r>
+              <w:t xml:space="preserve">. </w:t>
+            </w:r>
+            <w:proofErr w:type="gramStart"/>
+            <w:r>
+              <w:t>du</w:t>
+            </w:r>
+            <w:proofErr w:type="gramEnd"/>
+            <w:r>
+              <w:t xml:space="preserve"> Breuil, 25110 Baume-les-Dames</w:t>
+            </w:r>
+          </w:p>
+          <w:p>
+            <w:r>
+              <w:t>Tel : 0</w:t>
+            </w:r>
+            <w:r>
+              <w:t>3</w:t>
+            </w:r>
+            <w:r>
+              <w:t xml:space="preserve"> </w:t>
+            </w:r>
+            <w:r>
+              <w:t>81</w:t>
+            </w:r>
+            <w:r>
+              <w:t xml:space="preserve"> </w:t>
+            </w:r>
+            <w:r>
+              <w:t>84</w:t>
+            </w:r>
+            <w:r>
+              <w:t xml:space="preserve"> </w:t>
+            </w:r>
+            <w:r>
+              <w:t>08</w:t>
+            </w:r>
+            <w:r>
+              <w:t xml:space="preserve"> </w:t>
+            </w:r>
+            <w:r>
+              <w:t>45</w:t>
+            </w:r>
+          </w:p>
+          <w:p>
+            <w:r>
+              <w:t xml:space="preserve">Email : </w:t>
+            </w:r>
+            <w:r>
+              <w:t>baume.les.dames@ca-franchecomte.fr</w:t>
+            </w:r>
+          </w:p>
+        </w:tc>
+        <w:tc>
+          <w:tcPr>
+            <w:tcW w:w="3805" w:type="dxa"/>
+          </w:tcPr>
+          <w:p>
+            <w:r>
+              <w:t>https://www.credit-agricole.fr/ca-franchecomte/particulier.html</w:t>
+            </w:r>
+          </w:p>
+        </w:tc>
+        <w:tc>
+          <w:tcPr>
+            <w:tcW w:w="927" w:type="dxa"/>
+          </w:tcPr>
+          <w:p>
+            <w:r>
+              <w:t>Envoyé</w:t>
+            </w:r>
+          </w:p>
+        </w:tc>
+      </w:tr>
+      <w:tr>
+        <w:tc>
+          <w:tcPr>
+            <w:tcW w:w="1400" w:type="dxa"/>
+          </w:tcPr>
+          <w:p>
+            <w:r>
+              <w:t>LYCEE JOUFFROY D'ABBANS</w:t>
+            </w:r>
+          </w:p>
+        </w:tc>
+        <w:tc>
+          <w:tcPr>
+            <w:tcW w:w="2724" w:type="dxa"/>
+          </w:tcPr>
+          <w:p>
+            <w:r>
+              <w:t>16 Rue de l'Helvétie, 25110 Baume-les-Dames</w:t>
+            </w:r>
+          </w:p>
+          <w:p>
+            <w:r>
+              <w:t>Tel : 0</w:t>
+            </w:r>
+            <w:r>
+              <w:t>3 81 84 02 77</w:t>
+            </w:r>
+          </w:p>
+          <w:p>
+            <w:r>
+              <w:t xml:space="preserve">Email : </w:t>
+            </w:r>
+            <w:r>
+              <w:t>ce.0250063h@ac-besancon.fr</w:t>
+            </w:r>
+          </w:p>
+        </w:tc>
+        <w:tc>
+          <w:tcPr>
+            <w:tcW w:w="3805" w:type="dxa"/>
+          </w:tcPr>
+          <w:p>
+            <w:r>
+              <w:t>https://lyc-jdabbans-baume-les-dames.eclat-bfc.fr/</w:t>
+            </w:r>
+          </w:p>
+        </w:tc>
+        <w:tc>
+          <w:tcPr>
+            <w:tcW w:w="927" w:type="dxa"/>
+          </w:tcPr>
+          <w:p>
+            <w:r>
+              <w:t>Envoyé</w:t>
+            </w:r>
+          </w:p>
+        </w:tc>
+      </w:tr>
+      <w:tr>
+        <w:tc>
+          <w:tcPr>
+            <w:tcW w:w="1400" w:type="dxa"/>
+          </w:tcPr>
+          <w:p>
+            <w:r>
+              <w:t>Brule Assistance Informatique Bisontine</w:t>
+            </w:r>
+          </w:p>
+        </w:tc>
+        <w:tc>
+          <w:tcPr>
+            <w:tcW w:w="2724" w:type="dxa"/>
+          </w:tcPr>
+          <w:p>
+            <w:r>
+              <w:t xml:space="preserve">29 rue du Vallon du Bouvreuil, 25170 </w:t>
+            </w:r>
+            <w:proofErr w:type="spellStart"/>
+            <w:r>
+              <w:t>Pélousey</w:t>
+            </w:r>
+            <w:proofErr w:type="spellEnd"/>
+          </w:p>
+          <w:p>
+            <w:r>
+              <w:t xml:space="preserve">Tel : </w:t>
+            </w:r>
+            <w:r>
+              <w:t>06 73 55 53 34</w:t>
+            </w:r>
+          </w:p>
+        </w:tc>
+        <w:tc>
+          <w:tcPr>
+            <w:tcW w:w="3805" w:type="dxa"/>
+          </w:tcPr>
+          <w:p/>
+        </w:tc>
+        <w:tc>
+          <w:tcPr>
+            <w:tcW w:w="927" w:type="dxa"/>
+          </w:tcPr>
+          <w:p/>
+        </w:tc>
+      </w:tr>
+      <w:tr>
+        <w:tc>
+          <w:tcPr>
+            <w:tcW w:w="1400" w:type="dxa"/>
+          </w:tcPr>
+          <w:p>
+            <w:r>
+              <w:t>SA PERRIN VERMOT</w:t>
+            </w:r>
+          </w:p>
+        </w:tc>
+        <w:tc>
+          <w:tcPr>
+            <w:tcW w:w="2724" w:type="dxa"/>
+          </w:tcPr>
+          <w:p>
+            <w:r>
+              <w:t>Zone Artisanale</w:t>
+            </w:r>
+            <w:r>
+              <w:t>,</w:t>
+            </w:r>
+            <w:r>
+              <w:t xml:space="preserve"> 25330 CLÉRON</w:t>
+            </w:r>
+          </w:p>
+          <w:p>
+            <w:r>
+              <w:t xml:space="preserve">Tel : </w:t>
+            </w:r>
+            <w:r>
+              <w:t>03 81 62 41 41</w:t>
+            </w:r>
+          </w:p>
+        </w:tc>
+        <w:tc>
+          <w:tcPr>
+            <w:tcW w:w="3805" w:type="dxa"/>
+          </w:tcPr>
+          <w:p>
+            <w:r>
+              <w:t>https://www.jean-perrin.com/</w:t>
+            </w:r>
+          </w:p>
+        </w:tc>
+        <w:tc>
+          <w:tcPr>
+            <w:tcW w:w="927" w:type="dxa"/>
+          </w:tcPr>
+          <w:p>
+            <w:r>
+              <w:t>Envoyé</w:t>
+            </w:r>
+          </w:p>
+        </w:tc>
+      </w:tr>
+      <w:tr>
+        <w:tc>
+          <w:tcPr>
+            <w:tcW w:w="1400" w:type="dxa"/>
+          </w:tcPr>
+          <w:p>
+            <w:r>
+              <w:t xml:space="preserve">Association </w:t>
+            </w:r>
+            <w:proofErr w:type="spellStart"/>
+            <w:r>
+              <w:t>Compli</w:t>
+            </w:r>
+            <w:proofErr w:type="spellEnd"/>
+            <w:r>
+              <w:t xml:space="preserve"> </w:t>
+            </w:r>
+            <w:r>
+              <w:t>Cité</w:t>
+            </w:r>
+          </w:p>
+        </w:tc>
+        <w:tc>
+          <w:tcPr>
+            <w:tcW w:w="2724" w:type="dxa"/>
+          </w:tcPr>
+          <w:p>
+            <w:r>
+              <w:t>6 Grande rue, 25440 Courcelles</w:t>
+            </w:r>
+          </w:p>
+          <w:p>
+            <w:r>
+              <w:t xml:space="preserve">Tel : </w:t>
+            </w:r>
+            <w:r>
+              <w:t>06 33 33 84 47</w:t>
+            </w:r>
+          </w:p>
+          <w:p>
+            <w:r>
+              <w:t xml:space="preserve">Email : </w:t>
+            </w:r>
+            <w:r>
+              <w:t>contact@association-</w:t>
+            </w:r>
+            <w:r>
+              <w:lastRenderedPageBreak/>
+              <w:t>complicite.com</w:t>
+            </w:r>
+          </w:p>
+        </w:tc>
+        <w:tc>
+          <w:tcPr>
+            <w:tcW w:w="3805" w:type="dxa"/>
+          </w:tcPr>
+          <w:p>
+            <w:r>
+              <w:lastRenderedPageBreak/>
+              <w:t>https://association-complicite.com/</w:t>
+            </w:r>
+          </w:p>
+        </w:tc>
+        <w:tc>
+          <w:tcPr>
+            <w:tcW w:w="927" w:type="dxa"/>
+          </w:tcPr>
+          <w:p>
+            <w:r>
+              <w:t>Envoyé</w:t>
+            </w:r>
+          </w:p>
+        </w:tc>
+      </w:tr>
+      <w:tr>
+        <w:tc>
+          <w:tcPr>
+            <w:tcW w:w="1400" w:type="dxa"/>
+          </w:tcPr>
+          <w:p>
+            <w:r>
+              <w:t>Dimeco</w:t>
+            </w:r>
+          </w:p>
+        </w:tc>
+        <w:tc>
+          <w:tcPr>
+            <w:tcW w:w="2724" w:type="dxa"/>
+          </w:tcPr>
+          <w:p>
+            <w:r>
+              <w:t>2 rue du Chêne</w:t>
+            </w:r>
+            <w:r>
+              <w:t>,</w:t>
+            </w:r>
+            <w:r>
+              <w:t xml:space="preserve"> 25480 PIREY</w:t>
+            </w:r>
+          </w:p>
+          <w:p>
+            <w:r>
+              <w:t xml:space="preserve">Tel : </w:t>
+            </w:r>
+            <w:r>
+              <w:t>03 81 48 38 59</w:t>
+            </w:r>
+          </w:p>
+          <w:p>
+            <w:r>
+              <w:t xml:space="preserve">Email : </w:t>
+            </w:r>
+            <w:r>
+              <w:t>dimecorecrute@dimeco.com</w:t>
+            </w:r>
+          </w:p>
+        </w:tc>
+        <w:tc>
+          <w:tcPr>
+            <w:tcW w:w="3805" w:type="dxa"/>
+          </w:tcPr>
+          <w:p>
+            <w:r>
+              <w:t>https://www.dimeco.com/fr/</w:t>
+            </w:r>
+          </w:p>
+        </w:tc>
+        <w:tc>
+          <w:tcPr>
+            <w:tcW w:w="927" w:type="dxa"/>
+          </w:tcPr>
+          <w:p>
+            <w:r>
+              <w:t>Envoyé</w:t>
+            </w:r>
+          </w:p>
+        </w:tc>
+      </w:tr>
+      <w:tr>
+        <w:tc>
+          <w:tcPr>
+            <w:tcW w:w="1400" w:type="dxa"/>
+          </w:tcPr>
+          <w:p>
+            <w:r>
+              <w:t>DISPRATEL</w:t>
+            </w:r>
+          </w:p>
+        </w:tc>
+        <w:tc>
+          <w:tcPr>
+            <w:tcW w:w="2724" w:type="dxa"/>
+          </w:tcPr>
+          <w:p>
+            <w:r>
+              <w:t>29 B Rue du Neuf Septembre</w:t>
+            </w:r>
+            <w:r>
+              <w:br/>
+              <w:t>25480 Miserey-Salines</w:t>
+            </w:r>
+          </w:p>
+          <w:p>
+            <w:r>
+              <w:t xml:space="preserve">Tel : </w:t>
+            </w:r>
+            <w:r>
+              <w:t>03 81 58 76 22</w:t>
+            </w:r>
+          </w:p>
+          <w:p>
+            <w:r>
+              <w:t xml:space="preserve">Email : </w:t>
+            </w:r>
+            <w:r>
+              <w:t>contact.dispratel@orange.fr</w:t>
+            </w:r>
+          </w:p>
+        </w:tc>
+        <w:tc>
+          <w:tcPr>
+            <w:tcW w:w="3805" w:type="dxa"/>
+          </w:tcPr>
+          <w:p>
+            <w:r>
+              <w:t>http://dispratel.com/</w:t>
+            </w:r>
+          </w:p>
+        </w:tc>
+        <w:tc>
+          <w:tcPr>
+            <w:tcW w:w="927" w:type="dxa"/>
+          </w:tcPr>
+          <w:p>
+            <w:r>
+              <w:t>Envoyé</w:t>
+            </w:r>
+          </w:p>
+        </w:tc>
+      </w:tr>
+      <w:tr>
+        <w:tc>
+          <w:tcPr>
+            <w:tcW w:w="1400" w:type="dxa"/>
+          </w:tcPr>
+          <w:p>
+            <w:r>
+              <w:t>IHT</w:t>
+            </w:r>
+          </w:p>
+        </w:tc>
+        <w:tc>
+          <w:tcPr>
+            <w:tcW w:w="2724" w:type="dxa"/>
+          </w:tcPr>
+          <w:p>
+            <w:r>
+              <w:t>10d Rue de Franche-Comté, 25480 École-Valentin</w:t>
+            </w:r>
+          </w:p>
+          <w:p>
+            <w:r>
+              <w:t xml:space="preserve">Tel : </w:t>
+            </w:r>
+            <w:r>
+              <w:t>03 81 63 03 03</w:t>
+            </w:r>
+          </w:p>
+          <w:p>
+            <w:r>
+              <w:t xml:space="preserve">Email : </w:t>
+            </w:r>
+            <w:r>
+              <w:t>contact@ihtsolution.fr</w:t>
+            </w:r>
+          </w:p>
+        </w:tc>
+        <w:tc>
+          <w:tcPr>
+            <w:tcW w:w="3805" w:type="dxa"/>
+          </w:tcPr>
+          <w:p/>
+        </w:tc>
+        <w:tc>
+          <w:tcPr>
+            <w:tcW w:w="927" w:type="dxa"/>
+          </w:tcPr>
+          <w:p>
+            <w:r>
+              <w:t>Envoyé</w:t>
+            </w:r>
+          </w:p>
+        </w:tc>
+      </w:tr>
+      <w:tr>
+        <w:tc>
+          <w:tcPr>
+            <w:tcW w:w="1400" w:type="dxa"/>
+          </w:tcPr>
+          <w:p>
+            <w:r>
+              <w:t>N3WEB</w:t>
+            </w:r>
+          </w:p>
+        </w:tc>
+        <w:tc>
+          <w:tcPr>
+            <w:tcW w:w="2724" w:type="dxa"/>
+          </w:tcPr>
+          <w:p>
+            <w:r>
+              <w:t xml:space="preserve">13 </w:t>
+            </w:r>
+            <w:proofErr w:type="spellStart"/>
+            <w:r>
+              <w:t>Meteore</w:t>
+            </w:r>
+            <w:proofErr w:type="spellEnd"/>
+            <w:r>
+              <w:t>, 25480, Miserey Salines</w:t>
+            </w:r>
+          </w:p>
+          <w:p>
+            <w:r>
+              <w:t xml:space="preserve">Tel : </w:t>
+            </w:r>
+            <w:r>
+              <w:t>03 39 59 90 18</w:t>
+            </w:r>
+          </w:p>
+        </w:tc>
+        <w:tc>
+          <w:tcPr>
+            <w:tcW w:w="3805" w:type="dxa"/>
+          </w:tcPr>
+          <w:p/>
+        </w:tc>
+        <w:tc>
+          <w:tcPr>
+            <w:tcW w:w="927" w:type="dxa"/>
+          </w:tcPr>
+          <w:p/>
+        </w:tc>
+      </w:tr>
+      <w:tr>
+        <w:tc>
+          <w:tcPr>
+            <w:tcW w:w="1400" w:type="dxa"/>
+          </w:tcPr>
+          <w:p>
+            <w:r>
+              <w:t>SIEMENS SAS</w:t>
+            </w:r>
+          </w:p>
+        </w:tc>
+        <w:tc>
+          <w:tcPr>
+            <w:tcW w:w="2724" w:type="dxa"/>
+          </w:tcPr>
+          <w:p>
+            <w:r>
+              <w:t>10 D r</w:t>
+            </w:r>
+            <w:r>
+              <w:t>ue</w:t>
+            </w:r>
+            <w:r>
+              <w:t xml:space="preserve"> Franche Comté 25480 Ecole Valentin</w:t>
+            </w:r>
+          </w:p>
+          <w:p>
+            <w:r>
+              <w:t xml:space="preserve">Tel : </w:t>
+            </w:r>
+            <w:r>
+              <w:t>03 54 48 86 58</w:t>
+            </w:r>
+          </w:p>
+        </w:tc>
+        <w:tc>
+          <w:tcPr>
+            <w:tcW w:w="3805" w:type="dxa"/>
+          </w:tcPr>
+          <w:p>
+            <w:r>
+              <w:t>https://www.siemens.com/fr-fr/</w:t>
+            </w:r>
+          </w:p>
+        </w:tc>
+        <w:tc>
+          <w:tcPr>
+            <w:tcW w:w="927" w:type="dxa"/>
+          </w:tcPr>
+          <w:p>
+            <w:r>
+              <w:t>Envoyé</w:t>
+            </w:r>
+          </w:p>
+        </w:tc>
+      </w:tr>
+      <w:tr>
+        <w:tc>
+          <w:tcPr>
+            <w:tcW w:w="1400" w:type="dxa"/>
+          </w:tcPr>
+          <w:p>
+            <w:r>
+              <w:t>SARL AZYLIS</w:t>
+            </w:r>
+          </w:p>
+        </w:tc>
+        <w:tc>
+          <w:tcPr>
+            <w:tcW w:w="2724" w:type="dxa"/>
+          </w:tcPr>
+          <w:p/>
+        </w:tc>
+        <w:tc>
+          <w:tcPr>
+            <w:tcW w:w="3805" w:type="dxa"/>
+          </w:tcPr>
+          <w:p/>
+        </w:tc>
+        <w:tc>
+          <w:tcPr>
+            <w:tcW w:w="927" w:type="dxa"/>
+          </w:tcPr>
+          <w:p/>
+        </w:tc>
+      </w:tr>
+      <w:tr>
+        <w:tc>
+          <w:tcPr>
+            <w:tcW w:w="1400" w:type="dxa"/>
+          </w:tcPr>
+          <w:p>
+            <w:r>
+              <w:t>BSI SOLUTIONS</w:t>
+            </w:r>
+          </w:p>
+        </w:tc>
+        <w:tc>
+          <w:tcPr>
+            <w:tcW w:w="2724" w:type="dxa"/>
+          </w:tcPr>
+          <w:p/>
+        </w:tc>
+        <w:tc>
+          <w:tcPr>
+            <w:tcW w:w="3805" w:type="dxa"/>
+          </w:tcPr>
+          <w:p/>
+        </w:tc>
+        <w:tc>
+          <w:tcPr>
+            <w:tcW w:w="927" w:type="dxa"/>
+          </w:tcPr>
+          <w:p/>
+        </w:tc>
+      </w:tr>
+      <w:tr>
+        <w:tc>
+          <w:tcPr>
+            <w:tcW w:w="1400" w:type="dxa"/>
+          </w:tcPr>
+          <w:p>
+            <w:r>
+              <w:t>AELIA informatiqu</w:t>
+            </w:r>
+            <w:r>
+              <w:lastRenderedPageBreak/>
+              <w:t>e</w:t>
+            </w:r>
+          </w:p>
+        </w:tc>
+        <w:tc>
+          <w:tcPr>
+            <w:tcW w:w="2724" w:type="dxa"/>
+          </w:tcPr>
+          <w:p/>
+        </w:tc>
+        <w:tc>
+          <w:tcPr>
+            <w:tcW w:w="3805" w:type="dxa"/>
+          </w:tcPr>
+          <w:p/>
+        </w:tc>
+        <w:tc>
+          <w:tcPr>
+            <w:tcW w:w="927" w:type="dxa"/>
+          </w:tcPr>
+          <w:p/>
+        </w:tc>
+      </w:tr>
+      <w:tr>
+        <w:tc>
+          <w:tcPr>
+            <w:tcW w:w="1400" w:type="dxa"/>
+          </w:tcPr>
+          <w:p>
+            <w:r>
+              <w:t>C.</w:t>
+            </w:r>
+            <w:proofErr w:type="gramStart"/>
+            <w:r>
+              <w:t>E.I</w:t>
+            </w:r>
+            <w:proofErr w:type="gramEnd"/>
+          </w:p>
+        </w:tc>
+        <w:tc>
+          <w:tcPr>
+            <w:tcW w:w="2724" w:type="dxa"/>
+          </w:tcPr>
+          <w:p/>
+        </w:tc>
+        <w:tc>
+          <w:tcPr>
+            <w:tcW w:w="3805" w:type="dxa"/>
+          </w:tcPr>
+          <w:p/>
+        </w:tc>
+        <w:tc>
+          <w:tcPr>
+            <w:tcW w:w="927" w:type="dxa"/>
+          </w:tcPr>
+          <w:p/>
+        </w:tc>
+      </w:tr>
+      <w:tr>
+        <w:tc>
+          <w:tcPr>
+            <w:tcW w:w="1400" w:type="dxa"/>
+          </w:tcPr>
+          <w:p>
+            <w:r>
+              <w:t>CYBERIANCE</w:t>
+            </w:r>
+          </w:p>
+        </w:tc>
+        <w:tc>
+          <w:tcPr>
+            <w:tcW w:w="2724" w:type="dxa"/>
+          </w:tcPr>
+          <w:p/>
+        </w:tc>
+        <w:tc>
+          <w:tcPr>
+            <w:tcW w:w="3805" w:type="dxa"/>
+          </w:tcPr>
+          <w:p/>
+        </w:tc>
+        <w:tc>
+          <w:tcPr>
+            <w:tcW w:w="927" w:type="dxa"/>
+          </w:tcPr>
+          <w:p/>
+        </w:tc>
+      </w:tr>
+      <w:tr>
+        <w:tc>
+          <w:tcPr>
+            <w:tcW w:w="1400" w:type="dxa"/>
+          </w:tcPr>
+          <w:p>
+            <w:r>
+              <w:t>FCS Informatique</w:t>
+            </w:r>
+          </w:p>
+        </w:tc>
+        <w:tc>
+          <w:tcPr>
+            <w:tcW w:w="2724" w:type="dxa"/>
+          </w:tcPr>
+          <w:p/>
+        </w:tc>
+        <w:tc>
+          <w:tcPr>
+            <w:tcW w:w="3805" w:type="dxa"/>
+          </w:tcPr>
+          <w:p/>
+        </w:tc>
+        <w:tc>
+          <w:tcPr>
+            <w:tcW w:w="927" w:type="dxa"/>
+          </w:tcPr>
+          <w:p/>
+        </w:tc>
+      </w:tr>
+      <w:tr>
+        <w:tc>
+          <w:tcPr>
+            <w:tcW w:w="1400" w:type="dxa"/>
+          </w:tcPr>
+          <w:p>
+            <w:r>
+              <w:t>DEALTIS</w:t>
+            </w:r>
+          </w:p>
+        </w:tc>
+        <w:tc>
+          <w:tcPr>
+            <w:tcW w:w="2724" w:type="dxa"/>
+          </w:tcPr>
+          <w:p/>
+        </w:tc>
+        <w:tc>
+          <w:tcPr>
+            <w:tcW w:w="3805" w:type="dxa"/>
+          </w:tcPr>
+          <w:p/>
+        </w:tc>
+        <w:tc>
+          <w:tcPr>
+            <w:tcW w:w="927" w:type="dxa"/>
+          </w:tcPr>
+          <w:p/>
+        </w:tc>
+      </w:tr>
+      <w:tr>
+        <w:tc>
+          <w:tcPr>
+            <w:tcW w:w="1400" w:type="dxa"/>
+          </w:tcPr>
+          <w:p>
+            <w:proofErr w:type="spellStart"/>
+            <w:r>
+              <w:t>Deuxsucres</w:t>
+            </w:r>
+            <w:proofErr w:type="spellEnd"/>
+          </w:p>
+        </w:tc>
+        <w:tc>
+          <w:tcPr>
+            <w:tcW w:w="2724" w:type="dxa"/>
+          </w:tcPr>
+          <w:p/>
+        </w:tc>
+        <w:tc>
+          <w:tcPr>
+            <w:tcW w:w="3805" w:type="dxa"/>
+          </w:tcPr>
+          <w:p/>
+        </w:tc>
+        <w:tc>
+          <w:tcPr>
+            <w:tcW w:w="927" w:type="dxa"/>
+          </w:tcPr>
+          <w:p/>
         </w:tc>
       </w:tr>
     </w:tbl>

--- a/CEJM/BTS SIO 1/Recherche de stage/Liste entreprises.docx
+++ b/CEJM/BTS SIO 1/Recherche de stage/Liste entreprises.docx
@@ -497,15 +497,7 @@
           </w:tcPr>
           <w:p>
             <w:r>
-              <w:t xml:space="preserve">9 Rue des </w:t>
-            </w:r>
-            <w:proofErr w:type="spellStart"/>
-            <w:r>
-              <w:t>Chaprais</w:t>
-            </w:r>
-            <w:proofErr w:type="spellEnd"/>
-            <w:r>
-              <w:t>, 25000 Besançon</w:t>
+              <w:t>9 Rue des Chaprais, 25000 Besançon</w:t>
             </w:r>
             <w:r>
               <w:br/>
@@ -675,15 +667,7 @@
           </w:tcPr>
           <w:p>
             <w:r>
-              <w:t xml:space="preserve">2 G, avenue des Montboucons </w:t>
-            </w:r>
-            <w:proofErr w:type="spellStart"/>
-            <w:r>
-              <w:t>Temis</w:t>
-            </w:r>
-            <w:proofErr w:type="spellEnd"/>
-            <w:r>
-              <w:t>, 25000 Besançon</w:t>
+              <w:t>2 G, avenue des Montboucons Temis, 25000 Besançon</w:t>
             </w:r>
             <w:r>
               <w:br/>
@@ -692,13 +676,8 @@
               <w:t>Email :</w:t>
             </w:r>
             <w:r>
-              <w:t xml:space="preserve"> </w:t>
-            </w:r>
-            <w:proofErr w:type="spellStart"/>
-            <w:r>
-              <w:t>info.fr@arkance.world</w:t>
-            </w:r>
-            <w:proofErr w:type="spellEnd"/>
+              <w:t xml:space="preserve"> info.fr@arkance.world</w:t>
+            </w:r>
             <w:r>
               <w:br/>
             </w:r>
@@ -823,23 +802,14 @@
               <w:rPr>
                 <w:lang w:val="en-US"/>
               </w:rPr>
-              <w:t xml:space="preserve">22 Rue Thomas Edison, 25000 </w:t>
-            </w:r>
-            <w:proofErr w:type="spellStart"/>
-            <w:r>
-              <w:rPr>
-                <w:lang w:val="en-US"/>
-              </w:rPr>
-              <w:t>Besançon</w:t>
-            </w:r>
-            <w:proofErr w:type="spellEnd"/>
+              <w:t>22 Rue Thomas Edison, 25000 Besançon</w:t>
+            </w:r>
             <w:r>
               <w:rPr>
                 <w:lang w:val="en-US"/>
               </w:rPr>
               <w:br/>
             </w:r>
-            <w:proofErr w:type="gramStart"/>
             <w:r>
               <w:rPr>
                 <w:lang w:val="en-US"/>
@@ -858,7 +828,6 @@
               </w:rPr>
               <w:t>:</w:t>
             </w:r>
-            <w:proofErr w:type="gramEnd"/>
             <w:r>
               <w:rPr>
                 <w:lang w:val="en-US"/>
@@ -1021,13 +990,8 @@
             <w:tcW w:w="1400" w:type="dxa"/>
           </w:tcPr>
           <w:p>
-            <w:proofErr w:type="spellStart"/>
-            <w:r>
-              <w:t>Izyos</w:t>
-            </w:r>
-            <w:proofErr w:type="spellEnd"/>
-            <w:r>
-              <w:t xml:space="preserve"> l'informatique Durable</w:t>
+            <w:r>
+              <w:t>Izyos l'informatique Durable</w:t>
             </w:r>
           </w:p>
         </w:tc>
@@ -1121,15 +1085,7 @@
           </w:tcPr>
           <w:p>
             <w:r>
-              <w:t xml:space="preserve">1 Rue du Baron </w:t>
-            </w:r>
-            <w:proofErr w:type="spellStart"/>
-            <w:r>
-              <w:t>Daclin</w:t>
-            </w:r>
-            <w:proofErr w:type="spellEnd"/>
-            <w:r>
-              <w:t>, 25000 Besançon</w:t>
+              <w:t>1 Rue du Baron Daclin, 25000 Besançon</w:t>
             </w:r>
             <w:r>
               <w:br/>
@@ -1383,15 +1339,7 @@
           </w:tcPr>
           <w:p>
             <w:r>
-              <w:t xml:space="preserve">48 Rue des </w:t>
-            </w:r>
-            <w:proofErr w:type="spellStart"/>
-            <w:r>
-              <w:t>Founottes</w:t>
-            </w:r>
-            <w:proofErr w:type="spellEnd"/>
-            <w:r>
-              <w:t>, 25000 Besançon</w:t>
+              <w:t>48 Rue des Founottes, 25000 Besançon</w:t>
             </w:r>
             <w:r>
               <w:br/>
@@ -1557,11 +1505,9 @@
             <w:r>
               <w:t xml:space="preserve"> </w:t>
             </w:r>
-            <w:proofErr w:type="spellStart"/>
             <w:r>
               <w:t>contact@numerique.email</w:t>
             </w:r>
-            <w:proofErr w:type="spellEnd"/>
             <w:r>
               <w:br/>
             </w:r>
@@ -1635,15 +1581,7 @@
           </w:tcPr>
           <w:p>
             <w:r>
-              <w:t xml:space="preserve">32 Rue </w:t>
-            </w:r>
-            <w:proofErr w:type="spellStart"/>
-            <w:r>
-              <w:t>Megevand</w:t>
-            </w:r>
-            <w:proofErr w:type="spellEnd"/>
-            <w:r>
-              <w:t>, 25000 Besançon</w:t>
+              <w:t>32 Rue Megevand, 25000 Besançon</w:t>
             </w:r>
             <w:r>
               <w:br/>
@@ -1803,15 +1741,7 @@
           </w:tcPr>
           <w:p>
             <w:r>
-              <w:t xml:space="preserve">2 Rue </w:t>
-            </w:r>
-            <w:proofErr w:type="spellStart"/>
-            <w:r>
-              <w:t>Megevand</w:t>
-            </w:r>
-            <w:proofErr w:type="spellEnd"/>
-            <w:r>
-              <w:t>, 25000 Besançon</w:t>
+              <w:t>2 Rue Megevand, 25000 Besançon</w:t>
             </w:r>
             <w:r>
               <w:br/>
@@ -1959,13 +1889,8 @@
           </w:tcPr>
           <w:p>
             <w:r>
-              <w:t xml:space="preserve">La </w:t>
-            </w:r>
-            <w:proofErr w:type="spellStart"/>
-            <w:r>
-              <w:t>Boutic</w:t>
-            </w:r>
-            <w:proofErr w:type="spellEnd"/>
+              <w:t>La Boutic</w:t>
+            </w:r>
           </w:p>
         </w:tc>
         <w:tc>
@@ -2050,11 +1975,9 @@
             <w:tcW w:w="1400" w:type="dxa"/>
           </w:tcPr>
           <w:p>
-            <w:proofErr w:type="spellStart"/>
             <w:r>
               <w:t>Hylæ</w:t>
             </w:r>
-            <w:proofErr w:type="spellEnd"/>
           </w:p>
         </w:tc>
         <w:tc>
@@ -2224,11 +2147,9 @@
             <w:tcW w:w="1400" w:type="dxa"/>
           </w:tcPr>
           <w:p>
-            <w:proofErr w:type="spellStart"/>
             <w:r>
               <w:t>Flexio</w:t>
             </w:r>
-            <w:proofErr w:type="spellEnd"/>
           </w:p>
         </w:tc>
         <w:tc>
@@ -2288,15 +2209,7 @@
           </w:tcPr>
           <w:p>
             <w:r>
-              <w:t xml:space="preserve">48 Rue des </w:t>
-            </w:r>
-            <w:proofErr w:type="spellStart"/>
-            <w:r>
-              <w:t>Founottes</w:t>
-            </w:r>
-            <w:proofErr w:type="spellEnd"/>
-            <w:r>
-              <w:t>, 25000 Besançon</w:t>
+              <w:t>48 Rue des Founottes, 25000 Besançon</w:t>
             </w:r>
             <w:r>
               <w:br/>
@@ -2441,15 +2354,7 @@
           </w:tcPr>
           <w:p>
             <w:r>
-              <w:t xml:space="preserve">40 Rue des Frères </w:t>
-            </w:r>
-            <w:proofErr w:type="spellStart"/>
-            <w:r>
-              <w:t>Chaffanjon</w:t>
-            </w:r>
-            <w:proofErr w:type="spellEnd"/>
-            <w:r>
-              <w:t>, 25000 Besançon</w:t>
+              <w:t>40 Rue des Frères Chaffanjon, 25000 Besançon</w:t>
             </w:r>
           </w:p>
           <w:p>
@@ -2777,11 +2682,9 @@
             <w:tcW w:w="1400" w:type="dxa"/>
           </w:tcPr>
           <w:p>
-            <w:proofErr w:type="spellStart"/>
             <w:r>
               <w:t>CashMag</w:t>
             </w:r>
-            <w:proofErr w:type="spellEnd"/>
           </w:p>
         </w:tc>
         <w:tc>
@@ -2832,15 +2735,7 @@
           </w:tcPr>
           <w:p>
             <w:r>
-              <w:t xml:space="preserve">20 rue du </w:t>
-            </w:r>
-            <w:proofErr w:type="spellStart"/>
-            <w:r>
-              <w:t>Chasnot</w:t>
-            </w:r>
-            <w:proofErr w:type="spellEnd"/>
-            <w:r>
-              <w:t xml:space="preserve"> 25000 Besançon</w:t>
+              <w:t>20 rue du Chasnot 25000 Besançon</w:t>
             </w:r>
           </w:p>
         </w:tc>
@@ -3255,11 +3150,9 @@
             <w:tcW w:w="1400" w:type="dxa"/>
           </w:tcPr>
           <w:p>
-            <w:proofErr w:type="spellStart"/>
             <w:r>
               <w:t>DynAgence</w:t>
             </w:r>
-            <w:proofErr w:type="spellEnd"/>
           </w:p>
         </w:tc>
         <w:tc>
@@ -3433,13 +3326,8 @@
           </w:tcPr>
           <w:p>
             <w:r>
-              <w:t xml:space="preserve">4 chemin du fort de </w:t>
-            </w:r>
-            <w:proofErr w:type="spellStart"/>
-            <w:r>
-              <w:t>Bregille</w:t>
-            </w:r>
-            <w:proofErr w:type="spellEnd"/>
+              <w:t>4 chemin du fort de Bregille</w:t>
+            </w:r>
             <w:r>
               <w:br/>
               <w:t>25000 Besançon</w:t>
@@ -3880,11 +3768,9 @@
             <w:tcW w:w="1400" w:type="dxa"/>
           </w:tcPr>
           <w:p>
-            <w:proofErr w:type="spellStart"/>
             <w:r>
               <w:t>IDfr</w:t>
             </w:r>
-            <w:proofErr w:type="spellEnd"/>
           </w:p>
         </w:tc>
         <w:tc>
@@ -4038,15 +3924,7 @@
           </w:tcPr>
           <w:p>
             <w:r>
-              <w:t xml:space="preserve">Laboratoire </w:t>
-            </w:r>
-            <w:proofErr w:type="spellStart"/>
-            <w:r>
-              <w:t>ThéMA</w:t>
-            </w:r>
-            <w:proofErr w:type="spellEnd"/>
-            <w:r>
-              <w:t xml:space="preserve"> – UMR 6049</w:t>
+              <w:t>Laboratoire ThéMA – UMR 6049</w:t>
             </w:r>
           </w:p>
         </w:tc>
@@ -4056,13 +3934,8 @@
           </w:tcPr>
           <w:p>
             <w:r>
-              <w:t xml:space="preserve">32 rue </w:t>
-            </w:r>
-            <w:proofErr w:type="spellStart"/>
-            <w:r>
-              <w:t>Mégevand</w:t>
-            </w:r>
-            <w:proofErr w:type="spellEnd"/>
+              <w:t>32 rue Mégevand</w:t>
+            </w:r>
             <w:r>
               <w:t xml:space="preserve"> </w:t>
             </w:r>
@@ -4119,15 +3992,7 @@
           </w:tcPr>
           <w:p>
             <w:r>
-              <w:t xml:space="preserve">5 place </w:t>
-            </w:r>
-            <w:proofErr w:type="spellStart"/>
-            <w:r>
-              <w:t>Marulaz</w:t>
-            </w:r>
-            <w:proofErr w:type="spellEnd"/>
-            <w:r>
-              <w:t>, 250</w:t>
+              <w:t>5 place Marulaz, 250</w:t>
             </w:r>
             <w:r>
               <w:t>0</w:t>
@@ -4188,13 +4053,8 @@
           </w:tcPr>
           <w:p>
             <w:r>
-              <w:t xml:space="preserve">1 rue Edmond </w:t>
-            </w:r>
-            <w:proofErr w:type="spellStart"/>
-            <w:r>
-              <w:t>Labbé</w:t>
-            </w:r>
-            <w:proofErr w:type="spellEnd"/>
+              <w:t>1 rue Edmond Labbé</w:t>
+            </w:r>
             <w:r>
               <w:t xml:space="preserve"> </w:t>
             </w:r>
@@ -4573,15 +4433,7 @@
           </w:tcPr>
           <w:p>
             <w:r>
-              <w:t xml:space="preserve">56 avenue de </w:t>
-            </w:r>
-            <w:proofErr w:type="spellStart"/>
-            <w:r>
-              <w:t>Montrapon</w:t>
-            </w:r>
-            <w:proofErr w:type="spellEnd"/>
-            <w:r>
-              <w:t xml:space="preserve"> 25000 Besançon</w:t>
+              <w:t>56 avenue de Montrapon 25000 Besançon</w:t>
             </w:r>
           </w:p>
           <w:p>
@@ -4628,11 +4480,9 @@
             <w:tcW w:w="1400" w:type="dxa"/>
           </w:tcPr>
           <w:p>
-            <w:proofErr w:type="spellStart"/>
             <w:r>
               <w:t>Pandachi</w:t>
             </w:r>
-            <w:proofErr w:type="spellEnd"/>
             <w:r>
               <w:t xml:space="preserve"> </w:t>
             </w:r>
@@ -4795,15 +4645,7 @@
           </w:tcPr>
           <w:p>
             <w:r>
-              <w:t xml:space="preserve">4 </w:t>
-            </w:r>
-            <w:proofErr w:type="spellStart"/>
-            <w:r>
-              <w:t>sq</w:t>
-            </w:r>
-            <w:proofErr w:type="spellEnd"/>
-            <w:r>
-              <w:t xml:space="preserve"> Castan,</w:t>
+              <w:t>4 sq Castan,</w:t>
             </w:r>
             <w:r>
               <w:br/>
@@ -5132,11 +4974,9 @@
             <w:tcW w:w="1400" w:type="dxa"/>
           </w:tcPr>
           <w:p>
-            <w:proofErr w:type="spellStart"/>
             <w:r>
               <w:t>Koredge</w:t>
             </w:r>
-            <w:proofErr w:type="spellEnd"/>
           </w:p>
         </w:tc>
         <w:tc>
@@ -5240,13 +5080,9 @@
             <w:tcW w:w="1400" w:type="dxa"/>
           </w:tcPr>
           <w:p>
-            <w:proofErr w:type="spellStart"/>
-            <w:proofErr w:type="gramStart"/>
             <w:r>
               <w:t>R.Bourgeois</w:t>
             </w:r>
-            <w:proofErr w:type="spellEnd"/>
-            <w:proofErr w:type="gramEnd"/>
           </w:p>
         </w:tc>
         <w:tc>
@@ -5255,13 +5091,8 @@
           </w:tcPr>
           <w:p>
             <w:r>
-              <w:t xml:space="preserve">25, Rue de </w:t>
-            </w:r>
-            <w:proofErr w:type="spellStart"/>
-            <w:r>
-              <w:t>Trépillot</w:t>
-            </w:r>
-            <w:proofErr w:type="spellEnd"/>
+              <w:t>25, Rue de Trépillot</w:t>
+            </w:r>
             <w:r>
               <w:br/>
               <w:t>2500</w:t>
@@ -5611,13 +5442,8 @@
           </w:tcPr>
           <w:p>
             <w:r>
-              <w:t xml:space="preserve">Agence </w:t>
-            </w:r>
-            <w:proofErr w:type="spellStart"/>
-            <w:r>
-              <w:t>Splatsh</w:t>
-            </w:r>
-            <w:proofErr w:type="spellEnd"/>
+              <w:t>Agence Splatsh</w:t>
+            </w:r>
           </w:p>
         </w:tc>
         <w:tc>
@@ -5947,13 +5773,8 @@
           </w:tcPr>
           <w:p>
             <w:r>
-              <w:t xml:space="preserve">Domaine universitaire de la </w:t>
-            </w:r>
-            <w:proofErr w:type="spellStart"/>
-            <w:r>
-              <w:t>Bouloie</w:t>
-            </w:r>
-            <w:proofErr w:type="spellEnd"/>
+              <w:t>Domaine universitaire de la Bouloie</w:t>
+            </w:r>
             <w:r>
               <w:br/>
               <w:t>250</w:t>
@@ -6020,13 +5841,8 @@
           </w:tcPr>
           <w:p>
             <w:r>
-              <w:t xml:space="preserve">30-32 rue </w:t>
-            </w:r>
-            <w:proofErr w:type="spellStart"/>
-            <w:r>
-              <w:t>Mégevand</w:t>
-            </w:r>
-            <w:proofErr w:type="spellEnd"/>
+              <w:t>30-32 rue Mégevand</w:t>
+            </w:r>
             <w:r>
               <w:br/>
               <w:t>25000 Besançon</w:t>
@@ -6075,13 +5891,8 @@
           </w:tcPr>
           <w:p>
             <w:r>
-              <w:t xml:space="preserve">2 rue </w:t>
-            </w:r>
-            <w:proofErr w:type="spellStart"/>
-            <w:r>
-              <w:t>Mégevand</w:t>
-            </w:r>
-            <w:proofErr w:type="spellEnd"/>
+              <w:t>2 rue Mégevand</w:t>
+            </w:r>
             <w:r>
               <w:br/>
               <w:t>250</w:t>
@@ -6359,23 +6170,7 @@
           </w:tcPr>
           <w:p>
             <w:r>
-              <w:t xml:space="preserve">14 </w:t>
-            </w:r>
-            <w:proofErr w:type="spellStart"/>
-            <w:r>
-              <w:t>Espl</w:t>
-            </w:r>
-            <w:proofErr w:type="spellEnd"/>
-            <w:r>
-              <w:t xml:space="preserve">. </w:t>
-            </w:r>
-            <w:proofErr w:type="gramStart"/>
-            <w:r>
-              <w:t>du</w:t>
-            </w:r>
-            <w:proofErr w:type="gramEnd"/>
-            <w:r>
-              <w:t xml:space="preserve"> Breuil, 25110 Baume-les-Dames</w:t>
+              <w:t>14 Espl. du Breuil, 25110 Baume-les-Dames</w:t>
             </w:r>
           </w:p>
           <w:p>
@@ -6515,13 +6310,8 @@
           </w:tcPr>
           <w:p>
             <w:r>
-              <w:t xml:space="preserve">29 rue du Vallon du Bouvreuil, 25170 </w:t>
-            </w:r>
-            <w:proofErr w:type="spellStart"/>
-            <w:r>
-              <w:t>Pélousey</w:t>
-            </w:r>
-            <w:proofErr w:type="spellEnd"/>
+              <w:t>29 rue du Vallon du Bouvreuil, 25170 Pélousey</w:t>
+            </w:r>
           </w:p>
           <w:p>
             <w:r>
@@ -6608,13 +6398,8 @@
           </w:tcPr>
           <w:p>
             <w:r>
-              <w:t xml:space="preserve">Association </w:t>
-            </w:r>
-            <w:proofErr w:type="spellStart"/>
-            <w:r>
-              <w:t>Compli</w:t>
-            </w:r>
-            <w:proofErr w:type="spellEnd"/>
+              <w:t>Association Compli</w:t>
+            </w:r>
             <w:r>
               <w:t xml:space="preserve"> </w:t>
             </w:r>
@@ -6872,15 +6657,7 @@
           </w:tcPr>
           <w:p>
             <w:r>
-              <w:t xml:space="preserve">13 </w:t>
-            </w:r>
-            <w:proofErr w:type="spellStart"/>
-            <w:r>
-              <w:t>Meteore</w:t>
-            </w:r>
-            <w:proofErr w:type="spellEnd"/>
-            <w:r>
-              <w:t>, 25480, Miserey Salines</w:t>
+              <w:t>13 Meteore, 25480, Miserey Salines</w:t>
             </w:r>
           </w:p>
           <w:p>
@@ -6976,19 +6753,63 @@
           <w:tcPr>
             <w:tcW w:w="2724" w:type="dxa"/>
           </w:tcPr>
-          <w:p/>
+          <w:p>
+            <w:r>
+              <w:t>5 Rue Gauthier, 25530 Vercel-Villedieu-le-Camp</w:t>
+            </w:r>
+          </w:p>
+          <w:p>
+            <w:r>
+              <w:t>Tel : 0</w:t>
+            </w:r>
+            <w:r>
+              <w:t>3</w:t>
+            </w:r>
+            <w:r>
+              <w:t xml:space="preserve"> </w:t>
+            </w:r>
+            <w:r>
+              <w:t>81</w:t>
+            </w:r>
+            <w:r>
+              <w:t xml:space="preserve"> </w:t>
+            </w:r>
+            <w:r>
+              <w:t>68</w:t>
+            </w:r>
+            <w:r>
+              <w:t xml:space="preserve"> </w:t>
+            </w:r>
+            <w:r>
+              <w:t>42</w:t>
+            </w:r>
+            <w:r>
+              <w:t xml:space="preserve"> </w:t>
+            </w:r>
+            <w:r>
+              <w:t>55</w:t>
+            </w:r>
+          </w:p>
         </w:tc>
         <w:tc>
           <w:tcPr>
             <w:tcW w:w="3805" w:type="dxa"/>
           </w:tcPr>
-          <w:p/>
+          <w:p>
+            <w:r>
+              <w:t>https://www.azylis.net/</w:t>
+            </w:r>
+          </w:p>
         </w:tc>
         <w:tc>
           <w:tcPr>
             <w:tcW w:w="927" w:type="dxa"/>
           </w:tcPr>
-          <w:p/>
+          <w:p>
+            <w:r>
+              <w:t>Envoyé</w:t>
+            </w:r>
+          </w:p>
         </w:tc>
       </w:tr>
       <w:tr>
@@ -7028,11 +6849,8 @@
           </w:tcPr>
           <w:p>
             <w:r>
-              <w:t>AELIA informatiqu</w:t>
-            </w:r>
-            <w:r>
               <w:lastRenderedPageBreak/>
-              <w:t>e</w:t>
+              <w:t>AELIA informatique</w:t>
             </w:r>
           </w:p>
         </w:tc>
@@ -7062,13 +6880,8 @@
           </w:tcPr>
           <w:p>
             <w:r>
-              <w:t>C.</w:t>
-            </w:r>
-            <w:proofErr w:type="gramStart"/>
-            <w:r>
-              <w:t>E.I</w:t>
-            </w:r>
-            <w:proofErr w:type="gramEnd"/>
+              <w:t>C.E.I</w:t>
+            </w:r>
           </w:p>
         </w:tc>
         <w:tc>
@@ -7186,11 +6999,9 @@
             <w:tcW w:w="1400" w:type="dxa"/>
           </w:tcPr>
           <w:p>
-            <w:proofErr w:type="spellStart"/>
             <w:r>
               <w:t>Deuxsucres</w:t>
             </w:r>
-            <w:proofErr w:type="spellEnd"/>
           </w:p>
         </w:tc>
         <w:tc>

--- a/CEJM/BTS SIO 1/Recherche de stage/Liste entreprises.docx
+++ b/CEJM/BTS SIO 1/Recherche de stage/Liste entreprises.docx
@@ -5158,16 +5158,29 @@
             <w:tcW w:w="2724" w:type="dxa"/>
           </w:tcPr>
           <w:p>
-            <w:r>
+            <w:pPr>
+              <w:rPr>
+                <w:lang w:val="en-US"/>
+              </w:rPr>
+            </w:pPr>
+            <w:r>
+              <w:rPr>
+                <w:lang w:val="en-US"/>
+              </w:rPr>
               <w:t>8 rue Alfred Sancey, 25000 Besançon</w:t>
             </w:r>
           </w:p>
           <w:p>
-            <w:r>
-              <w:t xml:space="preserve">Tel : </w:t>
-            </w:r>
-            <w:r>
-              <w:t>06 61 18 61 37</w:t>
+            <w:pPr>
+              <w:rPr>
+                <w:lang w:val="en-US"/>
+              </w:rPr>
+            </w:pPr>
+            <w:r>
+              <w:rPr>
+                <w:lang w:val="en-US"/>
+              </w:rPr>
+              <w:t>Tel : 06 61 18 61 37</w:t>
             </w:r>
           </w:p>
         </w:tc>
@@ -5175,13 +5188,25 @@
           <w:tcPr>
             <w:tcW w:w="3805" w:type="dxa"/>
           </w:tcPr>
-          <w:p/>
+          <w:p>
+            <w:pPr>
+              <w:rPr>
+                <w:lang w:val="en-US"/>
+              </w:rPr>
+            </w:pPr>
+          </w:p>
         </w:tc>
         <w:tc>
           <w:tcPr>
             <w:tcW w:w="927" w:type="dxa"/>
           </w:tcPr>
-          <w:p/>
+          <w:p>
+            <w:pPr>
+              <w:rPr>
+                <w:lang w:val="en-US"/>
+              </w:rPr>
+            </w:pPr>
+          </w:p>
         </w:tc>
       </w:tr>
       <w:tr>
@@ -6763,31 +6788,7 @@
               <w:t>Tel : 0</w:t>
             </w:r>
             <w:r>
-              <w:t>3</w:t>
-            </w:r>
-            <w:r>
-              <w:t xml:space="preserve"> </w:t>
-            </w:r>
-            <w:r>
-              <w:t>81</w:t>
-            </w:r>
-            <w:r>
-              <w:t xml:space="preserve"> </w:t>
-            </w:r>
-            <w:r>
-              <w:t>68</w:t>
-            </w:r>
-            <w:r>
-              <w:t xml:space="preserve"> </w:t>
-            </w:r>
-            <w:r>
-              <w:t>42</w:t>
-            </w:r>
-            <w:r>
-              <w:t xml:space="preserve"> </w:t>
-            </w:r>
-            <w:r>
-              <w:t>55</w:t>
+              <w:t>3 81 68 42 55</w:t>
             </w:r>
           </w:p>
         </w:tc>
@@ -7021,6 +7022,40 @@
             <w:tcW w:w="927" w:type="dxa"/>
           </w:tcPr>
           <w:p/>
+        </w:tc>
+      </w:tr>
+      <w:tr>
+        <w:tc>
+          <w:tcPr>
+            <w:tcW w:w="1400" w:type="dxa"/>
+          </w:tcPr>
+          <w:p>
+            <w:r>
+              <w:t>E-santé</w:t>
+            </w:r>
+          </w:p>
+        </w:tc>
+        <w:tc>
+          <w:tcPr>
+            <w:tcW w:w="2724" w:type="dxa"/>
+          </w:tcPr>
+          <w:p/>
+        </w:tc>
+        <w:tc>
+          <w:tcPr>
+            <w:tcW w:w="3805" w:type="dxa"/>
+          </w:tcPr>
+          <w:p/>
+        </w:tc>
+        <w:tc>
+          <w:tcPr>
+            <w:tcW w:w="927" w:type="dxa"/>
+          </w:tcPr>
+          <w:p>
+            <w:r>
+              <w:t>Envoyé</w:t>
+            </w:r>
+          </w:p>
         </w:tc>
       </w:tr>
     </w:tbl>
@@ -7078,7 +7113,7 @@
     <w:lvl w:ilvl="0">
       <w:start w:val="1"/>
       <w:numFmt w:val="decimal"/>
-      <w:pStyle w:val="Listenumros3"/>
+      <w:pStyle w:val="ListNumber3"/>
       <w:lvlText w:val="%1."/>
       <w:lvlJc w:val="left"/>
       <w:pPr>
@@ -7096,7 +7131,7 @@
     <w:lvl w:ilvl="0">
       <w:start w:val="1"/>
       <w:numFmt w:val="decimal"/>
-      <w:pStyle w:val="Listenumros2"/>
+      <w:pStyle w:val="ListNumber2"/>
       <w:lvlText w:val="%1."/>
       <w:lvlJc w:val="left"/>
       <w:pPr>
@@ -7134,7 +7169,7 @@
     <w:lvl w:ilvl="0">
       <w:start w:val="1"/>
       <w:numFmt w:val="bullet"/>
-      <w:pStyle w:val="Listepuces3"/>
+      <w:pStyle w:val="ListBullet3"/>
       <w:lvlText w:val=""/>
       <w:lvlJc w:val="left"/>
       <w:pPr>
@@ -7155,7 +7190,7 @@
     <w:lvl w:ilvl="0">
       <w:start w:val="1"/>
       <w:numFmt w:val="bullet"/>
-      <w:pStyle w:val="Listepuces2"/>
+      <w:pStyle w:val="ListBullet2"/>
       <w:lvlText w:val=""/>
       <w:lvlJc w:val="left"/>
       <w:pPr>
@@ -7176,7 +7211,7 @@
     <w:lvl w:ilvl="0">
       <w:start w:val="1"/>
       <w:numFmt w:val="decimal"/>
-      <w:pStyle w:val="Listenumros"/>
+      <w:pStyle w:val="ListNumber"/>
       <w:lvlText w:val="%1."/>
       <w:lvlJc w:val="left"/>
       <w:pPr>
@@ -7194,7 +7229,7 @@
     <w:lvl w:ilvl="0">
       <w:start w:val="1"/>
       <w:numFmt w:val="bullet"/>
-      <w:pStyle w:val="Listepuces"/>
+      <w:pStyle w:val="ListBullet"/>
       <w:lvlText w:val=""/>
       <w:lvlJc w:val="left"/>
       <w:pPr>
@@ -7936,11 +7971,11 @@
       <w:lang w:val="fr-FR"/>
     </w:rPr>
   </w:style>
-  <w:style w:type="paragraph" w:styleId="Titre1">
+  <w:style w:type="paragraph" w:styleId="Heading1">
     <w:name w:val="heading 1"/>
     <w:basedOn w:val="Normal"/>
     <w:next w:val="Normal"/>
-    <w:link w:val="Titre1Car"/>
+    <w:link w:val="Heading1Char"/>
     <w:uiPriority w:val="9"/>
     <w:qFormat/>
     <w:rsid w:val="00FC693F"/>
@@ -7959,11 +7994,11 @@
       <w:szCs w:val="28"/>
     </w:rPr>
   </w:style>
-  <w:style w:type="paragraph" w:styleId="Titre2">
+  <w:style w:type="paragraph" w:styleId="Heading2">
     <w:name w:val="heading 2"/>
     <w:basedOn w:val="Normal"/>
     <w:next w:val="Normal"/>
-    <w:link w:val="Titre2Car"/>
+    <w:link w:val="Heading2Char"/>
     <w:uiPriority w:val="9"/>
     <w:unhideWhenUsed/>
     <w:qFormat/>
@@ -7983,11 +8018,11 @@
       <w:szCs w:val="26"/>
     </w:rPr>
   </w:style>
-  <w:style w:type="paragraph" w:styleId="Titre3">
+  <w:style w:type="paragraph" w:styleId="Heading3">
     <w:name w:val="heading 3"/>
     <w:basedOn w:val="Normal"/>
     <w:next w:val="Normal"/>
-    <w:link w:val="Titre3Car"/>
+    <w:link w:val="Heading3Char"/>
     <w:uiPriority w:val="9"/>
     <w:unhideWhenUsed/>
     <w:qFormat/>
@@ -8005,11 +8040,11 @@
       <w:color w:val="4F81BD" w:themeColor="accent1"/>
     </w:rPr>
   </w:style>
-  <w:style w:type="paragraph" w:styleId="Titre4">
+  <w:style w:type="paragraph" w:styleId="Heading4">
     <w:name w:val="heading 4"/>
     <w:basedOn w:val="Normal"/>
     <w:next w:val="Normal"/>
-    <w:link w:val="Titre4Car"/>
+    <w:link w:val="Heading4Char"/>
     <w:uiPriority w:val="9"/>
     <w:semiHidden/>
     <w:unhideWhenUsed/>
@@ -8030,11 +8065,11 @@
       <w:color w:val="4F81BD" w:themeColor="accent1"/>
     </w:rPr>
   </w:style>
-  <w:style w:type="paragraph" w:styleId="Titre5">
+  <w:style w:type="paragraph" w:styleId="Heading5">
     <w:name w:val="heading 5"/>
     <w:basedOn w:val="Normal"/>
     <w:next w:val="Normal"/>
-    <w:link w:val="Titre5Car"/>
+    <w:link w:val="Heading5Char"/>
     <w:uiPriority w:val="9"/>
     <w:semiHidden/>
     <w:unhideWhenUsed/>
@@ -8051,11 +8086,11 @@
       <w:color w:val="243F60" w:themeColor="accent1" w:themeShade="7F"/>
     </w:rPr>
   </w:style>
-  <w:style w:type="paragraph" w:styleId="Titre6">
+  <w:style w:type="paragraph" w:styleId="Heading6">
     <w:name w:val="heading 6"/>
     <w:basedOn w:val="Normal"/>
     <w:next w:val="Normal"/>
-    <w:link w:val="Titre6Car"/>
+    <w:link w:val="Heading6Char"/>
     <w:uiPriority w:val="9"/>
     <w:semiHidden/>
     <w:unhideWhenUsed/>
@@ -8074,11 +8109,11 @@
       <w:color w:val="243F60" w:themeColor="accent1" w:themeShade="7F"/>
     </w:rPr>
   </w:style>
-  <w:style w:type="paragraph" w:styleId="Titre7">
+  <w:style w:type="paragraph" w:styleId="Heading7">
     <w:name w:val="heading 7"/>
     <w:basedOn w:val="Normal"/>
     <w:next w:val="Normal"/>
-    <w:link w:val="Titre7Car"/>
+    <w:link w:val="Heading7Char"/>
     <w:uiPriority w:val="9"/>
     <w:semiHidden/>
     <w:unhideWhenUsed/>
@@ -8097,11 +8132,11 @@
       <w:color w:val="404040" w:themeColor="text1" w:themeTint="BF"/>
     </w:rPr>
   </w:style>
-  <w:style w:type="paragraph" w:styleId="Titre8">
+  <w:style w:type="paragraph" w:styleId="Heading8">
     <w:name w:val="heading 8"/>
     <w:basedOn w:val="Normal"/>
     <w:next w:val="Normal"/>
-    <w:link w:val="Titre8Car"/>
+    <w:link w:val="Heading8Char"/>
     <w:uiPriority w:val="9"/>
     <w:semiHidden/>
     <w:unhideWhenUsed/>
@@ -8120,11 +8155,11 @@
       <w:szCs w:val="20"/>
     </w:rPr>
   </w:style>
-  <w:style w:type="paragraph" w:styleId="Titre9">
+  <w:style w:type="paragraph" w:styleId="Heading9">
     <w:name w:val="heading 9"/>
     <w:basedOn w:val="Normal"/>
     <w:next w:val="Normal"/>
-    <w:link w:val="Titre9Car"/>
+    <w:link w:val="Heading9Char"/>
     <w:uiPriority w:val="9"/>
     <w:semiHidden/>
     <w:unhideWhenUsed/>
@@ -8145,12 +8180,13 @@
       <w:szCs w:val="20"/>
     </w:rPr>
   </w:style>
-  <w:style w:type="character" w:default="1" w:styleId="Policepardfaut">
+  <w:style w:type="character" w:default="1" w:styleId="DefaultParagraphFont">
     <w:name w:val="Default Paragraph Font"/>
     <w:uiPriority w:val="1"/>
+    <w:semiHidden/>
     <w:unhideWhenUsed/>
   </w:style>
-  <w:style w:type="table" w:default="1" w:styleId="TableauNormal">
+  <w:style w:type="table" w:default="1" w:styleId="TableNormal">
     <w:name w:val="Normal Table"/>
     <w:uiPriority w:val="99"/>
     <w:semiHidden/>
@@ -8165,16 +8201,16 @@
       </w:tblCellMar>
     </w:tblPr>
   </w:style>
-  <w:style w:type="numbering" w:default="1" w:styleId="Aucuneliste">
+  <w:style w:type="numbering" w:default="1" w:styleId="NoList">
     <w:name w:val="No List"/>
     <w:uiPriority w:val="99"/>
     <w:semiHidden/>
     <w:unhideWhenUsed/>
   </w:style>
-  <w:style w:type="paragraph" w:styleId="En-tte">
+  <w:style w:type="paragraph" w:styleId="Header">
     <w:name w:val="header"/>
     <w:basedOn w:val="Normal"/>
-    <w:link w:val="En-tteCar"/>
+    <w:link w:val="HeaderChar"/>
     <w:uiPriority w:val="99"/>
     <w:unhideWhenUsed/>
     <w:rsid w:val="00E618BF"/>
@@ -8186,17 +8222,17 @@
       <w:spacing w:after="0" w:line="240" w:lineRule="auto"/>
     </w:pPr>
   </w:style>
-  <w:style w:type="character" w:customStyle="1" w:styleId="En-tteCar">
-    <w:name w:val="En-tête Car"/>
-    <w:basedOn w:val="Policepardfaut"/>
-    <w:link w:val="En-tte"/>
+  <w:style w:type="character" w:customStyle="1" w:styleId="HeaderChar">
+    <w:name w:val="Header Char"/>
+    <w:basedOn w:val="DefaultParagraphFont"/>
+    <w:link w:val="Header"/>
     <w:uiPriority w:val="99"/>
     <w:rsid w:val="00E618BF"/>
   </w:style>
-  <w:style w:type="paragraph" w:styleId="Pieddepage">
+  <w:style w:type="paragraph" w:styleId="Footer">
     <w:name w:val="footer"/>
     <w:basedOn w:val="Normal"/>
-    <w:link w:val="PieddepageCar"/>
+    <w:link w:val="FooterChar"/>
     <w:uiPriority w:val="99"/>
     <w:unhideWhenUsed/>
     <w:rsid w:val="00E618BF"/>
@@ -8208,14 +8244,14 @@
       <w:spacing w:after="0" w:line="240" w:lineRule="auto"/>
     </w:pPr>
   </w:style>
-  <w:style w:type="character" w:customStyle="1" w:styleId="PieddepageCar">
-    <w:name w:val="Pied de page Car"/>
-    <w:basedOn w:val="Policepardfaut"/>
-    <w:link w:val="Pieddepage"/>
+  <w:style w:type="character" w:customStyle="1" w:styleId="FooterChar">
+    <w:name w:val="Footer Char"/>
+    <w:basedOn w:val="DefaultParagraphFont"/>
+    <w:link w:val="Footer"/>
     <w:uiPriority w:val="99"/>
     <w:rsid w:val="00E618BF"/>
   </w:style>
-  <w:style w:type="paragraph" w:styleId="Sansinterligne">
+  <w:style w:type="paragraph" w:styleId="NoSpacing">
     <w:name w:val="No Spacing"/>
     <w:uiPriority w:val="1"/>
     <w:qFormat/>
@@ -8224,10 +8260,10 @@
       <w:spacing w:after="0" w:line="240" w:lineRule="auto"/>
     </w:pPr>
   </w:style>
-  <w:style w:type="character" w:customStyle="1" w:styleId="Titre1Car">
-    <w:name w:val="Titre 1 Car"/>
-    <w:basedOn w:val="Policepardfaut"/>
-    <w:link w:val="Titre1"/>
+  <w:style w:type="character" w:customStyle="1" w:styleId="Heading1Char">
+    <w:name w:val="Heading 1 Char"/>
+    <w:basedOn w:val="DefaultParagraphFont"/>
+    <w:link w:val="Heading1"/>
     <w:uiPriority w:val="9"/>
     <w:rsid w:val="00FC693F"/>
     <w:rPr>
@@ -8239,10 +8275,10 @@
       <w:szCs w:val="28"/>
     </w:rPr>
   </w:style>
-  <w:style w:type="character" w:customStyle="1" w:styleId="Titre2Car">
-    <w:name w:val="Titre 2 Car"/>
-    <w:basedOn w:val="Policepardfaut"/>
-    <w:link w:val="Titre2"/>
+  <w:style w:type="character" w:customStyle="1" w:styleId="Heading2Char">
+    <w:name w:val="Heading 2 Char"/>
+    <w:basedOn w:val="DefaultParagraphFont"/>
+    <w:link w:val="Heading2"/>
     <w:uiPriority w:val="9"/>
     <w:rsid w:val="00FC693F"/>
     <w:rPr>
@@ -8254,10 +8290,10 @@
       <w:szCs w:val="26"/>
     </w:rPr>
   </w:style>
-  <w:style w:type="character" w:customStyle="1" w:styleId="Titre3Car">
-    <w:name w:val="Titre 3 Car"/>
-    <w:basedOn w:val="Policepardfaut"/>
-    <w:link w:val="Titre3"/>
+  <w:style w:type="character" w:customStyle="1" w:styleId="Heading3Char">
+    <w:name w:val="Heading 3 Char"/>
+    <w:basedOn w:val="DefaultParagraphFont"/>
+    <w:link w:val="Heading3"/>
     <w:uiPriority w:val="9"/>
     <w:rsid w:val="00FC693F"/>
     <w:rPr>
@@ -8267,11 +8303,11 @@
       <w:color w:val="4F81BD" w:themeColor="accent1"/>
     </w:rPr>
   </w:style>
-  <w:style w:type="paragraph" w:styleId="Titre">
+  <w:style w:type="paragraph" w:styleId="Title">
     <w:name w:val="Title"/>
     <w:basedOn w:val="Normal"/>
     <w:next w:val="Normal"/>
-    <w:link w:val="TitreCar"/>
+    <w:link w:val="TitleChar"/>
     <w:uiPriority w:val="10"/>
     <w:qFormat/>
     <w:rsid w:val="00FC693F"/>
@@ -8291,10 +8327,10 @@
       <w:szCs w:val="52"/>
     </w:rPr>
   </w:style>
-  <w:style w:type="character" w:customStyle="1" w:styleId="TitreCar">
-    <w:name w:val="Titre Car"/>
-    <w:basedOn w:val="Policepardfaut"/>
-    <w:link w:val="Titre"/>
+  <w:style w:type="character" w:customStyle="1" w:styleId="TitleChar">
+    <w:name w:val="Title Char"/>
+    <w:basedOn w:val="DefaultParagraphFont"/>
+    <w:link w:val="Title"/>
     <w:uiPriority w:val="10"/>
     <w:rsid w:val="00FC693F"/>
     <w:rPr>
@@ -8306,11 +8342,11 @@
       <w:szCs w:val="52"/>
     </w:rPr>
   </w:style>
-  <w:style w:type="paragraph" w:styleId="Sous-titre">
+  <w:style w:type="paragraph" w:styleId="Subtitle">
     <w:name w:val="Subtitle"/>
     <w:basedOn w:val="Normal"/>
     <w:next w:val="Normal"/>
-    <w:link w:val="Sous-titreCar"/>
+    <w:link w:val="SubtitleChar"/>
     <w:uiPriority w:val="11"/>
     <w:qFormat/>
     <w:rsid w:val="00FC693F"/>
@@ -8329,10 +8365,10 @@
       <w:szCs w:val="24"/>
     </w:rPr>
   </w:style>
-  <w:style w:type="character" w:customStyle="1" w:styleId="Sous-titreCar">
-    <w:name w:val="Sous-titre Car"/>
-    <w:basedOn w:val="Policepardfaut"/>
-    <w:link w:val="Sous-titre"/>
+  <w:style w:type="character" w:customStyle="1" w:styleId="SubtitleChar">
+    <w:name w:val="Subtitle Char"/>
+    <w:basedOn w:val="DefaultParagraphFont"/>
+    <w:link w:val="Subtitle"/>
     <w:uiPriority w:val="11"/>
     <w:rsid w:val="00FC693F"/>
     <w:rPr>
@@ -8345,7 +8381,7 @@
       <w:szCs w:val="24"/>
     </w:rPr>
   </w:style>
-  <w:style w:type="paragraph" w:styleId="Paragraphedeliste">
+  <w:style w:type="paragraph" w:styleId="ListParagraph">
     <w:name w:val="List Paragraph"/>
     <w:basedOn w:val="Normal"/>
     <w:uiPriority w:val="34"/>
@@ -8356,10 +8392,10 @@
       <w:contextualSpacing/>
     </w:pPr>
   </w:style>
-  <w:style w:type="paragraph" w:styleId="Corpsdetexte">
+  <w:style w:type="paragraph" w:styleId="BodyText">
     <w:name w:val="Body Text"/>
     <w:basedOn w:val="Normal"/>
-    <w:link w:val="CorpsdetexteCar"/>
+    <w:link w:val="BodyTextChar"/>
     <w:uiPriority w:val="99"/>
     <w:unhideWhenUsed/>
     <w:rsid w:val="00AA1D8D"/>
@@ -8367,17 +8403,17 @@
       <w:spacing w:after="120"/>
     </w:pPr>
   </w:style>
-  <w:style w:type="character" w:customStyle="1" w:styleId="CorpsdetexteCar">
-    <w:name w:val="Corps de texte Car"/>
-    <w:basedOn w:val="Policepardfaut"/>
-    <w:link w:val="Corpsdetexte"/>
+  <w:style w:type="character" w:customStyle="1" w:styleId="BodyTextChar">
+    <w:name w:val="Body Text Char"/>
+    <w:basedOn w:val="DefaultParagraphFont"/>
+    <w:link w:val="BodyText"/>
     <w:uiPriority w:val="99"/>
     <w:rsid w:val="00AA1D8D"/>
   </w:style>
-  <w:style w:type="paragraph" w:styleId="Corpsdetexte2">
+  <w:style w:type="paragraph" w:styleId="BodyText2">
     <w:name w:val="Body Text 2"/>
     <w:basedOn w:val="Normal"/>
-    <w:link w:val="Corpsdetexte2Car"/>
+    <w:link w:val="BodyText2Char"/>
     <w:uiPriority w:val="99"/>
     <w:unhideWhenUsed/>
     <w:rsid w:val="00AA1D8D"/>
@@ -8385,17 +8421,17 @@
       <w:spacing w:after="120" w:line="480" w:lineRule="auto"/>
     </w:pPr>
   </w:style>
-  <w:style w:type="character" w:customStyle="1" w:styleId="Corpsdetexte2Car">
-    <w:name w:val="Corps de texte 2 Car"/>
-    <w:basedOn w:val="Policepardfaut"/>
-    <w:link w:val="Corpsdetexte2"/>
+  <w:style w:type="character" w:customStyle="1" w:styleId="BodyText2Char">
+    <w:name w:val="Body Text 2 Char"/>
+    <w:basedOn w:val="DefaultParagraphFont"/>
+    <w:link w:val="BodyText2"/>
     <w:uiPriority w:val="99"/>
     <w:rsid w:val="00AA1D8D"/>
   </w:style>
-  <w:style w:type="paragraph" w:styleId="Corpsdetexte3">
+  <w:style w:type="paragraph" w:styleId="BodyText3">
     <w:name w:val="Body Text 3"/>
     <w:basedOn w:val="Normal"/>
-    <w:link w:val="Corpsdetexte3Car"/>
+    <w:link w:val="BodyText3Char"/>
     <w:uiPriority w:val="99"/>
     <w:unhideWhenUsed/>
     <w:rsid w:val="00AA1D8D"/>
@@ -8407,10 +8443,10 @@
       <w:szCs w:val="16"/>
     </w:rPr>
   </w:style>
-  <w:style w:type="character" w:customStyle="1" w:styleId="Corpsdetexte3Car">
-    <w:name w:val="Corps de texte 3 Car"/>
-    <w:basedOn w:val="Policepardfaut"/>
-    <w:link w:val="Corpsdetexte3"/>
+  <w:style w:type="character" w:customStyle="1" w:styleId="BodyText3Char">
+    <w:name w:val="Body Text 3 Char"/>
+    <w:basedOn w:val="DefaultParagraphFont"/>
+    <w:link w:val="BodyText3"/>
     <w:uiPriority w:val="99"/>
     <w:rsid w:val="00AA1D8D"/>
     <w:rPr>
@@ -8418,7 +8454,7 @@
       <w:szCs w:val="16"/>
     </w:rPr>
   </w:style>
-  <w:style w:type="paragraph" w:styleId="Liste">
+  <w:style w:type="paragraph" w:styleId="List">
     <w:name w:val="List"/>
     <w:basedOn w:val="Normal"/>
     <w:uiPriority w:val="99"/>
@@ -8429,7 +8465,7 @@
       <w:contextualSpacing/>
     </w:pPr>
   </w:style>
-  <w:style w:type="paragraph" w:styleId="Liste2">
+  <w:style w:type="paragraph" w:styleId="List2">
     <w:name w:val="List 2"/>
     <w:basedOn w:val="Normal"/>
     <w:uiPriority w:val="99"/>
@@ -8440,7 +8476,7 @@
       <w:contextualSpacing/>
     </w:pPr>
   </w:style>
-  <w:style w:type="paragraph" w:styleId="Liste3">
+  <w:style w:type="paragraph" w:styleId="List3">
     <w:name w:val="List 3"/>
     <w:basedOn w:val="Normal"/>
     <w:uiPriority w:val="99"/>
@@ -8451,7 +8487,7 @@
       <w:contextualSpacing/>
     </w:pPr>
   </w:style>
-  <w:style w:type="paragraph" w:styleId="Listepuces">
+  <w:style w:type="paragraph" w:styleId="ListBullet">
     <w:name w:val="List Bullet"/>
     <w:basedOn w:val="Normal"/>
     <w:uiPriority w:val="99"/>
@@ -8464,7 +8500,7 @@
       <w:contextualSpacing/>
     </w:pPr>
   </w:style>
-  <w:style w:type="paragraph" w:styleId="Listepuces2">
+  <w:style w:type="paragraph" w:styleId="ListBullet2">
     <w:name w:val="List Bullet 2"/>
     <w:basedOn w:val="Normal"/>
     <w:uiPriority w:val="99"/>
@@ -8477,7 +8513,7 @@
       <w:contextualSpacing/>
     </w:pPr>
   </w:style>
-  <w:style w:type="paragraph" w:styleId="Listepuces3">
+  <w:style w:type="paragraph" w:styleId="ListBullet3">
     <w:name w:val="List Bullet 3"/>
     <w:basedOn w:val="Normal"/>
     <w:uiPriority w:val="99"/>
@@ -8490,7 +8526,7 @@
       <w:contextualSpacing/>
     </w:pPr>
   </w:style>
-  <w:style w:type="paragraph" w:styleId="Listenumros">
+  <w:style w:type="paragraph" w:styleId="ListNumber">
     <w:name w:val="List Number"/>
     <w:basedOn w:val="Normal"/>
     <w:uiPriority w:val="99"/>
@@ -8503,7 +8539,7 @@
       <w:contextualSpacing/>
     </w:pPr>
   </w:style>
-  <w:style w:type="paragraph" w:styleId="Listenumros2">
+  <w:style w:type="paragraph" w:styleId="ListNumber2">
     <w:name w:val="List Number 2"/>
     <w:basedOn w:val="Normal"/>
     <w:uiPriority w:val="99"/>
@@ -8516,7 +8552,7 @@
       <w:contextualSpacing/>
     </w:pPr>
   </w:style>
-  <w:style w:type="paragraph" w:styleId="Listenumros3">
+  <w:style w:type="paragraph" w:styleId="ListNumber3">
     <w:name w:val="List Number 3"/>
     <w:basedOn w:val="Normal"/>
     <w:uiPriority w:val="99"/>
@@ -8529,7 +8565,7 @@
       <w:contextualSpacing/>
     </w:pPr>
   </w:style>
-  <w:style w:type="paragraph" w:styleId="Listecontinue">
+  <w:style w:type="paragraph" w:styleId="ListContinue">
     <w:name w:val="List Continue"/>
     <w:basedOn w:val="Normal"/>
     <w:uiPriority w:val="99"/>
@@ -8541,7 +8577,7 @@
       <w:contextualSpacing/>
     </w:pPr>
   </w:style>
-  <w:style w:type="paragraph" w:styleId="Listecontinue2">
+  <w:style w:type="paragraph" w:styleId="ListContinue2">
     <w:name w:val="List Continue 2"/>
     <w:basedOn w:val="Normal"/>
     <w:uiPriority w:val="99"/>
@@ -8553,7 +8589,7 @@
       <w:contextualSpacing/>
     </w:pPr>
   </w:style>
-  <w:style w:type="paragraph" w:styleId="Listecontinue3">
+  <w:style w:type="paragraph" w:styleId="ListContinue3">
     <w:name w:val="List Continue 3"/>
     <w:basedOn w:val="Normal"/>
     <w:uiPriority w:val="99"/>
@@ -8565,9 +8601,9 @@
       <w:contextualSpacing/>
     </w:pPr>
   </w:style>
-  <w:style w:type="paragraph" w:styleId="Textedemacro">
+  <w:style w:type="paragraph" w:styleId="MacroText">
     <w:name w:val="macro"/>
-    <w:link w:val="TextedemacroCar"/>
+    <w:link w:val="MacroTextChar"/>
     <w:uiPriority w:val="99"/>
     <w:unhideWhenUsed/>
     <w:rsid w:val="0029639D"/>
@@ -8588,10 +8624,10 @@
       <w:szCs w:val="20"/>
     </w:rPr>
   </w:style>
-  <w:style w:type="character" w:customStyle="1" w:styleId="TextedemacroCar">
-    <w:name w:val="Texte de macro Car"/>
-    <w:basedOn w:val="Policepardfaut"/>
-    <w:link w:val="Textedemacro"/>
+  <w:style w:type="character" w:customStyle="1" w:styleId="MacroTextChar">
+    <w:name w:val="Macro Text Char"/>
+    <w:basedOn w:val="DefaultParagraphFont"/>
+    <w:link w:val="MacroText"/>
     <w:uiPriority w:val="99"/>
     <w:rsid w:val="0029639D"/>
     <w:rPr>
@@ -8600,11 +8636,11 @@
       <w:szCs w:val="20"/>
     </w:rPr>
   </w:style>
-  <w:style w:type="paragraph" w:styleId="Citation">
+  <w:style w:type="paragraph" w:styleId="Quote">
     <w:name w:val="Quote"/>
     <w:basedOn w:val="Normal"/>
     <w:next w:val="Normal"/>
-    <w:link w:val="CitationCar"/>
+    <w:link w:val="QuoteChar"/>
     <w:uiPriority w:val="29"/>
     <w:qFormat/>
     <w:rsid w:val="00FC693F"/>
@@ -8614,10 +8650,10 @@
       <w:color w:val="000000" w:themeColor="text1"/>
     </w:rPr>
   </w:style>
-  <w:style w:type="character" w:customStyle="1" w:styleId="CitationCar">
-    <w:name w:val="Citation Car"/>
-    <w:basedOn w:val="Policepardfaut"/>
-    <w:link w:val="Citation"/>
+  <w:style w:type="character" w:customStyle="1" w:styleId="QuoteChar">
+    <w:name w:val="Quote Char"/>
+    <w:basedOn w:val="DefaultParagraphFont"/>
+    <w:link w:val="Quote"/>
     <w:uiPriority w:val="29"/>
     <w:rsid w:val="00FC693F"/>
     <w:rPr>
@@ -8626,10 +8662,10 @@
       <w:color w:val="000000" w:themeColor="text1"/>
     </w:rPr>
   </w:style>
-  <w:style w:type="character" w:customStyle="1" w:styleId="Titre4Car">
-    <w:name w:val="Titre 4 Car"/>
-    <w:basedOn w:val="Policepardfaut"/>
-    <w:link w:val="Titre4"/>
+  <w:style w:type="character" w:customStyle="1" w:styleId="Heading4Char">
+    <w:name w:val="Heading 4 Char"/>
+    <w:basedOn w:val="DefaultParagraphFont"/>
+    <w:link w:val="Heading4"/>
     <w:uiPriority w:val="9"/>
     <w:semiHidden/>
     <w:rsid w:val="00FC693F"/>
@@ -8642,10 +8678,10 @@
       <w:color w:val="4F81BD" w:themeColor="accent1"/>
     </w:rPr>
   </w:style>
-  <w:style w:type="character" w:customStyle="1" w:styleId="Titre5Car">
-    <w:name w:val="Titre 5 Car"/>
-    <w:basedOn w:val="Policepardfaut"/>
-    <w:link w:val="Titre5"/>
+  <w:style w:type="character" w:customStyle="1" w:styleId="Heading5Char">
+    <w:name w:val="Heading 5 Char"/>
+    <w:basedOn w:val="DefaultParagraphFont"/>
+    <w:link w:val="Heading5"/>
     <w:uiPriority w:val="9"/>
     <w:semiHidden/>
     <w:rsid w:val="00FC693F"/>
@@ -8654,10 +8690,10 @@
       <w:color w:val="243F60" w:themeColor="accent1" w:themeShade="7F"/>
     </w:rPr>
   </w:style>
-  <w:style w:type="character" w:customStyle="1" w:styleId="Titre6Car">
-    <w:name w:val="Titre 6 Car"/>
-    <w:basedOn w:val="Policepardfaut"/>
-    <w:link w:val="Titre6"/>
+  <w:style w:type="character" w:customStyle="1" w:styleId="Heading6Char">
+    <w:name w:val="Heading 6 Char"/>
+    <w:basedOn w:val="DefaultParagraphFont"/>
+    <w:link w:val="Heading6"/>
     <w:uiPriority w:val="9"/>
     <w:semiHidden/>
     <w:rsid w:val="00FC693F"/>
@@ -8668,10 +8704,10 @@
       <w:color w:val="243F60" w:themeColor="accent1" w:themeShade="7F"/>
     </w:rPr>
   </w:style>
-  <w:style w:type="character" w:customStyle="1" w:styleId="Titre7Car">
-    <w:name w:val="Titre 7 Car"/>
-    <w:basedOn w:val="Policepardfaut"/>
-    <w:link w:val="Titre7"/>
+  <w:style w:type="character" w:customStyle="1" w:styleId="Heading7Char">
+    <w:name w:val="Heading 7 Char"/>
+    <w:basedOn w:val="DefaultParagraphFont"/>
+    <w:link w:val="Heading7"/>
     <w:uiPriority w:val="9"/>
     <w:semiHidden/>
     <w:rsid w:val="00FC693F"/>
@@ -8682,10 +8718,10 @@
       <w:color w:val="404040" w:themeColor="text1" w:themeTint="BF"/>
     </w:rPr>
   </w:style>
-  <w:style w:type="character" w:customStyle="1" w:styleId="Titre8Car">
-    <w:name w:val="Titre 8 Car"/>
-    <w:basedOn w:val="Policepardfaut"/>
-    <w:link w:val="Titre8"/>
+  <w:style w:type="character" w:customStyle="1" w:styleId="Heading8Char">
+    <w:name w:val="Heading 8 Char"/>
+    <w:basedOn w:val="DefaultParagraphFont"/>
+    <w:link w:val="Heading8"/>
     <w:uiPriority w:val="9"/>
     <w:semiHidden/>
     <w:rsid w:val="00FC693F"/>
@@ -8696,10 +8732,10 @@
       <w:szCs w:val="20"/>
     </w:rPr>
   </w:style>
-  <w:style w:type="character" w:customStyle="1" w:styleId="Titre9Car">
-    <w:name w:val="Titre 9 Car"/>
-    <w:basedOn w:val="Policepardfaut"/>
-    <w:link w:val="Titre9"/>
+  <w:style w:type="character" w:customStyle="1" w:styleId="Heading9Char">
+    <w:name w:val="Heading 9 Char"/>
+    <w:basedOn w:val="DefaultParagraphFont"/>
+    <w:link w:val="Heading9"/>
     <w:uiPriority w:val="9"/>
     <w:semiHidden/>
     <w:rsid w:val="00FC693F"/>
@@ -8712,7 +8748,7 @@
       <w:szCs w:val="20"/>
     </w:rPr>
   </w:style>
-  <w:style w:type="paragraph" w:styleId="Lgende">
+  <w:style w:type="paragraph" w:styleId="Caption">
     <w:name w:val="caption"/>
     <w:basedOn w:val="Normal"/>
     <w:next w:val="Normal"/>
@@ -8732,9 +8768,9 @@
       <w:szCs w:val="18"/>
     </w:rPr>
   </w:style>
-  <w:style w:type="character" w:styleId="lev">
+  <w:style w:type="character" w:styleId="Strong">
     <w:name w:val="Strong"/>
-    <w:basedOn w:val="Policepardfaut"/>
+    <w:basedOn w:val="DefaultParagraphFont"/>
     <w:uiPriority w:val="22"/>
     <w:qFormat/>
     <w:rsid w:val="00FC693F"/>
@@ -8743,9 +8779,9 @@
       <w:bCs/>
     </w:rPr>
   </w:style>
-  <w:style w:type="character" w:styleId="Accentuation">
+  <w:style w:type="character" w:styleId="Emphasis">
     <w:name w:val="Emphasis"/>
-    <w:basedOn w:val="Policepardfaut"/>
+    <w:basedOn w:val="DefaultParagraphFont"/>
     <w:uiPriority w:val="20"/>
     <w:qFormat/>
     <w:rsid w:val="00FC693F"/>
@@ -8754,11 +8790,11 @@
       <w:iCs/>
     </w:rPr>
   </w:style>
-  <w:style w:type="paragraph" w:styleId="Citationintense">
+  <w:style w:type="paragraph" w:styleId="IntenseQuote">
     <w:name w:val="Intense Quote"/>
     <w:basedOn w:val="Normal"/>
     <w:next w:val="Normal"/>
-    <w:link w:val="CitationintenseCar"/>
+    <w:link w:val="IntenseQuoteChar"/>
     <w:uiPriority w:val="30"/>
     <w:qFormat/>
     <w:rsid w:val="00FC693F"/>
@@ -8777,10 +8813,10 @@
       <w:color w:val="4F81BD" w:themeColor="accent1"/>
     </w:rPr>
   </w:style>
-  <w:style w:type="character" w:customStyle="1" w:styleId="CitationintenseCar">
-    <w:name w:val="Citation intense Car"/>
-    <w:basedOn w:val="Policepardfaut"/>
-    <w:link w:val="Citationintense"/>
+  <w:style w:type="character" w:customStyle="1" w:styleId="IntenseQuoteChar">
+    <w:name w:val="Intense Quote Char"/>
+    <w:basedOn w:val="DefaultParagraphFont"/>
+    <w:link w:val="IntenseQuote"/>
     <w:uiPriority w:val="30"/>
     <w:rsid w:val="00FC693F"/>
     <w:rPr>
@@ -8791,9 +8827,9 @@
       <w:color w:val="4F81BD" w:themeColor="accent1"/>
     </w:rPr>
   </w:style>
-  <w:style w:type="character" w:styleId="Accentuationlgre">
+  <w:style w:type="character" w:styleId="SubtleEmphasis">
     <w:name w:val="Subtle Emphasis"/>
-    <w:basedOn w:val="Policepardfaut"/>
+    <w:basedOn w:val="DefaultParagraphFont"/>
     <w:uiPriority w:val="19"/>
     <w:qFormat/>
     <w:rsid w:val="00FC693F"/>
@@ -8803,9 +8839,9 @@
       <w:color w:val="808080" w:themeColor="text1" w:themeTint="7F"/>
     </w:rPr>
   </w:style>
-  <w:style w:type="character" w:styleId="Accentuationintense">
+  <w:style w:type="character" w:styleId="IntenseEmphasis">
     <w:name w:val="Intense Emphasis"/>
-    <w:basedOn w:val="Policepardfaut"/>
+    <w:basedOn w:val="DefaultParagraphFont"/>
     <w:uiPriority w:val="21"/>
     <w:qFormat/>
     <w:rsid w:val="00FC693F"/>
@@ -8817,9 +8853,9 @@
       <w:color w:val="4F81BD" w:themeColor="accent1"/>
     </w:rPr>
   </w:style>
-  <w:style w:type="character" w:styleId="Rfrencelgre">
+  <w:style w:type="character" w:styleId="SubtleReference">
     <w:name w:val="Subtle Reference"/>
-    <w:basedOn w:val="Policepardfaut"/>
+    <w:basedOn w:val="DefaultParagraphFont"/>
     <w:uiPriority w:val="31"/>
     <w:qFormat/>
     <w:rsid w:val="00FC693F"/>
@@ -8829,9 +8865,9 @@
       <w:u w:val="single"/>
     </w:rPr>
   </w:style>
-  <w:style w:type="character" w:styleId="Rfrenceintense">
+  <w:style w:type="character" w:styleId="IntenseReference">
     <w:name w:val="Intense Reference"/>
-    <w:basedOn w:val="Policepardfaut"/>
+    <w:basedOn w:val="DefaultParagraphFont"/>
     <w:uiPriority w:val="32"/>
     <w:qFormat/>
     <w:rsid w:val="00FC693F"/>
@@ -8844,9 +8880,9 @@
       <w:u w:val="single"/>
     </w:rPr>
   </w:style>
-  <w:style w:type="character" w:styleId="Titredulivre">
+  <w:style w:type="character" w:styleId="BookTitle">
     <w:name w:val="Book Title"/>
-    <w:basedOn w:val="Policepardfaut"/>
+    <w:basedOn w:val="DefaultParagraphFont"/>
     <w:uiPriority w:val="33"/>
     <w:qFormat/>
     <w:rsid w:val="00FC693F"/>
@@ -8857,9 +8893,9 @@
       <w:spacing w:val="5"/>
     </w:rPr>
   </w:style>
-  <w:style w:type="paragraph" w:styleId="En-ttedetabledesmatires">
+  <w:style w:type="paragraph" w:styleId="TOCHeading">
     <w:name w:val="TOC Heading"/>
-    <w:basedOn w:val="Titre1"/>
+    <w:basedOn w:val="Heading1"/>
     <w:next w:val="Normal"/>
     <w:uiPriority w:val="39"/>
     <w:semiHidden/>
@@ -8870,9 +8906,9 @@
       <w:outlineLvl w:val="9"/>
     </w:pPr>
   </w:style>
-  <w:style w:type="table" w:styleId="Grilledutableau">
+  <w:style w:type="table" w:styleId="TableGrid">
     <w:name w:val="Table Grid"/>
-    <w:basedOn w:val="TableauNormal"/>
+    <w:basedOn w:val="TableNormal"/>
     <w:uiPriority w:val="59"/>
     <w:rsid w:val="00FC693F"/>
     <w:pPr>
@@ -8889,9 +8925,9 @@
       </w:tblBorders>
     </w:tblPr>
   </w:style>
-  <w:style w:type="table" w:styleId="Ombrageclair">
+  <w:style w:type="table" w:styleId="LightShading">
     <w:name w:val="Light Shading"/>
-    <w:basedOn w:val="TableauNormal"/>
+    <w:basedOn w:val="TableNormal"/>
     <w:uiPriority w:val="60"/>
     <w:rsid w:val="00FC693F"/>
     <w:pPr>
@@ -8985,9 +9021,9 @@
       </w:tcPr>
     </w:tblStylePr>
   </w:style>
-  <w:style w:type="table" w:styleId="Trameclaire-Accent1">
+  <w:style w:type="table" w:styleId="LightShading-Accent1">
     <w:name w:val="Light Shading Accent 1"/>
-    <w:basedOn w:val="TableauNormal"/>
+    <w:basedOn w:val="TableNormal"/>
     <w:uiPriority w:val="60"/>
     <w:rsid w:val="00FC693F"/>
     <w:pPr>
@@ -9081,9 +9117,9 @@
       </w:tcPr>
     </w:tblStylePr>
   </w:style>
-  <w:style w:type="table" w:styleId="Trameclaire-Accent2">
+  <w:style w:type="table" w:styleId="LightShading-Accent2">
     <w:name w:val="Light Shading Accent 2"/>
-    <w:basedOn w:val="TableauNormal"/>
+    <w:basedOn w:val="TableNormal"/>
     <w:uiPriority w:val="60"/>
     <w:rsid w:val="00FC693F"/>
     <w:pPr>
@@ -9177,9 +9213,9 @@
       </w:tcPr>
     </w:tblStylePr>
   </w:style>
-  <w:style w:type="table" w:styleId="Trameclaire-Accent3">
+  <w:style w:type="table" w:styleId="LightShading-Accent3">
     <w:name w:val="Light Shading Accent 3"/>
-    <w:basedOn w:val="TableauNormal"/>
+    <w:basedOn w:val="TableNormal"/>
     <w:uiPriority w:val="60"/>
     <w:rsid w:val="00FC693F"/>
     <w:pPr>
@@ -9273,9 +9309,9 @@
       </w:tcPr>
     </w:tblStylePr>
   </w:style>
-  <w:style w:type="table" w:styleId="Trameclaire-Accent4">
+  <w:style w:type="table" w:styleId="LightShading-Accent4">
     <w:name w:val="Light Shading Accent 4"/>
-    <w:basedOn w:val="TableauNormal"/>
+    <w:basedOn w:val="TableNormal"/>
     <w:uiPriority w:val="60"/>
     <w:rsid w:val="00FC693F"/>
     <w:pPr>
@@ -9369,9 +9405,9 @@
       </w:tcPr>
     </w:tblStylePr>
   </w:style>
-  <w:style w:type="table" w:styleId="Trameclaire-Accent5">
+  <w:style w:type="table" w:styleId="LightShading-Accent5">
     <w:name w:val="Light Shading Accent 5"/>
-    <w:basedOn w:val="TableauNormal"/>
+    <w:basedOn w:val="TableNormal"/>
     <w:uiPriority w:val="60"/>
     <w:rsid w:val="00FC693F"/>
     <w:pPr>
@@ -9465,9 +9501,9 @@
       </w:tcPr>
     </w:tblStylePr>
   </w:style>
-  <w:style w:type="table" w:styleId="Trameclaire-Accent6">
+  <w:style w:type="table" w:styleId="LightShading-Accent6">
     <w:name w:val="Light Shading Accent 6"/>
-    <w:basedOn w:val="TableauNormal"/>
+    <w:basedOn w:val="TableNormal"/>
     <w:uiPriority w:val="60"/>
     <w:rsid w:val="00FC693F"/>
     <w:pPr>
@@ -9561,9 +9597,9 @@
       </w:tcPr>
     </w:tblStylePr>
   </w:style>
-  <w:style w:type="table" w:styleId="Listeclaire">
+  <w:style w:type="table" w:styleId="LightList">
     <w:name w:val="Light List"/>
-    <w:basedOn w:val="TableauNormal"/>
+    <w:basedOn w:val="TableNormal"/>
     <w:uiPriority w:val="61"/>
     <w:rsid w:val="00FC693F"/>
     <w:pPr>
@@ -9646,9 +9682,9 @@
       </w:tcPr>
     </w:tblStylePr>
   </w:style>
-  <w:style w:type="table" w:styleId="Listeclaire-Accent1">
+  <w:style w:type="table" w:styleId="LightList-Accent1">
     <w:name w:val="Light List Accent 1"/>
-    <w:basedOn w:val="TableauNormal"/>
+    <w:basedOn w:val="TableNormal"/>
     <w:uiPriority w:val="61"/>
     <w:rsid w:val="00FC693F"/>
     <w:pPr>
@@ -9731,9 +9767,9 @@
       </w:tcPr>
     </w:tblStylePr>
   </w:style>
-  <w:style w:type="table" w:styleId="Listeclaire-Accent2">
+  <w:style w:type="table" w:styleId="LightList-Accent2">
     <w:name w:val="Light List Accent 2"/>
-    <w:basedOn w:val="TableauNormal"/>
+    <w:basedOn w:val="TableNormal"/>
     <w:uiPriority w:val="61"/>
     <w:rsid w:val="00CB0664"/>
     <w:pPr>
@@ -9816,9 +9852,9 @@
       </w:tcPr>
     </w:tblStylePr>
   </w:style>
-  <w:style w:type="table" w:styleId="Listeclaire-Accent3">
+  <w:style w:type="table" w:styleId="LightList-Accent3">
     <w:name w:val="Light List Accent 3"/>
-    <w:basedOn w:val="TableauNormal"/>
+    <w:basedOn w:val="TableNormal"/>
     <w:uiPriority w:val="61"/>
     <w:rsid w:val="00CB0664"/>
     <w:pPr>
@@ -9901,9 +9937,9 @@
       </w:tcPr>
     </w:tblStylePr>
   </w:style>
-  <w:style w:type="table" w:styleId="Listeclaire-Accent4">
+  <w:style w:type="table" w:styleId="LightList-Accent4">
     <w:name w:val="Light List Accent 4"/>
-    <w:basedOn w:val="TableauNormal"/>
+    <w:basedOn w:val="TableNormal"/>
     <w:uiPriority w:val="61"/>
     <w:rsid w:val="00CB0664"/>
     <w:pPr>
@@ -9986,9 +10022,9 @@
       </w:tcPr>
     </w:tblStylePr>
   </w:style>
-  <w:style w:type="table" w:styleId="Listeclaire-Accent5">
+  <w:style w:type="table" w:styleId="LightList-Accent5">
     <w:name w:val="Light List Accent 5"/>
-    <w:basedOn w:val="TableauNormal"/>
+    <w:basedOn w:val="TableNormal"/>
     <w:uiPriority w:val="61"/>
     <w:rsid w:val="00CB0664"/>
     <w:pPr>
@@ -10071,9 +10107,9 @@
       </w:tcPr>
     </w:tblStylePr>
   </w:style>
-  <w:style w:type="table" w:styleId="Listeclaire-Accent6">
+  <w:style w:type="table" w:styleId="LightList-Accent6">
     <w:name w:val="Light List Accent 6"/>
-    <w:basedOn w:val="TableauNormal"/>
+    <w:basedOn w:val="TableNormal"/>
     <w:uiPriority w:val="61"/>
     <w:rsid w:val="00CB0664"/>
     <w:pPr>
@@ -10156,9 +10192,9 @@
       </w:tcPr>
     </w:tblStylePr>
   </w:style>
-  <w:style w:type="table" w:styleId="Grilleclaire">
+  <w:style w:type="table" w:styleId="LightGrid">
     <w:name w:val="Light Grid"/>
-    <w:basedOn w:val="TableauNormal"/>
+    <w:basedOn w:val="TableNormal"/>
     <w:uiPriority w:val="62"/>
     <w:rsid w:val="00CB0664"/>
     <w:pPr>
@@ -10279,9 +10315,9 @@
       </w:tcPr>
     </w:tblStylePr>
   </w:style>
-  <w:style w:type="table" w:styleId="Grilleclaire-Accent1">
+  <w:style w:type="table" w:styleId="LightGrid-Accent1">
     <w:name w:val="Light Grid Accent 1"/>
-    <w:basedOn w:val="TableauNormal"/>
+    <w:basedOn w:val="TableNormal"/>
     <w:uiPriority w:val="62"/>
     <w:rsid w:val="00CB0664"/>
     <w:pPr>
@@ -10402,9 +10438,9 @@
       </w:tcPr>
     </w:tblStylePr>
   </w:style>
-  <w:style w:type="table" w:styleId="Grilleclaire-Accent2">
+  <w:style w:type="table" w:styleId="LightGrid-Accent2">
     <w:name w:val="Light Grid Accent 2"/>
-    <w:basedOn w:val="TableauNormal"/>
+    <w:basedOn w:val="TableNormal"/>
     <w:uiPriority w:val="62"/>
     <w:rsid w:val="00CB0664"/>
     <w:pPr>
@@ -10525,9 +10561,9 @@
       </w:tcPr>
     </w:tblStylePr>
   </w:style>
-  <w:style w:type="table" w:styleId="Grilleclaire-Accent3">
+  <w:style w:type="table" w:styleId="LightGrid-Accent3">
     <w:name w:val="Light Grid Accent 3"/>
-    <w:basedOn w:val="TableauNormal"/>
+    <w:basedOn w:val="TableNormal"/>
     <w:uiPriority w:val="62"/>
     <w:rsid w:val="00CB0664"/>
     <w:pPr>
@@ -10648,9 +10684,9 @@
       </w:tcPr>
     </w:tblStylePr>
   </w:style>
-  <w:style w:type="table" w:styleId="Grilleclaire-Accent4">
+  <w:style w:type="table" w:styleId="LightGrid-Accent4">
     <w:name w:val="Light Grid Accent 4"/>
-    <w:basedOn w:val="TableauNormal"/>
+    <w:basedOn w:val="TableNormal"/>
     <w:uiPriority w:val="62"/>
     <w:rsid w:val="00CB0664"/>
     <w:pPr>
@@ -10771,9 +10807,9 @@
       </w:tcPr>
     </w:tblStylePr>
   </w:style>
-  <w:style w:type="table" w:styleId="Grilleclaire-Accent5">
+  <w:style w:type="table" w:styleId="LightGrid-Accent5">
     <w:name w:val="Light Grid Accent 5"/>
-    <w:basedOn w:val="TableauNormal"/>
+    <w:basedOn w:val="TableNormal"/>
     <w:uiPriority w:val="62"/>
     <w:rsid w:val="00CB0664"/>
     <w:pPr>
@@ -10894,9 +10930,9 @@
       </w:tcPr>
     </w:tblStylePr>
   </w:style>
-  <w:style w:type="table" w:styleId="Grilleclaire-Accent6">
+  <w:style w:type="table" w:styleId="LightGrid-Accent6">
     <w:name w:val="Light Grid Accent 6"/>
-    <w:basedOn w:val="TableauNormal"/>
+    <w:basedOn w:val="TableNormal"/>
     <w:uiPriority w:val="62"/>
     <w:rsid w:val="00CB0664"/>
     <w:pPr>
@@ -11017,9 +11053,9 @@
       </w:tcPr>
     </w:tblStylePr>
   </w:style>
-  <w:style w:type="table" w:styleId="Tramemoyenne1">
+  <w:style w:type="table" w:styleId="MediumShading1">
     <w:name w:val="Medium Shading 1"/>
-    <w:basedOn w:val="TableauNormal"/>
+    <w:basedOn w:val="TableNormal"/>
     <w:uiPriority w:val="63"/>
     <w:rsid w:val="00CB0664"/>
     <w:pPr>
@@ -11116,9 +11152,9 @@
       </w:tcPr>
     </w:tblStylePr>
   </w:style>
-  <w:style w:type="table" w:styleId="Tramemoyenne1-Accent1">
+  <w:style w:type="table" w:styleId="MediumShading1-Accent1">
     <w:name w:val="Medium Shading 1 Accent 1"/>
-    <w:basedOn w:val="TableauNormal"/>
+    <w:basedOn w:val="TableNormal"/>
     <w:uiPriority w:val="63"/>
     <w:rsid w:val="00CB0664"/>
     <w:pPr>
@@ -11215,9 +11251,9 @@
       </w:tcPr>
     </w:tblStylePr>
   </w:style>
-  <w:style w:type="table" w:styleId="Tramemoyenne1-Accent2">
+  <w:style w:type="table" w:styleId="MediumShading1-Accent2">
     <w:name w:val="Medium Shading 1 Accent 2"/>
-    <w:basedOn w:val="TableauNormal"/>
+    <w:basedOn w:val="TableNormal"/>
     <w:uiPriority w:val="63"/>
     <w:rsid w:val="00CB0664"/>
     <w:pPr>
@@ -11314,9 +11350,9 @@
       </w:tcPr>
     </w:tblStylePr>
   </w:style>
-  <w:style w:type="table" w:styleId="Tramemoyenne1-Accent3">
+  <w:style w:type="table" w:styleId="MediumShading1-Accent3">
     <w:name w:val="Medium Shading 1 Accent 3"/>
-    <w:basedOn w:val="TableauNormal"/>
+    <w:basedOn w:val="TableNormal"/>
     <w:uiPriority w:val="63"/>
     <w:rsid w:val="00CB0664"/>
     <w:pPr>
@@ -11413,9 +11449,9 @@
       </w:tcPr>
     </w:tblStylePr>
   </w:style>
-  <w:style w:type="table" w:styleId="Tramemoyenne1-Accent4">
+  <w:style w:type="table" w:styleId="MediumShading1-Accent4">
     <w:name w:val="Medium Shading 1 Accent 4"/>
-    <w:basedOn w:val="TableauNormal"/>
+    <w:basedOn w:val="TableNormal"/>
     <w:uiPriority w:val="63"/>
     <w:rsid w:val="00CB0664"/>
     <w:pPr>
@@ -11512,9 +11548,9 @@
       </w:tcPr>
     </w:tblStylePr>
   </w:style>
-  <w:style w:type="table" w:styleId="Tramemoyenne1-Accent5">
+  <w:style w:type="table" w:styleId="MediumShading1-Accent5">
     <w:name w:val="Medium Shading 1 Accent 5"/>
-    <w:basedOn w:val="TableauNormal"/>
+    <w:basedOn w:val="TableNormal"/>
     <w:uiPriority w:val="63"/>
     <w:rsid w:val="00CB0664"/>
     <w:pPr>
@@ -11611,9 +11647,9 @@
       </w:tcPr>
     </w:tblStylePr>
   </w:style>
-  <w:style w:type="table" w:styleId="Tramemoyenne1-Accent6">
+  <w:style w:type="table" w:styleId="MediumShading1-Accent6">
     <w:name w:val="Medium Shading 1 Accent 6"/>
-    <w:basedOn w:val="TableauNormal"/>
+    <w:basedOn w:val="TableNormal"/>
     <w:uiPriority w:val="63"/>
     <w:rsid w:val="00CB0664"/>
     <w:pPr>
@@ -11710,9 +11746,9 @@
       </w:tcPr>
     </w:tblStylePr>
   </w:style>
-  <w:style w:type="table" w:styleId="Tramemoyenne2">
+  <w:style w:type="table" w:styleId="MediumShading2">
     <w:name w:val="Medium Shading 2"/>
-    <w:basedOn w:val="TableauNormal"/>
+    <w:basedOn w:val="TableNormal"/>
     <w:uiPriority w:val="64"/>
     <w:rsid w:val="00CB0664"/>
     <w:pPr>
@@ -11852,9 +11888,9 @@
       </w:tcPr>
     </w:tblStylePr>
   </w:style>
-  <w:style w:type="table" w:styleId="Tramemoyenne2-Accent1">
+  <w:style w:type="table" w:styleId="MediumShading2-Accent1">
     <w:name w:val="Medium Shading 2 Accent 1"/>
-    <w:basedOn w:val="TableauNormal"/>
+    <w:basedOn w:val="TableNormal"/>
     <w:uiPriority w:val="64"/>
     <w:rsid w:val="00CB0664"/>
     <w:pPr>
@@ -11994,9 +12030,9 @@
       </w:tcPr>
     </w:tblStylePr>
   </w:style>
-  <w:style w:type="table" w:styleId="Tramemoyenne2-Accent2">
+  <w:style w:type="table" w:styleId="MediumShading2-Accent2">
     <w:name w:val="Medium Shading 2 Accent 2"/>
-    <w:basedOn w:val="TableauNormal"/>
+    <w:basedOn w:val="TableNormal"/>
     <w:uiPriority w:val="64"/>
     <w:rsid w:val="00CB0664"/>
     <w:pPr>
@@ -12136,9 +12172,9 @@
       </w:tcPr>
     </w:tblStylePr>
   </w:style>
-  <w:style w:type="table" w:styleId="Tramemoyenne2-Accent3">
+  <w:style w:type="table" w:styleId="MediumShading2-Accent3">
     <w:name w:val="Medium Shading 2 Accent 3"/>
-    <w:basedOn w:val="TableauNormal"/>
+    <w:basedOn w:val="TableNormal"/>
     <w:uiPriority w:val="64"/>
     <w:rsid w:val="00CB0664"/>
     <w:pPr>
@@ -12278,9 +12314,9 @@
       </w:tcPr>
     </w:tblStylePr>
   </w:style>
-  <w:style w:type="table" w:styleId="Tramemoyenne2-Accent4">
+  <w:style w:type="table" w:styleId="MediumShading2-Accent4">
     <w:name w:val="Medium Shading 2 Accent 4"/>
-    <w:basedOn w:val="TableauNormal"/>
+    <w:basedOn w:val="TableNormal"/>
     <w:uiPriority w:val="64"/>
     <w:rsid w:val="00CB0664"/>
     <w:pPr>
@@ -12420,9 +12456,9 @@
       </w:tcPr>
     </w:tblStylePr>
   </w:style>
-  <w:style w:type="table" w:styleId="Tramemoyenne2-Accent5">
+  <w:style w:type="table" w:styleId="MediumShading2-Accent5">
     <w:name w:val="Medium Shading 2 Accent 5"/>
-    <w:basedOn w:val="TableauNormal"/>
+    <w:basedOn w:val="TableNormal"/>
     <w:uiPriority w:val="64"/>
     <w:rsid w:val="00CB0664"/>
     <w:pPr>
@@ -12562,9 +12598,9 @@
       </w:tcPr>
     </w:tblStylePr>
   </w:style>
-  <w:style w:type="table" w:styleId="Tramemoyenne2-Accent6">
+  <w:style w:type="table" w:styleId="MediumShading2-Accent6">
     <w:name w:val="Medium Shading 2 Accent 6"/>
-    <w:basedOn w:val="TableauNormal"/>
+    <w:basedOn w:val="TableNormal"/>
     <w:uiPriority w:val="64"/>
     <w:rsid w:val="00CB0664"/>
     <w:pPr>
@@ -12704,9 +12740,9 @@
       </w:tcPr>
     </w:tblStylePr>
   </w:style>
-  <w:style w:type="table" w:styleId="Listemoyenne1">
+  <w:style w:type="table" w:styleId="MediumList1">
     <w:name w:val="Medium List 1"/>
-    <w:basedOn w:val="TableauNormal"/>
+    <w:basedOn w:val="TableNormal"/>
     <w:uiPriority w:val="65"/>
     <w:rsid w:val="00CB0664"/>
     <w:pPr>
@@ -12781,9 +12817,9 @@
       </w:tcPr>
     </w:tblStylePr>
   </w:style>
-  <w:style w:type="table" w:styleId="Listemoyenne1-Accent1">
+  <w:style w:type="table" w:styleId="MediumList1-Accent1">
     <w:name w:val="Medium List 1 Accent 1"/>
-    <w:basedOn w:val="TableauNormal"/>
+    <w:basedOn w:val="TableNormal"/>
     <w:uiPriority w:val="65"/>
     <w:rsid w:val="00CB0664"/>
     <w:pPr>
@@ -12858,9 +12894,9 @@
       </w:tcPr>
     </w:tblStylePr>
   </w:style>
-  <w:style w:type="table" w:styleId="Listemoyenne1-Accent2">
+  <w:style w:type="table" w:styleId="MediumList1-Accent2">
     <w:name w:val="Medium List 1 Accent 2"/>
-    <w:basedOn w:val="TableauNormal"/>
+    <w:basedOn w:val="TableNormal"/>
     <w:uiPriority w:val="65"/>
     <w:rsid w:val="00CB0664"/>
     <w:pPr>
@@ -12935,9 +12971,9 @@
       </w:tcPr>
     </w:tblStylePr>
   </w:style>
-  <w:style w:type="table" w:styleId="Listemoyenne1-Accent3">
+  <w:style w:type="table" w:styleId="MediumList1-Accent3">
     <w:name w:val="Medium List 1 Accent 3"/>
-    <w:basedOn w:val="TableauNormal"/>
+    <w:basedOn w:val="TableNormal"/>
     <w:uiPriority w:val="65"/>
     <w:rsid w:val="00CB0664"/>
     <w:pPr>
@@ -13012,9 +13048,9 @@
       </w:tcPr>
     </w:tblStylePr>
   </w:style>
-  <w:style w:type="table" w:styleId="Listemoyenne1-Accent4">
+  <w:style w:type="table" w:styleId="MediumList1-Accent4">
     <w:name w:val="Medium List 1 Accent 4"/>
-    <w:basedOn w:val="TableauNormal"/>
+    <w:basedOn w:val="TableNormal"/>
     <w:uiPriority w:val="65"/>
     <w:rsid w:val="00CB0664"/>
     <w:pPr>
@@ -13089,9 +13125,9 @@
       </w:tcPr>
     </w:tblStylePr>
   </w:style>
-  <w:style w:type="table" w:styleId="Listemoyenne1-Accent5">
+  <w:style w:type="table" w:styleId="MediumList1-Accent5">
     <w:name w:val="Medium List 1 Accent 5"/>
-    <w:basedOn w:val="TableauNormal"/>
+    <w:basedOn w:val="TableNormal"/>
     <w:uiPriority w:val="65"/>
     <w:rsid w:val="00CB0664"/>
     <w:pPr>
@@ -13166,9 +13202,9 @@
       </w:tcPr>
     </w:tblStylePr>
   </w:style>
-  <w:style w:type="table" w:styleId="Listemoyenne1-Accent6">
+  <w:style w:type="table" w:styleId="MediumList1-Accent6">
     <w:name w:val="Medium List 1 Accent 6"/>
-    <w:basedOn w:val="TableauNormal"/>
+    <w:basedOn w:val="TableNormal"/>
     <w:uiPriority w:val="65"/>
     <w:rsid w:val="00CB0664"/>
     <w:pPr>
@@ -13243,9 +13279,9 @@
       </w:tcPr>
     </w:tblStylePr>
   </w:style>
-  <w:style w:type="table" w:styleId="Listemoyenne2">
+  <w:style w:type="table" w:styleId="MediumList2">
     <w:name w:val="Medium List 2"/>
-    <w:basedOn w:val="TableauNormal"/>
+    <w:basedOn w:val="TableNormal"/>
     <w:uiPriority w:val="66"/>
     <w:rsid w:val="00CB0664"/>
     <w:pPr>
@@ -13364,9 +13400,9 @@
       </w:tcPr>
     </w:tblStylePr>
   </w:style>
-  <w:style w:type="table" w:styleId="Listemoyenne2-Accent1">
+  <w:style w:type="table" w:styleId="MediumList2-Accent1">
     <w:name w:val="Medium List 2 Accent 1"/>
-    <w:basedOn w:val="TableauNormal"/>
+    <w:basedOn w:val="TableNormal"/>
     <w:uiPriority w:val="66"/>
     <w:rsid w:val="00CB0664"/>
     <w:pPr>
@@ -13485,9 +13521,9 @@
       </w:tcPr>
     </w:tblStylePr>
   </w:style>
-  <w:style w:type="table" w:styleId="Listemoyenne2-Accent2">
+  <w:style w:type="table" w:styleId="MediumList2-Accent2">
     <w:name w:val="Medium List 2 Accent 2"/>
-    <w:basedOn w:val="TableauNormal"/>
+    <w:basedOn w:val="TableNormal"/>
     <w:uiPriority w:val="66"/>
     <w:rsid w:val="00CB0664"/>
     <w:pPr>
@@ -13606,9 +13642,9 @@
       </w:tcPr>
     </w:tblStylePr>
   </w:style>
-  <w:style w:type="table" w:styleId="Listemoyenne2-Accent3">
+  <w:style w:type="table" w:styleId="MediumList2-Accent3">
     <w:name w:val="Medium List 2 Accent 3"/>
-    <w:basedOn w:val="TableauNormal"/>
+    <w:basedOn w:val="TableNormal"/>
     <w:uiPriority w:val="66"/>
     <w:rsid w:val="00CB0664"/>
     <w:pPr>
@@ -13727,9 +13763,9 @@
       </w:tcPr>
     </w:tblStylePr>
   </w:style>
-  <w:style w:type="table" w:styleId="Listemoyenne2-Accent4">
+  <w:style w:type="table" w:styleId="MediumList2-Accent4">
     <w:name w:val="Medium List 2 Accent 4"/>
-    <w:basedOn w:val="TableauNormal"/>
+    <w:basedOn w:val="TableNormal"/>
     <w:uiPriority w:val="66"/>
     <w:rsid w:val="00CB0664"/>
     <w:pPr>
@@ -13848,9 +13884,9 @@
       </w:tcPr>
     </w:tblStylePr>
   </w:style>
-  <w:style w:type="table" w:styleId="Listemoyenne2-Accent5">
+  <w:style w:type="table" w:styleId="MediumList2-Accent5">
     <w:name w:val="Medium List 2 Accent 5"/>
-    <w:basedOn w:val="TableauNormal"/>
+    <w:basedOn w:val="TableNormal"/>
     <w:uiPriority w:val="66"/>
     <w:rsid w:val="00CB0664"/>
     <w:pPr>
@@ -13969,9 +14005,9 @@
       </w:tcPr>
     </w:tblStylePr>
   </w:style>
-  <w:style w:type="table" w:styleId="Listemoyenne2-Accent6">
+  <w:style w:type="table" w:styleId="MediumList2-Accent6">
     <w:name w:val="Medium List 2 Accent 6"/>
-    <w:basedOn w:val="TableauNormal"/>
+    <w:basedOn w:val="TableNormal"/>
     <w:uiPriority w:val="66"/>
     <w:rsid w:val="00CB0664"/>
     <w:pPr>
@@ -14090,9 +14126,9 @@
       </w:tcPr>
     </w:tblStylePr>
   </w:style>
-  <w:style w:type="table" w:styleId="Grillemoyenne1">
+  <w:style w:type="table" w:styleId="MediumGrid1">
     <w:name w:val="Medium Grid 1"/>
-    <w:basedOn w:val="TableauNormal"/>
+    <w:basedOn w:val="TableNormal"/>
     <w:uiPriority w:val="67"/>
     <w:rsid w:val="00CB0664"/>
     <w:pPr>
@@ -14156,9 +14192,9 @@
       </w:tcPr>
     </w:tblStylePr>
   </w:style>
-  <w:style w:type="table" w:styleId="Grillemoyenne1-Accent1">
+  <w:style w:type="table" w:styleId="MediumGrid1-Accent1">
     <w:name w:val="Medium Grid 1 Accent 1"/>
-    <w:basedOn w:val="TableauNormal"/>
+    <w:basedOn w:val="TableNormal"/>
     <w:uiPriority w:val="67"/>
     <w:rsid w:val="00CB0664"/>
     <w:pPr>
@@ -14222,9 +14258,9 @@
       </w:tcPr>
     </w:tblStylePr>
   </w:style>
-  <w:style w:type="table" w:styleId="Grillemoyenne1-Accent2">
+  <w:style w:type="table" w:styleId="MediumGrid1-Accent2">
     <w:name w:val="Medium Grid 1 Accent 2"/>
-    <w:basedOn w:val="TableauNormal"/>
+    <w:basedOn w:val="TableNormal"/>
     <w:uiPriority w:val="67"/>
     <w:rsid w:val="00CB0664"/>
     <w:pPr>
@@ -14288,9 +14324,9 @@
       </w:tcPr>
     </w:tblStylePr>
   </w:style>
-  <w:style w:type="table" w:styleId="Grillemoyenne1-Accent3">
+  <w:style w:type="table" w:styleId="MediumGrid1-Accent3">
     <w:name w:val="Medium Grid 1 Accent 3"/>
-    <w:basedOn w:val="TableauNormal"/>
+    <w:basedOn w:val="TableNormal"/>
     <w:uiPriority w:val="67"/>
     <w:rsid w:val="00CB0664"/>
     <w:pPr>
@@ -14354,9 +14390,9 @@
       </w:tcPr>
     </w:tblStylePr>
   </w:style>
-  <w:style w:type="table" w:styleId="Grillemoyenne1-Accent4">
+  <w:style w:type="table" w:styleId="MediumGrid1-Accent4">
     <w:name w:val="Medium Grid 1 Accent 4"/>
-    <w:basedOn w:val="TableauNormal"/>
+    <w:basedOn w:val="TableNormal"/>
     <w:uiPriority w:val="67"/>
     <w:rsid w:val="00CB0664"/>
     <w:pPr>
@@ -14420,9 +14456,9 @@
       </w:tcPr>
     </w:tblStylePr>
   </w:style>
-  <w:style w:type="table" w:styleId="Grillemoyenne1-Accent5">
+  <w:style w:type="table" w:styleId="MediumGrid1-Accent5">
     <w:name w:val="Medium Grid 1 Accent 5"/>
-    <w:basedOn w:val="TableauNormal"/>
+    <w:basedOn w:val="TableNormal"/>
     <w:uiPriority w:val="67"/>
     <w:rsid w:val="00CB0664"/>
     <w:pPr>
@@ -14486,9 +14522,9 @@
       </w:tcPr>
     </w:tblStylePr>
   </w:style>
-  <w:style w:type="table" w:styleId="Grillemoyenne1-Accent6">
+  <w:style w:type="table" w:styleId="MediumGrid1-Accent6">
     <w:name w:val="Medium Grid 1 Accent 6"/>
-    <w:basedOn w:val="TableauNormal"/>
+    <w:basedOn w:val="TableNormal"/>
     <w:uiPriority w:val="67"/>
     <w:rsid w:val="00CB0664"/>
     <w:pPr>
@@ -14552,9 +14588,9 @@
       </w:tcPr>
     </w:tblStylePr>
   </w:style>
-  <w:style w:type="table" w:styleId="Grillemoyenne2">
+  <w:style w:type="table" w:styleId="MediumGrid2">
     <w:name w:val="Medium Grid 2"/>
-    <w:basedOn w:val="TableauNormal"/>
+    <w:basedOn w:val="TableNormal"/>
     <w:uiPriority w:val="68"/>
     <w:rsid w:val="00CB0664"/>
     <w:pPr>
@@ -14670,9 +14706,9 @@
       </w:tcPr>
     </w:tblStylePr>
   </w:style>
-  <w:style w:type="table" w:styleId="Grillemoyenne2-Accent1">
+  <w:style w:type="table" w:styleId="MediumGrid2-Accent1">
     <w:name w:val="Medium Grid 2 Accent 1"/>
-    <w:basedOn w:val="TableauNormal"/>
+    <w:basedOn w:val="TableNormal"/>
     <w:uiPriority w:val="68"/>
     <w:rsid w:val="00CB0664"/>
     <w:pPr>
@@ -14788,9 +14824,9 @@
       </w:tcPr>
     </w:tblStylePr>
   </w:style>
-  <w:style w:type="table" w:styleId="Grillemoyenne2-Accent2">
+  <w:style w:type="table" w:styleId="MediumGrid2-Accent2">
     <w:name w:val="Medium Grid 2 Accent 2"/>
-    <w:basedOn w:val="TableauNormal"/>
+    <w:basedOn w:val="TableNormal"/>
     <w:uiPriority w:val="68"/>
     <w:rsid w:val="00CB0664"/>
     <w:pPr>
@@ -14906,9 +14942,9 @@
       </w:tcPr>
     </w:tblStylePr>
   </w:style>
-  <w:style w:type="table" w:styleId="Grillemoyenne2-Accent3">
+  <w:style w:type="table" w:styleId="MediumGrid2-Accent3">
     <w:name w:val="Medium Grid 2 Accent 3"/>
-    <w:basedOn w:val="TableauNormal"/>
+    <w:basedOn w:val="TableNormal"/>
     <w:uiPriority w:val="68"/>
     <w:rsid w:val="00CB0664"/>
     <w:pPr>
@@ -15024,9 +15060,9 @@
       </w:tcPr>
     </w:tblStylePr>
   </w:style>
-  <w:style w:type="table" w:styleId="Grillemoyenne2-Accent4">
+  <w:style w:type="table" w:styleId="MediumGrid2-Accent4">
     <w:name w:val="Medium Grid 2 Accent 4"/>
-    <w:basedOn w:val="TableauNormal"/>
+    <w:basedOn w:val="TableNormal"/>
     <w:uiPriority w:val="68"/>
     <w:rsid w:val="00CB0664"/>
     <w:pPr>
@@ -15142,9 +15178,9 @@
       </w:tcPr>
     </w:tblStylePr>
   </w:style>
-  <w:style w:type="table" w:styleId="Grillemoyenne2-Accent5">
+  <w:style w:type="table" w:styleId="MediumGrid2-Accent5">
     <w:name w:val="Medium Grid 2 Accent 5"/>
-    <w:basedOn w:val="TableauNormal"/>
+    <w:basedOn w:val="TableNormal"/>
     <w:uiPriority w:val="68"/>
     <w:rsid w:val="00CB0664"/>
     <w:pPr>
@@ -15260,9 +15296,9 @@
       </w:tcPr>
     </w:tblStylePr>
   </w:style>
-  <w:style w:type="table" w:styleId="Grillemoyenne2-Accent6">
+  <w:style w:type="table" w:styleId="MediumGrid2-Accent6">
     <w:name w:val="Medium Grid 2 Accent 6"/>
-    <w:basedOn w:val="TableauNormal"/>
+    <w:basedOn w:val="TableNormal"/>
     <w:uiPriority w:val="68"/>
     <w:rsid w:val="00CB0664"/>
     <w:pPr>
@@ -15378,9 +15414,9 @@
       </w:tcPr>
     </w:tblStylePr>
   </w:style>
-  <w:style w:type="table" w:styleId="Grillemoyenne3">
+  <w:style w:type="table" w:styleId="MediumGrid3">
     <w:name w:val="Medium Grid 3"/>
-    <w:basedOn w:val="TableauNormal"/>
+    <w:basedOn w:val="TableNormal"/>
     <w:uiPriority w:val="69"/>
     <w:rsid w:val="00CB0664"/>
     <w:pPr>
@@ -15512,9 +15548,9 @@
       </w:tcPr>
     </w:tblStylePr>
   </w:style>
-  <w:style w:type="table" w:styleId="Grillemoyenne3-Accent1">
+  <w:style w:type="table" w:styleId="MediumGrid3-Accent1">
     <w:name w:val="Medium Grid 3 Accent 1"/>
-    <w:basedOn w:val="TableauNormal"/>
+    <w:basedOn w:val="TableNormal"/>
     <w:uiPriority w:val="69"/>
     <w:rsid w:val="00CB0664"/>
     <w:pPr>
@@ -15646,9 +15682,9 @@
       </w:tcPr>
     </w:tblStylePr>
   </w:style>
-  <w:style w:type="table" w:styleId="Grillemoyenne3-Accent2">
+  <w:style w:type="table" w:styleId="MediumGrid3-Accent2">
     <w:name w:val="Medium Grid 3 Accent 2"/>
-    <w:basedOn w:val="TableauNormal"/>
+    <w:basedOn w:val="TableNormal"/>
     <w:uiPriority w:val="69"/>
     <w:rsid w:val="00CB0664"/>
     <w:pPr>
@@ -15780,9 +15816,9 @@
       </w:tcPr>
     </w:tblStylePr>
   </w:style>
-  <w:style w:type="table" w:styleId="Grillemoyenne3-Accent3">
+  <w:style w:type="table" w:styleId="MediumGrid3-Accent3">
     <w:name w:val="Medium Grid 3 Accent 3"/>
-    <w:basedOn w:val="TableauNormal"/>
+    <w:basedOn w:val="TableNormal"/>
     <w:uiPriority w:val="69"/>
     <w:rsid w:val="00CB0664"/>
     <w:pPr>
@@ -15914,9 +15950,9 @@
       </w:tcPr>
     </w:tblStylePr>
   </w:style>
-  <w:style w:type="table" w:styleId="Grillemoyenne3-Accent4">
+  <w:style w:type="table" w:styleId="MediumGrid3-Accent4">
     <w:name w:val="Medium Grid 3 Accent 4"/>
-    <w:basedOn w:val="TableauNormal"/>
+    <w:basedOn w:val="TableNormal"/>
     <w:uiPriority w:val="69"/>
     <w:rsid w:val="00CB0664"/>
     <w:pPr>
@@ -16048,9 +16084,9 @@
       </w:tcPr>
     </w:tblStylePr>
   </w:style>
-  <w:style w:type="table" w:styleId="Grillemoyenne3-Accent5">
+  <w:style w:type="table" w:styleId="MediumGrid3-Accent5">
     <w:name w:val="Medium Grid 3 Accent 5"/>
-    <w:basedOn w:val="TableauNormal"/>
+    <w:basedOn w:val="TableNormal"/>
     <w:uiPriority w:val="69"/>
     <w:rsid w:val="00CB0664"/>
     <w:pPr>
@@ -16182,9 +16218,9 @@
       </w:tcPr>
     </w:tblStylePr>
   </w:style>
-  <w:style w:type="table" w:styleId="Grillemoyenne3-Accent6">
+  <w:style w:type="table" w:styleId="MediumGrid3-Accent6">
     <w:name w:val="Medium Grid 3 Accent 6"/>
-    <w:basedOn w:val="TableauNormal"/>
+    <w:basedOn w:val="TableNormal"/>
     <w:uiPriority w:val="69"/>
     <w:rsid w:val="00CB0664"/>
     <w:pPr>
@@ -16316,9 +16352,9 @@
       </w:tcPr>
     </w:tblStylePr>
   </w:style>
-  <w:style w:type="table" w:styleId="Listefonce">
+  <w:style w:type="table" w:styleId="DarkList">
     <w:name w:val="Dark List"/>
-    <w:basedOn w:val="TableauNormal"/>
+    <w:basedOn w:val="TableNormal"/>
     <w:uiPriority w:val="70"/>
     <w:rsid w:val="00CB0664"/>
     <w:pPr>
@@ -16423,9 +16459,9 @@
       </w:tcPr>
     </w:tblStylePr>
   </w:style>
-  <w:style w:type="table" w:styleId="Listefonce-Accent1">
+  <w:style w:type="table" w:styleId="DarkList-Accent1">
     <w:name w:val="Dark List Accent 1"/>
-    <w:basedOn w:val="TableauNormal"/>
+    <w:basedOn w:val="TableNormal"/>
     <w:uiPriority w:val="70"/>
     <w:rsid w:val="00CB0664"/>
     <w:pPr>
@@ -16530,9 +16566,9 @@
       </w:tcPr>
     </w:tblStylePr>
   </w:style>
-  <w:style w:type="table" w:styleId="Listefonce-Accent2">
+  <w:style w:type="table" w:styleId="DarkList-Accent2">
     <w:name w:val="Dark List Accent 2"/>
-    <w:basedOn w:val="TableauNormal"/>
+    <w:basedOn w:val="TableNormal"/>
     <w:uiPriority w:val="70"/>
     <w:rsid w:val="00CB0664"/>
     <w:pPr>
@@ -16637,9 +16673,9 @@
       </w:tcPr>
     </w:tblStylePr>
   </w:style>
-  <w:style w:type="table" w:styleId="Listefonce-Accent3">
+  <w:style w:type="table" w:styleId="DarkList-Accent3">
     <w:name w:val="Dark List Accent 3"/>
-    <w:basedOn w:val="TableauNormal"/>
+    <w:basedOn w:val="TableNormal"/>
     <w:uiPriority w:val="70"/>
     <w:rsid w:val="00CB0664"/>
     <w:pPr>
@@ -16744,9 +16780,9 @@
       </w:tcPr>
     </w:tblStylePr>
   </w:style>
-  <w:style w:type="table" w:styleId="Listefonce-Accent4">
+  <w:style w:type="table" w:styleId="DarkList-Accent4">
     <w:name w:val="Dark List Accent 4"/>
-    <w:basedOn w:val="TableauNormal"/>
+    <w:basedOn w:val="TableNormal"/>
     <w:uiPriority w:val="70"/>
     <w:rsid w:val="00CB0664"/>
     <w:pPr>
@@ -16851,9 +16887,9 @@
       </w:tcPr>
     </w:tblStylePr>
   </w:style>
-  <w:style w:type="table" w:styleId="Listefonce-Accent5">
+  <w:style w:type="table" w:styleId="DarkList-Accent5">
     <w:name w:val="Dark List Accent 5"/>
-    <w:basedOn w:val="TableauNormal"/>
+    <w:basedOn w:val="TableNormal"/>
     <w:uiPriority w:val="70"/>
     <w:rsid w:val="00CB0664"/>
     <w:pPr>
@@ -16958,9 +16994,9 @@
       </w:tcPr>
     </w:tblStylePr>
   </w:style>
-  <w:style w:type="table" w:styleId="Listefonce-Accent6">
+  <w:style w:type="table" w:styleId="DarkList-Accent6">
     <w:name w:val="Dark List Accent 6"/>
-    <w:basedOn w:val="TableauNormal"/>
+    <w:basedOn w:val="TableNormal"/>
     <w:uiPriority w:val="70"/>
     <w:rsid w:val="00CB0664"/>
     <w:pPr>
@@ -17065,9 +17101,9 @@
       </w:tcPr>
     </w:tblStylePr>
   </w:style>
-  <w:style w:type="table" w:styleId="Tramecouleur">
+  <w:style w:type="table" w:styleId="ColorfulShading">
     <w:name w:val="Colorful Shading"/>
-    <w:basedOn w:val="TableauNormal"/>
+    <w:basedOn w:val="TableNormal"/>
     <w:uiPriority w:val="71"/>
     <w:rsid w:val="00CB0664"/>
     <w:pPr>
@@ -17180,9 +17216,9 @@
       </w:rPr>
     </w:tblStylePr>
   </w:style>
-  <w:style w:type="table" w:styleId="Tramecouleur-Accent1">
+  <w:style w:type="table" w:styleId="ColorfulShading-Accent1">
     <w:name w:val="Colorful Shading Accent 1"/>
-    <w:basedOn w:val="TableauNormal"/>
+    <w:basedOn w:val="TableNormal"/>
     <w:uiPriority w:val="71"/>
     <w:rsid w:val="00CB0664"/>
     <w:pPr>
@@ -17295,9 +17331,9 @@
       </w:rPr>
     </w:tblStylePr>
   </w:style>
-  <w:style w:type="table" w:styleId="Tramecouleur-Accent2">
+  <w:style w:type="table" w:styleId="ColorfulShading-Accent2">
     <w:name w:val="Colorful Shading Accent 2"/>
-    <w:basedOn w:val="TableauNormal"/>
+    <w:basedOn w:val="TableNormal"/>
     <w:uiPriority w:val="71"/>
     <w:rsid w:val="00CB0664"/>
     <w:pPr>
@@ -17410,9 +17446,9 @@
       </w:rPr>
     </w:tblStylePr>
   </w:style>
-  <w:style w:type="table" w:styleId="Tramecouleur-Accent3">
+  <w:style w:type="table" w:styleId="ColorfulShading-Accent3">
     <w:name w:val="Colorful Shading Accent 3"/>
-    <w:basedOn w:val="TableauNormal"/>
+    <w:basedOn w:val="TableNormal"/>
     <w:uiPriority w:val="71"/>
     <w:rsid w:val="00CB0664"/>
     <w:pPr>
@@ -17515,9 +17551,9 @@
       </w:tcPr>
     </w:tblStylePr>
   </w:style>
-  <w:style w:type="table" w:styleId="Tramecouleur-Accent4">
+  <w:style w:type="table" w:styleId="ColorfulShading-Accent4">
     <w:name w:val="Colorful Shading Accent 4"/>
-    <w:basedOn w:val="TableauNormal"/>
+    <w:basedOn w:val="TableNormal"/>
     <w:uiPriority w:val="71"/>
     <w:rsid w:val="00CB0664"/>
     <w:pPr>
@@ -17630,9 +17666,9 @@
       </w:rPr>
     </w:tblStylePr>
   </w:style>
-  <w:style w:type="table" w:styleId="Tramecouleur-Accent5">
+  <w:style w:type="table" w:styleId="ColorfulShading-Accent5">
     <w:name w:val="Colorful Shading Accent 5"/>
-    <w:basedOn w:val="TableauNormal"/>
+    <w:basedOn w:val="TableNormal"/>
     <w:uiPriority w:val="71"/>
     <w:rsid w:val="00CB0664"/>
     <w:pPr>
@@ -17745,9 +17781,9 @@
       </w:rPr>
     </w:tblStylePr>
   </w:style>
-  <w:style w:type="table" w:styleId="Tramecouleur-Accent6">
+  <w:style w:type="table" w:styleId="ColorfulShading-Accent6">
     <w:name w:val="Colorful Shading Accent 6"/>
-    <w:basedOn w:val="TableauNormal"/>
+    <w:basedOn w:val="TableNormal"/>
     <w:uiPriority w:val="71"/>
     <w:rsid w:val="00CB0664"/>
     <w:pPr>
@@ -17860,9 +17896,9 @@
       </w:rPr>
     </w:tblStylePr>
   </w:style>
-  <w:style w:type="table" w:styleId="Listecouleur">
+  <w:style w:type="table" w:styleId="ColorfulList">
     <w:name w:val="Colorful List"/>
-    <w:basedOn w:val="TableauNormal"/>
+    <w:basedOn w:val="TableNormal"/>
     <w:uiPriority w:val="72"/>
     <w:rsid w:val="00CB0664"/>
     <w:pPr>
@@ -17939,9 +17975,9 @@
       </w:tcPr>
     </w:tblStylePr>
   </w:style>
-  <w:style w:type="table" w:styleId="Listecouleur-Accent1">
+  <w:style w:type="table" w:styleId="ColorfulList-Accent1">
     <w:name w:val="Colorful List Accent 1"/>
-    <w:basedOn w:val="TableauNormal"/>
+    <w:basedOn w:val="TableNormal"/>
     <w:uiPriority w:val="72"/>
     <w:rsid w:val="00CB0664"/>
     <w:pPr>
@@ -18018,9 +18054,9 @@
       </w:tcPr>
     </w:tblStylePr>
   </w:style>
-  <w:style w:type="table" w:styleId="Listecouleur-Accent2">
+  <w:style w:type="table" w:styleId="ColorfulList-Accent2">
     <w:name w:val="Colorful List Accent 2"/>
-    <w:basedOn w:val="TableauNormal"/>
+    <w:basedOn w:val="TableNormal"/>
     <w:uiPriority w:val="72"/>
     <w:rsid w:val="00CB0664"/>
     <w:pPr>
@@ -18097,9 +18133,9 @@
       </w:tcPr>
     </w:tblStylePr>
   </w:style>
-  <w:style w:type="table" w:styleId="Listecouleur-Accent3">
+  <w:style w:type="table" w:styleId="ColorfulList-Accent3">
     <w:name w:val="Colorful List Accent 3"/>
-    <w:basedOn w:val="TableauNormal"/>
+    <w:basedOn w:val="TableNormal"/>
     <w:uiPriority w:val="72"/>
     <w:rsid w:val="00CB0664"/>
     <w:pPr>
@@ -18176,9 +18212,9 @@
       </w:tcPr>
     </w:tblStylePr>
   </w:style>
-  <w:style w:type="table" w:styleId="Listecouleur-Accent4">
+  <w:style w:type="table" w:styleId="ColorfulList-Accent4">
     <w:name w:val="Colorful List Accent 4"/>
-    <w:basedOn w:val="TableauNormal"/>
+    <w:basedOn w:val="TableNormal"/>
     <w:uiPriority w:val="72"/>
     <w:rsid w:val="00CB0664"/>
     <w:pPr>
@@ -18255,9 +18291,9 @@
       </w:tcPr>
     </w:tblStylePr>
   </w:style>
-  <w:style w:type="table" w:styleId="Listecouleur-Accent5">
+  <w:style w:type="table" w:styleId="ColorfulList-Accent5">
     <w:name w:val="Colorful List Accent 5"/>
-    <w:basedOn w:val="TableauNormal"/>
+    <w:basedOn w:val="TableNormal"/>
     <w:uiPriority w:val="72"/>
     <w:rsid w:val="00CB0664"/>
     <w:pPr>
@@ -18334,9 +18370,9 @@
       </w:tcPr>
     </w:tblStylePr>
   </w:style>
-  <w:style w:type="table" w:styleId="Listecouleur-Accent6">
+  <w:style w:type="table" w:styleId="ColorfulList-Accent6">
     <w:name w:val="Colorful List Accent 6"/>
-    <w:basedOn w:val="TableauNormal"/>
+    <w:basedOn w:val="TableNormal"/>
     <w:uiPriority w:val="72"/>
     <w:rsid w:val="00CB0664"/>
     <w:pPr>
@@ -18413,9 +18449,9 @@
       </w:tcPr>
     </w:tblStylePr>
   </w:style>
-  <w:style w:type="table" w:styleId="Grillecouleur">
+  <w:style w:type="table" w:styleId="ColorfulGrid">
     <w:name w:val="Colorful Grid"/>
-    <w:basedOn w:val="TableauNormal"/>
+    <w:basedOn w:val="TableNormal"/>
     <w:uiPriority w:val="73"/>
     <w:rsid w:val="00CB0664"/>
     <w:pPr>
@@ -18486,9 +18522,9 @@
       </w:tcPr>
     </w:tblStylePr>
   </w:style>
-  <w:style w:type="table" w:styleId="Grillecouleur-Accent1">
+  <w:style w:type="table" w:styleId="ColorfulGrid-Accent1">
     <w:name w:val="Colorful Grid Accent 1"/>
-    <w:basedOn w:val="TableauNormal"/>
+    <w:basedOn w:val="TableNormal"/>
     <w:uiPriority w:val="73"/>
     <w:rsid w:val="00CB0664"/>
     <w:pPr>
@@ -18559,9 +18595,9 @@
       </w:tcPr>
     </w:tblStylePr>
   </w:style>
-  <w:style w:type="table" w:styleId="Grillecouleur-Accent2">
+  <w:style w:type="table" w:styleId="ColorfulGrid-Accent2">
     <w:name w:val="Colorful Grid Accent 2"/>
-    <w:basedOn w:val="TableauNormal"/>
+    <w:basedOn w:val="TableNormal"/>
     <w:uiPriority w:val="73"/>
     <w:rsid w:val="00CB0664"/>
     <w:pPr>
@@ -18632,9 +18668,9 @@
       </w:tcPr>
     </w:tblStylePr>
   </w:style>
-  <w:style w:type="table" w:styleId="Grillecouleur-Accent3">
+  <w:style w:type="table" w:styleId="ColorfulGrid-Accent3">
     <w:name w:val="Colorful Grid Accent 3"/>
-    <w:basedOn w:val="TableauNormal"/>
+    <w:basedOn w:val="TableNormal"/>
     <w:uiPriority w:val="73"/>
     <w:rsid w:val="00CB0664"/>
     <w:pPr>
@@ -18705,9 +18741,9 @@
       </w:tcPr>
     </w:tblStylePr>
   </w:style>
-  <w:style w:type="table" w:styleId="Grillecouleur-Accent4">
+  <w:style w:type="table" w:styleId="ColorfulGrid-Accent4">
     <w:name w:val="Colorful Grid Accent 4"/>
-    <w:basedOn w:val="TableauNormal"/>
+    <w:basedOn w:val="TableNormal"/>
     <w:uiPriority w:val="73"/>
     <w:rsid w:val="00CB0664"/>
     <w:pPr>
@@ -18778,9 +18814,9 @@
       </w:tcPr>
     </w:tblStylePr>
   </w:style>
-  <w:style w:type="table" w:styleId="Grillecouleur-Accent5">
+  <w:style w:type="table" w:styleId="ColorfulGrid-Accent5">
     <w:name w:val="Colorful Grid Accent 5"/>
-    <w:basedOn w:val="TableauNormal"/>
+    <w:basedOn w:val="TableNormal"/>
     <w:uiPriority w:val="73"/>
     <w:rsid w:val="00CB0664"/>
     <w:pPr>
@@ -18851,9 +18887,9 @@
       </w:tcPr>
     </w:tblStylePr>
   </w:style>
-  <w:style w:type="table" w:styleId="Grillecouleur-Accent6">
+  <w:style w:type="table" w:styleId="ColorfulGrid-Accent6">
     <w:name w:val="Colorful Grid Accent 6"/>
-    <w:basedOn w:val="TableauNormal"/>
+    <w:basedOn w:val="TableNormal"/>
     <w:uiPriority w:val="73"/>
     <w:rsid w:val="00CB0664"/>
     <w:pPr>
@@ -18924,9 +18960,9 @@
       </w:tcPr>
     </w:tblStylePr>
   </w:style>
-  <w:style w:type="character" w:styleId="Lienhypertexte">
+  <w:style w:type="character" w:styleId="Hyperlink">
     <w:name w:val="Hyperlink"/>
-    <w:basedOn w:val="Policepardfaut"/>
+    <w:basedOn w:val="DefaultParagraphFont"/>
     <w:uiPriority w:val="99"/>
     <w:unhideWhenUsed/>
     <w:rsid w:val="00542780"/>
@@ -18935,9 +18971,9 @@
       <w:u w:val="single"/>
     </w:rPr>
   </w:style>
-  <w:style w:type="character" w:styleId="Mentionnonrsolue">
+  <w:style w:type="character" w:styleId="UnresolvedMention">
     <w:name w:val="Unresolved Mention"/>
-    <w:basedOn w:val="Policepardfaut"/>
+    <w:basedOn w:val="DefaultParagraphFont"/>
     <w:uiPriority w:val="99"/>
     <w:semiHidden/>
     <w:unhideWhenUsed/>
@@ -18960,10 +18996,10 @@
       <w:szCs w:val="24"/>
     </w:rPr>
   </w:style>
-  <w:style w:type="paragraph" w:styleId="PrformatHTML">
+  <w:style w:type="paragraph" w:styleId="HTMLPreformatted">
     <w:name w:val="HTML Preformatted"/>
     <w:basedOn w:val="Normal"/>
-    <w:link w:val="PrformatHTMLCar"/>
+    <w:link w:val="HTMLPreformattedChar"/>
     <w:uiPriority w:val="99"/>
     <w:semiHidden/>
     <w:unhideWhenUsed/>
@@ -18977,10 +19013,10 @@
       <w:szCs w:val="20"/>
     </w:rPr>
   </w:style>
-  <w:style w:type="character" w:customStyle="1" w:styleId="PrformatHTMLCar">
-    <w:name w:val="Préformaté HTML Car"/>
-    <w:basedOn w:val="Policepardfaut"/>
-    <w:link w:val="PrformatHTML"/>
+  <w:style w:type="character" w:customStyle="1" w:styleId="HTMLPreformattedChar">
+    <w:name w:val="HTML Preformatted Char"/>
+    <w:basedOn w:val="DefaultParagraphFont"/>
+    <w:link w:val="HTMLPreformatted"/>
     <w:uiPriority w:val="99"/>
     <w:semiHidden/>
     <w:rsid w:val="00D606D0"/>

--- a/CEJM/BTS SIO 1/Recherche de stage/Liste entreprises.docx
+++ b/CEJM/BTS SIO 1/Recherche de stage/Liste entreprises.docx
@@ -160,8 +160,13 @@
             <w:r>
               <w:br/>
             </w:r>
-            <w:r>
-              <w:t>Email :</w:t>
+            <w:proofErr w:type="gramStart"/>
+            <w:r>
+              <w:t>Email</w:t>
+            </w:r>
+            <w:proofErr w:type="gramEnd"/>
+            <w:r>
+              <w:t xml:space="preserve"> :</w:t>
             </w:r>
             <w:r>
               <w:t xml:space="preserve"> commercial@jm-informatique.com</w:t>
@@ -244,8 +249,13 @@
             <w:r>
               <w:br/>
             </w:r>
-            <w:r>
-              <w:t>Email :</w:t>
+            <w:proofErr w:type="gramStart"/>
+            <w:r>
+              <w:t>Email</w:t>
+            </w:r>
+            <w:proofErr w:type="gramEnd"/>
+            <w:r>
+              <w:t xml:space="preserve"> :</w:t>
             </w:r>
             <w:r>
               <w:t xml:space="preserve"> </w:t>
@@ -331,8 +341,13 @@
             <w:r>
               <w:br/>
             </w:r>
-            <w:r>
-              <w:t>Email :</w:t>
+            <w:proofErr w:type="gramStart"/>
+            <w:r>
+              <w:t>Email</w:t>
+            </w:r>
+            <w:proofErr w:type="gramEnd"/>
+            <w:r>
+              <w:t xml:space="preserve"> :</w:t>
             </w:r>
             <w:r>
               <w:t xml:space="preserve"> contact@3tech-informatique.fr</w:t>
@@ -415,8 +430,13 @@
             <w:r>
               <w:br/>
             </w:r>
-            <w:r>
-              <w:t>Email :</w:t>
+            <w:proofErr w:type="gramStart"/>
+            <w:r>
+              <w:t>Email</w:t>
+            </w:r>
+            <w:proofErr w:type="gramEnd"/>
+            <w:r>
+              <w:t xml:space="preserve"> :</w:t>
             </w:r>
             <w:r>
               <w:t xml:space="preserve"> jp.baud25@orange.fr</w:t>
@@ -497,13 +517,26 @@
           </w:tcPr>
           <w:p>
             <w:r>
-              <w:t>9 Rue des Chaprais, 25000 Besançon</w:t>
+              <w:t xml:space="preserve">9 Rue des </w:t>
+            </w:r>
+            <w:proofErr w:type="spellStart"/>
+            <w:r>
+              <w:t>Chaprais</w:t>
+            </w:r>
+            <w:proofErr w:type="spellEnd"/>
+            <w:r>
+              <w:t>, 25000 Besançon</w:t>
             </w:r>
             <w:r>
               <w:br/>
             </w:r>
-            <w:r>
-              <w:t>Email :</w:t>
+            <w:proofErr w:type="gramStart"/>
+            <w:r>
+              <w:t>Email</w:t>
+            </w:r>
+            <w:proofErr w:type="gramEnd"/>
+            <w:r>
+              <w:t xml:space="preserve"> :</w:t>
             </w:r>
             <w:r>
               <w:t xml:space="preserve"> rdxsmartsolution@gmail.com</w:t>
@@ -586,8 +619,13 @@
             <w:r>
               <w:br/>
             </w:r>
-            <w:r>
-              <w:t>Email :</w:t>
+            <w:proofErr w:type="gramStart"/>
+            <w:r>
+              <w:t>Email</w:t>
+            </w:r>
+            <w:proofErr w:type="gramEnd"/>
+            <w:r>
+              <w:t xml:space="preserve"> :</w:t>
             </w:r>
             <w:r>
               <w:t xml:space="preserve"> contact@sospcsosmac.com</w:t>
@@ -667,17 +705,35 @@
           </w:tcPr>
           <w:p>
             <w:r>
-              <w:t>2 G, avenue des Montboucons Temis, 25000 Besançon</w:t>
+              <w:t xml:space="preserve">2 G, avenue des Montboucons </w:t>
+            </w:r>
+            <w:proofErr w:type="spellStart"/>
+            <w:r>
+              <w:t>Temis</w:t>
+            </w:r>
+            <w:proofErr w:type="spellEnd"/>
+            <w:r>
+              <w:t>, 25000 Besançon</w:t>
             </w:r>
             <w:r>
               <w:br/>
             </w:r>
-            <w:r>
-              <w:t>Email :</w:t>
-            </w:r>
-            <w:r>
-              <w:t xml:space="preserve"> info.fr@arkance.world</w:t>
-            </w:r>
+            <w:proofErr w:type="gramStart"/>
+            <w:r>
+              <w:t>Email</w:t>
+            </w:r>
+            <w:proofErr w:type="gramEnd"/>
+            <w:r>
+              <w:t xml:space="preserve"> :</w:t>
+            </w:r>
+            <w:r>
+              <w:t xml:space="preserve"> </w:t>
+            </w:r>
+            <w:proofErr w:type="spellStart"/>
+            <w:r>
+              <w:t>info.fr@arkance.world</w:t>
+            </w:r>
+            <w:proofErr w:type="spellEnd"/>
             <w:r>
               <w:br/>
             </w:r>
@@ -802,14 +858,23 @@
               <w:rPr>
                 <w:lang w:val="en-US"/>
               </w:rPr>
-              <w:t>22 Rue Thomas Edison, 25000 Besançon</w:t>
-            </w:r>
+              <w:t xml:space="preserve">22 Rue Thomas Edison, 25000 </w:t>
+            </w:r>
+            <w:proofErr w:type="spellStart"/>
+            <w:r>
+              <w:rPr>
+                <w:lang w:val="en-US"/>
+              </w:rPr>
+              <w:t>Besançon</w:t>
+            </w:r>
+            <w:proofErr w:type="spellEnd"/>
             <w:r>
               <w:rPr>
                 <w:lang w:val="en-US"/>
               </w:rPr>
               <w:br/>
             </w:r>
+            <w:proofErr w:type="gramStart"/>
             <w:r>
               <w:rPr>
                 <w:lang w:val="en-US"/>
@@ -828,6 +893,7 @@
               </w:rPr>
               <w:t>:</w:t>
             </w:r>
+            <w:proofErr w:type="gramEnd"/>
             <w:r>
               <w:rPr>
                 <w:lang w:val="en-US"/>
@@ -990,8 +1056,13 @@
             <w:tcW w:w="1400" w:type="dxa"/>
           </w:tcPr>
           <w:p>
-            <w:r>
-              <w:t>Izyos l'informatique Durable</w:t>
+            <w:proofErr w:type="spellStart"/>
+            <w:r>
+              <w:t>Izyos</w:t>
+            </w:r>
+            <w:proofErr w:type="spellEnd"/>
+            <w:r>
+              <w:t xml:space="preserve"> l'informatique Durable</w:t>
             </w:r>
           </w:p>
         </w:tc>
@@ -1006,8 +1077,13 @@
             <w:r>
               <w:br/>
             </w:r>
-            <w:r>
-              <w:t>Email :</w:t>
+            <w:proofErr w:type="gramStart"/>
+            <w:r>
+              <w:t>Email</w:t>
+            </w:r>
+            <w:proofErr w:type="gramEnd"/>
+            <w:r>
+              <w:t xml:space="preserve"> :</w:t>
             </w:r>
             <w:r>
               <w:t xml:space="preserve"> contact@izyos.com</w:t>
@@ -1085,7 +1161,15 @@
           </w:tcPr>
           <w:p>
             <w:r>
-              <w:t>1 Rue du Baron Daclin, 25000 Besançon</w:t>
+              <w:t xml:space="preserve">1 Rue du Baron </w:t>
+            </w:r>
+            <w:proofErr w:type="spellStart"/>
+            <w:r>
+              <w:t>Daclin</w:t>
+            </w:r>
+            <w:proofErr w:type="spellEnd"/>
+            <w:r>
+              <w:t>, 25000 Besançon</w:t>
             </w:r>
             <w:r>
               <w:br/>
@@ -1173,8 +1257,13 @@
             <w:r>
               <w:br/>
             </w:r>
-            <w:r>
-              <w:t>Email :</w:t>
+            <w:proofErr w:type="gramStart"/>
+            <w:r>
+              <w:t>Email</w:t>
+            </w:r>
+            <w:proofErr w:type="gramEnd"/>
+            <w:r>
+              <w:t xml:space="preserve"> :</w:t>
             </w:r>
             <w:r>
               <w:t xml:space="preserve"> </w:t>
@@ -1260,8 +1349,13 @@
             <w:r>
               <w:br/>
             </w:r>
-            <w:r>
-              <w:t>Email :</w:t>
+            <w:proofErr w:type="gramStart"/>
+            <w:r>
+              <w:t>Email</w:t>
+            </w:r>
+            <w:proofErr w:type="gramEnd"/>
+            <w:r>
+              <w:t xml:space="preserve"> :</w:t>
             </w:r>
             <w:r>
               <w:t xml:space="preserve"> boutique250@ldlc.com</w:t>
@@ -1339,7 +1433,15 @@
           </w:tcPr>
           <w:p>
             <w:r>
-              <w:t>48 Rue des Founottes, 25000 Besançon</w:t>
+              <w:t xml:space="preserve">48 Rue des </w:t>
+            </w:r>
+            <w:proofErr w:type="spellStart"/>
+            <w:r>
+              <w:t>Founottes</w:t>
+            </w:r>
+            <w:proofErr w:type="spellEnd"/>
+            <w:r>
+              <w:t>, 25000 Besançon</w:t>
             </w:r>
             <w:r>
               <w:br/>
@@ -1412,8 +1514,13 @@
             <w:r>
               <w:br/>
             </w:r>
-            <w:r>
-              <w:t>Email :</w:t>
+            <w:proofErr w:type="gramStart"/>
+            <w:r>
+              <w:t>Email</w:t>
+            </w:r>
+            <w:proofErr w:type="gramEnd"/>
+            <w:r>
+              <w:t xml:space="preserve"> :</w:t>
             </w:r>
             <w:r>
               <w:t xml:space="preserve"> contact@adeoinformatique.com</w:t>
@@ -1499,15 +1606,22 @@
             <w:r>
               <w:br/>
             </w:r>
-            <w:r>
-              <w:t>Email :</w:t>
+            <w:proofErr w:type="gramStart"/>
+            <w:r>
+              <w:t>Email</w:t>
+            </w:r>
+            <w:proofErr w:type="gramEnd"/>
+            <w:r>
+              <w:t xml:space="preserve"> :</w:t>
             </w:r>
             <w:r>
               <w:t xml:space="preserve"> </w:t>
             </w:r>
+            <w:proofErr w:type="spellStart"/>
             <w:r>
               <w:t>contact@numerique.email</w:t>
             </w:r>
+            <w:proofErr w:type="spellEnd"/>
             <w:r>
               <w:br/>
             </w:r>
@@ -1581,7 +1695,15 @@
           </w:tcPr>
           <w:p>
             <w:r>
-              <w:t>32 Rue Megevand, 25000 Besançon</w:t>
+              <w:t xml:space="preserve">32 Rue </w:t>
+            </w:r>
+            <w:proofErr w:type="spellStart"/>
+            <w:r>
+              <w:t>Megevand</w:t>
+            </w:r>
+            <w:proofErr w:type="spellEnd"/>
+            <w:r>
+              <w:t>, 25000 Besançon</w:t>
             </w:r>
             <w:r>
               <w:br/>
@@ -1653,8 +1775,13 @@
             <w:r>
               <w:br/>
             </w:r>
-            <w:r>
-              <w:t>Email :</w:t>
+            <w:proofErr w:type="gramStart"/>
+            <w:r>
+              <w:t>Email</w:t>
+            </w:r>
+            <w:proofErr w:type="gramEnd"/>
+            <w:r>
+              <w:t xml:space="preserve"> :</w:t>
             </w:r>
             <w:r>
               <w:t xml:space="preserve"> </w:t>
@@ -1741,13 +1868,26 @@
           </w:tcPr>
           <w:p>
             <w:r>
-              <w:t>2 Rue Megevand, 25000 Besançon</w:t>
+              <w:t xml:space="preserve">2 Rue </w:t>
+            </w:r>
+            <w:proofErr w:type="spellStart"/>
+            <w:r>
+              <w:t>Megevand</w:t>
+            </w:r>
+            <w:proofErr w:type="spellEnd"/>
+            <w:r>
+              <w:t>, 25000 Besançon</w:t>
             </w:r>
             <w:r>
               <w:br/>
             </w:r>
-            <w:r>
-              <w:t>Email :</w:t>
+            <w:proofErr w:type="gramStart"/>
+            <w:r>
+              <w:t>Email</w:t>
+            </w:r>
+            <w:proofErr w:type="gramEnd"/>
+            <w:r>
+              <w:t xml:space="preserve"> :</w:t>
             </w:r>
             <w:r>
               <w:t xml:space="preserve"> </w:t>
@@ -1889,8 +2029,13 @@
           </w:tcPr>
           <w:p>
             <w:r>
-              <w:t>La Boutic</w:t>
-            </w:r>
+              <w:t xml:space="preserve">La </w:t>
+            </w:r>
+            <w:proofErr w:type="spellStart"/>
+            <w:r>
+              <w:t>Boutic</w:t>
+            </w:r>
+            <w:proofErr w:type="spellEnd"/>
           </w:p>
         </w:tc>
         <w:tc>
@@ -1904,8 +2049,13 @@
             <w:r>
               <w:br/>
             </w:r>
-            <w:r>
-              <w:t>Email :</w:t>
+            <w:proofErr w:type="gramStart"/>
+            <w:r>
+              <w:t>Email</w:t>
+            </w:r>
+            <w:proofErr w:type="gramEnd"/>
+            <w:r>
+              <w:t xml:space="preserve"> :</w:t>
             </w:r>
             <w:r>
               <w:t xml:space="preserve"> </w:t>
@@ -1975,9 +2125,11 @@
             <w:tcW w:w="1400" w:type="dxa"/>
           </w:tcPr>
           <w:p>
+            <w:proofErr w:type="spellStart"/>
             <w:r>
               <w:t>Hylæ</w:t>
             </w:r>
+            <w:proofErr w:type="spellEnd"/>
           </w:p>
         </w:tc>
         <w:tc>
@@ -1991,8 +2143,13 @@
             <w:r>
               <w:br/>
             </w:r>
-            <w:r>
-              <w:t>Email :</w:t>
+            <w:proofErr w:type="gramStart"/>
+            <w:r>
+              <w:t>Email</w:t>
+            </w:r>
+            <w:proofErr w:type="gramEnd"/>
+            <w:r>
+              <w:t xml:space="preserve"> :</w:t>
             </w:r>
             <w:r>
               <w:t xml:space="preserve"> Non communiqué</w:t>
@@ -2076,8 +2233,13 @@
             <w:r>
               <w:br/>
             </w:r>
-            <w:r>
-              <w:t>Email :</w:t>
+            <w:proofErr w:type="gramStart"/>
+            <w:r>
+              <w:t>Email</w:t>
+            </w:r>
+            <w:proofErr w:type="gramEnd"/>
+            <w:r>
+              <w:t xml:space="preserve"> :</w:t>
             </w:r>
             <w:r>
               <w:t xml:space="preserve"> </w:t>
@@ -2147,9 +2309,11 @@
             <w:tcW w:w="1400" w:type="dxa"/>
           </w:tcPr>
           <w:p>
+            <w:proofErr w:type="spellStart"/>
             <w:r>
               <w:t>Flexio</w:t>
             </w:r>
+            <w:proofErr w:type="spellEnd"/>
           </w:p>
         </w:tc>
         <w:tc>
@@ -2209,7 +2373,15 @@
           </w:tcPr>
           <w:p>
             <w:r>
-              <w:t>48 Rue des Founottes, 25000 Besançon</w:t>
+              <w:t xml:space="preserve">48 Rue des </w:t>
+            </w:r>
+            <w:proofErr w:type="spellStart"/>
+            <w:r>
+              <w:t>Founottes</w:t>
+            </w:r>
+            <w:proofErr w:type="spellEnd"/>
+            <w:r>
+              <w:t>, 25000 Besançon</w:t>
             </w:r>
             <w:r>
               <w:br/>
@@ -2265,8 +2437,13 @@
             <w:r>
               <w:br/>
             </w:r>
-            <w:r>
-              <w:t>Email :</w:t>
+            <w:proofErr w:type="gramStart"/>
+            <w:r>
+              <w:t>Email</w:t>
+            </w:r>
+            <w:proofErr w:type="gramEnd"/>
+            <w:r>
+              <w:t xml:space="preserve"> :</w:t>
             </w:r>
             <w:r>
               <w:t xml:space="preserve"> Non communiqué</w:t>
@@ -2354,7 +2531,15 @@
           </w:tcPr>
           <w:p>
             <w:r>
-              <w:t>40 Rue des Frères Chaffanjon, 25000 Besançon</w:t>
+              <w:t xml:space="preserve">40 Rue des Frères </w:t>
+            </w:r>
+            <w:proofErr w:type="spellStart"/>
+            <w:r>
+              <w:t>Chaffanjon</w:t>
+            </w:r>
+            <w:proofErr w:type="spellEnd"/>
+            <w:r>
+              <w:t>, 25000 Besançon</w:t>
             </w:r>
           </w:p>
           <w:p>
@@ -2496,8 +2681,13 @@
             </w:r>
           </w:p>
           <w:p>
-            <w:r>
-              <w:t>Email : contact@aprogsys.com</w:t>
+            <w:proofErr w:type="gramStart"/>
+            <w:r>
+              <w:t>Email</w:t>
+            </w:r>
+            <w:proofErr w:type="gramEnd"/>
+            <w:r>
+              <w:t xml:space="preserve"> : contact@aprogsys.com</w:t>
             </w:r>
           </w:p>
           <w:p>
@@ -2560,8 +2750,13 @@
             </w:r>
           </w:p>
           <w:p>
-            <w:r>
-              <w:t>Email : rh@ar-e.com</w:t>
+            <w:proofErr w:type="gramStart"/>
+            <w:r>
+              <w:t>Email</w:t>
+            </w:r>
+            <w:proofErr w:type="gramEnd"/>
+            <w:r>
+              <w:t xml:space="preserve"> : rh@ar-e.com</w:t>
             </w:r>
           </w:p>
           <w:p>
@@ -2682,9 +2877,11 @@
             <w:tcW w:w="1400" w:type="dxa"/>
           </w:tcPr>
           <w:p>
+            <w:proofErr w:type="spellStart"/>
             <w:r>
               <w:t>CashMag</w:t>
             </w:r>
+            <w:proofErr w:type="spellEnd"/>
           </w:p>
         </w:tc>
         <w:tc>
@@ -2735,7 +2932,15 @@
           </w:tcPr>
           <w:p>
             <w:r>
-              <w:t>20 rue du Chasnot 25000 Besançon</w:t>
+              <w:t xml:space="preserve">20 rue du </w:t>
+            </w:r>
+            <w:proofErr w:type="spellStart"/>
+            <w:r>
+              <w:t>Chasnot</w:t>
+            </w:r>
+            <w:proofErr w:type="spellEnd"/>
+            <w:r>
+              <w:t xml:space="preserve"> 25000 Besançon</w:t>
             </w:r>
           </w:p>
         </w:tc>
@@ -2773,8 +2978,13 @@
             </w:r>
           </w:p>
           <w:p>
-            <w:r>
-              <w:t xml:space="preserve">Email : </w:t>
+            <w:proofErr w:type="gramStart"/>
+            <w:r>
+              <w:t>Email</w:t>
+            </w:r>
+            <w:proofErr w:type="gramEnd"/>
+            <w:r>
+              <w:t xml:space="preserve"> : </w:t>
             </w:r>
             <w:r>
               <w:t>recrutement@doubs.fr</w:t>
@@ -2834,8 +3044,13 @@
             </w:r>
           </w:p>
           <w:p>
-            <w:r>
-              <w:t>Email : besancon.fontargent@ca-franchecomte.fr</w:t>
+            <w:proofErr w:type="gramStart"/>
+            <w:r>
+              <w:t>Email</w:t>
+            </w:r>
+            <w:proofErr w:type="gramEnd"/>
+            <w:r>
+              <w:t xml:space="preserve"> : besancon.fontargent@ca-franchecomte.fr</w:t>
             </w:r>
           </w:p>
           <w:p>
@@ -2892,8 +3107,13 @@
             </w:r>
           </w:p>
           <w:p>
-            <w:r>
-              <w:t>Email : besancon.chaprais@ca-franchecomte.fr</w:t>
+            <w:proofErr w:type="gramStart"/>
+            <w:r>
+              <w:t>Email</w:t>
+            </w:r>
+            <w:proofErr w:type="gramEnd"/>
+            <w:r>
+              <w:t xml:space="preserve"> : besancon.chaprais@ca-franchecomte.fr</w:t>
             </w:r>
           </w:p>
           <w:p>
@@ -2955,9 +3175,14 @@
             </w:r>
           </w:p>
           <w:p>
+            <w:proofErr w:type="gramStart"/>
             <w:r>
               <w:lastRenderedPageBreak/>
-              <w:t>Email : besancon.pasteur@ca-franchecomte.fr</w:t>
+              <w:t>Email</w:t>
+            </w:r>
+            <w:proofErr w:type="gramEnd"/>
+            <w:r>
+              <w:t xml:space="preserve"> : besancon.pasteur@ca-franchecomte.fr</w:t>
             </w:r>
           </w:p>
           <w:p>
@@ -3061,8 +3286,13 @@
             </w:r>
           </w:p>
           <w:p>
-            <w:r>
-              <w:t>Email : recrut@digitaledeluxe.fr</w:t>
+            <w:proofErr w:type="gramStart"/>
+            <w:r>
+              <w:t>Email</w:t>
+            </w:r>
+            <w:proofErr w:type="gramEnd"/>
+            <w:r>
+              <w:t xml:space="preserve"> : recrut@digitaledeluxe.fr</w:t>
             </w:r>
           </w:p>
           <w:p>
@@ -3113,8 +3343,13 @@
             </w:r>
           </w:p>
           <w:p>
-            <w:r>
-              <w:t>Email : info@digifab.fr</w:t>
+            <w:proofErr w:type="gramStart"/>
+            <w:r>
+              <w:t>Email</w:t>
+            </w:r>
+            <w:proofErr w:type="gramEnd"/>
+            <w:r>
+              <w:t xml:space="preserve"> : info@digifab.fr</w:t>
             </w:r>
           </w:p>
           <w:p>
@@ -3150,9 +3385,11 @@
             <w:tcW w:w="1400" w:type="dxa"/>
           </w:tcPr>
           <w:p>
+            <w:proofErr w:type="spellStart"/>
             <w:r>
               <w:t>DynAgence</w:t>
             </w:r>
+            <w:proofErr w:type="spellEnd"/>
           </w:p>
         </w:tc>
         <w:tc>
@@ -3212,8 +3449,13 @@
             </w:r>
           </w:p>
           <w:p>
-            <w:r>
-              <w:t xml:space="preserve">Email : </w:t>
+            <w:proofErr w:type="gramStart"/>
+            <w:r>
+              <w:t>Email</w:t>
+            </w:r>
+            <w:proofErr w:type="gramEnd"/>
+            <w:r>
+              <w:t xml:space="preserve"> : </w:t>
             </w:r>
             <w:r>
               <w:t>accueil.donneurs@efs.sante.fr</w:t>
@@ -3270,8 +3512,13 @@
             </w:r>
           </w:p>
           <w:p>
-            <w:r>
-              <w:t xml:space="preserve">Email : </w:t>
+            <w:proofErr w:type="gramStart"/>
+            <w:r>
+              <w:t>Email</w:t>
+            </w:r>
+            <w:proofErr w:type="gramEnd"/>
+            <w:r>
+              <w:t xml:space="preserve"> : </w:t>
             </w:r>
             <w:r>
               <w:t>contact@emosist.fr</w:t>
@@ -3326,8 +3573,13 @@
           </w:tcPr>
           <w:p>
             <w:r>
-              <w:t>4 chemin du fort de Bregille</w:t>
-            </w:r>
+              <w:t xml:space="preserve">4 chemin du fort de </w:t>
+            </w:r>
+            <w:proofErr w:type="spellStart"/>
+            <w:r>
+              <w:t>Bregille</w:t>
+            </w:r>
+            <w:proofErr w:type="spellEnd"/>
             <w:r>
               <w:br/>
               <w:t>25000 Besançon</w:t>
@@ -3503,8 +3755,13 @@
             </w:r>
           </w:p>
           <w:p>
-            <w:r>
-              <w:t xml:space="preserve">Email : </w:t>
+            <w:proofErr w:type="gramStart"/>
+            <w:r>
+              <w:t>Email</w:t>
+            </w:r>
+            <w:proofErr w:type="gramEnd"/>
+            <w:r>
+              <w:t xml:space="preserve"> : </w:t>
             </w:r>
             <w:r>
               <w:t>contact@geoide.fr</w:t>
@@ -3627,8 +3884,13 @@
             </w:r>
           </w:p>
           <w:p>
-            <w:r>
-              <w:t xml:space="preserve">Email : </w:t>
+            <w:proofErr w:type="gramStart"/>
+            <w:r>
+              <w:t>Email</w:t>
+            </w:r>
+            <w:proofErr w:type="gramEnd"/>
+            <w:r>
+              <w:t xml:space="preserve"> : </w:t>
             </w:r>
             <w:r>
               <w:t>contact.gbm@grandbesancon.fr</w:t>
@@ -3768,9 +4030,11 @@
             <w:tcW w:w="1400" w:type="dxa"/>
           </w:tcPr>
           <w:p>
+            <w:proofErr w:type="spellStart"/>
             <w:r>
               <w:t>IDfr</w:t>
             </w:r>
+            <w:proofErr w:type="spellEnd"/>
           </w:p>
         </w:tc>
         <w:tc>
@@ -3888,8 +4152,13 @@
             </w:r>
           </w:p>
           <w:p>
-            <w:r>
-              <w:t xml:space="preserve">Email : </w:t>
+            <w:proofErr w:type="gramStart"/>
+            <w:r>
+              <w:t>Email</w:t>
+            </w:r>
+            <w:proofErr w:type="gramEnd"/>
+            <w:r>
+              <w:t xml:space="preserve"> : </w:t>
             </w:r>
             <w:r>
               <w:t>info@kubapay.com</w:t>
@@ -3924,7 +4193,15 @@
           </w:tcPr>
           <w:p>
             <w:r>
-              <w:t>Laboratoire ThéMA – UMR 6049</w:t>
+              <w:t xml:space="preserve">Laboratoire </w:t>
+            </w:r>
+            <w:proofErr w:type="spellStart"/>
+            <w:r>
+              <w:t>ThéMA</w:t>
+            </w:r>
+            <w:proofErr w:type="spellEnd"/>
+            <w:r>
+              <w:t xml:space="preserve"> – UMR 6049</w:t>
             </w:r>
           </w:p>
         </w:tc>
@@ -3934,8 +4211,13 @@
           </w:tcPr>
           <w:p>
             <w:r>
-              <w:t>32 rue Mégevand</w:t>
-            </w:r>
+              <w:t xml:space="preserve">32 rue </w:t>
+            </w:r>
+            <w:proofErr w:type="spellStart"/>
+            <w:r>
+              <w:t>Mégevand</w:t>
+            </w:r>
+            <w:proofErr w:type="spellEnd"/>
             <w:r>
               <w:t xml:space="preserve"> </w:t>
             </w:r>
@@ -3992,7 +4274,15 @@
           </w:tcPr>
           <w:p>
             <w:r>
-              <w:t>5 place Marulaz, 250</w:t>
+              <w:t xml:space="preserve">5 place </w:t>
+            </w:r>
+            <w:proofErr w:type="spellStart"/>
+            <w:r>
+              <w:t>Marulaz</w:t>
+            </w:r>
+            <w:proofErr w:type="spellEnd"/>
+            <w:r>
+              <w:t>, 250</w:t>
             </w:r>
             <w:r>
               <w:t>0</w:t>
@@ -4007,8 +4297,13 @@
             </w:r>
           </w:p>
           <w:p>
-            <w:r>
-              <w:t>Email :</w:t>
+            <w:proofErr w:type="gramStart"/>
+            <w:r>
+              <w:t>Email</w:t>
+            </w:r>
+            <w:proofErr w:type="gramEnd"/>
+            <w:r>
+              <w:t xml:space="preserve"> :</w:t>
             </w:r>
             <w:r>
               <w:t> ce.0250014e@ac-besancon.fr</w:t>
@@ -4053,8 +4348,13 @@
           </w:tcPr>
           <w:p>
             <w:r>
-              <w:t>1 rue Edmond Labbé</w:t>
-            </w:r>
+              <w:t xml:space="preserve">1 rue Edmond </w:t>
+            </w:r>
+            <w:proofErr w:type="spellStart"/>
+            <w:r>
+              <w:t>Labbé</w:t>
+            </w:r>
+            <w:proofErr w:type="spellEnd"/>
             <w:r>
               <w:t xml:space="preserve"> </w:t>
             </w:r>
@@ -4077,8 +4377,13 @@
             </w:r>
           </w:p>
           <w:p>
-            <w:r>
-              <w:t xml:space="preserve">Email : </w:t>
+            <w:proofErr w:type="gramStart"/>
+            <w:r>
+              <w:t>Email</w:t>
+            </w:r>
+            <w:proofErr w:type="gramEnd"/>
+            <w:r>
+              <w:t xml:space="preserve"> : </w:t>
             </w:r>
             <w:r>
               <w:t>ce.0250011b@ac-besancon.fr </w:t>
@@ -4141,8 +4446,13 @@
             </w:r>
           </w:p>
           <w:p>
-            <w:r>
-              <w:t xml:space="preserve">Email : </w:t>
+            <w:proofErr w:type="gramStart"/>
+            <w:r>
+              <w:t>Email</w:t>
+            </w:r>
+            <w:proofErr w:type="gramEnd"/>
+            <w:r>
+              <w:t xml:space="preserve"> : </w:t>
             </w:r>
             <w:r>
               <w:t>ce.0250010A@ac-besancon.fr</w:t>
@@ -4200,8 +4510,13 @@
             </w:r>
           </w:p>
           <w:p>
-            <w:r>
-              <w:t xml:space="preserve">Email : </w:t>
+            <w:proofErr w:type="gramStart"/>
+            <w:r>
+              <w:t>Email</w:t>
+            </w:r>
+            <w:proofErr w:type="gramEnd"/>
+            <w:r>
+              <w:t xml:space="preserve"> : </w:t>
             </w:r>
             <w:r>
               <w:t>ce.0250008y@ac-besancon.fr</w:t>
@@ -4325,8 +4640,13 @@
             </w:r>
           </w:p>
           <w:p>
-            <w:r>
-              <w:t xml:space="preserve">Email : </w:t>
+            <w:proofErr w:type="gramStart"/>
+            <w:r>
+              <w:t>Email</w:t>
+            </w:r>
+            <w:proofErr w:type="gramEnd"/>
+            <w:r>
+              <w:t xml:space="preserve"> : </w:t>
             </w:r>
             <w:r>
               <w:t>lafrenchfab@bpifrance.fr</w:t>
@@ -4433,7 +4753,15 @@
           </w:tcPr>
           <w:p>
             <w:r>
-              <w:t>56 avenue de Montrapon 25000 Besançon</w:t>
+              <w:t xml:space="preserve">56 avenue de </w:t>
+            </w:r>
+            <w:proofErr w:type="spellStart"/>
+            <w:r>
+              <w:t>Montrapon</w:t>
+            </w:r>
+            <w:proofErr w:type="spellEnd"/>
+            <w:r>
+              <w:t xml:space="preserve"> 25000 Besançon</w:t>
             </w:r>
           </w:p>
           <w:p>
@@ -4445,8 +4773,13 @@
             </w:r>
           </w:p>
           <w:p>
-            <w:r>
-              <w:t xml:space="preserve">Email : </w:t>
+            <w:proofErr w:type="gramStart"/>
+            <w:r>
+              <w:t>Email</w:t>
+            </w:r>
+            <w:proofErr w:type="gramEnd"/>
+            <w:r>
+              <w:t xml:space="preserve"> : </w:t>
             </w:r>
             <w:r>
               <w:t>contact@next-app.fr</w:t>
@@ -4480,9 +4813,11 @@
             <w:tcW w:w="1400" w:type="dxa"/>
           </w:tcPr>
           <w:p>
+            <w:proofErr w:type="spellStart"/>
             <w:r>
               <w:t>Pandachi</w:t>
             </w:r>
+            <w:proofErr w:type="spellEnd"/>
             <w:r>
               <w:t xml:space="preserve"> </w:t>
             </w:r>
@@ -4587,8 +4922,13 @@
             </w:r>
           </w:p>
           <w:p>
-            <w:r>
-              <w:t xml:space="preserve">Email : </w:t>
+            <w:proofErr w:type="gramStart"/>
+            <w:r>
+              <w:t>Email</w:t>
+            </w:r>
+            <w:proofErr w:type="gramEnd"/>
+            <w:r>
+              <w:t xml:space="preserve"> : </w:t>
             </w:r>
             <w:r>
               <w:t>pref</w:t>
@@ -4645,7 +4985,15 @@
           </w:tcPr>
           <w:p>
             <w:r>
-              <w:t>4 sq Castan,</w:t>
+              <w:t xml:space="preserve">4 </w:t>
+            </w:r>
+            <w:proofErr w:type="spellStart"/>
+            <w:r>
+              <w:t>sq</w:t>
+            </w:r>
+            <w:proofErr w:type="spellEnd"/>
+            <w:r>
+              <w:t xml:space="preserve"> Castan,</w:t>
             </w:r>
             <w:r>
               <w:br/>
@@ -4943,8 +5291,13 @@
             </w:r>
           </w:p>
           <w:p>
-            <w:r>
-              <w:t xml:space="preserve">Email : </w:t>
+            <w:proofErr w:type="gramStart"/>
+            <w:r>
+              <w:t>Email</w:t>
+            </w:r>
+            <w:proofErr w:type="gramEnd"/>
+            <w:r>
+              <w:t xml:space="preserve"> : </w:t>
             </w:r>
             <w:r>
               <w:t>accueil@sdh-epsms.fr</w:t>
@@ -4974,9 +5327,11 @@
             <w:tcW w:w="1400" w:type="dxa"/>
           </w:tcPr>
           <w:p>
+            <w:proofErr w:type="spellStart"/>
             <w:r>
               <w:t>Koredge</w:t>
             </w:r>
+            <w:proofErr w:type="spellEnd"/>
           </w:p>
         </w:tc>
         <w:tc>
@@ -5080,9 +5435,13 @@
             <w:tcW w:w="1400" w:type="dxa"/>
           </w:tcPr>
           <w:p>
+            <w:proofErr w:type="spellStart"/>
+            <w:proofErr w:type="gramStart"/>
             <w:r>
               <w:t>R.Bourgeois</w:t>
             </w:r>
+            <w:proofErr w:type="spellEnd"/>
+            <w:proofErr w:type="gramEnd"/>
           </w:p>
         </w:tc>
         <w:tc>
@@ -5091,8 +5450,13 @@
           </w:tcPr>
           <w:p>
             <w:r>
-              <w:t>25, Rue de Trépillot</w:t>
-            </w:r>
+              <w:t xml:space="preserve">25, Rue de </w:t>
+            </w:r>
+            <w:proofErr w:type="spellStart"/>
+            <w:r>
+              <w:t>Trépillot</w:t>
+            </w:r>
+            <w:proofErr w:type="spellEnd"/>
             <w:r>
               <w:br/>
               <w:t>2500</w:t>
@@ -5113,8 +5477,13 @@
             </w:r>
           </w:p>
           <w:p>
-            <w:r>
-              <w:t xml:space="preserve">Email : </w:t>
+            <w:proofErr w:type="gramStart"/>
+            <w:r>
+              <w:t>Email</w:t>
+            </w:r>
+            <w:proofErr w:type="gramEnd"/>
+            <w:r>
+              <w:t xml:space="preserve"> : </w:t>
             </w:r>
             <w:r>
               <w:t>rbourgeoisfrance@rbourgeois.com</w:t>
@@ -5167,8 +5536,16 @@
               <w:rPr>
                 <w:lang w:val="en-US"/>
               </w:rPr>
-              <w:t>8 rue Alfred Sancey, 25000 Besançon</w:t>
-            </w:r>
+              <w:t xml:space="preserve">8 rue Alfred Sancey, 25000 </w:t>
+            </w:r>
+            <w:proofErr w:type="spellStart"/>
+            <w:r>
+              <w:rPr>
+                <w:lang w:val="en-US"/>
+              </w:rPr>
+              <w:t>Besançon</w:t>
+            </w:r>
+            <w:proofErr w:type="spellEnd"/>
           </w:p>
           <w:p>
             <w:pPr>
@@ -5176,11 +5553,19 @@
                 <w:lang w:val="en-US"/>
               </w:rPr>
             </w:pPr>
+            <w:proofErr w:type="gramStart"/>
             <w:r>
               <w:rPr>
                 <w:lang w:val="en-US"/>
               </w:rPr>
-              <w:t>Tel : 06 61 18 61 37</w:t>
+              <w:t>Tel :</w:t>
+            </w:r>
+            <w:proofErr w:type="gramEnd"/>
+            <w:r>
+              <w:rPr>
+                <w:lang w:val="en-US"/>
+              </w:rPr>
+              <w:t xml:space="preserve"> 06 61 18 61 37</w:t>
             </w:r>
           </w:p>
         </w:tc>
@@ -5467,8 +5852,13 @@
           </w:tcPr>
           <w:p>
             <w:r>
-              <w:t>Agence Splatsh</w:t>
-            </w:r>
+              <w:t xml:space="preserve">Agence </w:t>
+            </w:r>
+            <w:proofErr w:type="spellStart"/>
+            <w:r>
+              <w:t>Splatsh</w:t>
+            </w:r>
+            <w:proofErr w:type="spellEnd"/>
           </w:p>
         </w:tc>
         <w:tc>
@@ -5626,8 +6016,13 @@
             </w:r>
           </w:p>
           <w:p>
-            <w:r>
-              <w:t xml:space="preserve">Email : </w:t>
+            <w:proofErr w:type="gramStart"/>
+            <w:r>
+              <w:t>Email</w:t>
+            </w:r>
+            <w:proofErr w:type="gramEnd"/>
+            <w:r>
+              <w:t xml:space="preserve"> : </w:t>
             </w:r>
             <w:r>
               <w:t>info@quarksgroup.com</w:t>
@@ -5689,8 +6084,13 @@
             </w:r>
           </w:p>
           <w:p>
-            <w:r>
-              <w:t xml:space="preserve">Email : </w:t>
+            <w:proofErr w:type="gramStart"/>
+            <w:r>
+              <w:t>Email</w:t>
+            </w:r>
+            <w:proofErr w:type="gramEnd"/>
+            <w:r>
+              <w:t xml:space="preserve"> : </w:t>
             </w:r>
             <w:r>
               <w:t>hello@ikuzo.fr</w:t>
@@ -5752,8 +6152,13 @@
             </w:r>
           </w:p>
           <w:p>
-            <w:r>
-              <w:t xml:space="preserve">Email : </w:t>
+            <w:proofErr w:type="gramStart"/>
+            <w:r>
+              <w:t>Email</w:t>
+            </w:r>
+            <w:proofErr w:type="gramEnd"/>
+            <w:r>
+              <w:t xml:space="preserve"> : </w:t>
             </w:r>
             <w:r>
               <w:t>contact@jeunes-bfc.fr</w:t>
@@ -5798,8 +6203,13 @@
           </w:tcPr>
           <w:p>
             <w:r>
-              <w:t>Domaine universitaire de la Bouloie</w:t>
-            </w:r>
+              <w:t xml:space="preserve">Domaine universitaire de la </w:t>
+            </w:r>
+            <w:proofErr w:type="spellStart"/>
+            <w:r>
+              <w:t>Bouloie</w:t>
+            </w:r>
+            <w:proofErr w:type="spellEnd"/>
             <w:r>
               <w:br/>
               <w:t>250</w:t>
@@ -5820,8 +6230,13 @@
             </w:r>
           </w:p>
           <w:p>
-            <w:r>
-              <w:t xml:space="preserve">Email : </w:t>
+            <w:proofErr w:type="gramStart"/>
+            <w:r>
+              <w:t>Email</w:t>
+            </w:r>
+            <w:proofErr w:type="gramEnd"/>
+            <w:r>
+              <w:t xml:space="preserve"> : </w:t>
             </w:r>
             <w:r>
               <w:t>sup-fc@univ-fcomte.fr</w:t>
@@ -5866,8 +6281,13 @@
           </w:tcPr>
           <w:p>
             <w:r>
-              <w:t>30-32 rue Mégevand</w:t>
-            </w:r>
+              <w:t xml:space="preserve">30-32 rue </w:t>
+            </w:r>
+            <w:proofErr w:type="spellStart"/>
+            <w:r>
+              <w:t>Mégevand</w:t>
+            </w:r>
+            <w:proofErr w:type="spellEnd"/>
             <w:r>
               <w:br/>
               <w:t>25000 Besançon</w:t>
@@ -5916,8 +6336,13 @@
           </w:tcPr>
           <w:p>
             <w:r>
-              <w:t>2 rue Mégevand</w:t>
-            </w:r>
+              <w:t xml:space="preserve">2 rue </w:t>
+            </w:r>
+            <w:proofErr w:type="spellStart"/>
+            <w:r>
+              <w:t>Mégevand</w:t>
+            </w:r>
+            <w:proofErr w:type="spellEnd"/>
             <w:r>
               <w:br/>
               <w:t>250</w:t>
@@ -5938,8 +6363,13 @@
             </w:r>
           </w:p>
           <w:p>
-            <w:r>
-              <w:t xml:space="preserve">Email : </w:t>
+            <w:proofErr w:type="gramStart"/>
+            <w:r>
+              <w:t>Email</w:t>
+            </w:r>
+            <w:proofErr w:type="gramEnd"/>
+            <w:r>
+              <w:t xml:space="preserve"> : </w:t>
             </w:r>
             <w:r>
               <w:t>stages.externes@besancon.fr</w:t>
@@ -6052,8 +6482,13 @@
             </w:r>
           </w:p>
           <w:p>
-            <w:r>
-              <w:t xml:space="preserve">Email : </w:t>
+            <w:proofErr w:type="gramStart"/>
+            <w:r>
+              <w:t>Email</w:t>
+            </w:r>
+            <w:proofErr w:type="gramEnd"/>
+            <w:r>
+              <w:t xml:space="preserve"> : </w:t>
             </w:r>
             <w:r>
               <w:lastRenderedPageBreak/>
@@ -6195,7 +6630,23 @@
           </w:tcPr>
           <w:p>
             <w:r>
-              <w:t>14 Espl. du Breuil, 25110 Baume-les-Dames</w:t>
+              <w:t xml:space="preserve">14 </w:t>
+            </w:r>
+            <w:proofErr w:type="spellStart"/>
+            <w:r>
+              <w:t>Espl</w:t>
+            </w:r>
+            <w:proofErr w:type="spellEnd"/>
+            <w:r>
+              <w:t xml:space="preserve">. </w:t>
+            </w:r>
+            <w:proofErr w:type="gramStart"/>
+            <w:r>
+              <w:t>du</w:t>
+            </w:r>
+            <w:proofErr w:type="gramEnd"/>
+            <w:r>
+              <w:t xml:space="preserve"> Breuil, 25110 Baume-les-Dames</w:t>
             </w:r>
           </w:p>
           <w:p>
@@ -6231,8 +6682,13 @@
             </w:r>
           </w:p>
           <w:p>
-            <w:r>
-              <w:t xml:space="preserve">Email : </w:t>
+            <w:proofErr w:type="gramStart"/>
+            <w:r>
+              <w:t>Email</w:t>
+            </w:r>
+            <w:proofErr w:type="gramEnd"/>
+            <w:r>
+              <w:t xml:space="preserve"> : </w:t>
             </w:r>
             <w:r>
               <w:t>baume.les.dames@ca-franchecomte.fr</w:t>
@@ -6289,8 +6745,13 @@
             </w:r>
           </w:p>
           <w:p>
-            <w:r>
-              <w:t xml:space="preserve">Email : </w:t>
+            <w:proofErr w:type="gramStart"/>
+            <w:r>
+              <w:t>Email</w:t>
+            </w:r>
+            <w:proofErr w:type="gramEnd"/>
+            <w:r>
+              <w:t xml:space="preserve"> : </w:t>
             </w:r>
             <w:r>
               <w:t>ce.0250063h@ac-besancon.fr</w:t>
@@ -6335,8 +6796,13 @@
           </w:tcPr>
           <w:p>
             <w:r>
-              <w:t>29 rue du Vallon du Bouvreuil, 25170 Pélousey</w:t>
-            </w:r>
+              <w:t xml:space="preserve">29 rue du Vallon du Bouvreuil, 25170 </w:t>
+            </w:r>
+            <w:proofErr w:type="spellStart"/>
+            <w:r>
+              <w:t>Pélousey</w:t>
+            </w:r>
+            <w:proofErr w:type="spellEnd"/>
           </w:p>
           <w:p>
             <w:r>
@@ -6423,8 +6889,13 @@
           </w:tcPr>
           <w:p>
             <w:r>
-              <w:t>Association Compli</w:t>
-            </w:r>
+              <w:t xml:space="preserve">Association </w:t>
+            </w:r>
+            <w:proofErr w:type="spellStart"/>
+            <w:r>
+              <w:t>Compli</w:t>
+            </w:r>
+            <w:proofErr w:type="spellEnd"/>
             <w:r>
               <w:t xml:space="preserve"> </w:t>
             </w:r>
@@ -6451,8 +6922,13 @@
             </w:r>
           </w:p>
           <w:p>
-            <w:r>
-              <w:t xml:space="preserve">Email : </w:t>
+            <w:proofErr w:type="gramStart"/>
+            <w:r>
+              <w:t>Email</w:t>
+            </w:r>
+            <w:proofErr w:type="gramEnd"/>
+            <w:r>
+              <w:t xml:space="preserve"> : </w:t>
             </w:r>
             <w:r>
               <w:t>contact@association-</w:t>
@@ -6520,8 +6996,13 @@
             </w:r>
           </w:p>
           <w:p>
-            <w:r>
-              <w:t xml:space="preserve">Email : </w:t>
+            <w:proofErr w:type="gramStart"/>
+            <w:r>
+              <w:t>Email</w:t>
+            </w:r>
+            <w:proofErr w:type="gramEnd"/>
+            <w:r>
+              <w:t xml:space="preserve"> : </w:t>
             </w:r>
             <w:r>
               <w:t>dimecorecrute@dimeco.com</w:t>
@@ -6566,8 +7047,13 @@
           </w:tcPr>
           <w:p>
             <w:r>
-              <w:t>29 B Rue du Neuf Septembre</w:t>
-            </w:r>
+              <w:t xml:space="preserve">29 B Rue du Neuf </w:t>
+            </w:r>
+            <w:proofErr w:type="gramStart"/>
+            <w:r>
+              <w:t>Septembre</w:t>
+            </w:r>
+            <w:proofErr w:type="gramEnd"/>
             <w:r>
               <w:br/>
               <w:t>25480 Miserey-Salines</w:t>
@@ -6582,8 +7068,13 @@
             </w:r>
           </w:p>
           <w:p>
-            <w:r>
-              <w:t xml:space="preserve">Email : </w:t>
+            <w:proofErr w:type="gramStart"/>
+            <w:r>
+              <w:t>Email</w:t>
+            </w:r>
+            <w:proofErr w:type="gramEnd"/>
+            <w:r>
+              <w:t xml:space="preserve"> : </w:t>
             </w:r>
             <w:r>
               <w:t>contact.dispratel@orange.fr</w:t>
@@ -6640,8 +7131,13 @@
             </w:r>
           </w:p>
           <w:p>
-            <w:r>
-              <w:t xml:space="preserve">Email : </w:t>
+            <w:proofErr w:type="gramStart"/>
+            <w:r>
+              <w:t>Email</w:t>
+            </w:r>
+            <w:proofErr w:type="gramEnd"/>
+            <w:r>
+              <w:t xml:space="preserve"> : </w:t>
             </w:r>
             <w:r>
               <w:t>contact@ihtsolution.fr</w:t>
@@ -6682,7 +7178,15 @@
           </w:tcPr>
           <w:p>
             <w:r>
-              <w:t>13 Meteore, 25480, Miserey Salines</w:t>
+              <w:t xml:space="preserve">13 </w:t>
+            </w:r>
+            <w:proofErr w:type="spellStart"/>
+            <w:r>
+              <w:t>Meteore</w:t>
+            </w:r>
+            <w:proofErr w:type="spellEnd"/>
+            <w:r>
+              <w:t>, 25480, Miserey Salines</w:t>
             </w:r>
           </w:p>
           <w:p>
@@ -6881,8 +7385,13 @@
           </w:tcPr>
           <w:p>
             <w:r>
-              <w:t>C.E.I</w:t>
-            </w:r>
+              <w:t>C.</w:t>
+            </w:r>
+            <w:proofErr w:type="gramStart"/>
+            <w:r>
+              <w:t>E.I</w:t>
+            </w:r>
+            <w:proofErr w:type="gramEnd"/>
           </w:p>
         </w:tc>
         <w:tc>
@@ -7000,9 +7509,11 @@
             <w:tcW w:w="1400" w:type="dxa"/>
           </w:tcPr>
           <w:p>
+            <w:proofErr w:type="spellStart"/>
             <w:r>
               <w:t>Deuxsucres</w:t>
             </w:r>
+            <w:proofErr w:type="spellEnd"/>
           </w:p>
         </w:tc>
         <w:tc>
@@ -7056,6 +7567,36 @@
               <w:t>Envoyé</w:t>
             </w:r>
           </w:p>
+        </w:tc>
+      </w:tr>
+      <w:tr>
+        <w:tc>
+          <w:tcPr>
+            <w:tcW w:w="1400" w:type="dxa"/>
+          </w:tcPr>
+          <w:p>
+            <w:r>
+              <w:t>CAF</w:t>
+            </w:r>
+          </w:p>
+        </w:tc>
+        <w:tc>
+          <w:tcPr>
+            <w:tcW w:w="2724" w:type="dxa"/>
+          </w:tcPr>
+          <w:p/>
+        </w:tc>
+        <w:tc>
+          <w:tcPr>
+            <w:tcW w:w="3805" w:type="dxa"/>
+          </w:tcPr>
+          <w:p/>
+        </w:tc>
+        <w:tc>
+          <w:tcPr>
+            <w:tcW w:w="927" w:type="dxa"/>
+          </w:tcPr>
+          <w:p/>
         </w:tc>
       </w:tr>
     </w:tbl>

--- a/CEJM/BTS SIO 1/Recherche de stage/Liste entreprises.docx
+++ b/CEJM/BTS SIO 1/Recherche de stage/Liste entreprises.docx
@@ -6828,19 +6828,49 @@
           <w:tcPr>
             <w:tcW w:w="2724" w:type="dxa"/>
           </w:tcPr>
-          <w:p/>
+          <w:p>
+            <w:r>
+              <w:t>4 Rue de la Terre Rouge, 25220 Roche-lez-Beaupré</w:t>
+            </w:r>
+          </w:p>
+          <w:p>
+            <w:r>
+              <w:lastRenderedPageBreak/>
+              <w:t xml:space="preserve">Tel : </w:t>
+            </w:r>
+            <w:r>
+              <w:t>03 81 84 39 17</w:t>
+            </w:r>
+          </w:p>
+          <w:p>
+            <w:r>
+              <w:t xml:space="preserve">Email : </w:t>
+            </w:r>
+            <w:r>
+              <w:t>contact@bsi-solutions.fr</w:t>
+            </w:r>
+          </w:p>
         </w:tc>
         <w:tc>
           <w:tcPr>
             <w:tcW w:w="3805" w:type="dxa"/>
           </w:tcPr>
-          <w:p/>
+          <w:p>
+            <w:r>
+              <w:lastRenderedPageBreak/>
+              <w:t>https://www.bsi-solutions.fr/index.html</w:t>
+            </w:r>
+          </w:p>
         </w:tc>
         <w:tc>
           <w:tcPr>
             <w:tcW w:w="927" w:type="dxa"/>
           </w:tcPr>
-          <w:p/>
+          <w:p>
+            <w:r>
+              <w:t>Envoyé</w:t>
+            </w:r>
+          </w:p>
         </w:tc>
       </w:tr>
       <w:tr>
@@ -6850,7 +6880,6 @@
           </w:tcPr>
           <w:p>
             <w:r>
-              <w:lastRenderedPageBreak/>
               <w:t>AELIA informatique</w:t>
             </w:r>
           </w:p>
@@ -6859,19 +6888,51 @@
           <w:tcPr>
             <w:tcW w:w="2724" w:type="dxa"/>
           </w:tcPr>
-          <w:p/>
+          <w:p>
+            <w:r>
+              <w:t>3 rue Gustave Courbet</w:t>
+            </w:r>
+            <w:r>
+              <w:br/>
+              <w:t>25660 Saône</w:t>
+            </w:r>
+          </w:p>
+          <w:p>
+            <w:r>
+              <w:t xml:space="preserve">Tel : </w:t>
+            </w:r>
+            <w:r>
+              <w:t>03 81 55 88 35</w:t>
+            </w:r>
+          </w:p>
+          <w:p>
+            <w:r>
+              <w:t xml:space="preserve">Email : </w:t>
+            </w:r>
+            <w:r>
+              <w:t>contact@aelia-informatique.fr</w:t>
+            </w:r>
+          </w:p>
         </w:tc>
         <w:tc>
           <w:tcPr>
             <w:tcW w:w="3805" w:type="dxa"/>
           </w:tcPr>
-          <w:p/>
+          <w:p>
+            <w:r>
+              <w:t>https://www.aelia-informatique.fr/</w:t>
+            </w:r>
+          </w:p>
         </w:tc>
         <w:tc>
           <w:tcPr>
             <w:tcW w:w="927" w:type="dxa"/>
           </w:tcPr>
-          <w:p/>
+          <w:p>
+            <w:r>
+              <w:t>Envoyé</w:t>
+            </w:r>
+          </w:p>
         </w:tc>
       </w:tr>
       <w:tr>
@@ -6889,19 +6950,42 @@
           <w:tcPr>
             <w:tcW w:w="2724" w:type="dxa"/>
           </w:tcPr>
-          <w:p/>
+          <w:p>
+            <w:r>
+              <w:t>1</w:t>
+            </w:r>
+            <w:r>
+              <w:t> Rue de la Glacière, 25660 Saône</w:t>
+            </w:r>
+          </w:p>
+          <w:p>
+            <w:r>
+              <w:t xml:space="preserve">Tel : </w:t>
+            </w:r>
+            <w:r>
+              <w:t>03 81 55 78 48</w:t>
+            </w:r>
+          </w:p>
         </w:tc>
         <w:tc>
           <w:tcPr>
             <w:tcW w:w="3805" w:type="dxa"/>
           </w:tcPr>
-          <w:p/>
+          <w:p>
+            <w:r>
+              <w:t>https://urban-system.eu/</w:t>
+            </w:r>
+          </w:p>
         </w:tc>
         <w:tc>
           <w:tcPr>
             <w:tcW w:w="927" w:type="dxa"/>
           </w:tcPr>
-          <w:p/>
+          <w:p>
+            <w:r>
+              <w:t>Envoyé</w:t>
+            </w:r>
+          </w:p>
         </w:tc>
       </w:tr>
       <w:tr>
@@ -6919,7 +7003,43 @@
           <w:tcPr>
             <w:tcW w:w="2724" w:type="dxa"/>
           </w:tcPr>
-          <w:p/>
+          <w:p>
+            <w:r>
+              <w:t>8 Rue du Lac, 25660 Saône</w:t>
+            </w:r>
+          </w:p>
+          <w:p>
+            <w:r>
+              <w:t>Tel : 0</w:t>
+            </w:r>
+            <w:r>
+              <w:t>3</w:t>
+            </w:r>
+            <w:r>
+              <w:t xml:space="preserve"> </w:t>
+            </w:r>
+            <w:r>
+              <w:t>81</w:t>
+            </w:r>
+            <w:r>
+              <w:t xml:space="preserve"> </w:t>
+            </w:r>
+            <w:r>
+              <w:t>39</w:t>
+            </w:r>
+            <w:r>
+              <w:t xml:space="preserve"> </w:t>
+            </w:r>
+            <w:r>
+              <w:t>01</w:t>
+            </w:r>
+            <w:r>
+              <w:t xml:space="preserve"> </w:t>
+            </w:r>
+            <w:r>
+              <w:t>41</w:t>
+            </w:r>
+          </w:p>
         </w:tc>
         <w:tc>
           <w:tcPr>
@@ -6949,19 +7069,39 @@
           <w:tcPr>
             <w:tcW w:w="2724" w:type="dxa"/>
           </w:tcPr>
-          <w:p/>
+          <w:p>
+            <w:r>
+              <w:t>9 RUE DES CASTORS, saône</w:t>
+            </w:r>
+          </w:p>
+          <w:p>
+            <w:r>
+              <w:t xml:space="preserve">Tel : </w:t>
+            </w:r>
+            <w:r>
+              <w:t>03.81.55.91.91</w:t>
+            </w:r>
+          </w:p>
         </w:tc>
         <w:tc>
           <w:tcPr>
             <w:tcW w:w="3805" w:type="dxa"/>
           </w:tcPr>
-          <w:p/>
+          <w:p>
+            <w:r>
+              <w:t>https://fcsinfo.com/</w:t>
+            </w:r>
+          </w:p>
         </w:tc>
         <w:tc>
           <w:tcPr>
             <w:tcW w:w="927" w:type="dxa"/>
           </w:tcPr>
-          <w:p/>
+          <w:p>
+            <w:r>
+              <w:t>Envoyé</w:t>
+            </w:r>
+          </w:p>
         </w:tc>
       </w:tr>
       <w:tr>
@@ -6979,19 +7119,71 @@
           <w:tcPr>
             <w:tcW w:w="2724" w:type="dxa"/>
           </w:tcPr>
-          <w:p/>
+          <w:p>
+            <w:r>
+              <w:t>7 rue Victor Considérant - 25770 CHEMAUDIN ET VAUX</w:t>
+            </w:r>
+          </w:p>
+          <w:p>
+            <w:r>
+              <w:t xml:space="preserve">Tel : </w:t>
+            </w:r>
+            <w:r>
+              <w:t>03</w:t>
+            </w:r>
+            <w:r>
+              <w:t>.</w:t>
+            </w:r>
+            <w:r>
+              <w:t>81</w:t>
+            </w:r>
+            <w:r>
+              <w:t>.</w:t>
+            </w:r>
+            <w:r>
+              <w:t>81</w:t>
+            </w:r>
+            <w:r>
+              <w:t>.</w:t>
+            </w:r>
+            <w:r>
+              <w:t>81</w:t>
+            </w:r>
+            <w:r>
+              <w:t>.</w:t>
+            </w:r>
+            <w:r>
+              <w:t>20</w:t>
+            </w:r>
+          </w:p>
+          <w:p>
+            <w:r>
+              <w:t xml:space="preserve">Email : </w:t>
+            </w:r>
+            <w:r>
+              <w:t>contact@dealtis.fr</w:t>
+            </w:r>
+          </w:p>
         </w:tc>
         <w:tc>
           <w:tcPr>
             <w:tcW w:w="3805" w:type="dxa"/>
           </w:tcPr>
-          <w:p/>
+          <w:p>
+            <w:r>
+              <w:t>https://www.dealtis.fr/</w:t>
+            </w:r>
+          </w:p>
         </w:tc>
         <w:tc>
           <w:tcPr>
             <w:tcW w:w="927" w:type="dxa"/>
           </w:tcPr>
-          <w:p/>
+          <w:p>
+            <w:r>
+              <w:t>Envoyé</w:t>
+            </w:r>
+          </w:p>
         </w:tc>
       </w:tr>
       <w:tr>
@@ -7002,6 +7194,36 @@
           <w:p>
             <w:r>
               <w:t>Deuxsucres</w:t>
+            </w:r>
+          </w:p>
+        </w:tc>
+        <w:tc>
+          <w:tcPr>
+            <w:tcW w:w="2724" w:type="dxa"/>
+          </w:tcPr>
+          <w:p/>
+        </w:tc>
+        <w:tc>
+          <w:tcPr>
+            <w:tcW w:w="3805" w:type="dxa"/>
+          </w:tcPr>
+          <w:p/>
+        </w:tc>
+        <w:tc>
+          <w:tcPr>
+            <w:tcW w:w="927" w:type="dxa"/>
+          </w:tcPr>
+          <w:p/>
+        </w:tc>
+      </w:tr>
+      <w:tr>
+        <w:tc>
+          <w:tcPr>
+            <w:tcW w:w="1400" w:type="dxa"/>
+          </w:tcPr>
+          <w:p>
+            <w:r>
+              <w:t>CAF</w:t>
             </w:r>
           </w:p>
         </w:tc>
@@ -7113,7 +7335,7 @@
     <w:lvl w:ilvl="0">
       <w:start w:val="1"/>
       <w:numFmt w:val="decimal"/>
-      <w:pStyle w:val="ListNumber3"/>
+      <w:pStyle w:val="Listenumros3"/>
       <w:lvlText w:val="%1."/>
       <w:lvlJc w:val="left"/>
       <w:pPr>
@@ -7131,7 +7353,7 @@
     <w:lvl w:ilvl="0">
       <w:start w:val="1"/>
       <w:numFmt w:val="decimal"/>
-      <w:pStyle w:val="ListNumber2"/>
+      <w:pStyle w:val="Listenumros2"/>
       <w:lvlText w:val="%1."/>
       <w:lvlJc w:val="left"/>
       <w:pPr>
@@ -7169,7 +7391,7 @@
     <w:lvl w:ilvl="0">
       <w:start w:val="1"/>
       <w:numFmt w:val="bullet"/>
-      <w:pStyle w:val="ListBullet3"/>
+      <w:pStyle w:val="Listepuces3"/>
       <w:lvlText w:val=""/>
       <w:lvlJc w:val="left"/>
       <w:pPr>
@@ -7190,7 +7412,7 @@
     <w:lvl w:ilvl="0">
       <w:start w:val="1"/>
       <w:numFmt w:val="bullet"/>
-      <w:pStyle w:val="ListBullet2"/>
+      <w:pStyle w:val="Listepuces2"/>
       <w:lvlText w:val=""/>
       <w:lvlJc w:val="left"/>
       <w:pPr>
@@ -7211,7 +7433,7 @@
     <w:lvl w:ilvl="0">
       <w:start w:val="1"/>
       <w:numFmt w:val="decimal"/>
-      <w:pStyle w:val="ListNumber"/>
+      <w:pStyle w:val="Listenumros"/>
       <w:lvlText w:val="%1."/>
       <w:lvlJc w:val="left"/>
       <w:pPr>
@@ -7229,7 +7451,7 @@
     <w:lvl w:ilvl="0">
       <w:start w:val="1"/>
       <w:numFmt w:val="bullet"/>
-      <w:pStyle w:val="ListBullet"/>
+      <w:pStyle w:val="Listepuces"/>
       <w:lvlText w:val=""/>
       <w:lvlJc w:val="left"/>
       <w:pPr>
@@ -7971,11 +8193,11 @@
       <w:lang w:val="fr-FR"/>
     </w:rPr>
   </w:style>
-  <w:style w:type="paragraph" w:styleId="Heading1">
+  <w:style w:type="paragraph" w:styleId="Titre1">
     <w:name w:val="heading 1"/>
     <w:basedOn w:val="Normal"/>
     <w:next w:val="Normal"/>
-    <w:link w:val="Heading1Char"/>
+    <w:link w:val="Titre1Car"/>
     <w:uiPriority w:val="9"/>
     <w:qFormat/>
     <w:rsid w:val="00FC693F"/>
@@ -7994,11 +8216,11 @@
       <w:szCs w:val="28"/>
     </w:rPr>
   </w:style>
-  <w:style w:type="paragraph" w:styleId="Heading2">
+  <w:style w:type="paragraph" w:styleId="Titre2">
     <w:name w:val="heading 2"/>
     <w:basedOn w:val="Normal"/>
     <w:next w:val="Normal"/>
-    <w:link w:val="Heading2Char"/>
+    <w:link w:val="Titre2Car"/>
     <w:uiPriority w:val="9"/>
     <w:unhideWhenUsed/>
     <w:qFormat/>
@@ -8018,11 +8240,11 @@
       <w:szCs w:val="26"/>
     </w:rPr>
   </w:style>
-  <w:style w:type="paragraph" w:styleId="Heading3">
+  <w:style w:type="paragraph" w:styleId="Titre3">
     <w:name w:val="heading 3"/>
     <w:basedOn w:val="Normal"/>
     <w:next w:val="Normal"/>
-    <w:link w:val="Heading3Char"/>
+    <w:link w:val="Titre3Car"/>
     <w:uiPriority w:val="9"/>
     <w:unhideWhenUsed/>
     <w:qFormat/>
@@ -8040,11 +8262,11 @@
       <w:color w:val="4F81BD" w:themeColor="accent1"/>
     </w:rPr>
   </w:style>
-  <w:style w:type="paragraph" w:styleId="Heading4">
+  <w:style w:type="paragraph" w:styleId="Titre4">
     <w:name w:val="heading 4"/>
     <w:basedOn w:val="Normal"/>
     <w:next w:val="Normal"/>
-    <w:link w:val="Heading4Char"/>
+    <w:link w:val="Titre4Car"/>
     <w:uiPriority w:val="9"/>
     <w:semiHidden/>
     <w:unhideWhenUsed/>
@@ -8065,11 +8287,11 @@
       <w:color w:val="4F81BD" w:themeColor="accent1"/>
     </w:rPr>
   </w:style>
-  <w:style w:type="paragraph" w:styleId="Heading5">
+  <w:style w:type="paragraph" w:styleId="Titre5">
     <w:name w:val="heading 5"/>
     <w:basedOn w:val="Normal"/>
     <w:next w:val="Normal"/>
-    <w:link w:val="Heading5Char"/>
+    <w:link w:val="Titre5Car"/>
     <w:uiPriority w:val="9"/>
     <w:semiHidden/>
     <w:unhideWhenUsed/>
@@ -8086,11 +8308,11 @@
       <w:color w:val="243F60" w:themeColor="accent1" w:themeShade="7F"/>
     </w:rPr>
   </w:style>
-  <w:style w:type="paragraph" w:styleId="Heading6">
+  <w:style w:type="paragraph" w:styleId="Titre6">
     <w:name w:val="heading 6"/>
     <w:basedOn w:val="Normal"/>
     <w:next w:val="Normal"/>
-    <w:link w:val="Heading6Char"/>
+    <w:link w:val="Titre6Car"/>
     <w:uiPriority w:val="9"/>
     <w:semiHidden/>
     <w:unhideWhenUsed/>
@@ -8109,11 +8331,11 @@
       <w:color w:val="243F60" w:themeColor="accent1" w:themeShade="7F"/>
     </w:rPr>
   </w:style>
-  <w:style w:type="paragraph" w:styleId="Heading7">
+  <w:style w:type="paragraph" w:styleId="Titre7">
     <w:name w:val="heading 7"/>
     <w:basedOn w:val="Normal"/>
     <w:next w:val="Normal"/>
-    <w:link w:val="Heading7Char"/>
+    <w:link w:val="Titre7Car"/>
     <w:uiPriority w:val="9"/>
     <w:semiHidden/>
     <w:unhideWhenUsed/>
@@ -8132,11 +8354,11 @@
       <w:color w:val="404040" w:themeColor="text1" w:themeTint="BF"/>
     </w:rPr>
   </w:style>
-  <w:style w:type="paragraph" w:styleId="Heading8">
+  <w:style w:type="paragraph" w:styleId="Titre8">
     <w:name w:val="heading 8"/>
     <w:basedOn w:val="Normal"/>
     <w:next w:val="Normal"/>
-    <w:link w:val="Heading8Char"/>
+    <w:link w:val="Titre8Car"/>
     <w:uiPriority w:val="9"/>
     <w:semiHidden/>
     <w:unhideWhenUsed/>
@@ -8155,11 +8377,11 @@
       <w:szCs w:val="20"/>
     </w:rPr>
   </w:style>
-  <w:style w:type="paragraph" w:styleId="Heading9">
+  <w:style w:type="paragraph" w:styleId="Titre9">
     <w:name w:val="heading 9"/>
     <w:basedOn w:val="Normal"/>
     <w:next w:val="Normal"/>
-    <w:link w:val="Heading9Char"/>
+    <w:link w:val="Titre9Car"/>
     <w:uiPriority w:val="9"/>
     <w:semiHidden/>
     <w:unhideWhenUsed/>
@@ -8180,13 +8402,12 @@
       <w:szCs w:val="20"/>
     </w:rPr>
   </w:style>
-  <w:style w:type="character" w:default="1" w:styleId="DefaultParagraphFont">
+  <w:style w:type="character" w:default="1" w:styleId="Policepardfaut">
     <w:name w:val="Default Paragraph Font"/>
     <w:uiPriority w:val="1"/>
-    <w:semiHidden/>
     <w:unhideWhenUsed/>
   </w:style>
-  <w:style w:type="table" w:default="1" w:styleId="TableNormal">
+  <w:style w:type="table" w:default="1" w:styleId="TableauNormal">
     <w:name w:val="Normal Table"/>
     <w:uiPriority w:val="99"/>
     <w:semiHidden/>
@@ -8201,16 +8422,16 @@
       </w:tblCellMar>
     </w:tblPr>
   </w:style>
-  <w:style w:type="numbering" w:default="1" w:styleId="NoList">
+  <w:style w:type="numbering" w:default="1" w:styleId="Aucuneliste">
     <w:name w:val="No List"/>
     <w:uiPriority w:val="99"/>
     <w:semiHidden/>
     <w:unhideWhenUsed/>
   </w:style>
-  <w:style w:type="paragraph" w:styleId="Header">
+  <w:style w:type="paragraph" w:styleId="En-tte">
     <w:name w:val="header"/>
     <w:basedOn w:val="Normal"/>
-    <w:link w:val="HeaderChar"/>
+    <w:link w:val="En-tteCar"/>
     <w:uiPriority w:val="99"/>
     <w:unhideWhenUsed/>
     <w:rsid w:val="00E618BF"/>
@@ -8222,17 +8443,17 @@
       <w:spacing w:after="0" w:line="240" w:lineRule="auto"/>
     </w:pPr>
   </w:style>
-  <w:style w:type="character" w:customStyle="1" w:styleId="HeaderChar">
-    <w:name w:val="Header Char"/>
-    <w:basedOn w:val="DefaultParagraphFont"/>
-    <w:link w:val="Header"/>
+  <w:style w:type="character" w:customStyle="1" w:styleId="En-tteCar">
+    <w:name w:val="En-tête Car"/>
+    <w:basedOn w:val="Policepardfaut"/>
+    <w:link w:val="En-tte"/>
     <w:uiPriority w:val="99"/>
     <w:rsid w:val="00E618BF"/>
   </w:style>
-  <w:style w:type="paragraph" w:styleId="Footer">
+  <w:style w:type="paragraph" w:styleId="Pieddepage">
     <w:name w:val="footer"/>
     <w:basedOn w:val="Normal"/>
-    <w:link w:val="FooterChar"/>
+    <w:link w:val="PieddepageCar"/>
     <w:uiPriority w:val="99"/>
     <w:unhideWhenUsed/>
     <w:rsid w:val="00E618BF"/>
@@ -8244,14 +8465,14 @@
       <w:spacing w:after="0" w:line="240" w:lineRule="auto"/>
     </w:pPr>
   </w:style>
-  <w:style w:type="character" w:customStyle="1" w:styleId="FooterChar">
-    <w:name w:val="Footer Char"/>
-    <w:basedOn w:val="DefaultParagraphFont"/>
-    <w:link w:val="Footer"/>
+  <w:style w:type="character" w:customStyle="1" w:styleId="PieddepageCar">
+    <w:name w:val="Pied de page Car"/>
+    <w:basedOn w:val="Policepardfaut"/>
+    <w:link w:val="Pieddepage"/>
     <w:uiPriority w:val="99"/>
     <w:rsid w:val="00E618BF"/>
   </w:style>
-  <w:style w:type="paragraph" w:styleId="NoSpacing">
+  <w:style w:type="paragraph" w:styleId="Sansinterligne">
     <w:name w:val="No Spacing"/>
     <w:uiPriority w:val="1"/>
     <w:qFormat/>
@@ -8260,10 +8481,10 @@
       <w:spacing w:after="0" w:line="240" w:lineRule="auto"/>
     </w:pPr>
   </w:style>
-  <w:style w:type="character" w:customStyle="1" w:styleId="Heading1Char">
-    <w:name w:val="Heading 1 Char"/>
-    <w:basedOn w:val="DefaultParagraphFont"/>
-    <w:link w:val="Heading1"/>
+  <w:style w:type="character" w:customStyle="1" w:styleId="Titre1Car">
+    <w:name w:val="Titre 1 Car"/>
+    <w:basedOn w:val="Policepardfaut"/>
+    <w:link w:val="Titre1"/>
     <w:uiPriority w:val="9"/>
     <w:rsid w:val="00FC693F"/>
     <w:rPr>
@@ -8275,10 +8496,10 @@
       <w:szCs w:val="28"/>
     </w:rPr>
   </w:style>
-  <w:style w:type="character" w:customStyle="1" w:styleId="Heading2Char">
-    <w:name w:val="Heading 2 Char"/>
-    <w:basedOn w:val="DefaultParagraphFont"/>
-    <w:link w:val="Heading2"/>
+  <w:style w:type="character" w:customStyle="1" w:styleId="Titre2Car">
+    <w:name w:val="Titre 2 Car"/>
+    <w:basedOn w:val="Policepardfaut"/>
+    <w:link w:val="Titre2"/>
     <w:uiPriority w:val="9"/>
     <w:rsid w:val="00FC693F"/>
     <w:rPr>
@@ -8290,10 +8511,10 @@
       <w:szCs w:val="26"/>
     </w:rPr>
   </w:style>
-  <w:style w:type="character" w:customStyle="1" w:styleId="Heading3Char">
-    <w:name w:val="Heading 3 Char"/>
-    <w:basedOn w:val="DefaultParagraphFont"/>
-    <w:link w:val="Heading3"/>
+  <w:style w:type="character" w:customStyle="1" w:styleId="Titre3Car">
+    <w:name w:val="Titre 3 Car"/>
+    <w:basedOn w:val="Policepardfaut"/>
+    <w:link w:val="Titre3"/>
     <w:uiPriority w:val="9"/>
     <w:rsid w:val="00FC693F"/>
     <w:rPr>
@@ -8303,11 +8524,11 @@
       <w:color w:val="4F81BD" w:themeColor="accent1"/>
     </w:rPr>
   </w:style>
-  <w:style w:type="paragraph" w:styleId="Title">
+  <w:style w:type="paragraph" w:styleId="Titre">
     <w:name w:val="Title"/>
     <w:basedOn w:val="Normal"/>
     <w:next w:val="Normal"/>
-    <w:link w:val="TitleChar"/>
+    <w:link w:val="TitreCar"/>
     <w:uiPriority w:val="10"/>
     <w:qFormat/>
     <w:rsid w:val="00FC693F"/>
@@ -8327,10 +8548,10 @@
       <w:szCs w:val="52"/>
     </w:rPr>
   </w:style>
-  <w:style w:type="character" w:customStyle="1" w:styleId="TitleChar">
-    <w:name w:val="Title Char"/>
-    <w:basedOn w:val="DefaultParagraphFont"/>
-    <w:link w:val="Title"/>
+  <w:style w:type="character" w:customStyle="1" w:styleId="TitreCar">
+    <w:name w:val="Titre Car"/>
+    <w:basedOn w:val="Policepardfaut"/>
+    <w:link w:val="Titre"/>
     <w:uiPriority w:val="10"/>
     <w:rsid w:val="00FC693F"/>
     <w:rPr>
@@ -8342,11 +8563,11 @@
       <w:szCs w:val="52"/>
     </w:rPr>
   </w:style>
-  <w:style w:type="paragraph" w:styleId="Subtitle">
+  <w:style w:type="paragraph" w:styleId="Sous-titre">
     <w:name w:val="Subtitle"/>
     <w:basedOn w:val="Normal"/>
     <w:next w:val="Normal"/>
-    <w:link w:val="SubtitleChar"/>
+    <w:link w:val="Sous-titreCar"/>
     <w:uiPriority w:val="11"/>
     <w:qFormat/>
     <w:rsid w:val="00FC693F"/>
@@ -8365,10 +8586,10 @@
       <w:szCs w:val="24"/>
     </w:rPr>
   </w:style>
-  <w:style w:type="character" w:customStyle="1" w:styleId="SubtitleChar">
-    <w:name w:val="Subtitle Char"/>
-    <w:basedOn w:val="DefaultParagraphFont"/>
-    <w:link w:val="Subtitle"/>
+  <w:style w:type="character" w:customStyle="1" w:styleId="Sous-titreCar">
+    <w:name w:val="Sous-titre Car"/>
+    <w:basedOn w:val="Policepardfaut"/>
+    <w:link w:val="Sous-titre"/>
     <w:uiPriority w:val="11"/>
     <w:rsid w:val="00FC693F"/>
     <w:rPr>
@@ -8381,7 +8602,7 @@
       <w:szCs w:val="24"/>
     </w:rPr>
   </w:style>
-  <w:style w:type="paragraph" w:styleId="ListParagraph">
+  <w:style w:type="paragraph" w:styleId="Paragraphedeliste">
     <w:name w:val="List Paragraph"/>
     <w:basedOn w:val="Normal"/>
     <w:uiPriority w:val="34"/>
@@ -8392,10 +8613,10 @@
       <w:contextualSpacing/>
     </w:pPr>
   </w:style>
-  <w:style w:type="paragraph" w:styleId="BodyText">
+  <w:style w:type="paragraph" w:styleId="Corpsdetexte">
     <w:name w:val="Body Text"/>
     <w:basedOn w:val="Normal"/>
-    <w:link w:val="BodyTextChar"/>
+    <w:link w:val="CorpsdetexteCar"/>
     <w:uiPriority w:val="99"/>
     <w:unhideWhenUsed/>
     <w:rsid w:val="00AA1D8D"/>
@@ -8403,17 +8624,17 @@
       <w:spacing w:after="120"/>
     </w:pPr>
   </w:style>
-  <w:style w:type="character" w:customStyle="1" w:styleId="BodyTextChar">
-    <w:name w:val="Body Text Char"/>
-    <w:basedOn w:val="DefaultParagraphFont"/>
-    <w:link w:val="BodyText"/>
+  <w:style w:type="character" w:customStyle="1" w:styleId="CorpsdetexteCar">
+    <w:name w:val="Corps de texte Car"/>
+    <w:basedOn w:val="Policepardfaut"/>
+    <w:link w:val="Corpsdetexte"/>
     <w:uiPriority w:val="99"/>
     <w:rsid w:val="00AA1D8D"/>
   </w:style>
-  <w:style w:type="paragraph" w:styleId="BodyText2">
+  <w:style w:type="paragraph" w:styleId="Corpsdetexte2">
     <w:name w:val="Body Text 2"/>
     <w:basedOn w:val="Normal"/>
-    <w:link w:val="BodyText2Char"/>
+    <w:link w:val="Corpsdetexte2Car"/>
     <w:uiPriority w:val="99"/>
     <w:unhideWhenUsed/>
     <w:rsid w:val="00AA1D8D"/>
@@ -8421,17 +8642,17 @@
       <w:spacing w:after="120" w:line="480" w:lineRule="auto"/>
     </w:pPr>
   </w:style>
-  <w:style w:type="character" w:customStyle="1" w:styleId="BodyText2Char">
-    <w:name w:val="Body Text 2 Char"/>
-    <w:basedOn w:val="DefaultParagraphFont"/>
-    <w:link w:val="BodyText2"/>
+  <w:style w:type="character" w:customStyle="1" w:styleId="Corpsdetexte2Car">
+    <w:name w:val="Corps de texte 2 Car"/>
+    <w:basedOn w:val="Policepardfaut"/>
+    <w:link w:val="Corpsdetexte2"/>
     <w:uiPriority w:val="99"/>
     <w:rsid w:val="00AA1D8D"/>
   </w:style>
-  <w:style w:type="paragraph" w:styleId="BodyText3">
+  <w:style w:type="paragraph" w:styleId="Corpsdetexte3">
     <w:name w:val="Body Text 3"/>
     <w:basedOn w:val="Normal"/>
-    <w:link w:val="BodyText3Char"/>
+    <w:link w:val="Corpsdetexte3Car"/>
     <w:uiPriority w:val="99"/>
     <w:unhideWhenUsed/>
     <w:rsid w:val="00AA1D8D"/>
@@ -8443,10 +8664,10 @@
       <w:szCs w:val="16"/>
     </w:rPr>
   </w:style>
-  <w:style w:type="character" w:customStyle="1" w:styleId="BodyText3Char">
-    <w:name w:val="Body Text 3 Char"/>
-    <w:basedOn w:val="DefaultParagraphFont"/>
-    <w:link w:val="BodyText3"/>
+  <w:style w:type="character" w:customStyle="1" w:styleId="Corpsdetexte3Car">
+    <w:name w:val="Corps de texte 3 Car"/>
+    <w:basedOn w:val="Policepardfaut"/>
+    <w:link w:val="Corpsdetexte3"/>
     <w:uiPriority w:val="99"/>
     <w:rsid w:val="00AA1D8D"/>
     <w:rPr>
@@ -8454,7 +8675,7 @@
       <w:szCs w:val="16"/>
     </w:rPr>
   </w:style>
-  <w:style w:type="paragraph" w:styleId="List">
+  <w:style w:type="paragraph" w:styleId="Liste">
     <w:name w:val="List"/>
     <w:basedOn w:val="Normal"/>
     <w:uiPriority w:val="99"/>
@@ -8465,7 +8686,7 @@
       <w:contextualSpacing/>
     </w:pPr>
   </w:style>
-  <w:style w:type="paragraph" w:styleId="List2">
+  <w:style w:type="paragraph" w:styleId="Liste2">
     <w:name w:val="List 2"/>
     <w:basedOn w:val="Normal"/>
     <w:uiPriority w:val="99"/>
@@ -8476,7 +8697,7 @@
       <w:contextualSpacing/>
     </w:pPr>
   </w:style>
-  <w:style w:type="paragraph" w:styleId="List3">
+  <w:style w:type="paragraph" w:styleId="Liste3">
     <w:name w:val="List 3"/>
     <w:basedOn w:val="Normal"/>
     <w:uiPriority w:val="99"/>
@@ -8487,7 +8708,7 @@
       <w:contextualSpacing/>
     </w:pPr>
   </w:style>
-  <w:style w:type="paragraph" w:styleId="ListBullet">
+  <w:style w:type="paragraph" w:styleId="Listepuces">
     <w:name w:val="List Bullet"/>
     <w:basedOn w:val="Normal"/>
     <w:uiPriority w:val="99"/>
@@ -8500,7 +8721,7 @@
       <w:contextualSpacing/>
     </w:pPr>
   </w:style>
-  <w:style w:type="paragraph" w:styleId="ListBullet2">
+  <w:style w:type="paragraph" w:styleId="Listepuces2">
     <w:name w:val="List Bullet 2"/>
     <w:basedOn w:val="Normal"/>
     <w:uiPriority w:val="99"/>
@@ -8513,7 +8734,7 @@
       <w:contextualSpacing/>
     </w:pPr>
   </w:style>
-  <w:style w:type="paragraph" w:styleId="ListBullet3">
+  <w:style w:type="paragraph" w:styleId="Listepuces3">
     <w:name w:val="List Bullet 3"/>
     <w:basedOn w:val="Normal"/>
     <w:uiPriority w:val="99"/>
@@ -8526,7 +8747,7 @@
       <w:contextualSpacing/>
     </w:pPr>
   </w:style>
-  <w:style w:type="paragraph" w:styleId="ListNumber">
+  <w:style w:type="paragraph" w:styleId="Listenumros">
     <w:name w:val="List Number"/>
     <w:basedOn w:val="Normal"/>
     <w:uiPriority w:val="99"/>
@@ -8539,7 +8760,7 @@
       <w:contextualSpacing/>
     </w:pPr>
   </w:style>
-  <w:style w:type="paragraph" w:styleId="ListNumber2">
+  <w:style w:type="paragraph" w:styleId="Listenumros2">
     <w:name w:val="List Number 2"/>
     <w:basedOn w:val="Normal"/>
     <w:uiPriority w:val="99"/>
@@ -8552,7 +8773,7 @@
       <w:contextualSpacing/>
     </w:pPr>
   </w:style>
-  <w:style w:type="paragraph" w:styleId="ListNumber3">
+  <w:style w:type="paragraph" w:styleId="Listenumros3">
     <w:name w:val="List Number 3"/>
     <w:basedOn w:val="Normal"/>
     <w:uiPriority w:val="99"/>
@@ -8565,7 +8786,7 @@
       <w:contextualSpacing/>
     </w:pPr>
   </w:style>
-  <w:style w:type="paragraph" w:styleId="ListContinue">
+  <w:style w:type="paragraph" w:styleId="Listecontinue">
     <w:name w:val="List Continue"/>
     <w:basedOn w:val="Normal"/>
     <w:uiPriority w:val="99"/>
@@ -8577,7 +8798,7 @@
       <w:contextualSpacing/>
     </w:pPr>
   </w:style>
-  <w:style w:type="paragraph" w:styleId="ListContinue2">
+  <w:style w:type="paragraph" w:styleId="Listecontinue2">
     <w:name w:val="List Continue 2"/>
     <w:basedOn w:val="Normal"/>
     <w:uiPriority w:val="99"/>
@@ -8589,7 +8810,7 @@
       <w:contextualSpacing/>
     </w:pPr>
   </w:style>
-  <w:style w:type="paragraph" w:styleId="ListContinue3">
+  <w:style w:type="paragraph" w:styleId="Listecontinue3">
     <w:name w:val="List Continue 3"/>
     <w:basedOn w:val="Normal"/>
     <w:uiPriority w:val="99"/>
@@ -8601,9 +8822,9 @@
       <w:contextualSpacing/>
     </w:pPr>
   </w:style>
-  <w:style w:type="paragraph" w:styleId="MacroText">
+  <w:style w:type="paragraph" w:styleId="Textedemacro">
     <w:name w:val="macro"/>
-    <w:link w:val="MacroTextChar"/>
+    <w:link w:val="TextedemacroCar"/>
     <w:uiPriority w:val="99"/>
     <w:unhideWhenUsed/>
     <w:rsid w:val="0029639D"/>
@@ -8624,10 +8845,10 @@
       <w:szCs w:val="20"/>
     </w:rPr>
   </w:style>
-  <w:style w:type="character" w:customStyle="1" w:styleId="MacroTextChar">
-    <w:name w:val="Macro Text Char"/>
-    <w:basedOn w:val="DefaultParagraphFont"/>
-    <w:link w:val="MacroText"/>
+  <w:style w:type="character" w:customStyle="1" w:styleId="TextedemacroCar">
+    <w:name w:val="Texte de macro Car"/>
+    <w:basedOn w:val="Policepardfaut"/>
+    <w:link w:val="Textedemacro"/>
     <w:uiPriority w:val="99"/>
     <w:rsid w:val="0029639D"/>
     <w:rPr>
@@ -8636,11 +8857,11 @@
       <w:szCs w:val="20"/>
     </w:rPr>
   </w:style>
-  <w:style w:type="paragraph" w:styleId="Quote">
+  <w:style w:type="paragraph" w:styleId="Citation">
     <w:name w:val="Quote"/>
     <w:basedOn w:val="Normal"/>
     <w:next w:val="Normal"/>
-    <w:link w:val="QuoteChar"/>
+    <w:link w:val="CitationCar"/>
     <w:uiPriority w:val="29"/>
     <w:qFormat/>
     <w:rsid w:val="00FC693F"/>
@@ -8650,10 +8871,10 @@
       <w:color w:val="000000" w:themeColor="text1"/>
     </w:rPr>
   </w:style>
-  <w:style w:type="character" w:customStyle="1" w:styleId="QuoteChar">
-    <w:name w:val="Quote Char"/>
-    <w:basedOn w:val="DefaultParagraphFont"/>
-    <w:link w:val="Quote"/>
+  <w:style w:type="character" w:customStyle="1" w:styleId="CitationCar">
+    <w:name w:val="Citation Car"/>
+    <w:basedOn w:val="Policepardfaut"/>
+    <w:link w:val="Citation"/>
     <w:uiPriority w:val="29"/>
     <w:rsid w:val="00FC693F"/>
     <w:rPr>
@@ -8662,10 +8883,10 @@
       <w:color w:val="000000" w:themeColor="text1"/>
     </w:rPr>
   </w:style>
-  <w:style w:type="character" w:customStyle="1" w:styleId="Heading4Char">
-    <w:name w:val="Heading 4 Char"/>
-    <w:basedOn w:val="DefaultParagraphFont"/>
-    <w:link w:val="Heading4"/>
+  <w:style w:type="character" w:customStyle="1" w:styleId="Titre4Car">
+    <w:name w:val="Titre 4 Car"/>
+    <w:basedOn w:val="Policepardfaut"/>
+    <w:link w:val="Titre4"/>
     <w:uiPriority w:val="9"/>
     <w:semiHidden/>
     <w:rsid w:val="00FC693F"/>
@@ -8678,10 +8899,10 @@
       <w:color w:val="4F81BD" w:themeColor="accent1"/>
     </w:rPr>
   </w:style>
-  <w:style w:type="character" w:customStyle="1" w:styleId="Heading5Char">
-    <w:name w:val="Heading 5 Char"/>
-    <w:basedOn w:val="DefaultParagraphFont"/>
-    <w:link w:val="Heading5"/>
+  <w:style w:type="character" w:customStyle="1" w:styleId="Titre5Car">
+    <w:name w:val="Titre 5 Car"/>
+    <w:basedOn w:val="Policepardfaut"/>
+    <w:link w:val="Titre5"/>
     <w:uiPriority w:val="9"/>
     <w:semiHidden/>
     <w:rsid w:val="00FC693F"/>
@@ -8690,10 +8911,10 @@
       <w:color w:val="243F60" w:themeColor="accent1" w:themeShade="7F"/>
     </w:rPr>
   </w:style>
-  <w:style w:type="character" w:customStyle="1" w:styleId="Heading6Char">
-    <w:name w:val="Heading 6 Char"/>
-    <w:basedOn w:val="DefaultParagraphFont"/>
-    <w:link w:val="Heading6"/>
+  <w:style w:type="character" w:customStyle="1" w:styleId="Titre6Car">
+    <w:name w:val="Titre 6 Car"/>
+    <w:basedOn w:val="Policepardfaut"/>
+    <w:link w:val="Titre6"/>
     <w:uiPriority w:val="9"/>
     <w:semiHidden/>
     <w:rsid w:val="00FC693F"/>
@@ -8704,10 +8925,10 @@
       <w:color w:val="243F60" w:themeColor="accent1" w:themeShade="7F"/>
     </w:rPr>
   </w:style>
-  <w:style w:type="character" w:customStyle="1" w:styleId="Heading7Char">
-    <w:name w:val="Heading 7 Char"/>
-    <w:basedOn w:val="DefaultParagraphFont"/>
-    <w:link w:val="Heading7"/>
+  <w:style w:type="character" w:customStyle="1" w:styleId="Titre7Car">
+    <w:name w:val="Titre 7 Car"/>
+    <w:basedOn w:val="Policepardfaut"/>
+    <w:link w:val="Titre7"/>
     <w:uiPriority w:val="9"/>
     <w:semiHidden/>
     <w:rsid w:val="00FC693F"/>
@@ -8718,10 +8939,10 @@
       <w:color w:val="404040" w:themeColor="text1" w:themeTint="BF"/>
     </w:rPr>
   </w:style>
-  <w:style w:type="character" w:customStyle="1" w:styleId="Heading8Char">
-    <w:name w:val="Heading 8 Char"/>
-    <w:basedOn w:val="DefaultParagraphFont"/>
-    <w:link w:val="Heading8"/>
+  <w:style w:type="character" w:customStyle="1" w:styleId="Titre8Car">
+    <w:name w:val="Titre 8 Car"/>
+    <w:basedOn w:val="Policepardfaut"/>
+    <w:link w:val="Titre8"/>
     <w:uiPriority w:val="9"/>
     <w:semiHidden/>
     <w:rsid w:val="00FC693F"/>
@@ -8732,10 +8953,10 @@
       <w:szCs w:val="20"/>
     </w:rPr>
   </w:style>
-  <w:style w:type="character" w:customStyle="1" w:styleId="Heading9Char">
-    <w:name w:val="Heading 9 Char"/>
-    <w:basedOn w:val="DefaultParagraphFont"/>
-    <w:link w:val="Heading9"/>
+  <w:style w:type="character" w:customStyle="1" w:styleId="Titre9Car">
+    <w:name w:val="Titre 9 Car"/>
+    <w:basedOn w:val="Policepardfaut"/>
+    <w:link w:val="Titre9"/>
     <w:uiPriority w:val="9"/>
     <w:semiHidden/>
     <w:rsid w:val="00FC693F"/>
@@ -8748,7 +8969,7 @@
       <w:szCs w:val="20"/>
     </w:rPr>
   </w:style>
-  <w:style w:type="paragraph" w:styleId="Caption">
+  <w:style w:type="paragraph" w:styleId="Lgende">
     <w:name w:val="caption"/>
     <w:basedOn w:val="Normal"/>
     <w:next w:val="Normal"/>
@@ -8768,9 +8989,9 @@
       <w:szCs w:val="18"/>
     </w:rPr>
   </w:style>
-  <w:style w:type="character" w:styleId="Strong">
+  <w:style w:type="character" w:styleId="lev">
     <w:name w:val="Strong"/>
-    <w:basedOn w:val="DefaultParagraphFont"/>
+    <w:basedOn w:val="Policepardfaut"/>
     <w:uiPriority w:val="22"/>
     <w:qFormat/>
     <w:rsid w:val="00FC693F"/>
@@ -8779,9 +9000,9 @@
       <w:bCs/>
     </w:rPr>
   </w:style>
-  <w:style w:type="character" w:styleId="Emphasis">
+  <w:style w:type="character" w:styleId="Accentuation">
     <w:name w:val="Emphasis"/>
-    <w:basedOn w:val="DefaultParagraphFont"/>
+    <w:basedOn w:val="Policepardfaut"/>
     <w:uiPriority w:val="20"/>
     <w:qFormat/>
     <w:rsid w:val="00FC693F"/>
@@ -8790,11 +9011,11 @@
       <w:iCs/>
     </w:rPr>
   </w:style>
-  <w:style w:type="paragraph" w:styleId="IntenseQuote">
+  <w:style w:type="paragraph" w:styleId="Citationintense">
     <w:name w:val="Intense Quote"/>
     <w:basedOn w:val="Normal"/>
     <w:next w:val="Normal"/>
-    <w:link w:val="IntenseQuoteChar"/>
+    <w:link w:val="CitationintenseCar"/>
     <w:uiPriority w:val="30"/>
     <w:qFormat/>
     <w:rsid w:val="00FC693F"/>
@@ -8813,10 +9034,10 @@
       <w:color w:val="4F81BD" w:themeColor="accent1"/>
     </w:rPr>
   </w:style>
-  <w:style w:type="character" w:customStyle="1" w:styleId="IntenseQuoteChar">
-    <w:name w:val="Intense Quote Char"/>
-    <w:basedOn w:val="DefaultParagraphFont"/>
-    <w:link w:val="IntenseQuote"/>
+  <w:style w:type="character" w:customStyle="1" w:styleId="CitationintenseCar">
+    <w:name w:val="Citation intense Car"/>
+    <w:basedOn w:val="Policepardfaut"/>
+    <w:link w:val="Citationintense"/>
     <w:uiPriority w:val="30"/>
     <w:rsid w:val="00FC693F"/>
     <w:rPr>
@@ -8827,9 +9048,9 @@
       <w:color w:val="4F81BD" w:themeColor="accent1"/>
     </w:rPr>
   </w:style>
-  <w:style w:type="character" w:styleId="SubtleEmphasis">
+  <w:style w:type="character" w:styleId="Accentuationlgre">
     <w:name w:val="Subtle Emphasis"/>
-    <w:basedOn w:val="DefaultParagraphFont"/>
+    <w:basedOn w:val="Policepardfaut"/>
     <w:uiPriority w:val="19"/>
     <w:qFormat/>
     <w:rsid w:val="00FC693F"/>
@@ -8839,9 +9060,9 @@
       <w:color w:val="808080" w:themeColor="text1" w:themeTint="7F"/>
     </w:rPr>
   </w:style>
-  <w:style w:type="character" w:styleId="IntenseEmphasis">
+  <w:style w:type="character" w:styleId="Accentuationintense">
     <w:name w:val="Intense Emphasis"/>
-    <w:basedOn w:val="DefaultParagraphFont"/>
+    <w:basedOn w:val="Policepardfaut"/>
     <w:uiPriority w:val="21"/>
     <w:qFormat/>
     <w:rsid w:val="00FC693F"/>
@@ -8853,9 +9074,9 @@
       <w:color w:val="4F81BD" w:themeColor="accent1"/>
     </w:rPr>
   </w:style>
-  <w:style w:type="character" w:styleId="SubtleReference">
+  <w:style w:type="character" w:styleId="Rfrencelgre">
     <w:name w:val="Subtle Reference"/>
-    <w:basedOn w:val="DefaultParagraphFont"/>
+    <w:basedOn w:val="Policepardfaut"/>
     <w:uiPriority w:val="31"/>
     <w:qFormat/>
     <w:rsid w:val="00FC693F"/>
@@ -8865,9 +9086,9 @@
       <w:u w:val="single"/>
     </w:rPr>
   </w:style>
-  <w:style w:type="character" w:styleId="IntenseReference">
+  <w:style w:type="character" w:styleId="Rfrenceintense">
     <w:name w:val="Intense Reference"/>
-    <w:basedOn w:val="DefaultParagraphFont"/>
+    <w:basedOn w:val="Policepardfaut"/>
     <w:uiPriority w:val="32"/>
     <w:qFormat/>
     <w:rsid w:val="00FC693F"/>
@@ -8880,9 +9101,9 @@
       <w:u w:val="single"/>
     </w:rPr>
   </w:style>
-  <w:style w:type="character" w:styleId="BookTitle">
+  <w:style w:type="character" w:styleId="Titredulivre">
     <w:name w:val="Book Title"/>
-    <w:basedOn w:val="DefaultParagraphFont"/>
+    <w:basedOn w:val="Policepardfaut"/>
     <w:uiPriority w:val="33"/>
     <w:qFormat/>
     <w:rsid w:val="00FC693F"/>
@@ -8893,9 +9114,9 @@
       <w:spacing w:val="5"/>
     </w:rPr>
   </w:style>
-  <w:style w:type="paragraph" w:styleId="TOCHeading">
+  <w:style w:type="paragraph" w:styleId="En-ttedetabledesmatires">
     <w:name w:val="TOC Heading"/>
-    <w:basedOn w:val="Heading1"/>
+    <w:basedOn w:val="Titre1"/>
     <w:next w:val="Normal"/>
     <w:uiPriority w:val="39"/>
     <w:semiHidden/>
@@ -8906,9 +9127,9 @@
       <w:outlineLvl w:val="9"/>
     </w:pPr>
   </w:style>
-  <w:style w:type="table" w:styleId="TableGrid">
+  <w:style w:type="table" w:styleId="Grilledutableau">
     <w:name w:val="Table Grid"/>
-    <w:basedOn w:val="TableNormal"/>
+    <w:basedOn w:val="TableauNormal"/>
     <w:uiPriority w:val="59"/>
     <w:rsid w:val="00FC693F"/>
     <w:pPr>
@@ -8925,9 +9146,9 @@
       </w:tblBorders>
     </w:tblPr>
   </w:style>
-  <w:style w:type="table" w:styleId="LightShading">
+  <w:style w:type="table" w:styleId="Ombrageclair">
     <w:name w:val="Light Shading"/>
-    <w:basedOn w:val="TableNormal"/>
+    <w:basedOn w:val="TableauNormal"/>
     <w:uiPriority w:val="60"/>
     <w:rsid w:val="00FC693F"/>
     <w:pPr>
@@ -9021,9 +9242,9 @@
       </w:tcPr>
     </w:tblStylePr>
   </w:style>
-  <w:style w:type="table" w:styleId="LightShading-Accent1">
+  <w:style w:type="table" w:styleId="Trameclaire-Accent1">
     <w:name w:val="Light Shading Accent 1"/>
-    <w:basedOn w:val="TableNormal"/>
+    <w:basedOn w:val="TableauNormal"/>
     <w:uiPriority w:val="60"/>
     <w:rsid w:val="00FC693F"/>
     <w:pPr>
@@ -9117,9 +9338,9 @@
       </w:tcPr>
     </w:tblStylePr>
   </w:style>
-  <w:style w:type="table" w:styleId="LightShading-Accent2">
+  <w:style w:type="table" w:styleId="Trameclaire-Accent2">
     <w:name w:val="Light Shading Accent 2"/>
-    <w:basedOn w:val="TableNormal"/>
+    <w:basedOn w:val="TableauNormal"/>
     <w:uiPriority w:val="60"/>
     <w:rsid w:val="00FC693F"/>
     <w:pPr>
@@ -9213,9 +9434,9 @@
       </w:tcPr>
     </w:tblStylePr>
   </w:style>
-  <w:style w:type="table" w:styleId="LightShading-Accent3">
+  <w:style w:type="table" w:styleId="Trameclaire-Accent3">
     <w:name w:val="Light Shading Accent 3"/>
-    <w:basedOn w:val="TableNormal"/>
+    <w:basedOn w:val="TableauNormal"/>
     <w:uiPriority w:val="60"/>
     <w:rsid w:val="00FC693F"/>
     <w:pPr>
@@ -9309,9 +9530,9 @@
       </w:tcPr>
     </w:tblStylePr>
   </w:style>
-  <w:style w:type="table" w:styleId="LightShading-Accent4">
+  <w:style w:type="table" w:styleId="Trameclaire-Accent4">
     <w:name w:val="Light Shading Accent 4"/>
-    <w:basedOn w:val="TableNormal"/>
+    <w:basedOn w:val="TableauNormal"/>
     <w:uiPriority w:val="60"/>
     <w:rsid w:val="00FC693F"/>
     <w:pPr>
@@ -9405,9 +9626,9 @@
       </w:tcPr>
     </w:tblStylePr>
   </w:style>
-  <w:style w:type="table" w:styleId="LightShading-Accent5">
+  <w:style w:type="table" w:styleId="Trameclaire-Accent5">
     <w:name w:val="Light Shading Accent 5"/>
-    <w:basedOn w:val="TableNormal"/>
+    <w:basedOn w:val="TableauNormal"/>
     <w:uiPriority w:val="60"/>
     <w:rsid w:val="00FC693F"/>
     <w:pPr>
@@ -9501,9 +9722,9 @@
       </w:tcPr>
     </w:tblStylePr>
   </w:style>
-  <w:style w:type="table" w:styleId="LightShading-Accent6">
+  <w:style w:type="table" w:styleId="Trameclaire-Accent6">
     <w:name w:val="Light Shading Accent 6"/>
-    <w:basedOn w:val="TableNormal"/>
+    <w:basedOn w:val="TableauNormal"/>
     <w:uiPriority w:val="60"/>
     <w:rsid w:val="00FC693F"/>
     <w:pPr>
@@ -9597,9 +9818,9 @@
       </w:tcPr>
     </w:tblStylePr>
   </w:style>
-  <w:style w:type="table" w:styleId="LightList">
+  <w:style w:type="table" w:styleId="Listeclaire">
     <w:name w:val="Light List"/>
-    <w:basedOn w:val="TableNormal"/>
+    <w:basedOn w:val="TableauNormal"/>
     <w:uiPriority w:val="61"/>
     <w:rsid w:val="00FC693F"/>
     <w:pPr>
@@ -9682,9 +9903,9 @@
       </w:tcPr>
     </w:tblStylePr>
   </w:style>
-  <w:style w:type="table" w:styleId="LightList-Accent1">
+  <w:style w:type="table" w:styleId="Listeclaire-Accent1">
     <w:name w:val="Light List Accent 1"/>
-    <w:basedOn w:val="TableNormal"/>
+    <w:basedOn w:val="TableauNormal"/>
     <w:uiPriority w:val="61"/>
     <w:rsid w:val="00FC693F"/>
     <w:pPr>
@@ -9767,9 +9988,9 @@
       </w:tcPr>
     </w:tblStylePr>
   </w:style>
-  <w:style w:type="table" w:styleId="LightList-Accent2">
+  <w:style w:type="table" w:styleId="Listeclaire-Accent2">
     <w:name w:val="Light List Accent 2"/>
-    <w:basedOn w:val="TableNormal"/>
+    <w:basedOn w:val="TableauNormal"/>
     <w:uiPriority w:val="61"/>
     <w:rsid w:val="00CB0664"/>
     <w:pPr>
@@ -9852,9 +10073,9 @@
       </w:tcPr>
     </w:tblStylePr>
   </w:style>
-  <w:style w:type="table" w:styleId="LightList-Accent3">
+  <w:style w:type="table" w:styleId="Listeclaire-Accent3">
     <w:name w:val="Light List Accent 3"/>
-    <w:basedOn w:val="TableNormal"/>
+    <w:basedOn w:val="TableauNormal"/>
     <w:uiPriority w:val="61"/>
     <w:rsid w:val="00CB0664"/>
     <w:pPr>
@@ -9937,9 +10158,9 @@
       </w:tcPr>
     </w:tblStylePr>
   </w:style>
-  <w:style w:type="table" w:styleId="LightList-Accent4">
+  <w:style w:type="table" w:styleId="Listeclaire-Accent4">
     <w:name w:val="Light List Accent 4"/>
-    <w:basedOn w:val="TableNormal"/>
+    <w:basedOn w:val="TableauNormal"/>
     <w:uiPriority w:val="61"/>
     <w:rsid w:val="00CB0664"/>
     <w:pPr>
@@ -10022,9 +10243,9 @@
       </w:tcPr>
     </w:tblStylePr>
   </w:style>
-  <w:style w:type="table" w:styleId="LightList-Accent5">
+  <w:style w:type="table" w:styleId="Listeclaire-Accent5">
     <w:name w:val="Light List Accent 5"/>
-    <w:basedOn w:val="TableNormal"/>
+    <w:basedOn w:val="TableauNormal"/>
     <w:uiPriority w:val="61"/>
     <w:rsid w:val="00CB0664"/>
     <w:pPr>
@@ -10107,9 +10328,9 @@
       </w:tcPr>
     </w:tblStylePr>
   </w:style>
-  <w:style w:type="table" w:styleId="LightList-Accent6">
+  <w:style w:type="table" w:styleId="Listeclaire-Accent6">
     <w:name w:val="Light List Accent 6"/>
-    <w:basedOn w:val="TableNormal"/>
+    <w:basedOn w:val="TableauNormal"/>
     <w:uiPriority w:val="61"/>
     <w:rsid w:val="00CB0664"/>
     <w:pPr>
@@ -10192,9 +10413,9 @@
       </w:tcPr>
     </w:tblStylePr>
   </w:style>
-  <w:style w:type="table" w:styleId="LightGrid">
+  <w:style w:type="table" w:styleId="Grilleclaire">
     <w:name w:val="Light Grid"/>
-    <w:basedOn w:val="TableNormal"/>
+    <w:basedOn w:val="TableauNormal"/>
     <w:uiPriority w:val="62"/>
     <w:rsid w:val="00CB0664"/>
     <w:pPr>
@@ -10315,9 +10536,9 @@
       </w:tcPr>
     </w:tblStylePr>
   </w:style>
-  <w:style w:type="table" w:styleId="LightGrid-Accent1">
+  <w:style w:type="table" w:styleId="Grilleclaire-Accent1">
     <w:name w:val="Light Grid Accent 1"/>
-    <w:basedOn w:val="TableNormal"/>
+    <w:basedOn w:val="TableauNormal"/>
     <w:uiPriority w:val="62"/>
     <w:rsid w:val="00CB0664"/>
     <w:pPr>
@@ -10438,9 +10659,9 @@
       </w:tcPr>
     </w:tblStylePr>
   </w:style>
-  <w:style w:type="table" w:styleId="LightGrid-Accent2">
+  <w:style w:type="table" w:styleId="Grilleclaire-Accent2">
     <w:name w:val="Light Grid Accent 2"/>
-    <w:basedOn w:val="TableNormal"/>
+    <w:basedOn w:val="TableauNormal"/>
     <w:uiPriority w:val="62"/>
     <w:rsid w:val="00CB0664"/>
     <w:pPr>
@@ -10561,9 +10782,9 @@
       </w:tcPr>
     </w:tblStylePr>
   </w:style>
-  <w:style w:type="table" w:styleId="LightGrid-Accent3">
+  <w:style w:type="table" w:styleId="Grilleclaire-Accent3">
     <w:name w:val="Light Grid Accent 3"/>
-    <w:basedOn w:val="TableNormal"/>
+    <w:basedOn w:val="TableauNormal"/>
     <w:uiPriority w:val="62"/>
     <w:rsid w:val="00CB0664"/>
     <w:pPr>
@@ -10684,9 +10905,9 @@
       </w:tcPr>
     </w:tblStylePr>
   </w:style>
-  <w:style w:type="table" w:styleId="LightGrid-Accent4">
+  <w:style w:type="table" w:styleId="Grilleclaire-Accent4">
     <w:name w:val="Light Grid Accent 4"/>
-    <w:basedOn w:val="TableNormal"/>
+    <w:basedOn w:val="TableauNormal"/>
     <w:uiPriority w:val="62"/>
     <w:rsid w:val="00CB0664"/>
     <w:pPr>
@@ -10807,9 +11028,9 @@
       </w:tcPr>
     </w:tblStylePr>
   </w:style>
-  <w:style w:type="table" w:styleId="LightGrid-Accent5">
+  <w:style w:type="table" w:styleId="Grilleclaire-Accent5">
     <w:name w:val="Light Grid Accent 5"/>
-    <w:basedOn w:val="TableNormal"/>
+    <w:basedOn w:val="TableauNormal"/>
     <w:uiPriority w:val="62"/>
     <w:rsid w:val="00CB0664"/>
     <w:pPr>
@@ -10930,9 +11151,9 @@
       </w:tcPr>
     </w:tblStylePr>
   </w:style>
-  <w:style w:type="table" w:styleId="LightGrid-Accent6">
+  <w:style w:type="table" w:styleId="Grilleclaire-Accent6">
     <w:name w:val="Light Grid Accent 6"/>
-    <w:basedOn w:val="TableNormal"/>
+    <w:basedOn w:val="TableauNormal"/>
     <w:uiPriority w:val="62"/>
     <w:rsid w:val="00CB0664"/>
     <w:pPr>
@@ -11053,9 +11274,9 @@
       </w:tcPr>
     </w:tblStylePr>
   </w:style>
-  <w:style w:type="table" w:styleId="MediumShading1">
+  <w:style w:type="table" w:styleId="Tramemoyenne1">
     <w:name w:val="Medium Shading 1"/>
-    <w:basedOn w:val="TableNormal"/>
+    <w:basedOn w:val="TableauNormal"/>
     <w:uiPriority w:val="63"/>
     <w:rsid w:val="00CB0664"/>
     <w:pPr>
@@ -11152,9 +11373,9 @@
       </w:tcPr>
     </w:tblStylePr>
   </w:style>
-  <w:style w:type="table" w:styleId="MediumShading1-Accent1">
+  <w:style w:type="table" w:styleId="Tramemoyenne1-Accent1">
     <w:name w:val="Medium Shading 1 Accent 1"/>
-    <w:basedOn w:val="TableNormal"/>
+    <w:basedOn w:val="TableauNormal"/>
     <w:uiPriority w:val="63"/>
     <w:rsid w:val="00CB0664"/>
     <w:pPr>
@@ -11251,9 +11472,9 @@
       </w:tcPr>
     </w:tblStylePr>
   </w:style>
-  <w:style w:type="table" w:styleId="MediumShading1-Accent2">
+  <w:style w:type="table" w:styleId="Tramemoyenne1-Accent2">
     <w:name w:val="Medium Shading 1 Accent 2"/>
-    <w:basedOn w:val="TableNormal"/>
+    <w:basedOn w:val="TableauNormal"/>
     <w:uiPriority w:val="63"/>
     <w:rsid w:val="00CB0664"/>
     <w:pPr>
@@ -11350,9 +11571,9 @@
       </w:tcPr>
     </w:tblStylePr>
   </w:style>
-  <w:style w:type="table" w:styleId="MediumShading1-Accent3">
+  <w:style w:type="table" w:styleId="Tramemoyenne1-Accent3">
     <w:name w:val="Medium Shading 1 Accent 3"/>
-    <w:basedOn w:val="TableNormal"/>
+    <w:basedOn w:val="TableauNormal"/>
     <w:uiPriority w:val="63"/>
     <w:rsid w:val="00CB0664"/>
     <w:pPr>
@@ -11449,9 +11670,9 @@
       </w:tcPr>
     </w:tblStylePr>
   </w:style>
-  <w:style w:type="table" w:styleId="MediumShading1-Accent4">
+  <w:style w:type="table" w:styleId="Tramemoyenne1-Accent4">
     <w:name w:val="Medium Shading 1 Accent 4"/>
-    <w:basedOn w:val="TableNormal"/>
+    <w:basedOn w:val="TableauNormal"/>
     <w:uiPriority w:val="63"/>
     <w:rsid w:val="00CB0664"/>
     <w:pPr>
@@ -11548,9 +11769,9 @@
       </w:tcPr>
     </w:tblStylePr>
   </w:style>
-  <w:style w:type="table" w:styleId="MediumShading1-Accent5">
+  <w:style w:type="table" w:styleId="Tramemoyenne1-Accent5">
     <w:name w:val="Medium Shading 1 Accent 5"/>
-    <w:basedOn w:val="TableNormal"/>
+    <w:basedOn w:val="TableauNormal"/>
     <w:uiPriority w:val="63"/>
     <w:rsid w:val="00CB0664"/>
     <w:pPr>
@@ -11647,9 +11868,9 @@
       </w:tcPr>
     </w:tblStylePr>
   </w:style>
-  <w:style w:type="table" w:styleId="MediumShading1-Accent6">
+  <w:style w:type="table" w:styleId="Tramemoyenne1-Accent6">
     <w:name w:val="Medium Shading 1 Accent 6"/>
-    <w:basedOn w:val="TableNormal"/>
+    <w:basedOn w:val="TableauNormal"/>
     <w:uiPriority w:val="63"/>
     <w:rsid w:val="00CB0664"/>
     <w:pPr>
@@ -11746,9 +11967,9 @@
       </w:tcPr>
     </w:tblStylePr>
   </w:style>
-  <w:style w:type="table" w:styleId="MediumShading2">
+  <w:style w:type="table" w:styleId="Tramemoyenne2">
     <w:name w:val="Medium Shading 2"/>
-    <w:basedOn w:val="TableNormal"/>
+    <w:basedOn w:val="TableauNormal"/>
     <w:uiPriority w:val="64"/>
     <w:rsid w:val="00CB0664"/>
     <w:pPr>
@@ -11888,9 +12109,9 @@
       </w:tcPr>
     </w:tblStylePr>
   </w:style>
-  <w:style w:type="table" w:styleId="MediumShading2-Accent1">
+  <w:style w:type="table" w:styleId="Tramemoyenne2-Accent1">
     <w:name w:val="Medium Shading 2 Accent 1"/>
-    <w:basedOn w:val="TableNormal"/>
+    <w:basedOn w:val="TableauNormal"/>
     <w:uiPriority w:val="64"/>
     <w:rsid w:val="00CB0664"/>
     <w:pPr>
@@ -12030,9 +12251,9 @@
       </w:tcPr>
     </w:tblStylePr>
   </w:style>
-  <w:style w:type="table" w:styleId="MediumShading2-Accent2">
+  <w:style w:type="table" w:styleId="Tramemoyenne2-Accent2">
     <w:name w:val="Medium Shading 2 Accent 2"/>
-    <w:basedOn w:val="TableNormal"/>
+    <w:basedOn w:val="TableauNormal"/>
     <w:uiPriority w:val="64"/>
     <w:rsid w:val="00CB0664"/>
     <w:pPr>
@@ -12172,9 +12393,9 @@
       </w:tcPr>
     </w:tblStylePr>
   </w:style>
-  <w:style w:type="table" w:styleId="MediumShading2-Accent3">
+  <w:style w:type="table" w:styleId="Tramemoyenne2-Accent3">
     <w:name w:val="Medium Shading 2 Accent 3"/>
-    <w:basedOn w:val="TableNormal"/>
+    <w:basedOn w:val="TableauNormal"/>
     <w:uiPriority w:val="64"/>
     <w:rsid w:val="00CB0664"/>
     <w:pPr>
@@ -12314,9 +12535,9 @@
       </w:tcPr>
     </w:tblStylePr>
   </w:style>
-  <w:style w:type="table" w:styleId="MediumShading2-Accent4">
+  <w:style w:type="table" w:styleId="Tramemoyenne2-Accent4">
     <w:name w:val="Medium Shading 2 Accent 4"/>
-    <w:basedOn w:val="TableNormal"/>
+    <w:basedOn w:val="TableauNormal"/>
     <w:uiPriority w:val="64"/>
     <w:rsid w:val="00CB0664"/>
     <w:pPr>
@@ -12456,9 +12677,9 @@
       </w:tcPr>
     </w:tblStylePr>
   </w:style>
-  <w:style w:type="table" w:styleId="MediumShading2-Accent5">
+  <w:style w:type="table" w:styleId="Tramemoyenne2-Accent5">
     <w:name w:val="Medium Shading 2 Accent 5"/>
-    <w:basedOn w:val="TableNormal"/>
+    <w:basedOn w:val="TableauNormal"/>
     <w:uiPriority w:val="64"/>
     <w:rsid w:val="00CB0664"/>
     <w:pPr>
@@ -12598,9 +12819,9 @@
       </w:tcPr>
     </w:tblStylePr>
   </w:style>
-  <w:style w:type="table" w:styleId="MediumShading2-Accent6">
+  <w:style w:type="table" w:styleId="Tramemoyenne2-Accent6">
     <w:name w:val="Medium Shading 2 Accent 6"/>
-    <w:basedOn w:val="TableNormal"/>
+    <w:basedOn w:val="TableauNormal"/>
     <w:uiPriority w:val="64"/>
     <w:rsid w:val="00CB0664"/>
     <w:pPr>
@@ -12740,9 +12961,9 @@
       </w:tcPr>
     </w:tblStylePr>
   </w:style>
-  <w:style w:type="table" w:styleId="MediumList1">
+  <w:style w:type="table" w:styleId="Listemoyenne1">
     <w:name w:val="Medium List 1"/>
-    <w:basedOn w:val="TableNormal"/>
+    <w:basedOn w:val="TableauNormal"/>
     <w:uiPriority w:val="65"/>
     <w:rsid w:val="00CB0664"/>
     <w:pPr>
@@ -12817,9 +13038,9 @@
       </w:tcPr>
     </w:tblStylePr>
   </w:style>
-  <w:style w:type="table" w:styleId="MediumList1-Accent1">
+  <w:style w:type="table" w:styleId="Listemoyenne1-Accent1">
     <w:name w:val="Medium List 1 Accent 1"/>
-    <w:basedOn w:val="TableNormal"/>
+    <w:basedOn w:val="TableauNormal"/>
     <w:uiPriority w:val="65"/>
     <w:rsid w:val="00CB0664"/>
     <w:pPr>
@@ -12894,9 +13115,9 @@
       </w:tcPr>
     </w:tblStylePr>
   </w:style>
-  <w:style w:type="table" w:styleId="MediumList1-Accent2">
+  <w:style w:type="table" w:styleId="Listemoyenne1-Accent2">
     <w:name w:val="Medium List 1 Accent 2"/>
-    <w:basedOn w:val="TableNormal"/>
+    <w:basedOn w:val="TableauNormal"/>
     <w:uiPriority w:val="65"/>
     <w:rsid w:val="00CB0664"/>
     <w:pPr>
@@ -12971,9 +13192,9 @@
       </w:tcPr>
     </w:tblStylePr>
   </w:style>
-  <w:style w:type="table" w:styleId="MediumList1-Accent3">
+  <w:style w:type="table" w:styleId="Listemoyenne1-Accent3">
     <w:name w:val="Medium List 1 Accent 3"/>
-    <w:basedOn w:val="TableNormal"/>
+    <w:basedOn w:val="TableauNormal"/>
     <w:uiPriority w:val="65"/>
     <w:rsid w:val="00CB0664"/>
     <w:pPr>
@@ -13048,9 +13269,9 @@
       </w:tcPr>
     </w:tblStylePr>
   </w:style>
-  <w:style w:type="table" w:styleId="MediumList1-Accent4">
+  <w:style w:type="table" w:styleId="Listemoyenne1-Accent4">
     <w:name w:val="Medium List 1 Accent 4"/>
-    <w:basedOn w:val="TableNormal"/>
+    <w:basedOn w:val="TableauNormal"/>
     <w:uiPriority w:val="65"/>
     <w:rsid w:val="00CB0664"/>
     <w:pPr>
@@ -13125,9 +13346,9 @@
       </w:tcPr>
     </w:tblStylePr>
   </w:style>
-  <w:style w:type="table" w:styleId="MediumList1-Accent5">
+  <w:style w:type="table" w:styleId="Listemoyenne1-Accent5">
     <w:name w:val="Medium List 1 Accent 5"/>
-    <w:basedOn w:val="TableNormal"/>
+    <w:basedOn w:val="TableauNormal"/>
     <w:uiPriority w:val="65"/>
     <w:rsid w:val="00CB0664"/>
     <w:pPr>
@@ -13202,9 +13423,9 @@
       </w:tcPr>
     </w:tblStylePr>
   </w:style>
-  <w:style w:type="table" w:styleId="MediumList1-Accent6">
+  <w:style w:type="table" w:styleId="Listemoyenne1-Accent6">
     <w:name w:val="Medium List 1 Accent 6"/>
-    <w:basedOn w:val="TableNormal"/>
+    <w:basedOn w:val="TableauNormal"/>
     <w:uiPriority w:val="65"/>
     <w:rsid w:val="00CB0664"/>
     <w:pPr>
@@ -13279,9 +13500,9 @@
       </w:tcPr>
     </w:tblStylePr>
   </w:style>
-  <w:style w:type="table" w:styleId="MediumList2">
+  <w:style w:type="table" w:styleId="Listemoyenne2">
     <w:name w:val="Medium List 2"/>
-    <w:basedOn w:val="TableNormal"/>
+    <w:basedOn w:val="TableauNormal"/>
     <w:uiPriority w:val="66"/>
     <w:rsid w:val="00CB0664"/>
     <w:pPr>
@@ -13400,9 +13621,9 @@
       </w:tcPr>
     </w:tblStylePr>
   </w:style>
-  <w:style w:type="table" w:styleId="MediumList2-Accent1">
+  <w:style w:type="table" w:styleId="Listemoyenne2-Accent1">
     <w:name w:val="Medium List 2 Accent 1"/>
-    <w:basedOn w:val="TableNormal"/>
+    <w:basedOn w:val="TableauNormal"/>
     <w:uiPriority w:val="66"/>
     <w:rsid w:val="00CB0664"/>
     <w:pPr>
@@ -13521,9 +13742,9 @@
       </w:tcPr>
     </w:tblStylePr>
   </w:style>
-  <w:style w:type="table" w:styleId="MediumList2-Accent2">
+  <w:style w:type="table" w:styleId="Listemoyenne2-Accent2">
     <w:name w:val="Medium List 2 Accent 2"/>
-    <w:basedOn w:val="TableNormal"/>
+    <w:basedOn w:val="TableauNormal"/>
     <w:uiPriority w:val="66"/>
     <w:rsid w:val="00CB0664"/>
     <w:pPr>
@@ -13642,9 +13863,9 @@
       </w:tcPr>
     </w:tblStylePr>
   </w:style>
-  <w:style w:type="table" w:styleId="MediumList2-Accent3">
+  <w:style w:type="table" w:styleId="Listemoyenne2-Accent3">
     <w:name w:val="Medium List 2 Accent 3"/>
-    <w:basedOn w:val="TableNormal"/>
+    <w:basedOn w:val="TableauNormal"/>
     <w:uiPriority w:val="66"/>
     <w:rsid w:val="00CB0664"/>
     <w:pPr>
@@ -13763,9 +13984,9 @@
       </w:tcPr>
     </w:tblStylePr>
   </w:style>
-  <w:style w:type="table" w:styleId="MediumList2-Accent4">
+  <w:style w:type="table" w:styleId="Listemoyenne2-Accent4">
     <w:name w:val="Medium List 2 Accent 4"/>
-    <w:basedOn w:val="TableNormal"/>
+    <w:basedOn w:val="TableauNormal"/>
     <w:uiPriority w:val="66"/>
     <w:rsid w:val="00CB0664"/>
     <w:pPr>
@@ -13884,9 +14105,9 @@
       </w:tcPr>
     </w:tblStylePr>
   </w:style>
-  <w:style w:type="table" w:styleId="MediumList2-Accent5">
+  <w:style w:type="table" w:styleId="Listemoyenne2-Accent5">
     <w:name w:val="Medium List 2 Accent 5"/>
-    <w:basedOn w:val="TableNormal"/>
+    <w:basedOn w:val="TableauNormal"/>
     <w:uiPriority w:val="66"/>
     <w:rsid w:val="00CB0664"/>
     <w:pPr>
@@ -14005,9 +14226,9 @@
       </w:tcPr>
     </w:tblStylePr>
   </w:style>
-  <w:style w:type="table" w:styleId="MediumList2-Accent6">
+  <w:style w:type="table" w:styleId="Listemoyenne2-Accent6">
     <w:name w:val="Medium List 2 Accent 6"/>
-    <w:basedOn w:val="TableNormal"/>
+    <w:basedOn w:val="TableauNormal"/>
     <w:uiPriority w:val="66"/>
     <w:rsid w:val="00CB0664"/>
     <w:pPr>
@@ -14126,9 +14347,9 @@
       </w:tcPr>
     </w:tblStylePr>
   </w:style>
-  <w:style w:type="table" w:styleId="MediumGrid1">
+  <w:style w:type="table" w:styleId="Grillemoyenne1">
     <w:name w:val="Medium Grid 1"/>
-    <w:basedOn w:val="TableNormal"/>
+    <w:basedOn w:val="TableauNormal"/>
     <w:uiPriority w:val="67"/>
     <w:rsid w:val="00CB0664"/>
     <w:pPr>
@@ -14192,9 +14413,9 @@
       </w:tcPr>
     </w:tblStylePr>
   </w:style>
-  <w:style w:type="table" w:styleId="MediumGrid1-Accent1">
+  <w:style w:type="table" w:styleId="Grillemoyenne1-Accent1">
     <w:name w:val="Medium Grid 1 Accent 1"/>
-    <w:basedOn w:val="TableNormal"/>
+    <w:basedOn w:val="TableauNormal"/>
     <w:uiPriority w:val="67"/>
     <w:rsid w:val="00CB0664"/>
     <w:pPr>
@@ -14258,9 +14479,9 @@
       </w:tcPr>
     </w:tblStylePr>
   </w:style>
-  <w:style w:type="table" w:styleId="MediumGrid1-Accent2">
+  <w:style w:type="table" w:styleId="Grillemoyenne1-Accent2">
     <w:name w:val="Medium Grid 1 Accent 2"/>
-    <w:basedOn w:val="TableNormal"/>
+    <w:basedOn w:val="TableauNormal"/>
     <w:uiPriority w:val="67"/>
     <w:rsid w:val="00CB0664"/>
     <w:pPr>
@@ -14324,9 +14545,9 @@
       </w:tcPr>
     </w:tblStylePr>
   </w:style>
-  <w:style w:type="table" w:styleId="MediumGrid1-Accent3">
+  <w:style w:type="table" w:styleId="Grillemoyenne1-Accent3">
     <w:name w:val="Medium Grid 1 Accent 3"/>
-    <w:basedOn w:val="TableNormal"/>
+    <w:basedOn w:val="TableauNormal"/>
     <w:uiPriority w:val="67"/>
     <w:rsid w:val="00CB0664"/>
     <w:pPr>
@@ -14390,9 +14611,9 @@
       </w:tcPr>
     </w:tblStylePr>
   </w:style>
-  <w:style w:type="table" w:styleId="MediumGrid1-Accent4">
+  <w:style w:type="table" w:styleId="Grillemoyenne1-Accent4">
     <w:name w:val="Medium Grid 1 Accent 4"/>
-    <w:basedOn w:val="TableNormal"/>
+    <w:basedOn w:val="TableauNormal"/>
     <w:uiPriority w:val="67"/>
     <w:rsid w:val="00CB0664"/>
     <w:pPr>
@@ -14456,9 +14677,9 @@
       </w:tcPr>
     </w:tblStylePr>
   </w:style>
-  <w:style w:type="table" w:styleId="MediumGrid1-Accent5">
+  <w:style w:type="table" w:styleId="Grillemoyenne1-Accent5">
     <w:name w:val="Medium Grid 1 Accent 5"/>
-    <w:basedOn w:val="TableNormal"/>
+    <w:basedOn w:val="TableauNormal"/>
     <w:uiPriority w:val="67"/>
     <w:rsid w:val="00CB0664"/>
     <w:pPr>
@@ -14522,9 +14743,9 @@
       </w:tcPr>
     </w:tblStylePr>
   </w:style>
-  <w:style w:type="table" w:styleId="MediumGrid1-Accent6">
+  <w:style w:type="table" w:styleId="Grillemoyenne1-Accent6">
     <w:name w:val="Medium Grid 1 Accent 6"/>
-    <w:basedOn w:val="TableNormal"/>
+    <w:basedOn w:val="TableauNormal"/>
     <w:uiPriority w:val="67"/>
     <w:rsid w:val="00CB0664"/>
     <w:pPr>
@@ -14588,9 +14809,9 @@
       </w:tcPr>
     </w:tblStylePr>
   </w:style>
-  <w:style w:type="table" w:styleId="MediumGrid2">
+  <w:style w:type="table" w:styleId="Grillemoyenne2">
     <w:name w:val="Medium Grid 2"/>
-    <w:basedOn w:val="TableNormal"/>
+    <w:basedOn w:val="TableauNormal"/>
     <w:uiPriority w:val="68"/>
     <w:rsid w:val="00CB0664"/>
     <w:pPr>
@@ -14706,9 +14927,9 @@
       </w:tcPr>
     </w:tblStylePr>
   </w:style>
-  <w:style w:type="table" w:styleId="MediumGrid2-Accent1">
+  <w:style w:type="table" w:styleId="Grillemoyenne2-Accent1">
     <w:name w:val="Medium Grid 2 Accent 1"/>
-    <w:basedOn w:val="TableNormal"/>
+    <w:basedOn w:val="TableauNormal"/>
     <w:uiPriority w:val="68"/>
     <w:rsid w:val="00CB0664"/>
     <w:pPr>
@@ -14824,9 +15045,9 @@
       </w:tcPr>
     </w:tblStylePr>
   </w:style>
-  <w:style w:type="table" w:styleId="MediumGrid2-Accent2">
+  <w:style w:type="table" w:styleId="Grillemoyenne2-Accent2">
     <w:name w:val="Medium Grid 2 Accent 2"/>
-    <w:basedOn w:val="TableNormal"/>
+    <w:basedOn w:val="TableauNormal"/>
     <w:uiPriority w:val="68"/>
     <w:rsid w:val="00CB0664"/>
     <w:pPr>
@@ -14942,9 +15163,9 @@
       </w:tcPr>
     </w:tblStylePr>
   </w:style>
-  <w:style w:type="table" w:styleId="MediumGrid2-Accent3">
+  <w:style w:type="table" w:styleId="Grillemoyenne2-Accent3">
     <w:name w:val="Medium Grid 2 Accent 3"/>
-    <w:basedOn w:val="TableNormal"/>
+    <w:basedOn w:val="TableauNormal"/>
     <w:uiPriority w:val="68"/>
     <w:rsid w:val="00CB0664"/>
     <w:pPr>
@@ -15060,9 +15281,9 @@
       </w:tcPr>
     </w:tblStylePr>
   </w:style>
-  <w:style w:type="table" w:styleId="MediumGrid2-Accent4">
+  <w:style w:type="table" w:styleId="Grillemoyenne2-Accent4">
     <w:name w:val="Medium Grid 2 Accent 4"/>
-    <w:basedOn w:val="TableNormal"/>
+    <w:basedOn w:val="TableauNormal"/>
     <w:uiPriority w:val="68"/>
     <w:rsid w:val="00CB0664"/>
     <w:pPr>
@@ -15178,9 +15399,9 @@
       </w:tcPr>
     </w:tblStylePr>
   </w:style>
-  <w:style w:type="table" w:styleId="MediumGrid2-Accent5">
+  <w:style w:type="table" w:styleId="Grillemoyenne2-Accent5">
     <w:name w:val="Medium Grid 2 Accent 5"/>
-    <w:basedOn w:val="TableNormal"/>
+    <w:basedOn w:val="TableauNormal"/>
     <w:uiPriority w:val="68"/>
     <w:rsid w:val="00CB0664"/>
     <w:pPr>
@@ -15296,9 +15517,9 @@
       </w:tcPr>
     </w:tblStylePr>
   </w:style>
-  <w:style w:type="table" w:styleId="MediumGrid2-Accent6">
+  <w:style w:type="table" w:styleId="Grillemoyenne2-Accent6">
     <w:name w:val="Medium Grid 2 Accent 6"/>
-    <w:basedOn w:val="TableNormal"/>
+    <w:basedOn w:val="TableauNormal"/>
     <w:uiPriority w:val="68"/>
     <w:rsid w:val="00CB0664"/>
     <w:pPr>
@@ -15414,9 +15635,9 @@
       </w:tcPr>
     </w:tblStylePr>
   </w:style>
-  <w:style w:type="table" w:styleId="MediumGrid3">
+  <w:style w:type="table" w:styleId="Grillemoyenne3">
     <w:name w:val="Medium Grid 3"/>
-    <w:basedOn w:val="TableNormal"/>
+    <w:basedOn w:val="TableauNormal"/>
     <w:uiPriority w:val="69"/>
     <w:rsid w:val="00CB0664"/>
     <w:pPr>
@@ -15548,9 +15769,9 @@
       </w:tcPr>
     </w:tblStylePr>
   </w:style>
-  <w:style w:type="table" w:styleId="MediumGrid3-Accent1">
+  <w:style w:type="table" w:styleId="Grillemoyenne3-Accent1">
     <w:name w:val="Medium Grid 3 Accent 1"/>
-    <w:basedOn w:val="TableNormal"/>
+    <w:basedOn w:val="TableauNormal"/>
     <w:uiPriority w:val="69"/>
     <w:rsid w:val="00CB0664"/>
     <w:pPr>
@@ -15682,9 +15903,9 @@
       </w:tcPr>
     </w:tblStylePr>
   </w:style>
-  <w:style w:type="table" w:styleId="MediumGrid3-Accent2">
+  <w:style w:type="table" w:styleId="Grillemoyenne3-Accent2">
     <w:name w:val="Medium Grid 3 Accent 2"/>
-    <w:basedOn w:val="TableNormal"/>
+    <w:basedOn w:val="TableauNormal"/>
     <w:uiPriority w:val="69"/>
     <w:rsid w:val="00CB0664"/>
     <w:pPr>
@@ -15816,9 +16037,9 @@
       </w:tcPr>
     </w:tblStylePr>
   </w:style>
-  <w:style w:type="table" w:styleId="MediumGrid3-Accent3">
+  <w:style w:type="table" w:styleId="Grillemoyenne3-Accent3">
     <w:name w:val="Medium Grid 3 Accent 3"/>
-    <w:basedOn w:val="TableNormal"/>
+    <w:basedOn w:val="TableauNormal"/>
     <w:uiPriority w:val="69"/>
     <w:rsid w:val="00CB0664"/>
     <w:pPr>
@@ -15950,9 +16171,9 @@
       </w:tcPr>
     </w:tblStylePr>
   </w:style>
-  <w:style w:type="table" w:styleId="MediumGrid3-Accent4">
+  <w:style w:type="table" w:styleId="Grillemoyenne3-Accent4">
     <w:name w:val="Medium Grid 3 Accent 4"/>
-    <w:basedOn w:val="TableNormal"/>
+    <w:basedOn w:val="TableauNormal"/>
     <w:uiPriority w:val="69"/>
     <w:rsid w:val="00CB0664"/>
     <w:pPr>
@@ -16084,9 +16305,9 @@
       </w:tcPr>
     </w:tblStylePr>
   </w:style>
-  <w:style w:type="table" w:styleId="MediumGrid3-Accent5">
+  <w:style w:type="table" w:styleId="Grillemoyenne3-Accent5">
     <w:name w:val="Medium Grid 3 Accent 5"/>
-    <w:basedOn w:val="TableNormal"/>
+    <w:basedOn w:val="TableauNormal"/>
     <w:uiPriority w:val="69"/>
     <w:rsid w:val="00CB0664"/>
     <w:pPr>
@@ -16218,9 +16439,9 @@
       </w:tcPr>
     </w:tblStylePr>
   </w:style>
-  <w:style w:type="table" w:styleId="MediumGrid3-Accent6">
+  <w:style w:type="table" w:styleId="Grillemoyenne3-Accent6">
     <w:name w:val="Medium Grid 3 Accent 6"/>
-    <w:basedOn w:val="TableNormal"/>
+    <w:basedOn w:val="TableauNormal"/>
     <w:uiPriority w:val="69"/>
     <w:rsid w:val="00CB0664"/>
     <w:pPr>
@@ -16352,9 +16573,9 @@
       </w:tcPr>
     </w:tblStylePr>
   </w:style>
-  <w:style w:type="table" w:styleId="DarkList">
+  <w:style w:type="table" w:styleId="Listefonce">
     <w:name w:val="Dark List"/>
-    <w:basedOn w:val="TableNormal"/>
+    <w:basedOn w:val="TableauNormal"/>
     <w:uiPriority w:val="70"/>
     <w:rsid w:val="00CB0664"/>
     <w:pPr>
@@ -16459,9 +16680,9 @@
       </w:tcPr>
     </w:tblStylePr>
   </w:style>
-  <w:style w:type="table" w:styleId="DarkList-Accent1">
+  <w:style w:type="table" w:styleId="Listefonce-Accent1">
     <w:name w:val="Dark List Accent 1"/>
-    <w:basedOn w:val="TableNormal"/>
+    <w:basedOn w:val="TableauNormal"/>
     <w:uiPriority w:val="70"/>
     <w:rsid w:val="00CB0664"/>
     <w:pPr>
@@ -16566,9 +16787,9 @@
       </w:tcPr>
     </w:tblStylePr>
   </w:style>
-  <w:style w:type="table" w:styleId="DarkList-Accent2">
+  <w:style w:type="table" w:styleId="Listefonce-Accent2">
     <w:name w:val="Dark List Accent 2"/>
-    <w:basedOn w:val="TableNormal"/>
+    <w:basedOn w:val="TableauNormal"/>
     <w:uiPriority w:val="70"/>
     <w:rsid w:val="00CB0664"/>
     <w:pPr>
@@ -16673,9 +16894,9 @@
       </w:tcPr>
     </w:tblStylePr>
   </w:style>
-  <w:style w:type="table" w:styleId="DarkList-Accent3">
+  <w:style w:type="table" w:styleId="Listefonce-Accent3">
     <w:name w:val="Dark List Accent 3"/>
-    <w:basedOn w:val="TableNormal"/>
+    <w:basedOn w:val="TableauNormal"/>
     <w:uiPriority w:val="70"/>
     <w:rsid w:val="00CB0664"/>
     <w:pPr>
@@ -16780,9 +17001,9 @@
       </w:tcPr>
     </w:tblStylePr>
   </w:style>
-  <w:style w:type="table" w:styleId="DarkList-Accent4">
+  <w:style w:type="table" w:styleId="Listefonce-Accent4">
     <w:name w:val="Dark List Accent 4"/>
-    <w:basedOn w:val="TableNormal"/>
+    <w:basedOn w:val="TableauNormal"/>
     <w:uiPriority w:val="70"/>
     <w:rsid w:val="00CB0664"/>
     <w:pPr>
@@ -16887,9 +17108,9 @@
       </w:tcPr>
     </w:tblStylePr>
   </w:style>
-  <w:style w:type="table" w:styleId="DarkList-Accent5">
+  <w:style w:type="table" w:styleId="Listefonce-Accent5">
     <w:name w:val="Dark List Accent 5"/>
-    <w:basedOn w:val="TableNormal"/>
+    <w:basedOn w:val="TableauNormal"/>
     <w:uiPriority w:val="70"/>
     <w:rsid w:val="00CB0664"/>
     <w:pPr>
@@ -16994,9 +17215,9 @@
       </w:tcPr>
     </w:tblStylePr>
   </w:style>
-  <w:style w:type="table" w:styleId="DarkList-Accent6">
+  <w:style w:type="table" w:styleId="Listefonce-Accent6">
     <w:name w:val="Dark List Accent 6"/>
-    <w:basedOn w:val="TableNormal"/>
+    <w:basedOn w:val="TableauNormal"/>
     <w:uiPriority w:val="70"/>
     <w:rsid w:val="00CB0664"/>
     <w:pPr>
@@ -17101,9 +17322,9 @@
       </w:tcPr>
     </w:tblStylePr>
   </w:style>
-  <w:style w:type="table" w:styleId="ColorfulShading">
+  <w:style w:type="table" w:styleId="Tramecouleur">
     <w:name w:val="Colorful Shading"/>
-    <w:basedOn w:val="TableNormal"/>
+    <w:basedOn w:val="TableauNormal"/>
     <w:uiPriority w:val="71"/>
     <w:rsid w:val="00CB0664"/>
     <w:pPr>
@@ -17216,9 +17437,9 @@
       </w:rPr>
     </w:tblStylePr>
   </w:style>
-  <w:style w:type="table" w:styleId="ColorfulShading-Accent1">
+  <w:style w:type="table" w:styleId="Tramecouleur-Accent1">
     <w:name w:val="Colorful Shading Accent 1"/>
-    <w:basedOn w:val="TableNormal"/>
+    <w:basedOn w:val="TableauNormal"/>
     <w:uiPriority w:val="71"/>
     <w:rsid w:val="00CB0664"/>
     <w:pPr>
@@ -17331,9 +17552,9 @@
       </w:rPr>
     </w:tblStylePr>
   </w:style>
-  <w:style w:type="table" w:styleId="ColorfulShading-Accent2">
+  <w:style w:type="table" w:styleId="Tramecouleur-Accent2">
     <w:name w:val="Colorful Shading Accent 2"/>
-    <w:basedOn w:val="TableNormal"/>
+    <w:basedOn w:val="TableauNormal"/>
     <w:uiPriority w:val="71"/>
     <w:rsid w:val="00CB0664"/>
     <w:pPr>
@@ -17446,9 +17667,9 @@
       </w:rPr>
     </w:tblStylePr>
   </w:style>
-  <w:style w:type="table" w:styleId="ColorfulShading-Accent3">
+  <w:style w:type="table" w:styleId="Tramecouleur-Accent3">
     <w:name w:val="Colorful Shading Accent 3"/>
-    <w:basedOn w:val="TableNormal"/>
+    <w:basedOn w:val="TableauNormal"/>
     <w:uiPriority w:val="71"/>
     <w:rsid w:val="00CB0664"/>
     <w:pPr>
@@ -17551,9 +17772,9 @@
       </w:tcPr>
     </w:tblStylePr>
   </w:style>
-  <w:style w:type="table" w:styleId="ColorfulShading-Accent4">
+  <w:style w:type="table" w:styleId="Tramecouleur-Accent4">
     <w:name w:val="Colorful Shading Accent 4"/>
-    <w:basedOn w:val="TableNormal"/>
+    <w:basedOn w:val="TableauNormal"/>
     <w:uiPriority w:val="71"/>
     <w:rsid w:val="00CB0664"/>
     <w:pPr>
@@ -17666,9 +17887,9 @@
       </w:rPr>
     </w:tblStylePr>
   </w:style>
-  <w:style w:type="table" w:styleId="ColorfulShading-Accent5">
+  <w:style w:type="table" w:styleId="Tramecouleur-Accent5">
     <w:name w:val="Colorful Shading Accent 5"/>
-    <w:basedOn w:val="TableNormal"/>
+    <w:basedOn w:val="TableauNormal"/>
     <w:uiPriority w:val="71"/>
     <w:rsid w:val="00CB0664"/>
     <w:pPr>
@@ -17781,9 +18002,9 @@
       </w:rPr>
     </w:tblStylePr>
   </w:style>
-  <w:style w:type="table" w:styleId="ColorfulShading-Accent6">
+  <w:style w:type="table" w:styleId="Tramecouleur-Accent6">
     <w:name w:val="Colorful Shading Accent 6"/>
-    <w:basedOn w:val="TableNormal"/>
+    <w:basedOn w:val="TableauNormal"/>
     <w:uiPriority w:val="71"/>
     <w:rsid w:val="00CB0664"/>
     <w:pPr>
@@ -17896,9 +18117,9 @@
       </w:rPr>
     </w:tblStylePr>
   </w:style>
-  <w:style w:type="table" w:styleId="ColorfulList">
+  <w:style w:type="table" w:styleId="Listecouleur">
     <w:name w:val="Colorful List"/>
-    <w:basedOn w:val="TableNormal"/>
+    <w:basedOn w:val="TableauNormal"/>
     <w:uiPriority w:val="72"/>
     <w:rsid w:val="00CB0664"/>
     <w:pPr>
@@ -17975,9 +18196,9 @@
       </w:tcPr>
     </w:tblStylePr>
   </w:style>
-  <w:style w:type="table" w:styleId="ColorfulList-Accent1">
+  <w:style w:type="table" w:styleId="Listecouleur-Accent1">
     <w:name w:val="Colorful List Accent 1"/>
-    <w:basedOn w:val="TableNormal"/>
+    <w:basedOn w:val="TableauNormal"/>
     <w:uiPriority w:val="72"/>
     <w:rsid w:val="00CB0664"/>
     <w:pPr>
@@ -18054,9 +18275,9 @@
       </w:tcPr>
     </w:tblStylePr>
   </w:style>
-  <w:style w:type="table" w:styleId="ColorfulList-Accent2">
+  <w:style w:type="table" w:styleId="Listecouleur-Accent2">
     <w:name w:val="Colorful List Accent 2"/>
-    <w:basedOn w:val="TableNormal"/>
+    <w:basedOn w:val="TableauNormal"/>
     <w:uiPriority w:val="72"/>
     <w:rsid w:val="00CB0664"/>
     <w:pPr>
@@ -18133,9 +18354,9 @@
       </w:tcPr>
     </w:tblStylePr>
   </w:style>
-  <w:style w:type="table" w:styleId="ColorfulList-Accent3">
+  <w:style w:type="table" w:styleId="Listecouleur-Accent3">
     <w:name w:val="Colorful List Accent 3"/>
-    <w:basedOn w:val="TableNormal"/>
+    <w:basedOn w:val="TableauNormal"/>
     <w:uiPriority w:val="72"/>
     <w:rsid w:val="00CB0664"/>
     <w:pPr>
@@ -18212,9 +18433,9 @@
       </w:tcPr>
     </w:tblStylePr>
   </w:style>
-  <w:style w:type="table" w:styleId="ColorfulList-Accent4">
+  <w:style w:type="table" w:styleId="Listecouleur-Accent4">
     <w:name w:val="Colorful List Accent 4"/>
-    <w:basedOn w:val="TableNormal"/>
+    <w:basedOn w:val="TableauNormal"/>
     <w:uiPriority w:val="72"/>
     <w:rsid w:val="00CB0664"/>
     <w:pPr>
@@ -18291,9 +18512,9 @@
       </w:tcPr>
     </w:tblStylePr>
   </w:style>
-  <w:style w:type="table" w:styleId="ColorfulList-Accent5">
+  <w:style w:type="table" w:styleId="Listecouleur-Accent5">
     <w:name w:val="Colorful List Accent 5"/>
-    <w:basedOn w:val="TableNormal"/>
+    <w:basedOn w:val="TableauNormal"/>
     <w:uiPriority w:val="72"/>
     <w:rsid w:val="00CB0664"/>
     <w:pPr>
@@ -18370,9 +18591,9 @@
       </w:tcPr>
     </w:tblStylePr>
   </w:style>
-  <w:style w:type="table" w:styleId="ColorfulList-Accent6">
+  <w:style w:type="table" w:styleId="Listecouleur-Accent6">
     <w:name w:val="Colorful List Accent 6"/>
-    <w:basedOn w:val="TableNormal"/>
+    <w:basedOn w:val="TableauNormal"/>
     <w:uiPriority w:val="72"/>
     <w:rsid w:val="00CB0664"/>
     <w:pPr>
@@ -18449,9 +18670,9 @@
       </w:tcPr>
     </w:tblStylePr>
   </w:style>
-  <w:style w:type="table" w:styleId="ColorfulGrid">
+  <w:style w:type="table" w:styleId="Grillecouleur">
     <w:name w:val="Colorful Grid"/>
-    <w:basedOn w:val="TableNormal"/>
+    <w:basedOn w:val="TableauNormal"/>
     <w:uiPriority w:val="73"/>
     <w:rsid w:val="00CB0664"/>
     <w:pPr>
@@ -18522,9 +18743,9 @@
       </w:tcPr>
     </w:tblStylePr>
   </w:style>
-  <w:style w:type="table" w:styleId="ColorfulGrid-Accent1">
+  <w:style w:type="table" w:styleId="Grillecouleur-Accent1">
     <w:name w:val="Colorful Grid Accent 1"/>
-    <w:basedOn w:val="TableNormal"/>
+    <w:basedOn w:val="TableauNormal"/>
     <w:uiPriority w:val="73"/>
     <w:rsid w:val="00CB0664"/>
     <w:pPr>
@@ -18595,9 +18816,9 @@
       </w:tcPr>
     </w:tblStylePr>
   </w:style>
-  <w:style w:type="table" w:styleId="ColorfulGrid-Accent2">
+  <w:style w:type="table" w:styleId="Grillecouleur-Accent2">
     <w:name w:val="Colorful Grid Accent 2"/>
-    <w:basedOn w:val="TableNormal"/>
+    <w:basedOn w:val="TableauNormal"/>
     <w:uiPriority w:val="73"/>
     <w:rsid w:val="00CB0664"/>
     <w:pPr>
@@ -18668,9 +18889,9 @@
       </w:tcPr>
     </w:tblStylePr>
   </w:style>
-  <w:style w:type="table" w:styleId="ColorfulGrid-Accent3">
+  <w:style w:type="table" w:styleId="Grillecouleur-Accent3">
     <w:name w:val="Colorful Grid Accent 3"/>
-    <w:basedOn w:val="TableNormal"/>
+    <w:basedOn w:val="TableauNormal"/>
     <w:uiPriority w:val="73"/>
     <w:rsid w:val="00CB0664"/>
     <w:pPr>
@@ -18741,9 +18962,9 @@
       </w:tcPr>
     </w:tblStylePr>
   </w:style>
-  <w:style w:type="table" w:styleId="ColorfulGrid-Accent4">
+  <w:style w:type="table" w:styleId="Grillecouleur-Accent4">
     <w:name w:val="Colorful Grid Accent 4"/>
-    <w:basedOn w:val="TableNormal"/>
+    <w:basedOn w:val="TableauNormal"/>
     <w:uiPriority w:val="73"/>
     <w:rsid w:val="00CB0664"/>
     <w:pPr>
@@ -18814,9 +19035,9 @@
       </w:tcPr>
     </w:tblStylePr>
   </w:style>
-  <w:style w:type="table" w:styleId="ColorfulGrid-Accent5">
+  <w:style w:type="table" w:styleId="Grillecouleur-Accent5">
     <w:name w:val="Colorful Grid Accent 5"/>
-    <w:basedOn w:val="TableNormal"/>
+    <w:basedOn w:val="TableauNormal"/>
     <w:uiPriority w:val="73"/>
     <w:rsid w:val="00CB0664"/>
     <w:pPr>
@@ -18887,9 +19108,9 @@
       </w:tcPr>
     </w:tblStylePr>
   </w:style>
-  <w:style w:type="table" w:styleId="ColorfulGrid-Accent6">
+  <w:style w:type="table" w:styleId="Grillecouleur-Accent6">
     <w:name w:val="Colorful Grid Accent 6"/>
-    <w:basedOn w:val="TableNormal"/>
+    <w:basedOn w:val="TableauNormal"/>
     <w:uiPriority w:val="73"/>
     <w:rsid w:val="00CB0664"/>
     <w:pPr>
@@ -18960,9 +19181,9 @@
       </w:tcPr>
     </w:tblStylePr>
   </w:style>
-  <w:style w:type="character" w:styleId="Hyperlink">
+  <w:style w:type="character" w:styleId="Lienhypertexte">
     <w:name w:val="Hyperlink"/>
-    <w:basedOn w:val="DefaultParagraphFont"/>
+    <w:basedOn w:val="Policepardfaut"/>
     <w:uiPriority w:val="99"/>
     <w:unhideWhenUsed/>
     <w:rsid w:val="00542780"/>
@@ -18971,9 +19192,9 @@
       <w:u w:val="single"/>
     </w:rPr>
   </w:style>
-  <w:style w:type="character" w:styleId="UnresolvedMention">
+  <w:style w:type="character" w:styleId="Mentionnonrsolue">
     <w:name w:val="Unresolved Mention"/>
-    <w:basedOn w:val="DefaultParagraphFont"/>
+    <w:basedOn w:val="Policepardfaut"/>
     <w:uiPriority w:val="99"/>
     <w:semiHidden/>
     <w:unhideWhenUsed/>
@@ -18996,10 +19217,10 @@
       <w:szCs w:val="24"/>
     </w:rPr>
   </w:style>
-  <w:style w:type="paragraph" w:styleId="HTMLPreformatted">
+  <w:style w:type="paragraph" w:styleId="PrformatHTML">
     <w:name w:val="HTML Preformatted"/>
     <w:basedOn w:val="Normal"/>
-    <w:link w:val="HTMLPreformattedChar"/>
+    <w:link w:val="PrformatHTMLCar"/>
     <w:uiPriority w:val="99"/>
     <w:semiHidden/>
     <w:unhideWhenUsed/>
@@ -19013,10 +19234,10 @@
       <w:szCs w:val="20"/>
     </w:rPr>
   </w:style>
-  <w:style w:type="character" w:customStyle="1" w:styleId="HTMLPreformattedChar">
-    <w:name w:val="HTML Preformatted Char"/>
-    <w:basedOn w:val="DefaultParagraphFont"/>
-    <w:link w:val="HTMLPreformatted"/>
+  <w:style w:type="character" w:customStyle="1" w:styleId="PrformatHTMLCar">
+    <w:name w:val="Préformaté HTML Car"/>
+    <w:basedOn w:val="Policepardfaut"/>
+    <w:link w:val="PrformatHTML"/>
     <w:uiPriority w:val="99"/>
     <w:semiHidden/>
     <w:rsid w:val="00D606D0"/>

--- a/CEJM/BTS SIO 1/Recherche de stage/Liste entreprises.docx
+++ b/CEJM/BTS SIO 1/Recherche de stage/Liste entreprises.docx
@@ -7013,31 +7013,7 @@
               <w:t>Tel : 0</w:t>
             </w:r>
             <w:r>
-              <w:t>3</w:t>
-            </w:r>
-            <w:r>
-              <w:t xml:space="preserve"> </w:t>
-            </w:r>
-            <w:r>
-              <w:t>81</w:t>
-            </w:r>
-            <w:r>
-              <w:t xml:space="preserve"> </w:t>
-            </w:r>
-            <w:r>
-              <w:t>39</w:t>
-            </w:r>
-            <w:r>
-              <w:t xml:space="preserve"> </w:t>
-            </w:r>
-            <w:r>
-              <w:t>01</w:t>
-            </w:r>
-            <w:r>
-              <w:t xml:space="preserve"> </w:t>
-            </w:r>
-            <w:r>
-              <w:t>41</w:t>
+              <w:t>3 81 39 01 41</w:t>
             </w:r>
           </w:p>
         </w:tc>
@@ -7201,7 +7177,19 @@
           <w:tcPr>
             <w:tcW w:w="2724" w:type="dxa"/>
           </w:tcPr>
-          <w:p/>
+          <w:p>
+            <w:r>
+              <w:t>8 Rue des Nozières, 25770 Serre-les-Sapins</w:t>
+            </w:r>
+          </w:p>
+          <w:p>
+            <w:r>
+              <w:t>Tel : 0</w:t>
+            </w:r>
+            <w:r>
+              <w:t>3 81 82 88 97</w:t>
+            </w:r>
+          </w:p>
         </w:tc>
         <w:tc>
           <w:tcPr>
@@ -7231,13 +7219,32 @@
           <w:tcPr>
             <w:tcW w:w="2724" w:type="dxa"/>
           </w:tcPr>
-          <w:p/>
+          <w:p>
+            <w:r>
+              <w:t>2 rue Denis Papin</w:t>
+            </w:r>
+            <w:r>
+              <w:t xml:space="preserve"> </w:t>
+            </w:r>
+            <w:r>
+              <w:t>25000 Besançon</w:t>
+            </w:r>
+          </w:p>
+          <w:p>
+            <w:r>
+              <w:t>Tel : 09 69 32 52 52</w:t>
+            </w:r>
+          </w:p>
         </w:tc>
         <w:tc>
           <w:tcPr>
             <w:tcW w:w="3805" w:type="dxa"/>
           </w:tcPr>
-          <w:p/>
+          <w:p>
+            <w:r>
+              <w:t>https://www.caf.fr/</w:t>
+            </w:r>
+          </w:p>
         </w:tc>
         <w:tc>
           <w:tcPr>
@@ -7267,17 +7274,930 @@
           <w:tcPr>
             <w:tcW w:w="3805" w:type="dxa"/>
           </w:tcPr>
+          <w:p>
+            <w:r>
+              <w:t>https://www.esante-bfc.fr/</w:t>
+            </w:r>
+          </w:p>
+        </w:tc>
+        <w:tc>
+          <w:tcPr>
+            <w:tcW w:w="927" w:type="dxa"/>
+          </w:tcPr>
+          <w:p>
+            <w:r>
+              <w:t>Envoyé</w:t>
+            </w:r>
+          </w:p>
+        </w:tc>
+      </w:tr>
+      <w:tr>
+        <w:tc>
+          <w:tcPr>
+            <w:tcW w:w="1400" w:type="dxa"/>
+          </w:tcPr>
+          <w:p>
+            <w:r>
+              <w:lastRenderedPageBreak/>
+              <w:t>ELIAD Besançon</w:t>
+            </w:r>
+          </w:p>
+        </w:tc>
+        <w:tc>
+          <w:tcPr>
+            <w:tcW w:w="2724" w:type="dxa"/>
+          </w:tcPr>
+          <w:p>
+            <w:r>
+              <w:t>41 Rue Thomas Edison, 25000 Besançon</w:t>
+            </w:r>
+          </w:p>
+          <w:p>
+            <w:r>
+              <w:t>T</w:t>
+            </w:r>
+            <w:r>
+              <w:t>e</w:t>
+            </w:r>
+            <w:r>
+              <w:t>l : 03 81 41 96 96</w:t>
+            </w:r>
+          </w:p>
+          <w:p>
+            <w:r>
+              <w:t xml:space="preserve">Email : </w:t>
+            </w:r>
+            <w:r>
+              <w:t>stage@eliad-fc.fr</w:t>
+            </w:r>
+          </w:p>
+        </w:tc>
+        <w:tc>
+          <w:tcPr>
+            <w:tcW w:w="3805" w:type="dxa"/>
+          </w:tcPr>
+          <w:p>
+            <w:r>
+              <w:t>https://eliad-fc.fr/</w:t>
+            </w:r>
+          </w:p>
+        </w:tc>
+        <w:tc>
+          <w:tcPr>
+            <w:tcW w:w="927" w:type="dxa"/>
+          </w:tcPr>
+          <w:p>
+            <w:r>
+              <w:t>Envoyé</w:t>
+            </w:r>
+          </w:p>
+        </w:tc>
+      </w:tr>
+      <w:tr>
+        <w:tc>
+          <w:tcPr>
+            <w:tcW w:w="1400" w:type="dxa"/>
+          </w:tcPr>
+          <w:p>
+            <w:r>
+              <w:t>ENEDIS</w:t>
+            </w:r>
+          </w:p>
+        </w:tc>
+        <w:tc>
+          <w:tcPr>
+            <w:tcW w:w="2724" w:type="dxa"/>
+          </w:tcPr>
+          <w:p>
+            <w:r>
+              <w:t>57 rue de Bersot - 25000 Besançon</w:t>
+            </w:r>
+          </w:p>
+          <w:p>
+            <w:r>
+              <w:t>Tel : 03 52 80 01 22</w:t>
+            </w:r>
+          </w:p>
+          <w:p>
+            <w:r>
+              <w:t xml:space="preserve">Email : </w:t>
+            </w:r>
+            <w:r>
+              <w:t>are-alsacefranchecomte@enedis.fr</w:t>
+            </w:r>
+          </w:p>
+        </w:tc>
+        <w:tc>
+          <w:tcPr>
+            <w:tcW w:w="3805" w:type="dxa"/>
+          </w:tcPr>
+          <w:p>
+            <w:r>
+              <w:t>https://agence-energie.com/enedis/besancon</w:t>
+            </w:r>
+          </w:p>
+        </w:tc>
+        <w:tc>
+          <w:tcPr>
+            <w:tcW w:w="927" w:type="dxa"/>
+          </w:tcPr>
+          <w:p>
+            <w:r>
+              <w:t>Envoyé</w:t>
+            </w:r>
+          </w:p>
+        </w:tc>
+      </w:tr>
+      <w:tr>
+        <w:tc>
+          <w:tcPr>
+            <w:tcW w:w="1400" w:type="dxa"/>
+          </w:tcPr>
+          <w:p>
+            <w:r>
+              <w:t>FLOWBIRD</w:t>
+            </w:r>
+          </w:p>
+        </w:tc>
+        <w:tc>
+          <w:tcPr>
+            <w:tcW w:w="2724" w:type="dxa"/>
+          </w:tcPr>
+          <w:p>
+            <w:r>
+              <w:t>6 Rue Isaac Newton, 25000 Besançon</w:t>
+            </w:r>
+          </w:p>
+          <w:p>
+            <w:r>
+              <w:t xml:space="preserve">Tel : </w:t>
+            </w:r>
+            <w:r>
+              <w:t>03 81 54 52 29</w:t>
+            </w:r>
+          </w:p>
+        </w:tc>
+        <w:tc>
+          <w:tcPr>
+            <w:tcW w:w="3805" w:type="dxa"/>
+          </w:tcPr>
+          <w:p>
+            <w:r>
+              <w:t>https://flowbird.fr/</w:t>
+            </w:r>
+          </w:p>
+        </w:tc>
+        <w:tc>
+          <w:tcPr>
+            <w:tcW w:w="927" w:type="dxa"/>
+          </w:tcPr>
+          <w:p>
+            <w:r>
+              <w:t>Envoyé</w:t>
+            </w:r>
+          </w:p>
+        </w:tc>
+      </w:tr>
+      <w:tr>
+        <w:tc>
+          <w:tcPr>
+            <w:tcW w:w="1400" w:type="dxa"/>
+          </w:tcPr>
+          <w:p>
+            <w:r>
+              <w:t>FONDATION PLURIEL</w:t>
+            </w:r>
+          </w:p>
+        </w:tc>
+        <w:tc>
+          <w:tcPr>
+            <w:tcW w:w="2724" w:type="dxa"/>
+          </w:tcPr>
+          <w:p>
+            <w:r>
+              <w:t>9 chemin de Palente</w:t>
+            </w:r>
+            <w:r>
+              <w:t xml:space="preserve"> </w:t>
+            </w:r>
+            <w:r>
+              <w:t>250</w:t>
+            </w:r>
+            <w:r>
+              <w:t>0</w:t>
+            </w:r>
+            <w:r>
+              <w:t>0 Besançon</w:t>
+            </w:r>
+          </w:p>
+          <w:p>
+            <w:r>
+              <w:t>T</w:t>
+            </w:r>
+            <w:r>
+              <w:t>e</w:t>
+            </w:r>
+            <w:r>
+              <w:t>l</w:t>
+            </w:r>
+            <w:r>
+              <w:t xml:space="preserve"> :</w:t>
+            </w:r>
+            <w:r>
+              <w:t> 03 81 51 96 20</w:t>
+            </w:r>
+          </w:p>
+        </w:tc>
+        <w:tc>
+          <w:tcPr>
+            <w:tcW w:w="3805" w:type="dxa"/>
+          </w:tcPr>
+          <w:p>
+            <w:r>
+              <w:t>https://www.fondationpluriel.org/</w:t>
+            </w:r>
+          </w:p>
+        </w:tc>
+        <w:tc>
+          <w:tcPr>
+            <w:tcW w:w="927" w:type="dxa"/>
+          </w:tcPr>
+          <w:p>
+            <w:r>
+              <w:t>Envoyé</w:t>
+            </w:r>
+          </w:p>
+        </w:tc>
+      </w:tr>
+      <w:tr>
+        <w:tc>
+          <w:tcPr>
+            <w:tcW w:w="1400" w:type="dxa"/>
+          </w:tcPr>
+          <w:p>
+            <w:r>
+              <w:t>IRTS de Franche-Comté</w:t>
+            </w:r>
+          </w:p>
+        </w:tc>
+        <w:tc>
+          <w:tcPr>
+            <w:tcW w:w="2724" w:type="dxa"/>
+          </w:tcPr>
+          <w:p>
+            <w:r>
+              <w:t>1 Rue Alfred de Vigny, 25000 Besançon</w:t>
+            </w:r>
+          </w:p>
+          <w:p>
+            <w:r>
+              <w:t xml:space="preserve">Tel : </w:t>
+            </w:r>
+            <w:r>
+              <w:t>03 81 41 61 00</w:t>
+            </w:r>
+          </w:p>
+        </w:tc>
+        <w:tc>
+          <w:tcPr>
+            <w:tcW w:w="3805" w:type="dxa"/>
+          </w:tcPr>
+          <w:p>
+            <w:r>
+              <w:t>https://www.irts-fc.fr/</w:t>
+            </w:r>
+          </w:p>
+        </w:tc>
+        <w:tc>
+          <w:tcPr>
+            <w:tcW w:w="927" w:type="dxa"/>
+          </w:tcPr>
+          <w:p>
+            <w:r>
+              <w:t>Envoyé</w:t>
+            </w:r>
+          </w:p>
+        </w:tc>
+      </w:tr>
+      <w:tr>
+        <w:tc>
+          <w:tcPr>
+            <w:tcW w:w="1400" w:type="dxa"/>
+          </w:tcPr>
+          <w:p>
+            <w:r>
+              <w:t>OKTEO SAS</w:t>
+            </w:r>
+          </w:p>
+        </w:tc>
+        <w:tc>
+          <w:tcPr>
+            <w:tcW w:w="2724" w:type="dxa"/>
+          </w:tcPr>
+          <w:p>
+            <w:r>
+              <w:t>4 Rue des Épicéas, 25640 Roulans</w:t>
+            </w:r>
+          </w:p>
+          <w:p>
+            <w:r>
+              <w:t xml:space="preserve">Tel : </w:t>
+            </w:r>
+            <w:r>
+              <w:t>0</w:t>
+            </w:r>
+            <w:r>
+              <w:t>3 81 63 29 10</w:t>
+            </w:r>
+          </w:p>
+        </w:tc>
+        <w:tc>
+          <w:tcPr>
+            <w:tcW w:w="3805" w:type="dxa"/>
+          </w:tcPr>
+          <w:p>
+            <w:r>
+              <w:t>https://www.okteo.fr/</w:t>
+            </w:r>
+          </w:p>
+        </w:tc>
+        <w:tc>
+          <w:tcPr>
+            <w:tcW w:w="927" w:type="dxa"/>
+          </w:tcPr>
+          <w:p>
+            <w:r>
+              <w:t>Envoyé</w:t>
+            </w:r>
+          </w:p>
+        </w:tc>
+      </w:tr>
+      <w:tr>
+        <w:tc>
+          <w:tcPr>
+            <w:tcW w:w="1400" w:type="dxa"/>
+          </w:tcPr>
+          <w:p>
+            <w:r>
+              <w:t>POLYCLINIQUE de Franche-Comté – ELSAN</w:t>
+            </w:r>
+          </w:p>
+        </w:tc>
+        <w:tc>
+          <w:tcPr>
+            <w:tcW w:w="2724" w:type="dxa"/>
+          </w:tcPr>
+          <w:p>
+            <w:r>
+              <w:t>4 Rue Auguste Rodin, 25000 Besançon</w:t>
+            </w:r>
+          </w:p>
+          <w:p>
+            <w:r>
+              <w:t>Tel : 0</w:t>
+            </w:r>
+            <w:r>
+              <w:t>3 81 41 81 41</w:t>
+            </w:r>
+          </w:p>
+        </w:tc>
+        <w:tc>
+          <w:tcPr>
+            <w:tcW w:w="3805" w:type="dxa"/>
+          </w:tcPr>
+          <w:p>
+            <w:r>
+              <w:t>https://www.elsan.care/fr/polyclinique-franche-comte</w:t>
+            </w:r>
+          </w:p>
+        </w:tc>
+        <w:tc>
+          <w:tcPr>
+            <w:tcW w:w="927" w:type="dxa"/>
+          </w:tcPr>
+          <w:p>
+            <w:r>
+              <w:t>Envoyé</w:t>
+            </w:r>
+          </w:p>
+        </w:tc>
+      </w:tr>
+      <w:tr>
+        <w:tc>
+          <w:tcPr>
+            <w:tcW w:w="1400" w:type="dxa"/>
+          </w:tcPr>
+          <w:p>
+            <w:r>
+              <w:t>SUP-FC</w:t>
+            </w:r>
+          </w:p>
+        </w:tc>
+        <w:tc>
+          <w:tcPr>
+            <w:tcW w:w="2724" w:type="dxa"/>
+          </w:tcPr>
+          <w:p>
+            <w:r>
+              <w:t>Av. de l'Observatoire, 25000 Besançon</w:t>
+            </w:r>
+          </w:p>
+          <w:p>
+            <w:r>
+              <w:t>Tel : 0</w:t>
+            </w:r>
+            <w:r>
+              <w:t>3 81 66 58 70</w:t>
+            </w:r>
+          </w:p>
+          <w:p>
+            <w:r>
+              <w:t xml:space="preserve">Email : </w:t>
+            </w:r>
+            <w:r>
+              <w:t>sup-fc@univ-</w:t>
+            </w:r>
+            <w:r>
+              <w:lastRenderedPageBreak/>
+              <w:t>fcomte.fr</w:t>
+            </w:r>
+          </w:p>
+        </w:tc>
+        <w:tc>
+          <w:tcPr>
+            <w:tcW w:w="3805" w:type="dxa"/>
+          </w:tcPr>
+          <w:p>
+            <w:r>
+              <w:lastRenderedPageBreak/>
+              <w:t>https://sup-fc.univ-fcomte.fr/</w:t>
+            </w:r>
+          </w:p>
+        </w:tc>
+        <w:tc>
+          <w:tcPr>
+            <w:tcW w:w="927" w:type="dxa"/>
+          </w:tcPr>
+          <w:p>
+            <w:r>
+              <w:t>Envoyé</w:t>
+            </w:r>
+          </w:p>
+        </w:tc>
+      </w:tr>
+      <w:tr>
+        <w:tc>
+          <w:tcPr>
+            <w:tcW w:w="1400" w:type="dxa"/>
+          </w:tcPr>
+          <w:p>
+            <w:r>
+              <w:t>URSSAF de Franche-Comté</w:t>
+            </w:r>
+          </w:p>
+        </w:tc>
+        <w:tc>
+          <w:tcPr>
+            <w:tcW w:w="2724" w:type="dxa"/>
+          </w:tcPr>
+          <w:p>
+            <w:r>
+              <w:t>3 rue de Châtillon</w:t>
+            </w:r>
+            <w:r>
+              <w:br/>
+              <w:t>25480 École-Valentin</w:t>
+            </w:r>
+          </w:p>
+        </w:tc>
+        <w:tc>
+          <w:tcPr>
+            <w:tcW w:w="3805" w:type="dxa"/>
+          </w:tcPr>
+          <w:p>
+            <w:r>
+              <w:t>https://franche-comte.urssaf.fr/accueil.html</w:t>
+            </w:r>
+          </w:p>
+        </w:tc>
+        <w:tc>
+          <w:tcPr>
+            <w:tcW w:w="927" w:type="dxa"/>
+          </w:tcPr>
+          <w:p>
+            <w:r>
+              <w:t>Envoyé</w:t>
+            </w:r>
+          </w:p>
+        </w:tc>
+      </w:tr>
+      <w:tr>
+        <w:tc>
+          <w:tcPr>
+            <w:tcW w:w="1400" w:type="dxa"/>
+          </w:tcPr>
+          <w:p>
+            <w:r>
+              <w:t>KOESIO BFC</w:t>
+            </w:r>
+          </w:p>
+        </w:tc>
+        <w:tc>
+          <w:tcPr>
+            <w:tcW w:w="2724" w:type="dxa"/>
+          </w:tcPr>
+          <w:p>
+            <w:r>
+              <w:t>3 Rue Claude Girard, 25770 Chemaudin et Vaux</w:t>
+            </w:r>
+          </w:p>
+          <w:p>
+            <w:r>
+              <w:t xml:space="preserve">Tel : </w:t>
+            </w:r>
+            <w:r>
+              <w:t>03 81 41 18 00</w:t>
+            </w:r>
+          </w:p>
+        </w:tc>
+        <w:tc>
+          <w:tcPr>
+            <w:tcW w:w="3805" w:type="dxa"/>
+          </w:tcPr>
+          <w:p>
+            <w:r>
+              <w:t>https://koesio.com/</w:t>
+            </w:r>
+          </w:p>
+        </w:tc>
+        <w:tc>
+          <w:tcPr>
+            <w:tcW w:w="927" w:type="dxa"/>
+          </w:tcPr>
+          <w:p>
+            <w:r>
+              <w:t>Envoyé</w:t>
+            </w:r>
+          </w:p>
+        </w:tc>
+      </w:tr>
+      <w:tr>
+        <w:tc>
+          <w:tcPr>
+            <w:tcW w:w="1400" w:type="dxa"/>
+          </w:tcPr>
+          <w:p>
+            <w:r>
+              <w:t>Neige Informatique</w:t>
+            </w:r>
+          </w:p>
+        </w:tc>
+        <w:tc>
+          <w:tcPr>
+            <w:tcW w:w="2724" w:type="dxa"/>
+          </w:tcPr>
+          <w:p>
+            <w:r>
+              <w:t>8, rue de Nozières</w:t>
+            </w:r>
+            <w:r>
+              <w:t xml:space="preserve"> </w:t>
+            </w:r>
+            <w:r>
+              <w:t>25770 Serre-les-Sapins</w:t>
+            </w:r>
+          </w:p>
+          <w:p>
+            <w:r>
+              <w:t xml:space="preserve">Tel : </w:t>
+            </w:r>
+            <w:r>
+              <w:t>03 81 88 23 05</w:t>
+            </w:r>
+          </w:p>
+          <w:p>
+            <w:r>
+              <w:t xml:space="preserve">Email : </w:t>
+            </w:r>
+            <w:r>
+              <w:t>contact@neige-informatique.fr</w:t>
+            </w:r>
+          </w:p>
+        </w:tc>
+        <w:tc>
+          <w:tcPr>
+            <w:tcW w:w="3805" w:type="dxa"/>
+          </w:tcPr>
+          <w:p>
+            <w:r>
+              <w:t>https://www.neige-informatique.fr/</w:t>
+            </w:r>
+          </w:p>
+        </w:tc>
+        <w:tc>
+          <w:tcPr>
+            <w:tcW w:w="927" w:type="dxa"/>
+          </w:tcPr>
+          <w:p>
+            <w:r>
+              <w:t>Envoyé</w:t>
+            </w:r>
+          </w:p>
+        </w:tc>
+      </w:tr>
+      <w:tr>
+        <w:tc>
+          <w:tcPr>
+            <w:tcW w:w="1400" w:type="dxa"/>
+          </w:tcPr>
+          <w:p>
+            <w:r>
+              <w:t>iDinfo</w:t>
+            </w:r>
+          </w:p>
+        </w:tc>
+        <w:tc>
+          <w:tcPr>
+            <w:tcW w:w="2724" w:type="dxa"/>
+          </w:tcPr>
+          <w:p>
+            <w:r>
+              <w:t>2 rue du Prelot</w:t>
+            </w:r>
+            <w:r>
+              <w:br/>
+              <w:t>25800 VALDAHON</w:t>
+            </w:r>
+          </w:p>
+          <w:p>
+            <w:r>
+              <w:t xml:space="preserve">Tel : </w:t>
+            </w:r>
+            <w:r>
+              <w:t>03 81 67 12 54</w:t>
+            </w:r>
+          </w:p>
+        </w:tc>
+        <w:tc>
+          <w:tcPr>
+            <w:tcW w:w="3805" w:type="dxa"/>
+          </w:tcPr>
+          <w:p>
+            <w:r>
+              <w:t>https://www.idinfo-25.fr/</w:t>
+            </w:r>
+          </w:p>
+        </w:tc>
+        <w:tc>
+          <w:tcPr>
+            <w:tcW w:w="927" w:type="dxa"/>
+          </w:tcPr>
+          <w:p>
+            <w:r>
+              <w:t>Envoyé</w:t>
+            </w:r>
+          </w:p>
+        </w:tc>
+      </w:tr>
+      <w:tr>
+        <w:tc>
+          <w:tcPr>
+            <w:tcW w:w="1400" w:type="dxa"/>
+          </w:tcPr>
+          <w:p>
+            <w:r>
+              <w:t>SARL CACTUS (mmicro)</w:t>
+            </w:r>
+          </w:p>
+        </w:tc>
+        <w:tc>
+          <w:tcPr>
+            <w:tcW w:w="2724" w:type="dxa"/>
+          </w:tcPr>
           <w:p/>
         </w:tc>
         <w:tc>
           <w:tcPr>
+            <w:tcW w:w="3805" w:type="dxa"/>
+          </w:tcPr>
+          <w:p/>
+        </w:tc>
+        <w:tc>
+          <w:tcPr>
             <w:tcW w:w="927" w:type="dxa"/>
           </w:tcPr>
-          <w:p>
-            <w:r>
-              <w:t>Envoyé</w:t>
-            </w:r>
-          </w:p>
+          <w:p/>
+        </w:tc>
+      </w:tr>
+      <w:tr>
+        <w:tc>
+          <w:tcPr>
+            <w:tcW w:w="1400" w:type="dxa"/>
+          </w:tcPr>
+          <w:p>
+            <w:r>
+              <w:t>SIS</w:t>
+            </w:r>
+          </w:p>
+        </w:tc>
+        <w:tc>
+          <w:tcPr>
+            <w:tcW w:w="2724" w:type="dxa"/>
+          </w:tcPr>
+          <w:p/>
+        </w:tc>
+        <w:tc>
+          <w:tcPr>
+            <w:tcW w:w="3805" w:type="dxa"/>
+          </w:tcPr>
+          <w:p/>
+        </w:tc>
+        <w:tc>
+          <w:tcPr>
+            <w:tcW w:w="927" w:type="dxa"/>
+          </w:tcPr>
+          <w:p/>
+        </w:tc>
+      </w:tr>
+      <w:tr>
+        <w:tc>
+          <w:tcPr>
+            <w:tcW w:w="1400" w:type="dxa"/>
+          </w:tcPr>
+          <w:p>
+            <w:r>
+              <w:t>Isiconcept Informatique</w:t>
+            </w:r>
+          </w:p>
+        </w:tc>
+        <w:tc>
+          <w:tcPr>
+            <w:tcW w:w="2724" w:type="dxa"/>
+          </w:tcPr>
+          <w:p/>
+        </w:tc>
+        <w:tc>
+          <w:tcPr>
+            <w:tcW w:w="3805" w:type="dxa"/>
+          </w:tcPr>
+          <w:p/>
+        </w:tc>
+        <w:tc>
+          <w:tcPr>
+            <w:tcW w:w="927" w:type="dxa"/>
+          </w:tcPr>
+          <w:p/>
+        </w:tc>
+      </w:tr>
+      <w:tr>
+        <w:tc>
+          <w:tcPr>
+            <w:tcW w:w="1400" w:type="dxa"/>
+          </w:tcPr>
+          <w:p>
+            <w:r>
+              <w:t>SARL Koredge</w:t>
+            </w:r>
+          </w:p>
+        </w:tc>
+        <w:tc>
+          <w:tcPr>
+            <w:tcW w:w="2724" w:type="dxa"/>
+          </w:tcPr>
+          <w:p/>
+        </w:tc>
+        <w:tc>
+          <w:tcPr>
+            <w:tcW w:w="3805" w:type="dxa"/>
+          </w:tcPr>
+          <w:p/>
+        </w:tc>
+        <w:tc>
+          <w:tcPr>
+            <w:tcW w:w="927" w:type="dxa"/>
+          </w:tcPr>
+          <w:p/>
+        </w:tc>
+      </w:tr>
+      <w:tr>
+        <w:tc>
+          <w:tcPr>
+            <w:tcW w:w="1400" w:type="dxa"/>
+          </w:tcPr>
+          <w:p>
+            <w:r>
+              <w:t>Eurydice Informatique</w:t>
+            </w:r>
+          </w:p>
+        </w:tc>
+        <w:tc>
+          <w:tcPr>
+            <w:tcW w:w="2724" w:type="dxa"/>
+          </w:tcPr>
+          <w:p/>
+        </w:tc>
+        <w:tc>
+          <w:tcPr>
+            <w:tcW w:w="3805" w:type="dxa"/>
+          </w:tcPr>
+          <w:p/>
+        </w:tc>
+        <w:tc>
+          <w:tcPr>
+            <w:tcW w:w="927" w:type="dxa"/>
+          </w:tcPr>
+          <w:p/>
+        </w:tc>
+      </w:tr>
+      <w:tr>
+        <w:tc>
+          <w:tcPr>
+            <w:tcW w:w="1400" w:type="dxa"/>
+          </w:tcPr>
+          <w:p>
+            <w:r>
+              <w:t>PSA automobile SA</w:t>
+            </w:r>
+          </w:p>
+        </w:tc>
+        <w:tc>
+          <w:tcPr>
+            <w:tcW w:w="2724" w:type="dxa"/>
+          </w:tcPr>
+          <w:p/>
+        </w:tc>
+        <w:tc>
+          <w:tcPr>
+            <w:tcW w:w="3805" w:type="dxa"/>
+          </w:tcPr>
+          <w:p/>
+        </w:tc>
+        <w:tc>
+          <w:tcPr>
+            <w:tcW w:w="927" w:type="dxa"/>
+          </w:tcPr>
+          <w:p/>
+        </w:tc>
+      </w:tr>
+      <w:tr>
+        <w:tc>
+          <w:tcPr>
+            <w:tcW w:w="1400" w:type="dxa"/>
+          </w:tcPr>
+          <w:p>
+            <w:r>
+              <w:t>ABEO</w:t>
+            </w:r>
+          </w:p>
+        </w:tc>
+        <w:tc>
+          <w:tcPr>
+            <w:tcW w:w="2724" w:type="dxa"/>
+          </w:tcPr>
+          <w:p/>
+        </w:tc>
+        <w:tc>
+          <w:tcPr>
+            <w:tcW w:w="3805" w:type="dxa"/>
+          </w:tcPr>
+          <w:p/>
+        </w:tc>
+        <w:tc>
+          <w:tcPr>
+            <w:tcW w:w="927" w:type="dxa"/>
+          </w:tcPr>
+          <w:p/>
+        </w:tc>
+      </w:tr>
+      <w:tr>
+        <w:tc>
+          <w:tcPr>
+            <w:tcW w:w="1400" w:type="dxa"/>
+          </w:tcPr>
+          <w:p>
+            <w:r>
+              <w:lastRenderedPageBreak/>
+              <w:t>GANDARA SOLUTION</w:t>
+            </w:r>
+          </w:p>
+        </w:tc>
+        <w:tc>
+          <w:tcPr>
+            <w:tcW w:w="2724" w:type="dxa"/>
+          </w:tcPr>
+          <w:p/>
+        </w:tc>
+        <w:tc>
+          <w:tcPr>
+            <w:tcW w:w="3805" w:type="dxa"/>
+          </w:tcPr>
+          <w:p/>
+        </w:tc>
+        <w:tc>
+          <w:tcPr>
+            <w:tcW w:w="927" w:type="dxa"/>
+          </w:tcPr>
+          <w:p/>
         </w:tc>
       </w:tr>
     </w:tbl>

--- a/CEJM/BTS SIO 1/Recherche de stage/Liste entreprises.docx
+++ b/CEJM/BTS SIO 1/Recherche de stage/Liste entreprises.docx
@@ -7974,19 +7974,59 @@
           <w:tcPr>
             <w:tcW w:w="2724" w:type="dxa"/>
           </w:tcPr>
-          <w:p/>
+          <w:p>
+            <w:r>
+              <w:t>2 Rue du Collège, 25800 Valdahon</w:t>
+            </w:r>
+          </w:p>
+          <w:p>
+            <w:pPr>
+              <w:rPr>
+                <w:b/>
+                <w:bCs/>
+              </w:rPr>
+            </w:pPr>
+            <w:r>
+              <w:t xml:space="preserve">Tel : </w:t>
+            </w:r>
+            <w:r>
+              <w:t>03 81 43 16 60</w:t>
+            </w:r>
+          </w:p>
+          <w:p>
+            <w:pPr>
+              <w:rPr>
+                <w:b/>
+                <w:bCs/>
+              </w:rPr>
+            </w:pPr>
+            <w:r>
+              <w:t xml:space="preserve">Email : </w:t>
+            </w:r>
+            <w:r>
+              <w:t>contact@mmicro.fr</w:t>
+            </w:r>
+          </w:p>
         </w:tc>
         <w:tc>
           <w:tcPr>
             <w:tcW w:w="3805" w:type="dxa"/>
           </w:tcPr>
-          <w:p/>
+          <w:p>
+            <w:r>
+              <w:t>https://mmicro.fr/</w:t>
+            </w:r>
+          </w:p>
         </w:tc>
         <w:tc>
           <w:tcPr>
             <w:tcW w:w="927" w:type="dxa"/>
           </w:tcPr>
-          <w:p/>
+          <w:p>
+            <w:r>
+              <w:t>Envoyé</w:t>
+            </w:r>
+          </w:p>
         </w:tc>
       </w:tr>
       <w:tr>
@@ -8004,19 +8044,53 @@
           <w:tcPr>
             <w:tcW w:w="2724" w:type="dxa"/>
           </w:tcPr>
-          <w:p/>
+          <w:p>
+            <w:r>
+              <w:t>2 rue de l'Industrie</w:t>
+            </w:r>
+            <w:r>
+              <w:t xml:space="preserve"> </w:t>
+            </w:r>
+            <w:r>
+              <w:t>25800 Valdahon</w:t>
+            </w:r>
+          </w:p>
+          <w:p>
+            <w:r>
+              <w:t xml:space="preserve">Tel : </w:t>
+            </w:r>
+            <w:r>
+              <w:t>03 81 43 23 11</w:t>
+            </w:r>
+          </w:p>
+          <w:p>
+            <w:r>
+              <w:t xml:space="preserve">Email : </w:t>
+            </w:r>
+            <w:r>
+              <w:t>contact@sis-fr.com</w:t>
+            </w:r>
+          </w:p>
         </w:tc>
         <w:tc>
           <w:tcPr>
             <w:tcW w:w="3805" w:type="dxa"/>
           </w:tcPr>
-          <w:p/>
+          <w:p>
+            <w:r>
+              <w:t>https://www.sis-fr.com/</w:t>
+            </w:r>
+          </w:p>
         </w:tc>
         <w:tc>
           <w:tcPr>
             <w:tcW w:w="927" w:type="dxa"/>
           </w:tcPr>
-          <w:p/>
+          <w:p>
+            <w:r>
+              <w:t>Envoyé</w:t>
+            </w:r>
+          </w:p>
         </w:tc>
       </w:tr>
       <w:tr>
@@ -8034,19 +8108,51 @@
           <w:tcPr>
             <w:tcW w:w="2724" w:type="dxa"/>
           </w:tcPr>
-          <w:p/>
+          <w:p>
+            <w:r>
+              <w:t>Rue du Pré Brenot</w:t>
+            </w:r>
+            <w:r>
+              <w:br/>
+              <w:t>25870 - CHATILLON-LE-DUC</w:t>
+            </w:r>
+          </w:p>
+          <w:p>
+            <w:r>
+              <w:t xml:space="preserve">Tel : </w:t>
+            </w:r>
+            <w:r>
+              <w:t>03.81.41.24.88</w:t>
+            </w:r>
+          </w:p>
+          <w:p>
+            <w:r>
+              <w:t xml:space="preserve">Email : </w:t>
+            </w:r>
+            <w:r>
+              <w:t>info@isiconcept.fr</w:t>
+            </w:r>
+          </w:p>
         </w:tc>
         <w:tc>
           <w:tcPr>
             <w:tcW w:w="3805" w:type="dxa"/>
           </w:tcPr>
-          <w:p/>
+          <w:p>
+            <w:r>
+              <w:t>https://www.isiconcept.fr/</w:t>
+            </w:r>
+          </w:p>
         </w:tc>
         <w:tc>
           <w:tcPr>
             <w:tcW w:w="927" w:type="dxa"/>
           </w:tcPr>
-          <w:p/>
+          <w:p>
+            <w:r>
+              <w:t>Envoyé</w:t>
+            </w:r>
+          </w:p>
         </w:tc>
       </w:tr>
       <w:tr>
@@ -8056,7 +8162,11 @@
           </w:tcPr>
           <w:p>
             <w:r>
-              <w:t>SARL Koredge</w:t>
+              <w:t>Eurydice Informatiqu</w:t>
+            </w:r>
+            <w:r>
+              <w:lastRenderedPageBreak/>
+              <w:t>e</w:t>
             </w:r>
           </w:p>
         </w:tc>
@@ -8064,19 +8174,42 @@
           <w:tcPr>
             <w:tcW w:w="2724" w:type="dxa"/>
           </w:tcPr>
-          <w:p/>
+          <w:p>
+            <w:r>
+              <w:lastRenderedPageBreak/>
+              <w:t>148, Avenue Pasteur 70000 – Echenos-la-</w:t>
+            </w:r>
+            <w:r>
+              <w:lastRenderedPageBreak/>
+              <w:t>Méline</w:t>
+            </w:r>
+          </w:p>
+          <w:p>
+            <w:r>
+              <w:t>Tel : 03 84 68 67 46</w:t>
+            </w:r>
+          </w:p>
         </w:tc>
         <w:tc>
           <w:tcPr>
             <w:tcW w:w="3805" w:type="dxa"/>
           </w:tcPr>
-          <w:p/>
+          <w:p>
+            <w:r>
+              <w:lastRenderedPageBreak/>
+              <w:t>https://eurydice-informatique.fr/</w:t>
+            </w:r>
+          </w:p>
         </w:tc>
         <w:tc>
           <w:tcPr>
             <w:tcW w:w="927" w:type="dxa"/>
           </w:tcPr>
-          <w:p/>
+          <w:p>
+            <w:r>
+              <w:t>Envoyé</w:t>
+            </w:r>
+          </w:p>
         </w:tc>
       </w:tr>
       <w:tr>
@@ -8086,7 +8219,7 @@
           </w:tcPr>
           <w:p>
             <w:r>
-              <w:t>Eurydice Informatique</w:t>
+              <w:t>PSA automobile SA</w:t>
             </w:r>
           </w:p>
         </w:tc>
@@ -8094,19 +8227,39 @@
           <w:tcPr>
             <w:tcW w:w="2724" w:type="dxa"/>
           </w:tcPr>
-          <w:p/>
+          <w:p>
+            <w:r>
+              <w:t>Rue des Saules, 70000 Noidans-lès-Vesoul</w:t>
+            </w:r>
+          </w:p>
+          <w:p>
+            <w:r>
+              <w:t xml:space="preserve">Email : </w:t>
+            </w:r>
+            <w:r>
+              <w:t>communications@stellantis.com</w:t>
+            </w:r>
+          </w:p>
         </w:tc>
         <w:tc>
           <w:tcPr>
             <w:tcW w:w="3805" w:type="dxa"/>
           </w:tcPr>
-          <w:p/>
+          <w:p>
+            <w:r>
+              <w:t>https://www.stellantis.com/fr</w:t>
+            </w:r>
+          </w:p>
         </w:tc>
         <w:tc>
           <w:tcPr>
             <w:tcW w:w="927" w:type="dxa"/>
           </w:tcPr>
-          <w:p/>
+          <w:p>
+            <w:r>
+              <w:t>Envoyé</w:t>
+            </w:r>
+          </w:p>
         </w:tc>
       </w:tr>
       <w:tr>
@@ -8116,7 +8269,7 @@
           </w:tcPr>
           <w:p>
             <w:r>
-              <w:t>PSA automobile SA</w:t>
+              <w:t>ABEO</w:t>
             </w:r>
           </w:p>
         </w:tc>
@@ -8124,19 +8277,53 @@
           <w:tcPr>
             <w:tcW w:w="2724" w:type="dxa"/>
           </w:tcPr>
-          <w:p/>
+          <w:p>
+            <w:r>
+              <w:t>6, rue Benjamin Franklin</w:t>
+            </w:r>
+            <w:r>
+              <w:t xml:space="preserve"> </w:t>
+            </w:r>
+            <w:r>
+              <w:t>70190 Rioz</w:t>
+            </w:r>
+          </w:p>
+          <w:p>
+            <w:r>
+              <w:t xml:space="preserve">Tel : </w:t>
+            </w:r>
+            <w:r>
+              <w:t>03 84 91 24 50</w:t>
+            </w:r>
+          </w:p>
+          <w:p>
+            <w:r>
+              <w:t xml:space="preserve">Email : </w:t>
+            </w:r>
+            <w:r>
+              <w:t>contact@groupe-abeo.com</w:t>
+            </w:r>
+          </w:p>
         </w:tc>
         <w:tc>
           <w:tcPr>
             <w:tcW w:w="3805" w:type="dxa"/>
           </w:tcPr>
-          <w:p/>
+          <w:p>
+            <w:r>
+              <w:t>https://www.groupe-abeo.fr/</w:t>
+            </w:r>
+          </w:p>
         </w:tc>
         <w:tc>
           <w:tcPr>
             <w:tcW w:w="927" w:type="dxa"/>
           </w:tcPr>
-          <w:p/>
+          <w:p>
+            <w:r>
+              <w:t>Envoyé</w:t>
+            </w:r>
+          </w:p>
         </w:tc>
       </w:tr>
       <w:tr>
@@ -8146,7 +8333,7 @@
           </w:tcPr>
           <w:p>
             <w:r>
-              <w:t>ABEO</w:t>
+              <w:t>GANDARA SOLUTION</w:t>
             </w:r>
           </w:p>
         </w:tc>
@@ -8154,50 +8341,47 @@
           <w:tcPr>
             <w:tcW w:w="2724" w:type="dxa"/>
           </w:tcPr>
-          <w:p/>
+          <w:p>
+            <w:r>
+              <w:t>3 Rue des Estelins, 70700 Bucey-lès-Gy</w:t>
+            </w:r>
+          </w:p>
+          <w:p>
+            <w:r>
+              <w:t xml:space="preserve">Tel : </w:t>
+            </w:r>
+            <w:r>
+              <w:t>03 84 32 89 55</w:t>
+            </w:r>
+          </w:p>
+          <w:p>
+            <w:r>
+              <w:t xml:space="preserve">Email : </w:t>
+            </w:r>
+            <w:r>
+              <w:t>contact@gandarasolution.fr</w:t>
+            </w:r>
+          </w:p>
         </w:tc>
         <w:tc>
           <w:tcPr>
             <w:tcW w:w="3805" w:type="dxa"/>
           </w:tcPr>
-          <w:p/>
+          <w:p>
+            <w:r>
+              <w:t>https://www.gandarasolution.fr/</w:t>
+            </w:r>
+          </w:p>
         </w:tc>
         <w:tc>
           <w:tcPr>
             <w:tcW w:w="927" w:type="dxa"/>
           </w:tcPr>
-          <w:p/>
-        </w:tc>
-      </w:tr>
-      <w:tr>
-        <w:tc>
-          <w:tcPr>
-            <w:tcW w:w="1400" w:type="dxa"/>
-          </w:tcPr>
-          <w:p>
-            <w:r>
-              <w:lastRenderedPageBreak/>
-              <w:t>GANDARA SOLUTION</w:t>
-            </w:r>
-          </w:p>
-        </w:tc>
-        <w:tc>
-          <w:tcPr>
-            <w:tcW w:w="2724" w:type="dxa"/>
-          </w:tcPr>
-          <w:p/>
-        </w:tc>
-        <w:tc>
-          <w:tcPr>
-            <w:tcW w:w="3805" w:type="dxa"/>
-          </w:tcPr>
-          <w:p/>
-        </w:tc>
-        <w:tc>
-          <w:tcPr>
-            <w:tcW w:w="927" w:type="dxa"/>
-          </w:tcPr>
-          <w:p/>
+          <w:p>
+            <w:r>
+              <w:t>Envoyé</w:t>
+            </w:r>
+          </w:p>
         </w:tc>
       </w:tr>
     </w:tbl>

--- a/CEJM/BTS SIO 1/Recherche de stage/Liste entreprises.docx
+++ b/CEJM/BTS SIO 1/Recherche de stage/Liste entreprises.docx
@@ -3649,7 +3649,11 @@
           <w:tcPr>
             <w:tcW w:w="927" w:type="dxa"/>
           </w:tcPr>
-          <w:p/>
+          <w:p>
+            <w:r>
+              <w:t>Envoyé</w:t>
+            </w:r>
+          </w:p>
         </w:tc>
       </w:tr>
       <w:tr>
@@ -4965,7 +4969,11 @@
           <w:tcPr>
             <w:tcW w:w="927" w:type="dxa"/>
           </w:tcPr>
-          <w:p/>
+          <w:p>
+            <w:r>
+              <w:t>Envoyé</w:t>
+            </w:r>
+          </w:p>
         </w:tc>
       </w:tr>
       <w:tr>
@@ -5896,7 +5904,11 @@
           <w:tcPr>
             <w:tcW w:w="927" w:type="dxa"/>
           </w:tcPr>
-          <w:p/>
+          <w:p>
+            <w:r>
+              <w:t>Envoyé</w:t>
+            </w:r>
+          </w:p>
         </w:tc>
       </w:tr>
       <w:tr>
@@ -5960,7 +5972,11 @@
           <w:tcPr>
             <w:tcW w:w="927" w:type="dxa"/>
           </w:tcPr>
-          <w:p/>
+          <w:p>
+            <w:r>
+              <w:t>Envoyé</w:t>
+            </w:r>
+          </w:p>
         </w:tc>
       </w:tr>
       <w:tr>
@@ -9509,6 +9525,7 @@
   <w:style w:type="character" w:default="1" w:styleId="Policepardfaut">
     <w:name w:val="Default Paragraph Font"/>
     <w:uiPriority w:val="1"/>
+    <w:semiHidden/>
     <w:unhideWhenUsed/>
   </w:style>
   <w:style w:type="table" w:default="1" w:styleId="TableauNormal">
